--- a/relatórios/Relatorio_de_Testes_com_Usuario_BeFit- Marilia.docx
+++ b/relatórios/Relatorio_de_Testes_com_Usuario_BeFit- Marilia.docx
@@ -1,35 +1,38 @@
 
 <file path=word/document.xml><?xml version="1.0" encoding="utf-8"?>
-<w:document xmlns:wpc="http://schemas.microsoft.com/office/word/2010/wordprocessingCanvas" xmlns:cx="http://schemas.microsoft.com/office/drawing/2014/chartex" xmlns:cx1="http://schemas.microsoft.com/office/drawing/2015/9/8/chartex" xmlns:cx2="http://schemas.microsoft.com/office/drawing/2015/10/21/chartex" xmlns:cx3="http://schemas.microsoft.com/office/drawing/2016/5/9/chartex" xmlns:cx4="http://schemas.microsoft.com/office/drawing/2016/5/10/chartex" xmlns:cx5="http://schemas.microsoft.com/office/drawing/2016/5/11/chartex" xmlns:cx6="http://schemas.microsoft.com/office/drawing/2016/5/12/chartex" xmlns:cx7="http://schemas.microsoft.com/office/drawing/2016/5/13/chartex" xmlns:cx8="http://schemas.microsoft.com/office/drawing/2016/5/14/chartex" xmlns:mc="http://schemas.openxmlformats.org/markup-compatibility/2006" xmlns:aink="http://schemas.microsoft.com/office/drawing/2016/ink" xmlns:am3d="http://schemas.microsoft.com/office/drawing/2017/model3d" xmlns:o="urn:schemas-microsoft-com:office:office" xmlns:oel="http://schemas.microsoft.com/office/2019/extlst" xmlns:r="http://schemas.openxmlformats.org/officeDocument/2006/relationships" xmlns:m="http://schemas.openxmlformats.org/officeDocument/2006/math" xmlns:v="urn:schemas-microsoft-com:vml" xmlns:wp14="http://schemas.microsoft.com/office/word/2010/wordprocessingDrawing" xmlns:wp="http://schemas.openxmlformats.org/drawingml/2006/wordprocessingDrawing" xmlns:w10="urn:schemas-microsoft-com:office:word" xmlns:w="http://schemas.openxmlformats.org/wordprocessingml/2006/main" xmlns:w14="http://schemas.microsoft.com/office/word/2010/wordml" xmlns:w15="http://schemas.microsoft.com/office/word/2012/wordml" xmlns:w16cex="http://schemas.microsoft.com/office/word/2018/wordml/cex" xmlns:w16cid="http://schemas.microsoft.com/office/word/2016/wordml/cid" xmlns:w16="http://schemas.microsoft.com/office/word/2018/wordml" xmlns:w16du="http://schemas.microsoft.com/office/word/2023/wordml/word16du" xmlns:w16sdtdh="http://schemas.microsoft.com/office/word/2020/wordml/sdtdatahash" xmlns:w16sdtfl="http://schemas.microsoft.com/office/word/2024/wordml/sdtformatlock" xmlns:w16se="http://schemas.microsoft.com/office/word/2015/wordml/symex" xmlns:wpg="http://schemas.microsoft.com/office/word/2010/wordprocessingGroup" xmlns:wpi="http://schemas.microsoft.com/office/word/2010/wordprocessingInk" xmlns:wne="http://schemas.microsoft.com/office/word/2006/wordml" xmlns:wps="http://schemas.microsoft.com/office/word/2010/wordprocessingShape" xmlns:a="http://schemas.openxmlformats.org/drawingml/2006/main" xmlns:pic="http://schemas.openxmlformats.org/drawingml/2006/picture" xmlns:a14="http://schemas.microsoft.com/office/drawing/2010/main" mc:Ignorable="w14 w15 w16se w16cid w16 w16cex w16sdtdh w16sdtfl w16du wp14">
+<w:document xmlns:wpc="http://schemas.microsoft.com/office/word/2010/wordprocessingCanvas" xmlns:cx="http://schemas.microsoft.com/office/drawing/2014/chartex" xmlns:cx1="http://schemas.microsoft.com/office/drawing/2015/9/8/chartex" xmlns:cx2="http://schemas.microsoft.com/office/drawing/2015/10/21/chartex" xmlns:cx3="http://schemas.microsoft.com/office/drawing/2016/5/9/chartex" xmlns:cx4="http://schemas.microsoft.com/office/drawing/2016/5/10/chartex" xmlns:cx5="http://schemas.microsoft.com/office/drawing/2016/5/11/chartex" xmlns:cx6="http://schemas.microsoft.com/office/drawing/2016/5/12/chartex" xmlns:cx7="http://schemas.microsoft.com/office/drawing/2016/5/13/chartex" xmlns:cx8="http://schemas.microsoft.com/office/drawing/2016/5/14/chartex" xmlns:mc="http://schemas.openxmlformats.org/markup-compatibility/2006" xmlns:aink="http://schemas.microsoft.com/office/drawing/2016/ink" xmlns:am3d="http://schemas.microsoft.com/office/drawing/2017/model3d" xmlns:o="urn:schemas-microsoft-com:office:office" xmlns:oel="http://schemas.microsoft.com/office/2019/extlst" xmlns:r="http://schemas.openxmlformats.org/officeDocument/2006/relationships" xmlns:m="http://schemas.openxmlformats.org/officeDocument/2006/math" xmlns:v="urn:schemas-microsoft-com:vml" xmlns:wp14="http://schemas.microsoft.com/office/word/2010/wordprocessingDrawing" xmlns:wp="http://schemas.openxmlformats.org/drawingml/2006/wordprocessingDrawing" xmlns:w10="urn:schemas-microsoft-com:office:word" xmlns:w="http://schemas.openxmlformats.org/wordprocessingml/2006/main" xmlns:w14="http://schemas.microsoft.com/office/word/2010/wordml" xmlns:w15="http://schemas.microsoft.com/office/word/2012/wordml" xmlns:w16cex="http://schemas.microsoft.com/office/word/2018/wordml/cex" xmlns:w16cid="http://schemas.microsoft.com/office/word/2016/wordml/cid" xmlns:w16="http://schemas.microsoft.com/office/word/2018/wordml" xmlns:w16du="http://schemas.microsoft.com/office/word/2023/wordml/word16du" xmlns:w16sdtdh="http://schemas.microsoft.com/office/word/2020/wordml/sdtdatahash" xmlns:w16sdtfl="http://schemas.microsoft.com/office/word/2024/wordml/sdtformatlock" xmlns:w16se="http://schemas.microsoft.com/office/word/2015/wordml/symex" xmlns:wpg="http://schemas.microsoft.com/office/word/2010/wordprocessingGroup" xmlns:wpi="http://schemas.microsoft.com/office/word/2010/wordprocessingInk" xmlns:wne="http://schemas.microsoft.com/office/word/2006/wordml" xmlns:wps="http://schemas.microsoft.com/office/word/2010/wordprocessingShape" mc:Ignorable="w14 w15 w16se w16cid w16 w16cex w16sdtdh w16sdtfl w16du wp14">
   <w:body>
     <w:p>
       <w:pPr>
         <w:pStyle w:val="Ttulo1"/>
         <w:rPr>
-          <w:rFonts w:ascii="Calibri" w:hAnsi="Calibri" w:eastAsia="Calibri" w:cs="Calibri" w:asciiTheme="majorAscii" w:hAnsiTheme="majorAscii" w:eastAsiaTheme="majorAscii" w:cstheme="majorAscii"/>
+          <w:rFonts w:asciiTheme="majorHAnsi" w:eastAsiaTheme="majorEastAsia" w:hAnsiTheme="majorHAnsi" w:cstheme="majorBidi"/>
           <w:sz w:val="24"/>
           <w:szCs w:val="24"/>
           <w:lang w:val="pt-BR"/>
         </w:rPr>
       </w:pPr>
       <w:r>
+        <w:rPr>
+          <w:noProof/>
+        </w:rPr>
         <w:drawing>
-          <wp:inline wp14:editId="7DBA6EC7" wp14:anchorId="4CB340F0">
+          <wp:inline distT="0" distB="0" distL="0" distR="0" wp14:anchorId="4CB340F0" wp14:editId="7DBA6EC7">
             <wp:extent cx="1345450" cy="685685"/>
             <wp:effectExtent l="0" t="0" r="0" b="0"/>
             <wp:docPr id="1770735899" name="drawing"/>
             <wp:cNvGraphicFramePr>
-              <a:graphicFrameLocks noChangeAspect="1"/>
+              <a:graphicFrameLocks xmlns:a="http://schemas.openxmlformats.org/drawingml/2006/main" noChangeAspect="1"/>
             </wp:cNvGraphicFramePr>
-            <a:graphic>
-              <a:graphicData xmlns:a="http://schemas.openxmlformats.org/drawingml/2006/main" uri="http://schemas.openxmlformats.org/drawingml/2006/picture">
+            <a:graphic xmlns:a="http://schemas.openxmlformats.org/drawingml/2006/main">
+              <a:graphicData uri="http://schemas.openxmlformats.org/drawingml/2006/picture">
                 <pic:pic xmlns:pic="http://schemas.openxmlformats.org/drawingml/2006/picture">
                   <pic:nvPicPr>
                     <pic:cNvPr id="1770735899" name="Picture 1770735899"/>
                     <pic:cNvPicPr/>
                   </pic:nvPicPr>
                   <pic:blipFill>
-                    <a:blip xmlns:r="http://schemas.openxmlformats.org/officeDocument/2006/relationships" r:embed="rId1875515135">
+                    <a:blip r:embed="rId8">
                       <a:extLst>
                         <a:ext uri="{28A0092B-C50C-407E-A947-70E740481C1C}">
                           <a14:useLocalDpi xmlns:a14="http://schemas.microsoft.com/office/drawing/2010/main"/>
@@ -41,7 +44,7 @@
                     </a:stretch>
                   </pic:blipFill>
                   <pic:spPr>
-                    <a:xfrm rot="0">
+                    <a:xfrm>
                       <a:off x="0" y="0"/>
                       <a:ext cx="1345450" cy="685685"/>
                     </a:xfrm>
@@ -61,7 +64,7 @@
         <w:pStyle w:val="Ttulo1"/>
         <w:jc w:val="center"/>
         <w:rPr>
-          <w:rFonts w:ascii="Calibri" w:hAnsi="Calibri" w:eastAsia="Calibri" w:cs="Calibri" w:asciiTheme="majorAscii" w:hAnsiTheme="majorAscii" w:eastAsiaTheme="majorAscii" w:cstheme="majorAscii"/>
+          <w:rFonts w:asciiTheme="majorHAnsi" w:eastAsiaTheme="majorEastAsia" w:hAnsiTheme="majorHAnsi" w:cstheme="majorBidi"/>
           <w:sz w:val="24"/>
           <w:szCs w:val="24"/>
           <w:lang w:val="pt-BR"/>
@@ -69,7 +72,7 @@
       </w:pPr>
       <w:r>
         <w:rPr>
-          <w:rFonts w:ascii="Calibri" w:hAnsi="Calibri" w:eastAsia="Calibri" w:cs="Calibri" w:asciiTheme="majorAscii" w:hAnsiTheme="majorAscii" w:eastAsiaTheme="majorAscii" w:cstheme="majorAscii"/>
+          <w:rFonts w:asciiTheme="majorHAnsi" w:eastAsiaTheme="majorEastAsia" w:hAnsiTheme="majorHAnsi" w:cstheme="majorBidi"/>
           <w:sz w:val="24"/>
           <w:szCs w:val="24"/>
           <w:lang w:val="pt-BR"/>
@@ -81,230 +84,203 @@
       <w:pPr>
         <w:jc w:val="center"/>
         <w:rPr>
-          <w:rFonts w:ascii="Calibri" w:hAnsi="Calibri" w:eastAsia="Calibri" w:cs="Calibri" w:asciiTheme="majorAscii" w:hAnsiTheme="majorAscii" w:eastAsiaTheme="majorAscii" w:cstheme="majorAscii"/>
-          <w:lang w:val="pt-BR"/>
-        </w:rPr>
-      </w:pPr>
-      <w:r>
-        <w:rPr>
-          <w:rFonts w:ascii="Calibri" w:hAnsi="Calibri" w:eastAsia="Calibri" w:cs="Calibri" w:asciiTheme="majorAscii" w:hAnsiTheme="majorAscii" w:eastAsiaTheme="majorAscii" w:cstheme="majorAscii"/>
-          <w:b w:val="1"/>
-          <w:bCs w:val="1"/>
+          <w:rFonts w:asciiTheme="majorHAnsi" w:eastAsiaTheme="majorEastAsia" w:hAnsiTheme="majorHAnsi" w:cstheme="majorBidi"/>
+          <w:lang w:val="pt-BR"/>
+        </w:rPr>
+      </w:pPr>
+      <w:r>
+        <w:rPr>
+          <w:rFonts w:asciiTheme="majorHAnsi" w:eastAsiaTheme="majorEastAsia" w:hAnsiTheme="majorHAnsi" w:cstheme="majorBidi"/>
+          <w:b/>
+          <w:bCs/>
           <w:lang w:val="pt-BR"/>
         </w:rPr>
         <w:t>Projeto:</w:t>
       </w:r>
       <w:r>
         <w:rPr>
-          <w:rFonts w:ascii="Calibri" w:hAnsi="Calibri" w:eastAsia="Calibri" w:cs="Calibri" w:asciiTheme="majorAscii" w:hAnsiTheme="majorAscii" w:eastAsiaTheme="majorAscii" w:cstheme="majorAscii"/>
-          <w:b w:val="1"/>
-          <w:bCs w:val="1"/>
+          <w:rFonts w:asciiTheme="majorHAnsi" w:eastAsiaTheme="majorEastAsia" w:hAnsiTheme="majorHAnsi" w:cstheme="majorBidi"/>
+          <w:b/>
+          <w:bCs/>
+          <w:lang w:val="pt-BR"/>
+        </w:rPr>
+        <w:t xml:space="preserve"> Be</w:t>
+      </w:r>
+      <w:r>
+        <w:rPr>
+          <w:rFonts w:asciiTheme="majorHAnsi" w:eastAsiaTheme="majorEastAsia" w:hAnsiTheme="majorHAnsi" w:cstheme="majorBidi"/>
+          <w:b/>
+          <w:bCs/>
+          <w:lang w:val="pt-BR"/>
+        </w:rPr>
+        <w:t>F</w:t>
+      </w:r>
+      <w:r>
+        <w:rPr>
+          <w:rFonts w:asciiTheme="majorHAnsi" w:eastAsiaTheme="majorEastAsia" w:hAnsiTheme="majorHAnsi" w:cstheme="majorBidi"/>
+          <w:b/>
+          <w:bCs/>
+          <w:lang w:val="pt-BR"/>
+        </w:rPr>
+        <w:t>it</w:t>
+      </w:r>
+    </w:p>
+    <w:p>
+      <w:pPr>
+        <w:jc w:val="center"/>
+        <w:rPr>
+          <w:rFonts w:asciiTheme="majorHAnsi" w:eastAsiaTheme="majorEastAsia" w:hAnsiTheme="majorHAnsi" w:cstheme="majorBidi"/>
+          <w:lang w:val="pt-BR"/>
+        </w:rPr>
+      </w:pPr>
+      <w:r>
+        <w:rPr>
+          <w:rFonts w:asciiTheme="majorHAnsi" w:eastAsiaTheme="majorEastAsia" w:hAnsiTheme="majorHAnsi" w:cstheme="majorBidi"/>
+          <w:b/>
+          <w:bCs/>
+          <w:lang w:val="pt-BR"/>
+        </w:rPr>
+        <w:t>Equipe:</w:t>
+      </w:r>
+      <w:r>
+        <w:rPr>
+          <w:rFonts w:asciiTheme="majorHAnsi" w:eastAsiaTheme="majorEastAsia" w:hAnsiTheme="majorHAnsi" w:cstheme="majorBidi"/>
+          <w:b/>
+          <w:bCs/>
+          <w:lang w:val="pt-BR"/>
+        </w:rPr>
+        <w:t xml:space="preserve"> Grupo 03</w:t>
+      </w:r>
+    </w:p>
+    <w:p>
+      <w:pPr>
+        <w:pStyle w:val="Ttulo2"/>
+        <w:rPr>
+          <w:rFonts w:asciiTheme="majorHAnsi" w:eastAsiaTheme="majorEastAsia" w:hAnsiTheme="majorHAnsi" w:cstheme="majorBidi"/>
+          <w:lang w:val="pt-BR"/>
+        </w:rPr>
+      </w:pPr>
+      <w:r>
+        <w:rPr>
+          <w:lang w:val="pt-BR"/>
+        </w:rPr>
+        <w:tab/>
+      </w:r>
+      <w:r>
+        <w:rPr>
+          <w:lang w:val="pt-BR"/>
+        </w:rPr>
+        <w:tab/>
+      </w:r>
+      <w:r>
+        <w:rPr>
+          <w:lang w:val="pt-BR"/>
+        </w:rPr>
+        <w:tab/>
+      </w:r>
+      <w:r>
+        <w:rPr>
+          <w:lang w:val="pt-BR"/>
+        </w:rPr>
+        <w:tab/>
+      </w:r>
+      <w:r>
+        <w:rPr>
+          <w:lang w:val="pt-BR"/>
+        </w:rPr>
+        <w:tab/>
+      </w:r>
+    </w:p>
+    <w:p>
+      <w:pPr>
+        <w:rPr>
+          <w:rFonts w:asciiTheme="majorHAnsi" w:eastAsiaTheme="majorEastAsia" w:hAnsiTheme="majorHAnsi" w:cstheme="majorBidi"/>
+          <w:b/>
+          <w:bCs/>
+          <w:color w:val="000000"/>
+          <w:lang w:val="pt-BR"/>
+        </w:rPr>
+      </w:pPr>
+      <w:r>
+        <w:rPr>
+          <w:rFonts w:asciiTheme="majorHAnsi" w:eastAsiaTheme="majorEastAsia" w:hAnsiTheme="majorHAnsi" w:cstheme="majorBidi"/>
+          <w:b/>
+          <w:bCs/>
+          <w:color w:val="000000" w:themeColor="text1"/>
+          <w:lang w:val="pt-BR"/>
+        </w:rPr>
+        <w:t>Nome do Avaliador:</w:t>
+      </w:r>
+      <w:r>
+        <w:rPr>
+          <w:rFonts w:asciiTheme="majorHAnsi" w:eastAsiaTheme="majorEastAsia" w:hAnsiTheme="majorHAnsi" w:cstheme="majorBidi"/>
+          <w:b/>
+          <w:bCs/>
+          <w:color w:val="000000" w:themeColor="text1"/>
           <w:lang w:val="pt-BR"/>
         </w:rPr>
         <w:t xml:space="preserve"> </w:t>
       </w:r>
       <w:r>
         <w:rPr>
-          <w:rFonts w:ascii="Calibri" w:hAnsi="Calibri" w:eastAsia="Calibri" w:cs="Calibri" w:asciiTheme="majorAscii" w:hAnsiTheme="majorAscii" w:eastAsiaTheme="majorAscii" w:cstheme="majorAscii"/>
-          <w:b w:val="1"/>
-          <w:bCs w:val="1"/>
-          <w:lang w:val="pt-BR"/>
-        </w:rPr>
-        <w:t>Be</w:t>
-      </w:r>
-      <w:r>
-        <w:rPr>
-          <w:rFonts w:ascii="Calibri" w:hAnsi="Calibri" w:eastAsia="Calibri" w:cs="Calibri" w:asciiTheme="majorAscii" w:hAnsiTheme="majorAscii" w:eastAsiaTheme="majorAscii" w:cstheme="majorAscii"/>
-          <w:b w:val="1"/>
-          <w:bCs w:val="1"/>
-          <w:lang w:val="pt-BR"/>
-        </w:rPr>
-        <w:t>F</w:t>
-      </w:r>
-      <w:r>
-        <w:rPr>
-          <w:rFonts w:ascii="Calibri" w:hAnsi="Calibri" w:eastAsia="Calibri" w:cs="Calibri" w:asciiTheme="majorAscii" w:hAnsiTheme="majorAscii" w:eastAsiaTheme="majorAscii" w:cstheme="majorAscii"/>
-          <w:b w:val="1"/>
-          <w:bCs w:val="1"/>
-          <w:lang w:val="pt-BR"/>
-        </w:rPr>
-        <w:t>it</w:t>
-      </w:r>
-    </w:p>
-    <w:p>
-      <w:pPr>
-        <w:jc w:val="center"/>
-        <w:rPr>
-          <w:rFonts w:ascii="Calibri" w:hAnsi="Calibri" w:eastAsia="Calibri" w:cs="Calibri" w:asciiTheme="majorAscii" w:hAnsiTheme="majorAscii" w:eastAsiaTheme="majorAscii" w:cstheme="majorAscii"/>
-          <w:lang w:val="pt-BR"/>
-        </w:rPr>
-      </w:pPr>
-      <w:r>
-        <w:rPr>
-          <w:rFonts w:ascii="Calibri" w:hAnsi="Calibri" w:eastAsia="Calibri" w:cs="Calibri" w:asciiTheme="majorAscii" w:hAnsiTheme="majorAscii" w:eastAsiaTheme="majorAscii" w:cstheme="majorAscii"/>
-          <w:b w:val="1"/>
-          <w:bCs w:val="1"/>
-          <w:lang w:val="pt-BR"/>
-        </w:rPr>
-        <w:t>Equipe:</w:t>
-      </w:r>
-      <w:r>
-        <w:rPr>
-          <w:rFonts w:ascii="Calibri" w:hAnsi="Calibri" w:eastAsia="Calibri" w:cs="Calibri" w:asciiTheme="majorAscii" w:hAnsiTheme="majorAscii" w:eastAsiaTheme="majorAscii" w:cstheme="majorAscii"/>
-          <w:b w:val="1"/>
-          <w:bCs w:val="1"/>
-          <w:lang w:val="pt-BR"/>
-        </w:rPr>
-        <w:t xml:space="preserve"> Grupo 03</w:t>
-      </w:r>
-    </w:p>
-    <w:p>
-      <w:pPr>
-        <w:pStyle w:val="Ttulo2"/>
-        <w:rPr>
-          <w:rFonts w:ascii="Calibri" w:hAnsi="Calibri" w:eastAsia="Calibri" w:cs="Calibri" w:asciiTheme="majorAscii" w:hAnsiTheme="majorAscii" w:eastAsiaTheme="majorAscii" w:cstheme="majorAscii"/>
-          <w:lang w:val="pt-BR"/>
-        </w:rPr>
-      </w:pPr>
-      <w:r>
-        <w:rPr>
-          <w:lang w:val="pt-BR"/>
-        </w:rPr>
-        <w:tab/>
-      </w:r>
-      <w:r>
-        <w:rPr>
-          <w:lang w:val="pt-BR"/>
-        </w:rPr>
-        <w:tab/>
-      </w:r>
-      <w:r>
-        <w:rPr>
-          <w:lang w:val="pt-BR"/>
-        </w:rPr>
-        <w:tab/>
-      </w:r>
-      <w:r>
-        <w:rPr>
-          <w:lang w:val="pt-BR"/>
-        </w:rPr>
-        <w:tab/>
-      </w:r>
-      <w:r>
-        <w:rPr>
-          <w:lang w:val="pt-BR"/>
-        </w:rPr>
-        <w:tab/>
-      </w:r>
-    </w:p>
-    <w:p>
-      <w:pPr>
-        <w:rPr>
-          <w:rFonts w:ascii="Calibri" w:hAnsi="Calibri" w:eastAsia="Calibri" w:cs="Calibri" w:asciiTheme="majorAscii" w:hAnsiTheme="majorAscii" w:eastAsiaTheme="majorAscii" w:cstheme="majorAscii"/>
-          <w:b w:val="1"/>
-          <w:bCs w:val="1"/>
+          <w:rFonts w:asciiTheme="majorHAnsi" w:eastAsiaTheme="majorEastAsia" w:hAnsiTheme="majorHAnsi" w:cstheme="majorBidi"/>
+          <w:b/>
+          <w:bCs/>
+          <w:color w:val="000000" w:themeColor="text1"/>
+          <w:lang w:val="pt-BR"/>
+        </w:rPr>
+        <w:t>Marilia Maciel Bruzzi Felipe</w:t>
+      </w:r>
+    </w:p>
+    <w:p>
+      <w:pPr>
+        <w:rPr>
+          <w:rFonts w:asciiTheme="majorHAnsi" w:eastAsiaTheme="majorEastAsia" w:hAnsiTheme="majorHAnsi" w:cstheme="majorBidi"/>
+          <w:b/>
+          <w:bCs/>
           <w:color w:val="000000"/>
-          <w:sz w:val="24"/>
-          <w:szCs w:val="24"/>
-          <w:lang w:val="pt-BR"/>
-        </w:rPr>
-      </w:pPr>
-      <w:r>
-        <w:rPr>
-          <w:rFonts w:ascii="Calibri" w:hAnsi="Calibri" w:eastAsia="Calibri" w:cs="Calibri" w:asciiTheme="majorAscii" w:hAnsiTheme="majorAscii" w:eastAsiaTheme="majorAscii" w:cstheme="majorAscii"/>
-          <w:b w:val="1"/>
-          <w:bCs w:val="1"/>
-          <w:color w:val="000000" w:themeColor="text1" w:themeTint="FF" w:themeShade="FF"/>
-          <w:sz w:val="24"/>
-          <w:szCs w:val="24"/>
-          <w:lang w:val="pt-BR"/>
-        </w:rPr>
-        <w:t>Nome do Avaliador:</w:t>
-      </w:r>
-      <w:r>
-        <w:rPr>
-          <w:rFonts w:ascii="Calibri" w:hAnsi="Calibri" w:eastAsia="Calibri" w:cs="Calibri" w:asciiTheme="majorAscii" w:hAnsiTheme="majorAscii" w:eastAsiaTheme="majorAscii" w:cstheme="majorAscii"/>
-          <w:b w:val="1"/>
-          <w:bCs w:val="1"/>
-          <w:color w:val="000000" w:themeColor="text1" w:themeTint="FF" w:themeShade="FF"/>
-          <w:sz w:val="24"/>
-          <w:szCs w:val="24"/>
-          <w:lang w:val="pt-BR"/>
-        </w:rPr>
-        <w:t xml:space="preserve"> </w:t>
-      </w:r>
-      <w:r>
-        <w:rPr>
-          <w:rFonts w:ascii="Calibri" w:hAnsi="Calibri" w:eastAsia="Calibri" w:cs="Calibri" w:asciiTheme="majorAscii" w:hAnsiTheme="majorAscii" w:eastAsiaTheme="majorAscii" w:cstheme="majorAscii"/>
-          <w:b w:val="1"/>
-          <w:bCs w:val="1"/>
-          <w:color w:val="000000" w:themeColor="text1" w:themeTint="FF" w:themeShade="FF"/>
-          <w:sz w:val="24"/>
-          <w:szCs w:val="24"/>
-          <w:lang w:val="pt-BR"/>
-        </w:rPr>
-        <w:t>Marilia Maciel Bruzzi Felipe</w:t>
-      </w:r>
-    </w:p>
-    <w:p>
-      <w:pPr>
-        <w:rPr>
-          <w:rFonts w:ascii="Calibri" w:hAnsi="Calibri" w:eastAsia="Calibri" w:cs="Calibri" w:asciiTheme="majorAscii" w:hAnsiTheme="majorAscii" w:eastAsiaTheme="majorAscii" w:cstheme="majorAscii"/>
-          <w:b w:val="1"/>
-          <w:bCs w:val="1"/>
+          <w:lang w:val="pt-BR"/>
+        </w:rPr>
+      </w:pPr>
+    </w:p>
+    <w:p>
+      <w:pPr>
+        <w:rPr>
+          <w:rFonts w:asciiTheme="majorHAnsi" w:eastAsiaTheme="majorEastAsia" w:hAnsiTheme="majorHAnsi" w:cstheme="majorBidi"/>
+          <w:b/>
+          <w:bCs/>
           <w:color w:val="000000"/>
-          <w:sz w:val="24"/>
-          <w:szCs w:val="24"/>
-          <w:lang w:val="pt-BR"/>
-        </w:rPr>
-      </w:pPr>
-    </w:p>
-    <w:p>
-      <w:pPr>
-        <w:rPr>
-          <w:rFonts w:ascii="Calibri" w:hAnsi="Calibri" w:eastAsia="Calibri" w:cs="Calibri" w:asciiTheme="majorAscii" w:hAnsiTheme="majorAscii" w:eastAsiaTheme="majorAscii" w:cstheme="majorAscii"/>
-          <w:b w:val="1"/>
-          <w:bCs w:val="1"/>
+          <w:lang w:val="pt-BR"/>
+        </w:rPr>
+      </w:pPr>
+      <w:r>
+        <w:rPr>
+          <w:rFonts w:asciiTheme="majorHAnsi" w:eastAsiaTheme="majorEastAsia" w:hAnsiTheme="majorHAnsi" w:cstheme="majorBidi"/>
+          <w:b/>
+          <w:bCs/>
+          <w:color w:val="000000" w:themeColor="text1"/>
+          <w:lang w:val="pt-BR"/>
+        </w:rPr>
+        <w:t>Data:</w:t>
+      </w:r>
+      <w:r>
+        <w:rPr>
+          <w:rFonts w:asciiTheme="majorHAnsi" w:eastAsiaTheme="majorEastAsia" w:hAnsiTheme="majorHAnsi" w:cstheme="majorBidi"/>
+          <w:b/>
+          <w:bCs/>
+          <w:color w:val="000000" w:themeColor="text1"/>
+          <w:lang w:val="pt-BR"/>
+        </w:rPr>
+        <w:t xml:space="preserve"> 02/06/2026</w:t>
+      </w:r>
+    </w:p>
+    <w:p>
+      <w:pPr>
+        <w:rPr>
+          <w:rFonts w:asciiTheme="majorHAnsi" w:eastAsiaTheme="majorEastAsia" w:hAnsiTheme="majorHAnsi" w:cstheme="majorBidi"/>
+          <w:b/>
+          <w:bCs/>
           <w:color w:val="000000"/>
-          <w:sz w:val="24"/>
-          <w:szCs w:val="24"/>
-          <w:lang w:val="pt-BR"/>
-        </w:rPr>
-      </w:pPr>
-      <w:r>
-        <w:rPr>
-          <w:rFonts w:ascii="Calibri" w:hAnsi="Calibri" w:eastAsia="Calibri" w:cs="Calibri" w:asciiTheme="majorAscii" w:hAnsiTheme="majorAscii" w:eastAsiaTheme="majorAscii" w:cstheme="majorAscii"/>
-          <w:b w:val="1"/>
-          <w:bCs w:val="1"/>
-          <w:color w:val="000000" w:themeColor="text1" w:themeTint="FF" w:themeShade="FF"/>
-          <w:sz w:val="24"/>
-          <w:szCs w:val="24"/>
-          <w:lang w:val="pt-BR"/>
-        </w:rPr>
-        <w:t>Data:</w:t>
-      </w:r>
-      <w:r>
-        <w:rPr>
-          <w:rFonts w:ascii="Calibri" w:hAnsi="Calibri" w:eastAsia="Calibri" w:cs="Calibri" w:asciiTheme="majorAscii" w:hAnsiTheme="majorAscii" w:eastAsiaTheme="majorAscii" w:cstheme="majorAscii"/>
-          <w:b w:val="1"/>
-          <w:bCs w:val="1"/>
-          <w:color w:val="000000" w:themeColor="text1" w:themeTint="FF" w:themeShade="FF"/>
-          <w:sz w:val="24"/>
-          <w:szCs w:val="24"/>
-          <w:lang w:val="pt-BR"/>
-        </w:rPr>
-        <w:t xml:space="preserve"> 02/06/2026</w:t>
-      </w:r>
-    </w:p>
-    <w:p>
-      <w:pPr>
-        <w:rPr>
-          <w:rFonts w:ascii="Calibri" w:hAnsi="Calibri" w:eastAsia="Calibri" w:cs="Calibri" w:asciiTheme="majorAscii" w:hAnsiTheme="majorAscii" w:eastAsiaTheme="majorAscii" w:cstheme="majorAscii"/>
-          <w:b w:val="1"/>
-          <w:bCs w:val="1"/>
-          <w:color w:val="000000"/>
-          <w:sz w:val="24"/>
-          <w:szCs w:val="24"/>
           <w:lang w:val="pt-BR"/>
         </w:rPr>
       </w:pPr>
@@ -320,12 +296,10 @@
       </w:r>
       <w:r>
         <w:rPr>
-          <w:rFonts w:ascii="Calibri" w:hAnsi="Calibri" w:eastAsia="Calibri" w:cs="Calibri" w:asciiTheme="majorAscii" w:hAnsiTheme="majorAscii" w:eastAsiaTheme="majorAscii" w:cstheme="majorAscii"/>
-          <w:b w:val="1"/>
-          <w:bCs w:val="1"/>
+          <w:rFonts w:asciiTheme="majorHAnsi" w:eastAsiaTheme="majorEastAsia" w:hAnsiTheme="majorHAnsi" w:cstheme="majorBidi"/>
+          <w:b/>
+          <w:bCs/>
           <w:color w:val="000000"/>
-          <w:sz w:val="24"/>
-          <w:szCs w:val="24"/>
           <w:lang w:val="pt-BR"/>
         </w:rPr>
         <w:t xml:space="preserve">            </w:t>
@@ -374,24 +348,20 @@
     <w:p>
       <w:pPr>
         <w:rPr>
-          <w:rFonts w:ascii="Calibri" w:hAnsi="Calibri" w:eastAsia="Calibri" w:cs="Calibri" w:asciiTheme="majorAscii" w:hAnsiTheme="majorAscii" w:eastAsiaTheme="majorAscii" w:cstheme="majorAscii"/>
-          <w:b w:val="1"/>
-          <w:bCs w:val="1"/>
+          <w:rFonts w:asciiTheme="majorHAnsi" w:eastAsiaTheme="majorEastAsia" w:hAnsiTheme="majorHAnsi" w:cstheme="majorBidi"/>
+          <w:b/>
+          <w:bCs/>
           <w:color w:val="000000"/>
-          <w:sz w:val="24"/>
-          <w:szCs w:val="24"/>
-          <w:lang w:val="pt-BR"/>
-        </w:rPr>
-      </w:pPr>
-      <w:bookmarkStart w:name="__DdeLink__315_1130056233" w:id="0"/>
-      <w:r>
-        <w:rPr>
-          <w:rFonts w:ascii="Calibri" w:hAnsi="Calibri" w:eastAsia="Calibri" w:cs="Calibri" w:asciiTheme="majorAscii" w:hAnsiTheme="majorAscii" w:eastAsiaTheme="majorAscii" w:cstheme="majorAscii"/>
-          <w:b w:val="1"/>
-          <w:bCs w:val="1"/>
-          <w:color w:val="000000" w:themeColor="text1" w:themeTint="FF" w:themeShade="FF"/>
-          <w:sz w:val="24"/>
-          <w:szCs w:val="24"/>
+          <w:lang w:val="pt-BR"/>
+        </w:rPr>
+      </w:pPr>
+      <w:bookmarkStart w:id="0" w:name="__DdeLink__315_1130056233"/>
+      <w:r>
+        <w:rPr>
+          <w:rFonts w:asciiTheme="majorHAnsi" w:eastAsiaTheme="majorEastAsia" w:hAnsiTheme="majorHAnsi" w:cstheme="majorBidi"/>
+          <w:b/>
+          <w:bCs/>
+          <w:color w:val="000000" w:themeColor="text1"/>
           <w:lang w:val="pt-BR"/>
         </w:rPr>
         <w:t xml:space="preserve">Participante </w:t>
@@ -399,35 +369,41 @@
       <w:bookmarkEnd w:id="0"/>
       <w:r>
         <w:rPr>
-          <w:rFonts w:ascii="Calibri" w:hAnsi="Calibri" w:eastAsia="Calibri" w:cs="Calibri" w:asciiTheme="majorAscii" w:hAnsiTheme="majorAscii" w:eastAsiaTheme="majorAscii" w:cstheme="majorAscii"/>
-          <w:b w:val="1"/>
-          <w:bCs w:val="1"/>
-          <w:color w:val="000000" w:themeColor="text1" w:themeTint="FF" w:themeShade="FF"/>
-          <w:sz w:val="24"/>
-          <w:szCs w:val="24"/>
+          <w:rFonts w:asciiTheme="majorHAnsi" w:eastAsiaTheme="majorEastAsia" w:hAnsiTheme="majorHAnsi" w:cstheme="majorBidi"/>
+          <w:b/>
+          <w:bCs/>
+          <w:color w:val="000000" w:themeColor="text1"/>
           <w:lang w:val="pt-BR"/>
         </w:rPr>
         <w:t>Nº:</w:t>
       </w:r>
       <w:r>
         <w:rPr>
-          <w:rFonts w:ascii="Calibri" w:hAnsi="Calibri" w:eastAsia="Calibri" w:cs="Calibri" w:asciiTheme="majorAscii" w:hAnsiTheme="majorAscii" w:eastAsiaTheme="majorAscii" w:cstheme="majorAscii"/>
-          <w:b w:val="1"/>
-          <w:bCs w:val="1"/>
-          <w:color w:val="000000" w:themeColor="text1" w:themeTint="FF" w:themeShade="FF"/>
-          <w:sz w:val="24"/>
-          <w:szCs w:val="24"/>
+          <w:rFonts w:asciiTheme="majorHAnsi" w:eastAsiaTheme="majorEastAsia" w:hAnsiTheme="majorHAnsi" w:cstheme="majorBidi"/>
+          <w:b/>
+          <w:bCs/>
+          <w:color w:val="000000" w:themeColor="text1"/>
           <w:lang w:val="pt-BR"/>
         </w:rPr>
         <w:t xml:space="preserve"> </w:t>
       </w:r>
-    </w:p>
-    <w:p>
-      <w:pPr>
-        <w:rPr>
-          <w:rFonts w:ascii="Calibri" w:hAnsi="Calibri" w:eastAsia="Calibri" w:cs="Calibri" w:asciiTheme="majorAscii" w:hAnsiTheme="majorAscii" w:eastAsiaTheme="majorAscii" w:cstheme="majorAscii"/>
-          <w:b w:val="1"/>
-          <w:bCs w:val="1"/>
+      <w:r>
+        <w:rPr>
+          <w:rFonts w:asciiTheme="majorHAnsi" w:eastAsiaTheme="majorEastAsia" w:hAnsiTheme="majorHAnsi" w:cstheme="majorBidi"/>
+          <w:b/>
+          <w:bCs/>
+          <w:color w:val="000000" w:themeColor="text1"/>
+          <w:lang w:val="pt-BR"/>
+        </w:rPr>
+        <w:t>05</w:t>
+      </w:r>
+    </w:p>
+    <w:p>
+      <w:pPr>
+        <w:rPr>
+          <w:rFonts w:asciiTheme="majorHAnsi" w:eastAsiaTheme="majorEastAsia" w:hAnsiTheme="majorHAnsi" w:cstheme="majorBidi"/>
+          <w:b/>
+          <w:bCs/>
           <w:color w:val="000000"/>
           <w:sz w:val="20"/>
           <w:szCs w:val="20"/>
@@ -438,10 +414,10 @@
     <w:p>
       <w:pPr>
         <w:rPr>
-          <w:rFonts w:ascii="Calibri" w:hAnsi="Calibri" w:eastAsia="Calibri" w:cs="Calibri" w:asciiTheme="majorAscii" w:hAnsiTheme="majorAscii" w:eastAsiaTheme="majorAscii" w:cstheme="majorAscii"/>
-          <w:b w:val="1"/>
-          <w:bCs w:val="1"/>
-          <w:color w:val="000000" w:themeColor="text1" w:themeTint="FF" w:themeShade="FF"/>
+          <w:rFonts w:asciiTheme="majorHAnsi" w:eastAsiaTheme="majorEastAsia" w:hAnsiTheme="majorHAnsi" w:cstheme="majorBidi"/>
+          <w:b/>
+          <w:bCs/>
+          <w:color w:val="000000" w:themeColor="text1"/>
           <w:sz w:val="20"/>
           <w:szCs w:val="20"/>
           <w:lang w:val="pt-BR"/>
@@ -451,10 +427,10 @@
     <w:p>
       <w:pPr>
         <w:rPr>
-          <w:rFonts w:ascii="Calibri" w:hAnsi="Calibri" w:eastAsia="Calibri" w:cs="Calibri" w:asciiTheme="majorAscii" w:hAnsiTheme="majorAscii" w:eastAsiaTheme="majorAscii" w:cstheme="majorAscii"/>
-          <w:b w:val="1"/>
-          <w:bCs w:val="1"/>
-          <w:color w:val="000000" w:themeColor="text1" w:themeTint="FF" w:themeShade="FF"/>
+          <w:rFonts w:asciiTheme="majorHAnsi" w:eastAsiaTheme="majorEastAsia" w:hAnsiTheme="majorHAnsi" w:cstheme="majorBidi"/>
+          <w:b/>
+          <w:bCs/>
+          <w:color w:val="000000" w:themeColor="text1"/>
           <w:sz w:val="20"/>
           <w:szCs w:val="20"/>
           <w:lang w:val="pt-BR"/>
@@ -465,7 +441,7 @@
       <w:pPr>
         <w:pStyle w:val="Ttulo2"/>
         <w:rPr>
-          <w:rFonts w:ascii="Calibri" w:hAnsi="Calibri" w:eastAsia="Calibri" w:cs="Calibri" w:asciiTheme="majorAscii" w:hAnsiTheme="majorAscii" w:eastAsiaTheme="majorAscii" w:cstheme="majorAscii"/>
+          <w:rFonts w:asciiTheme="majorHAnsi" w:eastAsiaTheme="majorEastAsia" w:hAnsiTheme="majorHAnsi" w:cstheme="majorBidi"/>
           <w:sz w:val="32"/>
           <w:szCs w:val="32"/>
           <w:lang w:val="pt-BR"/>
@@ -473,22 +449,20 @@
       </w:pPr>
       <w:r>
         <w:rPr>
-          <w:rFonts w:ascii="Calibri" w:hAnsi="Calibri" w:eastAsia="Calibri" w:cs="Calibri" w:asciiTheme="majorAscii" w:hAnsiTheme="majorAscii" w:eastAsiaTheme="majorAscii" w:cstheme="majorAscii"/>
+          <w:rFonts w:asciiTheme="majorHAnsi" w:eastAsiaTheme="majorEastAsia" w:hAnsiTheme="majorHAnsi" w:cstheme="majorBidi"/>
+          <w:szCs w:val="28"/>
+          <w:lang w:val="pt-BR"/>
+        </w:rPr>
+        <w:t>Proposta</w:t>
+      </w:r>
+    </w:p>
+    <w:p>
+      <w:pPr>
+        <w:rPr>
           <w:sz w:val="28"/>
           <w:szCs w:val="28"/>
           <w:lang w:val="pt-BR"/>
         </w:rPr>
-        <w:t>Proposta</w:t>
-      </w:r>
-    </w:p>
-    <w:p>
-      <w:pPr>
-        <w:pStyle w:val="Normal"/>
-        <w:rPr>
-          <w:sz w:val="28"/>
-          <w:szCs w:val="28"/>
-          <w:lang w:val="pt-BR"/>
-        </w:rPr>
       </w:pPr>
     </w:p>
     <w:p>
@@ -496,15 +470,15 @@
         <w:pStyle w:val="Tabletext"/>
         <w:jc w:val="both"/>
         <w:rPr>
-          <w:rFonts w:ascii="Calibri" w:hAnsi="Calibri" w:eastAsia="Calibri" w:cs="Calibri" w:asciiTheme="majorAscii" w:hAnsiTheme="majorAscii" w:eastAsiaTheme="majorAscii" w:cstheme="majorAscii"/>
-          <w:sz w:val="22"/>
-          <w:szCs w:val="22"/>
-          <w:lang w:val="pt-BR"/>
-        </w:rPr>
-      </w:pPr>
-      <w:r>
-        <w:rPr>
-          <w:rFonts w:ascii="Calibri" w:hAnsi="Calibri" w:eastAsia="Calibri" w:cs="Calibri" w:asciiTheme="majorAscii" w:hAnsiTheme="majorAscii" w:eastAsiaTheme="majorAscii" w:cstheme="majorAscii"/>
+          <w:rFonts w:asciiTheme="majorHAnsi" w:eastAsiaTheme="majorEastAsia" w:hAnsiTheme="majorHAnsi" w:cstheme="majorBidi"/>
+          <w:sz w:val="22"/>
+          <w:szCs w:val="22"/>
+          <w:lang w:val="pt-BR"/>
+        </w:rPr>
+      </w:pPr>
+      <w:r>
+        <w:rPr>
+          <w:rFonts w:asciiTheme="majorHAnsi" w:eastAsiaTheme="majorEastAsia" w:hAnsiTheme="majorHAnsi" w:cstheme="majorBidi"/>
           <w:sz w:val="22"/>
           <w:szCs w:val="22"/>
           <w:lang w:val="pt-BR"/>
@@ -515,7 +489,7 @@
     <w:p>
       <w:pPr>
         <w:rPr>
-          <w:rFonts w:ascii="Calibri" w:hAnsi="Calibri" w:eastAsia="Calibri" w:cs="Calibri" w:asciiTheme="majorAscii" w:hAnsiTheme="majorAscii" w:eastAsiaTheme="majorAscii" w:cstheme="majorAscii"/>
+          <w:rFonts w:asciiTheme="majorHAnsi" w:eastAsiaTheme="majorEastAsia" w:hAnsiTheme="majorHAnsi" w:cstheme="majorBidi"/>
           <w:sz w:val="20"/>
           <w:szCs w:val="20"/>
           <w:lang w:val="pt-BR"/>
@@ -526,15 +500,15 @@
       <w:pPr>
         <w:pStyle w:val="Ttulo2"/>
         <w:rPr>
-          <w:rFonts w:ascii="Calibri" w:hAnsi="Calibri" w:eastAsia="Calibri" w:cs="Calibri" w:asciiTheme="majorAscii" w:hAnsiTheme="majorAscii" w:eastAsiaTheme="majorAscii" w:cstheme="majorAscii"/>
-          <w:lang w:val="pt-BR"/>
-        </w:rPr>
-      </w:pPr>
-      <w:bookmarkStart w:name="OLE_LINK1" w:id="1"/>
+          <w:rFonts w:asciiTheme="majorHAnsi" w:eastAsiaTheme="majorEastAsia" w:hAnsiTheme="majorHAnsi" w:cstheme="majorBidi"/>
+          <w:lang w:val="pt-BR"/>
+        </w:rPr>
+      </w:pPr>
+      <w:bookmarkStart w:id="1" w:name="OLE_LINK1"/>
       <w:bookmarkEnd w:id="1"/>
       <w:r>
         <w:rPr>
-          <w:rFonts w:ascii="Calibri" w:hAnsi="Calibri" w:eastAsia="Calibri" w:cs="Calibri" w:asciiTheme="majorAscii" w:hAnsiTheme="majorAscii" w:eastAsiaTheme="majorAscii" w:cstheme="majorAscii"/>
+          <w:rFonts w:asciiTheme="majorHAnsi" w:eastAsiaTheme="majorEastAsia" w:hAnsiTheme="majorHAnsi" w:cstheme="majorBidi"/>
           <w:lang w:val="pt-BR"/>
         </w:rPr>
         <w:t>Questões introdutórias e tarefas</w:t>
@@ -542,18 +516,15 @@
     </w:p>
     <w:p>
       <w:pPr>
-        <w:pStyle w:val="Normal"/>
-        <w:rPr>
-          <w:rFonts w:ascii="Calibri" w:hAnsi="Calibri" w:eastAsia="Calibri" w:cs="Calibri" w:asciiTheme="majorAscii" w:hAnsiTheme="majorAscii" w:eastAsiaTheme="majorAscii" w:cstheme="majorAscii"/>
-          <w:b w:val="0"/>
-          <w:bCs w:val="0"/>
+        <w:rPr>
+          <w:rFonts w:asciiTheme="majorHAnsi" w:eastAsiaTheme="majorEastAsia" w:hAnsiTheme="majorHAnsi" w:cstheme="majorBidi"/>
           <w:sz w:val="22"/>
           <w:szCs w:val="22"/>
           <w:vertAlign w:val="superscript"/>
           <w:lang w:val="pt-BR"/>
         </w:rPr>
       </w:pPr>
-      <w:bookmarkStart w:name="OLE_LINK11" w:id="2"/>
+      <w:bookmarkStart w:id="2" w:name="OLE_LINK11"/>
       <w:bookmarkEnd w:id="2"/>
     </w:p>
     <w:p>
@@ -564,54 +535,22 @@
           <w:numId w:val="2"/>
         </w:numPr>
         <w:rPr>
-          <w:rFonts w:ascii="Calibri" w:hAnsi="Calibri" w:eastAsia="Calibri" w:cs="Calibri" w:asciiTheme="majorAscii" w:hAnsiTheme="majorAscii" w:eastAsiaTheme="majorAscii" w:cstheme="majorAscii"/>
-          <w:b w:val="0"/>
-          <w:bCs w:val="0"/>
-          <w:color w:val="000000" w:themeColor="text1" w:themeTint="FF" w:themeShade="FF"/>
-          <w:sz w:val="22"/>
-          <w:szCs w:val="22"/>
-          <w:vertAlign w:val="baseline"/>
-          <w:lang w:val="pt-BR"/>
-        </w:rPr>
-      </w:pPr>
-      <w:r>
-        <w:rPr>
-          <w:rFonts w:ascii="Calibri" w:hAnsi="Calibri" w:eastAsia="Calibri" w:cs="Calibri" w:asciiTheme="majorAscii" w:hAnsiTheme="majorAscii" w:eastAsiaTheme="majorAscii" w:cstheme="majorAscii"/>
-          <w:b w:val="0"/>
-          <w:bCs w:val="0"/>
-          <w:color w:val="000000" w:themeColor="text1" w:themeTint="FF" w:themeShade="FF"/>
-          <w:sz w:val="22"/>
-          <w:szCs w:val="22"/>
-          <w:vertAlign w:val="baseline"/>
-          <w:lang w:val="pt-BR"/>
-        </w:rPr>
-        <w:t xml:space="preserve">Apresente de forma geral o que é o sistema para o usuário. </w:t>
-      </w:r>
-      <w:r>
-        <w:rPr>
-          <w:rFonts w:ascii="Calibri" w:hAnsi="Calibri" w:eastAsia="Calibri" w:cs="Calibri" w:asciiTheme="majorAscii" w:hAnsiTheme="majorAscii" w:eastAsiaTheme="majorAscii" w:cstheme="majorAscii"/>
-          <w:b w:val="0"/>
-          <w:bCs w:val="0"/>
-          <w:color w:val="000000" w:themeColor="text1" w:themeTint="FF" w:themeShade="FF"/>
-          <w:sz w:val="22"/>
-          <w:szCs w:val="22"/>
-          <w:vertAlign w:val="baseline"/>
-          <w:lang w:val="pt-BR"/>
-        </w:rPr>
-        <w:t>Pergunte: “</w:t>
-      </w:r>
-      <w:r>
-        <w:rPr>
-          <w:rFonts w:ascii="Calibri" w:hAnsi="Calibri" w:eastAsia="Calibri" w:cs="Calibri" w:asciiTheme="majorAscii" w:hAnsiTheme="majorAscii" w:eastAsiaTheme="majorAscii" w:cstheme="majorAscii"/>
-          <w:b w:val="0"/>
-          <w:bCs w:val="0"/>
-          <w:color w:val="000000" w:themeColor="text1" w:themeTint="FF" w:themeShade="FF"/>
-          <w:sz w:val="22"/>
-          <w:szCs w:val="22"/>
-          <w:vertAlign w:val="baseline"/>
-          <w:lang w:val="pt-BR"/>
-        </w:rPr>
-        <w:t>Você já ouviu falar desse tipo de sistema?”</w:t>
+          <w:rFonts w:asciiTheme="majorHAnsi" w:eastAsiaTheme="majorEastAsia" w:hAnsiTheme="majorHAnsi" w:cstheme="majorBidi"/>
+          <w:color w:val="000000" w:themeColor="text1"/>
+          <w:sz w:val="22"/>
+          <w:szCs w:val="22"/>
+          <w:lang w:val="pt-BR"/>
+        </w:rPr>
+      </w:pPr>
+      <w:r>
+        <w:rPr>
+          <w:rFonts w:asciiTheme="majorHAnsi" w:eastAsiaTheme="majorEastAsia" w:hAnsiTheme="majorHAnsi" w:cstheme="majorBidi"/>
+          <w:color w:val="000000" w:themeColor="text1"/>
+          <w:sz w:val="22"/>
+          <w:szCs w:val="22"/>
+          <w:lang w:val="pt-BR"/>
+        </w:rPr>
+        <w:t>Apresente de forma geral o que é o sistema para o usuário. Pergunte: “Você já ouviu falar desse tipo de sistema?”</w:t>
       </w:r>
     </w:p>
     <w:p>
@@ -619,85 +558,69 @@
         <w:pStyle w:val="Recuonormal"/>
         <w:ind w:left="270"/>
         <w:rPr>
-          <w:rFonts w:ascii="Calibri" w:hAnsi="Calibri" w:eastAsia="Calibri" w:cs="Calibri" w:asciiTheme="majorAscii" w:hAnsiTheme="majorAscii" w:eastAsiaTheme="majorAscii" w:cstheme="majorAscii"/>
-          <w:b w:val="0"/>
-          <w:bCs w:val="0"/>
-          <w:color w:val="000000" w:themeColor="text1" w:themeTint="FF" w:themeShade="FF"/>
-          <w:sz w:val="22"/>
-          <w:szCs w:val="22"/>
-          <w:vertAlign w:val="baseline"/>
-          <w:lang w:val="pt-BR"/>
-        </w:rPr>
-      </w:pPr>
-      <w:r>
-        <w:rPr>
-          <w:rFonts w:ascii="Calibri" w:hAnsi="Calibri" w:eastAsia="Calibri" w:cs="Calibri" w:asciiTheme="majorAscii" w:hAnsiTheme="majorAscii" w:eastAsiaTheme="majorAscii" w:cstheme="majorAscii"/>
-          <w:b w:val="1"/>
-          <w:bCs w:val="1"/>
-          <w:i w:val="0"/>
-          <w:iCs w:val="0"/>
-          <w:caps w:val="0"/>
-          <w:smallCaps w:val="0"/>
-          <w:noProof w:val="0"/>
-          <w:color w:val="000000" w:themeColor="text1" w:themeTint="FF" w:themeShade="FF"/>
-          <w:sz w:val="22"/>
-          <w:szCs w:val="22"/>
-          <w:vertAlign w:val="baseline"/>
+          <w:rFonts w:asciiTheme="majorHAnsi" w:eastAsiaTheme="majorEastAsia" w:hAnsiTheme="majorHAnsi" w:cstheme="majorBidi"/>
+          <w:color w:val="000000" w:themeColor="text1"/>
+          <w:sz w:val="22"/>
+          <w:szCs w:val="22"/>
+          <w:lang w:val="pt-BR"/>
+        </w:rPr>
+      </w:pPr>
+      <w:r>
+        <w:rPr>
+          <w:rFonts w:asciiTheme="majorHAnsi" w:eastAsiaTheme="majorEastAsia" w:hAnsiTheme="majorHAnsi" w:cstheme="majorBidi"/>
+          <w:b/>
+          <w:bCs/>
+          <w:color w:val="000000" w:themeColor="text1"/>
+          <w:sz w:val="22"/>
+          <w:szCs w:val="22"/>
           <w:lang w:val="pt-BR"/>
         </w:rPr>
         <w:t xml:space="preserve">Resposta: </w:t>
       </w:r>
       <w:r>
         <w:rPr>
-          <w:rFonts w:ascii="Calibri" w:hAnsi="Calibri" w:eastAsia="Calibri" w:cs="Calibri" w:asciiTheme="majorAscii" w:hAnsiTheme="majorAscii" w:eastAsiaTheme="majorAscii" w:cstheme="majorAscii"/>
-          <w:b w:val="0"/>
-          <w:bCs w:val="0"/>
-          <w:color w:val="000000" w:themeColor="text1" w:themeTint="FF" w:themeShade="FF"/>
-          <w:sz w:val="22"/>
-          <w:szCs w:val="22"/>
-          <w:vertAlign w:val="baseline"/>
+          <w:rFonts w:asciiTheme="majorHAnsi" w:eastAsiaTheme="majorEastAsia" w:hAnsiTheme="majorHAnsi" w:cstheme="majorBidi"/>
+          <w:color w:val="000000" w:themeColor="text1"/>
+          <w:sz w:val="22"/>
+          <w:szCs w:val="22"/>
           <w:lang w:val="pt-BR"/>
         </w:rPr>
         <w:t>____Sim    __</w:t>
       </w:r>
-      <w:r>
-        <w:rPr>
-          <w:rFonts w:ascii="Calibri" w:hAnsi="Calibri" w:eastAsia="Calibri" w:cs="Calibri" w:asciiTheme="majorAscii" w:hAnsiTheme="majorAscii" w:eastAsiaTheme="majorAscii" w:cstheme="majorAscii"/>
-          <w:b w:val="0"/>
-          <w:bCs w:val="0"/>
+      <w:proofErr w:type="spellStart"/>
+      <w:r>
+        <w:rPr>
+          <w:rFonts w:asciiTheme="majorHAnsi" w:eastAsiaTheme="majorEastAsia" w:hAnsiTheme="majorHAnsi" w:cstheme="majorBidi"/>
           <w:color w:val="auto"/>
           <w:sz w:val="22"/>
           <w:szCs w:val="22"/>
-          <w:vertAlign w:val="baseline"/>
           <w:lang w:val="pt-BR"/>
         </w:rPr>
         <w:t>x</w:t>
       </w:r>
       <w:r>
         <w:rPr>
-          <w:rFonts w:ascii="Calibri" w:hAnsi="Calibri" w:eastAsia="Calibri" w:cs="Calibri" w:asciiTheme="majorAscii" w:hAnsiTheme="majorAscii" w:eastAsiaTheme="majorAscii" w:cstheme="majorAscii"/>
-          <w:b w:val="0"/>
-          <w:bCs w:val="0"/>
-          <w:color w:val="000000" w:themeColor="text1" w:themeTint="FF" w:themeShade="FF"/>
-          <w:sz w:val="22"/>
-          <w:szCs w:val="22"/>
-          <w:vertAlign w:val="baseline"/>
+          <w:rFonts w:asciiTheme="majorHAnsi" w:eastAsiaTheme="majorEastAsia" w:hAnsiTheme="majorHAnsi" w:cstheme="majorBidi"/>
+          <w:color w:val="000000" w:themeColor="text1"/>
+          <w:sz w:val="22"/>
+          <w:szCs w:val="22"/>
           <w:lang w:val="pt-BR"/>
         </w:rPr>
         <w:t>__Não</w:t>
       </w:r>
-      <w:r>
+      <w:proofErr w:type="spellEnd"/>
+      <w:r>
+        <w:rPr>
+          <w:lang w:val="pt-BR"/>
+        </w:rPr>
         <w:br/>
       </w:r>
       <w:r>
         <w:rPr>
-          <w:rFonts w:ascii="Calibri" w:hAnsi="Calibri" w:eastAsia="Calibri" w:cs="Calibri" w:asciiTheme="majorAscii" w:hAnsiTheme="majorAscii" w:eastAsiaTheme="majorAscii" w:cstheme="majorAscii"/>
-          <w:b w:val="0"/>
-          <w:bCs w:val="0"/>
-          <w:color w:val="000000" w:themeColor="text1" w:themeTint="FF" w:themeShade="FF"/>
-          <w:sz w:val="22"/>
-          <w:szCs w:val="22"/>
-          <w:vertAlign w:val="baseline"/>
+          <w:rFonts w:asciiTheme="majorHAnsi" w:eastAsiaTheme="majorEastAsia" w:hAnsiTheme="majorHAnsi" w:cstheme="majorBidi"/>
+          <w:color w:val="000000" w:themeColor="text1"/>
+          <w:sz w:val="22"/>
+          <w:szCs w:val="22"/>
           <w:lang w:val="pt-BR"/>
         </w:rPr>
         <w:t>Caso sim, diga-me o que você sabe sobre.</w:t>
@@ -707,13 +630,10 @@
       <w:pPr>
         <w:pStyle w:val="Recuonormal"/>
         <w:rPr>
-          <w:rFonts w:ascii="Calibri" w:hAnsi="Calibri" w:eastAsia="Calibri" w:cs="Calibri" w:asciiTheme="majorAscii" w:hAnsiTheme="majorAscii" w:eastAsiaTheme="majorAscii" w:cstheme="majorAscii"/>
-          <w:b w:val="0"/>
-          <w:bCs w:val="0"/>
-          <w:color w:val="000000" w:themeColor="text1" w:themeTint="FF" w:themeShade="FF"/>
-          <w:sz w:val="22"/>
-          <w:szCs w:val="22"/>
-          <w:vertAlign w:val="baseline"/>
+          <w:rFonts w:asciiTheme="majorHAnsi" w:eastAsiaTheme="majorEastAsia" w:hAnsiTheme="majorHAnsi" w:cstheme="majorBidi"/>
+          <w:color w:val="000000" w:themeColor="text1"/>
+          <w:sz w:val="22"/>
+          <w:szCs w:val="22"/>
           <w:lang w:val="pt-BR"/>
         </w:rPr>
       </w:pPr>
@@ -725,95 +645,51 @@
           <w:numId w:val="2"/>
         </w:numPr>
         <w:rPr>
-          <w:rFonts w:ascii="Calibri" w:hAnsi="Calibri" w:eastAsia="Calibri" w:cs="Calibri" w:asciiTheme="majorAscii" w:hAnsiTheme="majorAscii" w:eastAsiaTheme="majorAscii" w:cstheme="majorAscii"/>
-          <w:b w:val="0"/>
-          <w:bCs w:val="0"/>
-          <w:color w:val="000000" w:themeColor="text1" w:themeTint="FF" w:themeShade="FF"/>
-          <w:sz w:val="22"/>
-          <w:szCs w:val="22"/>
-          <w:vertAlign w:val="baseline"/>
-          <w:lang w:val="pt-BR"/>
-        </w:rPr>
-      </w:pPr>
-      <w:r>
-        <w:rPr>
-          <w:rFonts w:ascii="Calibri" w:hAnsi="Calibri" w:eastAsia="Calibri" w:cs="Calibri" w:asciiTheme="majorAscii" w:hAnsiTheme="majorAscii" w:eastAsiaTheme="majorAscii" w:cstheme="majorAscii"/>
-          <w:b w:val="0"/>
-          <w:bCs w:val="0"/>
-          <w:color w:val="000000" w:themeColor="text1" w:themeTint="FF" w:themeShade="FF"/>
-          <w:sz w:val="22"/>
-          <w:szCs w:val="22"/>
-          <w:vertAlign w:val="baseline"/>
-          <w:lang w:val="pt-BR"/>
-        </w:rPr>
-        <w:t>Apresente a tela inicial do sistema para o usuário.</w:t>
-      </w:r>
-      <w:r>
-        <w:rPr>
-          <w:rFonts w:ascii="Calibri" w:hAnsi="Calibri" w:eastAsia="Calibri" w:cs="Calibri" w:asciiTheme="majorAscii" w:hAnsiTheme="majorAscii" w:eastAsiaTheme="majorAscii" w:cstheme="majorAscii"/>
-          <w:b w:val="0"/>
-          <w:bCs w:val="0"/>
-          <w:color w:val="000000" w:themeColor="text1" w:themeTint="FF" w:themeShade="FF"/>
-          <w:sz w:val="22"/>
-          <w:szCs w:val="22"/>
-          <w:vertAlign w:val="baseline"/>
-          <w:lang w:val="pt-BR"/>
-        </w:rPr>
-        <w:t xml:space="preserve"> Pergunte: </w:t>
-      </w:r>
-      <w:r>
-        <w:rPr>
-          <w:rFonts w:ascii="Calibri" w:hAnsi="Calibri" w:eastAsia="Calibri" w:cs="Calibri" w:asciiTheme="majorAscii" w:hAnsiTheme="majorAscii" w:eastAsiaTheme="majorAscii" w:cstheme="majorAscii"/>
-          <w:b w:val="0"/>
-          <w:bCs w:val="0"/>
-          <w:color w:val="000000" w:themeColor="text1" w:themeTint="FF" w:themeShade="FF"/>
-          <w:sz w:val="22"/>
-          <w:szCs w:val="22"/>
-          <w:vertAlign w:val="baseline"/>
-          <w:lang w:val="pt-BR"/>
-        </w:rPr>
-        <w:t>“Apenas olhando para esse sistema, que tipo de informação você acha que poderia obter dele? Por favor, seja específico”.</w:t>
-      </w:r>
-    </w:p>
-    <w:p>
-      <w:pPr>
-        <w:rPr>
-          <w:rFonts w:ascii="Calibri" w:hAnsi="Calibri" w:eastAsia="Calibri" w:cs="Calibri" w:asciiTheme="majorAscii" w:hAnsiTheme="majorAscii" w:eastAsiaTheme="majorAscii" w:cstheme="majorAscii"/>
-          <w:b w:val="0"/>
-          <w:bCs w:val="0"/>
-          <w:color w:val="000000" w:themeColor="text1" w:themeTint="FF" w:themeShade="FF"/>
-          <w:sz w:val="22"/>
-          <w:szCs w:val="22"/>
-          <w:vertAlign w:val="baseline"/>
+          <w:rFonts w:asciiTheme="majorHAnsi" w:eastAsiaTheme="majorEastAsia" w:hAnsiTheme="majorHAnsi" w:cstheme="majorBidi"/>
+          <w:color w:val="000000" w:themeColor="text1"/>
+          <w:sz w:val="22"/>
+          <w:szCs w:val="22"/>
+          <w:lang w:val="pt-BR"/>
+        </w:rPr>
+      </w:pPr>
+      <w:r>
+        <w:rPr>
+          <w:rFonts w:asciiTheme="majorHAnsi" w:eastAsiaTheme="majorEastAsia" w:hAnsiTheme="majorHAnsi" w:cstheme="majorBidi"/>
+          <w:color w:val="000000" w:themeColor="text1"/>
+          <w:sz w:val="22"/>
+          <w:szCs w:val="22"/>
+          <w:lang w:val="pt-BR"/>
+        </w:rPr>
+        <w:t>Apresente a tela inicial do sistema para o usuário. Pergunte: “Apenas olhando para esse sistema, que tipo de informação você acha que poderia obter dele? Por favor, seja específico”.</w:t>
+      </w:r>
+    </w:p>
+    <w:p>
+      <w:pPr>
+        <w:rPr>
+          <w:rFonts w:asciiTheme="majorHAnsi" w:eastAsiaTheme="majorEastAsia" w:hAnsiTheme="majorHAnsi" w:cstheme="majorBidi"/>
+          <w:color w:val="000000" w:themeColor="text1"/>
+          <w:sz w:val="22"/>
+          <w:szCs w:val="22"/>
         </w:rPr>
       </w:pPr>
     </w:p>
     <w:p>
       <w:pPr>
         <w:pStyle w:val="Recuonormal"/>
-        <w:ind w:left="270" w:firstLine="0"/>
-        <w:rPr>
-          <w:rFonts w:ascii="Calibri" w:hAnsi="Calibri" w:eastAsia="Calibri" w:cs="Calibri" w:asciiTheme="majorAscii" w:hAnsiTheme="majorAscii" w:eastAsiaTheme="majorAscii" w:cstheme="majorAscii"/>
-          <w:b w:val="0"/>
-          <w:bCs w:val="0"/>
-          <w:i w:val="0"/>
-          <w:iCs w:val="0"/>
-          <w:caps w:val="0"/>
-          <w:smallCaps w:val="0"/>
-          <w:noProof w:val="0"/>
-          <w:color w:val="000000" w:themeColor="text1" w:themeTint="FF" w:themeShade="FF"/>
-          <w:sz w:val="22"/>
-          <w:szCs w:val="22"/>
-          <w:vertAlign w:val="baseline"/>
-          <w:lang w:val="pt-BR"/>
-        </w:rPr>
-      </w:pPr>
-      <w:r>
-        <w:rPr>
-          <w:rFonts w:ascii="Calibri" w:hAnsi="Calibri" w:eastAsia="Calibri" w:cs="Calibri" w:asciiTheme="majorAscii" w:hAnsiTheme="majorAscii" w:eastAsiaTheme="majorAscii" w:cstheme="majorAscii"/>
-          <w:b w:val="1"/>
-          <w:bCs w:val="1"/>
-          <w:noProof w:val="0"/>
+        <w:ind w:left="270"/>
+        <w:rPr>
+          <w:rFonts w:asciiTheme="majorHAnsi" w:eastAsiaTheme="majorEastAsia" w:hAnsiTheme="majorHAnsi" w:cstheme="majorBidi"/>
+          <w:color w:val="000000" w:themeColor="text1"/>
+          <w:sz w:val="22"/>
+          <w:szCs w:val="22"/>
+          <w:lang w:val="pt-BR"/>
+        </w:rPr>
+      </w:pPr>
+      <w:r>
+        <w:rPr>
+          <w:rFonts w:asciiTheme="majorHAnsi" w:eastAsiaTheme="majorEastAsia" w:hAnsiTheme="majorHAnsi" w:cstheme="majorBidi"/>
+          <w:b/>
+          <w:bCs/>
           <w:sz w:val="22"/>
           <w:szCs w:val="22"/>
           <w:lang w:val="pt-BR"/>
@@ -822,58 +698,16 @@
       </w:r>
       <w:r>
         <w:rPr>
-          <w:rFonts w:ascii="Calibri" w:hAnsi="Calibri" w:eastAsia="Calibri" w:cs="Calibri" w:asciiTheme="majorAscii" w:hAnsiTheme="majorAscii" w:eastAsiaTheme="majorAscii" w:cstheme="majorAscii"/>
-          <w:noProof w:val="0"/>
-          <w:sz w:val="22"/>
-          <w:szCs w:val="22"/>
-          <w:lang w:val="pt-BR"/>
-        </w:rPr>
-        <w:t>Parece ser u</w:t>
-      </w:r>
-      <w:r>
-        <w:rPr>
-          <w:rFonts w:ascii="Calibri" w:hAnsi="Calibri" w:eastAsia="Calibri" w:cs="Calibri" w:asciiTheme="majorAscii" w:hAnsiTheme="majorAscii" w:eastAsiaTheme="majorAscii" w:cstheme="majorAscii"/>
-          <w:noProof w:val="0"/>
-          <w:sz w:val="22"/>
-          <w:szCs w:val="22"/>
-          <w:lang w:val="pt-BR"/>
-        </w:rPr>
-        <w:t>m site para</w:t>
-      </w:r>
-      <w:r>
-        <w:rPr>
-          <w:rFonts w:ascii="Calibri" w:hAnsi="Calibri" w:eastAsia="Calibri" w:cs="Calibri" w:asciiTheme="majorAscii" w:hAnsiTheme="majorAscii" w:eastAsiaTheme="majorAscii" w:cstheme="majorAscii"/>
-          <w:noProof w:val="0"/>
-          <w:sz w:val="22"/>
-          <w:szCs w:val="22"/>
-          <w:lang w:val="pt-BR"/>
-        </w:rPr>
-        <w:t xml:space="preserve"> </w:t>
-      </w:r>
-      <w:r>
-        <w:rPr>
-          <w:rFonts w:ascii="Calibri" w:hAnsi="Calibri" w:eastAsia="Calibri" w:cs="Calibri" w:asciiTheme="majorAscii" w:hAnsiTheme="majorAscii" w:eastAsiaTheme="majorAscii" w:cstheme="majorAscii"/>
-          <w:noProof w:val="0"/>
-          <w:sz w:val="22"/>
-          <w:szCs w:val="22"/>
-          <w:lang w:val="pt-BR"/>
-        </w:rPr>
-        <w:t>ajudar</w:t>
-      </w:r>
-      <w:r>
-        <w:rPr>
-          <w:rFonts w:ascii="Calibri" w:hAnsi="Calibri" w:eastAsia="Calibri" w:cs="Calibri" w:asciiTheme="majorAscii" w:hAnsiTheme="majorAscii" w:eastAsiaTheme="majorAscii" w:cstheme="majorAscii"/>
-          <w:noProof w:val="0"/>
-          <w:sz w:val="22"/>
-          <w:szCs w:val="22"/>
-          <w:lang w:val="pt-BR"/>
-        </w:rPr>
-        <w:t xml:space="preserve"> </w:t>
-      </w:r>
-      <w:r>
-        <w:rPr>
-          <w:rFonts w:ascii="Calibri" w:hAnsi="Calibri" w:eastAsia="Calibri" w:cs="Calibri" w:asciiTheme="majorAscii" w:hAnsiTheme="majorAscii" w:eastAsiaTheme="majorAscii" w:cstheme="majorAscii"/>
-          <w:noProof w:val="0"/>
+          <w:rFonts w:asciiTheme="majorHAnsi" w:eastAsiaTheme="majorEastAsia" w:hAnsiTheme="majorHAnsi" w:cstheme="majorBidi"/>
+          <w:sz w:val="22"/>
+          <w:szCs w:val="22"/>
+          <w:lang w:val="pt-BR"/>
+        </w:rPr>
+        <w:t xml:space="preserve">Parece ser um site para ajudar </w:t>
+      </w:r>
+      <w:r>
+        <w:rPr>
+          <w:rFonts w:asciiTheme="majorHAnsi" w:eastAsiaTheme="majorEastAsia" w:hAnsiTheme="majorHAnsi" w:cstheme="majorBidi"/>
           <w:sz w:val="22"/>
           <w:szCs w:val="22"/>
           <w:lang w:val="pt-BR"/>
@@ -882,48 +716,16 @@
       </w:r>
       <w:r>
         <w:rPr>
-          <w:rFonts w:ascii="Calibri" w:hAnsi="Calibri" w:eastAsia="Calibri" w:cs="Calibri" w:asciiTheme="majorAscii" w:hAnsiTheme="majorAscii" w:eastAsiaTheme="majorAscii" w:cstheme="majorAscii"/>
-          <w:noProof w:val="0"/>
-          <w:sz w:val="22"/>
-          <w:szCs w:val="22"/>
-          <w:lang w:val="pt-BR"/>
-        </w:rPr>
-        <w:t>a</w:t>
-      </w:r>
-      <w:r>
-        <w:rPr>
-          <w:rFonts w:ascii="Calibri" w:hAnsi="Calibri" w:eastAsia="Calibri" w:cs="Calibri" w:asciiTheme="majorAscii" w:hAnsiTheme="majorAscii" w:eastAsiaTheme="majorAscii" w:cstheme="majorAscii"/>
-          <w:noProof w:val="0"/>
-          <w:sz w:val="22"/>
-          <w:szCs w:val="22"/>
-          <w:lang w:val="pt-BR"/>
-        </w:rPr>
-        <w:t xml:space="preserve"> </w:t>
-      </w:r>
-      <w:r>
-        <w:rPr>
-          <w:rFonts w:ascii="Calibri" w:hAnsi="Calibri" w:eastAsia="Calibri" w:cs="Calibri" w:asciiTheme="majorAscii" w:hAnsiTheme="majorAscii" w:eastAsiaTheme="majorAscii" w:cstheme="majorAscii"/>
-          <w:noProof w:val="0"/>
-          <w:sz w:val="22"/>
-          <w:szCs w:val="22"/>
-          <w:lang w:val="pt-BR"/>
-        </w:rPr>
-        <w:t>organizar</w:t>
-      </w:r>
-      <w:r>
-        <w:rPr>
-          <w:rFonts w:ascii="Calibri" w:hAnsi="Calibri" w:eastAsia="Calibri" w:cs="Calibri" w:asciiTheme="majorAscii" w:hAnsiTheme="majorAscii" w:eastAsiaTheme="majorAscii" w:cstheme="majorAscii"/>
-          <w:noProof w:val="0"/>
-          <w:sz w:val="22"/>
-          <w:szCs w:val="22"/>
-          <w:lang w:val="pt-BR"/>
-        </w:rPr>
-        <w:t xml:space="preserve"> </w:t>
-      </w:r>
-      <w:r>
-        <w:rPr>
-          <w:rFonts w:ascii="Calibri" w:hAnsi="Calibri" w:eastAsia="Calibri" w:cs="Calibri" w:asciiTheme="majorAscii" w:hAnsiTheme="majorAscii" w:eastAsiaTheme="majorAscii" w:cstheme="majorAscii"/>
-          <w:noProof w:val="0"/>
+          <w:rFonts w:asciiTheme="majorHAnsi" w:eastAsiaTheme="majorEastAsia" w:hAnsiTheme="majorHAnsi" w:cstheme="majorBidi"/>
+          <w:sz w:val="22"/>
+          <w:szCs w:val="22"/>
+          <w:lang w:val="pt-BR"/>
+        </w:rPr>
+        <w:t xml:space="preserve">a organizar </w:t>
+      </w:r>
+      <w:r>
+        <w:rPr>
+          <w:rFonts w:asciiTheme="majorHAnsi" w:eastAsiaTheme="majorEastAsia" w:hAnsiTheme="majorHAnsi" w:cstheme="majorBidi"/>
           <w:sz w:val="22"/>
           <w:szCs w:val="22"/>
           <w:lang w:val="pt-BR"/>
@@ -932,88 +734,16 @@
       </w:r>
       <w:r>
         <w:rPr>
-          <w:rFonts w:ascii="Calibri" w:hAnsi="Calibri" w:eastAsia="Calibri" w:cs="Calibri" w:asciiTheme="majorAscii" w:hAnsiTheme="majorAscii" w:eastAsiaTheme="majorAscii" w:cstheme="majorAscii"/>
-          <w:noProof w:val="0"/>
-          <w:sz w:val="22"/>
-          <w:szCs w:val="22"/>
-          <w:lang w:val="pt-BR"/>
-        </w:rPr>
-        <w:t>a</w:t>
-      </w:r>
-      <w:r>
-        <w:rPr>
-          <w:rFonts w:ascii="Calibri" w:hAnsi="Calibri" w:eastAsia="Calibri" w:cs="Calibri" w:asciiTheme="majorAscii" w:hAnsiTheme="majorAscii" w:eastAsiaTheme="majorAscii" w:cstheme="majorAscii"/>
-          <w:noProof w:val="0"/>
-          <w:sz w:val="22"/>
-          <w:szCs w:val="22"/>
-          <w:lang w:val="pt-BR"/>
-        </w:rPr>
-        <w:t xml:space="preserve"> </w:t>
-      </w:r>
-      <w:r>
-        <w:rPr>
-          <w:rFonts w:ascii="Calibri" w:hAnsi="Calibri" w:eastAsia="Calibri" w:cs="Calibri" w:asciiTheme="majorAscii" w:hAnsiTheme="majorAscii" w:eastAsiaTheme="majorAscii" w:cstheme="majorAscii"/>
-          <w:noProof w:val="0"/>
-          <w:sz w:val="22"/>
-          <w:szCs w:val="22"/>
-          <w:lang w:val="pt-BR"/>
-        </w:rPr>
-        <w:t>alimentação</w:t>
-      </w:r>
-      <w:r>
-        <w:rPr>
-          <w:rFonts w:ascii="Calibri" w:hAnsi="Calibri" w:eastAsia="Calibri" w:cs="Calibri" w:asciiTheme="majorAscii" w:hAnsiTheme="majorAscii" w:eastAsiaTheme="majorAscii" w:cstheme="majorAscii"/>
-          <w:noProof w:val="0"/>
-          <w:sz w:val="22"/>
-          <w:szCs w:val="22"/>
-          <w:lang w:val="pt-BR"/>
-        </w:rPr>
-        <w:t xml:space="preserve">. Acho </w:t>
-      </w:r>
-      <w:r>
-        <w:rPr>
-          <w:rFonts w:ascii="Calibri" w:hAnsi="Calibri" w:eastAsia="Calibri" w:cs="Calibri" w:asciiTheme="majorAscii" w:hAnsiTheme="majorAscii" w:eastAsiaTheme="majorAscii" w:cstheme="majorAscii"/>
-          <w:noProof w:val="0"/>
-          <w:sz w:val="22"/>
-          <w:szCs w:val="22"/>
-          <w:lang w:val="pt-BR"/>
-        </w:rPr>
-        <w:t>que</w:t>
-      </w:r>
-      <w:r>
-        <w:rPr>
-          <w:rFonts w:ascii="Calibri" w:hAnsi="Calibri" w:eastAsia="Calibri" w:cs="Calibri" w:asciiTheme="majorAscii" w:hAnsiTheme="majorAscii" w:eastAsiaTheme="majorAscii" w:cstheme="majorAscii"/>
-          <w:noProof w:val="0"/>
-          <w:sz w:val="22"/>
-          <w:szCs w:val="22"/>
-          <w:lang w:val="pt-BR"/>
-        </w:rPr>
-        <w:t xml:space="preserve"> </w:t>
-      </w:r>
-      <w:r>
-        <w:rPr>
-          <w:rFonts w:ascii="Calibri" w:hAnsi="Calibri" w:eastAsia="Calibri" w:cs="Calibri" w:asciiTheme="majorAscii" w:hAnsiTheme="majorAscii" w:eastAsiaTheme="majorAscii" w:cstheme="majorAscii"/>
-          <w:noProof w:val="0"/>
-          <w:sz w:val="22"/>
-          <w:szCs w:val="22"/>
-          <w:lang w:val="pt-BR"/>
-        </w:rPr>
-        <w:t>dá</w:t>
-      </w:r>
-      <w:r>
-        <w:rPr>
-          <w:rFonts w:ascii="Calibri" w:hAnsi="Calibri" w:eastAsia="Calibri" w:cs="Calibri" w:asciiTheme="majorAscii" w:hAnsiTheme="majorAscii" w:eastAsiaTheme="majorAscii" w:cstheme="majorAscii"/>
-          <w:noProof w:val="0"/>
-          <w:sz w:val="22"/>
-          <w:szCs w:val="22"/>
-          <w:lang w:val="pt-BR"/>
-        </w:rPr>
-        <w:t xml:space="preserve"> para </w:t>
-      </w:r>
-      <w:r>
-        <w:rPr>
-          <w:rFonts w:ascii="Calibri" w:hAnsi="Calibri" w:eastAsia="Calibri" w:cs="Calibri" w:asciiTheme="majorAscii" w:hAnsiTheme="majorAscii" w:eastAsiaTheme="majorAscii" w:cstheme="majorAscii"/>
-          <w:noProof w:val="0"/>
+          <w:rFonts w:asciiTheme="majorHAnsi" w:eastAsiaTheme="majorEastAsia" w:hAnsiTheme="majorHAnsi" w:cstheme="majorBidi"/>
+          <w:sz w:val="22"/>
+          <w:szCs w:val="22"/>
+          <w:lang w:val="pt-BR"/>
+        </w:rPr>
+        <w:t xml:space="preserve">a alimentação. Acho que dá para </w:t>
+      </w:r>
+      <w:r>
+        <w:rPr>
+          <w:rFonts w:asciiTheme="majorHAnsi" w:eastAsiaTheme="majorEastAsia" w:hAnsiTheme="majorHAnsi" w:cstheme="majorBidi"/>
           <w:sz w:val="22"/>
           <w:szCs w:val="22"/>
           <w:lang w:val="pt-BR"/>
@@ -1022,28 +752,16 @@
       </w:r>
       <w:r>
         <w:rPr>
-          <w:rFonts w:ascii="Calibri" w:hAnsi="Calibri" w:eastAsia="Calibri" w:cs="Calibri" w:asciiTheme="majorAscii" w:hAnsiTheme="majorAscii" w:eastAsiaTheme="majorAscii" w:cstheme="majorAscii"/>
-          <w:noProof w:val="0"/>
-          <w:sz w:val="22"/>
-          <w:szCs w:val="22"/>
-          <w:lang w:val="pt-BR"/>
-        </w:rPr>
-        <w:t>dietas</w:t>
-      </w:r>
-      <w:r>
-        <w:rPr>
-          <w:rFonts w:ascii="Calibri" w:hAnsi="Calibri" w:eastAsia="Calibri" w:cs="Calibri" w:asciiTheme="majorAscii" w:hAnsiTheme="majorAscii" w:eastAsiaTheme="majorAscii" w:cstheme="majorAscii"/>
-          <w:noProof w:val="0"/>
-          <w:sz w:val="22"/>
-          <w:szCs w:val="22"/>
-          <w:lang w:val="pt-BR"/>
-        </w:rPr>
-        <w:t xml:space="preserve">, </w:t>
-      </w:r>
-      <w:r>
-        <w:rPr>
-          <w:rFonts w:ascii="Calibri" w:hAnsi="Calibri" w:eastAsia="Calibri" w:cs="Calibri" w:asciiTheme="majorAscii" w:hAnsiTheme="majorAscii" w:eastAsiaTheme="majorAscii" w:cstheme="majorAscii"/>
-          <w:noProof w:val="0"/>
+          <w:rFonts w:asciiTheme="majorHAnsi" w:eastAsiaTheme="majorEastAsia" w:hAnsiTheme="majorHAnsi" w:cstheme="majorBidi"/>
+          <w:sz w:val="22"/>
+          <w:szCs w:val="22"/>
+          <w:lang w:val="pt-BR"/>
+        </w:rPr>
+        <w:t xml:space="preserve">dietas, </w:t>
+      </w:r>
+      <w:r>
+        <w:rPr>
+          <w:rFonts w:asciiTheme="majorHAnsi" w:eastAsiaTheme="majorEastAsia" w:hAnsiTheme="majorHAnsi" w:cstheme="majorBidi"/>
           <w:sz w:val="22"/>
           <w:szCs w:val="22"/>
           <w:lang w:val="pt-BR"/>
@@ -1052,8 +770,7 @@
       </w:r>
       <w:r>
         <w:rPr>
-          <w:rFonts w:ascii="Calibri" w:hAnsi="Calibri" w:eastAsia="Calibri" w:cs="Calibri" w:asciiTheme="majorAscii" w:hAnsiTheme="majorAscii" w:eastAsiaTheme="majorAscii" w:cstheme="majorAscii"/>
-          <w:noProof w:val="0"/>
+          <w:rFonts w:asciiTheme="majorHAnsi" w:eastAsiaTheme="majorEastAsia" w:hAnsiTheme="majorHAnsi" w:cstheme="majorBidi"/>
           <w:sz w:val="22"/>
           <w:szCs w:val="22"/>
           <w:lang w:val="pt-BR"/>
@@ -1062,8 +779,7 @@
       </w:r>
       <w:r>
         <w:rPr>
-          <w:rFonts w:ascii="Calibri" w:hAnsi="Calibri" w:eastAsia="Calibri" w:cs="Calibri" w:asciiTheme="majorAscii" w:hAnsiTheme="majorAscii" w:eastAsiaTheme="majorAscii" w:cstheme="majorAscii"/>
-          <w:noProof w:val="0"/>
+          <w:rFonts w:asciiTheme="majorHAnsi" w:eastAsiaTheme="majorEastAsia" w:hAnsiTheme="majorHAnsi" w:cstheme="majorBidi"/>
           <w:sz w:val="22"/>
           <w:szCs w:val="22"/>
           <w:lang w:val="pt-BR"/>
@@ -1072,47 +788,15 @@
       </w:r>
       <w:r>
         <w:rPr>
-          <w:rFonts w:ascii="Calibri" w:hAnsi="Calibri" w:eastAsia="Calibri" w:cs="Calibri" w:asciiTheme="majorAscii" w:hAnsiTheme="majorAscii" w:eastAsiaTheme="majorAscii" w:cstheme="majorAscii"/>
-          <w:noProof w:val="0"/>
-          <w:sz w:val="22"/>
-          <w:szCs w:val="22"/>
-          <w:lang w:val="pt-BR"/>
-        </w:rPr>
-        <w:t xml:space="preserve"> e </w:t>
-      </w:r>
-      <w:r>
-        <w:rPr>
-          <w:rFonts w:ascii="Calibri" w:hAnsi="Calibri" w:eastAsia="Calibri" w:cs="Calibri" w:asciiTheme="majorAscii" w:hAnsiTheme="majorAscii" w:eastAsiaTheme="majorAscii" w:cstheme="majorAscii"/>
-          <w:noProof w:val="0"/>
-          <w:sz w:val="22"/>
-          <w:szCs w:val="22"/>
-          <w:lang w:val="pt-BR"/>
-        </w:rPr>
-        <w:t>calcular</w:t>
-      </w:r>
-      <w:r>
-        <w:rPr>
-          <w:rFonts w:ascii="Calibri" w:hAnsi="Calibri" w:eastAsia="Calibri" w:cs="Calibri" w:asciiTheme="majorAscii" w:hAnsiTheme="majorAscii" w:eastAsiaTheme="majorAscii" w:cstheme="majorAscii"/>
-          <w:noProof w:val="0"/>
-          <w:sz w:val="22"/>
-          <w:szCs w:val="22"/>
-          <w:lang w:val="pt-BR"/>
-        </w:rPr>
-        <w:t xml:space="preserve"> o IM</w:t>
-      </w:r>
-      <w:r>
-        <w:rPr>
-          <w:rFonts w:ascii="Calibri" w:hAnsi="Calibri" w:eastAsia="Calibri" w:cs="Calibri" w:asciiTheme="majorAscii" w:hAnsiTheme="majorAscii" w:eastAsiaTheme="majorAscii" w:cstheme="majorAscii"/>
-          <w:noProof w:val="0"/>
-          <w:sz w:val="22"/>
-          <w:szCs w:val="22"/>
-          <w:lang w:val="pt-BR"/>
-        </w:rPr>
-        <w:t>C</w:t>
-      </w:r>
-      <w:r>
-        <w:rPr>
-          <w:noProof w:val="0"/>
+          <w:rFonts w:asciiTheme="majorHAnsi" w:eastAsiaTheme="majorEastAsia" w:hAnsiTheme="majorHAnsi" w:cstheme="majorBidi"/>
+          <w:sz w:val="22"/>
+          <w:szCs w:val="22"/>
+          <w:lang w:val="pt-BR"/>
+        </w:rPr>
+        <w:t xml:space="preserve"> e calcular o IMC</w:t>
+      </w:r>
+      <w:r>
+        <w:rPr>
           <w:sz w:val="22"/>
           <w:szCs w:val="22"/>
           <w:lang w:val="pt-BR"/>
@@ -1123,13 +807,11 @@
     <w:p>
       <w:pPr>
         <w:rPr>
-          <w:rFonts w:ascii="Calibri" w:hAnsi="Calibri" w:eastAsia="Calibri" w:cs="Calibri" w:asciiTheme="majorAscii" w:hAnsiTheme="majorAscii" w:eastAsiaTheme="majorAscii" w:cstheme="majorAscii"/>
-          <w:b w:val="0"/>
-          <w:bCs w:val="0"/>
-          <w:color w:val="000000" w:themeColor="text1" w:themeTint="FF" w:themeShade="FF"/>
-          <w:sz w:val="22"/>
-          <w:szCs w:val="22"/>
-          <w:vertAlign w:val="baseline"/>
+          <w:rFonts w:asciiTheme="majorHAnsi" w:eastAsiaTheme="majorEastAsia" w:hAnsiTheme="majorHAnsi" w:cstheme="majorBidi"/>
+          <w:color w:val="000000" w:themeColor="text1"/>
+          <w:sz w:val="22"/>
+          <w:szCs w:val="22"/>
+          <w:lang w:val="pt-BR"/>
         </w:rPr>
       </w:pPr>
     </w:p>
@@ -1141,55 +823,33 @@
           <w:numId w:val="1"/>
         </w:numPr>
         <w:rPr>
-          <w:rFonts w:ascii="Calibri" w:hAnsi="Calibri" w:eastAsia="Calibri" w:cs="Calibri" w:asciiTheme="majorAscii" w:hAnsiTheme="majorAscii" w:eastAsiaTheme="majorAscii" w:cstheme="majorAscii"/>
-          <w:b w:val="0"/>
-          <w:bCs w:val="0"/>
-          <w:i w:val="1"/>
-          <w:iCs w:val="1"/>
-          <w:color w:val="000000" w:themeColor="text1" w:themeTint="FF" w:themeShade="FF"/>
-          <w:sz w:val="22"/>
-          <w:szCs w:val="22"/>
-          <w:vertAlign w:val="baseline"/>
-          <w:lang w:val="pt-BR"/>
-        </w:rPr>
-      </w:pPr>
-      <w:r>
-        <w:rPr>
-          <w:rFonts w:ascii="Calibri" w:hAnsi="Calibri" w:eastAsia="Calibri" w:cs="Calibri" w:asciiTheme="majorAscii" w:hAnsiTheme="majorAscii" w:eastAsiaTheme="majorAscii" w:cstheme="majorAscii"/>
-          <w:b w:val="0"/>
-          <w:bCs w:val="0"/>
-          <w:color w:val="000000" w:themeColor="text1" w:themeTint="FF" w:themeShade="FF"/>
-          <w:sz w:val="22"/>
-          <w:szCs w:val="22"/>
-          <w:vertAlign w:val="baseline"/>
-          <w:lang w:val="pt-BR"/>
-        </w:rPr>
-        <w:t>Pergunte: “</w:t>
-      </w:r>
-      <w:r>
-        <w:rPr>
-          <w:rFonts w:ascii="Calibri" w:hAnsi="Calibri" w:eastAsia="Calibri" w:cs="Calibri" w:asciiTheme="majorAscii" w:hAnsiTheme="majorAscii" w:eastAsiaTheme="majorAscii" w:cstheme="majorAscii"/>
-          <w:b w:val="0"/>
-          <w:bCs w:val="0"/>
-          <w:color w:val="000000" w:themeColor="text1" w:themeTint="FF" w:themeShade="FF"/>
-          <w:sz w:val="22"/>
-          <w:szCs w:val="22"/>
-          <w:vertAlign w:val="baseline"/>
-          <w:lang w:val="pt-BR"/>
-        </w:rPr>
-        <w:t xml:space="preserve">Para quem você acha que esse sistema foi desenvolvido? Por quê?” </w:t>
-      </w:r>
-      <w:r>
-        <w:rPr>
-          <w:rFonts w:ascii="Calibri" w:hAnsi="Calibri" w:eastAsia="Calibri" w:cs="Calibri" w:asciiTheme="majorAscii" w:hAnsiTheme="majorAscii" w:eastAsiaTheme="majorAscii" w:cstheme="majorAscii"/>
-          <w:b w:val="0"/>
-          <w:bCs w:val="0"/>
-          <w:i w:val="1"/>
-          <w:iCs w:val="1"/>
-          <w:color w:val="000000" w:themeColor="text1" w:themeTint="FF" w:themeShade="FF"/>
-          <w:sz w:val="22"/>
-          <w:szCs w:val="22"/>
-          <w:vertAlign w:val="baseline"/>
+          <w:rFonts w:asciiTheme="majorHAnsi" w:eastAsiaTheme="majorEastAsia" w:hAnsiTheme="majorHAnsi" w:cstheme="majorBidi"/>
+          <w:i/>
+          <w:iCs/>
+          <w:color w:val="000000" w:themeColor="text1"/>
+          <w:sz w:val="22"/>
+          <w:szCs w:val="22"/>
+          <w:lang w:val="pt-BR"/>
+        </w:rPr>
+      </w:pPr>
+      <w:r>
+        <w:rPr>
+          <w:rFonts w:asciiTheme="majorHAnsi" w:eastAsiaTheme="majorEastAsia" w:hAnsiTheme="majorHAnsi" w:cstheme="majorBidi"/>
+          <w:color w:val="000000" w:themeColor="text1"/>
+          <w:sz w:val="22"/>
+          <w:szCs w:val="22"/>
+          <w:lang w:val="pt-BR"/>
+        </w:rPr>
+        <w:t xml:space="preserve">Pergunte: “Para quem você acha que esse sistema foi desenvolvido? Por quê?” </w:t>
+      </w:r>
+      <w:r>
+        <w:rPr>
+          <w:rFonts w:asciiTheme="majorHAnsi" w:eastAsiaTheme="majorEastAsia" w:hAnsiTheme="majorHAnsi" w:cstheme="majorBidi"/>
+          <w:i/>
+          <w:iCs/>
+          <w:color w:val="000000" w:themeColor="text1"/>
+          <w:sz w:val="22"/>
+          <w:szCs w:val="22"/>
           <w:lang w:val="pt-BR"/>
         </w:rPr>
         <w:t>(Por exemplo: cidadão, profissionais da saúde, etc.)</w:t>
@@ -1199,13 +859,10 @@
       <w:pPr>
         <w:pStyle w:val="Recuonormal"/>
         <w:rPr>
-          <w:rFonts w:ascii="Calibri" w:hAnsi="Calibri" w:eastAsia="Calibri" w:cs="Calibri" w:asciiTheme="majorAscii" w:hAnsiTheme="majorAscii" w:eastAsiaTheme="majorAscii" w:cstheme="majorAscii"/>
-          <w:b w:val="0"/>
-          <w:bCs w:val="0"/>
-          <w:color w:val="000000" w:themeColor="text1" w:themeTint="FF" w:themeShade="FF"/>
-          <w:sz w:val="22"/>
-          <w:szCs w:val="22"/>
-          <w:vertAlign w:val="baseline"/>
+          <w:rFonts w:asciiTheme="majorHAnsi" w:eastAsiaTheme="majorEastAsia" w:hAnsiTheme="majorHAnsi" w:cstheme="majorBidi"/>
+          <w:color w:val="000000" w:themeColor="text1"/>
+          <w:sz w:val="22"/>
+          <w:szCs w:val="22"/>
         </w:rPr>
       </w:pPr>
     </w:p>
@@ -1214,270 +871,42 @@
         <w:pStyle w:val="Recuonormal"/>
         <w:ind w:left="270"/>
         <w:rPr>
-          <w:rFonts w:ascii="Calibri" w:hAnsi="Calibri" w:eastAsia="Calibri" w:cs="Calibri" w:asciiTheme="majorAscii" w:hAnsiTheme="majorAscii" w:eastAsiaTheme="majorAscii" w:cstheme="majorAscii"/>
-          <w:b w:val="0"/>
-          <w:bCs w:val="0"/>
-          <w:i w:val="0"/>
-          <w:iCs w:val="0"/>
-          <w:caps w:val="0"/>
-          <w:smallCaps w:val="0"/>
-          <w:noProof w:val="0"/>
-          <w:color w:val="000000" w:themeColor="text1" w:themeTint="FF" w:themeShade="FF"/>
-          <w:sz w:val="22"/>
-          <w:szCs w:val="22"/>
-          <w:vertAlign w:val="baseline"/>
-          <w:lang w:val="en-US"/>
-        </w:rPr>
-      </w:pPr>
-      <w:r>
-        <w:rPr>
-          <w:rFonts w:ascii="Calibri" w:hAnsi="Calibri" w:eastAsia="Calibri" w:cs="Calibri" w:asciiTheme="majorAscii" w:hAnsiTheme="majorAscii" w:eastAsiaTheme="majorAscii" w:cstheme="majorAscii"/>
-          <w:b w:val="1"/>
-          <w:bCs w:val="1"/>
-          <w:i w:val="0"/>
-          <w:iCs w:val="0"/>
-          <w:caps w:val="0"/>
-          <w:smallCaps w:val="0"/>
-          <w:noProof w:val="0"/>
-          <w:color w:val="000000" w:themeColor="text1" w:themeTint="FF" w:themeShade="FF"/>
-          <w:sz w:val="22"/>
-          <w:szCs w:val="22"/>
-          <w:vertAlign w:val="baseline"/>
+          <w:rFonts w:asciiTheme="majorHAnsi" w:eastAsiaTheme="majorEastAsia" w:hAnsiTheme="majorHAnsi" w:cstheme="majorBidi"/>
+          <w:color w:val="000000" w:themeColor="text1"/>
+          <w:sz w:val="22"/>
+          <w:szCs w:val="22"/>
+          <w:lang w:val="pt-BR"/>
+        </w:rPr>
+      </w:pPr>
+      <w:r>
+        <w:rPr>
+          <w:rFonts w:asciiTheme="majorHAnsi" w:eastAsiaTheme="majorEastAsia" w:hAnsiTheme="majorHAnsi" w:cstheme="majorBidi"/>
+          <w:b/>
+          <w:bCs/>
+          <w:color w:val="000000" w:themeColor="text1"/>
+          <w:sz w:val="22"/>
+          <w:szCs w:val="22"/>
           <w:lang w:val="pt-BR"/>
         </w:rPr>
         <w:t xml:space="preserve">Resposta: </w:t>
       </w:r>
       <w:r>
         <w:rPr>
-          <w:rFonts w:ascii="Calibri" w:hAnsi="Calibri" w:eastAsia="Calibri" w:cs="Calibri" w:asciiTheme="majorAscii" w:hAnsiTheme="majorAscii" w:eastAsiaTheme="majorAscii" w:cstheme="majorAscii"/>
-          <w:b w:val="0"/>
-          <w:bCs w:val="0"/>
-          <w:i w:val="0"/>
-          <w:iCs w:val="0"/>
-          <w:caps w:val="0"/>
-          <w:smallCaps w:val="0"/>
-          <w:noProof w:val="0"/>
-          <w:color w:val="000000" w:themeColor="text1" w:themeTint="FF" w:themeShade="FF"/>
-          <w:sz w:val="22"/>
-          <w:szCs w:val="22"/>
-          <w:vertAlign w:val="baseline"/>
-          <w:lang w:val="en-US"/>
-        </w:rPr>
-        <w:t xml:space="preserve">Para </w:t>
-      </w:r>
-      <w:r>
-        <w:rPr>
-          <w:rFonts w:ascii="Calibri" w:hAnsi="Calibri" w:eastAsia="Calibri" w:cs="Calibri" w:asciiTheme="majorAscii" w:hAnsiTheme="majorAscii" w:eastAsiaTheme="majorAscii" w:cstheme="majorAscii"/>
-          <w:b w:val="0"/>
-          <w:bCs w:val="0"/>
-          <w:i w:val="0"/>
-          <w:iCs w:val="0"/>
-          <w:caps w:val="0"/>
-          <w:smallCaps w:val="0"/>
-          <w:noProof w:val="0"/>
-          <w:color w:val="000000" w:themeColor="text1" w:themeTint="FF" w:themeShade="FF"/>
-          <w:sz w:val="22"/>
-          <w:szCs w:val="22"/>
-          <w:vertAlign w:val="baseline"/>
-          <w:lang w:val="en-US"/>
-        </w:rPr>
-        <w:t>pessoas</w:t>
-      </w:r>
-      <w:r>
-        <w:rPr>
-          <w:rFonts w:ascii="Calibri" w:hAnsi="Calibri" w:eastAsia="Calibri" w:cs="Calibri" w:asciiTheme="majorAscii" w:hAnsiTheme="majorAscii" w:eastAsiaTheme="majorAscii" w:cstheme="majorAscii"/>
-          <w:b w:val="0"/>
-          <w:bCs w:val="0"/>
-          <w:i w:val="0"/>
-          <w:iCs w:val="0"/>
-          <w:caps w:val="0"/>
-          <w:smallCaps w:val="0"/>
-          <w:noProof w:val="0"/>
-          <w:color w:val="000000" w:themeColor="text1" w:themeTint="FF" w:themeShade="FF"/>
-          <w:sz w:val="22"/>
-          <w:szCs w:val="22"/>
-          <w:vertAlign w:val="baseline"/>
-          <w:lang w:val="en-US"/>
-        </w:rPr>
-        <w:t xml:space="preserve"> </w:t>
-      </w:r>
-      <w:r>
-        <w:rPr>
-          <w:rFonts w:ascii="Calibri" w:hAnsi="Calibri" w:eastAsia="Calibri" w:cs="Calibri" w:asciiTheme="majorAscii" w:hAnsiTheme="majorAscii" w:eastAsiaTheme="majorAscii" w:cstheme="majorAscii"/>
-          <w:b w:val="0"/>
-          <w:bCs w:val="0"/>
-          <w:i w:val="0"/>
-          <w:iCs w:val="0"/>
-          <w:caps w:val="0"/>
-          <w:smallCaps w:val="0"/>
-          <w:noProof w:val="0"/>
-          <w:color w:val="000000" w:themeColor="text1" w:themeTint="FF" w:themeShade="FF"/>
-          <w:sz w:val="22"/>
-          <w:szCs w:val="22"/>
-          <w:vertAlign w:val="baseline"/>
-          <w:lang w:val="en-US"/>
-        </w:rPr>
-        <w:t>que</w:t>
-      </w:r>
-      <w:r>
-        <w:rPr>
-          <w:rFonts w:ascii="Calibri" w:hAnsi="Calibri" w:eastAsia="Calibri" w:cs="Calibri" w:asciiTheme="majorAscii" w:hAnsiTheme="majorAscii" w:eastAsiaTheme="majorAscii" w:cstheme="majorAscii"/>
-          <w:b w:val="0"/>
-          <w:bCs w:val="0"/>
-          <w:i w:val="0"/>
-          <w:iCs w:val="0"/>
-          <w:caps w:val="0"/>
-          <w:smallCaps w:val="0"/>
-          <w:noProof w:val="0"/>
-          <w:color w:val="000000" w:themeColor="text1" w:themeTint="FF" w:themeShade="FF"/>
-          <w:sz w:val="22"/>
-          <w:szCs w:val="22"/>
-          <w:vertAlign w:val="baseline"/>
-          <w:lang w:val="en-US"/>
-        </w:rPr>
-        <w:t xml:space="preserve"> </w:t>
-      </w:r>
-      <w:r>
-        <w:rPr>
-          <w:rFonts w:ascii="Calibri" w:hAnsi="Calibri" w:eastAsia="Calibri" w:cs="Calibri" w:asciiTheme="majorAscii" w:hAnsiTheme="majorAscii" w:eastAsiaTheme="majorAscii" w:cstheme="majorAscii"/>
-          <w:b w:val="0"/>
-          <w:bCs w:val="0"/>
-          <w:i w:val="0"/>
-          <w:iCs w:val="0"/>
-          <w:caps w:val="0"/>
-          <w:smallCaps w:val="0"/>
-          <w:noProof w:val="0"/>
-          <w:color w:val="000000" w:themeColor="text1" w:themeTint="FF" w:themeShade="FF"/>
-          <w:sz w:val="22"/>
-          <w:szCs w:val="22"/>
-          <w:vertAlign w:val="baseline"/>
-          <w:lang w:val="en-US"/>
-        </w:rPr>
-        <w:t>querem</w:t>
-      </w:r>
-      <w:r>
-        <w:rPr>
-          <w:rFonts w:ascii="Calibri" w:hAnsi="Calibri" w:eastAsia="Calibri" w:cs="Calibri" w:asciiTheme="majorAscii" w:hAnsiTheme="majorAscii" w:eastAsiaTheme="majorAscii" w:cstheme="majorAscii"/>
-          <w:b w:val="0"/>
-          <w:bCs w:val="0"/>
-          <w:i w:val="0"/>
-          <w:iCs w:val="0"/>
-          <w:caps w:val="0"/>
-          <w:smallCaps w:val="0"/>
-          <w:noProof w:val="0"/>
-          <w:color w:val="000000" w:themeColor="text1" w:themeTint="FF" w:themeShade="FF"/>
-          <w:sz w:val="22"/>
-          <w:szCs w:val="22"/>
-          <w:vertAlign w:val="baseline"/>
-          <w:lang w:val="en-US"/>
-        </w:rPr>
-        <w:t xml:space="preserve"> </w:t>
-      </w:r>
-      <w:r>
-        <w:rPr>
-          <w:rFonts w:ascii="Calibri" w:hAnsi="Calibri" w:eastAsia="Calibri" w:cs="Calibri" w:asciiTheme="majorAscii" w:hAnsiTheme="majorAscii" w:eastAsiaTheme="majorAscii" w:cstheme="majorAscii"/>
-          <w:b w:val="0"/>
-          <w:bCs w:val="0"/>
-          <w:i w:val="0"/>
-          <w:iCs w:val="0"/>
-          <w:caps w:val="0"/>
-          <w:smallCaps w:val="0"/>
-          <w:noProof w:val="0"/>
-          <w:color w:val="000000" w:themeColor="text1" w:themeTint="FF" w:themeShade="FF"/>
-          <w:sz w:val="22"/>
-          <w:szCs w:val="22"/>
-          <w:vertAlign w:val="baseline"/>
-          <w:lang w:val="en-US"/>
-        </w:rPr>
-        <w:t>cuidar</w:t>
-      </w:r>
-      <w:r>
-        <w:rPr>
-          <w:rFonts w:ascii="Calibri" w:hAnsi="Calibri" w:eastAsia="Calibri" w:cs="Calibri" w:asciiTheme="majorAscii" w:hAnsiTheme="majorAscii" w:eastAsiaTheme="majorAscii" w:cstheme="majorAscii"/>
-          <w:b w:val="0"/>
-          <w:bCs w:val="0"/>
-          <w:i w:val="0"/>
-          <w:iCs w:val="0"/>
-          <w:caps w:val="0"/>
-          <w:smallCaps w:val="0"/>
-          <w:noProof w:val="0"/>
-          <w:color w:val="000000" w:themeColor="text1" w:themeTint="FF" w:themeShade="FF"/>
-          <w:sz w:val="22"/>
-          <w:szCs w:val="22"/>
-          <w:vertAlign w:val="baseline"/>
-          <w:lang w:val="en-US"/>
-        </w:rPr>
-        <w:t xml:space="preserve"> </w:t>
-      </w:r>
-      <w:r>
-        <w:rPr>
-          <w:rFonts w:ascii="Calibri" w:hAnsi="Calibri" w:eastAsia="Calibri" w:cs="Calibri" w:asciiTheme="majorAscii" w:hAnsiTheme="majorAscii" w:eastAsiaTheme="majorAscii" w:cstheme="majorAscii"/>
-          <w:b w:val="0"/>
-          <w:bCs w:val="0"/>
-          <w:i w:val="0"/>
-          <w:iCs w:val="0"/>
-          <w:caps w:val="0"/>
-          <w:smallCaps w:val="0"/>
-          <w:noProof w:val="0"/>
-          <w:color w:val="000000" w:themeColor="text1" w:themeTint="FF" w:themeShade="FF"/>
-          <w:sz w:val="22"/>
-          <w:szCs w:val="22"/>
-          <w:vertAlign w:val="baseline"/>
-          <w:lang w:val="en-US"/>
-        </w:rPr>
-        <w:t>melhor</w:t>
-      </w:r>
-      <w:r>
-        <w:rPr>
-          <w:rFonts w:ascii="Calibri" w:hAnsi="Calibri" w:eastAsia="Calibri" w:cs="Calibri" w:asciiTheme="majorAscii" w:hAnsiTheme="majorAscii" w:eastAsiaTheme="majorAscii" w:cstheme="majorAscii"/>
-          <w:b w:val="0"/>
-          <w:bCs w:val="0"/>
-          <w:i w:val="0"/>
-          <w:iCs w:val="0"/>
-          <w:caps w:val="0"/>
-          <w:smallCaps w:val="0"/>
-          <w:noProof w:val="0"/>
-          <w:color w:val="000000" w:themeColor="text1" w:themeTint="FF" w:themeShade="FF"/>
-          <w:sz w:val="22"/>
-          <w:szCs w:val="22"/>
-          <w:vertAlign w:val="baseline"/>
-          <w:lang w:val="en-US"/>
-        </w:rPr>
-        <w:t xml:space="preserve"> da </w:t>
-      </w:r>
-      <w:r>
-        <w:rPr>
-          <w:rFonts w:ascii="Calibri" w:hAnsi="Calibri" w:eastAsia="Calibri" w:cs="Calibri" w:asciiTheme="majorAscii" w:hAnsiTheme="majorAscii" w:eastAsiaTheme="majorAscii" w:cstheme="majorAscii"/>
-          <w:b w:val="0"/>
-          <w:bCs w:val="0"/>
-          <w:i w:val="0"/>
-          <w:iCs w:val="0"/>
-          <w:caps w:val="0"/>
-          <w:smallCaps w:val="0"/>
-          <w:noProof w:val="0"/>
-          <w:color w:val="000000" w:themeColor="text1" w:themeTint="FF" w:themeShade="FF"/>
-          <w:sz w:val="22"/>
-          <w:szCs w:val="22"/>
-          <w:vertAlign w:val="baseline"/>
-          <w:lang w:val="en-US"/>
-        </w:rPr>
-        <w:t>alimentação</w:t>
-      </w:r>
-      <w:r>
-        <w:rPr>
-          <w:rFonts w:ascii="Calibri" w:hAnsi="Calibri" w:eastAsia="Calibri" w:cs="Calibri" w:asciiTheme="majorAscii" w:hAnsiTheme="majorAscii" w:eastAsiaTheme="majorAscii" w:cstheme="majorAscii"/>
-          <w:b w:val="0"/>
-          <w:bCs w:val="0"/>
-          <w:i w:val="0"/>
-          <w:iCs w:val="0"/>
-          <w:caps w:val="0"/>
-          <w:smallCaps w:val="0"/>
-          <w:noProof w:val="0"/>
-          <w:color w:val="000000" w:themeColor="text1" w:themeTint="FF" w:themeShade="FF"/>
-          <w:sz w:val="22"/>
-          <w:szCs w:val="22"/>
-          <w:vertAlign w:val="baseline"/>
-          <w:lang w:val="en-US"/>
+          <w:rFonts w:asciiTheme="majorHAnsi" w:eastAsiaTheme="majorEastAsia" w:hAnsiTheme="majorHAnsi" w:cstheme="majorBidi"/>
+          <w:color w:val="000000" w:themeColor="text1"/>
+          <w:sz w:val="22"/>
+          <w:szCs w:val="22"/>
+          <w:lang w:val="pt-BR"/>
+        </w:rPr>
+        <w:t>Para pessoas que querem cuidar melhor da alimentação</w:t>
+      </w:r>
+      <w:r>
+        <w:rPr>
+          <w:rFonts w:asciiTheme="majorHAnsi" w:eastAsiaTheme="majorEastAsia" w:hAnsiTheme="majorHAnsi" w:cstheme="majorBidi"/>
+          <w:color w:val="000000" w:themeColor="text1"/>
+          <w:sz w:val="22"/>
+          <w:szCs w:val="22"/>
+          <w:lang w:val="pt-BR"/>
         </w:rPr>
         <w:t>.</w:t>
       </w:r>
@@ -1485,17 +914,13 @@
     <w:p>
       <w:pPr>
         <w:pStyle w:val="Recuonormal"/>
-        <w:ind/>
-        <w:rPr>
-          <w:rFonts w:ascii="Calibri" w:hAnsi="Calibri" w:eastAsia="Calibri" w:cs="Calibri" w:asciiTheme="majorAscii" w:hAnsiTheme="majorAscii" w:eastAsiaTheme="majorAscii" w:cstheme="majorAscii"/>
-          <w:b w:val="0"/>
-          <w:bCs w:val="0"/>
-          <w:i w:val="1"/>
-          <w:iCs w:val="1"/>
-          <w:color w:val="000000" w:themeColor="text1" w:themeTint="FF" w:themeShade="FF"/>
-          <w:sz w:val="22"/>
-          <w:szCs w:val="22"/>
-          <w:vertAlign w:val="baseline"/>
+        <w:rPr>
+          <w:rFonts w:asciiTheme="majorHAnsi" w:eastAsiaTheme="majorEastAsia" w:hAnsiTheme="majorHAnsi" w:cstheme="majorBidi"/>
+          <w:i/>
+          <w:iCs/>
+          <w:color w:val="000000" w:themeColor="text1"/>
+          <w:sz w:val="22"/>
+          <w:szCs w:val="22"/>
           <w:lang w:val="pt-BR"/>
         </w:rPr>
       </w:pPr>
@@ -1508,96 +933,41 @@
           <w:numId w:val="1"/>
         </w:numPr>
         <w:rPr>
-          <w:rFonts w:ascii="Calibri" w:hAnsi="Calibri" w:eastAsia="Calibri" w:cs="Calibri" w:asciiTheme="majorAscii" w:hAnsiTheme="majorAscii" w:eastAsiaTheme="majorAscii" w:cstheme="majorAscii"/>
-          <w:b w:val="0"/>
-          <w:bCs w:val="0"/>
-          <w:color w:val="000000" w:themeColor="text1" w:themeTint="FF" w:themeShade="FF"/>
-          <w:sz w:val="22"/>
-          <w:szCs w:val="22"/>
-          <w:vertAlign w:val="baseline"/>
-          <w:lang w:val="pt-BR"/>
-        </w:rPr>
-      </w:pPr>
-      <w:r>
-        <w:rPr>
-          <w:rFonts w:ascii="Calibri" w:hAnsi="Calibri" w:eastAsia="Calibri" w:cs="Calibri" w:asciiTheme="majorAscii" w:hAnsiTheme="majorAscii" w:eastAsiaTheme="majorAscii" w:cstheme="majorAscii"/>
-          <w:b w:val="0"/>
-          <w:bCs w:val="0"/>
-          <w:color w:val="000000" w:themeColor="text1" w:themeTint="FF" w:themeShade="FF"/>
-          <w:sz w:val="22"/>
-          <w:szCs w:val="22"/>
-          <w:vertAlign w:val="baseline"/>
-          <w:lang w:val="pt-BR"/>
-        </w:rPr>
-        <w:t>Pergunte: “</w:t>
-      </w:r>
-      <w:r>
-        <w:rPr>
-          <w:rFonts w:ascii="Calibri" w:hAnsi="Calibri" w:eastAsia="Calibri" w:cs="Calibri" w:asciiTheme="majorAscii" w:hAnsiTheme="majorAscii" w:eastAsiaTheme="majorAscii" w:cstheme="majorAscii"/>
-          <w:b w:val="0"/>
-          <w:bCs w:val="0"/>
-          <w:color w:val="000000" w:themeColor="text1" w:themeTint="FF" w:themeShade="FF"/>
-          <w:sz w:val="22"/>
-          <w:szCs w:val="22"/>
-          <w:vertAlign w:val="baseline"/>
-          <w:lang w:val="pt-BR"/>
-        </w:rPr>
-        <w:t>Quem você acha que é o responsável por esse sistema?” (</w:t>
-      </w:r>
-      <w:r>
-        <w:rPr>
-          <w:rFonts w:ascii="Calibri" w:hAnsi="Calibri" w:eastAsia="Calibri" w:cs="Calibri" w:asciiTheme="majorAscii" w:hAnsiTheme="majorAscii" w:eastAsiaTheme="majorAscii" w:cstheme="majorAscii"/>
-          <w:b w:val="0"/>
-          <w:bCs w:val="0"/>
-          <w:i w:val="1"/>
-          <w:iCs w:val="1"/>
-          <w:color w:val="000000" w:themeColor="text1" w:themeTint="FF" w:themeShade="FF"/>
-          <w:sz w:val="22"/>
-          <w:szCs w:val="22"/>
-          <w:vertAlign w:val="baseline"/>
-          <w:lang w:val="pt-BR"/>
-        </w:rPr>
-        <w:t>P</w:t>
-      </w:r>
-      <w:r>
-        <w:rPr>
-          <w:rFonts w:ascii="Calibri" w:hAnsi="Calibri" w:eastAsia="Calibri" w:cs="Calibri" w:asciiTheme="majorAscii" w:hAnsiTheme="majorAscii" w:eastAsiaTheme="majorAscii" w:cstheme="majorAscii"/>
-          <w:b w:val="0"/>
-          <w:bCs w:val="0"/>
-          <w:i w:val="1"/>
-          <w:iCs w:val="1"/>
-          <w:color w:val="000000" w:themeColor="text1" w:themeTint="FF" w:themeShade="FF"/>
-          <w:sz w:val="22"/>
-          <w:szCs w:val="22"/>
-          <w:vertAlign w:val="baseline"/>
-          <w:lang w:val="pt-BR"/>
-        </w:rPr>
-        <w:t xml:space="preserve">or exemplo: empresa, empreendedor, marca, </w:t>
-      </w:r>
-      <w:r>
-        <w:rPr>
-          <w:rFonts w:ascii="Calibri" w:hAnsi="Calibri" w:eastAsia="Calibri" w:cs="Calibri" w:asciiTheme="majorAscii" w:hAnsiTheme="majorAscii" w:eastAsiaTheme="majorAscii" w:cstheme="majorAscii"/>
-          <w:b w:val="0"/>
-          <w:bCs w:val="0"/>
-          <w:i w:val="1"/>
-          <w:iCs w:val="1"/>
-          <w:color w:val="000000" w:themeColor="text1" w:themeTint="FF" w:themeShade="FF"/>
-          <w:sz w:val="22"/>
-          <w:szCs w:val="22"/>
-          <w:vertAlign w:val="baseline"/>
-          <w:lang w:val="pt-BR"/>
-        </w:rPr>
-        <w:t>etc</w:t>
-      </w:r>
-      <w:r>
-        <w:rPr>
-          <w:rFonts w:ascii="Calibri" w:hAnsi="Calibri" w:eastAsia="Calibri" w:cs="Calibri" w:asciiTheme="majorAscii" w:hAnsiTheme="majorAscii" w:eastAsiaTheme="majorAscii" w:cstheme="majorAscii"/>
-          <w:b w:val="0"/>
-          <w:bCs w:val="0"/>
-          <w:color w:val="000000" w:themeColor="text1" w:themeTint="FF" w:themeShade="FF"/>
-          <w:sz w:val="22"/>
-          <w:szCs w:val="22"/>
-          <w:vertAlign w:val="baseline"/>
+          <w:rFonts w:asciiTheme="majorHAnsi" w:eastAsiaTheme="majorEastAsia" w:hAnsiTheme="majorHAnsi" w:cstheme="majorBidi"/>
+          <w:color w:val="000000" w:themeColor="text1"/>
+          <w:sz w:val="22"/>
+          <w:szCs w:val="22"/>
+          <w:lang w:val="pt-BR"/>
+        </w:rPr>
+      </w:pPr>
+      <w:r>
+        <w:rPr>
+          <w:rFonts w:asciiTheme="majorHAnsi" w:eastAsiaTheme="majorEastAsia" w:hAnsiTheme="majorHAnsi" w:cstheme="majorBidi"/>
+          <w:color w:val="000000" w:themeColor="text1"/>
+          <w:sz w:val="22"/>
+          <w:szCs w:val="22"/>
+          <w:lang w:val="pt-BR"/>
+        </w:rPr>
+        <w:t>Pergunte: “Quem você acha que é o responsável por esse sistema?” (</w:t>
+      </w:r>
+      <w:r>
+        <w:rPr>
+          <w:rFonts w:asciiTheme="majorHAnsi" w:eastAsiaTheme="majorEastAsia" w:hAnsiTheme="majorHAnsi" w:cstheme="majorBidi"/>
+          <w:i/>
+          <w:iCs/>
+          <w:color w:val="000000" w:themeColor="text1"/>
+          <w:sz w:val="22"/>
+          <w:szCs w:val="22"/>
+          <w:lang w:val="pt-BR"/>
+        </w:rPr>
+        <w:t>Por exemplo: empresa, empreendedor, marca, etc</w:t>
+      </w:r>
+      <w:r>
+        <w:rPr>
+          <w:rFonts w:asciiTheme="majorHAnsi" w:eastAsiaTheme="majorEastAsia" w:hAnsiTheme="majorHAnsi" w:cstheme="majorBidi"/>
+          <w:color w:val="000000" w:themeColor="text1"/>
+          <w:sz w:val="22"/>
+          <w:szCs w:val="22"/>
           <w:lang w:val="pt-BR"/>
         </w:rPr>
         <w:t>)</w:t>
@@ -1607,74 +977,43 @@
       <w:pPr>
         <w:ind w:left="720"/>
         <w:rPr>
-          <w:rFonts w:ascii="Calibri" w:hAnsi="Calibri" w:eastAsia="Calibri" w:cs="Calibri" w:asciiTheme="majorAscii" w:hAnsiTheme="majorAscii" w:eastAsiaTheme="majorAscii" w:cstheme="majorAscii"/>
-          <w:b w:val="0"/>
-          <w:bCs w:val="0"/>
-          <w:i w:val="0"/>
-          <w:iCs w:val="0"/>
-          <w:caps w:val="0"/>
-          <w:smallCaps w:val="0"/>
-          <w:noProof w:val="0"/>
-          <w:color w:val="000000" w:themeColor="text1" w:themeTint="FF" w:themeShade="FF"/>
-          <w:sz w:val="22"/>
-          <w:szCs w:val="22"/>
-          <w:vertAlign w:val="baseline"/>
-          <w:lang w:val="en-US"/>
+          <w:rFonts w:asciiTheme="majorHAnsi" w:eastAsiaTheme="majorEastAsia" w:hAnsiTheme="majorHAnsi" w:cstheme="majorBidi"/>
+          <w:color w:val="000000" w:themeColor="text1"/>
+          <w:sz w:val="22"/>
+          <w:szCs w:val="22"/>
         </w:rPr>
       </w:pPr>
     </w:p>
     <w:p>
       <w:pPr>
         <w:pStyle w:val="Recuonormal"/>
-        <w:ind w:left="270" w:firstLine="0"/>
-        <w:rPr>
-          <w:rFonts w:ascii="Calibri" w:hAnsi="Calibri" w:eastAsia="Calibri" w:cs="Calibri" w:asciiTheme="majorAscii" w:hAnsiTheme="majorAscii" w:eastAsiaTheme="majorAscii" w:cstheme="majorAscii"/>
-          <w:b w:val="0"/>
-          <w:bCs w:val="0"/>
-          <w:i w:val="0"/>
-          <w:iCs w:val="0"/>
-          <w:caps w:val="0"/>
-          <w:smallCaps w:val="0"/>
-          <w:noProof w:val="0"/>
-          <w:color w:val="000000" w:themeColor="text1" w:themeTint="FF" w:themeShade="FF"/>
-          <w:sz w:val="22"/>
-          <w:szCs w:val="22"/>
-          <w:vertAlign w:val="baseline"/>
-          <w:lang w:val="en-US"/>
-        </w:rPr>
-      </w:pPr>
-      <w:r>
-        <w:rPr>
-          <w:rFonts w:ascii="Calibri" w:hAnsi="Calibri" w:eastAsia="Calibri" w:cs="Calibri" w:asciiTheme="majorAscii" w:hAnsiTheme="majorAscii" w:eastAsiaTheme="majorAscii" w:cstheme="majorAscii"/>
-          <w:b w:val="1"/>
-          <w:bCs w:val="1"/>
-          <w:i w:val="0"/>
-          <w:iCs w:val="0"/>
-          <w:caps w:val="0"/>
-          <w:smallCaps w:val="0"/>
-          <w:noProof w:val="0"/>
-          <w:color w:val="000000" w:themeColor="text1" w:themeTint="FF" w:themeShade="FF"/>
-          <w:sz w:val="22"/>
-          <w:szCs w:val="22"/>
-          <w:vertAlign w:val="baseline"/>
+        <w:ind w:left="270"/>
+        <w:rPr>
+          <w:rFonts w:asciiTheme="majorHAnsi" w:eastAsiaTheme="majorEastAsia" w:hAnsiTheme="majorHAnsi" w:cstheme="majorBidi"/>
+          <w:color w:val="000000" w:themeColor="text1"/>
+          <w:sz w:val="22"/>
+          <w:szCs w:val="22"/>
+          <w:lang w:val="pt-BR"/>
+        </w:rPr>
+      </w:pPr>
+      <w:r>
+        <w:rPr>
+          <w:rFonts w:asciiTheme="majorHAnsi" w:eastAsiaTheme="majorEastAsia" w:hAnsiTheme="majorHAnsi" w:cstheme="majorBidi"/>
+          <w:b/>
+          <w:bCs/>
+          <w:color w:val="000000" w:themeColor="text1"/>
+          <w:sz w:val="22"/>
+          <w:szCs w:val="22"/>
           <w:lang w:val="pt-BR"/>
         </w:rPr>
         <w:t xml:space="preserve">Resposta: </w:t>
       </w:r>
       <w:r>
         <w:rPr>
-          <w:rFonts w:ascii="Calibri" w:hAnsi="Calibri" w:eastAsia="Calibri" w:cs="Calibri" w:asciiTheme="majorAscii" w:hAnsiTheme="majorAscii" w:eastAsiaTheme="majorAscii" w:cstheme="majorAscii"/>
-          <w:b w:val="0"/>
-          <w:bCs w:val="0"/>
-          <w:i w:val="0"/>
-          <w:iCs w:val="0"/>
-          <w:caps w:val="0"/>
-          <w:smallCaps w:val="0"/>
-          <w:noProof w:val="0"/>
-          <w:color w:val="000000" w:themeColor="text1" w:themeTint="FF" w:themeShade="FF"/>
-          <w:sz w:val="22"/>
-          <w:szCs w:val="22"/>
-          <w:vertAlign w:val="baseline"/>
+          <w:rFonts w:asciiTheme="majorHAnsi" w:eastAsiaTheme="majorEastAsia" w:hAnsiTheme="majorHAnsi" w:cstheme="majorBidi"/>
+          <w:color w:val="000000" w:themeColor="text1"/>
+          <w:sz w:val="22"/>
+          <w:szCs w:val="22"/>
           <w:lang w:val="pt-BR"/>
         </w:rPr>
         <w:t>Acho que alguma empresa ou pessoa que trabalha com saúde e alimentação.</w:t>
@@ -1684,96 +1023,59 @@
       <w:pPr>
         <w:pStyle w:val="Ttulo2"/>
         <w:rPr>
-          <w:rFonts w:ascii="Calibri" w:hAnsi="Calibri" w:eastAsia="Calibri" w:cs="Calibri" w:asciiTheme="majorAscii" w:hAnsiTheme="majorAscii" w:eastAsiaTheme="majorAscii" w:cstheme="majorAscii"/>
-          <w:lang w:val="pt-BR"/>
-        </w:rPr>
-      </w:pPr>
-      <w:r>
-        <w:rPr>
-          <w:rFonts w:ascii="Calibri" w:hAnsi="Calibri" w:eastAsia="Calibri" w:cs="Calibri" w:asciiTheme="majorAscii" w:hAnsiTheme="majorAscii" w:eastAsiaTheme="majorAscii" w:cstheme="majorAscii"/>
-          <w:lang w:val="pt-BR"/>
-        </w:rPr>
+          <w:rFonts w:asciiTheme="majorHAnsi" w:eastAsiaTheme="majorEastAsia" w:hAnsiTheme="majorHAnsi" w:cstheme="majorBidi"/>
+          <w:lang w:val="pt-BR"/>
+        </w:rPr>
+      </w:pPr>
+      <w:r>
+        <w:rPr>
+          <w:rFonts w:asciiTheme="majorHAnsi" w:eastAsiaTheme="majorEastAsia" w:hAnsiTheme="majorHAnsi" w:cstheme="majorBidi"/>
+          <w:lang w:val="pt-BR"/>
+        </w:rPr>
+        <w:lastRenderedPageBreak/>
         <w:t>Cenário</w:t>
       </w:r>
     </w:p>
     <w:p>
       <w:pPr>
         <w:rPr>
-          <w:rFonts w:ascii="Calibri" w:hAnsi="Calibri" w:eastAsia="Calibri" w:cs="Calibri" w:asciiTheme="majorAscii" w:hAnsiTheme="majorAscii" w:eastAsiaTheme="majorAscii" w:cstheme="majorAscii"/>
-          <w:lang w:val="pt-BR"/>
-        </w:rPr>
-      </w:pPr>
-    </w:p>
-    <w:p>
-      <w:pPr>
-        <w:rPr>
-          <w:rFonts w:ascii="Calibri" w:hAnsi="Calibri" w:eastAsia="Calibri" w:cs="Calibri" w:asciiTheme="majorAscii" w:hAnsiTheme="majorAscii" w:eastAsiaTheme="majorAscii" w:cstheme="majorAscii"/>
-          <w:sz w:val="22"/>
-          <w:szCs w:val="22"/>
-          <w:lang w:val="pt-BR"/>
-        </w:rPr>
-      </w:pPr>
-      <w:r>
-        <w:rPr>
-          <w:rFonts w:ascii="Calibri" w:hAnsi="Calibri" w:eastAsia="Calibri" w:cs="Calibri" w:asciiTheme="majorAscii" w:hAnsiTheme="majorAscii" w:eastAsiaTheme="majorAscii" w:cstheme="majorAscii"/>
-          <w:sz w:val="22"/>
-          <w:szCs w:val="22"/>
-          <w:lang w:val="pt-BR"/>
-        </w:rPr>
-        <w:t>O participan</w:t>
-      </w:r>
-      <w:r>
-        <w:rPr>
-          <w:rFonts w:ascii="Calibri" w:hAnsi="Calibri" w:eastAsia="Calibri" w:cs="Calibri" w:asciiTheme="majorAscii" w:hAnsiTheme="majorAscii" w:eastAsiaTheme="majorAscii" w:cstheme="majorAscii"/>
-          <w:sz w:val="22"/>
-          <w:szCs w:val="22"/>
-          <w:lang w:val="pt-BR"/>
-        </w:rPr>
-        <w:t>te está ini</w:t>
-      </w:r>
-      <w:r>
-        <w:rPr>
-          <w:rFonts w:ascii="Calibri" w:hAnsi="Calibri" w:eastAsia="Calibri" w:cs="Calibri" w:asciiTheme="majorAscii" w:hAnsiTheme="majorAscii" w:eastAsiaTheme="majorAscii" w:cstheme="majorAscii"/>
-          <w:sz w:val="22"/>
-          <w:szCs w:val="22"/>
-          <w:lang w:val="pt-BR"/>
-        </w:rPr>
-        <w:t xml:space="preserve">ciando uma rotina de alimentação mais organizada e deseja utilizar o </w:t>
-      </w:r>
-      <w:r>
-        <w:rPr>
-          <w:rFonts w:ascii="Calibri" w:hAnsi="Calibri" w:eastAsia="Calibri" w:cs="Calibri" w:asciiTheme="majorAscii" w:hAnsiTheme="majorAscii" w:eastAsiaTheme="majorAscii" w:cstheme="majorAscii"/>
-          <w:sz w:val="22"/>
-          <w:szCs w:val="22"/>
-          <w:lang w:val="pt-BR"/>
-        </w:rPr>
-        <w:t>BeFit</w:t>
-      </w:r>
-      <w:r>
-        <w:rPr>
-          <w:rFonts w:ascii="Calibri" w:hAnsi="Calibri" w:eastAsia="Calibri" w:cs="Calibri" w:asciiTheme="majorAscii" w:hAnsiTheme="majorAscii" w:eastAsiaTheme="majorAscii" w:cstheme="majorAscii"/>
-          <w:sz w:val="22"/>
-          <w:szCs w:val="22"/>
-          <w:lang w:val="pt-BR"/>
-        </w:rPr>
-        <w:t xml:space="preserve"> para cadastrar sua conta, registrar dietas, consultar receitas, acompanhar o IMC, gerar lista de compras e emitir relatórios. O teste avalia se o usuário consegue navegar pelas principais funcionalidades do sistema sem receber instruções detalhadas do avaliador.</w:t>
+          <w:rFonts w:asciiTheme="majorHAnsi" w:eastAsiaTheme="majorEastAsia" w:hAnsiTheme="majorHAnsi" w:cstheme="majorBidi"/>
+          <w:lang w:val="pt-BR"/>
+        </w:rPr>
+      </w:pPr>
+    </w:p>
+    <w:p>
+      <w:pPr>
+        <w:rPr>
+          <w:rFonts w:asciiTheme="majorHAnsi" w:eastAsiaTheme="majorEastAsia" w:hAnsiTheme="majorHAnsi" w:cstheme="majorBidi"/>
+          <w:sz w:val="22"/>
+          <w:szCs w:val="22"/>
+          <w:lang w:val="pt-BR"/>
+        </w:rPr>
+      </w:pPr>
+      <w:r>
+        <w:rPr>
+          <w:rFonts w:asciiTheme="majorHAnsi" w:eastAsiaTheme="majorEastAsia" w:hAnsiTheme="majorHAnsi" w:cstheme="majorBidi"/>
+          <w:sz w:val="22"/>
+          <w:szCs w:val="22"/>
+          <w:lang w:val="pt-BR"/>
+        </w:rPr>
+        <w:t>O participante está iniciando uma rotina de alimentação mais organizada e deseja utilizar o BeFit para cadastrar sua conta, registrar dietas, consultar receitas, acompanhar o IMC, gerar lista de compras e emitir relatórios. O teste avalia se o usuário consegue navegar pelas principais funcionalidades do sistema sem receber instruções detalhadas do avaliador.</w:t>
       </w:r>
     </w:p>
     <w:p>
       <w:pPr>
         <w:pStyle w:val="Ttulo3"/>
         <w:rPr>
-          <w:rFonts w:ascii="Calibri" w:hAnsi="Calibri" w:eastAsia="Calibri" w:cs="Calibri" w:asciiTheme="majorAscii" w:hAnsiTheme="majorAscii" w:eastAsiaTheme="majorAscii" w:cstheme="majorAscii"/>
+          <w:rFonts w:asciiTheme="majorHAnsi" w:eastAsiaTheme="majorEastAsia" w:hAnsiTheme="majorHAnsi" w:cstheme="majorBidi"/>
           <w:sz w:val="24"/>
-          <w:szCs w:val="24"/>
-          <w:lang w:val="pt-BR"/>
-        </w:rPr>
-      </w:pPr>
-      <w:r>
-        <w:rPr>
-          <w:rFonts w:ascii="Calibri" w:hAnsi="Calibri" w:eastAsia="Calibri" w:cs="Calibri" w:asciiTheme="majorAscii" w:hAnsiTheme="majorAscii" w:eastAsiaTheme="majorAscii" w:cstheme="majorAscii"/>
+          <w:lang w:val="pt-BR"/>
+        </w:rPr>
+      </w:pPr>
+      <w:r>
+        <w:rPr>
+          <w:rFonts w:asciiTheme="majorHAnsi" w:eastAsiaTheme="majorEastAsia" w:hAnsiTheme="majorHAnsi" w:cstheme="majorBidi"/>
           <w:sz w:val="24"/>
-          <w:szCs w:val="24"/>
           <w:lang w:val="pt-BR"/>
         </w:rPr>
         <w:t>Tarefa 1</w:t>
@@ -1784,7 +1086,7 @@
         <w:pStyle w:val="Recuonormal"/>
         <w:ind w:left="0"/>
         <w:rPr>
-          <w:rFonts w:ascii="Calibri" w:hAnsi="Calibri" w:eastAsia="Calibri" w:cs="Calibri" w:asciiTheme="majorAscii" w:hAnsiTheme="majorAscii" w:eastAsiaTheme="majorAscii" w:cstheme="majorAscii"/>
+          <w:rFonts w:asciiTheme="majorHAnsi" w:eastAsiaTheme="majorEastAsia" w:hAnsiTheme="majorHAnsi" w:cstheme="majorBidi"/>
           <w:sz w:val="28"/>
           <w:szCs w:val="28"/>
           <w:lang w:val="pt-BR"/>
@@ -1792,48 +1094,12 @@
       </w:pPr>
       <w:r>
         <w:rPr>
-          <w:rFonts w:ascii="Calibri" w:hAnsi="Calibri" w:eastAsia="Calibri" w:cs="Calibri" w:asciiTheme="majorAscii" w:hAnsiTheme="majorAscii" w:eastAsiaTheme="majorAscii" w:cstheme="majorAscii"/>
-          <w:sz w:val="22"/>
-          <w:szCs w:val="22"/>
-          <w:lang w:val="pt-BR"/>
-        </w:rPr>
-        <w:t xml:space="preserve">Cadastrar </w:t>
-      </w:r>
-      <w:r>
-        <w:rPr>
-          <w:rFonts w:ascii="Calibri" w:hAnsi="Calibri" w:eastAsia="Calibri" w:cs="Calibri" w:asciiTheme="majorAscii" w:hAnsiTheme="majorAscii" w:eastAsiaTheme="majorAscii" w:cstheme="majorAscii"/>
-          <w:sz w:val="22"/>
-          <w:szCs w:val="22"/>
-          <w:lang w:val="pt-BR"/>
-        </w:rPr>
-        <w:t xml:space="preserve">um novo </w:t>
-      </w:r>
-      <w:r>
-        <w:rPr>
-          <w:rFonts w:ascii="Calibri" w:hAnsi="Calibri" w:eastAsia="Calibri" w:cs="Calibri" w:asciiTheme="majorAscii" w:hAnsiTheme="majorAscii" w:eastAsiaTheme="majorAscii" w:cstheme="majorAscii"/>
-          <w:sz w:val="22"/>
-          <w:szCs w:val="22"/>
-          <w:lang w:val="pt-BR"/>
-        </w:rPr>
-        <w:t>usuário</w:t>
-      </w:r>
-      <w:r>
-        <w:rPr>
-          <w:rFonts w:ascii="Calibri" w:hAnsi="Calibri" w:eastAsia="Calibri" w:cs="Calibri" w:asciiTheme="majorAscii" w:hAnsiTheme="majorAscii" w:eastAsiaTheme="majorAscii" w:cstheme="majorAscii"/>
-          <w:sz w:val="22"/>
-          <w:szCs w:val="22"/>
-          <w:lang w:val="pt-BR"/>
-        </w:rPr>
-        <w:t xml:space="preserve"> no sistema</w:t>
-      </w:r>
-      <w:r>
-        <w:rPr>
-          <w:rFonts w:ascii="Calibri" w:hAnsi="Calibri" w:eastAsia="Calibri" w:cs="Calibri" w:asciiTheme="majorAscii" w:hAnsiTheme="majorAscii" w:eastAsiaTheme="majorAscii" w:cstheme="majorAscii"/>
-          <w:sz w:val="22"/>
-          <w:szCs w:val="22"/>
-          <w:lang w:val="pt-BR"/>
-        </w:rPr>
-        <w:t xml:space="preserve"> e efetuar login:</w:t>
+          <w:rFonts w:asciiTheme="majorHAnsi" w:eastAsiaTheme="majorEastAsia" w:hAnsiTheme="majorHAnsi" w:cstheme="majorBidi"/>
+          <w:sz w:val="22"/>
+          <w:szCs w:val="22"/>
+          <w:lang w:val="pt-BR"/>
+        </w:rPr>
+        <w:t>Cadastrar um novo usuário no sistema e efetuar login:</w:t>
       </w:r>
     </w:p>
     <w:p>
@@ -1841,7 +1107,7 @@
         <w:pStyle w:val="Recuonormal"/>
         <w:ind w:left="0"/>
         <w:rPr>
-          <w:rFonts w:ascii="Calibri" w:hAnsi="Calibri" w:eastAsia="Calibri" w:cs="Calibri" w:asciiTheme="majorAscii" w:hAnsiTheme="majorAscii" w:eastAsiaTheme="majorAscii" w:cstheme="majorAscii"/>
+          <w:rFonts w:asciiTheme="majorHAnsi" w:eastAsiaTheme="majorEastAsia" w:hAnsiTheme="majorHAnsi" w:cstheme="majorBidi"/>
           <w:sz w:val="22"/>
           <w:szCs w:val="22"/>
           <w:lang w:val="pt-BR"/>
@@ -1872,46 +1138,37 @@
           <w:tcPr>
             <w:tcW w:w="3015" w:type="dxa"/>
             <w:tcBorders>
-              <w:top w:val="single" w:color="00000A" w:sz="4" w:space="0"/>
-              <w:left w:val="single" w:color="00000A" w:sz="4" w:space="0"/>
-              <w:bottom w:val="single" w:color="00000A" w:sz="4" w:space="0"/>
-              <w:right w:val="single" w:color="00000A" w:sz="4" w:space="0"/>
+              <w:top w:val="single" w:sz="4" w:space="0" w:color="00000A"/>
+              <w:left w:val="single" w:sz="4" w:space="0" w:color="00000A"/>
+              <w:bottom w:val="single" w:sz="4" w:space="0" w:color="00000A"/>
+              <w:right w:val="single" w:sz="4" w:space="0" w:color="00000A"/>
             </w:tcBorders>
             <w:shd w:val="clear" w:color="auto" w:fill="CCFF99"/>
-            <w:tcMar/>
           </w:tcPr>
           <w:p>
             <w:pPr>
               <w:pStyle w:val="Tablecolumnheading"/>
               <w:jc w:val="center"/>
               <w:rPr>
-                <w:rFonts w:ascii="Calibri" w:hAnsi="Calibri" w:eastAsia="Calibri" w:cs="Calibri" w:asciiTheme="majorAscii" w:hAnsiTheme="majorAscii" w:eastAsiaTheme="majorAscii" w:cstheme="majorAscii"/>
-                <w:sz w:val="21"/>
-                <w:szCs w:val="21"/>
-              </w:rPr>
-            </w:pPr>
-            <w:r>
-              <w:rPr>
-                <w:rFonts w:ascii="Calibri" w:hAnsi="Calibri" w:eastAsia="Calibri" w:cs="Calibri" w:asciiTheme="majorAscii" w:hAnsiTheme="majorAscii" w:eastAsiaTheme="majorAscii" w:cstheme="majorAscii"/>
-                <w:sz w:val="21"/>
-                <w:szCs w:val="21"/>
-              </w:rPr>
-              <w:t>Caminhos</w:t>
-            </w:r>
-            <w:r>
-              <w:rPr>
-                <w:rFonts w:ascii="Calibri" w:hAnsi="Calibri" w:eastAsia="Calibri" w:cs="Calibri" w:asciiTheme="majorAscii" w:hAnsiTheme="majorAscii" w:eastAsiaTheme="majorAscii" w:cstheme="majorAscii"/>
-                <w:sz w:val="21"/>
-                <w:szCs w:val="21"/>
-              </w:rPr>
-              <w:t>(s)</w:t>
+                <w:rFonts w:asciiTheme="majorHAnsi" w:eastAsiaTheme="majorEastAsia" w:hAnsiTheme="majorHAnsi" w:cstheme="majorBidi"/>
+                <w:sz w:val="21"/>
+                <w:szCs w:val="21"/>
+              </w:rPr>
+            </w:pPr>
+            <w:r>
+              <w:rPr>
+                <w:rFonts w:asciiTheme="majorHAnsi" w:eastAsiaTheme="majorEastAsia" w:hAnsiTheme="majorHAnsi" w:cstheme="majorBidi"/>
+                <w:sz w:val="21"/>
+                <w:szCs w:val="21"/>
+              </w:rPr>
+              <w:t>Caminhos(s)</w:t>
             </w:r>
           </w:p>
           <w:p>
             <w:pPr>
               <w:pStyle w:val="Tablecolumnheading"/>
               <w:rPr>
-                <w:rFonts w:ascii="Calibri" w:hAnsi="Calibri" w:eastAsia="Calibri" w:cs="Calibri" w:asciiTheme="majorAscii" w:hAnsiTheme="majorAscii" w:eastAsiaTheme="majorAscii" w:cstheme="majorAscii"/>
+                <w:rFonts w:asciiTheme="majorHAnsi" w:eastAsiaTheme="majorEastAsia" w:hAnsiTheme="majorHAnsi" w:cstheme="majorBidi"/>
                 <w:sz w:val="21"/>
                 <w:szCs w:val="21"/>
               </w:rPr>
@@ -1922,28 +1179,27 @@
           <w:tcPr>
             <w:tcW w:w="1508" w:type="dxa"/>
             <w:tcBorders>
-              <w:top w:val="single" w:color="00000A" w:sz="4" w:space="0"/>
-              <w:left w:val="single" w:color="00000A" w:sz="4" w:space="0"/>
-              <w:bottom w:val="single" w:color="00000A" w:sz="4" w:space="0"/>
-              <w:right w:val="single" w:color="00000A" w:sz="4" w:space="0"/>
+              <w:top w:val="single" w:sz="4" w:space="0" w:color="00000A"/>
+              <w:left w:val="single" w:sz="4" w:space="0" w:color="00000A"/>
+              <w:bottom w:val="single" w:sz="4" w:space="0" w:color="00000A"/>
+              <w:right w:val="single" w:sz="4" w:space="0" w:color="00000A"/>
             </w:tcBorders>
             <w:shd w:val="clear" w:color="auto" w:fill="CCFF99"/>
-            <w:tcMar/>
           </w:tcPr>
           <w:p>
             <w:pPr>
               <w:pStyle w:val="Tablecolumnheading"/>
               <w:jc w:val="center"/>
               <w:rPr>
-                <w:rFonts w:ascii="Calibri" w:hAnsi="Calibri" w:eastAsia="Calibri" w:cs="Calibri" w:asciiTheme="majorAscii" w:hAnsiTheme="majorAscii" w:eastAsiaTheme="majorAscii" w:cstheme="majorAscii"/>
-                <w:sz w:val="21"/>
-                <w:szCs w:val="21"/>
-                <w:lang w:val="pt-BR"/>
-              </w:rPr>
-            </w:pPr>
-            <w:r>
-              <w:rPr>
-                <w:rFonts w:ascii="Calibri" w:hAnsi="Calibri" w:eastAsia="Calibri" w:cs="Calibri" w:asciiTheme="majorAscii" w:hAnsiTheme="majorAscii" w:eastAsiaTheme="majorAscii" w:cstheme="majorAscii"/>
+                <w:rFonts w:asciiTheme="majorHAnsi" w:eastAsiaTheme="majorEastAsia" w:hAnsiTheme="majorHAnsi" w:cstheme="majorBidi"/>
+                <w:sz w:val="21"/>
+                <w:szCs w:val="21"/>
+                <w:lang w:val="pt-BR"/>
+              </w:rPr>
+            </w:pPr>
+            <w:r>
+              <w:rPr>
+                <w:rFonts w:asciiTheme="majorHAnsi" w:eastAsiaTheme="majorEastAsia" w:hAnsiTheme="majorHAnsi" w:cstheme="majorBidi"/>
                 <w:sz w:val="21"/>
                 <w:szCs w:val="21"/>
                 <w:lang w:val="pt-BR"/>
@@ -1956,53 +1212,36 @@
           <w:tcPr>
             <w:tcW w:w="5115" w:type="dxa"/>
             <w:tcBorders>
-              <w:top w:val="single" w:color="00000A" w:sz="4" w:space="0"/>
-              <w:left w:val="single" w:color="00000A" w:sz="4" w:space="0"/>
-              <w:bottom w:val="single" w:color="00000A" w:sz="4" w:space="0"/>
-              <w:right w:val="single" w:color="00000A" w:sz="4" w:space="0"/>
+              <w:top w:val="single" w:sz="4" w:space="0" w:color="00000A"/>
+              <w:left w:val="single" w:sz="4" w:space="0" w:color="00000A"/>
+              <w:bottom w:val="single" w:sz="4" w:space="0" w:color="00000A"/>
+              <w:right w:val="single" w:sz="4" w:space="0" w:color="00000A"/>
             </w:tcBorders>
             <w:shd w:val="clear" w:color="auto" w:fill="CCFF99"/>
-            <w:tcMar/>
           </w:tcPr>
           <w:p>
             <w:pPr>
               <w:pStyle w:val="Tablecolumnheading"/>
               <w:rPr>
-                <w:rFonts w:ascii="Calibri" w:hAnsi="Calibri" w:eastAsia="Calibri" w:cs="Calibri" w:asciiTheme="majorAscii" w:hAnsiTheme="majorAscii" w:eastAsiaTheme="majorAscii" w:cstheme="majorAscii"/>
-                <w:sz w:val="21"/>
-                <w:szCs w:val="21"/>
-              </w:rPr>
-            </w:pPr>
-            <w:r>
-              <w:rPr>
-                <w:rFonts w:ascii="Calibri" w:hAnsi="Calibri" w:eastAsia="Calibri" w:cs="Calibri" w:asciiTheme="majorAscii" w:hAnsiTheme="majorAscii" w:eastAsiaTheme="majorAscii" w:cstheme="majorAscii"/>
-                <w:sz w:val="21"/>
-                <w:szCs w:val="21"/>
-              </w:rPr>
-              <w:t>Anotações</w:t>
-            </w:r>
-            <w:r>
-              <w:rPr>
-                <w:rFonts w:ascii="Calibri" w:hAnsi="Calibri" w:eastAsia="Calibri" w:cs="Calibri" w:asciiTheme="majorAscii" w:hAnsiTheme="majorAscii" w:eastAsiaTheme="majorAscii" w:cstheme="majorAscii"/>
-                <w:sz w:val="21"/>
-                <w:szCs w:val="21"/>
-              </w:rPr>
-              <w:t xml:space="preserve"> / </w:t>
-            </w:r>
-            <w:r>
-              <w:rPr>
-                <w:rFonts w:ascii="Calibri" w:hAnsi="Calibri" w:eastAsia="Calibri" w:cs="Calibri" w:asciiTheme="majorAscii" w:hAnsiTheme="majorAscii" w:eastAsiaTheme="majorAscii" w:cstheme="majorAscii"/>
-                <w:sz w:val="21"/>
-                <w:szCs w:val="21"/>
-              </w:rPr>
-              <w:t>Observações</w:t>
+                <w:rFonts w:asciiTheme="majorHAnsi" w:eastAsiaTheme="majorEastAsia" w:hAnsiTheme="majorHAnsi" w:cstheme="majorBidi"/>
+                <w:sz w:val="21"/>
+                <w:szCs w:val="21"/>
+              </w:rPr>
+            </w:pPr>
+            <w:r>
+              <w:rPr>
+                <w:rFonts w:asciiTheme="majorHAnsi" w:eastAsiaTheme="majorEastAsia" w:hAnsiTheme="majorHAnsi" w:cstheme="majorBidi"/>
+                <w:sz w:val="21"/>
+                <w:szCs w:val="21"/>
+              </w:rPr>
+              <w:t>Anotações / Observações</w:t>
             </w:r>
           </w:p>
           <w:p>
             <w:pPr>
               <w:pStyle w:val="Tablecolumnheading"/>
               <w:rPr>
-                <w:rFonts w:ascii="Calibri" w:hAnsi="Calibri" w:eastAsia="Calibri" w:cs="Calibri" w:asciiTheme="majorAscii" w:hAnsiTheme="majorAscii" w:eastAsiaTheme="majorAscii" w:cstheme="majorAscii"/>
+                <w:rFonts w:asciiTheme="majorHAnsi" w:eastAsiaTheme="majorEastAsia" w:hAnsiTheme="majorHAnsi" w:cstheme="majorBidi"/>
                 <w:sz w:val="21"/>
                 <w:szCs w:val="21"/>
               </w:rPr>
@@ -2019,67 +1258,57 @@
           <w:tcPr>
             <w:tcW w:w="3015" w:type="dxa"/>
             <w:tcBorders>
-              <w:top w:val="single" w:color="00000A" w:sz="4" w:space="0"/>
-              <w:left w:val="single" w:color="00000A" w:sz="4" w:space="0"/>
-              <w:bottom w:val="single" w:color="00000A" w:sz="4" w:space="0"/>
-              <w:right w:val="single" w:color="00000A" w:sz="4" w:space="0"/>
+              <w:top w:val="single" w:sz="4" w:space="0" w:color="00000A"/>
+              <w:left w:val="single" w:sz="4" w:space="0" w:color="00000A"/>
+              <w:bottom w:val="single" w:sz="4" w:space="0" w:color="00000A"/>
+              <w:right w:val="single" w:sz="4" w:space="0" w:color="00000A"/>
             </w:tcBorders>
             <w:shd w:val="clear" w:color="auto" w:fill="FFFFFF" w:themeFill="background1"/>
-            <w:tcMar/>
           </w:tcPr>
           <w:p>
             <w:pPr>
               <w:pStyle w:val="Tabletext"/>
               <w:rPr>
-                <w:rFonts w:ascii="Calibri" w:hAnsi="Calibri" w:eastAsia="Calibri" w:cs="Calibri" w:asciiTheme="majorAscii" w:hAnsiTheme="majorAscii" w:eastAsiaTheme="majorAscii" w:cstheme="majorAscii"/>
-                <w:sz w:val="21"/>
-                <w:szCs w:val="21"/>
-                <w:lang w:val="pt-BR"/>
-              </w:rPr>
-            </w:pPr>
-          </w:p>
-          <w:p>
-            <w:pPr>
-              <w:pStyle w:val="Tabletext"/>
-              <w:rPr>
-                <w:rFonts w:ascii="Calibri" w:hAnsi="Calibri" w:eastAsia="Calibri" w:cs="Calibri" w:asciiTheme="majorAscii" w:hAnsiTheme="majorAscii" w:eastAsiaTheme="majorAscii" w:cstheme="majorAscii"/>
-                <w:sz w:val="21"/>
-                <w:szCs w:val="21"/>
-                <w:lang w:val="pt-BR"/>
-              </w:rPr>
-            </w:pPr>
-            <w:r>
-              <w:rPr>
-                <w:rFonts w:ascii="Calibri" w:hAnsi="Calibri" w:eastAsia="Calibri" w:cs="Calibri" w:asciiTheme="majorAscii" w:hAnsiTheme="majorAscii" w:eastAsiaTheme="majorAscii" w:cstheme="majorAscii"/>
-                <w:sz w:val="21"/>
-                <w:szCs w:val="21"/>
-                <w:lang w:val="pt-BR"/>
-              </w:rPr>
-              <w:t xml:space="preserve">1. Acessar a tela inicial do </w:t>
-            </w:r>
-            <w:r>
-              <w:rPr>
-                <w:rFonts w:ascii="Calibri" w:hAnsi="Calibri" w:eastAsia="Calibri" w:cs="Calibri" w:asciiTheme="majorAscii" w:hAnsiTheme="majorAscii" w:eastAsiaTheme="majorAscii" w:cstheme="majorAscii"/>
-                <w:sz w:val="21"/>
-                <w:szCs w:val="21"/>
-                <w:lang w:val="pt-BR"/>
-              </w:rPr>
-              <w:t>BeFit</w:t>
-            </w:r>
-          </w:p>
-          <w:p>
-            <w:pPr>
-              <w:pStyle w:val="Tabletext"/>
-              <w:rPr>
-                <w:rFonts w:ascii="Calibri" w:hAnsi="Calibri" w:eastAsia="Calibri" w:cs="Calibri" w:asciiTheme="majorAscii" w:hAnsiTheme="majorAscii" w:eastAsiaTheme="majorAscii" w:cstheme="majorAscii"/>
-                <w:sz w:val="21"/>
-                <w:szCs w:val="21"/>
-                <w:lang w:val="pt-BR"/>
-              </w:rPr>
-            </w:pPr>
-            <w:r>
-              <w:rPr>
-                <w:rFonts w:ascii="Calibri" w:hAnsi="Calibri" w:eastAsia="Calibri" w:cs="Calibri" w:asciiTheme="majorAscii" w:hAnsiTheme="majorAscii" w:eastAsiaTheme="majorAscii" w:cstheme="majorAscii"/>
+                <w:rFonts w:asciiTheme="majorHAnsi" w:eastAsiaTheme="majorEastAsia" w:hAnsiTheme="majorHAnsi" w:cstheme="majorBidi"/>
+                <w:sz w:val="21"/>
+                <w:szCs w:val="21"/>
+                <w:lang w:val="pt-BR"/>
+              </w:rPr>
+            </w:pPr>
+          </w:p>
+          <w:p>
+            <w:pPr>
+              <w:pStyle w:val="Tabletext"/>
+              <w:rPr>
+                <w:rFonts w:asciiTheme="majorHAnsi" w:eastAsiaTheme="majorEastAsia" w:hAnsiTheme="majorHAnsi" w:cstheme="majorBidi"/>
+                <w:sz w:val="21"/>
+                <w:szCs w:val="21"/>
+                <w:lang w:val="pt-BR"/>
+              </w:rPr>
+            </w:pPr>
+            <w:r>
+              <w:rPr>
+                <w:rFonts w:asciiTheme="majorHAnsi" w:eastAsiaTheme="majorEastAsia" w:hAnsiTheme="majorHAnsi" w:cstheme="majorBidi"/>
+                <w:sz w:val="21"/>
+                <w:szCs w:val="21"/>
+                <w:lang w:val="pt-BR"/>
+              </w:rPr>
+              <w:t>1. Acessar a tela inicial do BeFit</w:t>
+            </w:r>
+          </w:p>
+          <w:p>
+            <w:pPr>
+              <w:pStyle w:val="Tabletext"/>
+              <w:rPr>
+                <w:rFonts w:asciiTheme="majorHAnsi" w:eastAsiaTheme="majorEastAsia" w:hAnsiTheme="majorHAnsi" w:cstheme="majorBidi"/>
+                <w:sz w:val="21"/>
+                <w:szCs w:val="21"/>
+                <w:lang w:val="pt-BR"/>
+              </w:rPr>
+            </w:pPr>
+            <w:r>
+              <w:rPr>
+                <w:rFonts w:asciiTheme="majorHAnsi" w:eastAsiaTheme="majorEastAsia" w:hAnsiTheme="majorHAnsi" w:cstheme="majorBidi"/>
                 <w:sz w:val="21"/>
                 <w:szCs w:val="21"/>
                 <w:lang w:val="pt-BR"/>
@@ -2091,15 +1320,15 @@
             <w:pPr>
               <w:pStyle w:val="Tabletext"/>
               <w:rPr>
-                <w:rFonts w:ascii="Calibri" w:hAnsi="Calibri" w:eastAsia="Calibri" w:cs="Calibri" w:asciiTheme="majorAscii" w:hAnsiTheme="majorAscii" w:eastAsiaTheme="majorAscii" w:cstheme="majorAscii"/>
-                <w:sz w:val="21"/>
-                <w:szCs w:val="21"/>
-                <w:lang w:val="pt-BR"/>
-              </w:rPr>
-            </w:pPr>
-            <w:r>
-              <w:rPr>
-                <w:rFonts w:ascii="Calibri" w:hAnsi="Calibri" w:eastAsia="Calibri" w:cs="Calibri" w:asciiTheme="majorAscii" w:hAnsiTheme="majorAscii" w:eastAsiaTheme="majorAscii" w:cstheme="majorAscii"/>
+                <w:rFonts w:asciiTheme="majorHAnsi" w:eastAsiaTheme="majorEastAsia" w:hAnsiTheme="majorHAnsi" w:cstheme="majorBidi"/>
+                <w:sz w:val="21"/>
+                <w:szCs w:val="21"/>
+                <w:lang w:val="pt-BR"/>
+              </w:rPr>
+            </w:pPr>
+            <w:r>
+              <w:rPr>
+                <w:rFonts w:asciiTheme="majorHAnsi" w:eastAsiaTheme="majorEastAsia" w:hAnsiTheme="majorHAnsi" w:cstheme="majorBidi"/>
                 <w:sz w:val="21"/>
                 <w:szCs w:val="21"/>
                 <w:lang w:val="pt-BR"/>
@@ -2111,15 +1340,15 @@
             <w:pPr>
               <w:pStyle w:val="Tabletext"/>
               <w:rPr>
-                <w:rFonts w:ascii="Calibri" w:hAnsi="Calibri" w:eastAsia="Calibri" w:cs="Calibri" w:asciiTheme="majorAscii" w:hAnsiTheme="majorAscii" w:eastAsiaTheme="majorAscii" w:cstheme="majorAscii"/>
-                <w:sz w:val="21"/>
-                <w:szCs w:val="21"/>
-                <w:lang w:val="pt-BR"/>
-              </w:rPr>
-            </w:pPr>
-            <w:r>
-              <w:rPr>
-                <w:rFonts w:ascii="Calibri" w:hAnsi="Calibri" w:eastAsia="Calibri" w:cs="Calibri" w:asciiTheme="majorAscii" w:hAnsiTheme="majorAscii" w:eastAsiaTheme="majorAscii" w:cstheme="majorAscii"/>
+                <w:rFonts w:asciiTheme="majorHAnsi" w:eastAsiaTheme="majorEastAsia" w:hAnsiTheme="majorHAnsi" w:cstheme="majorBidi"/>
+                <w:sz w:val="21"/>
+                <w:szCs w:val="21"/>
+                <w:lang w:val="pt-BR"/>
+              </w:rPr>
+            </w:pPr>
+            <w:r>
+              <w:rPr>
+                <w:rFonts w:asciiTheme="majorHAnsi" w:eastAsiaTheme="majorEastAsia" w:hAnsiTheme="majorHAnsi" w:cstheme="majorBidi"/>
                 <w:sz w:val="21"/>
                 <w:szCs w:val="21"/>
                 <w:lang w:val="pt-BR"/>
@@ -2131,15 +1360,15 @@
             <w:pPr>
               <w:pStyle w:val="Tabletext"/>
               <w:rPr>
-                <w:rFonts w:ascii="Calibri" w:hAnsi="Calibri" w:eastAsia="Calibri" w:cs="Calibri" w:asciiTheme="majorAscii" w:hAnsiTheme="majorAscii" w:eastAsiaTheme="majorAscii" w:cstheme="majorAscii"/>
-                <w:sz w:val="21"/>
-                <w:szCs w:val="21"/>
-                <w:lang w:val="pt-BR"/>
-              </w:rPr>
-            </w:pPr>
-            <w:r>
-              <w:rPr>
-                <w:rFonts w:ascii="Calibri" w:hAnsi="Calibri" w:eastAsia="Calibri" w:cs="Calibri" w:asciiTheme="majorAscii" w:hAnsiTheme="majorAscii" w:eastAsiaTheme="majorAscii" w:cstheme="majorAscii"/>
+                <w:rFonts w:asciiTheme="majorHAnsi" w:eastAsiaTheme="majorEastAsia" w:hAnsiTheme="majorHAnsi" w:cstheme="majorBidi"/>
+                <w:sz w:val="21"/>
+                <w:szCs w:val="21"/>
+                <w:lang w:val="pt-BR"/>
+              </w:rPr>
+            </w:pPr>
+            <w:r>
+              <w:rPr>
+                <w:rFonts w:asciiTheme="majorHAnsi" w:eastAsiaTheme="majorEastAsia" w:hAnsiTheme="majorHAnsi" w:cstheme="majorBidi"/>
                 <w:sz w:val="21"/>
                 <w:szCs w:val="21"/>
                 <w:lang w:val="pt-BR"/>
@@ -2151,15 +1380,15 @@
             <w:pPr>
               <w:pStyle w:val="Tabletext"/>
               <w:rPr>
-                <w:rFonts w:ascii="Calibri" w:hAnsi="Calibri" w:eastAsia="Calibri" w:cs="Calibri" w:asciiTheme="majorAscii" w:hAnsiTheme="majorAscii" w:eastAsiaTheme="majorAscii" w:cstheme="majorAscii"/>
-                <w:sz w:val="21"/>
-                <w:szCs w:val="21"/>
-                <w:lang w:val="pt-BR"/>
-              </w:rPr>
-            </w:pPr>
-            <w:r>
-              <w:rPr>
-                <w:rFonts w:ascii="Calibri" w:hAnsi="Calibri" w:eastAsia="Calibri" w:cs="Calibri" w:asciiTheme="majorAscii" w:hAnsiTheme="majorAscii" w:eastAsiaTheme="majorAscii" w:cstheme="majorAscii"/>
+                <w:rFonts w:asciiTheme="majorHAnsi" w:eastAsiaTheme="majorEastAsia" w:hAnsiTheme="majorHAnsi" w:cstheme="majorBidi"/>
+                <w:sz w:val="21"/>
+                <w:szCs w:val="21"/>
+                <w:lang w:val="pt-BR"/>
+              </w:rPr>
+            </w:pPr>
+            <w:r>
+              <w:rPr>
+                <w:rFonts w:asciiTheme="majorHAnsi" w:eastAsiaTheme="majorEastAsia" w:hAnsiTheme="majorHAnsi" w:cstheme="majorBidi"/>
                 <w:sz w:val="21"/>
                 <w:szCs w:val="21"/>
                 <w:lang w:val="pt-BR"/>
@@ -2171,15 +1400,15 @@
             <w:pPr>
               <w:pStyle w:val="Tabletext"/>
               <w:rPr>
-                <w:rFonts w:ascii="Calibri" w:hAnsi="Calibri" w:eastAsia="Calibri" w:cs="Calibri" w:asciiTheme="majorAscii" w:hAnsiTheme="majorAscii" w:eastAsiaTheme="majorAscii" w:cstheme="majorAscii"/>
-                <w:sz w:val="21"/>
-                <w:szCs w:val="21"/>
-                <w:lang w:val="pt-BR"/>
-              </w:rPr>
-            </w:pPr>
-            <w:r>
-              <w:rPr>
-                <w:rFonts w:ascii="Calibri" w:hAnsi="Calibri" w:eastAsia="Calibri" w:cs="Calibri" w:asciiTheme="majorAscii" w:hAnsiTheme="majorAscii" w:eastAsiaTheme="majorAscii" w:cstheme="majorAscii"/>
+                <w:rFonts w:asciiTheme="majorHAnsi" w:eastAsiaTheme="majorEastAsia" w:hAnsiTheme="majorHAnsi" w:cstheme="majorBidi"/>
+                <w:sz w:val="21"/>
+                <w:szCs w:val="21"/>
+                <w:lang w:val="pt-BR"/>
+              </w:rPr>
+            </w:pPr>
+            <w:r>
+              <w:rPr>
+                <w:rFonts w:asciiTheme="majorHAnsi" w:eastAsiaTheme="majorEastAsia" w:hAnsiTheme="majorHAnsi" w:cstheme="majorBidi"/>
                 <w:sz w:val="21"/>
                 <w:szCs w:val="21"/>
                 <w:lang w:val="pt-BR"/>
@@ -2191,7 +1420,7 @@
             <w:pPr>
               <w:pStyle w:val="Tabletext"/>
               <w:rPr>
-                <w:rFonts w:ascii="Calibri" w:hAnsi="Calibri" w:eastAsia="Calibri" w:cs="Calibri" w:asciiTheme="majorAscii" w:hAnsiTheme="majorAscii" w:eastAsiaTheme="majorAscii" w:cstheme="majorAscii"/>
+                <w:rFonts w:asciiTheme="majorHAnsi" w:eastAsiaTheme="majorEastAsia" w:hAnsiTheme="majorHAnsi" w:cstheme="majorBidi"/>
                 <w:sz w:val="21"/>
                 <w:szCs w:val="21"/>
                 <w:lang w:val="pt-BR"/>
@@ -2203,20 +1432,19 @@
           <w:tcPr>
             <w:tcW w:w="1508" w:type="dxa"/>
             <w:tcBorders>
-              <w:top w:val="single" w:color="00000A" w:sz="4" w:space="0"/>
-              <w:left w:val="single" w:color="00000A" w:sz="4" w:space="0"/>
-              <w:bottom w:val="single" w:color="00000A" w:sz="4" w:space="0"/>
-              <w:right w:val="single" w:color="00000A" w:sz="4" w:space="0"/>
+              <w:top w:val="single" w:sz="4" w:space="0" w:color="00000A"/>
+              <w:left w:val="single" w:sz="4" w:space="0" w:color="00000A"/>
+              <w:bottom w:val="single" w:sz="4" w:space="0" w:color="00000A"/>
+              <w:right w:val="single" w:sz="4" w:space="0" w:color="00000A"/>
             </w:tcBorders>
             <w:shd w:val="clear" w:color="auto" w:fill="FFFFFF" w:themeFill="background1"/>
-            <w:tcMar/>
           </w:tcPr>
           <w:p>
             <w:pPr>
               <w:pStyle w:val="Tabletext"/>
               <w:jc w:val="center"/>
               <w:rPr>
-                <w:rFonts w:ascii="Calibri" w:hAnsi="Calibri" w:eastAsia="Calibri" w:cs="Calibri" w:asciiTheme="majorAscii" w:hAnsiTheme="majorAscii" w:eastAsiaTheme="majorAscii" w:cstheme="majorAscii"/>
+                <w:rFonts w:asciiTheme="majorHAnsi" w:eastAsiaTheme="majorEastAsia" w:hAnsiTheme="majorHAnsi" w:cstheme="majorBidi"/>
                 <w:sz w:val="21"/>
                 <w:szCs w:val="21"/>
                 <w:lang w:val="pt-BR"/>
@@ -2228,43 +1456,32 @@
               <w:pStyle w:val="Tabletext"/>
               <w:jc w:val="center"/>
               <w:rPr>
-                <w:rFonts w:ascii="Calibri" w:hAnsi="Calibri" w:eastAsia="Calibri" w:cs="Calibri" w:asciiTheme="majorAscii" w:hAnsiTheme="majorAscii" w:eastAsiaTheme="majorAscii" w:cstheme="majorAscii"/>
-                <w:sz w:val="21"/>
-                <w:szCs w:val="21"/>
-                <w:lang w:val="pt-BR"/>
-              </w:rPr>
-            </w:pPr>
-            <w:r>
-              <w:rPr>
-                <w:rFonts w:ascii="Calibri" w:hAnsi="Calibri" w:eastAsia="Calibri" w:cs="Calibri" w:asciiTheme="majorAscii" w:hAnsiTheme="majorAscii" w:eastAsiaTheme="majorAscii" w:cstheme="majorAscii"/>
-                <w:color w:val="000000" w:themeColor="text1" w:themeTint="FF" w:themeShade="FF"/>
-                <w:sz w:val="21"/>
-                <w:szCs w:val="21"/>
-                <w:lang w:val="pt-BR"/>
-              </w:rPr>
-              <w:t>0</w:t>
-            </w:r>
+                <w:rFonts w:asciiTheme="majorHAnsi" w:eastAsiaTheme="majorEastAsia" w:hAnsiTheme="majorHAnsi" w:cstheme="majorBidi"/>
+                <w:sz w:val="21"/>
+                <w:szCs w:val="21"/>
+                <w:lang w:val="pt-BR"/>
+              </w:rPr>
+            </w:pPr>
           </w:p>
           <w:p>
             <w:pPr>
               <w:pStyle w:val="Tabletext"/>
               <w:jc w:val="center"/>
               <w:rPr>
-                <w:rFonts w:ascii="Calibri" w:hAnsi="Calibri" w:eastAsia="Calibri" w:cs="Calibri" w:asciiTheme="majorAscii" w:hAnsiTheme="majorAscii" w:eastAsiaTheme="majorAscii" w:cstheme="majorAscii"/>
-                <w:sz w:val="21"/>
-                <w:szCs w:val="21"/>
-                <w:lang w:val="pt-BR"/>
-              </w:rPr>
-            </w:pPr>
-            <w:r>
-              <w:rPr>
-                <w:rFonts w:ascii="Calibri" w:hAnsi="Calibri" w:eastAsia="Calibri" w:cs="Calibri" w:asciiTheme="majorAscii" w:hAnsiTheme="majorAscii" w:eastAsiaTheme="majorAscii" w:cstheme="majorAscii"/>
-                <w:color w:val="000000" w:themeColor="text1" w:themeTint="FF" w:themeShade="FF"/>
-                <w:sz w:val="21"/>
-                <w:szCs w:val="21"/>
-                <w:lang w:val="pt-BR"/>
-              </w:rPr>
-              <w:t>Não completou</w:t>
+                <w:rFonts w:asciiTheme="majorHAnsi" w:eastAsiaTheme="majorEastAsia" w:hAnsiTheme="majorHAnsi" w:cstheme="majorBidi"/>
+                <w:sz w:val="21"/>
+                <w:szCs w:val="21"/>
+                <w:lang w:val="pt-BR"/>
+              </w:rPr>
+            </w:pPr>
+            <w:r>
+              <w:rPr>
+                <w:rFonts w:asciiTheme="majorHAnsi" w:eastAsiaTheme="majorEastAsia" w:hAnsiTheme="majorHAnsi" w:cstheme="majorBidi"/>
+                <w:sz w:val="21"/>
+                <w:szCs w:val="21"/>
+                <w:lang w:val="pt-BR"/>
+              </w:rPr>
+              <w:t>2</w:t>
             </w:r>
           </w:p>
           <w:p>
@@ -2272,73 +1489,7 @@
               <w:pStyle w:val="Tabletext"/>
               <w:jc w:val="center"/>
               <w:rPr>
-                <w:rFonts w:ascii="Calibri" w:hAnsi="Calibri" w:eastAsia="Calibri" w:cs="Calibri" w:asciiTheme="majorAscii" w:hAnsiTheme="majorAscii" w:eastAsiaTheme="majorAscii" w:cstheme="majorAscii"/>
-                <w:sz w:val="21"/>
-                <w:szCs w:val="21"/>
-                <w:lang w:val="pt-BR"/>
-              </w:rPr>
-            </w:pPr>
-          </w:p>
-          <w:p>
-            <w:pPr>
-              <w:pStyle w:val="Tabletext"/>
-              <w:jc w:val="center"/>
-              <w:rPr>
-                <w:rFonts w:ascii="Calibri" w:hAnsi="Calibri" w:eastAsia="Calibri" w:cs="Calibri" w:asciiTheme="majorAscii" w:hAnsiTheme="majorAscii" w:eastAsiaTheme="majorAscii" w:cstheme="majorAscii"/>
-                <w:sz w:val="21"/>
-                <w:szCs w:val="21"/>
-                <w:lang w:val="pt-BR"/>
-              </w:rPr>
-            </w:pPr>
-            <w:r>
-              <w:rPr>
-                <w:rFonts w:ascii="Calibri" w:hAnsi="Calibri" w:eastAsia="Calibri" w:cs="Calibri" w:asciiTheme="majorAscii" w:hAnsiTheme="majorAscii" w:eastAsiaTheme="majorAscii" w:cstheme="majorAscii"/>
-                <w:sz w:val="21"/>
-                <w:szCs w:val="21"/>
-                <w:lang w:val="pt-BR"/>
-              </w:rPr>
-              <w:t>1</w:t>
-            </w:r>
-          </w:p>
-          <w:p>
-            <w:pPr>
-              <w:pStyle w:val="Tabletext"/>
-              <w:jc w:val="center"/>
-              <w:rPr>
-                <w:rFonts w:ascii="Calibri" w:hAnsi="Calibri" w:eastAsia="Calibri" w:cs="Calibri" w:asciiTheme="majorAscii" w:hAnsiTheme="majorAscii" w:eastAsiaTheme="majorAscii" w:cstheme="majorAscii"/>
-                <w:sz w:val="21"/>
-                <w:szCs w:val="21"/>
-                <w:lang w:val="pt-BR"/>
-              </w:rPr>
-            </w:pPr>
-            <w:r>
-              <w:rPr>
-                <w:rFonts w:ascii="Calibri" w:hAnsi="Calibri" w:eastAsia="Calibri" w:cs="Calibri" w:asciiTheme="majorAscii" w:hAnsiTheme="majorAscii" w:eastAsiaTheme="majorAscii" w:cstheme="majorAscii"/>
-                <w:sz w:val="21"/>
-                <w:szCs w:val="21"/>
-                <w:lang w:val="pt-BR"/>
-              </w:rPr>
-              <w:t>Completou com dificuldade ou ajuda</w:t>
-            </w:r>
-          </w:p>
-          <w:p>
-            <w:pPr>
-              <w:pStyle w:val="Tabletext"/>
-              <w:jc w:val="center"/>
-              <w:rPr>
-                <w:rFonts w:ascii="Calibri" w:hAnsi="Calibri" w:eastAsia="Calibri" w:cs="Calibri" w:asciiTheme="majorAscii" w:hAnsiTheme="majorAscii" w:eastAsiaTheme="majorAscii" w:cstheme="majorAscii"/>
-                <w:sz w:val="21"/>
-                <w:szCs w:val="21"/>
-                <w:lang w:val="pt-BR"/>
-              </w:rPr>
-            </w:pPr>
-          </w:p>
-          <w:p>
-            <w:pPr>
-              <w:pStyle w:val="Tabletext"/>
-              <w:jc w:val="center"/>
-              <w:rPr>
-                <w:rFonts w:ascii="Calibri" w:hAnsi="Calibri" w:eastAsia="Calibri" w:cs="Calibri" w:asciiTheme="majorAscii" w:hAnsiTheme="majorAscii" w:eastAsiaTheme="majorAscii" w:cstheme="majorAscii"/>
+                <w:rFonts w:asciiTheme="majorHAnsi" w:eastAsiaTheme="majorEastAsia" w:hAnsiTheme="majorHAnsi" w:cstheme="majorBidi"/>
                 <w:sz w:val="21"/>
                 <w:szCs w:val="21"/>
                 <w:highlight w:val="yellow"/>
@@ -2347,33 +1498,9 @@
             </w:pPr>
             <w:r>
               <w:rPr>
-                <w:rFonts w:ascii="Calibri" w:hAnsi="Calibri" w:eastAsia="Calibri" w:cs="Calibri" w:asciiTheme="majorAscii" w:hAnsiTheme="majorAscii" w:eastAsiaTheme="majorAscii" w:cstheme="majorAscii"/>
-                <w:sz w:val="21"/>
-                <w:szCs w:val="21"/>
-                <w:highlight w:val="yellow"/>
-                <w:lang w:val="pt-BR"/>
-              </w:rPr>
-              <w:t>2</w:t>
-            </w:r>
-          </w:p>
-          <w:p>
-            <w:pPr>
-              <w:pStyle w:val="Tabletext"/>
-              <w:jc w:val="center"/>
-              <w:rPr>
-                <w:rFonts w:ascii="Calibri" w:hAnsi="Calibri" w:eastAsia="Calibri" w:cs="Calibri" w:asciiTheme="majorAscii" w:hAnsiTheme="majorAscii" w:eastAsiaTheme="majorAscii" w:cstheme="majorAscii"/>
-                <w:sz w:val="21"/>
-                <w:szCs w:val="21"/>
-                <w:highlight w:val="yellow"/>
-                <w:lang w:val="pt-BR"/>
-              </w:rPr>
-            </w:pPr>
-            <w:r>
-              <w:rPr>
-                <w:rFonts w:ascii="Calibri" w:hAnsi="Calibri" w:eastAsia="Calibri" w:cs="Calibri" w:asciiTheme="majorAscii" w:hAnsiTheme="majorAscii" w:eastAsiaTheme="majorAscii" w:cstheme="majorAscii"/>
-                <w:sz w:val="21"/>
-                <w:szCs w:val="21"/>
-                <w:highlight w:val="yellow"/>
+                <w:rFonts w:asciiTheme="majorHAnsi" w:eastAsiaTheme="majorEastAsia" w:hAnsiTheme="majorHAnsi" w:cstheme="majorBidi"/>
+                <w:sz w:val="21"/>
+                <w:szCs w:val="21"/>
                 <w:lang w:val="pt-BR"/>
               </w:rPr>
               <w:t>Completou facilmente</w:t>
@@ -2384,40 +1511,37 @@
           <w:tcPr>
             <w:tcW w:w="5115" w:type="dxa"/>
             <w:tcBorders>
-              <w:top w:val="single" w:color="00000A" w:sz="4" w:space="0"/>
-              <w:left w:val="single" w:color="00000A" w:sz="4" w:space="0"/>
-              <w:bottom w:val="single" w:color="00000A" w:sz="4" w:space="0"/>
-              <w:right w:val="single" w:color="00000A" w:sz="4" w:space="0"/>
+              <w:top w:val="single" w:sz="4" w:space="0" w:color="00000A"/>
+              <w:left w:val="single" w:sz="4" w:space="0" w:color="00000A"/>
+              <w:bottom w:val="single" w:sz="4" w:space="0" w:color="00000A"/>
+              <w:right w:val="single" w:sz="4" w:space="0" w:color="00000A"/>
             </w:tcBorders>
             <w:shd w:val="clear" w:color="auto" w:fill="FFFFFF" w:themeFill="background1"/>
-            <w:tcMar/>
           </w:tcPr>
           <w:p>
             <w:pPr>
               <w:pStyle w:val="Tabletext"/>
               <w:rPr>
-                <w:rFonts w:ascii="Calibri" w:hAnsi="Calibri" w:eastAsia="Calibri" w:cs="Calibri" w:asciiTheme="majorAscii" w:hAnsiTheme="majorAscii" w:eastAsiaTheme="majorAscii" w:cstheme="majorAscii"/>
-                <w:sz w:val="21"/>
-                <w:szCs w:val="21"/>
-                <w:lang w:val="pt-BR"/>
-              </w:rPr>
-            </w:pPr>
-          </w:p>
-          <w:p>
-            <w:pPr>
-              <w:pStyle w:val="Tabletext"/>
-              <w:rPr>
-                <w:rFonts w:ascii="Calibri" w:hAnsi="Calibri" w:eastAsia="Calibri" w:cs="Calibri" w:asciiTheme="majorAscii" w:hAnsiTheme="majorAscii" w:eastAsiaTheme="majorAscii" w:cstheme="majorAscii"/>
-                <w:noProof w:val="0"/>
-                <w:sz w:val="21"/>
-                <w:szCs w:val="21"/>
-                <w:lang w:val="pt-BR"/>
-              </w:rPr>
-            </w:pPr>
-            <w:r>
-              <w:rPr>
-                <w:rFonts w:ascii="Calibri" w:hAnsi="Calibri" w:eastAsia="Calibri" w:cs="Calibri" w:asciiTheme="majorAscii" w:hAnsiTheme="majorAscii" w:eastAsiaTheme="majorAscii" w:cstheme="majorAscii"/>
-                <w:noProof w:val="0"/>
+                <w:rFonts w:asciiTheme="majorHAnsi" w:eastAsiaTheme="majorEastAsia" w:hAnsiTheme="majorHAnsi" w:cstheme="majorBidi"/>
+                <w:sz w:val="21"/>
+                <w:szCs w:val="21"/>
+                <w:lang w:val="pt-BR"/>
+              </w:rPr>
+            </w:pPr>
+          </w:p>
+          <w:p>
+            <w:pPr>
+              <w:pStyle w:val="Tabletext"/>
+              <w:rPr>
+                <w:rFonts w:asciiTheme="majorHAnsi" w:eastAsiaTheme="majorEastAsia" w:hAnsiTheme="majorHAnsi" w:cstheme="majorBidi"/>
+                <w:sz w:val="21"/>
+                <w:szCs w:val="21"/>
+                <w:lang w:val="pt-BR"/>
+              </w:rPr>
+            </w:pPr>
+            <w:r>
+              <w:rPr>
+                <w:rFonts w:asciiTheme="majorHAnsi" w:eastAsiaTheme="majorEastAsia" w:hAnsiTheme="majorHAnsi" w:cstheme="majorBidi"/>
                 <w:sz w:val="21"/>
                 <w:szCs w:val="21"/>
                 <w:lang w:val="pt-BR"/>
@@ -2429,7 +1553,7 @@
             <w:pPr>
               <w:pStyle w:val="Tabletext"/>
               <w:rPr>
-                <w:rFonts w:ascii="Calibri" w:hAnsi="Calibri" w:eastAsia="Calibri" w:cs="Calibri" w:asciiTheme="majorAscii" w:hAnsiTheme="majorAscii" w:eastAsiaTheme="majorAscii" w:cstheme="majorAscii"/>
+                <w:rFonts w:asciiTheme="majorHAnsi" w:eastAsiaTheme="majorEastAsia" w:hAnsiTheme="majorHAnsi" w:cstheme="majorBidi"/>
                 <w:sz w:val="21"/>
                 <w:szCs w:val="21"/>
                 <w:lang w:val="pt-BR"/>
@@ -2443,9 +1567,8 @@
       <w:pPr>
         <w:pStyle w:val="Ttulo3"/>
         <w:rPr>
-          <w:rFonts w:ascii="Calibri" w:hAnsi="Calibri" w:eastAsia="Calibri" w:cs="Calibri" w:asciiTheme="majorAscii" w:hAnsiTheme="majorAscii" w:eastAsiaTheme="majorAscii" w:cstheme="majorAscii"/>
+          <w:rFonts w:asciiTheme="majorHAnsi" w:eastAsiaTheme="majorEastAsia" w:hAnsiTheme="majorHAnsi" w:cstheme="majorBidi"/>
           <w:sz w:val="24"/>
-          <w:szCs w:val="24"/>
           <w:lang w:val="pt-BR"/>
         </w:rPr>
       </w:pPr>
@@ -2454,17 +1577,15 @@
       <w:pPr>
         <w:pStyle w:val="Ttulo3"/>
         <w:rPr>
-          <w:rFonts w:ascii="Calibri" w:hAnsi="Calibri" w:eastAsia="Calibri" w:cs="Calibri" w:asciiTheme="majorAscii" w:hAnsiTheme="majorAscii" w:eastAsiaTheme="majorAscii" w:cstheme="majorAscii"/>
+          <w:rFonts w:asciiTheme="majorHAnsi" w:eastAsiaTheme="majorEastAsia" w:hAnsiTheme="majorHAnsi" w:cstheme="majorBidi"/>
           <w:sz w:val="24"/>
-          <w:szCs w:val="24"/>
-          <w:lang w:val="pt-BR"/>
-        </w:rPr>
-      </w:pPr>
-      <w:r>
-        <w:rPr>
-          <w:rFonts w:ascii="Calibri" w:hAnsi="Calibri" w:eastAsia="Calibri" w:cs="Calibri" w:asciiTheme="majorAscii" w:hAnsiTheme="majorAscii" w:eastAsiaTheme="majorAscii" w:cstheme="majorAscii"/>
+          <w:lang w:val="pt-BR"/>
+        </w:rPr>
+      </w:pPr>
+      <w:r>
+        <w:rPr>
+          <w:rFonts w:asciiTheme="majorHAnsi" w:eastAsiaTheme="majorEastAsia" w:hAnsiTheme="majorHAnsi" w:cstheme="majorBidi"/>
           <w:sz w:val="24"/>
-          <w:szCs w:val="24"/>
           <w:lang w:val="pt-BR"/>
         </w:rPr>
         <w:t>Tarefa 2</w:t>
@@ -2475,7 +1596,7 @@
         <w:pStyle w:val="Recuonormal"/>
         <w:ind w:left="0"/>
         <w:rPr>
-          <w:rFonts w:ascii="Calibri" w:hAnsi="Calibri" w:eastAsia="Calibri" w:cs="Calibri" w:asciiTheme="majorAscii" w:hAnsiTheme="majorAscii" w:eastAsiaTheme="majorAscii" w:cstheme="majorAscii"/>
+          <w:rFonts w:asciiTheme="majorHAnsi" w:eastAsiaTheme="majorEastAsia" w:hAnsiTheme="majorHAnsi" w:cstheme="majorBidi"/>
           <w:sz w:val="28"/>
           <w:szCs w:val="28"/>
           <w:lang w:val="pt-BR"/>
@@ -2483,79 +1604,16 @@
       </w:pPr>
       <w:r>
         <w:rPr>
-          <w:rFonts w:ascii="Calibri" w:hAnsi="Calibri" w:eastAsia="Calibri" w:cs="Calibri" w:asciiTheme="majorAscii" w:hAnsiTheme="majorAscii" w:eastAsiaTheme="majorAscii" w:cstheme="majorAscii"/>
-          <w:sz w:val="22"/>
-          <w:szCs w:val="22"/>
-          <w:lang w:val="pt-BR"/>
-        </w:rPr>
-        <w:t xml:space="preserve">Cadastrar </w:t>
-      </w:r>
-      <w:r>
-        <w:rPr>
-          <w:rFonts w:ascii="Calibri" w:hAnsi="Calibri" w:eastAsia="Calibri" w:cs="Calibri" w:asciiTheme="majorAscii" w:hAnsiTheme="majorAscii" w:eastAsiaTheme="majorAscii" w:cstheme="majorAscii"/>
-          <w:sz w:val="22"/>
-          <w:szCs w:val="22"/>
-          <w:lang w:val="pt-BR"/>
-        </w:rPr>
-        <w:t xml:space="preserve">uma </w:t>
-      </w:r>
-      <w:r>
-        <w:rPr>
-          <w:rFonts w:ascii="Calibri" w:hAnsi="Calibri" w:eastAsia="Calibri" w:cs="Calibri" w:asciiTheme="majorAscii" w:hAnsiTheme="majorAscii" w:eastAsiaTheme="majorAscii" w:cstheme="majorAscii"/>
-          <w:sz w:val="22"/>
-          <w:szCs w:val="22"/>
-          <w:lang w:val="pt-BR"/>
-        </w:rPr>
-        <w:t>dieta</w:t>
-      </w:r>
-      <w:r>
-        <w:rPr>
-          <w:rFonts w:ascii="Calibri" w:hAnsi="Calibri" w:eastAsia="Calibri" w:cs="Calibri" w:asciiTheme="majorAscii" w:hAnsiTheme="majorAscii" w:eastAsiaTheme="majorAscii" w:cstheme="majorAscii"/>
-          <w:sz w:val="22"/>
-          <w:szCs w:val="22"/>
-          <w:lang w:val="pt-BR"/>
-        </w:rPr>
-        <w:t>, os respectivos alimentos</w:t>
-      </w:r>
-      <w:r>
-        <w:rPr>
-          <w:rFonts w:ascii="Calibri" w:hAnsi="Calibri" w:eastAsia="Calibri" w:cs="Calibri" w:asciiTheme="majorAscii" w:hAnsiTheme="majorAscii" w:eastAsiaTheme="majorAscii" w:cstheme="majorAscii"/>
-          <w:sz w:val="22"/>
-          <w:szCs w:val="22"/>
-          <w:lang w:val="pt-BR"/>
-        </w:rPr>
-        <w:t xml:space="preserve"> e acessar receitas</w:t>
-      </w:r>
-      <w:r>
-        <w:rPr>
-          <w:rFonts w:ascii="Calibri" w:hAnsi="Calibri" w:eastAsia="Calibri" w:cs="Calibri" w:asciiTheme="majorAscii" w:hAnsiTheme="majorAscii" w:eastAsiaTheme="majorAscii" w:cstheme="majorAscii"/>
-          <w:sz w:val="22"/>
-          <w:szCs w:val="22"/>
-          <w:lang w:val="pt-BR"/>
-        </w:rPr>
-        <w:t xml:space="preserve"> as</w:t>
-      </w:r>
-      <w:r>
-        <w:rPr>
-          <w:rFonts w:ascii="Calibri" w:hAnsi="Calibri" w:eastAsia="Calibri" w:cs="Calibri" w:asciiTheme="majorAscii" w:hAnsiTheme="majorAscii" w:eastAsiaTheme="majorAscii" w:cstheme="majorAscii"/>
-          <w:sz w:val="22"/>
-          <w:szCs w:val="22"/>
-          <w:lang w:val="pt-BR"/>
-        </w:rPr>
-        <w:t xml:space="preserve"> sugeridas</w:t>
-      </w:r>
-      <w:r>
-        <w:rPr>
-          <w:rFonts w:ascii="Calibri" w:hAnsi="Calibri" w:eastAsia="Calibri" w:cs="Calibri" w:asciiTheme="majorAscii" w:hAnsiTheme="majorAscii" w:eastAsiaTheme="majorAscii" w:cstheme="majorAscii"/>
-          <w:sz w:val="22"/>
-          <w:szCs w:val="22"/>
-          <w:lang w:val="pt-BR"/>
-        </w:rPr>
-        <w:t xml:space="preserve"> para dieta</w:t>
-      </w:r>
-      <w:r>
-        <w:rPr>
-          <w:rFonts w:ascii="Calibri" w:hAnsi="Calibri" w:eastAsia="Calibri" w:cs="Calibri" w:asciiTheme="majorAscii" w:hAnsiTheme="majorAscii" w:eastAsiaTheme="majorAscii" w:cstheme="majorAscii"/>
+          <w:rFonts w:asciiTheme="majorHAnsi" w:eastAsiaTheme="majorEastAsia" w:hAnsiTheme="majorHAnsi" w:cstheme="majorBidi"/>
+          <w:sz w:val="22"/>
+          <w:szCs w:val="22"/>
+          <w:lang w:val="pt-BR"/>
+        </w:rPr>
+        <w:t>Cadastrar uma dieta, os respectivos alimentos e acessar receitas as sugeridas para dieta</w:t>
+      </w:r>
+      <w:r>
+        <w:rPr>
+          <w:rFonts w:asciiTheme="majorHAnsi" w:eastAsiaTheme="majorEastAsia" w:hAnsiTheme="majorHAnsi" w:cstheme="majorBidi"/>
           <w:sz w:val="22"/>
           <w:szCs w:val="22"/>
           <w:lang w:val="pt-BR"/>
@@ -2566,7 +1624,7 @@
     <w:p>
       <w:pPr>
         <w:rPr>
-          <w:rFonts w:ascii="Calibri" w:hAnsi="Calibri" w:eastAsia="Calibri" w:cs="Calibri" w:asciiTheme="majorAscii" w:hAnsiTheme="majorAscii" w:eastAsiaTheme="majorAscii" w:cstheme="majorAscii"/>
+          <w:rFonts w:asciiTheme="majorHAnsi" w:eastAsiaTheme="majorEastAsia" w:hAnsiTheme="majorHAnsi" w:cstheme="majorBidi"/>
           <w:sz w:val="22"/>
           <w:szCs w:val="22"/>
           <w:lang w:val="pt-BR"/>
@@ -2597,46 +1655,37 @@
           <w:tcPr>
             <w:tcW w:w="3060" w:type="dxa"/>
             <w:tcBorders>
-              <w:top w:val="single" w:color="00000A" w:sz="4" w:space="0"/>
-              <w:left w:val="single" w:color="00000A" w:sz="4" w:space="0"/>
-              <w:bottom w:val="single" w:color="00000A" w:sz="4" w:space="0"/>
-              <w:right w:val="single" w:color="00000A" w:sz="4" w:space="0"/>
+              <w:top w:val="single" w:sz="4" w:space="0" w:color="00000A"/>
+              <w:left w:val="single" w:sz="4" w:space="0" w:color="00000A"/>
+              <w:bottom w:val="single" w:sz="4" w:space="0" w:color="00000A"/>
+              <w:right w:val="single" w:sz="4" w:space="0" w:color="00000A"/>
             </w:tcBorders>
             <w:shd w:val="clear" w:color="auto" w:fill="CCFF99"/>
-            <w:tcMar/>
           </w:tcPr>
           <w:p>
             <w:pPr>
               <w:pStyle w:val="Tablecolumnheading"/>
               <w:jc w:val="center"/>
               <w:rPr>
-                <w:rFonts w:ascii="Calibri" w:hAnsi="Calibri" w:eastAsia="Calibri" w:cs="Calibri" w:asciiTheme="majorAscii" w:hAnsiTheme="majorAscii" w:eastAsiaTheme="majorAscii" w:cstheme="majorAscii"/>
-                <w:sz w:val="21"/>
-                <w:szCs w:val="21"/>
-              </w:rPr>
-            </w:pPr>
-            <w:r>
-              <w:rPr>
-                <w:rFonts w:ascii="Calibri" w:hAnsi="Calibri" w:eastAsia="Calibri" w:cs="Calibri" w:asciiTheme="majorAscii" w:hAnsiTheme="majorAscii" w:eastAsiaTheme="majorAscii" w:cstheme="majorAscii"/>
-                <w:sz w:val="21"/>
-                <w:szCs w:val="21"/>
-              </w:rPr>
-              <w:t>Caminhos</w:t>
-            </w:r>
-            <w:r>
-              <w:rPr>
-                <w:rFonts w:ascii="Calibri" w:hAnsi="Calibri" w:eastAsia="Calibri" w:cs="Calibri" w:asciiTheme="majorAscii" w:hAnsiTheme="majorAscii" w:eastAsiaTheme="majorAscii" w:cstheme="majorAscii"/>
-                <w:sz w:val="21"/>
-                <w:szCs w:val="21"/>
-              </w:rPr>
-              <w:t>(s)</w:t>
+                <w:rFonts w:asciiTheme="majorHAnsi" w:eastAsiaTheme="majorEastAsia" w:hAnsiTheme="majorHAnsi" w:cstheme="majorBidi"/>
+                <w:sz w:val="21"/>
+                <w:szCs w:val="21"/>
+              </w:rPr>
+            </w:pPr>
+            <w:r>
+              <w:rPr>
+                <w:rFonts w:asciiTheme="majorHAnsi" w:eastAsiaTheme="majorEastAsia" w:hAnsiTheme="majorHAnsi" w:cstheme="majorBidi"/>
+                <w:sz w:val="21"/>
+                <w:szCs w:val="21"/>
+              </w:rPr>
+              <w:t>Caminhos(s)</w:t>
             </w:r>
           </w:p>
           <w:p>
             <w:pPr>
               <w:pStyle w:val="Tablecolumnheading"/>
               <w:rPr>
-                <w:rFonts w:ascii="Calibri" w:hAnsi="Calibri" w:eastAsia="Calibri" w:cs="Calibri" w:asciiTheme="majorAscii" w:hAnsiTheme="majorAscii" w:eastAsiaTheme="majorAscii" w:cstheme="majorAscii"/>
+                <w:rFonts w:asciiTheme="majorHAnsi" w:eastAsiaTheme="majorEastAsia" w:hAnsiTheme="majorHAnsi" w:cstheme="majorBidi"/>
                 <w:sz w:val="21"/>
                 <w:szCs w:val="21"/>
               </w:rPr>
@@ -2647,28 +1696,27 @@
           <w:tcPr>
             <w:tcW w:w="1635" w:type="dxa"/>
             <w:tcBorders>
-              <w:top w:val="single" w:color="00000A" w:sz="4" w:space="0"/>
-              <w:left w:val="single" w:color="00000A" w:sz="4" w:space="0"/>
-              <w:bottom w:val="single" w:color="00000A" w:sz="4" w:space="0"/>
-              <w:right w:val="single" w:color="00000A" w:sz="4" w:space="0"/>
+              <w:top w:val="single" w:sz="4" w:space="0" w:color="00000A"/>
+              <w:left w:val="single" w:sz="4" w:space="0" w:color="00000A"/>
+              <w:bottom w:val="single" w:sz="4" w:space="0" w:color="00000A"/>
+              <w:right w:val="single" w:sz="4" w:space="0" w:color="00000A"/>
             </w:tcBorders>
             <w:shd w:val="clear" w:color="auto" w:fill="CCFF99"/>
-            <w:tcMar/>
           </w:tcPr>
           <w:p>
             <w:pPr>
               <w:pStyle w:val="Tablecolumnheading"/>
               <w:jc w:val="center"/>
               <w:rPr>
-                <w:rFonts w:ascii="Calibri" w:hAnsi="Calibri" w:eastAsia="Calibri" w:cs="Calibri" w:asciiTheme="majorAscii" w:hAnsiTheme="majorAscii" w:eastAsiaTheme="majorAscii" w:cstheme="majorAscii"/>
-                <w:sz w:val="21"/>
-                <w:szCs w:val="21"/>
-                <w:lang w:val="pt-BR"/>
-              </w:rPr>
-            </w:pPr>
-            <w:r>
-              <w:rPr>
-                <w:rFonts w:ascii="Calibri" w:hAnsi="Calibri" w:eastAsia="Calibri" w:cs="Calibri" w:asciiTheme="majorAscii" w:hAnsiTheme="majorAscii" w:eastAsiaTheme="majorAscii" w:cstheme="majorAscii"/>
+                <w:rFonts w:asciiTheme="majorHAnsi" w:eastAsiaTheme="majorEastAsia" w:hAnsiTheme="majorHAnsi" w:cstheme="majorBidi"/>
+                <w:sz w:val="21"/>
+                <w:szCs w:val="21"/>
+                <w:lang w:val="pt-BR"/>
+              </w:rPr>
+            </w:pPr>
+            <w:r>
+              <w:rPr>
+                <w:rFonts w:asciiTheme="majorHAnsi" w:eastAsiaTheme="majorEastAsia" w:hAnsiTheme="majorHAnsi" w:cstheme="majorBidi"/>
                 <w:sz w:val="21"/>
                 <w:szCs w:val="21"/>
                 <w:lang w:val="pt-BR"/>
@@ -2681,53 +1729,36 @@
           <w:tcPr>
             <w:tcW w:w="4943" w:type="dxa"/>
             <w:tcBorders>
-              <w:top w:val="single" w:color="00000A" w:sz="4" w:space="0"/>
-              <w:left w:val="single" w:color="00000A" w:sz="4" w:space="0"/>
-              <w:bottom w:val="single" w:color="00000A" w:sz="4" w:space="0"/>
-              <w:right w:val="single" w:color="00000A" w:sz="4" w:space="0"/>
+              <w:top w:val="single" w:sz="4" w:space="0" w:color="00000A"/>
+              <w:left w:val="single" w:sz="4" w:space="0" w:color="00000A"/>
+              <w:bottom w:val="single" w:sz="4" w:space="0" w:color="00000A"/>
+              <w:right w:val="single" w:sz="4" w:space="0" w:color="00000A"/>
             </w:tcBorders>
             <w:shd w:val="clear" w:color="auto" w:fill="CCFF99"/>
-            <w:tcMar/>
           </w:tcPr>
           <w:p>
             <w:pPr>
               <w:pStyle w:val="Tablecolumnheading"/>
               <w:rPr>
-                <w:rFonts w:ascii="Calibri" w:hAnsi="Calibri" w:eastAsia="Calibri" w:cs="Calibri" w:asciiTheme="majorAscii" w:hAnsiTheme="majorAscii" w:eastAsiaTheme="majorAscii" w:cstheme="majorAscii"/>
-                <w:sz w:val="21"/>
-                <w:szCs w:val="21"/>
-              </w:rPr>
-            </w:pPr>
-            <w:r>
-              <w:rPr>
-                <w:rFonts w:ascii="Calibri" w:hAnsi="Calibri" w:eastAsia="Calibri" w:cs="Calibri" w:asciiTheme="majorAscii" w:hAnsiTheme="majorAscii" w:eastAsiaTheme="majorAscii" w:cstheme="majorAscii"/>
-                <w:sz w:val="21"/>
-                <w:szCs w:val="21"/>
-              </w:rPr>
-              <w:t>Anotações</w:t>
-            </w:r>
-            <w:r>
-              <w:rPr>
-                <w:rFonts w:ascii="Calibri" w:hAnsi="Calibri" w:eastAsia="Calibri" w:cs="Calibri" w:asciiTheme="majorAscii" w:hAnsiTheme="majorAscii" w:eastAsiaTheme="majorAscii" w:cstheme="majorAscii"/>
-                <w:sz w:val="21"/>
-                <w:szCs w:val="21"/>
-              </w:rPr>
-              <w:t xml:space="preserve"> / </w:t>
-            </w:r>
-            <w:r>
-              <w:rPr>
-                <w:rFonts w:ascii="Calibri" w:hAnsi="Calibri" w:eastAsia="Calibri" w:cs="Calibri" w:asciiTheme="majorAscii" w:hAnsiTheme="majorAscii" w:eastAsiaTheme="majorAscii" w:cstheme="majorAscii"/>
-                <w:sz w:val="21"/>
-                <w:szCs w:val="21"/>
-              </w:rPr>
-              <w:t>Observações</w:t>
+                <w:rFonts w:asciiTheme="majorHAnsi" w:eastAsiaTheme="majorEastAsia" w:hAnsiTheme="majorHAnsi" w:cstheme="majorBidi"/>
+                <w:sz w:val="21"/>
+                <w:szCs w:val="21"/>
+              </w:rPr>
+            </w:pPr>
+            <w:r>
+              <w:rPr>
+                <w:rFonts w:asciiTheme="majorHAnsi" w:eastAsiaTheme="majorEastAsia" w:hAnsiTheme="majorHAnsi" w:cstheme="majorBidi"/>
+                <w:sz w:val="21"/>
+                <w:szCs w:val="21"/>
+              </w:rPr>
+              <w:t>Anotações / Observações</w:t>
             </w:r>
           </w:p>
           <w:p>
             <w:pPr>
               <w:pStyle w:val="Tablecolumnheading"/>
               <w:rPr>
-                <w:rFonts w:ascii="Calibri" w:hAnsi="Calibri" w:eastAsia="Calibri" w:cs="Calibri" w:asciiTheme="majorAscii" w:hAnsiTheme="majorAscii" w:eastAsiaTheme="majorAscii" w:cstheme="majorAscii"/>
+                <w:rFonts w:asciiTheme="majorHAnsi" w:eastAsiaTheme="majorEastAsia" w:hAnsiTheme="majorHAnsi" w:cstheme="majorBidi"/>
                 <w:sz w:val="21"/>
                 <w:szCs w:val="21"/>
               </w:rPr>
@@ -2744,38 +1775,37 @@
           <w:tcPr>
             <w:tcW w:w="3060" w:type="dxa"/>
             <w:tcBorders>
-              <w:top w:val="single" w:color="00000A" w:sz="4" w:space="0"/>
-              <w:left w:val="single" w:color="00000A" w:sz="4" w:space="0"/>
-              <w:bottom w:val="single" w:color="00000A" w:sz="4" w:space="0"/>
-              <w:right w:val="single" w:color="00000A" w:sz="4" w:space="0"/>
+              <w:top w:val="single" w:sz="4" w:space="0" w:color="00000A"/>
+              <w:left w:val="single" w:sz="4" w:space="0" w:color="00000A"/>
+              <w:bottom w:val="single" w:sz="4" w:space="0" w:color="00000A"/>
+              <w:right w:val="single" w:sz="4" w:space="0" w:color="00000A"/>
             </w:tcBorders>
             <w:shd w:val="clear" w:color="auto" w:fill="FFFFFF" w:themeFill="background1"/>
-            <w:tcMar/>
           </w:tcPr>
           <w:p>
             <w:pPr>
               <w:pStyle w:val="Tabletext"/>
               <w:rPr>
-                <w:rFonts w:ascii="Calibri" w:hAnsi="Calibri" w:eastAsia="Calibri" w:cs="Calibri" w:asciiTheme="majorAscii" w:hAnsiTheme="majorAscii" w:eastAsiaTheme="majorAscii" w:cstheme="majorAscii"/>
-                <w:sz w:val="21"/>
-                <w:szCs w:val="21"/>
-                <w:lang w:val="pt-BR"/>
-              </w:rPr>
-            </w:pPr>
-          </w:p>
-          <w:p>
-            <w:pPr>
-              <w:pStyle w:val="Tabletext"/>
-              <w:rPr>
-                <w:rFonts w:ascii="Calibri" w:hAnsi="Calibri" w:eastAsia="Calibri" w:cs="Calibri" w:asciiTheme="majorAscii" w:hAnsiTheme="majorAscii" w:eastAsiaTheme="majorAscii" w:cstheme="majorAscii"/>
-                <w:sz w:val="21"/>
-                <w:szCs w:val="21"/>
-                <w:lang w:val="pt-BR"/>
-              </w:rPr>
-            </w:pPr>
-            <w:r>
-              <w:rPr>
-                <w:rFonts w:ascii="Calibri" w:hAnsi="Calibri" w:eastAsia="Calibri" w:cs="Calibri" w:asciiTheme="majorAscii" w:hAnsiTheme="majorAscii" w:eastAsiaTheme="majorAscii" w:cstheme="majorAscii"/>
+                <w:rFonts w:asciiTheme="majorHAnsi" w:eastAsiaTheme="majorEastAsia" w:hAnsiTheme="majorHAnsi" w:cstheme="majorBidi"/>
+                <w:sz w:val="21"/>
+                <w:szCs w:val="21"/>
+                <w:lang w:val="pt-BR"/>
+              </w:rPr>
+            </w:pPr>
+          </w:p>
+          <w:p>
+            <w:pPr>
+              <w:pStyle w:val="Tabletext"/>
+              <w:rPr>
+                <w:rFonts w:asciiTheme="majorHAnsi" w:eastAsiaTheme="majorEastAsia" w:hAnsiTheme="majorHAnsi" w:cstheme="majorBidi"/>
+                <w:sz w:val="21"/>
+                <w:szCs w:val="21"/>
+                <w:lang w:val="pt-BR"/>
+              </w:rPr>
+            </w:pPr>
+            <w:r>
+              <w:rPr>
+                <w:rFonts w:asciiTheme="majorHAnsi" w:eastAsiaTheme="majorEastAsia" w:hAnsiTheme="majorHAnsi" w:cstheme="majorBidi"/>
                 <w:sz w:val="21"/>
                 <w:szCs w:val="21"/>
                 <w:lang w:val="pt-BR"/>
@@ -2787,15 +1817,15 @@
             <w:pPr>
               <w:pStyle w:val="Tabletext"/>
               <w:rPr>
-                <w:rFonts w:ascii="Calibri" w:hAnsi="Calibri" w:eastAsia="Calibri" w:cs="Calibri" w:asciiTheme="majorAscii" w:hAnsiTheme="majorAscii" w:eastAsiaTheme="majorAscii" w:cstheme="majorAscii"/>
-                <w:sz w:val="21"/>
-                <w:szCs w:val="21"/>
-                <w:lang w:val="pt-BR"/>
-              </w:rPr>
-            </w:pPr>
-            <w:r>
-              <w:rPr>
-                <w:rFonts w:ascii="Calibri" w:hAnsi="Calibri" w:eastAsia="Calibri" w:cs="Calibri" w:asciiTheme="majorAscii" w:hAnsiTheme="majorAscii" w:eastAsiaTheme="majorAscii" w:cstheme="majorAscii"/>
+                <w:rFonts w:asciiTheme="majorHAnsi" w:eastAsiaTheme="majorEastAsia" w:hAnsiTheme="majorHAnsi" w:cstheme="majorBidi"/>
+                <w:sz w:val="21"/>
+                <w:szCs w:val="21"/>
+                <w:lang w:val="pt-BR"/>
+              </w:rPr>
+            </w:pPr>
+            <w:r>
+              <w:rPr>
+                <w:rFonts w:asciiTheme="majorHAnsi" w:eastAsiaTheme="majorEastAsia" w:hAnsiTheme="majorHAnsi" w:cstheme="majorBidi"/>
                 <w:sz w:val="21"/>
                 <w:szCs w:val="21"/>
                 <w:lang w:val="pt-BR"/>
@@ -2807,15 +1837,15 @@
             <w:pPr>
               <w:pStyle w:val="Tabletext"/>
               <w:rPr>
-                <w:rFonts w:ascii="Calibri" w:hAnsi="Calibri" w:eastAsia="Calibri" w:cs="Calibri" w:asciiTheme="majorAscii" w:hAnsiTheme="majorAscii" w:eastAsiaTheme="majorAscii" w:cstheme="majorAscii"/>
-                <w:sz w:val="21"/>
-                <w:szCs w:val="21"/>
-                <w:lang w:val="pt-BR"/>
-              </w:rPr>
-            </w:pPr>
-            <w:r>
-              <w:rPr>
-                <w:rFonts w:ascii="Calibri" w:hAnsi="Calibri" w:eastAsia="Calibri" w:cs="Calibri" w:asciiTheme="majorAscii" w:hAnsiTheme="majorAscii" w:eastAsiaTheme="majorAscii" w:cstheme="majorAscii"/>
+                <w:rFonts w:asciiTheme="majorHAnsi" w:eastAsiaTheme="majorEastAsia" w:hAnsiTheme="majorHAnsi" w:cstheme="majorBidi"/>
+                <w:sz w:val="21"/>
+                <w:szCs w:val="21"/>
+                <w:lang w:val="pt-BR"/>
+              </w:rPr>
+            </w:pPr>
+            <w:r>
+              <w:rPr>
+                <w:rFonts w:asciiTheme="majorHAnsi" w:eastAsiaTheme="majorEastAsia" w:hAnsiTheme="majorHAnsi" w:cstheme="majorBidi"/>
                 <w:sz w:val="21"/>
                 <w:szCs w:val="21"/>
                 <w:lang w:val="pt-BR"/>
@@ -2827,15 +1857,15 @@
             <w:pPr>
               <w:pStyle w:val="Tabletext"/>
               <w:rPr>
-                <w:rFonts w:ascii="Calibri" w:hAnsi="Calibri" w:eastAsia="Calibri" w:cs="Calibri" w:asciiTheme="majorAscii" w:hAnsiTheme="majorAscii" w:eastAsiaTheme="majorAscii" w:cstheme="majorAscii"/>
-                <w:sz w:val="21"/>
-                <w:szCs w:val="21"/>
-                <w:lang w:val="pt-BR"/>
-              </w:rPr>
-            </w:pPr>
-            <w:r>
-              <w:rPr>
-                <w:rFonts w:ascii="Calibri" w:hAnsi="Calibri" w:eastAsia="Calibri" w:cs="Calibri" w:asciiTheme="majorAscii" w:hAnsiTheme="majorAscii" w:eastAsiaTheme="majorAscii" w:cstheme="majorAscii"/>
+                <w:rFonts w:asciiTheme="majorHAnsi" w:eastAsiaTheme="majorEastAsia" w:hAnsiTheme="majorHAnsi" w:cstheme="majorBidi"/>
+                <w:sz w:val="21"/>
+                <w:szCs w:val="21"/>
+                <w:lang w:val="pt-BR"/>
+              </w:rPr>
+            </w:pPr>
+            <w:r>
+              <w:rPr>
+                <w:rFonts w:asciiTheme="majorHAnsi" w:eastAsiaTheme="majorEastAsia" w:hAnsiTheme="majorHAnsi" w:cstheme="majorBidi"/>
                 <w:sz w:val="21"/>
                 <w:szCs w:val="21"/>
                 <w:lang w:val="pt-BR"/>
@@ -2847,15 +1877,15 @@
             <w:pPr>
               <w:pStyle w:val="Tabletext"/>
               <w:rPr>
-                <w:rFonts w:ascii="Calibri" w:hAnsi="Calibri" w:eastAsia="Calibri" w:cs="Calibri" w:asciiTheme="majorAscii" w:hAnsiTheme="majorAscii" w:eastAsiaTheme="majorAscii" w:cstheme="majorAscii"/>
-                <w:sz w:val="21"/>
-                <w:szCs w:val="21"/>
-                <w:lang w:val="pt-BR"/>
-              </w:rPr>
-            </w:pPr>
-            <w:r>
-              <w:rPr>
-                <w:rFonts w:ascii="Calibri" w:hAnsi="Calibri" w:eastAsia="Calibri" w:cs="Calibri" w:asciiTheme="majorAscii" w:hAnsiTheme="majorAscii" w:eastAsiaTheme="majorAscii" w:cstheme="majorAscii"/>
+                <w:rFonts w:asciiTheme="majorHAnsi" w:eastAsiaTheme="majorEastAsia" w:hAnsiTheme="majorHAnsi" w:cstheme="majorBidi"/>
+                <w:sz w:val="21"/>
+                <w:szCs w:val="21"/>
+                <w:lang w:val="pt-BR"/>
+              </w:rPr>
+            </w:pPr>
+            <w:r>
+              <w:rPr>
+                <w:rFonts w:asciiTheme="majorHAnsi" w:eastAsiaTheme="majorEastAsia" w:hAnsiTheme="majorHAnsi" w:cstheme="majorBidi"/>
                 <w:sz w:val="21"/>
                 <w:szCs w:val="21"/>
                 <w:lang w:val="pt-BR"/>
@@ -2867,19 +1897,15 @@
             <w:pPr>
               <w:pStyle w:val="Tabletext"/>
               <w:rPr>
-                <w:rFonts w:ascii="Calibri" w:hAnsi="Calibri" w:eastAsia="Calibri" w:cs="Calibri" w:asciiTheme="majorAscii" w:hAnsiTheme="majorAscii" w:eastAsiaTheme="majorAscii" w:cstheme="majorAscii"/>
-                <w:b w:val="0"/>
-                <w:bCs w:val="0"/>
-                <w:sz w:val="21"/>
-                <w:szCs w:val="21"/>
-                <w:lang w:val="pt-BR"/>
-              </w:rPr>
-            </w:pPr>
-            <w:r>
-              <w:rPr>
-                <w:rFonts w:ascii="Calibri" w:hAnsi="Calibri" w:eastAsia="Calibri" w:cs="Calibri" w:asciiTheme="majorAscii" w:hAnsiTheme="majorAscii" w:eastAsiaTheme="majorAscii" w:cstheme="majorAscii"/>
-                <w:b w:val="0"/>
-                <w:bCs w:val="0"/>
+                <w:rFonts w:asciiTheme="majorHAnsi" w:eastAsiaTheme="majorEastAsia" w:hAnsiTheme="majorHAnsi" w:cstheme="majorBidi"/>
+                <w:sz w:val="21"/>
+                <w:szCs w:val="21"/>
+                <w:lang w:val="pt-BR"/>
+              </w:rPr>
+            </w:pPr>
+            <w:r>
+              <w:rPr>
+                <w:rFonts w:asciiTheme="majorHAnsi" w:eastAsiaTheme="majorEastAsia" w:hAnsiTheme="majorHAnsi" w:cstheme="majorBidi"/>
                 <w:sz w:val="21"/>
                 <w:szCs w:val="21"/>
                 <w:lang w:val="pt-BR"/>
@@ -2892,20 +1918,19 @@
           <w:tcPr>
             <w:tcW w:w="1635" w:type="dxa"/>
             <w:tcBorders>
-              <w:top w:val="single" w:color="00000A" w:sz="4" w:space="0"/>
-              <w:left w:val="single" w:color="00000A" w:sz="4" w:space="0"/>
-              <w:bottom w:val="single" w:color="00000A" w:sz="4" w:space="0"/>
-              <w:right w:val="single" w:color="00000A" w:sz="4" w:space="0"/>
+              <w:top w:val="single" w:sz="4" w:space="0" w:color="00000A"/>
+              <w:left w:val="single" w:sz="4" w:space="0" w:color="00000A"/>
+              <w:bottom w:val="single" w:sz="4" w:space="0" w:color="00000A"/>
+              <w:right w:val="single" w:sz="4" w:space="0" w:color="00000A"/>
             </w:tcBorders>
             <w:shd w:val="clear" w:color="auto" w:fill="FFFFFF" w:themeFill="background1"/>
-            <w:tcMar/>
           </w:tcPr>
           <w:p>
             <w:pPr>
               <w:pStyle w:val="Tabletext"/>
               <w:jc w:val="center"/>
               <w:rPr>
-                <w:rFonts w:ascii="Calibri" w:hAnsi="Calibri" w:eastAsia="Calibri" w:cs="Calibri" w:asciiTheme="majorAscii" w:hAnsiTheme="majorAscii" w:eastAsiaTheme="majorAscii" w:cstheme="majorAscii"/>
+                <w:rFonts w:asciiTheme="majorHAnsi" w:eastAsiaTheme="majorEastAsia" w:hAnsiTheme="majorHAnsi" w:cstheme="majorBidi"/>
                 <w:sz w:val="21"/>
                 <w:szCs w:val="21"/>
                 <w:lang w:val="pt-BR"/>
@@ -2917,41 +1942,32 @@
               <w:pStyle w:val="Tabletext"/>
               <w:jc w:val="center"/>
               <w:rPr>
-                <w:rFonts w:ascii="Calibri" w:hAnsi="Calibri" w:eastAsia="Calibri" w:cs="Calibri" w:asciiTheme="majorAscii" w:hAnsiTheme="majorAscii" w:eastAsiaTheme="majorAscii" w:cstheme="majorAscii"/>
-                <w:sz w:val="21"/>
-                <w:szCs w:val="21"/>
-                <w:lang w:val="pt-BR"/>
-              </w:rPr>
-            </w:pPr>
-            <w:r>
-              <w:rPr>
-                <w:rFonts w:ascii="Calibri" w:hAnsi="Calibri" w:eastAsia="Calibri" w:cs="Calibri" w:asciiTheme="majorAscii" w:hAnsiTheme="majorAscii" w:eastAsiaTheme="majorAscii" w:cstheme="majorAscii"/>
-                <w:sz w:val="21"/>
-                <w:szCs w:val="21"/>
-                <w:lang w:val="pt-BR"/>
-              </w:rPr>
-              <w:t>0</w:t>
-            </w:r>
+                <w:rFonts w:asciiTheme="majorHAnsi" w:eastAsiaTheme="majorEastAsia" w:hAnsiTheme="majorHAnsi" w:cstheme="majorBidi"/>
+                <w:sz w:val="21"/>
+                <w:szCs w:val="21"/>
+                <w:lang w:val="pt-BR"/>
+              </w:rPr>
+            </w:pPr>
           </w:p>
           <w:p>
             <w:pPr>
               <w:pStyle w:val="Tabletext"/>
               <w:jc w:val="center"/>
               <w:rPr>
-                <w:rFonts w:ascii="Calibri" w:hAnsi="Calibri" w:eastAsia="Calibri" w:cs="Calibri" w:asciiTheme="majorAscii" w:hAnsiTheme="majorAscii" w:eastAsiaTheme="majorAscii" w:cstheme="majorAscii"/>
-                <w:sz w:val="21"/>
-                <w:szCs w:val="21"/>
-                <w:lang w:val="pt-BR"/>
-              </w:rPr>
-            </w:pPr>
-            <w:r>
-              <w:rPr>
-                <w:rFonts w:ascii="Calibri" w:hAnsi="Calibri" w:eastAsia="Calibri" w:cs="Calibri" w:asciiTheme="majorAscii" w:hAnsiTheme="majorAscii" w:eastAsiaTheme="majorAscii" w:cstheme="majorAscii"/>
-                <w:sz w:val="21"/>
-                <w:szCs w:val="21"/>
-                <w:lang w:val="pt-BR"/>
-              </w:rPr>
-              <w:t>Não completou</w:t>
+                <w:rFonts w:asciiTheme="majorHAnsi" w:eastAsiaTheme="majorEastAsia" w:hAnsiTheme="majorHAnsi" w:cstheme="majorBidi"/>
+                <w:sz w:val="21"/>
+                <w:szCs w:val="21"/>
+                <w:lang w:val="pt-BR"/>
+              </w:rPr>
+            </w:pPr>
+            <w:r>
+              <w:rPr>
+                <w:rFonts w:asciiTheme="majorHAnsi" w:eastAsiaTheme="majorEastAsia" w:hAnsiTheme="majorHAnsi" w:cstheme="majorBidi"/>
+                <w:sz w:val="21"/>
+                <w:szCs w:val="21"/>
+                <w:lang w:val="pt-BR"/>
+              </w:rPr>
+              <w:t>1</w:t>
             </w:r>
           </w:p>
           <w:p>
@@ -2959,152 +1975,82 @@
               <w:pStyle w:val="Tabletext"/>
               <w:jc w:val="center"/>
               <w:rPr>
-                <w:rFonts w:ascii="Calibri" w:hAnsi="Calibri" w:eastAsia="Calibri" w:cs="Calibri" w:asciiTheme="majorAscii" w:hAnsiTheme="majorAscii" w:eastAsiaTheme="majorAscii" w:cstheme="majorAscii"/>
-                <w:sz w:val="21"/>
-                <w:szCs w:val="21"/>
-                <w:lang w:val="pt-BR"/>
-              </w:rPr>
-            </w:pPr>
+                <w:rFonts w:asciiTheme="majorHAnsi" w:eastAsiaTheme="majorEastAsia" w:hAnsiTheme="majorHAnsi" w:cstheme="majorBidi"/>
+                <w:sz w:val="21"/>
+                <w:szCs w:val="21"/>
+                <w:lang w:val="pt-BR"/>
+              </w:rPr>
+            </w:pPr>
+            <w:r>
+              <w:rPr>
+                <w:rFonts w:asciiTheme="majorHAnsi" w:eastAsiaTheme="majorEastAsia" w:hAnsiTheme="majorHAnsi" w:cstheme="majorBidi"/>
+                <w:sz w:val="21"/>
+                <w:szCs w:val="21"/>
+                <w:lang w:val="pt-BR"/>
+              </w:rPr>
+              <w:t>Completou com dificuldade ou ajuda</w:t>
+            </w:r>
           </w:p>
           <w:p>
             <w:pPr>
               <w:pStyle w:val="Tabletext"/>
               <w:jc w:val="center"/>
               <w:rPr>
-                <w:rFonts w:ascii="Calibri" w:hAnsi="Calibri" w:eastAsia="Calibri" w:cs="Calibri" w:asciiTheme="majorAscii" w:hAnsiTheme="majorAscii" w:eastAsiaTheme="majorAscii" w:cstheme="majorAscii"/>
-                <w:sz w:val="21"/>
-                <w:szCs w:val="21"/>
-                <w:highlight w:val="yellow"/>
-                <w:lang w:val="pt-BR"/>
-              </w:rPr>
-            </w:pPr>
-            <w:r>
-              <w:rPr>
-                <w:rFonts w:ascii="Calibri" w:hAnsi="Calibri" w:eastAsia="Calibri" w:cs="Calibri" w:asciiTheme="majorAscii" w:hAnsiTheme="majorAscii" w:eastAsiaTheme="majorAscii" w:cstheme="majorAscii"/>
-                <w:sz w:val="21"/>
-                <w:szCs w:val="21"/>
-                <w:highlight w:val="yellow"/>
-                <w:lang w:val="pt-BR"/>
-              </w:rPr>
-              <w:t>1</w:t>
-            </w:r>
+                <w:rFonts w:asciiTheme="majorHAnsi" w:eastAsiaTheme="majorEastAsia" w:hAnsiTheme="majorHAnsi" w:cstheme="majorBidi"/>
+                <w:sz w:val="21"/>
+                <w:szCs w:val="21"/>
+                <w:lang w:val="pt-BR"/>
+              </w:rPr>
+            </w:pPr>
           </w:p>
           <w:p>
             <w:pPr>
               <w:pStyle w:val="Tabletext"/>
               <w:jc w:val="center"/>
               <w:rPr>
-                <w:rFonts w:ascii="Calibri" w:hAnsi="Calibri" w:eastAsia="Calibri" w:cs="Calibri" w:asciiTheme="majorAscii" w:hAnsiTheme="majorAscii" w:eastAsiaTheme="majorAscii" w:cstheme="majorAscii"/>
-                <w:sz w:val="21"/>
-                <w:szCs w:val="21"/>
-                <w:highlight w:val="yellow"/>
-                <w:lang w:val="pt-BR"/>
-              </w:rPr>
-            </w:pPr>
-            <w:r>
-              <w:rPr>
-                <w:rFonts w:ascii="Calibri" w:hAnsi="Calibri" w:eastAsia="Calibri" w:cs="Calibri" w:asciiTheme="majorAscii" w:hAnsiTheme="majorAscii" w:eastAsiaTheme="majorAscii" w:cstheme="majorAscii"/>
-                <w:sz w:val="21"/>
-                <w:szCs w:val="21"/>
-                <w:highlight w:val="yellow"/>
-                <w:lang w:val="pt-BR"/>
-              </w:rPr>
-              <w:t>Completou com dificuldade ou ajuda</w:t>
-            </w:r>
-          </w:p>
-          <w:p>
-            <w:pPr>
-              <w:pStyle w:val="Tabletext"/>
-              <w:jc w:val="center"/>
-              <w:rPr>
-                <w:rFonts w:ascii="Calibri" w:hAnsi="Calibri" w:eastAsia="Calibri" w:cs="Calibri" w:asciiTheme="majorAscii" w:hAnsiTheme="majorAscii" w:eastAsiaTheme="majorAscii" w:cstheme="majorAscii"/>
-                <w:sz w:val="21"/>
-                <w:szCs w:val="21"/>
-                <w:lang w:val="pt-BR"/>
-              </w:rPr>
-            </w:pPr>
-          </w:p>
-          <w:p>
-            <w:pPr>
-              <w:pStyle w:val="Tabletext"/>
-              <w:jc w:val="center"/>
-              <w:rPr>
-                <w:rFonts w:ascii="Calibri" w:hAnsi="Calibri" w:eastAsia="Calibri" w:cs="Calibri" w:asciiTheme="majorAscii" w:hAnsiTheme="majorAscii" w:eastAsiaTheme="majorAscii" w:cstheme="majorAscii"/>
-                <w:sz w:val="21"/>
-                <w:szCs w:val="21"/>
-                <w:lang w:val="pt-BR"/>
-              </w:rPr>
-            </w:pPr>
-            <w:r>
-              <w:rPr>
-                <w:rFonts w:ascii="Calibri" w:hAnsi="Calibri" w:eastAsia="Calibri" w:cs="Calibri" w:asciiTheme="majorAscii" w:hAnsiTheme="majorAscii" w:eastAsiaTheme="majorAscii" w:cstheme="majorAscii"/>
-                <w:sz w:val="21"/>
-                <w:szCs w:val="21"/>
-                <w:lang w:val="pt-BR"/>
-              </w:rPr>
-              <w:t>2</w:t>
-            </w:r>
-          </w:p>
-          <w:p>
-            <w:pPr>
-              <w:pStyle w:val="Tabletext"/>
-              <w:jc w:val="center"/>
-              <w:rPr>
-                <w:rFonts w:ascii="Calibri" w:hAnsi="Calibri" w:eastAsia="Calibri" w:cs="Calibri" w:asciiTheme="majorAscii" w:hAnsiTheme="majorAscii" w:eastAsiaTheme="majorAscii" w:cstheme="majorAscii"/>
-                <w:sz w:val="21"/>
-                <w:szCs w:val="21"/>
-                <w:lang w:val="pt-BR"/>
-              </w:rPr>
-            </w:pPr>
-            <w:r>
-              <w:rPr>
-                <w:rFonts w:ascii="Calibri" w:hAnsi="Calibri" w:eastAsia="Calibri" w:cs="Calibri" w:asciiTheme="majorAscii" w:hAnsiTheme="majorAscii" w:eastAsiaTheme="majorAscii" w:cstheme="majorAscii"/>
-                <w:sz w:val="21"/>
-                <w:szCs w:val="21"/>
-                <w:lang w:val="pt-BR"/>
-              </w:rPr>
-              <w:t>Completou facilmente</w:t>
-            </w:r>
+                <w:rFonts w:asciiTheme="majorHAnsi" w:eastAsiaTheme="majorEastAsia" w:hAnsiTheme="majorHAnsi" w:cstheme="majorBidi"/>
+                <w:sz w:val="21"/>
+                <w:szCs w:val="21"/>
+                <w:lang w:val="pt-BR"/>
+              </w:rPr>
+            </w:pPr>
           </w:p>
         </w:tc>
         <w:tc>
           <w:tcPr>
             <w:tcW w:w="4943" w:type="dxa"/>
             <w:tcBorders>
-              <w:top w:val="single" w:color="00000A" w:sz="4" w:space="0"/>
-              <w:left w:val="single" w:color="00000A" w:sz="4" w:space="0"/>
-              <w:bottom w:val="single" w:color="00000A" w:sz="4" w:space="0"/>
-              <w:right w:val="single" w:color="00000A" w:sz="4" w:space="0"/>
+              <w:top w:val="single" w:sz="4" w:space="0" w:color="00000A"/>
+              <w:left w:val="single" w:sz="4" w:space="0" w:color="00000A"/>
+              <w:bottom w:val="single" w:sz="4" w:space="0" w:color="00000A"/>
+              <w:right w:val="single" w:sz="4" w:space="0" w:color="00000A"/>
             </w:tcBorders>
             <w:shd w:val="clear" w:color="auto" w:fill="FFFFFF" w:themeFill="background1"/>
-            <w:tcMar/>
           </w:tcPr>
           <w:p>
             <w:pPr>
               <w:pStyle w:val="Tabletext"/>
               <w:rPr>
-                <w:rFonts w:ascii="Calibri" w:hAnsi="Calibri" w:eastAsia="Calibri" w:cs="Calibri" w:asciiTheme="majorAscii" w:hAnsiTheme="majorAscii" w:eastAsiaTheme="majorAscii" w:cstheme="majorAscii"/>
-                <w:sz w:val="21"/>
-                <w:szCs w:val="21"/>
-                <w:lang w:val="pt-BR"/>
-              </w:rPr>
-            </w:pPr>
-          </w:p>
-          <w:p>
-            <w:pPr>
-              <w:pStyle w:val="Tabletext"/>
-              <w:rPr>
-                <w:rFonts w:ascii="Calibri" w:hAnsi="Calibri" w:eastAsia="Calibri" w:cs="Calibri" w:asciiTheme="majorAscii" w:hAnsiTheme="majorAscii" w:eastAsiaTheme="majorAscii" w:cstheme="majorAscii"/>
-                <w:noProof w:val="0"/>
-                <w:sz w:val="21"/>
-                <w:szCs w:val="21"/>
-                <w:lang w:val="pt-BR"/>
-              </w:rPr>
-            </w:pPr>
-            <w:r>
-              <w:rPr>
-                <w:rFonts w:ascii="Calibri" w:hAnsi="Calibri" w:eastAsia="Calibri" w:cs="Calibri" w:asciiTheme="majorAscii" w:hAnsiTheme="majorAscii" w:eastAsiaTheme="majorAscii" w:cstheme="majorAscii"/>
-                <w:noProof w:val="0"/>
+                <w:rFonts w:asciiTheme="majorHAnsi" w:eastAsiaTheme="majorEastAsia" w:hAnsiTheme="majorHAnsi" w:cstheme="majorBidi"/>
+                <w:sz w:val="21"/>
+                <w:szCs w:val="21"/>
+                <w:lang w:val="pt-BR"/>
+              </w:rPr>
+            </w:pPr>
+          </w:p>
+          <w:p>
+            <w:pPr>
+              <w:pStyle w:val="Tabletext"/>
+              <w:rPr>
+                <w:rFonts w:asciiTheme="majorHAnsi" w:eastAsiaTheme="majorEastAsia" w:hAnsiTheme="majorHAnsi" w:cstheme="majorBidi"/>
+                <w:sz w:val="21"/>
+                <w:szCs w:val="21"/>
+                <w:lang w:val="pt-BR"/>
+              </w:rPr>
+            </w:pPr>
+            <w:r>
+              <w:rPr>
+                <w:rFonts w:asciiTheme="majorHAnsi" w:eastAsiaTheme="majorEastAsia" w:hAnsiTheme="majorHAnsi" w:cstheme="majorBidi"/>
                 <w:sz w:val="21"/>
                 <w:szCs w:val="21"/>
                 <w:lang w:val="pt-BR"/>
@@ -3113,8 +2059,7 @@
             </w:r>
             <w:r>
               <w:rPr>
-                <w:rFonts w:ascii="Calibri" w:hAnsi="Calibri" w:eastAsia="Calibri" w:cs="Calibri" w:asciiTheme="majorAscii" w:hAnsiTheme="majorAscii" w:eastAsiaTheme="majorAscii" w:cstheme="majorAscii"/>
-                <w:noProof w:val="0"/>
+                <w:rFonts w:asciiTheme="majorHAnsi" w:eastAsiaTheme="majorEastAsia" w:hAnsiTheme="majorHAnsi" w:cstheme="majorBidi"/>
                 <w:sz w:val="21"/>
                 <w:szCs w:val="21"/>
                 <w:lang w:val="pt-BR"/>
@@ -3123,8 +2068,7 @@
             </w:r>
             <w:r>
               <w:rPr>
-                <w:rFonts w:ascii="Calibri" w:hAnsi="Calibri" w:eastAsia="Calibri" w:cs="Calibri" w:asciiTheme="majorAscii" w:hAnsiTheme="majorAscii" w:eastAsiaTheme="majorAscii" w:cstheme="majorAscii"/>
-                <w:noProof w:val="0"/>
+                <w:rFonts w:asciiTheme="majorHAnsi" w:eastAsiaTheme="majorEastAsia" w:hAnsiTheme="majorHAnsi" w:cstheme="majorBidi"/>
                 <w:sz w:val="21"/>
                 <w:szCs w:val="21"/>
                 <w:lang w:val="pt-BR"/>
@@ -3133,8 +2077,7 @@
             </w:r>
             <w:r>
               <w:rPr>
-                <w:rFonts w:ascii="Calibri" w:hAnsi="Calibri" w:eastAsia="Calibri" w:cs="Calibri" w:asciiTheme="majorAscii" w:hAnsiTheme="majorAscii" w:eastAsiaTheme="majorAscii" w:cstheme="majorAscii"/>
-                <w:noProof w:val="0"/>
+                <w:rFonts w:asciiTheme="majorHAnsi" w:eastAsiaTheme="majorEastAsia" w:hAnsiTheme="majorHAnsi" w:cstheme="majorBidi"/>
                 <w:sz w:val="21"/>
                 <w:szCs w:val="21"/>
                 <w:lang w:val="pt-BR"/>
@@ -3143,8 +2086,7 @@
             </w:r>
             <w:r>
               <w:rPr>
-                <w:rFonts w:ascii="Calibri" w:hAnsi="Calibri" w:eastAsia="Calibri" w:cs="Calibri" w:asciiTheme="majorAscii" w:hAnsiTheme="majorAscii" w:eastAsiaTheme="majorAscii" w:cstheme="majorAscii"/>
-                <w:noProof w:val="0"/>
+                <w:rFonts w:asciiTheme="majorHAnsi" w:eastAsiaTheme="majorEastAsia" w:hAnsiTheme="majorHAnsi" w:cstheme="majorBidi"/>
                 <w:sz w:val="21"/>
                 <w:szCs w:val="21"/>
                 <w:lang w:val="pt-BR"/>
@@ -3156,29 +2098,29 @@
             <w:pPr>
               <w:pStyle w:val="Tabletext"/>
               <w:rPr>
-                <w:rFonts w:ascii="Calibri" w:hAnsi="Calibri" w:eastAsia="Calibri" w:cs="Calibri" w:asciiTheme="majorAscii" w:hAnsiTheme="majorAscii" w:eastAsiaTheme="majorAscii" w:cstheme="majorAscii"/>
-                <w:sz w:val="21"/>
-                <w:szCs w:val="21"/>
-                <w:lang w:val="pt-BR"/>
-              </w:rPr>
-            </w:pPr>
-          </w:p>
-          <w:p>
-            <w:pPr>
-              <w:pStyle w:val="Tabletext"/>
-              <w:rPr>
-                <w:rFonts w:ascii="Calibri" w:hAnsi="Calibri" w:eastAsia="Calibri" w:cs="Calibri" w:asciiTheme="majorAscii" w:hAnsiTheme="majorAscii" w:eastAsiaTheme="majorAscii" w:cstheme="majorAscii"/>
-                <w:sz w:val="21"/>
-                <w:szCs w:val="21"/>
-                <w:lang w:val="pt-BR"/>
-              </w:rPr>
-            </w:pPr>
-          </w:p>
-          <w:p>
-            <w:pPr>
-              <w:pStyle w:val="Tabletext"/>
-              <w:rPr>
-                <w:rFonts w:ascii="Calibri" w:hAnsi="Calibri" w:eastAsia="Calibri" w:cs="Calibri" w:asciiTheme="majorAscii" w:hAnsiTheme="majorAscii" w:eastAsiaTheme="majorAscii" w:cstheme="majorAscii"/>
+                <w:rFonts w:asciiTheme="majorHAnsi" w:eastAsiaTheme="majorEastAsia" w:hAnsiTheme="majorHAnsi" w:cstheme="majorBidi"/>
+                <w:sz w:val="21"/>
+                <w:szCs w:val="21"/>
+                <w:lang w:val="pt-BR"/>
+              </w:rPr>
+            </w:pPr>
+          </w:p>
+          <w:p>
+            <w:pPr>
+              <w:pStyle w:val="Tabletext"/>
+              <w:rPr>
+                <w:rFonts w:asciiTheme="majorHAnsi" w:eastAsiaTheme="majorEastAsia" w:hAnsiTheme="majorHAnsi" w:cstheme="majorBidi"/>
+                <w:sz w:val="21"/>
+                <w:szCs w:val="21"/>
+                <w:lang w:val="pt-BR"/>
+              </w:rPr>
+            </w:pPr>
+          </w:p>
+          <w:p>
+            <w:pPr>
+              <w:pStyle w:val="Tabletext"/>
+              <w:rPr>
+                <w:rFonts w:asciiTheme="majorHAnsi" w:eastAsiaTheme="majorEastAsia" w:hAnsiTheme="majorHAnsi" w:cstheme="majorBidi"/>
                 <w:sz w:val="21"/>
                 <w:szCs w:val="21"/>
                 <w:lang w:val="pt-BR"/>
@@ -3192,7 +2134,7 @@
       <w:pPr>
         <w:pStyle w:val="Ttulo3"/>
         <w:rPr>
-          <w:rFonts w:ascii="Calibri" w:hAnsi="Calibri" w:eastAsia="Calibri" w:cs="Calibri" w:asciiTheme="majorAscii" w:hAnsiTheme="majorAscii" w:eastAsiaTheme="majorAscii" w:cstheme="majorAscii"/>
+          <w:rFonts w:asciiTheme="majorHAnsi" w:eastAsiaTheme="majorEastAsia" w:hAnsiTheme="majorHAnsi" w:cstheme="majorBidi"/>
           <w:sz w:val="28"/>
           <w:szCs w:val="28"/>
           <w:lang w:val="pt-BR"/>
@@ -3203,17 +2145,15 @@
       <w:pPr>
         <w:pStyle w:val="Ttulo3"/>
         <w:rPr>
-          <w:rFonts w:ascii="Calibri" w:hAnsi="Calibri" w:eastAsia="Calibri" w:cs="Calibri" w:asciiTheme="majorAscii" w:hAnsiTheme="majorAscii" w:eastAsiaTheme="majorAscii" w:cstheme="majorAscii"/>
+          <w:rFonts w:asciiTheme="majorHAnsi" w:eastAsiaTheme="majorEastAsia" w:hAnsiTheme="majorHAnsi" w:cstheme="majorBidi"/>
           <w:sz w:val="24"/>
-          <w:szCs w:val="24"/>
-          <w:lang w:val="pt-BR"/>
-        </w:rPr>
-      </w:pPr>
-      <w:r>
-        <w:rPr>
-          <w:rFonts w:ascii="Calibri" w:hAnsi="Calibri" w:eastAsia="Calibri" w:cs="Calibri" w:asciiTheme="majorAscii" w:hAnsiTheme="majorAscii" w:eastAsiaTheme="majorAscii" w:cstheme="majorAscii"/>
+          <w:lang w:val="pt-BR"/>
+        </w:rPr>
+      </w:pPr>
+      <w:r>
+        <w:rPr>
+          <w:rFonts w:asciiTheme="majorHAnsi" w:eastAsiaTheme="majorEastAsia" w:hAnsiTheme="majorHAnsi" w:cstheme="majorBidi"/>
           <w:sz w:val="24"/>
-          <w:szCs w:val="24"/>
           <w:lang w:val="pt-BR"/>
         </w:rPr>
         <w:t>Tarefa 3</w:t>
@@ -3224,7 +2164,7 @@
         <w:pStyle w:val="Recuonormal"/>
         <w:ind w:left="0"/>
         <w:rPr>
-          <w:rFonts w:ascii="Calibri" w:hAnsi="Calibri" w:eastAsia="Calibri" w:cs="Calibri" w:asciiTheme="majorAscii" w:hAnsiTheme="majorAscii" w:eastAsiaTheme="majorAscii" w:cstheme="majorAscii"/>
+          <w:rFonts w:asciiTheme="majorHAnsi" w:eastAsiaTheme="majorEastAsia" w:hAnsiTheme="majorHAnsi" w:cstheme="majorBidi"/>
           <w:sz w:val="28"/>
           <w:szCs w:val="28"/>
           <w:lang w:val="pt-BR"/>
@@ -3232,34 +2172,16 @@
       </w:pPr>
       <w:r>
         <w:rPr>
-          <w:rFonts w:ascii="Calibri" w:hAnsi="Calibri" w:eastAsia="Calibri" w:cs="Calibri" w:asciiTheme="majorAscii" w:hAnsiTheme="majorAscii" w:eastAsiaTheme="majorAscii" w:cstheme="majorAscii"/>
-          <w:sz w:val="22"/>
-          <w:szCs w:val="22"/>
-          <w:lang w:val="pt-BR"/>
-        </w:rPr>
-        <w:t xml:space="preserve">Adicionar receitas sugeridas </w:t>
-      </w:r>
-      <w:r>
-        <w:rPr>
-          <w:rFonts w:ascii="Calibri" w:hAnsi="Calibri" w:eastAsia="Calibri" w:cs="Calibri" w:asciiTheme="majorAscii" w:hAnsiTheme="majorAscii" w:eastAsiaTheme="majorAscii" w:cstheme="majorAscii"/>
-          <w:sz w:val="22"/>
-          <w:szCs w:val="22"/>
-          <w:lang w:val="pt-BR"/>
-        </w:rPr>
-        <w:t>à</w:t>
-      </w:r>
-      <w:r>
-        <w:rPr>
-          <w:rFonts w:ascii="Calibri" w:hAnsi="Calibri" w:eastAsia="Calibri" w:cs="Calibri" w:asciiTheme="majorAscii" w:hAnsiTheme="majorAscii" w:eastAsiaTheme="majorAscii" w:cstheme="majorAscii"/>
-          <w:sz w:val="22"/>
-          <w:szCs w:val="22"/>
-          <w:lang w:val="pt-BR"/>
-        </w:rPr>
-        <w:t xml:space="preserve"> agenda e imprimi-las</w:t>
-      </w:r>
-      <w:r>
-        <w:rPr>
-          <w:rFonts w:ascii="Calibri" w:hAnsi="Calibri" w:eastAsia="Calibri" w:cs="Calibri" w:asciiTheme="majorAscii" w:hAnsiTheme="majorAscii" w:eastAsiaTheme="majorAscii" w:cstheme="majorAscii"/>
+          <w:rFonts w:asciiTheme="majorHAnsi" w:eastAsiaTheme="majorEastAsia" w:hAnsiTheme="majorHAnsi" w:cstheme="majorBidi"/>
+          <w:sz w:val="22"/>
+          <w:szCs w:val="22"/>
+          <w:lang w:val="pt-BR"/>
+        </w:rPr>
+        <w:t>Adicionar receitas sugeridas à agenda e imprimi-las</w:t>
+      </w:r>
+      <w:r>
+        <w:rPr>
+          <w:rFonts w:asciiTheme="majorHAnsi" w:eastAsiaTheme="majorEastAsia" w:hAnsiTheme="majorHAnsi" w:cstheme="majorBidi"/>
           <w:sz w:val="22"/>
           <w:szCs w:val="22"/>
           <w:lang w:val="pt-BR"/>
@@ -3270,7 +2192,7 @@
     <w:p>
       <w:pPr>
         <w:rPr>
-          <w:rFonts w:ascii="Calibri" w:hAnsi="Calibri" w:eastAsia="Calibri" w:cs="Calibri" w:asciiTheme="majorAscii" w:hAnsiTheme="majorAscii" w:eastAsiaTheme="majorAscii" w:cstheme="majorAscii"/>
+          <w:rFonts w:asciiTheme="majorHAnsi" w:eastAsiaTheme="majorEastAsia" w:hAnsiTheme="majorHAnsi" w:cstheme="majorBidi"/>
           <w:sz w:val="22"/>
           <w:szCs w:val="22"/>
           <w:lang w:val="pt-BR"/>
@@ -3301,46 +2223,37 @@
           <w:tcPr>
             <w:tcW w:w="3135" w:type="dxa"/>
             <w:tcBorders>
-              <w:top w:val="single" w:color="00000A" w:sz="4" w:space="0"/>
-              <w:left w:val="single" w:color="00000A" w:sz="4" w:space="0"/>
-              <w:bottom w:val="single" w:color="00000A" w:sz="4" w:space="0"/>
-              <w:right w:val="single" w:color="00000A" w:sz="4" w:space="0"/>
+              <w:top w:val="single" w:sz="4" w:space="0" w:color="00000A"/>
+              <w:left w:val="single" w:sz="4" w:space="0" w:color="00000A"/>
+              <w:bottom w:val="single" w:sz="4" w:space="0" w:color="00000A"/>
+              <w:right w:val="single" w:sz="4" w:space="0" w:color="00000A"/>
             </w:tcBorders>
             <w:shd w:val="clear" w:color="auto" w:fill="CCFF99"/>
-            <w:tcMar/>
           </w:tcPr>
           <w:p>
             <w:pPr>
               <w:pStyle w:val="Tablecolumnheading"/>
               <w:jc w:val="center"/>
               <w:rPr>
-                <w:rFonts w:ascii="Calibri" w:hAnsi="Calibri" w:eastAsia="Calibri" w:cs="Calibri" w:asciiTheme="majorAscii" w:hAnsiTheme="majorAscii" w:eastAsiaTheme="majorAscii" w:cstheme="majorAscii"/>
-                <w:sz w:val="21"/>
-                <w:szCs w:val="21"/>
-              </w:rPr>
-            </w:pPr>
-            <w:r>
-              <w:rPr>
-                <w:rFonts w:ascii="Calibri" w:hAnsi="Calibri" w:eastAsia="Calibri" w:cs="Calibri" w:asciiTheme="majorAscii" w:hAnsiTheme="majorAscii" w:eastAsiaTheme="majorAscii" w:cstheme="majorAscii"/>
-                <w:sz w:val="21"/>
-                <w:szCs w:val="21"/>
-              </w:rPr>
-              <w:t>Caminhos</w:t>
-            </w:r>
-            <w:r>
-              <w:rPr>
-                <w:rFonts w:ascii="Calibri" w:hAnsi="Calibri" w:eastAsia="Calibri" w:cs="Calibri" w:asciiTheme="majorAscii" w:hAnsiTheme="majorAscii" w:eastAsiaTheme="majorAscii" w:cstheme="majorAscii"/>
-                <w:sz w:val="21"/>
-                <w:szCs w:val="21"/>
-              </w:rPr>
-              <w:t>(s)</w:t>
+                <w:rFonts w:asciiTheme="majorHAnsi" w:eastAsiaTheme="majorEastAsia" w:hAnsiTheme="majorHAnsi" w:cstheme="majorBidi"/>
+                <w:sz w:val="21"/>
+                <w:szCs w:val="21"/>
+              </w:rPr>
+            </w:pPr>
+            <w:r>
+              <w:rPr>
+                <w:rFonts w:asciiTheme="majorHAnsi" w:eastAsiaTheme="majorEastAsia" w:hAnsiTheme="majorHAnsi" w:cstheme="majorBidi"/>
+                <w:sz w:val="21"/>
+                <w:szCs w:val="21"/>
+              </w:rPr>
+              <w:t>Caminhos(s)</w:t>
             </w:r>
           </w:p>
           <w:p>
             <w:pPr>
               <w:pStyle w:val="Tablecolumnheading"/>
               <w:rPr>
-                <w:rFonts w:ascii="Calibri" w:hAnsi="Calibri" w:eastAsia="Calibri" w:cs="Calibri" w:asciiTheme="majorAscii" w:hAnsiTheme="majorAscii" w:eastAsiaTheme="majorAscii" w:cstheme="majorAscii"/>
+                <w:rFonts w:asciiTheme="majorHAnsi" w:eastAsiaTheme="majorEastAsia" w:hAnsiTheme="majorHAnsi" w:cstheme="majorBidi"/>
                 <w:sz w:val="21"/>
                 <w:szCs w:val="21"/>
               </w:rPr>
@@ -3351,28 +2264,27 @@
           <w:tcPr>
             <w:tcW w:w="1387" w:type="dxa"/>
             <w:tcBorders>
-              <w:top w:val="single" w:color="00000A" w:sz="4" w:space="0"/>
-              <w:left w:val="single" w:color="00000A" w:sz="4" w:space="0"/>
-              <w:bottom w:val="single" w:color="00000A" w:sz="4" w:space="0"/>
-              <w:right w:val="single" w:color="00000A" w:sz="4" w:space="0"/>
+              <w:top w:val="single" w:sz="4" w:space="0" w:color="00000A"/>
+              <w:left w:val="single" w:sz="4" w:space="0" w:color="00000A"/>
+              <w:bottom w:val="single" w:sz="4" w:space="0" w:color="00000A"/>
+              <w:right w:val="single" w:sz="4" w:space="0" w:color="00000A"/>
             </w:tcBorders>
             <w:shd w:val="clear" w:color="auto" w:fill="CCFF99"/>
-            <w:tcMar/>
           </w:tcPr>
           <w:p>
             <w:pPr>
               <w:pStyle w:val="Tablecolumnheading"/>
               <w:jc w:val="center"/>
               <w:rPr>
-                <w:rFonts w:ascii="Calibri" w:hAnsi="Calibri" w:eastAsia="Calibri" w:cs="Calibri" w:asciiTheme="majorAscii" w:hAnsiTheme="majorAscii" w:eastAsiaTheme="majorAscii" w:cstheme="majorAscii"/>
-                <w:sz w:val="21"/>
-                <w:szCs w:val="21"/>
-                <w:lang w:val="pt-BR"/>
-              </w:rPr>
-            </w:pPr>
-            <w:r>
-              <w:rPr>
-                <w:rFonts w:ascii="Calibri" w:hAnsi="Calibri" w:eastAsia="Calibri" w:cs="Calibri" w:asciiTheme="majorAscii" w:hAnsiTheme="majorAscii" w:eastAsiaTheme="majorAscii" w:cstheme="majorAscii"/>
+                <w:rFonts w:asciiTheme="majorHAnsi" w:eastAsiaTheme="majorEastAsia" w:hAnsiTheme="majorHAnsi" w:cstheme="majorBidi"/>
+                <w:sz w:val="21"/>
+                <w:szCs w:val="21"/>
+                <w:lang w:val="pt-BR"/>
+              </w:rPr>
+            </w:pPr>
+            <w:r>
+              <w:rPr>
+                <w:rFonts w:asciiTheme="majorHAnsi" w:eastAsiaTheme="majorEastAsia" w:hAnsiTheme="majorHAnsi" w:cstheme="majorBidi"/>
                 <w:sz w:val="21"/>
                 <w:szCs w:val="21"/>
                 <w:lang w:val="pt-BR"/>
@@ -3385,53 +2297,36 @@
           <w:tcPr>
             <w:tcW w:w="5116" w:type="dxa"/>
             <w:tcBorders>
-              <w:top w:val="single" w:color="00000A" w:sz="4" w:space="0"/>
-              <w:left w:val="single" w:color="00000A" w:sz="4" w:space="0"/>
-              <w:bottom w:val="single" w:color="00000A" w:sz="4" w:space="0"/>
-              <w:right w:val="single" w:color="00000A" w:sz="4" w:space="0"/>
+              <w:top w:val="single" w:sz="4" w:space="0" w:color="00000A"/>
+              <w:left w:val="single" w:sz="4" w:space="0" w:color="00000A"/>
+              <w:bottom w:val="single" w:sz="4" w:space="0" w:color="00000A"/>
+              <w:right w:val="single" w:sz="4" w:space="0" w:color="00000A"/>
             </w:tcBorders>
             <w:shd w:val="clear" w:color="auto" w:fill="CCFF99"/>
-            <w:tcMar/>
           </w:tcPr>
           <w:p>
             <w:pPr>
               <w:pStyle w:val="Tablecolumnheading"/>
               <w:rPr>
-                <w:rFonts w:ascii="Calibri" w:hAnsi="Calibri" w:eastAsia="Calibri" w:cs="Calibri" w:asciiTheme="majorAscii" w:hAnsiTheme="majorAscii" w:eastAsiaTheme="majorAscii" w:cstheme="majorAscii"/>
-                <w:sz w:val="21"/>
-                <w:szCs w:val="21"/>
-              </w:rPr>
-            </w:pPr>
-            <w:r>
-              <w:rPr>
-                <w:rFonts w:ascii="Calibri" w:hAnsi="Calibri" w:eastAsia="Calibri" w:cs="Calibri" w:asciiTheme="majorAscii" w:hAnsiTheme="majorAscii" w:eastAsiaTheme="majorAscii" w:cstheme="majorAscii"/>
-                <w:sz w:val="21"/>
-                <w:szCs w:val="21"/>
-              </w:rPr>
-              <w:t>Anotações</w:t>
-            </w:r>
-            <w:r>
-              <w:rPr>
-                <w:rFonts w:ascii="Calibri" w:hAnsi="Calibri" w:eastAsia="Calibri" w:cs="Calibri" w:asciiTheme="majorAscii" w:hAnsiTheme="majorAscii" w:eastAsiaTheme="majorAscii" w:cstheme="majorAscii"/>
-                <w:sz w:val="21"/>
-                <w:szCs w:val="21"/>
-              </w:rPr>
-              <w:t xml:space="preserve"> / </w:t>
-            </w:r>
-            <w:r>
-              <w:rPr>
-                <w:rFonts w:ascii="Calibri" w:hAnsi="Calibri" w:eastAsia="Calibri" w:cs="Calibri" w:asciiTheme="majorAscii" w:hAnsiTheme="majorAscii" w:eastAsiaTheme="majorAscii" w:cstheme="majorAscii"/>
-                <w:sz w:val="21"/>
-                <w:szCs w:val="21"/>
-              </w:rPr>
-              <w:t>Observações</w:t>
+                <w:rFonts w:asciiTheme="majorHAnsi" w:eastAsiaTheme="majorEastAsia" w:hAnsiTheme="majorHAnsi" w:cstheme="majorBidi"/>
+                <w:sz w:val="21"/>
+                <w:szCs w:val="21"/>
+              </w:rPr>
+            </w:pPr>
+            <w:r>
+              <w:rPr>
+                <w:rFonts w:asciiTheme="majorHAnsi" w:eastAsiaTheme="majorEastAsia" w:hAnsiTheme="majorHAnsi" w:cstheme="majorBidi"/>
+                <w:sz w:val="21"/>
+                <w:szCs w:val="21"/>
+              </w:rPr>
+              <w:t>Anotações / Observações</w:t>
             </w:r>
           </w:p>
           <w:p>
             <w:pPr>
               <w:pStyle w:val="Tablecolumnheading"/>
               <w:rPr>
-                <w:rFonts w:ascii="Calibri" w:hAnsi="Calibri" w:eastAsia="Calibri" w:cs="Calibri" w:asciiTheme="majorAscii" w:hAnsiTheme="majorAscii" w:eastAsiaTheme="majorAscii" w:cstheme="majorAscii"/>
+                <w:rFonts w:asciiTheme="majorHAnsi" w:eastAsiaTheme="majorEastAsia" w:hAnsiTheme="majorHAnsi" w:cstheme="majorBidi"/>
                 <w:sz w:val="21"/>
                 <w:szCs w:val="21"/>
               </w:rPr>
@@ -3449,38 +2344,37 @@
           <w:tcPr>
             <w:tcW w:w="3135" w:type="dxa"/>
             <w:tcBorders>
-              <w:top w:val="single" w:color="00000A" w:sz="4" w:space="0"/>
-              <w:left w:val="single" w:color="00000A" w:sz="4" w:space="0"/>
-              <w:bottom w:val="single" w:color="00000A" w:sz="4" w:space="0"/>
-              <w:right w:val="single" w:color="00000A" w:sz="4" w:space="0"/>
+              <w:top w:val="single" w:sz="4" w:space="0" w:color="00000A"/>
+              <w:left w:val="single" w:sz="4" w:space="0" w:color="00000A"/>
+              <w:bottom w:val="single" w:sz="4" w:space="0" w:color="00000A"/>
+              <w:right w:val="single" w:sz="4" w:space="0" w:color="00000A"/>
             </w:tcBorders>
             <w:shd w:val="clear" w:color="auto" w:fill="FFFFFF" w:themeFill="background1"/>
-            <w:tcMar/>
           </w:tcPr>
           <w:p>
             <w:pPr>
               <w:pStyle w:val="Tabletext"/>
               <w:rPr>
-                <w:rFonts w:ascii="Calibri" w:hAnsi="Calibri" w:eastAsia="Calibri" w:cs="Calibri" w:asciiTheme="majorAscii" w:hAnsiTheme="majorAscii" w:eastAsiaTheme="majorAscii" w:cstheme="majorAscii"/>
-                <w:sz w:val="21"/>
-                <w:szCs w:val="21"/>
-                <w:lang w:val="pt-BR"/>
-              </w:rPr>
-            </w:pPr>
-          </w:p>
-          <w:p>
-            <w:pPr>
-              <w:pStyle w:val="Tabletext"/>
-              <w:rPr>
-                <w:rFonts w:ascii="Calibri" w:hAnsi="Calibri" w:eastAsia="Calibri" w:cs="Calibri" w:asciiTheme="majorAscii" w:hAnsiTheme="majorAscii" w:eastAsiaTheme="majorAscii" w:cstheme="majorAscii"/>
-                <w:sz w:val="21"/>
-                <w:szCs w:val="21"/>
-                <w:lang w:val="pt-BR"/>
-              </w:rPr>
-            </w:pPr>
-            <w:r>
-              <w:rPr>
-                <w:rFonts w:ascii="Calibri" w:hAnsi="Calibri" w:eastAsia="Calibri" w:cs="Calibri" w:asciiTheme="majorAscii" w:hAnsiTheme="majorAscii" w:eastAsiaTheme="majorAscii" w:cstheme="majorAscii"/>
+                <w:rFonts w:asciiTheme="majorHAnsi" w:eastAsiaTheme="majorEastAsia" w:hAnsiTheme="majorHAnsi" w:cstheme="majorBidi"/>
+                <w:sz w:val="21"/>
+                <w:szCs w:val="21"/>
+                <w:lang w:val="pt-BR"/>
+              </w:rPr>
+            </w:pPr>
+          </w:p>
+          <w:p>
+            <w:pPr>
+              <w:pStyle w:val="Tabletext"/>
+              <w:rPr>
+                <w:rFonts w:asciiTheme="majorHAnsi" w:eastAsiaTheme="majorEastAsia" w:hAnsiTheme="majorHAnsi" w:cstheme="majorBidi"/>
+                <w:sz w:val="21"/>
+                <w:szCs w:val="21"/>
+                <w:lang w:val="pt-BR"/>
+              </w:rPr>
+            </w:pPr>
+            <w:r>
+              <w:rPr>
+                <w:rFonts w:asciiTheme="majorHAnsi" w:eastAsiaTheme="majorEastAsia" w:hAnsiTheme="majorHAnsi" w:cstheme="majorBidi"/>
                 <w:sz w:val="21"/>
                 <w:szCs w:val="21"/>
                 <w:lang w:val="pt-BR"/>
@@ -3492,15 +2386,15 @@
             <w:pPr>
               <w:pStyle w:val="Tabletext"/>
               <w:rPr>
-                <w:rFonts w:ascii="Calibri" w:hAnsi="Calibri" w:eastAsia="Calibri" w:cs="Calibri" w:asciiTheme="majorAscii" w:hAnsiTheme="majorAscii" w:eastAsiaTheme="majorAscii" w:cstheme="majorAscii"/>
-                <w:sz w:val="21"/>
-                <w:szCs w:val="21"/>
-                <w:lang w:val="pt-BR"/>
-              </w:rPr>
-            </w:pPr>
-            <w:r>
-              <w:rPr>
-                <w:rFonts w:ascii="Calibri" w:hAnsi="Calibri" w:eastAsia="Calibri" w:cs="Calibri" w:asciiTheme="majorAscii" w:hAnsiTheme="majorAscii" w:eastAsiaTheme="majorAscii" w:cstheme="majorAscii"/>
+                <w:rFonts w:asciiTheme="majorHAnsi" w:eastAsiaTheme="majorEastAsia" w:hAnsiTheme="majorHAnsi" w:cstheme="majorBidi"/>
+                <w:sz w:val="21"/>
+                <w:szCs w:val="21"/>
+                <w:lang w:val="pt-BR"/>
+              </w:rPr>
+            </w:pPr>
+            <w:r>
+              <w:rPr>
+                <w:rFonts w:asciiTheme="majorHAnsi" w:eastAsiaTheme="majorEastAsia" w:hAnsiTheme="majorHAnsi" w:cstheme="majorBidi"/>
                 <w:sz w:val="21"/>
                 <w:szCs w:val="21"/>
                 <w:lang w:val="pt-BR"/>
@@ -3512,15 +2406,15 @@
             <w:pPr>
               <w:pStyle w:val="Tabletext"/>
               <w:rPr>
-                <w:rFonts w:ascii="Calibri" w:hAnsi="Calibri" w:eastAsia="Calibri" w:cs="Calibri" w:asciiTheme="majorAscii" w:hAnsiTheme="majorAscii" w:eastAsiaTheme="majorAscii" w:cstheme="majorAscii"/>
-                <w:sz w:val="21"/>
-                <w:szCs w:val="21"/>
-                <w:lang w:val="pt-BR"/>
-              </w:rPr>
-            </w:pPr>
-            <w:r>
-              <w:rPr>
-                <w:rFonts w:ascii="Calibri" w:hAnsi="Calibri" w:eastAsia="Calibri" w:cs="Calibri" w:asciiTheme="majorAscii" w:hAnsiTheme="majorAscii" w:eastAsiaTheme="majorAscii" w:cstheme="majorAscii"/>
+                <w:rFonts w:asciiTheme="majorHAnsi" w:eastAsiaTheme="majorEastAsia" w:hAnsiTheme="majorHAnsi" w:cstheme="majorBidi"/>
+                <w:sz w:val="21"/>
+                <w:szCs w:val="21"/>
+                <w:lang w:val="pt-BR"/>
+              </w:rPr>
+            </w:pPr>
+            <w:r>
+              <w:rPr>
+                <w:rFonts w:asciiTheme="majorHAnsi" w:eastAsiaTheme="majorEastAsia" w:hAnsiTheme="majorHAnsi" w:cstheme="majorBidi"/>
                 <w:sz w:val="21"/>
                 <w:szCs w:val="21"/>
                 <w:lang w:val="pt-BR"/>
@@ -3532,15 +2426,15 @@
             <w:pPr>
               <w:pStyle w:val="Tabletext"/>
               <w:rPr>
-                <w:rFonts w:ascii="Calibri" w:hAnsi="Calibri" w:eastAsia="Calibri" w:cs="Calibri" w:asciiTheme="majorAscii" w:hAnsiTheme="majorAscii" w:eastAsiaTheme="majorAscii" w:cstheme="majorAscii"/>
-                <w:sz w:val="21"/>
-                <w:szCs w:val="21"/>
-                <w:lang w:val="pt-BR"/>
-              </w:rPr>
-            </w:pPr>
-            <w:r>
-              <w:rPr>
-                <w:rFonts w:ascii="Calibri" w:hAnsi="Calibri" w:eastAsia="Calibri" w:cs="Calibri" w:asciiTheme="majorAscii" w:hAnsiTheme="majorAscii" w:eastAsiaTheme="majorAscii" w:cstheme="majorAscii"/>
+                <w:rFonts w:asciiTheme="majorHAnsi" w:eastAsiaTheme="majorEastAsia" w:hAnsiTheme="majorHAnsi" w:cstheme="majorBidi"/>
+                <w:sz w:val="21"/>
+                <w:szCs w:val="21"/>
+                <w:lang w:val="pt-BR"/>
+              </w:rPr>
+            </w:pPr>
+            <w:r>
+              <w:rPr>
+                <w:rFonts w:asciiTheme="majorHAnsi" w:eastAsiaTheme="majorEastAsia" w:hAnsiTheme="majorHAnsi" w:cstheme="majorBidi"/>
                 <w:sz w:val="21"/>
                 <w:szCs w:val="21"/>
                 <w:lang w:val="pt-BR"/>
@@ -3552,15 +2446,15 @@
             <w:pPr>
               <w:pStyle w:val="Tabletext"/>
               <w:rPr>
-                <w:rFonts w:ascii="Calibri" w:hAnsi="Calibri" w:eastAsia="Calibri" w:cs="Calibri" w:asciiTheme="majorAscii" w:hAnsiTheme="majorAscii" w:eastAsiaTheme="majorAscii" w:cstheme="majorAscii"/>
-                <w:sz w:val="21"/>
-                <w:szCs w:val="21"/>
-                <w:lang w:val="pt-BR"/>
-              </w:rPr>
-            </w:pPr>
-            <w:r>
-              <w:rPr>
-                <w:rFonts w:ascii="Calibri" w:hAnsi="Calibri" w:eastAsia="Calibri" w:cs="Calibri" w:asciiTheme="majorAscii" w:hAnsiTheme="majorAscii" w:eastAsiaTheme="majorAscii" w:cstheme="majorAscii"/>
+                <w:rFonts w:asciiTheme="majorHAnsi" w:eastAsiaTheme="majorEastAsia" w:hAnsiTheme="majorHAnsi" w:cstheme="majorBidi"/>
+                <w:sz w:val="21"/>
+                <w:szCs w:val="21"/>
+                <w:lang w:val="pt-BR"/>
+              </w:rPr>
+            </w:pPr>
+            <w:r>
+              <w:rPr>
+                <w:rFonts w:asciiTheme="majorHAnsi" w:eastAsiaTheme="majorEastAsia" w:hAnsiTheme="majorHAnsi" w:cstheme="majorBidi"/>
                 <w:sz w:val="21"/>
                 <w:szCs w:val="21"/>
                 <w:lang w:val="pt-BR"/>
@@ -3572,15 +2466,15 @@
             <w:pPr>
               <w:pStyle w:val="Tabletext"/>
               <w:rPr>
-                <w:rFonts w:ascii="Calibri" w:hAnsi="Calibri" w:eastAsia="Calibri" w:cs="Calibri" w:asciiTheme="majorAscii" w:hAnsiTheme="majorAscii" w:eastAsiaTheme="majorAscii" w:cstheme="majorAscii"/>
-                <w:sz w:val="21"/>
-                <w:szCs w:val="21"/>
-                <w:lang w:val="pt-BR"/>
-              </w:rPr>
-            </w:pPr>
-            <w:r>
-              <w:rPr>
-                <w:rFonts w:ascii="Calibri" w:hAnsi="Calibri" w:eastAsia="Calibri" w:cs="Calibri" w:asciiTheme="majorAscii" w:hAnsiTheme="majorAscii" w:eastAsiaTheme="majorAscii" w:cstheme="majorAscii"/>
+                <w:rFonts w:asciiTheme="majorHAnsi" w:eastAsiaTheme="majorEastAsia" w:hAnsiTheme="majorHAnsi" w:cstheme="majorBidi"/>
+                <w:sz w:val="21"/>
+                <w:szCs w:val="21"/>
+                <w:lang w:val="pt-BR"/>
+              </w:rPr>
+            </w:pPr>
+            <w:r>
+              <w:rPr>
+                <w:rFonts w:asciiTheme="majorHAnsi" w:eastAsiaTheme="majorEastAsia" w:hAnsiTheme="majorHAnsi" w:cstheme="majorBidi"/>
                 <w:sz w:val="21"/>
                 <w:szCs w:val="21"/>
                 <w:lang w:val="pt-BR"/>
@@ -3592,7 +2486,7 @@
             <w:pPr>
               <w:pStyle w:val="Tabletext"/>
               <w:rPr>
-                <w:rFonts w:ascii="Calibri" w:hAnsi="Calibri" w:eastAsia="Calibri" w:cs="Calibri" w:asciiTheme="majorAscii" w:hAnsiTheme="majorAscii" w:eastAsiaTheme="majorAscii" w:cstheme="majorAscii"/>
+                <w:rFonts w:asciiTheme="majorHAnsi" w:eastAsiaTheme="majorEastAsia" w:hAnsiTheme="majorHAnsi" w:cstheme="majorBidi"/>
                 <w:sz w:val="21"/>
                 <w:szCs w:val="21"/>
                 <w:lang w:val="pt-BR"/>
@@ -3604,20 +2498,19 @@
           <w:tcPr>
             <w:tcW w:w="1387" w:type="dxa"/>
             <w:tcBorders>
-              <w:top w:val="single" w:color="00000A" w:sz="4" w:space="0"/>
-              <w:left w:val="single" w:color="00000A" w:sz="4" w:space="0"/>
-              <w:bottom w:val="single" w:color="00000A" w:sz="4" w:space="0"/>
-              <w:right w:val="single" w:color="00000A" w:sz="4" w:space="0"/>
+              <w:top w:val="single" w:sz="4" w:space="0" w:color="00000A"/>
+              <w:left w:val="single" w:sz="4" w:space="0" w:color="00000A"/>
+              <w:bottom w:val="single" w:sz="4" w:space="0" w:color="00000A"/>
+              <w:right w:val="single" w:sz="4" w:space="0" w:color="00000A"/>
             </w:tcBorders>
             <w:shd w:val="clear" w:color="auto" w:fill="FFFFFF" w:themeFill="background1"/>
-            <w:tcMar/>
           </w:tcPr>
           <w:p>
             <w:pPr>
               <w:pStyle w:val="Tabletext"/>
               <w:jc w:val="center"/>
               <w:rPr>
-                <w:rFonts w:ascii="Calibri" w:hAnsi="Calibri" w:eastAsia="Calibri" w:cs="Calibri" w:asciiTheme="majorAscii" w:hAnsiTheme="majorAscii" w:eastAsiaTheme="majorAscii" w:cstheme="majorAscii"/>
+                <w:rFonts w:asciiTheme="majorHAnsi" w:eastAsiaTheme="majorEastAsia" w:hAnsiTheme="majorHAnsi" w:cstheme="majorBidi"/>
                 <w:sz w:val="21"/>
                 <w:szCs w:val="21"/>
                 <w:lang w:val="pt-BR"/>
@@ -3629,41 +2522,32 @@
               <w:pStyle w:val="Tabletext"/>
               <w:jc w:val="center"/>
               <w:rPr>
-                <w:rFonts w:ascii="Calibri" w:hAnsi="Calibri" w:eastAsia="Calibri" w:cs="Calibri" w:asciiTheme="majorAscii" w:hAnsiTheme="majorAscii" w:eastAsiaTheme="majorAscii" w:cstheme="majorAscii"/>
-                <w:sz w:val="21"/>
-                <w:szCs w:val="21"/>
-                <w:lang w:val="pt-BR"/>
-              </w:rPr>
-            </w:pPr>
-            <w:r>
-              <w:rPr>
-                <w:rFonts w:ascii="Calibri" w:hAnsi="Calibri" w:eastAsia="Calibri" w:cs="Calibri" w:asciiTheme="majorAscii" w:hAnsiTheme="majorAscii" w:eastAsiaTheme="majorAscii" w:cstheme="majorAscii"/>
-                <w:sz w:val="21"/>
-                <w:szCs w:val="21"/>
-                <w:lang w:val="pt-BR"/>
-              </w:rPr>
-              <w:t>0</w:t>
-            </w:r>
+                <w:rFonts w:asciiTheme="majorHAnsi" w:eastAsiaTheme="majorEastAsia" w:hAnsiTheme="majorHAnsi" w:cstheme="majorBidi"/>
+                <w:sz w:val="21"/>
+                <w:szCs w:val="21"/>
+                <w:lang w:val="pt-BR"/>
+              </w:rPr>
+            </w:pPr>
           </w:p>
           <w:p>
             <w:pPr>
               <w:pStyle w:val="Tabletext"/>
               <w:jc w:val="center"/>
               <w:rPr>
-                <w:rFonts w:ascii="Calibri" w:hAnsi="Calibri" w:eastAsia="Calibri" w:cs="Calibri" w:asciiTheme="majorAscii" w:hAnsiTheme="majorAscii" w:eastAsiaTheme="majorAscii" w:cstheme="majorAscii"/>
-                <w:sz w:val="21"/>
-                <w:szCs w:val="21"/>
-                <w:lang w:val="pt-BR"/>
-              </w:rPr>
-            </w:pPr>
-            <w:r>
-              <w:rPr>
-                <w:rFonts w:ascii="Calibri" w:hAnsi="Calibri" w:eastAsia="Calibri" w:cs="Calibri" w:asciiTheme="majorAscii" w:hAnsiTheme="majorAscii" w:eastAsiaTheme="majorAscii" w:cstheme="majorAscii"/>
-                <w:sz w:val="21"/>
-                <w:szCs w:val="21"/>
-                <w:lang w:val="pt-BR"/>
-              </w:rPr>
-              <w:t>Não completou</w:t>
+                <w:rFonts w:asciiTheme="majorHAnsi" w:eastAsiaTheme="majorEastAsia" w:hAnsiTheme="majorHAnsi" w:cstheme="majorBidi"/>
+                <w:sz w:val="21"/>
+                <w:szCs w:val="21"/>
+                <w:lang w:val="pt-BR"/>
+              </w:rPr>
+            </w:pPr>
+            <w:r>
+              <w:rPr>
+                <w:rFonts w:asciiTheme="majorHAnsi" w:eastAsiaTheme="majorEastAsia" w:hAnsiTheme="majorHAnsi" w:cstheme="majorBidi"/>
+                <w:sz w:val="21"/>
+                <w:szCs w:val="21"/>
+                <w:lang w:val="pt-BR"/>
+              </w:rPr>
+              <w:t>1</w:t>
             </w:r>
           </w:p>
           <w:p>
@@ -3671,151 +2555,81 @@
               <w:pStyle w:val="Tabletext"/>
               <w:jc w:val="center"/>
               <w:rPr>
-                <w:rFonts w:ascii="Calibri" w:hAnsi="Calibri" w:eastAsia="Calibri" w:cs="Calibri" w:asciiTheme="majorAscii" w:hAnsiTheme="majorAscii" w:eastAsiaTheme="majorAscii" w:cstheme="majorAscii"/>
-                <w:sz w:val="21"/>
-                <w:szCs w:val="21"/>
-                <w:lang w:val="pt-BR"/>
-              </w:rPr>
-            </w:pPr>
+                <w:rFonts w:asciiTheme="majorHAnsi" w:eastAsiaTheme="majorEastAsia" w:hAnsiTheme="majorHAnsi" w:cstheme="majorBidi"/>
+                <w:sz w:val="21"/>
+                <w:szCs w:val="21"/>
+                <w:lang w:val="pt-BR"/>
+              </w:rPr>
+            </w:pPr>
+            <w:r>
+              <w:rPr>
+                <w:rFonts w:asciiTheme="majorHAnsi" w:eastAsiaTheme="majorEastAsia" w:hAnsiTheme="majorHAnsi" w:cstheme="majorBidi"/>
+                <w:sz w:val="21"/>
+                <w:szCs w:val="21"/>
+                <w:lang w:val="pt-BR"/>
+              </w:rPr>
+              <w:t>Completou com dificuldade ou ajuda</w:t>
+            </w:r>
           </w:p>
           <w:p>
             <w:pPr>
               <w:pStyle w:val="Tabletext"/>
               <w:jc w:val="center"/>
               <w:rPr>
-                <w:rFonts w:ascii="Calibri" w:hAnsi="Calibri" w:eastAsia="Calibri" w:cs="Calibri" w:asciiTheme="majorAscii" w:hAnsiTheme="majorAscii" w:eastAsiaTheme="majorAscii" w:cstheme="majorAscii"/>
-                <w:sz w:val="21"/>
-                <w:szCs w:val="21"/>
-                <w:highlight w:val="yellow"/>
-                <w:lang w:val="pt-BR"/>
-              </w:rPr>
-            </w:pPr>
-            <w:r>
-              <w:rPr>
-                <w:rFonts w:ascii="Calibri" w:hAnsi="Calibri" w:eastAsia="Calibri" w:cs="Calibri" w:asciiTheme="majorAscii" w:hAnsiTheme="majorAscii" w:eastAsiaTheme="majorAscii" w:cstheme="majorAscii"/>
-                <w:sz w:val="21"/>
-                <w:szCs w:val="21"/>
-                <w:highlight w:val="yellow"/>
-                <w:lang w:val="pt-BR"/>
-              </w:rPr>
-              <w:t>1</w:t>
-            </w:r>
+                <w:rFonts w:asciiTheme="majorHAnsi" w:eastAsiaTheme="majorEastAsia" w:hAnsiTheme="majorHAnsi" w:cstheme="majorBidi"/>
+                <w:sz w:val="21"/>
+                <w:szCs w:val="21"/>
+                <w:lang w:val="pt-BR"/>
+              </w:rPr>
+            </w:pPr>
           </w:p>
           <w:p>
             <w:pPr>
               <w:pStyle w:val="Tabletext"/>
               <w:jc w:val="center"/>
               <w:rPr>
-                <w:rFonts w:ascii="Calibri" w:hAnsi="Calibri" w:eastAsia="Calibri" w:cs="Calibri" w:asciiTheme="majorAscii" w:hAnsiTheme="majorAscii" w:eastAsiaTheme="majorAscii" w:cstheme="majorAscii"/>
-                <w:sz w:val="21"/>
-                <w:szCs w:val="21"/>
-                <w:highlight w:val="yellow"/>
-                <w:lang w:val="pt-BR"/>
-              </w:rPr>
-            </w:pPr>
-            <w:r>
-              <w:rPr>
-                <w:rFonts w:ascii="Calibri" w:hAnsi="Calibri" w:eastAsia="Calibri" w:cs="Calibri" w:asciiTheme="majorAscii" w:hAnsiTheme="majorAscii" w:eastAsiaTheme="majorAscii" w:cstheme="majorAscii"/>
-                <w:sz w:val="21"/>
-                <w:szCs w:val="21"/>
-                <w:highlight w:val="yellow"/>
-                <w:lang w:val="pt-BR"/>
-              </w:rPr>
-              <w:t>Completou com dificuldade ou ajuda</w:t>
-            </w:r>
-          </w:p>
-          <w:p>
-            <w:pPr>
-              <w:pStyle w:val="Tabletext"/>
-              <w:jc w:val="center"/>
-              <w:rPr>
-                <w:rFonts w:ascii="Calibri" w:hAnsi="Calibri" w:eastAsia="Calibri" w:cs="Calibri" w:asciiTheme="majorAscii" w:hAnsiTheme="majorAscii" w:eastAsiaTheme="majorAscii" w:cstheme="majorAscii"/>
-                <w:sz w:val="21"/>
-                <w:szCs w:val="21"/>
-                <w:lang w:val="pt-BR"/>
-              </w:rPr>
-            </w:pPr>
-          </w:p>
-          <w:p>
-            <w:pPr>
-              <w:pStyle w:val="Tabletext"/>
-              <w:jc w:val="center"/>
-              <w:rPr>
-                <w:rFonts w:ascii="Calibri" w:hAnsi="Calibri" w:eastAsia="Calibri" w:cs="Calibri" w:asciiTheme="majorAscii" w:hAnsiTheme="majorAscii" w:eastAsiaTheme="majorAscii" w:cstheme="majorAscii"/>
-                <w:sz w:val="21"/>
-                <w:szCs w:val="21"/>
-                <w:lang w:val="pt-BR"/>
-              </w:rPr>
-            </w:pPr>
-            <w:r>
-              <w:rPr>
-                <w:rFonts w:ascii="Calibri" w:hAnsi="Calibri" w:eastAsia="Calibri" w:cs="Calibri" w:asciiTheme="majorAscii" w:hAnsiTheme="majorAscii" w:eastAsiaTheme="majorAscii" w:cstheme="majorAscii"/>
-                <w:sz w:val="21"/>
-                <w:szCs w:val="21"/>
-                <w:lang w:val="pt-BR"/>
-              </w:rPr>
-              <w:t>2</w:t>
-            </w:r>
-          </w:p>
-          <w:p>
-            <w:pPr>
-              <w:pStyle w:val="Tabletext"/>
-              <w:jc w:val="center"/>
-              <w:rPr>
-                <w:rFonts w:ascii="Calibri" w:hAnsi="Calibri" w:eastAsia="Calibri" w:cs="Calibri" w:asciiTheme="majorAscii" w:hAnsiTheme="majorAscii" w:eastAsiaTheme="majorAscii" w:cstheme="majorAscii"/>
-                <w:sz w:val="21"/>
-                <w:szCs w:val="21"/>
-                <w:lang w:val="pt-BR"/>
-              </w:rPr>
-            </w:pPr>
-            <w:r>
-              <w:rPr>
-                <w:rFonts w:ascii="Calibri" w:hAnsi="Calibri" w:eastAsia="Calibri" w:cs="Calibri" w:asciiTheme="majorAscii" w:hAnsiTheme="majorAscii" w:eastAsiaTheme="majorAscii" w:cstheme="majorAscii"/>
-                <w:sz w:val="21"/>
-                <w:szCs w:val="21"/>
-                <w:lang w:val="pt-BR"/>
-              </w:rPr>
-              <w:t>Completou facilmente</w:t>
-            </w:r>
+                <w:rFonts w:asciiTheme="majorHAnsi" w:eastAsiaTheme="majorEastAsia" w:hAnsiTheme="majorHAnsi" w:cstheme="majorBidi"/>
+                <w:sz w:val="21"/>
+                <w:szCs w:val="21"/>
+                <w:lang w:val="pt-BR"/>
+              </w:rPr>
+            </w:pPr>
           </w:p>
         </w:tc>
         <w:tc>
           <w:tcPr>
             <w:tcW w:w="5116" w:type="dxa"/>
             <w:tcBorders>
-              <w:top w:val="single" w:color="00000A" w:sz="4" w:space="0"/>
-              <w:left w:val="single" w:color="00000A" w:sz="4" w:space="0"/>
-              <w:bottom w:val="single" w:color="00000A" w:sz="4" w:space="0"/>
-              <w:right w:val="single" w:color="00000A" w:sz="4" w:space="0"/>
+              <w:top w:val="single" w:sz="4" w:space="0" w:color="00000A"/>
+              <w:left w:val="single" w:sz="4" w:space="0" w:color="00000A"/>
+              <w:bottom w:val="single" w:sz="4" w:space="0" w:color="00000A"/>
+              <w:right w:val="single" w:sz="4" w:space="0" w:color="00000A"/>
             </w:tcBorders>
             <w:shd w:val="clear" w:color="auto" w:fill="FFFFFF" w:themeFill="background1"/>
-            <w:tcMar/>
           </w:tcPr>
           <w:p>
             <w:pPr>
               <w:pStyle w:val="Tabletext"/>
               <w:rPr>
-                <w:rFonts w:ascii="Calibri" w:hAnsi="Calibri" w:eastAsia="Calibri" w:cs="Calibri" w:asciiTheme="majorAscii" w:hAnsiTheme="majorAscii" w:eastAsiaTheme="majorAscii" w:cstheme="majorAscii"/>
-                <w:sz w:val="21"/>
-                <w:szCs w:val="21"/>
-                <w:lang w:val="pt-BR"/>
-              </w:rPr>
-            </w:pPr>
-          </w:p>
-          <w:p>
-            <w:pPr>
-              <w:rPr>
-                <w:rFonts w:ascii="Calibri" w:hAnsi="Calibri" w:eastAsia="Calibri" w:cs="Calibri" w:asciiTheme="majorAscii" w:hAnsiTheme="majorAscii" w:eastAsiaTheme="majorAscii" w:cstheme="majorAscii"/>
-                <w:noProof w:val="0"/>
-                <w:sz w:val="21"/>
-                <w:szCs w:val="21"/>
-                <w:lang w:val="pt-BR"/>
-              </w:rPr>
-            </w:pPr>
-            <w:r>
-              <w:rPr>
-                <w:rFonts w:ascii="Calibri" w:hAnsi="Calibri" w:eastAsia="Calibri" w:cs="Calibri" w:asciiTheme="majorAscii" w:hAnsiTheme="majorAscii" w:eastAsiaTheme="majorAscii" w:cstheme="majorAscii"/>
-                <w:noProof w:val="0"/>
+                <w:rFonts w:asciiTheme="majorHAnsi" w:eastAsiaTheme="majorEastAsia" w:hAnsiTheme="majorHAnsi" w:cstheme="majorBidi"/>
+                <w:sz w:val="21"/>
+                <w:szCs w:val="21"/>
+                <w:lang w:val="pt-BR"/>
+              </w:rPr>
+            </w:pPr>
+          </w:p>
+          <w:p>
+            <w:pPr>
+              <w:rPr>
+                <w:rFonts w:asciiTheme="majorHAnsi" w:eastAsiaTheme="majorEastAsia" w:hAnsiTheme="majorHAnsi" w:cstheme="majorBidi"/>
+                <w:sz w:val="21"/>
+                <w:szCs w:val="21"/>
+                <w:lang w:val="pt-BR"/>
+              </w:rPr>
+            </w:pPr>
+            <w:r>
+              <w:rPr>
+                <w:rFonts w:asciiTheme="majorHAnsi" w:eastAsiaTheme="majorEastAsia" w:hAnsiTheme="majorHAnsi" w:cstheme="majorBidi"/>
                 <w:sz w:val="21"/>
                 <w:szCs w:val="21"/>
                 <w:lang w:val="pt-BR"/>
@@ -3827,7 +2641,7 @@
             <w:pPr>
               <w:pStyle w:val="Tabletext"/>
               <w:rPr>
-                <w:rFonts w:ascii="Calibri" w:hAnsi="Calibri" w:eastAsia="Calibri" w:cs="Calibri" w:asciiTheme="majorAscii" w:hAnsiTheme="majorAscii" w:eastAsiaTheme="majorAscii" w:cstheme="majorAscii"/>
+                <w:rFonts w:asciiTheme="majorHAnsi" w:eastAsiaTheme="majorEastAsia" w:hAnsiTheme="majorHAnsi" w:cstheme="majorBidi"/>
                 <w:sz w:val="21"/>
                 <w:szCs w:val="21"/>
                 <w:lang w:val="pt-BR"/>
@@ -3841,9 +2655,9 @@
       <w:pPr>
         <w:pStyle w:val="Recuonormal"/>
         <w:rPr>
-          <w:rFonts w:ascii="Calibri" w:hAnsi="Calibri" w:eastAsia="Calibri" w:cs="Calibri" w:asciiTheme="majorAscii" w:hAnsiTheme="majorAscii" w:eastAsiaTheme="majorAscii" w:cstheme="majorAscii"/>
-          <w:b w:val="1"/>
-          <w:bCs w:val="1"/>
+          <w:rFonts w:asciiTheme="majorHAnsi" w:eastAsiaTheme="majorEastAsia" w:hAnsiTheme="majorHAnsi" w:cstheme="majorBidi"/>
+          <w:b/>
+          <w:bCs/>
           <w:color w:val="000000"/>
           <w:sz w:val="22"/>
           <w:szCs w:val="22"/>
@@ -3855,17 +2669,15 @@
       <w:pPr>
         <w:pStyle w:val="Ttulo3"/>
         <w:rPr>
-          <w:rFonts w:ascii="Calibri" w:hAnsi="Calibri" w:eastAsia="Calibri" w:cs="Calibri" w:asciiTheme="majorAscii" w:hAnsiTheme="majorAscii" w:eastAsiaTheme="majorAscii" w:cstheme="majorAscii"/>
+          <w:rFonts w:asciiTheme="majorHAnsi" w:eastAsiaTheme="majorEastAsia" w:hAnsiTheme="majorHAnsi" w:cstheme="majorBidi"/>
           <w:sz w:val="24"/>
-          <w:szCs w:val="24"/>
-          <w:lang w:val="pt-BR"/>
-        </w:rPr>
-      </w:pPr>
-      <w:r>
-        <w:rPr>
-          <w:rFonts w:ascii="Calibri" w:hAnsi="Calibri" w:eastAsia="Calibri" w:cs="Calibri" w:asciiTheme="majorAscii" w:hAnsiTheme="majorAscii" w:eastAsiaTheme="majorAscii" w:cstheme="majorAscii"/>
+          <w:lang w:val="pt-BR"/>
+        </w:rPr>
+      </w:pPr>
+      <w:r>
+        <w:rPr>
+          <w:rFonts w:asciiTheme="majorHAnsi" w:eastAsiaTheme="majorEastAsia" w:hAnsiTheme="majorHAnsi" w:cstheme="majorBidi"/>
           <w:sz w:val="24"/>
-          <w:szCs w:val="24"/>
           <w:lang w:val="pt-BR"/>
         </w:rPr>
         <w:t>Tarefa 4</w:t>
@@ -3876,44 +2688,26 @@
         <w:pStyle w:val="Recuonormal"/>
         <w:ind w:left="0"/>
         <w:rPr>
-          <w:rFonts w:ascii="Calibri" w:hAnsi="Calibri" w:eastAsia="Calibri" w:cs="Calibri" w:asciiTheme="majorAscii" w:hAnsiTheme="majorAscii" w:eastAsiaTheme="majorAscii" w:cstheme="majorAscii"/>
-          <w:sz w:val="22"/>
-          <w:szCs w:val="22"/>
-          <w:lang w:val="pt-BR"/>
-        </w:rPr>
-      </w:pPr>
-      <w:r>
-        <w:rPr>
-          <w:rFonts w:ascii="Calibri" w:hAnsi="Calibri" w:eastAsia="Calibri" w:cs="Calibri" w:asciiTheme="majorAscii" w:hAnsiTheme="majorAscii" w:eastAsiaTheme="majorAscii" w:cstheme="majorAscii"/>
-          <w:sz w:val="22"/>
-          <w:szCs w:val="22"/>
-          <w:lang w:val="pt-BR"/>
-        </w:rPr>
-        <w:t xml:space="preserve">Acessar a </w:t>
-      </w:r>
-      <w:r>
-        <w:rPr>
-          <w:rFonts w:ascii="Calibri" w:hAnsi="Calibri" w:eastAsia="Calibri" w:cs="Calibri" w:asciiTheme="majorAscii" w:hAnsiTheme="majorAscii" w:eastAsiaTheme="majorAscii" w:cstheme="majorAscii"/>
-          <w:sz w:val="22"/>
-          <w:szCs w:val="22"/>
-          <w:lang w:val="pt-BR"/>
-        </w:rPr>
-        <w:t>lista de compra</w:t>
-      </w:r>
-      <w:r>
-        <w:rPr>
-          <w:rFonts w:ascii="Calibri" w:hAnsi="Calibri" w:eastAsia="Calibri" w:cs="Calibri" w:asciiTheme="majorAscii" w:hAnsiTheme="majorAscii" w:eastAsiaTheme="majorAscii" w:cstheme="majorAscii"/>
-          <w:sz w:val="22"/>
-          <w:szCs w:val="22"/>
-          <w:lang w:val="pt-BR"/>
-        </w:rPr>
-        <w:t>s e imprimi-las.</w:t>
-      </w:r>
-    </w:p>
-    <w:p>
-      <w:pPr>
-        <w:rPr>
-          <w:rFonts w:ascii="Calibri" w:hAnsi="Calibri" w:eastAsia="Calibri" w:cs="Calibri" w:asciiTheme="majorAscii" w:hAnsiTheme="majorAscii" w:eastAsiaTheme="majorAscii" w:cstheme="majorAscii"/>
+          <w:rFonts w:asciiTheme="majorHAnsi" w:eastAsiaTheme="majorEastAsia" w:hAnsiTheme="majorHAnsi" w:cstheme="majorBidi"/>
+          <w:sz w:val="22"/>
+          <w:szCs w:val="22"/>
+          <w:lang w:val="pt-BR"/>
+        </w:rPr>
+      </w:pPr>
+      <w:r>
+        <w:rPr>
+          <w:rFonts w:asciiTheme="majorHAnsi" w:eastAsiaTheme="majorEastAsia" w:hAnsiTheme="majorHAnsi" w:cstheme="majorBidi"/>
+          <w:sz w:val="22"/>
+          <w:szCs w:val="22"/>
+          <w:lang w:val="pt-BR"/>
+        </w:rPr>
+        <w:t>Acessar a lista de compras e imprimi-las.</w:t>
+      </w:r>
+    </w:p>
+    <w:p>
+      <w:pPr>
+        <w:rPr>
+          <w:rFonts w:asciiTheme="majorHAnsi" w:eastAsiaTheme="majorEastAsia" w:hAnsiTheme="majorHAnsi" w:cstheme="majorBidi"/>
           <w:sz w:val="22"/>
           <w:szCs w:val="22"/>
           <w:lang w:val="pt-BR"/>
@@ -3944,46 +2738,37 @@
           <w:tcPr>
             <w:tcW w:w="3045" w:type="dxa"/>
             <w:tcBorders>
-              <w:top w:val="single" w:color="00000A" w:sz="4" w:space="0"/>
-              <w:left w:val="single" w:color="00000A" w:sz="4" w:space="0"/>
-              <w:bottom w:val="single" w:color="00000A" w:sz="4" w:space="0"/>
-              <w:right w:val="single" w:color="00000A" w:sz="4" w:space="0"/>
+              <w:top w:val="single" w:sz="4" w:space="0" w:color="00000A"/>
+              <w:left w:val="single" w:sz="4" w:space="0" w:color="00000A"/>
+              <w:bottom w:val="single" w:sz="4" w:space="0" w:color="00000A"/>
+              <w:right w:val="single" w:sz="4" w:space="0" w:color="00000A"/>
             </w:tcBorders>
             <w:shd w:val="clear" w:color="auto" w:fill="CCFF99"/>
-            <w:tcMar/>
           </w:tcPr>
           <w:p>
             <w:pPr>
               <w:pStyle w:val="Tablecolumnheading"/>
               <w:jc w:val="center"/>
               <w:rPr>
-                <w:rFonts w:ascii="Calibri" w:hAnsi="Calibri" w:eastAsia="Calibri" w:cs="Calibri" w:asciiTheme="majorAscii" w:hAnsiTheme="majorAscii" w:eastAsiaTheme="majorAscii" w:cstheme="majorAscii"/>
-                <w:sz w:val="21"/>
-                <w:szCs w:val="21"/>
-              </w:rPr>
-            </w:pPr>
-            <w:r>
-              <w:rPr>
-                <w:rFonts w:ascii="Calibri" w:hAnsi="Calibri" w:eastAsia="Calibri" w:cs="Calibri" w:asciiTheme="majorAscii" w:hAnsiTheme="majorAscii" w:eastAsiaTheme="majorAscii" w:cstheme="majorAscii"/>
-                <w:sz w:val="21"/>
-                <w:szCs w:val="21"/>
-              </w:rPr>
-              <w:t>Caminhos</w:t>
-            </w:r>
-            <w:r>
-              <w:rPr>
-                <w:rFonts w:ascii="Calibri" w:hAnsi="Calibri" w:eastAsia="Calibri" w:cs="Calibri" w:asciiTheme="majorAscii" w:hAnsiTheme="majorAscii" w:eastAsiaTheme="majorAscii" w:cstheme="majorAscii"/>
-                <w:sz w:val="21"/>
-                <w:szCs w:val="21"/>
-              </w:rPr>
-              <w:t>(s)</w:t>
+                <w:rFonts w:asciiTheme="majorHAnsi" w:eastAsiaTheme="majorEastAsia" w:hAnsiTheme="majorHAnsi" w:cstheme="majorBidi"/>
+                <w:sz w:val="21"/>
+                <w:szCs w:val="21"/>
+              </w:rPr>
+            </w:pPr>
+            <w:r>
+              <w:rPr>
+                <w:rFonts w:asciiTheme="majorHAnsi" w:eastAsiaTheme="majorEastAsia" w:hAnsiTheme="majorHAnsi" w:cstheme="majorBidi"/>
+                <w:sz w:val="21"/>
+                <w:szCs w:val="21"/>
+              </w:rPr>
+              <w:t>Caminhos(s)</w:t>
             </w:r>
           </w:p>
           <w:p>
             <w:pPr>
               <w:pStyle w:val="Tablecolumnheading"/>
               <w:rPr>
-                <w:rFonts w:ascii="Calibri" w:hAnsi="Calibri" w:eastAsia="Calibri" w:cs="Calibri" w:asciiTheme="majorAscii" w:hAnsiTheme="majorAscii" w:eastAsiaTheme="majorAscii" w:cstheme="majorAscii"/>
+                <w:rFonts w:asciiTheme="majorHAnsi" w:eastAsiaTheme="majorEastAsia" w:hAnsiTheme="majorHAnsi" w:cstheme="majorBidi"/>
                 <w:sz w:val="21"/>
                 <w:szCs w:val="21"/>
               </w:rPr>
@@ -3994,28 +2779,27 @@
           <w:tcPr>
             <w:tcW w:w="1477" w:type="dxa"/>
             <w:tcBorders>
-              <w:top w:val="single" w:color="00000A" w:sz="4" w:space="0"/>
-              <w:left w:val="single" w:color="00000A" w:sz="4" w:space="0"/>
-              <w:bottom w:val="single" w:color="00000A" w:sz="4" w:space="0"/>
-              <w:right w:val="single" w:color="00000A" w:sz="4" w:space="0"/>
+              <w:top w:val="single" w:sz="4" w:space="0" w:color="00000A"/>
+              <w:left w:val="single" w:sz="4" w:space="0" w:color="00000A"/>
+              <w:bottom w:val="single" w:sz="4" w:space="0" w:color="00000A"/>
+              <w:right w:val="single" w:sz="4" w:space="0" w:color="00000A"/>
             </w:tcBorders>
             <w:shd w:val="clear" w:color="auto" w:fill="CCFF99"/>
-            <w:tcMar/>
           </w:tcPr>
           <w:p>
             <w:pPr>
               <w:pStyle w:val="Tablecolumnheading"/>
               <w:jc w:val="center"/>
               <w:rPr>
-                <w:rFonts w:ascii="Calibri" w:hAnsi="Calibri" w:eastAsia="Calibri" w:cs="Calibri" w:asciiTheme="majorAscii" w:hAnsiTheme="majorAscii" w:eastAsiaTheme="majorAscii" w:cstheme="majorAscii"/>
-                <w:sz w:val="21"/>
-                <w:szCs w:val="21"/>
-                <w:lang w:val="pt-BR"/>
-              </w:rPr>
-            </w:pPr>
-            <w:r>
-              <w:rPr>
-                <w:rFonts w:ascii="Calibri" w:hAnsi="Calibri" w:eastAsia="Calibri" w:cs="Calibri" w:asciiTheme="majorAscii" w:hAnsiTheme="majorAscii" w:eastAsiaTheme="majorAscii" w:cstheme="majorAscii"/>
+                <w:rFonts w:asciiTheme="majorHAnsi" w:eastAsiaTheme="majorEastAsia" w:hAnsiTheme="majorHAnsi" w:cstheme="majorBidi"/>
+                <w:sz w:val="21"/>
+                <w:szCs w:val="21"/>
+                <w:lang w:val="pt-BR"/>
+              </w:rPr>
+            </w:pPr>
+            <w:r>
+              <w:rPr>
+                <w:rFonts w:asciiTheme="majorHAnsi" w:eastAsiaTheme="majorEastAsia" w:hAnsiTheme="majorHAnsi" w:cstheme="majorBidi"/>
                 <w:sz w:val="21"/>
                 <w:szCs w:val="21"/>
                 <w:lang w:val="pt-BR"/>
@@ -4028,53 +2812,36 @@
           <w:tcPr>
             <w:tcW w:w="5116" w:type="dxa"/>
             <w:tcBorders>
-              <w:top w:val="single" w:color="00000A" w:sz="4" w:space="0"/>
-              <w:left w:val="single" w:color="00000A" w:sz="4" w:space="0"/>
-              <w:bottom w:val="single" w:color="00000A" w:sz="4" w:space="0"/>
-              <w:right w:val="single" w:color="00000A" w:sz="4" w:space="0"/>
+              <w:top w:val="single" w:sz="4" w:space="0" w:color="00000A"/>
+              <w:left w:val="single" w:sz="4" w:space="0" w:color="00000A"/>
+              <w:bottom w:val="single" w:sz="4" w:space="0" w:color="00000A"/>
+              <w:right w:val="single" w:sz="4" w:space="0" w:color="00000A"/>
             </w:tcBorders>
             <w:shd w:val="clear" w:color="auto" w:fill="CCFF99"/>
-            <w:tcMar/>
           </w:tcPr>
           <w:p>
             <w:pPr>
               <w:pStyle w:val="Tablecolumnheading"/>
               <w:rPr>
-                <w:rFonts w:ascii="Calibri" w:hAnsi="Calibri" w:eastAsia="Calibri" w:cs="Calibri" w:asciiTheme="majorAscii" w:hAnsiTheme="majorAscii" w:eastAsiaTheme="majorAscii" w:cstheme="majorAscii"/>
-                <w:sz w:val="21"/>
-                <w:szCs w:val="21"/>
-              </w:rPr>
-            </w:pPr>
-            <w:r>
-              <w:rPr>
-                <w:rFonts w:ascii="Calibri" w:hAnsi="Calibri" w:eastAsia="Calibri" w:cs="Calibri" w:asciiTheme="majorAscii" w:hAnsiTheme="majorAscii" w:eastAsiaTheme="majorAscii" w:cstheme="majorAscii"/>
-                <w:sz w:val="21"/>
-                <w:szCs w:val="21"/>
-              </w:rPr>
-              <w:t>Anotações</w:t>
-            </w:r>
-            <w:r>
-              <w:rPr>
-                <w:rFonts w:ascii="Calibri" w:hAnsi="Calibri" w:eastAsia="Calibri" w:cs="Calibri" w:asciiTheme="majorAscii" w:hAnsiTheme="majorAscii" w:eastAsiaTheme="majorAscii" w:cstheme="majorAscii"/>
-                <w:sz w:val="21"/>
-                <w:szCs w:val="21"/>
-              </w:rPr>
-              <w:t xml:space="preserve"> / </w:t>
-            </w:r>
-            <w:r>
-              <w:rPr>
-                <w:rFonts w:ascii="Calibri" w:hAnsi="Calibri" w:eastAsia="Calibri" w:cs="Calibri" w:asciiTheme="majorAscii" w:hAnsiTheme="majorAscii" w:eastAsiaTheme="majorAscii" w:cstheme="majorAscii"/>
-                <w:sz w:val="21"/>
-                <w:szCs w:val="21"/>
-              </w:rPr>
-              <w:t>Observações</w:t>
+                <w:rFonts w:asciiTheme="majorHAnsi" w:eastAsiaTheme="majorEastAsia" w:hAnsiTheme="majorHAnsi" w:cstheme="majorBidi"/>
+                <w:sz w:val="21"/>
+                <w:szCs w:val="21"/>
+              </w:rPr>
+            </w:pPr>
+            <w:r>
+              <w:rPr>
+                <w:rFonts w:asciiTheme="majorHAnsi" w:eastAsiaTheme="majorEastAsia" w:hAnsiTheme="majorHAnsi" w:cstheme="majorBidi"/>
+                <w:sz w:val="21"/>
+                <w:szCs w:val="21"/>
+              </w:rPr>
+              <w:t>Anotações / Observações</w:t>
             </w:r>
           </w:p>
           <w:p>
             <w:pPr>
               <w:pStyle w:val="Tablecolumnheading"/>
               <w:rPr>
-                <w:rFonts w:ascii="Calibri" w:hAnsi="Calibri" w:eastAsia="Calibri" w:cs="Calibri" w:asciiTheme="majorAscii" w:hAnsiTheme="majorAscii" w:eastAsiaTheme="majorAscii" w:cstheme="majorAscii"/>
+                <w:rFonts w:asciiTheme="majorHAnsi" w:eastAsiaTheme="majorEastAsia" w:hAnsiTheme="majorHAnsi" w:cstheme="majorBidi"/>
                 <w:sz w:val="21"/>
                 <w:szCs w:val="21"/>
               </w:rPr>
@@ -4092,38 +2859,37 @@
           <w:tcPr>
             <w:tcW w:w="3045" w:type="dxa"/>
             <w:tcBorders>
-              <w:top w:val="single" w:color="00000A" w:sz="4" w:space="0"/>
-              <w:left w:val="single" w:color="00000A" w:sz="4" w:space="0"/>
-              <w:bottom w:val="single" w:color="00000A" w:sz="4" w:space="0"/>
-              <w:right w:val="single" w:color="00000A" w:sz="4" w:space="0"/>
+              <w:top w:val="single" w:sz="4" w:space="0" w:color="00000A"/>
+              <w:left w:val="single" w:sz="4" w:space="0" w:color="00000A"/>
+              <w:bottom w:val="single" w:sz="4" w:space="0" w:color="00000A"/>
+              <w:right w:val="single" w:sz="4" w:space="0" w:color="00000A"/>
             </w:tcBorders>
             <w:shd w:val="clear" w:color="auto" w:fill="FFFFFF" w:themeFill="background1"/>
-            <w:tcMar/>
           </w:tcPr>
           <w:p>
             <w:pPr>
               <w:pStyle w:val="Tabletext"/>
               <w:rPr>
-                <w:rFonts w:ascii="Calibri" w:hAnsi="Calibri" w:eastAsia="Calibri" w:cs="Calibri" w:asciiTheme="majorAscii" w:hAnsiTheme="majorAscii" w:eastAsiaTheme="majorAscii" w:cstheme="majorAscii"/>
-                <w:sz w:val="21"/>
-                <w:szCs w:val="21"/>
-                <w:lang w:val="pt-BR"/>
-              </w:rPr>
-            </w:pPr>
-          </w:p>
-          <w:p>
-            <w:pPr>
-              <w:pStyle w:val="Tabletext"/>
-              <w:rPr>
-                <w:rFonts w:ascii="Calibri" w:hAnsi="Calibri" w:eastAsia="Calibri" w:cs="Calibri" w:asciiTheme="majorAscii" w:hAnsiTheme="majorAscii" w:eastAsiaTheme="majorAscii" w:cstheme="majorAscii"/>
-                <w:sz w:val="21"/>
-                <w:szCs w:val="21"/>
-                <w:lang w:val="pt-BR"/>
-              </w:rPr>
-            </w:pPr>
-            <w:r>
-              <w:rPr>
-                <w:rFonts w:ascii="Calibri" w:hAnsi="Calibri" w:eastAsia="Calibri" w:cs="Calibri" w:asciiTheme="majorAscii" w:hAnsiTheme="majorAscii" w:eastAsiaTheme="majorAscii" w:cstheme="majorAscii"/>
+                <w:rFonts w:asciiTheme="majorHAnsi" w:eastAsiaTheme="majorEastAsia" w:hAnsiTheme="majorHAnsi" w:cstheme="majorBidi"/>
+                <w:sz w:val="21"/>
+                <w:szCs w:val="21"/>
+                <w:lang w:val="pt-BR"/>
+              </w:rPr>
+            </w:pPr>
+          </w:p>
+          <w:p>
+            <w:pPr>
+              <w:pStyle w:val="Tabletext"/>
+              <w:rPr>
+                <w:rFonts w:asciiTheme="majorHAnsi" w:eastAsiaTheme="majorEastAsia" w:hAnsiTheme="majorHAnsi" w:cstheme="majorBidi"/>
+                <w:sz w:val="21"/>
+                <w:szCs w:val="21"/>
+                <w:lang w:val="pt-BR"/>
+              </w:rPr>
+            </w:pPr>
+            <w:r>
+              <w:rPr>
+                <w:rFonts w:asciiTheme="majorHAnsi" w:eastAsiaTheme="majorEastAsia" w:hAnsiTheme="majorHAnsi" w:cstheme="majorBidi"/>
                 <w:sz w:val="21"/>
                 <w:szCs w:val="21"/>
                 <w:lang w:val="pt-BR"/>
@@ -4135,15 +2901,15 @@
             <w:pPr>
               <w:pStyle w:val="Tabletext"/>
               <w:rPr>
-                <w:rFonts w:ascii="Calibri" w:hAnsi="Calibri" w:eastAsia="Calibri" w:cs="Calibri" w:asciiTheme="majorAscii" w:hAnsiTheme="majorAscii" w:eastAsiaTheme="majorAscii" w:cstheme="majorAscii"/>
-                <w:sz w:val="21"/>
-                <w:szCs w:val="21"/>
-                <w:lang w:val="pt-BR"/>
-              </w:rPr>
-            </w:pPr>
-            <w:r>
-              <w:rPr>
-                <w:rFonts w:ascii="Calibri" w:hAnsi="Calibri" w:eastAsia="Calibri" w:cs="Calibri" w:asciiTheme="majorAscii" w:hAnsiTheme="majorAscii" w:eastAsiaTheme="majorAscii" w:cstheme="majorAscii"/>
+                <w:rFonts w:asciiTheme="majorHAnsi" w:eastAsiaTheme="majorEastAsia" w:hAnsiTheme="majorHAnsi" w:cstheme="majorBidi"/>
+                <w:sz w:val="21"/>
+                <w:szCs w:val="21"/>
+                <w:lang w:val="pt-BR"/>
+              </w:rPr>
+            </w:pPr>
+            <w:r>
+              <w:rPr>
+                <w:rFonts w:asciiTheme="majorHAnsi" w:eastAsiaTheme="majorEastAsia" w:hAnsiTheme="majorHAnsi" w:cstheme="majorBidi"/>
                 <w:sz w:val="21"/>
                 <w:szCs w:val="21"/>
                 <w:lang w:val="pt-BR"/>
@@ -4155,44 +2921,35 @@
             <w:pPr>
               <w:pStyle w:val="Tabletext"/>
               <w:rPr>
-                <w:rFonts w:ascii="Calibri" w:hAnsi="Calibri" w:eastAsia="Calibri" w:cs="Calibri" w:asciiTheme="majorAscii" w:hAnsiTheme="majorAscii" w:eastAsiaTheme="majorAscii" w:cstheme="majorAscii"/>
-                <w:sz w:val="21"/>
-                <w:szCs w:val="21"/>
-                <w:lang w:val="pt-BR"/>
-              </w:rPr>
-            </w:pPr>
-            <w:r>
-              <w:rPr>
-                <w:rFonts w:ascii="Calibri" w:hAnsi="Calibri" w:eastAsia="Calibri" w:cs="Calibri" w:asciiTheme="majorAscii" w:hAnsiTheme="majorAscii" w:eastAsiaTheme="majorAscii" w:cstheme="majorAscii"/>
-                <w:sz w:val="21"/>
-                <w:szCs w:val="21"/>
-                <w:lang w:val="pt-BR"/>
-              </w:rPr>
-              <w:t xml:space="preserve">3. Marcar os itens já adquiridos clicando nos </w:t>
-            </w:r>
-            <w:r>
-              <w:rPr>
-                <w:rFonts w:ascii="Calibri" w:hAnsi="Calibri" w:eastAsia="Calibri" w:cs="Calibri" w:asciiTheme="majorAscii" w:hAnsiTheme="majorAscii" w:eastAsiaTheme="majorAscii" w:cstheme="majorAscii"/>
-                <w:sz w:val="21"/>
-                <w:szCs w:val="21"/>
-                <w:lang w:val="pt-BR"/>
-              </w:rPr>
-              <w:t>checkboxes</w:t>
-            </w:r>
-          </w:p>
-          <w:p>
-            <w:pPr>
-              <w:pStyle w:val="Tabletext"/>
-              <w:rPr>
-                <w:rFonts w:ascii="Calibri" w:hAnsi="Calibri" w:eastAsia="Calibri" w:cs="Calibri" w:asciiTheme="majorAscii" w:hAnsiTheme="majorAscii" w:eastAsiaTheme="majorAscii" w:cstheme="majorAscii"/>
-                <w:sz w:val="21"/>
-                <w:szCs w:val="21"/>
-                <w:lang w:val="pt-BR"/>
-              </w:rPr>
-            </w:pPr>
-            <w:r>
-              <w:rPr>
-                <w:rFonts w:ascii="Calibri" w:hAnsi="Calibri" w:eastAsia="Calibri" w:cs="Calibri" w:asciiTheme="majorAscii" w:hAnsiTheme="majorAscii" w:eastAsiaTheme="majorAscii" w:cstheme="majorAscii"/>
+                <w:rFonts w:asciiTheme="majorHAnsi" w:eastAsiaTheme="majorEastAsia" w:hAnsiTheme="majorHAnsi" w:cstheme="majorBidi"/>
+                <w:sz w:val="21"/>
+                <w:szCs w:val="21"/>
+                <w:lang w:val="pt-BR"/>
+              </w:rPr>
+            </w:pPr>
+            <w:r>
+              <w:rPr>
+                <w:rFonts w:asciiTheme="majorHAnsi" w:eastAsiaTheme="majorEastAsia" w:hAnsiTheme="majorHAnsi" w:cstheme="majorBidi"/>
+                <w:sz w:val="21"/>
+                <w:szCs w:val="21"/>
+                <w:lang w:val="pt-BR"/>
+              </w:rPr>
+              <w:t>3. Marcar os itens já adquiridos clicando nos checkboxes</w:t>
+            </w:r>
+          </w:p>
+          <w:p>
+            <w:pPr>
+              <w:pStyle w:val="Tabletext"/>
+              <w:rPr>
+                <w:rFonts w:asciiTheme="majorHAnsi" w:eastAsiaTheme="majorEastAsia" w:hAnsiTheme="majorHAnsi" w:cstheme="majorBidi"/>
+                <w:sz w:val="21"/>
+                <w:szCs w:val="21"/>
+                <w:lang w:val="pt-BR"/>
+              </w:rPr>
+            </w:pPr>
+            <w:r>
+              <w:rPr>
+                <w:rFonts w:asciiTheme="majorHAnsi" w:eastAsiaTheme="majorEastAsia" w:hAnsiTheme="majorHAnsi" w:cstheme="majorBidi"/>
                 <w:sz w:val="21"/>
                 <w:szCs w:val="21"/>
                 <w:lang w:val="pt-BR"/>
@@ -4204,15 +2961,15 @@
             <w:pPr>
               <w:pStyle w:val="Tabletext"/>
               <w:rPr>
-                <w:rFonts w:ascii="Calibri" w:hAnsi="Calibri" w:eastAsia="Calibri" w:cs="Calibri" w:asciiTheme="majorAscii" w:hAnsiTheme="majorAscii" w:eastAsiaTheme="majorAscii" w:cstheme="majorAscii"/>
-                <w:sz w:val="21"/>
-                <w:szCs w:val="21"/>
-                <w:lang w:val="pt-BR"/>
-              </w:rPr>
-            </w:pPr>
-            <w:r>
-              <w:rPr>
-                <w:rFonts w:ascii="Calibri" w:hAnsi="Calibri" w:eastAsia="Calibri" w:cs="Calibri" w:asciiTheme="majorAscii" w:hAnsiTheme="majorAscii" w:eastAsiaTheme="majorAscii" w:cstheme="majorAscii"/>
+                <w:rFonts w:asciiTheme="majorHAnsi" w:eastAsiaTheme="majorEastAsia" w:hAnsiTheme="majorHAnsi" w:cstheme="majorBidi"/>
+                <w:sz w:val="21"/>
+                <w:szCs w:val="21"/>
+                <w:lang w:val="pt-BR"/>
+              </w:rPr>
+            </w:pPr>
+            <w:r>
+              <w:rPr>
+                <w:rFonts w:asciiTheme="majorHAnsi" w:eastAsiaTheme="majorEastAsia" w:hAnsiTheme="majorHAnsi" w:cstheme="majorBidi"/>
                 <w:sz w:val="21"/>
                 <w:szCs w:val="21"/>
                 <w:lang w:val="pt-BR"/>
@@ -4224,7 +2981,7 @@
             <w:pPr>
               <w:pStyle w:val="Tabletext"/>
               <w:rPr>
-                <w:rFonts w:ascii="Calibri" w:hAnsi="Calibri" w:eastAsia="Calibri" w:cs="Calibri" w:asciiTheme="majorAscii" w:hAnsiTheme="majorAscii" w:eastAsiaTheme="majorAscii" w:cstheme="majorAscii"/>
+                <w:rFonts w:asciiTheme="majorHAnsi" w:eastAsiaTheme="majorEastAsia" w:hAnsiTheme="majorHAnsi" w:cstheme="majorBidi"/>
                 <w:sz w:val="21"/>
                 <w:szCs w:val="21"/>
                 <w:lang w:val="pt-BR"/>
@@ -4236,20 +2993,19 @@
           <w:tcPr>
             <w:tcW w:w="1477" w:type="dxa"/>
             <w:tcBorders>
-              <w:top w:val="single" w:color="00000A" w:sz="4" w:space="0"/>
-              <w:left w:val="single" w:color="00000A" w:sz="4" w:space="0"/>
-              <w:bottom w:val="single" w:color="00000A" w:sz="4" w:space="0"/>
-              <w:right w:val="single" w:color="00000A" w:sz="4" w:space="0"/>
+              <w:top w:val="single" w:sz="4" w:space="0" w:color="00000A"/>
+              <w:left w:val="single" w:sz="4" w:space="0" w:color="00000A"/>
+              <w:bottom w:val="single" w:sz="4" w:space="0" w:color="00000A"/>
+              <w:right w:val="single" w:sz="4" w:space="0" w:color="00000A"/>
             </w:tcBorders>
             <w:shd w:val="clear" w:color="auto" w:fill="FFFFFF" w:themeFill="background1"/>
-            <w:tcMar/>
           </w:tcPr>
           <w:p>
             <w:pPr>
               <w:pStyle w:val="Tabletext"/>
               <w:jc w:val="center"/>
               <w:rPr>
-                <w:rFonts w:ascii="Calibri" w:hAnsi="Calibri" w:eastAsia="Calibri" w:cs="Calibri" w:asciiTheme="majorAscii" w:hAnsiTheme="majorAscii" w:eastAsiaTheme="majorAscii" w:cstheme="majorAscii"/>
+                <w:rFonts w:asciiTheme="majorHAnsi" w:eastAsiaTheme="majorEastAsia" w:hAnsiTheme="majorHAnsi" w:cstheme="majorBidi"/>
                 <w:sz w:val="21"/>
                 <w:szCs w:val="21"/>
                 <w:lang w:val="pt-BR"/>
@@ -4261,41 +3017,32 @@
               <w:pStyle w:val="Tabletext"/>
               <w:jc w:val="center"/>
               <w:rPr>
-                <w:rFonts w:ascii="Calibri" w:hAnsi="Calibri" w:eastAsia="Calibri" w:cs="Calibri" w:asciiTheme="majorAscii" w:hAnsiTheme="majorAscii" w:eastAsiaTheme="majorAscii" w:cstheme="majorAscii"/>
-                <w:sz w:val="21"/>
-                <w:szCs w:val="21"/>
-                <w:lang w:val="pt-BR"/>
-              </w:rPr>
-            </w:pPr>
-            <w:r>
-              <w:rPr>
-                <w:rFonts w:ascii="Calibri" w:hAnsi="Calibri" w:eastAsia="Calibri" w:cs="Calibri" w:asciiTheme="majorAscii" w:hAnsiTheme="majorAscii" w:eastAsiaTheme="majorAscii" w:cstheme="majorAscii"/>
-                <w:sz w:val="21"/>
-                <w:szCs w:val="21"/>
-                <w:lang w:val="pt-BR"/>
-              </w:rPr>
-              <w:t>0</w:t>
-            </w:r>
+                <w:rFonts w:asciiTheme="majorHAnsi" w:eastAsiaTheme="majorEastAsia" w:hAnsiTheme="majorHAnsi" w:cstheme="majorBidi"/>
+                <w:sz w:val="21"/>
+                <w:szCs w:val="21"/>
+                <w:lang w:val="pt-BR"/>
+              </w:rPr>
+            </w:pPr>
           </w:p>
           <w:p>
             <w:pPr>
               <w:pStyle w:val="Tabletext"/>
               <w:jc w:val="center"/>
               <w:rPr>
-                <w:rFonts w:ascii="Calibri" w:hAnsi="Calibri" w:eastAsia="Calibri" w:cs="Calibri" w:asciiTheme="majorAscii" w:hAnsiTheme="majorAscii" w:eastAsiaTheme="majorAscii" w:cstheme="majorAscii"/>
-                <w:sz w:val="21"/>
-                <w:szCs w:val="21"/>
-                <w:lang w:val="pt-BR"/>
-              </w:rPr>
-            </w:pPr>
-            <w:r>
-              <w:rPr>
-                <w:rFonts w:ascii="Calibri" w:hAnsi="Calibri" w:eastAsia="Calibri" w:cs="Calibri" w:asciiTheme="majorAscii" w:hAnsiTheme="majorAscii" w:eastAsiaTheme="majorAscii" w:cstheme="majorAscii"/>
-                <w:sz w:val="21"/>
-                <w:szCs w:val="21"/>
-                <w:lang w:val="pt-BR"/>
-              </w:rPr>
-              <w:t>Não completou</w:t>
+                <w:rFonts w:asciiTheme="majorHAnsi" w:eastAsiaTheme="majorEastAsia" w:hAnsiTheme="majorHAnsi" w:cstheme="majorBidi"/>
+                <w:sz w:val="21"/>
+                <w:szCs w:val="21"/>
+                <w:lang w:val="pt-BR"/>
+              </w:rPr>
+            </w:pPr>
+            <w:r>
+              <w:rPr>
+                <w:rFonts w:asciiTheme="majorHAnsi" w:eastAsiaTheme="majorEastAsia" w:hAnsiTheme="majorHAnsi" w:cstheme="majorBidi"/>
+                <w:sz w:val="21"/>
+                <w:szCs w:val="21"/>
+                <w:lang w:val="pt-BR"/>
+              </w:rPr>
+              <w:t>2</w:t>
             </w:r>
           </w:p>
           <w:p>
@@ -4303,73 +3050,7 @@
               <w:pStyle w:val="Tabletext"/>
               <w:jc w:val="center"/>
               <w:rPr>
-                <w:rFonts w:ascii="Calibri" w:hAnsi="Calibri" w:eastAsia="Calibri" w:cs="Calibri" w:asciiTheme="majorAscii" w:hAnsiTheme="majorAscii" w:eastAsiaTheme="majorAscii" w:cstheme="majorAscii"/>
-                <w:sz w:val="21"/>
-                <w:szCs w:val="21"/>
-                <w:lang w:val="pt-BR"/>
-              </w:rPr>
-            </w:pPr>
-          </w:p>
-          <w:p>
-            <w:pPr>
-              <w:pStyle w:val="Tabletext"/>
-              <w:jc w:val="center"/>
-              <w:rPr>
-                <w:rFonts w:ascii="Calibri" w:hAnsi="Calibri" w:eastAsia="Calibri" w:cs="Calibri" w:asciiTheme="majorAscii" w:hAnsiTheme="majorAscii" w:eastAsiaTheme="majorAscii" w:cstheme="majorAscii"/>
-                <w:sz w:val="21"/>
-                <w:szCs w:val="21"/>
-                <w:lang w:val="pt-BR"/>
-              </w:rPr>
-            </w:pPr>
-            <w:r>
-              <w:rPr>
-                <w:rFonts w:ascii="Calibri" w:hAnsi="Calibri" w:eastAsia="Calibri" w:cs="Calibri" w:asciiTheme="majorAscii" w:hAnsiTheme="majorAscii" w:eastAsiaTheme="majorAscii" w:cstheme="majorAscii"/>
-                <w:sz w:val="21"/>
-                <w:szCs w:val="21"/>
-                <w:lang w:val="pt-BR"/>
-              </w:rPr>
-              <w:t>1</w:t>
-            </w:r>
-          </w:p>
-          <w:p>
-            <w:pPr>
-              <w:pStyle w:val="Tabletext"/>
-              <w:jc w:val="center"/>
-              <w:rPr>
-                <w:rFonts w:ascii="Calibri" w:hAnsi="Calibri" w:eastAsia="Calibri" w:cs="Calibri" w:asciiTheme="majorAscii" w:hAnsiTheme="majorAscii" w:eastAsiaTheme="majorAscii" w:cstheme="majorAscii"/>
-                <w:sz w:val="21"/>
-                <w:szCs w:val="21"/>
-                <w:lang w:val="pt-BR"/>
-              </w:rPr>
-            </w:pPr>
-            <w:r>
-              <w:rPr>
-                <w:rFonts w:ascii="Calibri" w:hAnsi="Calibri" w:eastAsia="Calibri" w:cs="Calibri" w:asciiTheme="majorAscii" w:hAnsiTheme="majorAscii" w:eastAsiaTheme="majorAscii" w:cstheme="majorAscii"/>
-                <w:sz w:val="21"/>
-                <w:szCs w:val="21"/>
-                <w:lang w:val="pt-BR"/>
-              </w:rPr>
-              <w:t>Completou com dificuldade ou ajuda</w:t>
-            </w:r>
-          </w:p>
-          <w:p>
-            <w:pPr>
-              <w:pStyle w:val="Tabletext"/>
-              <w:jc w:val="center"/>
-              <w:rPr>
-                <w:rFonts w:ascii="Calibri" w:hAnsi="Calibri" w:eastAsia="Calibri" w:cs="Calibri" w:asciiTheme="majorAscii" w:hAnsiTheme="majorAscii" w:eastAsiaTheme="majorAscii" w:cstheme="majorAscii"/>
-                <w:sz w:val="21"/>
-                <w:szCs w:val="21"/>
-                <w:lang w:val="pt-BR"/>
-              </w:rPr>
-            </w:pPr>
-          </w:p>
-          <w:p>
-            <w:pPr>
-              <w:pStyle w:val="Tabletext"/>
-              <w:jc w:val="center"/>
-              <w:rPr>
-                <w:rFonts w:ascii="Calibri" w:hAnsi="Calibri" w:eastAsia="Calibri" w:cs="Calibri" w:asciiTheme="majorAscii" w:hAnsiTheme="majorAscii" w:eastAsiaTheme="majorAscii" w:cstheme="majorAscii"/>
+                <w:rFonts w:asciiTheme="majorHAnsi" w:eastAsiaTheme="majorEastAsia" w:hAnsiTheme="majorHAnsi" w:cstheme="majorBidi"/>
                 <w:sz w:val="21"/>
                 <w:szCs w:val="21"/>
                 <w:highlight w:val="yellow"/>
@@ -4378,33 +3059,9 @@
             </w:pPr>
             <w:r>
               <w:rPr>
-                <w:rFonts w:ascii="Calibri" w:hAnsi="Calibri" w:eastAsia="Calibri" w:cs="Calibri" w:asciiTheme="majorAscii" w:hAnsiTheme="majorAscii" w:eastAsiaTheme="majorAscii" w:cstheme="majorAscii"/>
-                <w:sz w:val="21"/>
-                <w:szCs w:val="21"/>
-                <w:highlight w:val="yellow"/>
-                <w:lang w:val="pt-BR"/>
-              </w:rPr>
-              <w:t>2</w:t>
-            </w:r>
-          </w:p>
-          <w:p>
-            <w:pPr>
-              <w:pStyle w:val="Tabletext"/>
-              <w:jc w:val="center"/>
-              <w:rPr>
-                <w:rFonts w:ascii="Calibri" w:hAnsi="Calibri" w:eastAsia="Calibri" w:cs="Calibri" w:asciiTheme="majorAscii" w:hAnsiTheme="majorAscii" w:eastAsiaTheme="majorAscii" w:cstheme="majorAscii"/>
-                <w:sz w:val="21"/>
-                <w:szCs w:val="21"/>
-                <w:highlight w:val="yellow"/>
-                <w:lang w:val="pt-BR"/>
-              </w:rPr>
-            </w:pPr>
-            <w:r>
-              <w:rPr>
-                <w:rFonts w:ascii="Calibri" w:hAnsi="Calibri" w:eastAsia="Calibri" w:cs="Calibri" w:asciiTheme="majorAscii" w:hAnsiTheme="majorAscii" w:eastAsiaTheme="majorAscii" w:cstheme="majorAscii"/>
-                <w:sz w:val="21"/>
-                <w:szCs w:val="21"/>
-                <w:highlight w:val="yellow"/>
+                <w:rFonts w:asciiTheme="majorHAnsi" w:eastAsiaTheme="majorEastAsia" w:hAnsiTheme="majorHAnsi" w:cstheme="majorBidi"/>
+                <w:sz w:val="21"/>
+                <w:szCs w:val="21"/>
                 <w:lang w:val="pt-BR"/>
               </w:rPr>
               <w:t>Completou facilmente</w:t>
@@ -4415,44 +3072,38 @@
           <w:tcPr>
             <w:tcW w:w="5116" w:type="dxa"/>
             <w:tcBorders>
-              <w:top w:val="single" w:color="00000A" w:sz="4" w:space="0"/>
-              <w:left w:val="single" w:color="00000A" w:sz="4" w:space="0"/>
-              <w:bottom w:val="single" w:color="00000A" w:sz="4" w:space="0"/>
-              <w:right w:val="single" w:color="00000A" w:sz="4" w:space="0"/>
+              <w:top w:val="single" w:sz="4" w:space="0" w:color="00000A"/>
+              <w:left w:val="single" w:sz="4" w:space="0" w:color="00000A"/>
+              <w:bottom w:val="single" w:sz="4" w:space="0" w:color="00000A"/>
+              <w:right w:val="single" w:sz="4" w:space="0" w:color="00000A"/>
             </w:tcBorders>
             <w:shd w:val="clear" w:color="auto" w:fill="FFFFFF" w:themeFill="background1"/>
-            <w:tcMar/>
           </w:tcPr>
           <w:p>
             <w:pPr>
               <w:pStyle w:val="Tabletext"/>
               <w:rPr>
-                <w:rFonts w:ascii="Calibri" w:hAnsi="Calibri" w:eastAsia="Calibri" w:cs="Calibri" w:asciiTheme="majorAscii" w:hAnsiTheme="majorAscii" w:eastAsiaTheme="majorAscii" w:cstheme="majorAscii"/>
-                <w:sz w:val="21"/>
-                <w:szCs w:val="21"/>
-                <w:lang w:val="pt-BR"/>
-              </w:rPr>
-            </w:pPr>
-          </w:p>
-          <w:p>
-            <w:pPr>
-              <w:pStyle w:val="Tabletext"/>
-              <w:bidi w:val="0"/>
-              <w:spacing w:before="0" w:beforeAutospacing="off" w:after="0" w:afterAutospacing="off" w:line="259" w:lineRule="auto"/>
-              <w:ind w:left="0" w:right="0"/>
-              <w:jc w:val="left"/>
-              <w:rPr>
-                <w:rFonts w:ascii="Calibri" w:hAnsi="Calibri" w:eastAsia="Calibri" w:cs="Calibri" w:asciiTheme="majorAscii" w:hAnsiTheme="majorAscii" w:eastAsiaTheme="majorAscii" w:cstheme="majorAscii"/>
-                <w:noProof w:val="0"/>
-                <w:sz w:val="21"/>
-                <w:szCs w:val="21"/>
-                <w:lang w:val="pt-BR"/>
-              </w:rPr>
-            </w:pPr>
-            <w:r>
-              <w:rPr>
-                <w:rFonts w:ascii="Calibri" w:hAnsi="Calibri" w:eastAsia="Calibri" w:cs="Calibri" w:asciiTheme="majorAscii" w:hAnsiTheme="majorAscii" w:eastAsiaTheme="majorAscii" w:cstheme="majorAscii"/>
-                <w:noProof w:val="0"/>
+                <w:rFonts w:asciiTheme="majorHAnsi" w:eastAsiaTheme="majorEastAsia" w:hAnsiTheme="majorHAnsi" w:cstheme="majorBidi"/>
+                <w:sz w:val="21"/>
+                <w:szCs w:val="21"/>
+                <w:lang w:val="pt-BR"/>
+              </w:rPr>
+            </w:pPr>
+          </w:p>
+          <w:p>
+            <w:pPr>
+              <w:pStyle w:val="Tabletext"/>
+              <w:spacing w:line="259" w:lineRule="auto"/>
+              <w:rPr>
+                <w:rFonts w:asciiTheme="majorHAnsi" w:eastAsiaTheme="majorEastAsia" w:hAnsiTheme="majorHAnsi" w:cstheme="majorBidi"/>
+                <w:sz w:val="21"/>
+                <w:szCs w:val="21"/>
+                <w:lang w:val="pt-BR"/>
+              </w:rPr>
+            </w:pPr>
+            <w:r>
+              <w:rPr>
+                <w:rFonts w:asciiTheme="majorHAnsi" w:eastAsiaTheme="majorEastAsia" w:hAnsiTheme="majorHAnsi" w:cstheme="majorBidi"/>
                 <w:sz w:val="21"/>
                 <w:szCs w:val="21"/>
                 <w:lang w:val="pt-BR"/>
@@ -4464,29 +3115,29 @@
             <w:pPr>
               <w:pStyle w:val="Tabletext"/>
               <w:rPr>
-                <w:rFonts w:ascii="Calibri" w:hAnsi="Calibri" w:eastAsia="Calibri" w:cs="Calibri" w:asciiTheme="majorAscii" w:hAnsiTheme="majorAscii" w:eastAsiaTheme="majorAscii" w:cstheme="majorAscii"/>
-                <w:sz w:val="21"/>
-                <w:szCs w:val="21"/>
-                <w:lang w:val="pt-BR"/>
-              </w:rPr>
-            </w:pPr>
-          </w:p>
-          <w:p>
-            <w:pPr>
-              <w:pStyle w:val="Tabletext"/>
-              <w:rPr>
-                <w:rFonts w:ascii="Calibri" w:hAnsi="Calibri" w:eastAsia="Calibri" w:cs="Calibri" w:asciiTheme="majorAscii" w:hAnsiTheme="majorAscii" w:eastAsiaTheme="majorAscii" w:cstheme="majorAscii"/>
-                <w:sz w:val="21"/>
-                <w:szCs w:val="21"/>
-                <w:lang w:val="pt-BR"/>
-              </w:rPr>
-            </w:pPr>
-          </w:p>
-          <w:p>
-            <w:pPr>
-              <w:pStyle w:val="Tabletext"/>
-              <w:rPr>
-                <w:rFonts w:ascii="Calibri" w:hAnsi="Calibri" w:eastAsia="Calibri" w:cs="Calibri" w:asciiTheme="majorAscii" w:hAnsiTheme="majorAscii" w:eastAsiaTheme="majorAscii" w:cstheme="majorAscii"/>
+                <w:rFonts w:asciiTheme="majorHAnsi" w:eastAsiaTheme="majorEastAsia" w:hAnsiTheme="majorHAnsi" w:cstheme="majorBidi"/>
+                <w:sz w:val="21"/>
+                <w:szCs w:val="21"/>
+                <w:lang w:val="pt-BR"/>
+              </w:rPr>
+            </w:pPr>
+          </w:p>
+          <w:p>
+            <w:pPr>
+              <w:pStyle w:val="Tabletext"/>
+              <w:rPr>
+                <w:rFonts w:asciiTheme="majorHAnsi" w:eastAsiaTheme="majorEastAsia" w:hAnsiTheme="majorHAnsi" w:cstheme="majorBidi"/>
+                <w:sz w:val="21"/>
+                <w:szCs w:val="21"/>
+                <w:lang w:val="pt-BR"/>
+              </w:rPr>
+            </w:pPr>
+          </w:p>
+          <w:p>
+            <w:pPr>
+              <w:pStyle w:val="Tabletext"/>
+              <w:rPr>
+                <w:rFonts w:asciiTheme="majorHAnsi" w:eastAsiaTheme="majorEastAsia" w:hAnsiTheme="majorHAnsi" w:cstheme="majorBidi"/>
                 <w:sz w:val="21"/>
                 <w:szCs w:val="21"/>
                 <w:lang w:val="pt-BR"/>
@@ -4500,12 +3151,8 @@
       <w:pPr>
         <w:pStyle w:val="Ttulo3"/>
         <w:rPr>
-          <w:rFonts w:ascii="Calibri" w:hAnsi="Calibri" w:eastAsia="Calibri" w:cs="Calibri" w:asciiTheme="majorAscii" w:hAnsiTheme="majorAscii" w:eastAsiaTheme="majorAscii" w:cstheme="majorAscii"/>
-          <w:b w:val="1"/>
-          <w:bCs w:val="1"/>
-          <w:color w:val="000000" w:themeColor="text1" w:themeTint="FF" w:themeShade="FF"/>
-          <w:sz w:val="22"/>
-          <w:szCs w:val="22"/>
+          <w:rFonts w:asciiTheme="majorHAnsi" w:eastAsiaTheme="majorEastAsia" w:hAnsiTheme="majorHAnsi" w:cstheme="majorBidi"/>
+          <w:sz w:val="24"/>
           <w:lang w:val="pt-BR"/>
         </w:rPr>
       </w:pPr>
@@ -4514,9 +3161,8 @@
       <w:pPr>
         <w:pStyle w:val="Ttulo3"/>
         <w:rPr>
-          <w:rFonts w:ascii="Calibri" w:hAnsi="Calibri" w:eastAsia="Calibri" w:cs="Calibri" w:asciiTheme="majorAscii" w:hAnsiTheme="majorAscii" w:eastAsiaTheme="majorAscii" w:cstheme="majorAscii"/>
+          <w:rFonts w:asciiTheme="majorHAnsi" w:eastAsiaTheme="majorEastAsia" w:hAnsiTheme="majorHAnsi" w:cstheme="majorBidi"/>
           <w:sz w:val="24"/>
-          <w:szCs w:val="24"/>
           <w:lang w:val="pt-BR"/>
         </w:rPr>
       </w:pPr>
@@ -4525,19 +3171,36 @@
       <w:pPr>
         <w:pStyle w:val="Ttulo3"/>
         <w:rPr>
-          <w:rFonts w:ascii="Calibri" w:hAnsi="Calibri" w:eastAsia="Calibri" w:cs="Calibri" w:asciiTheme="majorAscii" w:hAnsiTheme="majorAscii" w:eastAsiaTheme="majorAscii" w:cstheme="majorAscii"/>
+          <w:rFonts w:asciiTheme="majorHAnsi" w:eastAsiaTheme="majorEastAsia" w:hAnsiTheme="majorHAnsi" w:cstheme="majorBidi"/>
           <w:sz w:val="24"/>
-          <w:szCs w:val="24"/>
-          <w:lang w:val="pt-BR"/>
-        </w:rPr>
-      </w:pPr>
-      <w:r>
-        <w:rPr>
-          <w:rFonts w:ascii="Calibri" w:hAnsi="Calibri" w:eastAsia="Calibri" w:cs="Calibri" w:asciiTheme="majorAscii" w:hAnsiTheme="majorAscii" w:eastAsiaTheme="majorAscii" w:cstheme="majorAscii"/>
+          <w:lang w:val="pt-BR"/>
+        </w:rPr>
+      </w:pPr>
+    </w:p>
+    <w:p>
+      <w:pPr>
+        <w:rPr>
+          <w:rFonts w:eastAsiaTheme="majorEastAsia"/>
+          <w:lang w:val="pt-BR"/>
+        </w:rPr>
+      </w:pPr>
+    </w:p>
+    <w:p>
+      <w:pPr>
+        <w:pStyle w:val="Ttulo3"/>
+        <w:rPr>
+          <w:rFonts w:asciiTheme="majorHAnsi" w:eastAsiaTheme="majorEastAsia" w:hAnsiTheme="majorHAnsi" w:cstheme="majorBidi"/>
           <w:sz w:val="24"/>
-          <w:szCs w:val="24"/>
-          <w:lang w:val="pt-BR"/>
-        </w:rPr>
+          <w:lang w:val="pt-BR"/>
+        </w:rPr>
+      </w:pPr>
+      <w:r>
+        <w:rPr>
+          <w:rFonts w:asciiTheme="majorHAnsi" w:eastAsiaTheme="majorEastAsia" w:hAnsiTheme="majorHAnsi" w:cstheme="majorBidi"/>
+          <w:sz w:val="24"/>
+          <w:lang w:val="pt-BR"/>
+        </w:rPr>
+        <w:lastRenderedPageBreak/>
         <w:t>Tarefa 5</w:t>
       </w:r>
     </w:p>
@@ -4546,15 +3209,15 @@
         <w:pStyle w:val="Recuonormal"/>
         <w:ind w:left="0"/>
         <w:rPr>
-          <w:rFonts w:ascii="Calibri" w:hAnsi="Calibri" w:eastAsia="Calibri" w:cs="Calibri" w:asciiTheme="majorAscii" w:hAnsiTheme="majorAscii" w:eastAsiaTheme="majorAscii" w:cstheme="majorAscii"/>
-          <w:sz w:val="22"/>
-          <w:szCs w:val="22"/>
-          <w:lang w:val="pt-BR"/>
-        </w:rPr>
-      </w:pPr>
-      <w:r>
-        <w:rPr>
-          <w:rFonts w:ascii="Calibri" w:hAnsi="Calibri" w:eastAsia="Calibri" w:cs="Calibri" w:asciiTheme="majorAscii" w:hAnsiTheme="majorAscii" w:eastAsiaTheme="majorAscii" w:cstheme="majorAscii"/>
+          <w:rFonts w:asciiTheme="majorHAnsi" w:eastAsiaTheme="majorEastAsia" w:hAnsiTheme="majorHAnsi" w:cstheme="majorBidi"/>
+          <w:sz w:val="22"/>
+          <w:szCs w:val="22"/>
+          <w:lang w:val="pt-BR"/>
+        </w:rPr>
+      </w:pPr>
+      <w:r>
+        <w:rPr>
+          <w:rFonts w:asciiTheme="majorHAnsi" w:eastAsiaTheme="majorEastAsia" w:hAnsiTheme="majorHAnsi" w:cstheme="majorBidi"/>
           <w:sz w:val="22"/>
           <w:szCs w:val="22"/>
           <w:lang w:val="pt-BR"/>
@@ -4565,7 +3228,7 @@
     <w:p>
       <w:pPr>
         <w:rPr>
-          <w:rFonts w:ascii="Calibri" w:hAnsi="Calibri" w:eastAsia="Calibri" w:cs="Calibri" w:asciiTheme="majorAscii" w:hAnsiTheme="majorAscii" w:eastAsiaTheme="majorAscii" w:cstheme="majorAscii"/>
+          <w:rFonts w:asciiTheme="majorHAnsi" w:eastAsiaTheme="majorEastAsia" w:hAnsiTheme="majorHAnsi" w:cstheme="majorBidi"/>
           <w:sz w:val="22"/>
           <w:szCs w:val="22"/>
           <w:lang w:val="pt-BR"/>
@@ -4582,8 +3245,8 @@
         <w:tblLook w:val="04A0" w:firstRow="1" w:lastRow="0" w:firstColumn="1" w:lastColumn="0" w:noHBand="0" w:noVBand="1"/>
       </w:tblPr>
       <w:tblGrid>
-        <w:gridCol w:w="3270"/>
-        <w:gridCol w:w="1252"/>
+        <w:gridCol w:w="2660"/>
+        <w:gridCol w:w="1862"/>
         <w:gridCol w:w="5116"/>
       </w:tblGrid>
       <w:tr>
@@ -4594,37 +3257,38 @@
         </w:trPr>
         <w:tc>
           <w:tcPr>
-            <w:tcW w:w="3270" w:type="dxa"/>
+            <w:tcW w:w="2660" w:type="dxa"/>
             <w:tcBorders>
-              <w:top w:val="single" w:color="00000A" w:sz="4" w:space="0"/>
-              <w:left w:val="single" w:color="00000A" w:sz="4" w:space="0"/>
-              <w:bottom w:val="single" w:color="00000A" w:sz="4" w:space="0"/>
-              <w:right w:val="single" w:color="00000A" w:sz="4" w:space="0"/>
+              <w:top w:val="single" w:sz="4" w:space="0" w:color="00000A"/>
+              <w:left w:val="single" w:sz="4" w:space="0" w:color="00000A"/>
+              <w:bottom w:val="single" w:sz="4" w:space="0" w:color="00000A"/>
+              <w:right w:val="single" w:sz="4" w:space="0" w:color="00000A"/>
             </w:tcBorders>
             <w:shd w:val="clear" w:color="auto" w:fill="CCFF99"/>
-            <w:tcMar/>
           </w:tcPr>
           <w:p>
             <w:pPr>
               <w:pStyle w:val="Tablecolumnheading"/>
               <w:jc w:val="center"/>
               <w:rPr>
-                <w:rFonts w:ascii="Calibri" w:hAnsi="Calibri" w:eastAsia="Calibri" w:cs="Calibri" w:asciiTheme="majorAscii" w:hAnsiTheme="majorAscii" w:eastAsiaTheme="majorAscii" w:cstheme="majorAscii"/>
-                <w:sz w:val="21"/>
-                <w:szCs w:val="21"/>
-              </w:rPr>
-            </w:pPr>
-            <w:r>
-              <w:rPr>
-                <w:rFonts w:ascii="Calibri" w:hAnsi="Calibri" w:eastAsia="Calibri" w:cs="Calibri" w:asciiTheme="majorAscii" w:hAnsiTheme="majorAscii" w:eastAsiaTheme="majorAscii" w:cstheme="majorAscii"/>
+                <w:rFonts w:asciiTheme="majorHAnsi" w:eastAsiaTheme="majorEastAsia" w:hAnsiTheme="majorHAnsi" w:cstheme="majorBidi"/>
+                <w:sz w:val="21"/>
+                <w:szCs w:val="21"/>
+              </w:rPr>
+            </w:pPr>
+            <w:proofErr w:type="spellStart"/>
+            <w:r>
+              <w:rPr>
+                <w:rFonts w:asciiTheme="majorHAnsi" w:eastAsiaTheme="majorEastAsia" w:hAnsiTheme="majorHAnsi" w:cstheme="majorBidi"/>
                 <w:sz w:val="21"/>
                 <w:szCs w:val="21"/>
               </w:rPr>
               <w:t>Caminhos</w:t>
             </w:r>
-            <w:r>
-              <w:rPr>
-                <w:rFonts w:ascii="Calibri" w:hAnsi="Calibri" w:eastAsia="Calibri" w:cs="Calibri" w:asciiTheme="majorAscii" w:hAnsiTheme="majorAscii" w:eastAsiaTheme="majorAscii" w:cstheme="majorAscii"/>
+            <w:proofErr w:type="spellEnd"/>
+            <w:r>
+              <w:rPr>
+                <w:rFonts w:asciiTheme="majorHAnsi" w:eastAsiaTheme="majorEastAsia" w:hAnsiTheme="majorHAnsi" w:cstheme="majorBidi"/>
                 <w:sz w:val="21"/>
                 <w:szCs w:val="21"/>
               </w:rPr>
@@ -4635,7 +3299,7 @@
             <w:pPr>
               <w:pStyle w:val="Tablecolumnheading"/>
               <w:rPr>
-                <w:rFonts w:ascii="Calibri" w:hAnsi="Calibri" w:eastAsia="Calibri" w:cs="Calibri" w:asciiTheme="majorAscii" w:hAnsiTheme="majorAscii" w:eastAsiaTheme="majorAscii" w:cstheme="majorAscii"/>
+                <w:rFonts w:asciiTheme="majorHAnsi" w:eastAsiaTheme="majorEastAsia" w:hAnsiTheme="majorHAnsi" w:cstheme="majorBidi"/>
                 <w:sz w:val="21"/>
                 <w:szCs w:val="21"/>
               </w:rPr>
@@ -4644,30 +3308,29 @@
         </w:tc>
         <w:tc>
           <w:tcPr>
-            <w:tcW w:w="1252" w:type="dxa"/>
+            <w:tcW w:w="1862" w:type="dxa"/>
             <w:tcBorders>
-              <w:top w:val="single" w:color="00000A" w:sz="4" w:space="0"/>
-              <w:left w:val="single" w:color="00000A" w:sz="4" w:space="0"/>
-              <w:bottom w:val="single" w:color="00000A" w:sz="4" w:space="0"/>
-              <w:right w:val="single" w:color="00000A" w:sz="4" w:space="0"/>
+              <w:top w:val="single" w:sz="4" w:space="0" w:color="00000A"/>
+              <w:left w:val="single" w:sz="4" w:space="0" w:color="00000A"/>
+              <w:bottom w:val="single" w:sz="4" w:space="0" w:color="00000A"/>
+              <w:right w:val="single" w:sz="4" w:space="0" w:color="00000A"/>
             </w:tcBorders>
             <w:shd w:val="clear" w:color="auto" w:fill="CCFF99"/>
-            <w:tcMar/>
           </w:tcPr>
           <w:p>
             <w:pPr>
               <w:pStyle w:val="Tablecolumnheading"/>
               <w:jc w:val="center"/>
               <w:rPr>
-                <w:rFonts w:ascii="Calibri" w:hAnsi="Calibri" w:eastAsia="Calibri" w:cs="Calibri" w:asciiTheme="majorAscii" w:hAnsiTheme="majorAscii" w:eastAsiaTheme="majorAscii" w:cstheme="majorAscii"/>
-                <w:sz w:val="21"/>
-                <w:szCs w:val="21"/>
-                <w:lang w:val="pt-BR"/>
-              </w:rPr>
-            </w:pPr>
-            <w:r>
-              <w:rPr>
-                <w:rFonts w:ascii="Calibri" w:hAnsi="Calibri" w:eastAsia="Calibri" w:cs="Calibri" w:asciiTheme="majorAscii" w:hAnsiTheme="majorAscii" w:eastAsiaTheme="majorAscii" w:cstheme="majorAscii"/>
+                <w:rFonts w:asciiTheme="majorHAnsi" w:eastAsiaTheme="majorEastAsia" w:hAnsiTheme="majorHAnsi" w:cstheme="majorBidi"/>
+                <w:sz w:val="21"/>
+                <w:szCs w:val="21"/>
+                <w:lang w:val="pt-BR"/>
+              </w:rPr>
+            </w:pPr>
+            <w:r>
+              <w:rPr>
+                <w:rFonts w:asciiTheme="majorHAnsi" w:eastAsiaTheme="majorEastAsia" w:hAnsiTheme="majorHAnsi" w:cstheme="majorBidi"/>
                 <w:sz w:val="21"/>
                 <w:szCs w:val="21"/>
                 <w:lang w:val="pt-BR"/>
@@ -4680,53 +3343,36 @@
           <w:tcPr>
             <w:tcW w:w="5116" w:type="dxa"/>
             <w:tcBorders>
-              <w:top w:val="single" w:color="00000A" w:sz="4" w:space="0"/>
-              <w:left w:val="single" w:color="00000A" w:sz="4" w:space="0"/>
-              <w:bottom w:val="single" w:color="00000A" w:sz="4" w:space="0"/>
-              <w:right w:val="single" w:color="00000A" w:sz="4" w:space="0"/>
+              <w:top w:val="single" w:sz="4" w:space="0" w:color="00000A"/>
+              <w:left w:val="single" w:sz="4" w:space="0" w:color="00000A"/>
+              <w:bottom w:val="single" w:sz="4" w:space="0" w:color="00000A"/>
+              <w:right w:val="single" w:sz="4" w:space="0" w:color="00000A"/>
             </w:tcBorders>
             <w:shd w:val="clear" w:color="auto" w:fill="CCFF99"/>
-            <w:tcMar/>
           </w:tcPr>
           <w:p>
             <w:pPr>
               <w:pStyle w:val="Tablecolumnheading"/>
               <w:rPr>
-                <w:rFonts w:ascii="Calibri" w:hAnsi="Calibri" w:eastAsia="Calibri" w:cs="Calibri" w:asciiTheme="majorAscii" w:hAnsiTheme="majorAscii" w:eastAsiaTheme="majorAscii" w:cstheme="majorAscii"/>
-                <w:sz w:val="21"/>
-                <w:szCs w:val="21"/>
-              </w:rPr>
-            </w:pPr>
-            <w:r>
-              <w:rPr>
-                <w:rFonts w:ascii="Calibri" w:hAnsi="Calibri" w:eastAsia="Calibri" w:cs="Calibri" w:asciiTheme="majorAscii" w:hAnsiTheme="majorAscii" w:eastAsiaTheme="majorAscii" w:cstheme="majorAscii"/>
-                <w:sz w:val="21"/>
-                <w:szCs w:val="21"/>
-              </w:rPr>
-              <w:t>Anotações</w:t>
-            </w:r>
-            <w:r>
-              <w:rPr>
-                <w:rFonts w:ascii="Calibri" w:hAnsi="Calibri" w:eastAsia="Calibri" w:cs="Calibri" w:asciiTheme="majorAscii" w:hAnsiTheme="majorAscii" w:eastAsiaTheme="majorAscii" w:cstheme="majorAscii"/>
-                <w:sz w:val="21"/>
-                <w:szCs w:val="21"/>
-              </w:rPr>
-              <w:t xml:space="preserve"> / </w:t>
-            </w:r>
-            <w:r>
-              <w:rPr>
-                <w:rFonts w:ascii="Calibri" w:hAnsi="Calibri" w:eastAsia="Calibri" w:cs="Calibri" w:asciiTheme="majorAscii" w:hAnsiTheme="majorAscii" w:eastAsiaTheme="majorAscii" w:cstheme="majorAscii"/>
-                <w:sz w:val="21"/>
-                <w:szCs w:val="21"/>
-              </w:rPr>
-              <w:t>Observações</w:t>
+                <w:rFonts w:asciiTheme="majorHAnsi" w:eastAsiaTheme="majorEastAsia" w:hAnsiTheme="majorHAnsi" w:cstheme="majorBidi"/>
+                <w:sz w:val="21"/>
+                <w:szCs w:val="21"/>
+              </w:rPr>
+            </w:pPr>
+            <w:r>
+              <w:rPr>
+                <w:rFonts w:asciiTheme="majorHAnsi" w:eastAsiaTheme="majorEastAsia" w:hAnsiTheme="majorHAnsi" w:cstheme="majorBidi"/>
+                <w:sz w:val="21"/>
+                <w:szCs w:val="21"/>
+              </w:rPr>
+              <w:t>Anotações / Observações</w:t>
             </w:r>
           </w:p>
           <w:p>
             <w:pPr>
               <w:pStyle w:val="Tablecolumnheading"/>
               <w:rPr>
-                <w:rFonts w:ascii="Calibri" w:hAnsi="Calibri" w:eastAsia="Calibri" w:cs="Calibri" w:asciiTheme="majorAscii" w:hAnsiTheme="majorAscii" w:eastAsiaTheme="majorAscii" w:cstheme="majorAscii"/>
+                <w:rFonts w:asciiTheme="majorHAnsi" w:eastAsiaTheme="majorEastAsia" w:hAnsiTheme="majorHAnsi" w:cstheme="majorBidi"/>
                 <w:sz w:val="21"/>
                 <w:szCs w:val="21"/>
               </w:rPr>
@@ -4742,23 +3388,22 @@
         </w:trPr>
         <w:tc>
           <w:tcPr>
-            <w:tcW w:w="3270" w:type="dxa"/>
+            <w:tcW w:w="2660" w:type="dxa"/>
             <w:tcBorders>
-              <w:top w:val="single" w:color="00000A" w:sz="4" w:space="0"/>
-              <w:left w:val="single" w:color="00000A" w:sz="4" w:space="0"/>
-              <w:bottom w:val="single" w:color="00000A" w:sz="4" w:space="0"/>
-              <w:right w:val="single" w:color="00000A" w:sz="4" w:space="0"/>
+              <w:top w:val="single" w:sz="4" w:space="0" w:color="00000A"/>
+              <w:left w:val="single" w:sz="4" w:space="0" w:color="00000A"/>
+              <w:bottom w:val="single" w:sz="4" w:space="0" w:color="00000A"/>
+              <w:right w:val="single" w:sz="4" w:space="0" w:color="00000A"/>
             </w:tcBorders>
             <w:shd w:val="clear" w:color="auto" w:fill="FFFFFF" w:themeFill="background1"/>
-            <w:tcMar/>
           </w:tcPr>
           <w:p>
             <w:pPr>
               <w:pStyle w:val="Tabletext"/>
               <w:rPr>
-                <w:rFonts w:ascii="Calibri" w:hAnsi="Calibri" w:eastAsia="Calibri" w:cs="Calibri" w:asciiTheme="majorAscii" w:hAnsiTheme="majorAscii" w:eastAsiaTheme="majorAscii" w:cstheme="majorAscii"/>
-                <w:b w:val="1"/>
-                <w:bCs w:val="1"/>
+                <w:rFonts w:asciiTheme="majorHAnsi" w:eastAsiaTheme="majorEastAsia" w:hAnsiTheme="majorHAnsi" w:cstheme="majorBidi"/>
+                <w:b/>
+                <w:bCs/>
                 <w:color w:val="000000"/>
                 <w:sz w:val="21"/>
                 <w:szCs w:val="21"/>
@@ -4770,7 +3415,7 @@
             <w:pPr>
               <w:pStyle w:val="Tabletext"/>
               <w:rPr>
-                <w:rFonts w:ascii="Calibri" w:hAnsi="Calibri" w:eastAsia="Calibri" w:cs="Calibri" w:asciiTheme="majorAscii" w:hAnsiTheme="majorAscii" w:eastAsiaTheme="majorAscii" w:cstheme="majorAscii"/>
+                <w:rFonts w:asciiTheme="majorHAnsi" w:eastAsiaTheme="majorEastAsia" w:hAnsiTheme="majorHAnsi" w:cstheme="majorBidi"/>
                 <w:color w:val="000000"/>
                 <w:sz w:val="21"/>
                 <w:szCs w:val="21"/>
@@ -4779,8 +3424,8 @@
             </w:pPr>
             <w:r>
               <w:rPr>
-                <w:rFonts w:ascii="Calibri" w:hAnsi="Calibri" w:eastAsia="Calibri" w:cs="Calibri" w:asciiTheme="majorAscii" w:hAnsiTheme="majorAscii" w:eastAsiaTheme="majorAscii" w:cstheme="majorAscii"/>
-                <w:color w:val="000000" w:themeColor="text1" w:themeTint="FF" w:themeShade="FF"/>
+                <w:rFonts w:asciiTheme="majorHAnsi" w:eastAsiaTheme="majorEastAsia" w:hAnsiTheme="majorHAnsi" w:cstheme="majorBidi"/>
+                <w:color w:val="000000" w:themeColor="text1"/>
                 <w:sz w:val="21"/>
                 <w:szCs w:val="21"/>
                 <w:lang w:val="pt-BR"/>
@@ -4792,7 +3437,7 @@
             <w:pPr>
               <w:pStyle w:val="Tabletext"/>
               <w:rPr>
-                <w:rFonts w:ascii="Calibri" w:hAnsi="Calibri" w:eastAsia="Calibri" w:cs="Calibri" w:asciiTheme="majorAscii" w:hAnsiTheme="majorAscii" w:eastAsiaTheme="majorAscii" w:cstheme="majorAscii"/>
+                <w:rFonts w:asciiTheme="majorHAnsi" w:eastAsiaTheme="majorEastAsia" w:hAnsiTheme="majorHAnsi" w:cstheme="majorBidi"/>
                 <w:color w:val="000000"/>
                 <w:sz w:val="21"/>
                 <w:szCs w:val="21"/>
@@ -4801,8 +3446,8 @@
             </w:pPr>
             <w:r>
               <w:rPr>
-                <w:rFonts w:ascii="Calibri" w:hAnsi="Calibri" w:eastAsia="Calibri" w:cs="Calibri" w:asciiTheme="majorAscii" w:hAnsiTheme="majorAscii" w:eastAsiaTheme="majorAscii" w:cstheme="majorAscii"/>
-                <w:color w:val="000000" w:themeColor="text1" w:themeTint="FF" w:themeShade="FF"/>
+                <w:rFonts w:asciiTheme="majorHAnsi" w:eastAsiaTheme="majorEastAsia" w:hAnsiTheme="majorHAnsi" w:cstheme="majorBidi"/>
+                <w:color w:val="000000" w:themeColor="text1"/>
                 <w:sz w:val="21"/>
                 <w:szCs w:val="21"/>
                 <w:lang w:val="pt-BR"/>
@@ -4814,7 +3459,7 @@
             <w:pPr>
               <w:pStyle w:val="Tabletext"/>
               <w:rPr>
-                <w:rFonts w:ascii="Calibri" w:hAnsi="Calibri" w:eastAsia="Calibri" w:cs="Calibri" w:asciiTheme="majorAscii" w:hAnsiTheme="majorAscii" w:eastAsiaTheme="majorAscii" w:cstheme="majorAscii"/>
+                <w:rFonts w:asciiTheme="majorHAnsi" w:eastAsiaTheme="majorEastAsia" w:hAnsiTheme="majorHAnsi" w:cstheme="majorBidi"/>
                 <w:color w:val="000000"/>
                 <w:sz w:val="21"/>
                 <w:szCs w:val="21"/>
@@ -4823,8 +3468,8 @@
             </w:pPr>
             <w:r>
               <w:rPr>
-                <w:rFonts w:ascii="Calibri" w:hAnsi="Calibri" w:eastAsia="Calibri" w:cs="Calibri" w:asciiTheme="majorAscii" w:hAnsiTheme="majorAscii" w:eastAsiaTheme="majorAscii" w:cstheme="majorAscii"/>
-                <w:color w:val="000000" w:themeColor="text1" w:themeTint="FF" w:themeShade="FF"/>
+                <w:rFonts w:asciiTheme="majorHAnsi" w:eastAsiaTheme="majorEastAsia" w:hAnsiTheme="majorHAnsi" w:cstheme="majorBidi"/>
+                <w:color w:val="000000" w:themeColor="text1"/>
                 <w:sz w:val="21"/>
                 <w:szCs w:val="21"/>
                 <w:lang w:val="pt-BR"/>
@@ -4836,7 +3481,7 @@
             <w:pPr>
               <w:pStyle w:val="Tabletext"/>
               <w:rPr>
-                <w:rFonts w:ascii="Calibri" w:hAnsi="Calibri" w:eastAsia="Calibri" w:cs="Calibri" w:asciiTheme="majorAscii" w:hAnsiTheme="majorAscii" w:eastAsiaTheme="majorAscii" w:cstheme="majorAscii"/>
+                <w:rFonts w:asciiTheme="majorHAnsi" w:eastAsiaTheme="majorEastAsia" w:hAnsiTheme="majorHAnsi" w:cstheme="majorBidi"/>
                 <w:color w:val="000000"/>
                 <w:sz w:val="21"/>
                 <w:szCs w:val="21"/>
@@ -4845,8 +3490,8 @@
             </w:pPr>
             <w:r>
               <w:rPr>
-                <w:rFonts w:ascii="Calibri" w:hAnsi="Calibri" w:eastAsia="Calibri" w:cs="Calibri" w:asciiTheme="majorAscii" w:hAnsiTheme="majorAscii" w:eastAsiaTheme="majorAscii" w:cstheme="majorAscii"/>
-                <w:color w:val="000000" w:themeColor="text1" w:themeTint="FF" w:themeShade="FF"/>
+                <w:rFonts w:asciiTheme="majorHAnsi" w:eastAsiaTheme="majorEastAsia" w:hAnsiTheme="majorHAnsi" w:cstheme="majorBidi"/>
+                <w:color w:val="000000" w:themeColor="text1"/>
                 <w:sz w:val="21"/>
                 <w:szCs w:val="21"/>
                 <w:lang w:val="pt-BR"/>
@@ -4858,7 +3503,7 @@
             <w:pPr>
               <w:pStyle w:val="Tabletext"/>
               <w:rPr>
-                <w:rFonts w:ascii="Calibri" w:hAnsi="Calibri" w:eastAsia="Calibri" w:cs="Calibri" w:asciiTheme="majorAscii" w:hAnsiTheme="majorAscii" w:eastAsiaTheme="majorAscii" w:cstheme="majorAscii"/>
+                <w:rFonts w:asciiTheme="majorHAnsi" w:eastAsiaTheme="majorEastAsia" w:hAnsiTheme="majorHAnsi" w:cstheme="majorBidi"/>
                 <w:color w:val="000000"/>
                 <w:sz w:val="21"/>
                 <w:szCs w:val="21"/>
@@ -4867,8 +3512,8 @@
             </w:pPr>
             <w:r>
               <w:rPr>
-                <w:rFonts w:ascii="Calibri" w:hAnsi="Calibri" w:eastAsia="Calibri" w:cs="Calibri" w:asciiTheme="majorAscii" w:hAnsiTheme="majorAscii" w:eastAsiaTheme="majorAscii" w:cstheme="majorAscii"/>
-                <w:color w:val="000000" w:themeColor="text1" w:themeTint="FF" w:themeShade="FF"/>
+                <w:rFonts w:asciiTheme="majorHAnsi" w:eastAsiaTheme="majorEastAsia" w:hAnsiTheme="majorHAnsi" w:cstheme="majorBidi"/>
+                <w:color w:val="000000" w:themeColor="text1"/>
                 <w:sz w:val="21"/>
                 <w:szCs w:val="21"/>
                 <w:lang w:val="pt-BR"/>
@@ -4880,7 +3525,7 @@
             <w:pPr>
               <w:pStyle w:val="Tabletext"/>
               <w:rPr>
-                <w:rFonts w:ascii="Calibri" w:hAnsi="Calibri" w:eastAsia="Calibri" w:cs="Calibri" w:asciiTheme="majorAscii" w:hAnsiTheme="majorAscii" w:eastAsiaTheme="majorAscii" w:cstheme="majorAscii"/>
+                <w:rFonts w:asciiTheme="majorHAnsi" w:eastAsiaTheme="majorEastAsia" w:hAnsiTheme="majorHAnsi" w:cstheme="majorBidi"/>
                 <w:sz w:val="21"/>
                 <w:szCs w:val="21"/>
                 <w:lang w:val="pt-BR"/>
@@ -4890,22 +3535,21 @@
         </w:tc>
         <w:tc>
           <w:tcPr>
-            <w:tcW w:w="1252" w:type="dxa"/>
+            <w:tcW w:w="1862" w:type="dxa"/>
             <w:tcBorders>
-              <w:top w:val="single" w:color="00000A" w:sz="4" w:space="0"/>
-              <w:left w:val="single" w:color="00000A" w:sz="4" w:space="0"/>
-              <w:bottom w:val="single" w:color="00000A" w:sz="4" w:space="0"/>
-              <w:right w:val="single" w:color="00000A" w:sz="4" w:space="0"/>
+              <w:top w:val="single" w:sz="4" w:space="0" w:color="00000A"/>
+              <w:left w:val="single" w:sz="4" w:space="0" w:color="00000A"/>
+              <w:bottom w:val="single" w:sz="4" w:space="0" w:color="00000A"/>
+              <w:right w:val="single" w:sz="4" w:space="0" w:color="00000A"/>
             </w:tcBorders>
             <w:shd w:val="clear" w:color="auto" w:fill="FFFFFF" w:themeFill="background1"/>
-            <w:tcMar/>
           </w:tcPr>
           <w:p>
             <w:pPr>
               <w:pStyle w:val="Tabletext"/>
               <w:jc w:val="center"/>
               <w:rPr>
-                <w:rFonts w:ascii="Calibri" w:hAnsi="Calibri" w:eastAsia="Calibri" w:cs="Calibri" w:asciiTheme="majorAscii" w:hAnsiTheme="majorAscii" w:eastAsiaTheme="majorAscii" w:cstheme="majorAscii"/>
+                <w:rFonts w:asciiTheme="majorHAnsi" w:eastAsiaTheme="majorEastAsia" w:hAnsiTheme="majorHAnsi" w:cstheme="majorBidi"/>
                 <w:sz w:val="21"/>
                 <w:szCs w:val="21"/>
                 <w:lang w:val="pt-BR"/>
@@ -4917,41 +3561,32 @@
               <w:pStyle w:val="Tabletext"/>
               <w:jc w:val="center"/>
               <w:rPr>
-                <w:rFonts w:ascii="Calibri" w:hAnsi="Calibri" w:eastAsia="Calibri" w:cs="Calibri" w:asciiTheme="majorAscii" w:hAnsiTheme="majorAscii" w:eastAsiaTheme="majorAscii" w:cstheme="majorAscii"/>
-                <w:sz w:val="21"/>
-                <w:szCs w:val="21"/>
-                <w:lang w:val="pt-BR"/>
-              </w:rPr>
-            </w:pPr>
-            <w:r>
-              <w:rPr>
-                <w:rFonts w:ascii="Calibri" w:hAnsi="Calibri" w:eastAsia="Calibri" w:cs="Calibri" w:asciiTheme="majorAscii" w:hAnsiTheme="majorAscii" w:eastAsiaTheme="majorAscii" w:cstheme="majorAscii"/>
-                <w:sz w:val="21"/>
-                <w:szCs w:val="21"/>
-                <w:lang w:val="pt-BR"/>
-              </w:rPr>
-              <w:t>0</w:t>
-            </w:r>
+                <w:rFonts w:asciiTheme="majorHAnsi" w:eastAsiaTheme="majorEastAsia" w:hAnsiTheme="majorHAnsi" w:cstheme="majorBidi"/>
+                <w:sz w:val="21"/>
+                <w:szCs w:val="21"/>
+                <w:lang w:val="pt-BR"/>
+              </w:rPr>
+            </w:pPr>
           </w:p>
           <w:p>
             <w:pPr>
               <w:pStyle w:val="Tabletext"/>
               <w:jc w:val="center"/>
               <w:rPr>
-                <w:rFonts w:ascii="Calibri" w:hAnsi="Calibri" w:eastAsia="Calibri" w:cs="Calibri" w:asciiTheme="majorAscii" w:hAnsiTheme="majorAscii" w:eastAsiaTheme="majorAscii" w:cstheme="majorAscii"/>
-                <w:sz w:val="21"/>
-                <w:szCs w:val="21"/>
-                <w:lang w:val="pt-BR"/>
-              </w:rPr>
-            </w:pPr>
-            <w:r>
-              <w:rPr>
-                <w:rFonts w:ascii="Calibri" w:hAnsi="Calibri" w:eastAsia="Calibri" w:cs="Calibri" w:asciiTheme="majorAscii" w:hAnsiTheme="majorAscii" w:eastAsiaTheme="majorAscii" w:cstheme="majorAscii"/>
-                <w:sz w:val="21"/>
-                <w:szCs w:val="21"/>
-                <w:lang w:val="pt-BR"/>
-              </w:rPr>
-              <w:t>Não completou</w:t>
+                <w:rFonts w:asciiTheme="majorHAnsi" w:eastAsiaTheme="majorEastAsia" w:hAnsiTheme="majorHAnsi" w:cstheme="majorBidi"/>
+                <w:sz w:val="21"/>
+                <w:szCs w:val="21"/>
+                <w:lang w:val="pt-BR"/>
+              </w:rPr>
+            </w:pPr>
+            <w:r>
+              <w:rPr>
+                <w:rFonts w:asciiTheme="majorHAnsi" w:eastAsiaTheme="majorEastAsia" w:hAnsiTheme="majorHAnsi" w:cstheme="majorBidi"/>
+                <w:sz w:val="21"/>
+                <w:szCs w:val="21"/>
+                <w:lang w:val="pt-BR"/>
+              </w:rPr>
+              <w:t>2</w:t>
             </w:r>
           </w:p>
           <w:p>
@@ -4959,108 +3594,17 @@
               <w:pStyle w:val="Tabletext"/>
               <w:jc w:val="center"/>
               <w:rPr>
-                <w:rFonts w:ascii="Calibri" w:hAnsi="Calibri" w:eastAsia="Calibri" w:cs="Calibri" w:asciiTheme="majorAscii" w:hAnsiTheme="majorAscii" w:eastAsiaTheme="majorAscii" w:cstheme="majorAscii"/>
-                <w:sz w:val="21"/>
-                <w:szCs w:val="21"/>
-                <w:lang w:val="pt-BR"/>
-              </w:rPr>
-            </w:pPr>
-          </w:p>
-          <w:p>
-            <w:pPr>
-              <w:pStyle w:val="Tabletext"/>
-              <w:jc w:val="center"/>
-              <w:rPr>
-                <w:rFonts w:ascii="Calibri" w:hAnsi="Calibri" w:eastAsia="Calibri" w:cs="Calibri" w:asciiTheme="majorAscii" w:hAnsiTheme="majorAscii" w:eastAsiaTheme="majorAscii" w:cstheme="majorAscii"/>
-                <w:sz w:val="21"/>
-                <w:szCs w:val="21"/>
-                <w:lang w:val="pt-BR"/>
-              </w:rPr>
-            </w:pPr>
-            <w:r>
-              <w:rPr>
-                <w:rFonts w:ascii="Calibri" w:hAnsi="Calibri" w:eastAsia="Calibri" w:cs="Calibri" w:asciiTheme="majorAscii" w:hAnsiTheme="majorAscii" w:eastAsiaTheme="majorAscii" w:cstheme="majorAscii"/>
-                <w:sz w:val="21"/>
-                <w:szCs w:val="21"/>
-                <w:lang w:val="pt-BR"/>
-              </w:rPr>
-              <w:t>1</w:t>
-            </w:r>
-          </w:p>
-          <w:p>
-            <w:pPr>
-              <w:pStyle w:val="Tabletext"/>
-              <w:jc w:val="center"/>
-              <w:rPr>
-                <w:rFonts w:ascii="Calibri" w:hAnsi="Calibri" w:eastAsia="Calibri" w:cs="Calibri" w:asciiTheme="majorAscii" w:hAnsiTheme="majorAscii" w:eastAsiaTheme="majorAscii" w:cstheme="majorAscii"/>
-                <w:sz w:val="21"/>
-                <w:szCs w:val="21"/>
-                <w:lang w:val="pt-BR"/>
-              </w:rPr>
-            </w:pPr>
-            <w:r>
-              <w:rPr>
-                <w:rFonts w:ascii="Calibri" w:hAnsi="Calibri" w:eastAsia="Calibri" w:cs="Calibri" w:asciiTheme="majorAscii" w:hAnsiTheme="majorAscii" w:eastAsiaTheme="majorAscii" w:cstheme="majorAscii"/>
-                <w:sz w:val="21"/>
-                <w:szCs w:val="21"/>
-                <w:lang w:val="pt-BR"/>
-              </w:rPr>
-              <w:t>Completou com dificuldade ou ajuda</w:t>
-            </w:r>
-          </w:p>
-          <w:p>
-            <w:pPr>
-              <w:pStyle w:val="Tabletext"/>
-              <w:jc w:val="center"/>
-              <w:rPr>
-                <w:rFonts w:ascii="Calibri" w:hAnsi="Calibri" w:eastAsia="Calibri" w:cs="Calibri" w:asciiTheme="majorAscii" w:hAnsiTheme="majorAscii" w:eastAsiaTheme="majorAscii" w:cstheme="majorAscii"/>
-                <w:sz w:val="21"/>
-                <w:szCs w:val="21"/>
-                <w:lang w:val="pt-BR"/>
-              </w:rPr>
-            </w:pPr>
-          </w:p>
-          <w:p>
-            <w:pPr>
-              <w:pStyle w:val="Tabletext"/>
-              <w:jc w:val="center"/>
-              <w:rPr>
-                <w:rFonts w:ascii="Calibri" w:hAnsi="Calibri" w:eastAsia="Calibri" w:cs="Calibri" w:asciiTheme="majorAscii" w:hAnsiTheme="majorAscii" w:eastAsiaTheme="majorAscii" w:cstheme="majorAscii"/>
-                <w:sz w:val="21"/>
-                <w:szCs w:val="21"/>
-                <w:highlight w:val="yellow"/>
-                <w:lang w:val="pt-BR"/>
-              </w:rPr>
-            </w:pPr>
-            <w:r>
-              <w:rPr>
-                <w:rFonts w:ascii="Calibri" w:hAnsi="Calibri" w:eastAsia="Calibri" w:cs="Calibri" w:asciiTheme="majorAscii" w:hAnsiTheme="majorAscii" w:eastAsiaTheme="majorAscii" w:cstheme="majorAscii"/>
-                <w:sz w:val="21"/>
-                <w:szCs w:val="21"/>
-                <w:highlight w:val="yellow"/>
-                <w:lang w:val="pt-BR"/>
-              </w:rPr>
-              <w:t>2</w:t>
-            </w:r>
-          </w:p>
-          <w:p>
-            <w:pPr>
-              <w:pStyle w:val="Tabletext"/>
-              <w:jc w:val="center"/>
-              <w:rPr>
-                <w:rFonts w:ascii="Calibri" w:hAnsi="Calibri" w:eastAsia="Calibri" w:cs="Calibri" w:asciiTheme="majorAscii" w:hAnsiTheme="majorAscii" w:eastAsiaTheme="majorAscii" w:cstheme="majorAscii"/>
-                <w:sz w:val="21"/>
-                <w:szCs w:val="21"/>
-                <w:highlight w:val="yellow"/>
-                <w:lang w:val="pt-BR"/>
-              </w:rPr>
-            </w:pPr>
-            <w:r>
-              <w:rPr>
-                <w:rFonts w:ascii="Calibri" w:hAnsi="Calibri" w:eastAsia="Calibri" w:cs="Calibri" w:asciiTheme="majorAscii" w:hAnsiTheme="majorAscii" w:eastAsiaTheme="majorAscii" w:cstheme="majorAscii"/>
-                <w:sz w:val="21"/>
-                <w:szCs w:val="21"/>
-                <w:highlight w:val="yellow"/>
+                <w:rFonts w:asciiTheme="majorHAnsi" w:eastAsiaTheme="majorEastAsia" w:hAnsiTheme="majorHAnsi" w:cstheme="majorBidi"/>
+                <w:sz w:val="21"/>
+                <w:szCs w:val="21"/>
+                <w:lang w:val="pt-BR"/>
+              </w:rPr>
+            </w:pPr>
+            <w:r>
+              <w:rPr>
+                <w:rFonts w:asciiTheme="majorHAnsi" w:eastAsiaTheme="majorEastAsia" w:hAnsiTheme="majorHAnsi" w:cstheme="majorBidi"/>
+                <w:sz w:val="21"/>
+                <w:szCs w:val="21"/>
                 <w:lang w:val="pt-BR"/>
               </w:rPr>
               <w:t>Completou facilmente</w:t>
@@ -5071,40 +3615,37 @@
           <w:tcPr>
             <w:tcW w:w="5116" w:type="dxa"/>
             <w:tcBorders>
-              <w:top w:val="single" w:color="00000A" w:sz="4" w:space="0"/>
-              <w:left w:val="single" w:color="00000A" w:sz="4" w:space="0"/>
-              <w:bottom w:val="single" w:color="00000A" w:sz="4" w:space="0"/>
-              <w:right w:val="single" w:color="00000A" w:sz="4" w:space="0"/>
+              <w:top w:val="single" w:sz="4" w:space="0" w:color="00000A"/>
+              <w:left w:val="single" w:sz="4" w:space="0" w:color="00000A"/>
+              <w:bottom w:val="single" w:sz="4" w:space="0" w:color="00000A"/>
+              <w:right w:val="single" w:sz="4" w:space="0" w:color="00000A"/>
             </w:tcBorders>
             <w:shd w:val="clear" w:color="auto" w:fill="FFFFFF" w:themeFill="background1"/>
-            <w:tcMar/>
           </w:tcPr>
           <w:p>
             <w:pPr>
               <w:pStyle w:val="Tabletext"/>
               <w:rPr>
-                <w:rFonts w:ascii="Calibri" w:hAnsi="Calibri" w:eastAsia="Calibri" w:cs="Calibri" w:asciiTheme="majorAscii" w:hAnsiTheme="majorAscii" w:eastAsiaTheme="majorAscii" w:cstheme="majorAscii"/>
-                <w:sz w:val="21"/>
-                <w:szCs w:val="21"/>
-                <w:lang w:val="pt-BR"/>
-              </w:rPr>
-            </w:pPr>
-          </w:p>
-          <w:p>
-            <w:pPr>
-              <w:pStyle w:val="Tabletext"/>
-              <w:rPr>
-                <w:rFonts w:ascii="Calibri" w:hAnsi="Calibri" w:eastAsia="Calibri" w:cs="Calibri" w:asciiTheme="majorAscii" w:hAnsiTheme="majorAscii" w:eastAsiaTheme="majorAscii" w:cstheme="majorAscii"/>
-                <w:noProof w:val="0"/>
-                <w:sz w:val="21"/>
-                <w:szCs w:val="21"/>
-                <w:lang w:val="pt-BR"/>
-              </w:rPr>
-            </w:pPr>
-            <w:r>
-              <w:rPr>
-                <w:rFonts w:ascii="Calibri" w:hAnsi="Calibri" w:eastAsia="Calibri" w:cs="Calibri" w:asciiTheme="majorAscii" w:hAnsiTheme="majorAscii" w:eastAsiaTheme="majorAscii" w:cstheme="majorAscii"/>
-                <w:noProof w:val="0"/>
+                <w:rFonts w:asciiTheme="majorHAnsi" w:eastAsiaTheme="majorEastAsia" w:hAnsiTheme="majorHAnsi" w:cstheme="majorBidi"/>
+                <w:sz w:val="21"/>
+                <w:szCs w:val="21"/>
+                <w:lang w:val="pt-BR"/>
+              </w:rPr>
+            </w:pPr>
+          </w:p>
+          <w:p>
+            <w:pPr>
+              <w:pStyle w:val="Tabletext"/>
+              <w:rPr>
+                <w:rFonts w:asciiTheme="majorHAnsi" w:eastAsiaTheme="majorEastAsia" w:hAnsiTheme="majorHAnsi" w:cstheme="majorBidi"/>
+                <w:sz w:val="21"/>
+                <w:szCs w:val="21"/>
+                <w:lang w:val="pt-BR"/>
+              </w:rPr>
+            </w:pPr>
+            <w:r>
+              <w:rPr>
+                <w:rFonts w:asciiTheme="majorHAnsi" w:eastAsiaTheme="majorEastAsia" w:hAnsiTheme="majorHAnsi" w:cstheme="majorBidi"/>
                 <w:sz w:val="21"/>
                 <w:szCs w:val="21"/>
                 <w:lang w:val="pt-BR"/>
@@ -5116,18 +3657,18 @@
             <w:pPr>
               <w:pStyle w:val="Tabletext"/>
               <w:rPr>
-                <w:rFonts w:ascii="Calibri" w:hAnsi="Calibri" w:eastAsia="Calibri" w:cs="Calibri" w:asciiTheme="majorAscii" w:hAnsiTheme="majorAscii" w:eastAsiaTheme="majorAscii" w:cstheme="majorAscii"/>
-                <w:sz w:val="21"/>
-                <w:szCs w:val="21"/>
-                <w:lang w:val="pt-BR"/>
-              </w:rPr>
-            </w:pPr>
-          </w:p>
-          <w:p>
-            <w:pPr>
-              <w:pStyle w:val="Tabletext"/>
-              <w:rPr>
-                <w:rFonts w:ascii="Calibri" w:hAnsi="Calibri" w:eastAsia="Calibri" w:cs="Calibri" w:asciiTheme="majorAscii" w:hAnsiTheme="majorAscii" w:eastAsiaTheme="majorAscii" w:cstheme="majorAscii"/>
+                <w:rFonts w:asciiTheme="majorHAnsi" w:eastAsiaTheme="majorEastAsia" w:hAnsiTheme="majorHAnsi" w:cstheme="majorBidi"/>
+                <w:sz w:val="21"/>
+                <w:szCs w:val="21"/>
+                <w:lang w:val="pt-BR"/>
+              </w:rPr>
+            </w:pPr>
+          </w:p>
+          <w:p>
+            <w:pPr>
+              <w:pStyle w:val="Tabletext"/>
+              <w:rPr>
+                <w:rFonts w:asciiTheme="majorHAnsi" w:eastAsiaTheme="majorEastAsia" w:hAnsiTheme="majorHAnsi" w:cstheme="majorBidi"/>
                 <w:sz w:val="21"/>
                 <w:szCs w:val="21"/>
                 <w:lang w:val="pt-BR"/>
@@ -5141,9 +3682,9 @@
       <w:pPr>
         <w:pStyle w:val="Recuonormal"/>
         <w:rPr>
-          <w:rFonts w:ascii="Calibri" w:hAnsi="Calibri" w:eastAsia="Calibri" w:cs="Calibri" w:asciiTheme="majorAscii" w:hAnsiTheme="majorAscii" w:eastAsiaTheme="majorAscii" w:cstheme="majorAscii"/>
-          <w:b w:val="1"/>
-          <w:bCs w:val="1"/>
+          <w:rFonts w:asciiTheme="majorHAnsi" w:eastAsiaTheme="majorEastAsia" w:hAnsiTheme="majorHAnsi" w:cstheme="majorBidi"/>
+          <w:b/>
+          <w:bCs/>
           <w:color w:val="000000"/>
           <w:sz w:val="22"/>
           <w:szCs w:val="22"/>
@@ -5155,9 +3696,9 @@
       <w:pPr>
         <w:pStyle w:val="Recuonormal"/>
         <w:rPr>
-          <w:rFonts w:ascii="Calibri" w:hAnsi="Calibri" w:eastAsia="Calibri" w:cs="Calibri" w:asciiTheme="majorAscii" w:hAnsiTheme="majorAscii" w:eastAsiaTheme="majorAscii" w:cstheme="majorAscii"/>
-          <w:b w:val="1"/>
-          <w:bCs w:val="1"/>
+          <w:rFonts w:asciiTheme="majorHAnsi" w:eastAsiaTheme="majorEastAsia" w:hAnsiTheme="majorHAnsi" w:cstheme="majorBidi"/>
+          <w:b/>
+          <w:bCs/>
           <w:color w:val="000000"/>
           <w:sz w:val="22"/>
           <w:szCs w:val="22"/>
@@ -5169,16 +3710,14 @@
       <w:pPr>
         <w:pStyle w:val="Ttulo3"/>
         <w:rPr>
-          <w:rFonts w:ascii="Calibri" w:hAnsi="Calibri" w:eastAsia="Calibri" w:cs="Calibri" w:asciiTheme="majorAscii" w:hAnsiTheme="majorAscii" w:eastAsiaTheme="majorAscii" w:cstheme="majorAscii"/>
-          <w:sz w:val="22"/>
-          <w:szCs w:val="22"/>
-          <w:lang w:val="pt-BR"/>
-        </w:rPr>
-      </w:pPr>
-      <w:r>
-        <w:rPr>
-          <w:rFonts w:ascii="Calibri" w:hAnsi="Calibri" w:eastAsia="Calibri" w:cs="Calibri" w:asciiTheme="majorAscii" w:hAnsiTheme="majorAscii" w:eastAsiaTheme="majorAscii" w:cstheme="majorAscii"/>
-          <w:sz w:val="22"/>
+          <w:rFonts w:asciiTheme="majorHAnsi" w:eastAsiaTheme="majorEastAsia" w:hAnsiTheme="majorHAnsi" w:cstheme="majorBidi"/>
+          <w:szCs w:val="22"/>
+          <w:lang w:val="pt-BR"/>
+        </w:rPr>
+      </w:pPr>
+      <w:r>
+        <w:rPr>
+          <w:rFonts w:asciiTheme="majorHAnsi" w:eastAsiaTheme="majorEastAsia" w:hAnsiTheme="majorHAnsi" w:cstheme="majorBidi"/>
           <w:szCs w:val="22"/>
           <w:lang w:val="pt-BR"/>
         </w:rPr>
@@ -5190,44 +3729,26 @@
         <w:pStyle w:val="Recuonormal"/>
         <w:ind w:left="0"/>
         <w:rPr>
-          <w:rFonts w:ascii="Calibri" w:hAnsi="Calibri" w:eastAsia="Calibri" w:cs="Calibri" w:asciiTheme="majorAscii" w:hAnsiTheme="majorAscii" w:eastAsiaTheme="majorAscii" w:cstheme="majorAscii"/>
-          <w:sz w:val="22"/>
-          <w:szCs w:val="22"/>
-          <w:lang w:val="pt-BR"/>
-        </w:rPr>
-      </w:pPr>
-      <w:r>
-        <w:rPr>
-          <w:rFonts w:ascii="Calibri" w:hAnsi="Calibri" w:eastAsia="Calibri" w:cs="Calibri" w:asciiTheme="majorAscii" w:hAnsiTheme="majorAscii" w:eastAsiaTheme="majorAscii" w:cstheme="majorAscii"/>
-          <w:sz w:val="22"/>
-          <w:szCs w:val="22"/>
-          <w:lang w:val="pt-BR"/>
-        </w:rPr>
-        <w:t xml:space="preserve">Gerar um relatório com as informações do sistema e </w:t>
-      </w:r>
-      <w:r>
-        <w:rPr>
-          <w:rFonts w:ascii="Calibri" w:hAnsi="Calibri" w:eastAsia="Calibri" w:cs="Calibri" w:asciiTheme="majorAscii" w:hAnsiTheme="majorAscii" w:eastAsiaTheme="majorAscii" w:cstheme="majorAscii"/>
-          <w:sz w:val="22"/>
-          <w:szCs w:val="22"/>
-          <w:lang w:val="pt-BR"/>
-        </w:rPr>
-        <w:t>imprimí-los</w:t>
-      </w:r>
-      <w:r>
-        <w:rPr>
-          <w:rFonts w:ascii="Calibri" w:hAnsi="Calibri" w:eastAsia="Calibri" w:cs="Calibri" w:asciiTheme="majorAscii" w:hAnsiTheme="majorAscii" w:eastAsiaTheme="majorAscii" w:cstheme="majorAscii"/>
-          <w:sz w:val="22"/>
-          <w:szCs w:val="22"/>
-          <w:lang w:val="pt-BR"/>
-        </w:rPr>
-        <w:t>.</w:t>
-      </w:r>
-    </w:p>
-    <w:p>
-      <w:pPr>
-        <w:rPr>
-          <w:rFonts w:ascii="Calibri" w:hAnsi="Calibri" w:eastAsia="Calibri" w:cs="Calibri" w:asciiTheme="majorAscii" w:hAnsiTheme="majorAscii" w:eastAsiaTheme="majorAscii" w:cstheme="majorAscii"/>
+          <w:rFonts w:asciiTheme="majorHAnsi" w:eastAsiaTheme="majorEastAsia" w:hAnsiTheme="majorHAnsi" w:cstheme="majorBidi"/>
+          <w:sz w:val="22"/>
+          <w:szCs w:val="22"/>
+          <w:lang w:val="pt-BR"/>
+        </w:rPr>
+      </w:pPr>
+      <w:r>
+        <w:rPr>
+          <w:rFonts w:asciiTheme="majorHAnsi" w:eastAsiaTheme="majorEastAsia" w:hAnsiTheme="majorHAnsi" w:cstheme="majorBidi"/>
+          <w:sz w:val="22"/>
+          <w:szCs w:val="22"/>
+          <w:lang w:val="pt-BR"/>
+        </w:rPr>
+        <w:t>Gerar um relatório com as informações do sistema e imprimí-los.</w:t>
+      </w:r>
+    </w:p>
+    <w:p>
+      <w:pPr>
+        <w:rPr>
+          <w:rFonts w:asciiTheme="majorHAnsi" w:eastAsiaTheme="majorEastAsia" w:hAnsiTheme="majorHAnsi" w:cstheme="majorBidi"/>
           <w:sz w:val="20"/>
           <w:szCs w:val="20"/>
           <w:lang w:val="pt-BR"/>
@@ -5244,9 +3765,9 @@
         <w:tblLook w:val="04A0" w:firstRow="1" w:lastRow="0" w:firstColumn="1" w:lastColumn="0" w:noHBand="0" w:noVBand="1"/>
       </w:tblPr>
       <w:tblGrid>
-        <w:gridCol w:w="2235"/>
-        <w:gridCol w:w="2287"/>
-        <w:gridCol w:w="5116"/>
+        <w:gridCol w:w="2376"/>
+        <w:gridCol w:w="1985"/>
+        <w:gridCol w:w="5277"/>
       </w:tblGrid>
       <w:tr>
         <w:trPr>
@@ -5256,37 +3777,38 @@
         </w:trPr>
         <w:tc>
           <w:tcPr>
-            <w:tcW w:w="2235" w:type="dxa"/>
+            <w:tcW w:w="2376" w:type="dxa"/>
             <w:tcBorders>
-              <w:top w:val="single" w:color="00000A" w:sz="4" w:space="0"/>
-              <w:left w:val="single" w:color="00000A" w:sz="4" w:space="0"/>
-              <w:bottom w:val="single" w:color="00000A" w:sz="4" w:space="0"/>
-              <w:right w:val="single" w:color="00000A" w:sz="4" w:space="0"/>
+              <w:top w:val="single" w:sz="4" w:space="0" w:color="00000A"/>
+              <w:left w:val="single" w:sz="4" w:space="0" w:color="00000A"/>
+              <w:bottom w:val="single" w:sz="4" w:space="0" w:color="00000A"/>
+              <w:right w:val="single" w:sz="4" w:space="0" w:color="00000A"/>
             </w:tcBorders>
             <w:shd w:val="clear" w:color="auto" w:fill="CCFF99"/>
-            <w:tcMar/>
           </w:tcPr>
           <w:p>
             <w:pPr>
               <w:pStyle w:val="Tablecolumnheading"/>
               <w:jc w:val="center"/>
               <w:rPr>
-                <w:rFonts w:ascii="Calibri" w:hAnsi="Calibri" w:eastAsia="Calibri" w:cs="Calibri" w:asciiTheme="majorAscii" w:hAnsiTheme="majorAscii" w:eastAsiaTheme="majorAscii" w:cstheme="majorAscii"/>
-                <w:sz w:val="21"/>
-                <w:szCs w:val="21"/>
-              </w:rPr>
-            </w:pPr>
-            <w:r>
-              <w:rPr>
-                <w:rFonts w:ascii="Calibri" w:hAnsi="Calibri" w:eastAsia="Calibri" w:cs="Calibri" w:asciiTheme="majorAscii" w:hAnsiTheme="majorAscii" w:eastAsiaTheme="majorAscii" w:cstheme="majorAscii"/>
+                <w:rFonts w:asciiTheme="majorHAnsi" w:eastAsiaTheme="majorEastAsia" w:hAnsiTheme="majorHAnsi" w:cstheme="majorBidi"/>
+                <w:sz w:val="21"/>
+                <w:szCs w:val="21"/>
+              </w:rPr>
+            </w:pPr>
+            <w:proofErr w:type="spellStart"/>
+            <w:r>
+              <w:rPr>
+                <w:rFonts w:asciiTheme="majorHAnsi" w:eastAsiaTheme="majorEastAsia" w:hAnsiTheme="majorHAnsi" w:cstheme="majorBidi"/>
                 <w:sz w:val="21"/>
                 <w:szCs w:val="21"/>
               </w:rPr>
               <w:t>Caminhos</w:t>
             </w:r>
-            <w:r>
-              <w:rPr>
-                <w:rFonts w:ascii="Calibri" w:hAnsi="Calibri" w:eastAsia="Calibri" w:cs="Calibri" w:asciiTheme="majorAscii" w:hAnsiTheme="majorAscii" w:eastAsiaTheme="majorAscii" w:cstheme="majorAscii"/>
+            <w:proofErr w:type="spellEnd"/>
+            <w:r>
+              <w:rPr>
+                <w:rFonts w:asciiTheme="majorHAnsi" w:eastAsiaTheme="majorEastAsia" w:hAnsiTheme="majorHAnsi" w:cstheme="majorBidi"/>
                 <w:sz w:val="21"/>
                 <w:szCs w:val="21"/>
               </w:rPr>
@@ -5297,7 +3819,7 @@
             <w:pPr>
               <w:pStyle w:val="Tablecolumnheading"/>
               <w:rPr>
-                <w:rFonts w:ascii="Calibri" w:hAnsi="Calibri" w:eastAsia="Calibri" w:cs="Calibri" w:asciiTheme="majorAscii" w:hAnsiTheme="majorAscii" w:eastAsiaTheme="majorAscii" w:cstheme="majorAscii"/>
+                <w:rFonts w:asciiTheme="majorHAnsi" w:eastAsiaTheme="majorEastAsia" w:hAnsiTheme="majorHAnsi" w:cstheme="majorBidi"/>
                 <w:sz w:val="21"/>
                 <w:szCs w:val="21"/>
               </w:rPr>
@@ -5306,30 +3828,29 @@
         </w:tc>
         <w:tc>
           <w:tcPr>
-            <w:tcW w:w="2287" w:type="dxa"/>
+            <w:tcW w:w="1985" w:type="dxa"/>
             <w:tcBorders>
-              <w:top w:val="single" w:color="00000A" w:sz="4" w:space="0"/>
-              <w:left w:val="single" w:color="00000A" w:sz="4" w:space="0"/>
-              <w:bottom w:val="single" w:color="00000A" w:sz="4" w:space="0"/>
-              <w:right w:val="single" w:color="00000A" w:sz="4" w:space="0"/>
+              <w:top w:val="single" w:sz="4" w:space="0" w:color="00000A"/>
+              <w:left w:val="single" w:sz="4" w:space="0" w:color="00000A"/>
+              <w:bottom w:val="single" w:sz="4" w:space="0" w:color="00000A"/>
+              <w:right w:val="single" w:sz="4" w:space="0" w:color="00000A"/>
             </w:tcBorders>
             <w:shd w:val="clear" w:color="auto" w:fill="CCFF99"/>
-            <w:tcMar/>
           </w:tcPr>
           <w:p>
             <w:pPr>
               <w:pStyle w:val="Tablecolumnheading"/>
               <w:jc w:val="center"/>
               <w:rPr>
-                <w:rFonts w:ascii="Calibri" w:hAnsi="Calibri" w:eastAsia="Calibri" w:cs="Calibri" w:asciiTheme="majorAscii" w:hAnsiTheme="majorAscii" w:eastAsiaTheme="majorAscii" w:cstheme="majorAscii"/>
-                <w:sz w:val="21"/>
-                <w:szCs w:val="21"/>
-                <w:lang w:val="pt-BR"/>
-              </w:rPr>
-            </w:pPr>
-            <w:r>
-              <w:rPr>
-                <w:rFonts w:ascii="Calibri" w:hAnsi="Calibri" w:eastAsia="Calibri" w:cs="Calibri" w:asciiTheme="majorAscii" w:hAnsiTheme="majorAscii" w:eastAsiaTheme="majorAscii" w:cstheme="majorAscii"/>
+                <w:rFonts w:asciiTheme="majorHAnsi" w:eastAsiaTheme="majorEastAsia" w:hAnsiTheme="majorHAnsi" w:cstheme="majorBidi"/>
+                <w:sz w:val="21"/>
+                <w:szCs w:val="21"/>
+                <w:lang w:val="pt-BR"/>
+              </w:rPr>
+            </w:pPr>
+            <w:r>
+              <w:rPr>
+                <w:rFonts w:asciiTheme="majorHAnsi" w:eastAsiaTheme="majorEastAsia" w:hAnsiTheme="majorHAnsi" w:cstheme="majorBidi"/>
                 <w:sz w:val="21"/>
                 <w:szCs w:val="21"/>
                 <w:lang w:val="pt-BR"/>
@@ -5340,55 +3861,38 @@
         </w:tc>
         <w:tc>
           <w:tcPr>
-            <w:tcW w:w="5116" w:type="dxa"/>
+            <w:tcW w:w="5277" w:type="dxa"/>
             <w:tcBorders>
-              <w:top w:val="single" w:color="00000A" w:sz="4" w:space="0"/>
-              <w:left w:val="single" w:color="00000A" w:sz="4" w:space="0"/>
-              <w:bottom w:val="single" w:color="00000A" w:sz="4" w:space="0"/>
-              <w:right w:val="single" w:color="00000A" w:sz="4" w:space="0"/>
+              <w:top w:val="single" w:sz="4" w:space="0" w:color="00000A"/>
+              <w:left w:val="single" w:sz="4" w:space="0" w:color="00000A"/>
+              <w:bottom w:val="single" w:sz="4" w:space="0" w:color="00000A"/>
+              <w:right w:val="single" w:sz="4" w:space="0" w:color="00000A"/>
             </w:tcBorders>
             <w:shd w:val="clear" w:color="auto" w:fill="CCFF99"/>
-            <w:tcMar/>
           </w:tcPr>
           <w:p>
             <w:pPr>
               <w:pStyle w:val="Tablecolumnheading"/>
               <w:rPr>
-                <w:rFonts w:ascii="Calibri" w:hAnsi="Calibri" w:eastAsia="Calibri" w:cs="Calibri" w:asciiTheme="majorAscii" w:hAnsiTheme="majorAscii" w:eastAsiaTheme="majorAscii" w:cstheme="majorAscii"/>
-                <w:sz w:val="21"/>
-                <w:szCs w:val="21"/>
-              </w:rPr>
-            </w:pPr>
-            <w:r>
-              <w:rPr>
-                <w:rFonts w:ascii="Calibri" w:hAnsi="Calibri" w:eastAsia="Calibri" w:cs="Calibri" w:asciiTheme="majorAscii" w:hAnsiTheme="majorAscii" w:eastAsiaTheme="majorAscii" w:cstheme="majorAscii"/>
-                <w:sz w:val="21"/>
-                <w:szCs w:val="21"/>
-              </w:rPr>
-              <w:t>Anotações</w:t>
-            </w:r>
-            <w:r>
-              <w:rPr>
-                <w:rFonts w:ascii="Calibri" w:hAnsi="Calibri" w:eastAsia="Calibri" w:cs="Calibri" w:asciiTheme="majorAscii" w:hAnsiTheme="majorAscii" w:eastAsiaTheme="majorAscii" w:cstheme="majorAscii"/>
-                <w:sz w:val="21"/>
-                <w:szCs w:val="21"/>
-              </w:rPr>
-              <w:t xml:space="preserve"> / </w:t>
-            </w:r>
-            <w:r>
-              <w:rPr>
-                <w:rFonts w:ascii="Calibri" w:hAnsi="Calibri" w:eastAsia="Calibri" w:cs="Calibri" w:asciiTheme="majorAscii" w:hAnsiTheme="majorAscii" w:eastAsiaTheme="majorAscii" w:cstheme="majorAscii"/>
-                <w:sz w:val="21"/>
-                <w:szCs w:val="21"/>
-              </w:rPr>
-              <w:t>Observações</w:t>
+                <w:rFonts w:asciiTheme="majorHAnsi" w:eastAsiaTheme="majorEastAsia" w:hAnsiTheme="majorHAnsi" w:cstheme="majorBidi"/>
+                <w:sz w:val="21"/>
+                <w:szCs w:val="21"/>
+              </w:rPr>
+            </w:pPr>
+            <w:r>
+              <w:rPr>
+                <w:rFonts w:asciiTheme="majorHAnsi" w:eastAsiaTheme="majorEastAsia" w:hAnsiTheme="majorHAnsi" w:cstheme="majorBidi"/>
+                <w:sz w:val="21"/>
+                <w:szCs w:val="21"/>
+              </w:rPr>
+              <w:t>Anotações / Observações</w:t>
             </w:r>
           </w:p>
           <w:p>
             <w:pPr>
               <w:pStyle w:val="Tablecolumnheading"/>
               <w:rPr>
-                <w:rFonts w:ascii="Calibri" w:hAnsi="Calibri" w:eastAsia="Calibri" w:cs="Calibri" w:asciiTheme="majorAscii" w:hAnsiTheme="majorAscii" w:eastAsiaTheme="majorAscii" w:cstheme="majorAscii"/>
+                <w:rFonts w:asciiTheme="majorHAnsi" w:eastAsiaTheme="majorEastAsia" w:hAnsiTheme="majorHAnsi" w:cstheme="majorBidi"/>
                 <w:sz w:val="21"/>
                 <w:szCs w:val="21"/>
               </w:rPr>
@@ -5404,40 +3908,39 @@
         </w:trPr>
         <w:tc>
           <w:tcPr>
-            <w:tcW w:w="2235" w:type="dxa"/>
+            <w:tcW w:w="2376" w:type="dxa"/>
             <w:tcBorders>
-              <w:top w:val="single" w:color="00000A" w:sz="4" w:space="0"/>
-              <w:left w:val="single" w:color="00000A" w:sz="4" w:space="0"/>
-              <w:bottom w:val="single" w:color="00000A" w:sz="4" w:space="0"/>
-              <w:right w:val="single" w:color="00000A" w:sz="4" w:space="0"/>
+              <w:top w:val="single" w:sz="4" w:space="0" w:color="00000A"/>
+              <w:left w:val="single" w:sz="4" w:space="0" w:color="00000A"/>
+              <w:bottom w:val="single" w:sz="4" w:space="0" w:color="00000A"/>
+              <w:right w:val="single" w:sz="4" w:space="0" w:color="00000A"/>
             </w:tcBorders>
             <w:shd w:val="clear" w:color="auto" w:fill="FFFFFF" w:themeFill="background1"/>
-            <w:tcMar/>
           </w:tcPr>
           <w:p>
             <w:pPr>
               <w:pStyle w:val="Tabletext"/>
               <w:rPr>
-                <w:rFonts w:ascii="Calibri" w:hAnsi="Calibri" w:eastAsia="Calibri" w:cs="Calibri" w:asciiTheme="majorAscii" w:hAnsiTheme="majorAscii" w:eastAsiaTheme="majorAscii" w:cstheme="majorAscii"/>
-                <w:sz w:val="21"/>
-                <w:szCs w:val="21"/>
-                <w:lang w:val="pt-BR"/>
-              </w:rPr>
-            </w:pPr>
-          </w:p>
-          <w:p>
-            <w:pPr>
-              <w:pStyle w:val="Tabletext"/>
-              <w:rPr>
-                <w:rFonts w:ascii="Calibri" w:hAnsi="Calibri" w:eastAsia="Calibri" w:cs="Calibri" w:asciiTheme="majorAscii" w:hAnsiTheme="majorAscii" w:eastAsiaTheme="majorAscii" w:cstheme="majorAscii"/>
-                <w:sz w:val="21"/>
-                <w:szCs w:val="21"/>
-                <w:lang w:val="pt-BR"/>
-              </w:rPr>
-            </w:pPr>
-            <w:r>
-              <w:rPr>
-                <w:rFonts w:ascii="Calibri" w:hAnsi="Calibri" w:eastAsia="Calibri" w:cs="Calibri" w:asciiTheme="majorAscii" w:hAnsiTheme="majorAscii" w:eastAsiaTheme="majorAscii" w:cstheme="majorAscii"/>
+                <w:rFonts w:asciiTheme="majorHAnsi" w:eastAsiaTheme="majorEastAsia" w:hAnsiTheme="majorHAnsi" w:cstheme="majorBidi"/>
+                <w:sz w:val="21"/>
+                <w:szCs w:val="21"/>
+                <w:lang w:val="pt-BR"/>
+              </w:rPr>
+            </w:pPr>
+          </w:p>
+          <w:p>
+            <w:pPr>
+              <w:pStyle w:val="Tabletext"/>
+              <w:rPr>
+                <w:rFonts w:asciiTheme="majorHAnsi" w:eastAsiaTheme="majorEastAsia" w:hAnsiTheme="majorHAnsi" w:cstheme="majorBidi"/>
+                <w:sz w:val="21"/>
+                <w:szCs w:val="21"/>
+                <w:lang w:val="pt-BR"/>
+              </w:rPr>
+            </w:pPr>
+            <w:r>
+              <w:rPr>
+                <w:rFonts w:asciiTheme="majorHAnsi" w:eastAsiaTheme="majorEastAsia" w:hAnsiTheme="majorHAnsi" w:cstheme="majorBidi"/>
                 <w:sz w:val="21"/>
                 <w:szCs w:val="21"/>
                 <w:lang w:val="pt-BR"/>
@@ -5449,15 +3952,15 @@
             <w:pPr>
               <w:pStyle w:val="Tabletext"/>
               <w:rPr>
-                <w:rFonts w:ascii="Calibri" w:hAnsi="Calibri" w:eastAsia="Calibri" w:cs="Calibri" w:asciiTheme="majorAscii" w:hAnsiTheme="majorAscii" w:eastAsiaTheme="majorAscii" w:cstheme="majorAscii"/>
-                <w:sz w:val="21"/>
-                <w:szCs w:val="21"/>
-                <w:lang w:val="pt-BR"/>
-              </w:rPr>
-            </w:pPr>
-            <w:r>
-              <w:rPr>
-                <w:rFonts w:ascii="Calibri" w:hAnsi="Calibri" w:eastAsia="Calibri" w:cs="Calibri" w:asciiTheme="majorAscii" w:hAnsiTheme="majorAscii" w:eastAsiaTheme="majorAscii" w:cstheme="majorAscii"/>
+                <w:rFonts w:asciiTheme="majorHAnsi" w:eastAsiaTheme="majorEastAsia" w:hAnsiTheme="majorHAnsi" w:cstheme="majorBidi"/>
+                <w:sz w:val="21"/>
+                <w:szCs w:val="21"/>
+                <w:lang w:val="pt-BR"/>
+              </w:rPr>
+            </w:pPr>
+            <w:r>
+              <w:rPr>
+                <w:rFonts w:asciiTheme="majorHAnsi" w:eastAsiaTheme="majorEastAsia" w:hAnsiTheme="majorHAnsi" w:cstheme="majorBidi"/>
                 <w:sz w:val="21"/>
                 <w:szCs w:val="21"/>
                 <w:lang w:val="pt-BR"/>
@@ -5469,15 +3972,15 @@
             <w:pPr>
               <w:pStyle w:val="Tabletext"/>
               <w:rPr>
-                <w:rFonts w:ascii="Calibri" w:hAnsi="Calibri" w:eastAsia="Calibri" w:cs="Calibri" w:asciiTheme="majorAscii" w:hAnsiTheme="majorAscii" w:eastAsiaTheme="majorAscii" w:cstheme="majorAscii"/>
-                <w:sz w:val="21"/>
-                <w:szCs w:val="21"/>
-                <w:lang w:val="pt-BR"/>
-              </w:rPr>
-            </w:pPr>
-            <w:r>
-              <w:rPr>
-                <w:rFonts w:ascii="Calibri" w:hAnsi="Calibri" w:eastAsia="Calibri" w:cs="Calibri" w:asciiTheme="majorAscii" w:hAnsiTheme="majorAscii" w:eastAsiaTheme="majorAscii" w:cstheme="majorAscii"/>
+                <w:rFonts w:asciiTheme="majorHAnsi" w:eastAsiaTheme="majorEastAsia" w:hAnsiTheme="majorHAnsi" w:cstheme="majorBidi"/>
+                <w:sz w:val="21"/>
+                <w:szCs w:val="21"/>
+                <w:lang w:val="pt-BR"/>
+              </w:rPr>
+            </w:pPr>
+            <w:r>
+              <w:rPr>
+                <w:rFonts w:asciiTheme="majorHAnsi" w:eastAsiaTheme="majorEastAsia" w:hAnsiTheme="majorHAnsi" w:cstheme="majorBidi"/>
                 <w:sz w:val="21"/>
                 <w:szCs w:val="21"/>
                 <w:lang w:val="pt-BR"/>
@@ -5489,15 +3992,15 @@
             <w:pPr>
               <w:pStyle w:val="Tabletext"/>
               <w:rPr>
-                <w:rFonts w:ascii="Calibri" w:hAnsi="Calibri" w:eastAsia="Calibri" w:cs="Calibri" w:asciiTheme="majorAscii" w:hAnsiTheme="majorAscii" w:eastAsiaTheme="majorAscii" w:cstheme="majorAscii"/>
-                <w:sz w:val="21"/>
-                <w:szCs w:val="21"/>
-                <w:lang w:val="pt-BR"/>
-              </w:rPr>
-            </w:pPr>
-            <w:r>
-              <w:rPr>
-                <w:rFonts w:ascii="Calibri" w:hAnsi="Calibri" w:eastAsia="Calibri" w:cs="Calibri" w:asciiTheme="majorAscii" w:hAnsiTheme="majorAscii" w:eastAsiaTheme="majorAscii" w:cstheme="majorAscii"/>
+                <w:rFonts w:asciiTheme="majorHAnsi" w:eastAsiaTheme="majorEastAsia" w:hAnsiTheme="majorHAnsi" w:cstheme="majorBidi"/>
+                <w:sz w:val="21"/>
+                <w:szCs w:val="21"/>
+                <w:lang w:val="pt-BR"/>
+              </w:rPr>
+            </w:pPr>
+            <w:r>
+              <w:rPr>
+                <w:rFonts w:asciiTheme="majorHAnsi" w:eastAsiaTheme="majorEastAsia" w:hAnsiTheme="majorHAnsi" w:cstheme="majorBidi"/>
                 <w:sz w:val="21"/>
                 <w:szCs w:val="21"/>
                 <w:lang w:val="pt-BR"/>
@@ -5509,15 +4012,15 @@
             <w:pPr>
               <w:pStyle w:val="Tabletext"/>
               <w:rPr>
-                <w:rFonts w:ascii="Calibri" w:hAnsi="Calibri" w:eastAsia="Calibri" w:cs="Calibri" w:asciiTheme="majorAscii" w:hAnsiTheme="majorAscii" w:eastAsiaTheme="majorAscii" w:cstheme="majorAscii"/>
-                <w:sz w:val="21"/>
-                <w:szCs w:val="21"/>
-                <w:lang w:val="pt-BR"/>
-              </w:rPr>
-            </w:pPr>
-            <w:r>
-              <w:rPr>
-                <w:rFonts w:ascii="Calibri" w:hAnsi="Calibri" w:eastAsia="Calibri" w:cs="Calibri" w:asciiTheme="majorAscii" w:hAnsiTheme="majorAscii" w:eastAsiaTheme="majorAscii" w:cstheme="majorAscii"/>
+                <w:rFonts w:asciiTheme="majorHAnsi" w:eastAsiaTheme="majorEastAsia" w:hAnsiTheme="majorHAnsi" w:cstheme="majorBidi"/>
+                <w:sz w:val="21"/>
+                <w:szCs w:val="21"/>
+                <w:lang w:val="pt-BR"/>
+              </w:rPr>
+            </w:pPr>
+            <w:r>
+              <w:rPr>
+                <w:rFonts w:asciiTheme="majorHAnsi" w:eastAsiaTheme="majorEastAsia" w:hAnsiTheme="majorHAnsi" w:cstheme="majorBidi"/>
                 <w:sz w:val="21"/>
                 <w:szCs w:val="21"/>
                 <w:lang w:val="pt-BR"/>
@@ -5529,7 +4032,7 @@
             <w:pPr>
               <w:pStyle w:val="Tabletext"/>
               <w:rPr>
-                <w:rFonts w:ascii="Calibri" w:hAnsi="Calibri" w:eastAsia="Calibri" w:cs="Calibri" w:asciiTheme="majorAscii" w:hAnsiTheme="majorAscii" w:eastAsiaTheme="majorAscii" w:cstheme="majorAscii"/>
+                <w:rFonts w:asciiTheme="majorHAnsi" w:eastAsiaTheme="majorEastAsia" w:hAnsiTheme="majorHAnsi" w:cstheme="majorBidi"/>
                 <w:sz w:val="21"/>
                 <w:szCs w:val="21"/>
                 <w:lang w:val="pt-BR"/>
@@ -5539,22 +4042,21 @@
         </w:tc>
         <w:tc>
           <w:tcPr>
-            <w:tcW w:w="2287" w:type="dxa"/>
+            <w:tcW w:w="1985" w:type="dxa"/>
             <w:tcBorders>
-              <w:top w:val="single" w:color="00000A" w:sz="4" w:space="0"/>
-              <w:left w:val="single" w:color="00000A" w:sz="4" w:space="0"/>
-              <w:bottom w:val="single" w:color="00000A" w:sz="4" w:space="0"/>
-              <w:right w:val="single" w:color="00000A" w:sz="4" w:space="0"/>
+              <w:top w:val="single" w:sz="4" w:space="0" w:color="00000A"/>
+              <w:left w:val="single" w:sz="4" w:space="0" w:color="00000A"/>
+              <w:bottom w:val="single" w:sz="4" w:space="0" w:color="00000A"/>
+              <w:right w:val="single" w:sz="4" w:space="0" w:color="00000A"/>
             </w:tcBorders>
             <w:shd w:val="clear" w:color="auto" w:fill="FFFFFF" w:themeFill="background1"/>
-            <w:tcMar/>
           </w:tcPr>
           <w:p>
             <w:pPr>
               <w:pStyle w:val="Tabletext"/>
               <w:jc w:val="center"/>
               <w:rPr>
-                <w:rFonts w:ascii="Calibri" w:hAnsi="Calibri" w:eastAsia="Calibri" w:cs="Calibri" w:asciiTheme="majorAscii" w:hAnsiTheme="majorAscii" w:eastAsiaTheme="majorAscii" w:cstheme="majorAscii"/>
+                <w:rFonts w:asciiTheme="majorHAnsi" w:eastAsiaTheme="majorEastAsia" w:hAnsiTheme="majorHAnsi" w:cstheme="majorBidi"/>
                 <w:sz w:val="21"/>
                 <w:szCs w:val="21"/>
                 <w:lang w:val="pt-BR"/>
@@ -5566,41 +4068,32 @@
               <w:pStyle w:val="Tabletext"/>
               <w:jc w:val="center"/>
               <w:rPr>
-                <w:rFonts w:ascii="Calibri" w:hAnsi="Calibri" w:eastAsia="Calibri" w:cs="Calibri" w:asciiTheme="majorAscii" w:hAnsiTheme="majorAscii" w:eastAsiaTheme="majorAscii" w:cstheme="majorAscii"/>
-                <w:sz w:val="21"/>
-                <w:szCs w:val="21"/>
-                <w:lang w:val="pt-BR"/>
-              </w:rPr>
-            </w:pPr>
-            <w:r>
-              <w:rPr>
-                <w:rFonts w:ascii="Calibri" w:hAnsi="Calibri" w:eastAsia="Calibri" w:cs="Calibri" w:asciiTheme="majorAscii" w:hAnsiTheme="majorAscii" w:eastAsiaTheme="majorAscii" w:cstheme="majorAscii"/>
-                <w:sz w:val="21"/>
-                <w:szCs w:val="21"/>
-                <w:lang w:val="pt-BR"/>
-              </w:rPr>
-              <w:t>0</w:t>
-            </w:r>
+                <w:rFonts w:asciiTheme="majorHAnsi" w:eastAsiaTheme="majorEastAsia" w:hAnsiTheme="majorHAnsi" w:cstheme="majorBidi"/>
+                <w:sz w:val="21"/>
+                <w:szCs w:val="21"/>
+                <w:lang w:val="pt-BR"/>
+              </w:rPr>
+            </w:pPr>
           </w:p>
           <w:p>
             <w:pPr>
               <w:pStyle w:val="Tabletext"/>
               <w:jc w:val="center"/>
               <w:rPr>
-                <w:rFonts w:ascii="Calibri" w:hAnsi="Calibri" w:eastAsia="Calibri" w:cs="Calibri" w:asciiTheme="majorAscii" w:hAnsiTheme="majorAscii" w:eastAsiaTheme="majorAscii" w:cstheme="majorAscii"/>
-                <w:sz w:val="21"/>
-                <w:szCs w:val="21"/>
-                <w:lang w:val="pt-BR"/>
-              </w:rPr>
-            </w:pPr>
-            <w:r>
-              <w:rPr>
-                <w:rFonts w:ascii="Calibri" w:hAnsi="Calibri" w:eastAsia="Calibri" w:cs="Calibri" w:asciiTheme="majorAscii" w:hAnsiTheme="majorAscii" w:eastAsiaTheme="majorAscii" w:cstheme="majorAscii"/>
-                <w:sz w:val="21"/>
-                <w:szCs w:val="21"/>
-                <w:lang w:val="pt-BR"/>
-              </w:rPr>
-              <w:t>Não completou</w:t>
+                <w:rFonts w:asciiTheme="majorHAnsi" w:eastAsiaTheme="majorEastAsia" w:hAnsiTheme="majorHAnsi" w:cstheme="majorBidi"/>
+                <w:sz w:val="21"/>
+                <w:szCs w:val="21"/>
+                <w:lang w:val="pt-BR"/>
+              </w:rPr>
+            </w:pPr>
+            <w:r>
+              <w:rPr>
+                <w:rFonts w:asciiTheme="majorHAnsi" w:eastAsiaTheme="majorEastAsia" w:hAnsiTheme="majorHAnsi" w:cstheme="majorBidi"/>
+                <w:sz w:val="21"/>
+                <w:szCs w:val="21"/>
+                <w:lang w:val="pt-BR"/>
+              </w:rPr>
+              <w:t>2</w:t>
             </w:r>
           </w:p>
           <w:p>
@@ -5608,73 +4101,7 @@
               <w:pStyle w:val="Tabletext"/>
               <w:jc w:val="center"/>
               <w:rPr>
-                <w:rFonts w:ascii="Calibri" w:hAnsi="Calibri" w:eastAsia="Calibri" w:cs="Calibri" w:asciiTheme="majorAscii" w:hAnsiTheme="majorAscii" w:eastAsiaTheme="majorAscii" w:cstheme="majorAscii"/>
-                <w:sz w:val="21"/>
-                <w:szCs w:val="21"/>
-                <w:lang w:val="pt-BR"/>
-              </w:rPr>
-            </w:pPr>
-          </w:p>
-          <w:p>
-            <w:pPr>
-              <w:pStyle w:val="Tabletext"/>
-              <w:jc w:val="center"/>
-              <w:rPr>
-                <w:rFonts w:ascii="Calibri" w:hAnsi="Calibri" w:eastAsia="Calibri" w:cs="Calibri" w:asciiTheme="majorAscii" w:hAnsiTheme="majorAscii" w:eastAsiaTheme="majorAscii" w:cstheme="majorAscii"/>
-                <w:sz w:val="21"/>
-                <w:szCs w:val="21"/>
-                <w:lang w:val="pt-BR"/>
-              </w:rPr>
-            </w:pPr>
-            <w:r>
-              <w:rPr>
-                <w:rFonts w:ascii="Calibri" w:hAnsi="Calibri" w:eastAsia="Calibri" w:cs="Calibri" w:asciiTheme="majorAscii" w:hAnsiTheme="majorAscii" w:eastAsiaTheme="majorAscii" w:cstheme="majorAscii"/>
-                <w:sz w:val="21"/>
-                <w:szCs w:val="21"/>
-                <w:lang w:val="pt-BR"/>
-              </w:rPr>
-              <w:t>1</w:t>
-            </w:r>
-          </w:p>
-          <w:p>
-            <w:pPr>
-              <w:pStyle w:val="Tabletext"/>
-              <w:jc w:val="center"/>
-              <w:rPr>
-                <w:rFonts w:ascii="Calibri" w:hAnsi="Calibri" w:eastAsia="Calibri" w:cs="Calibri" w:asciiTheme="majorAscii" w:hAnsiTheme="majorAscii" w:eastAsiaTheme="majorAscii" w:cstheme="majorAscii"/>
-                <w:sz w:val="21"/>
-                <w:szCs w:val="21"/>
-                <w:lang w:val="pt-BR"/>
-              </w:rPr>
-            </w:pPr>
-            <w:r>
-              <w:rPr>
-                <w:rFonts w:ascii="Calibri" w:hAnsi="Calibri" w:eastAsia="Calibri" w:cs="Calibri" w:asciiTheme="majorAscii" w:hAnsiTheme="majorAscii" w:eastAsiaTheme="majorAscii" w:cstheme="majorAscii"/>
-                <w:sz w:val="21"/>
-                <w:szCs w:val="21"/>
-                <w:lang w:val="pt-BR"/>
-              </w:rPr>
-              <w:t>Completou com dificuldade ou ajuda</w:t>
-            </w:r>
-          </w:p>
-          <w:p>
-            <w:pPr>
-              <w:pStyle w:val="Tabletext"/>
-              <w:jc w:val="center"/>
-              <w:rPr>
-                <w:rFonts w:ascii="Calibri" w:hAnsi="Calibri" w:eastAsia="Calibri" w:cs="Calibri" w:asciiTheme="majorAscii" w:hAnsiTheme="majorAscii" w:eastAsiaTheme="majorAscii" w:cstheme="majorAscii"/>
-                <w:sz w:val="21"/>
-                <w:szCs w:val="21"/>
-                <w:lang w:val="pt-BR"/>
-              </w:rPr>
-            </w:pPr>
-          </w:p>
-          <w:p>
-            <w:pPr>
-              <w:pStyle w:val="Tabletext"/>
-              <w:jc w:val="center"/>
-              <w:rPr>
-                <w:rFonts w:ascii="Calibri" w:hAnsi="Calibri" w:eastAsia="Calibri" w:cs="Calibri" w:asciiTheme="majorAscii" w:hAnsiTheme="majorAscii" w:eastAsiaTheme="majorAscii" w:cstheme="majorAscii"/>
+                <w:rFonts w:asciiTheme="majorHAnsi" w:eastAsiaTheme="majorEastAsia" w:hAnsiTheme="majorHAnsi" w:cstheme="majorBidi"/>
                 <w:sz w:val="21"/>
                 <w:szCs w:val="21"/>
                 <w:highlight w:val="yellow"/>
@@ -5683,33 +4110,9 @@
             </w:pPr>
             <w:r>
               <w:rPr>
-                <w:rFonts w:ascii="Calibri" w:hAnsi="Calibri" w:eastAsia="Calibri" w:cs="Calibri" w:asciiTheme="majorAscii" w:hAnsiTheme="majorAscii" w:eastAsiaTheme="majorAscii" w:cstheme="majorAscii"/>
-                <w:sz w:val="21"/>
-                <w:szCs w:val="21"/>
-                <w:highlight w:val="yellow"/>
-                <w:lang w:val="pt-BR"/>
-              </w:rPr>
-              <w:t>2</w:t>
-            </w:r>
-          </w:p>
-          <w:p>
-            <w:pPr>
-              <w:pStyle w:val="Tabletext"/>
-              <w:jc w:val="center"/>
-              <w:rPr>
-                <w:rFonts w:ascii="Calibri" w:hAnsi="Calibri" w:eastAsia="Calibri" w:cs="Calibri" w:asciiTheme="majorAscii" w:hAnsiTheme="majorAscii" w:eastAsiaTheme="majorAscii" w:cstheme="majorAscii"/>
-                <w:sz w:val="21"/>
-                <w:szCs w:val="21"/>
-                <w:highlight w:val="yellow"/>
-                <w:lang w:val="pt-BR"/>
-              </w:rPr>
-            </w:pPr>
-            <w:r>
-              <w:rPr>
-                <w:rFonts w:ascii="Calibri" w:hAnsi="Calibri" w:eastAsia="Calibri" w:cs="Calibri" w:asciiTheme="majorAscii" w:hAnsiTheme="majorAscii" w:eastAsiaTheme="majorAscii" w:cstheme="majorAscii"/>
-                <w:sz w:val="21"/>
-                <w:szCs w:val="21"/>
-                <w:highlight w:val="yellow"/>
+                <w:rFonts w:asciiTheme="majorHAnsi" w:eastAsiaTheme="majorEastAsia" w:hAnsiTheme="majorHAnsi" w:cstheme="majorBidi"/>
+                <w:sz w:val="21"/>
+                <w:szCs w:val="21"/>
                 <w:lang w:val="pt-BR"/>
               </w:rPr>
               <w:t>Completou facilmente</w:t>
@@ -5718,42 +4121,39 @@
         </w:tc>
         <w:tc>
           <w:tcPr>
-            <w:tcW w:w="5116" w:type="dxa"/>
+            <w:tcW w:w="5277" w:type="dxa"/>
             <w:tcBorders>
-              <w:top w:val="single" w:color="00000A" w:sz="4" w:space="0"/>
-              <w:left w:val="single" w:color="00000A" w:sz="4" w:space="0"/>
-              <w:bottom w:val="single" w:color="00000A" w:sz="4" w:space="0"/>
-              <w:right w:val="single" w:color="00000A" w:sz="4" w:space="0"/>
+              <w:top w:val="single" w:sz="4" w:space="0" w:color="00000A"/>
+              <w:left w:val="single" w:sz="4" w:space="0" w:color="00000A"/>
+              <w:bottom w:val="single" w:sz="4" w:space="0" w:color="00000A"/>
+              <w:right w:val="single" w:sz="4" w:space="0" w:color="00000A"/>
             </w:tcBorders>
             <w:shd w:val="clear" w:color="auto" w:fill="FFFFFF" w:themeFill="background1"/>
-            <w:tcMar/>
           </w:tcPr>
           <w:p>
             <w:pPr>
               <w:pStyle w:val="Tabletext"/>
               <w:rPr>
-                <w:rFonts w:ascii="Calibri" w:hAnsi="Calibri" w:eastAsia="Calibri" w:cs="Calibri" w:asciiTheme="majorAscii" w:hAnsiTheme="majorAscii" w:eastAsiaTheme="majorAscii" w:cstheme="majorAscii"/>
-                <w:sz w:val="21"/>
-                <w:szCs w:val="21"/>
-                <w:lang w:val="pt-BR"/>
-              </w:rPr>
-            </w:pPr>
-          </w:p>
-          <w:p>
-            <w:pPr>
-              <w:pStyle w:val="Tabletext"/>
-              <w:rPr>
-                <w:rFonts w:ascii="Calibri" w:hAnsi="Calibri" w:eastAsia="Calibri" w:cs="Calibri" w:asciiTheme="majorAscii" w:hAnsiTheme="majorAscii" w:eastAsiaTheme="majorAscii" w:cstheme="majorAscii"/>
-                <w:noProof w:val="0"/>
-                <w:sz w:val="21"/>
-                <w:szCs w:val="21"/>
-                <w:lang w:val="pt-BR"/>
-              </w:rPr>
-            </w:pPr>
-            <w:r>
-              <w:rPr>
-                <w:rFonts w:ascii="Calibri" w:hAnsi="Calibri" w:eastAsia="Calibri" w:cs="Calibri" w:asciiTheme="majorAscii" w:hAnsiTheme="majorAscii" w:eastAsiaTheme="majorAscii" w:cstheme="majorAscii"/>
-                <w:noProof w:val="0"/>
+                <w:rFonts w:asciiTheme="majorHAnsi" w:eastAsiaTheme="majorEastAsia" w:hAnsiTheme="majorHAnsi" w:cstheme="majorBidi"/>
+                <w:sz w:val="21"/>
+                <w:szCs w:val="21"/>
+                <w:lang w:val="pt-BR"/>
+              </w:rPr>
+            </w:pPr>
+          </w:p>
+          <w:p>
+            <w:pPr>
+              <w:pStyle w:val="Tabletext"/>
+              <w:rPr>
+                <w:rFonts w:asciiTheme="majorHAnsi" w:eastAsiaTheme="majorEastAsia" w:hAnsiTheme="majorHAnsi" w:cstheme="majorBidi"/>
+                <w:sz w:val="21"/>
+                <w:szCs w:val="21"/>
+                <w:lang w:val="pt-BR"/>
+              </w:rPr>
+            </w:pPr>
+            <w:r>
+              <w:rPr>
+                <w:rFonts w:asciiTheme="majorHAnsi" w:eastAsiaTheme="majorEastAsia" w:hAnsiTheme="majorHAnsi" w:cstheme="majorBidi"/>
                 <w:sz w:val="21"/>
                 <w:szCs w:val="21"/>
                 <w:lang w:val="pt-BR"/>
@@ -5762,8 +4162,7 @@
             </w:r>
             <w:r>
               <w:rPr>
-                <w:rFonts w:ascii="Calibri" w:hAnsi="Calibri" w:eastAsia="Calibri" w:cs="Calibri" w:asciiTheme="majorAscii" w:hAnsiTheme="majorAscii" w:eastAsiaTheme="majorAscii" w:cstheme="majorAscii"/>
-                <w:noProof w:val="0"/>
+                <w:rFonts w:asciiTheme="majorHAnsi" w:eastAsiaTheme="majorEastAsia" w:hAnsiTheme="majorHAnsi" w:cstheme="majorBidi"/>
                 <w:sz w:val="21"/>
                 <w:szCs w:val="21"/>
                 <w:lang w:val="pt-BR"/>
@@ -5775,18 +4174,18 @@
             <w:pPr>
               <w:pStyle w:val="Tabletext"/>
               <w:rPr>
-                <w:rFonts w:ascii="Calibri" w:hAnsi="Calibri" w:eastAsia="Calibri" w:cs="Calibri" w:asciiTheme="majorAscii" w:hAnsiTheme="majorAscii" w:eastAsiaTheme="majorAscii" w:cstheme="majorAscii"/>
-                <w:sz w:val="21"/>
-                <w:szCs w:val="21"/>
-                <w:lang w:val="pt-BR"/>
-              </w:rPr>
-            </w:pPr>
-          </w:p>
-          <w:p>
-            <w:pPr>
-              <w:pStyle w:val="Tabletext"/>
-              <w:rPr>
-                <w:rFonts w:ascii="Calibri" w:hAnsi="Calibri" w:eastAsia="Calibri" w:cs="Calibri" w:asciiTheme="majorAscii" w:hAnsiTheme="majorAscii" w:eastAsiaTheme="majorAscii" w:cstheme="majorAscii"/>
+                <w:rFonts w:asciiTheme="majorHAnsi" w:eastAsiaTheme="majorEastAsia" w:hAnsiTheme="majorHAnsi" w:cstheme="majorBidi"/>
+                <w:sz w:val="21"/>
+                <w:szCs w:val="21"/>
+                <w:lang w:val="pt-BR"/>
+              </w:rPr>
+            </w:pPr>
+          </w:p>
+          <w:p>
+            <w:pPr>
+              <w:pStyle w:val="Tabletext"/>
+              <w:rPr>
+                <w:rFonts w:asciiTheme="majorHAnsi" w:eastAsiaTheme="majorEastAsia" w:hAnsiTheme="majorHAnsi" w:cstheme="majorBidi"/>
                 <w:sz w:val="21"/>
                 <w:szCs w:val="21"/>
                 <w:lang w:val="pt-BR"/>
@@ -5800,9 +4199,9 @@
       <w:pPr>
         <w:pStyle w:val="Recuonormal"/>
         <w:rPr>
-          <w:rFonts w:ascii="Calibri" w:hAnsi="Calibri" w:eastAsia="Calibri" w:cs="Calibri" w:asciiTheme="majorAscii" w:hAnsiTheme="majorAscii" w:eastAsiaTheme="majorAscii" w:cstheme="majorAscii"/>
-          <w:b w:val="1"/>
-          <w:bCs w:val="1"/>
+          <w:rFonts w:asciiTheme="majorHAnsi" w:eastAsiaTheme="majorEastAsia" w:hAnsiTheme="majorHAnsi" w:cstheme="majorBidi"/>
+          <w:b/>
+          <w:bCs/>
           <w:color w:val="000000"/>
           <w:sz w:val="22"/>
           <w:szCs w:val="22"/>
@@ -5814,9 +4213,9 @@
       <w:pPr>
         <w:pStyle w:val="Recuonormal"/>
         <w:rPr>
-          <w:rFonts w:ascii="Calibri" w:hAnsi="Calibri" w:eastAsia="Calibri" w:cs="Calibri" w:asciiTheme="majorAscii" w:hAnsiTheme="majorAscii" w:eastAsiaTheme="majorAscii" w:cstheme="majorAscii"/>
-          <w:b w:val="1"/>
-          <w:bCs w:val="1"/>
+          <w:rFonts w:asciiTheme="majorHAnsi" w:eastAsiaTheme="majorEastAsia" w:hAnsiTheme="majorHAnsi" w:cstheme="majorBidi"/>
+          <w:b/>
+          <w:bCs/>
           <w:color w:val="000000"/>
           <w:sz w:val="22"/>
           <w:szCs w:val="22"/>
@@ -5829,12 +4228,81 @@
         <w:pStyle w:val="Recuonormal"/>
         <w:ind w:left="0"/>
         <w:rPr>
-          <w:rFonts w:ascii="Calibri" w:hAnsi="Calibri" w:eastAsia="Calibri" w:cs="Calibri" w:asciiTheme="majorAscii" w:hAnsiTheme="majorAscii" w:eastAsiaTheme="majorAscii" w:cstheme="majorAscii"/>
-          <w:b w:val="1"/>
-          <w:bCs w:val="1"/>
+          <w:rFonts w:asciiTheme="majorHAnsi" w:eastAsiaTheme="majorEastAsia" w:hAnsiTheme="majorHAnsi" w:cstheme="majorBidi"/>
+          <w:b/>
+          <w:bCs/>
           <w:color w:val="000000"/>
           <w:sz w:val="20"/>
-          <w:szCs w:val="20"/>
+          <w:lang w:val="pt-BR"/>
+        </w:rPr>
+      </w:pPr>
+    </w:p>
+    <w:p>
+      <w:pPr>
+        <w:pStyle w:val="Recuonormal"/>
+        <w:ind w:left="0"/>
+        <w:rPr>
+          <w:rFonts w:asciiTheme="majorHAnsi" w:eastAsiaTheme="majorEastAsia" w:hAnsiTheme="majorHAnsi" w:cstheme="majorBidi"/>
+          <w:b/>
+          <w:bCs/>
+          <w:color w:val="000000"/>
+          <w:sz w:val="20"/>
+          <w:lang w:val="pt-BR"/>
+        </w:rPr>
+      </w:pPr>
+    </w:p>
+    <w:p>
+      <w:pPr>
+        <w:pStyle w:val="Recuonormal"/>
+        <w:ind w:left="0"/>
+        <w:rPr>
+          <w:rFonts w:asciiTheme="majorHAnsi" w:eastAsiaTheme="majorEastAsia" w:hAnsiTheme="majorHAnsi" w:cstheme="majorBidi"/>
+          <w:b/>
+          <w:bCs/>
+          <w:color w:val="000000"/>
+          <w:sz w:val="20"/>
+          <w:lang w:val="pt-BR"/>
+        </w:rPr>
+      </w:pPr>
+    </w:p>
+    <w:p>
+      <w:pPr>
+        <w:pStyle w:val="Recuonormal"/>
+        <w:ind w:left="0"/>
+        <w:rPr>
+          <w:rFonts w:asciiTheme="majorHAnsi" w:eastAsiaTheme="majorEastAsia" w:hAnsiTheme="majorHAnsi" w:cstheme="majorBidi"/>
+          <w:b/>
+          <w:bCs/>
+          <w:color w:val="000000"/>
+          <w:sz w:val="20"/>
+          <w:lang w:val="pt-BR"/>
+        </w:rPr>
+      </w:pPr>
+    </w:p>
+    <w:p>
+      <w:pPr>
+        <w:pStyle w:val="Recuonormal"/>
+        <w:ind w:left="0"/>
+        <w:rPr>
+          <w:rFonts w:asciiTheme="majorHAnsi" w:eastAsiaTheme="majorEastAsia" w:hAnsiTheme="majorHAnsi" w:cstheme="majorBidi"/>
+          <w:b/>
+          <w:bCs/>
+          <w:color w:val="000000"/>
+          <w:sz w:val="20"/>
+          <w:lang w:val="pt-BR"/>
+        </w:rPr>
+      </w:pPr>
+    </w:p>
+    <w:p>
+      <w:pPr>
+        <w:pStyle w:val="Recuonormal"/>
+        <w:ind w:left="0"/>
+        <w:rPr>
+          <w:rFonts w:asciiTheme="majorHAnsi" w:eastAsiaTheme="majorEastAsia" w:hAnsiTheme="majorHAnsi" w:cstheme="majorBidi"/>
+          <w:b/>
+          <w:bCs/>
+          <w:color w:val="000000"/>
+          <w:sz w:val="20"/>
           <w:lang w:val="pt-BR"/>
         </w:rPr>
       </w:pPr>
@@ -5842,155 +4310,20 @@
     <w:p>
       <w:pPr>
         <w:pStyle w:val="Ttulo2"/>
-        <w:ind/>
-        <w:rPr>
-          <w:rFonts w:ascii="Calibri" w:hAnsi="Calibri" w:eastAsia="Calibri" w:cs="Calibri" w:asciiTheme="majorAscii" w:hAnsiTheme="majorAscii" w:eastAsiaTheme="majorAscii" w:cstheme="majorAscii"/>
-          <w:sz w:val="22"/>
-          <w:szCs w:val="22"/>
-          <w:lang w:val="pt-BR"/>
-        </w:rPr>
-      </w:pPr>
-      <w:r>
-        <w:rPr>
-          <w:rFonts w:ascii="Calibri" w:hAnsi="Calibri" w:eastAsia="Calibri" w:cs="Calibri" w:asciiTheme="majorAscii" w:hAnsiTheme="majorAscii" w:eastAsiaTheme="majorAscii" w:cstheme="majorAscii"/>
-          <w:lang w:val="pt-BR"/>
-        </w:rPr>
+        <w:rPr>
+          <w:rFonts w:asciiTheme="majorHAnsi" w:eastAsiaTheme="majorEastAsia" w:hAnsiTheme="majorHAnsi" w:cstheme="majorBidi"/>
+          <w:sz w:val="22"/>
+          <w:szCs w:val="22"/>
+          <w:lang w:val="pt-BR"/>
+        </w:rPr>
+      </w:pPr>
+      <w:r>
+        <w:rPr>
+          <w:rFonts w:asciiTheme="majorHAnsi" w:eastAsiaTheme="majorEastAsia" w:hAnsiTheme="majorHAnsi" w:cstheme="majorBidi"/>
+          <w:lang w:val="pt-BR"/>
+        </w:rPr>
+        <w:lastRenderedPageBreak/>
         <w:t xml:space="preserve">Termine o teste com o questionário abaixo </w:t>
-      </w:r>
-    </w:p>
-    <w:p>
-      <w:pPr>
-        <w:numPr>
-          <w:ilvl w:val="0"/>
-          <w:numId w:val="3"/>
-        </w:numPr>
-        <w:tabs>
-          <w:tab w:val="clear" w:leader="none" w:pos="720"/>
-          <w:tab w:val="left" w:leader="none" w:pos="0"/>
-        </w:tabs>
-        <w:spacing w:before="240" w:after="240" w:line="480" w:lineRule="auto"/>
-        <w:outlineLvl w:val="0"/>
-        <w:rPr>
-          <w:rFonts w:ascii="Calibri" w:hAnsi="Calibri" w:eastAsia="Calibri" w:cs="Calibri" w:asciiTheme="majorAscii" w:hAnsiTheme="majorAscii" w:eastAsiaTheme="majorAscii" w:cstheme="majorAscii"/>
-          <w:b w:val="1"/>
-          <w:bCs w:val="1"/>
-          <w:sz w:val="22"/>
-          <w:szCs w:val="22"/>
-          <w:lang w:val="pt-BR"/>
-        </w:rPr>
-      </w:pPr>
-      <w:r>
-        <w:rPr>
-          <w:rFonts w:ascii="Calibri" w:hAnsi="Calibri" w:eastAsia="Calibri" w:cs="Calibri" w:asciiTheme="majorAscii" w:hAnsiTheme="majorAscii" w:eastAsiaTheme="majorAscii" w:cstheme="majorAscii"/>
-          <w:b w:val="1"/>
-          <w:bCs w:val="1"/>
-          <w:sz w:val="22"/>
-          <w:szCs w:val="22"/>
-          <w:lang w:val="pt-BR"/>
-        </w:rPr>
-        <w:t>Qual foi a sua impressão geral do sistema?</w:t>
-      </w:r>
-    </w:p>
-    <w:p>
-      <w:pPr>
-        <w:pStyle w:val="Normal"/>
-        <w:tabs>
-          <w:tab w:val="clear" w:leader="none" w:pos="720"/>
-          <w:tab w:val="left" w:leader="none" w:pos="0"/>
-        </w:tabs>
-        <w:spacing w:before="240" w:after="240" w:line="480" w:lineRule="auto"/>
-        <w:ind w:left="720"/>
-        <w:rPr>
-          <w:rFonts w:ascii="Calibri" w:hAnsi="Calibri" w:eastAsia="Calibri" w:cs="Calibri" w:asciiTheme="majorAscii" w:hAnsiTheme="majorAscii" w:eastAsiaTheme="majorAscii" w:cstheme="majorAscii"/>
-          <w:noProof w:val="0"/>
-          <w:sz w:val="22"/>
-          <w:szCs w:val="22"/>
-          <w:lang w:val="pt-BR"/>
-        </w:rPr>
-      </w:pPr>
-      <w:r>
-        <w:rPr>
-          <w:rFonts w:ascii="Calibri" w:hAnsi="Calibri" w:eastAsia="Calibri" w:cs="Calibri" w:asciiTheme="majorAscii" w:hAnsiTheme="majorAscii" w:eastAsiaTheme="majorAscii" w:cstheme="majorAscii"/>
-          <w:noProof w:val="0"/>
-          <w:sz w:val="22"/>
-          <w:szCs w:val="22"/>
-          <w:lang w:val="pt-BR"/>
-        </w:rPr>
-        <w:t>Achei a ideia boa, porque tem várias coisas relacionadas à alimentação no mesmo lugar. Algumas partes foram fáceis de usar, mas em outras eu fiquei um pouco perdida.</w:t>
-      </w:r>
-    </w:p>
-    <w:p>
-      <w:pPr>
-        <w:numPr>
-          <w:ilvl w:val="0"/>
-          <w:numId w:val="3"/>
-        </w:numPr>
-        <w:tabs>
-          <w:tab w:val="clear" w:leader="none" w:pos="720"/>
-          <w:tab w:val="left" w:leader="none" w:pos="0"/>
-        </w:tabs>
-        <w:spacing w:before="240" w:after="240" w:line="480" w:lineRule="auto"/>
-        <w:outlineLvl w:val="0"/>
-        <w:rPr>
-          <w:rFonts w:ascii="Calibri" w:hAnsi="Calibri" w:eastAsia="Calibri" w:cs="Calibri" w:asciiTheme="majorAscii" w:hAnsiTheme="majorAscii" w:eastAsiaTheme="majorAscii" w:cstheme="majorAscii"/>
-          <w:b w:val="1"/>
-          <w:bCs w:val="1"/>
-          <w:sz w:val="22"/>
-          <w:szCs w:val="22"/>
-          <w:lang w:val="pt-BR"/>
-        </w:rPr>
-      </w:pPr>
-      <w:r>
-        <w:rPr>
-          <w:rFonts w:ascii="Calibri" w:hAnsi="Calibri" w:eastAsia="Calibri" w:cs="Calibri" w:asciiTheme="majorAscii" w:hAnsiTheme="majorAscii" w:eastAsiaTheme="majorAscii" w:cstheme="majorAscii"/>
-          <w:b w:val="1"/>
-          <w:bCs w:val="1"/>
-          <w:sz w:val="22"/>
-          <w:szCs w:val="22"/>
-          <w:lang w:val="pt-BR"/>
-        </w:rPr>
-        <w:t>Qual foi a sua impressão sobre as atividades propostas</w:t>
-      </w:r>
-      <w:bookmarkStart w:name="__DdeLink__167_474323210" w:id="4"/>
-      <w:bookmarkEnd w:id="4"/>
-      <w:r>
-        <w:rPr>
-          <w:rFonts w:ascii="Calibri" w:hAnsi="Calibri" w:eastAsia="Calibri" w:cs="Calibri" w:asciiTheme="majorAscii" w:hAnsiTheme="majorAscii" w:eastAsiaTheme="majorAscii" w:cstheme="majorAscii"/>
-          <w:b w:val="1"/>
-          <w:bCs w:val="1"/>
-          <w:sz w:val="22"/>
-          <w:szCs w:val="22"/>
-          <w:lang w:val="pt-BR"/>
-        </w:rPr>
-        <w:t>?</w:t>
-      </w:r>
-    </w:p>
-    <w:p>
-      <w:pPr>
-        <w:pStyle w:val="Normal"/>
-        <w:tabs>
-          <w:tab w:val="clear" w:leader="none" w:pos="720"/>
-          <w:tab w:val="left" w:leader="none" w:pos="0"/>
-        </w:tabs>
-        <w:spacing w:before="240" w:after="240" w:line="480" w:lineRule="auto"/>
-        <w:ind w:left="720"/>
-        <w:rPr>
-          <w:rFonts w:ascii="Calibri" w:hAnsi="Calibri" w:eastAsia="Calibri" w:cs="Calibri" w:asciiTheme="majorAscii" w:hAnsiTheme="majorAscii" w:eastAsiaTheme="majorAscii" w:cstheme="majorAscii"/>
-          <w:noProof w:val="0"/>
-          <w:sz w:val="22"/>
-          <w:szCs w:val="22"/>
-          <w:lang w:val="pt-BR"/>
-        </w:rPr>
-      </w:pPr>
-      <w:r>
-        <w:rPr>
-          <w:rFonts w:ascii="Calibri" w:hAnsi="Calibri" w:eastAsia="Calibri" w:cs="Calibri" w:asciiTheme="majorAscii" w:hAnsiTheme="majorAscii" w:eastAsiaTheme="majorAscii" w:cstheme="majorAscii"/>
-          <w:noProof w:val="0"/>
-          <w:sz w:val="22"/>
-          <w:szCs w:val="22"/>
-          <w:lang w:val="pt-BR"/>
-        </w:rPr>
-        <w:t>Algumas foram simples, como fazer o cadastro, entrar no sistema e calcular o IMC. Outras foram mais difíceis, principalmente a parte da agenda e de imprimir algumas informações.</w:t>
       </w:r>
     </w:p>
     <w:p>
@@ -6006,52 +4339,48 @@
         <w:spacing w:before="240" w:after="240" w:line="480" w:lineRule="auto"/>
         <w:outlineLvl w:val="0"/>
         <w:rPr>
-          <w:rFonts w:ascii="Calibri" w:hAnsi="Calibri" w:eastAsia="Calibri" w:cs="Calibri" w:asciiTheme="majorAscii" w:hAnsiTheme="majorAscii" w:eastAsiaTheme="majorAscii" w:cstheme="majorAscii"/>
-          <w:b w:val="1"/>
-          <w:bCs w:val="1"/>
-          <w:sz w:val="22"/>
-          <w:szCs w:val="22"/>
-          <w:lang w:val="pt-BR"/>
-        </w:rPr>
-      </w:pPr>
-      <w:r>
-        <w:rPr>
-          <w:rFonts w:ascii="Calibri" w:hAnsi="Calibri" w:eastAsia="Calibri" w:cs="Calibri" w:asciiTheme="majorAscii" w:hAnsiTheme="majorAscii" w:eastAsiaTheme="majorAscii" w:cstheme="majorAscii"/>
-          <w:b w:val="1"/>
-          <w:bCs w:val="1"/>
-          <w:sz w:val="22"/>
-          <w:szCs w:val="22"/>
-          <w:lang w:val="pt-BR"/>
-        </w:rPr>
-        <w:t>Você acha que este sistema é atual? Por quê?</w:t>
-      </w:r>
-    </w:p>
-    <w:p>
-      <w:pPr>
-        <w:pStyle w:val="Normal"/>
+          <w:rFonts w:asciiTheme="majorHAnsi" w:eastAsiaTheme="majorEastAsia" w:hAnsiTheme="majorHAnsi" w:cstheme="majorBidi"/>
+          <w:b/>
+          <w:bCs/>
+          <w:sz w:val="22"/>
+          <w:szCs w:val="22"/>
+          <w:lang w:val="pt-BR"/>
+        </w:rPr>
+      </w:pPr>
+      <w:r>
+        <w:rPr>
+          <w:rFonts w:asciiTheme="majorHAnsi" w:eastAsiaTheme="majorEastAsia" w:hAnsiTheme="majorHAnsi" w:cstheme="majorBidi"/>
+          <w:b/>
+          <w:bCs/>
+          <w:sz w:val="22"/>
+          <w:szCs w:val="22"/>
+          <w:lang w:val="pt-BR"/>
+        </w:rPr>
+        <w:t>Qual foi a sua impressão geral do sistema?</w:t>
+      </w:r>
+    </w:p>
+    <w:p>
+      <w:pPr>
         <w:tabs>
-          <w:tab w:val="clear" w:leader="none" w:pos="720"/>
-          <w:tab w:val="left" w:leader="none" w:pos="0"/>
+          <w:tab w:val="left" w:pos="0"/>
         </w:tabs>
-        <w:spacing w:before="240" w:after="240" w:line="480" w:lineRule="auto"/>
+        <w:spacing w:before="240" w:after="240"/>
         <w:ind w:left="720"/>
         <w:rPr>
-          <w:rFonts w:ascii="Calibri" w:hAnsi="Calibri" w:eastAsia="Calibri" w:cs="Calibri" w:asciiTheme="majorAscii" w:hAnsiTheme="majorAscii" w:eastAsiaTheme="majorAscii" w:cstheme="majorAscii"/>
-          <w:noProof w:val="0"/>
-          <w:sz w:val="22"/>
-          <w:szCs w:val="22"/>
-          <w:lang w:val="pt-BR"/>
-        </w:rPr>
-      </w:pPr>
-      <w:r>
-        <w:rPr>
-          <w:rFonts w:ascii="Calibri" w:hAnsi="Calibri" w:eastAsia="Calibri" w:cs="Calibri" w:asciiTheme="majorAscii" w:hAnsiTheme="majorAscii" w:eastAsiaTheme="majorAscii" w:cstheme="majorAscii"/>
-          <w:noProof w:val="0"/>
-          <w:sz w:val="22"/>
-          <w:szCs w:val="22"/>
-          <w:lang w:val="pt-BR"/>
-        </w:rPr>
-        <w:t>A ideia parece atual, mas achei algumas telas um pouco carregadas. Acho que poderia ter cores mais leves e menos informação aparecendo ao mesmo tempo.</w:t>
+          <w:rFonts w:asciiTheme="majorHAnsi" w:eastAsiaTheme="majorEastAsia" w:hAnsiTheme="majorHAnsi" w:cstheme="majorBidi"/>
+          <w:sz w:val="22"/>
+          <w:szCs w:val="22"/>
+          <w:lang w:val="pt-BR"/>
+        </w:rPr>
+      </w:pPr>
+      <w:r>
+        <w:rPr>
+          <w:rFonts w:asciiTheme="majorHAnsi" w:eastAsiaTheme="majorEastAsia" w:hAnsiTheme="majorHAnsi" w:cstheme="majorBidi"/>
+          <w:sz w:val="22"/>
+          <w:szCs w:val="22"/>
+          <w:lang w:val="pt-BR"/>
+        </w:rPr>
+        <w:t>Achei a ideia boa, porque tem várias coisas relacionadas à alimentação no mesmo lugar. Algumas partes foram fáceis de usar, mas em outras eu fiquei um pouco perdida.</w:t>
       </w:r>
     </w:p>
     <w:p>
@@ -6067,52 +4396,61 @@
         <w:spacing w:before="240" w:after="240" w:line="480" w:lineRule="auto"/>
         <w:outlineLvl w:val="0"/>
         <w:rPr>
-          <w:rFonts w:ascii="Calibri" w:hAnsi="Calibri" w:eastAsia="Calibri" w:cs="Calibri" w:asciiTheme="majorAscii" w:hAnsiTheme="majorAscii" w:eastAsiaTheme="majorAscii" w:cstheme="majorAscii"/>
-          <w:b w:val="1"/>
-          <w:bCs w:val="1"/>
-          <w:sz w:val="22"/>
-          <w:szCs w:val="22"/>
-          <w:lang w:val="pt-BR"/>
-        </w:rPr>
-      </w:pPr>
-      <w:r>
-        <w:rPr>
-          <w:rFonts w:ascii="Calibri" w:hAnsi="Calibri" w:eastAsia="Calibri" w:cs="Calibri" w:asciiTheme="majorAscii" w:hAnsiTheme="majorAscii" w:eastAsiaTheme="majorAscii" w:cstheme="majorAscii"/>
-          <w:b w:val="1"/>
-          <w:bCs w:val="1"/>
-          <w:sz w:val="22"/>
-          <w:szCs w:val="22"/>
-          <w:lang w:val="pt-BR"/>
-        </w:rPr>
-        <w:t>O que você mais gostou neste sistema?</w:t>
-      </w:r>
-    </w:p>
-    <w:p>
-      <w:pPr>
-        <w:pStyle w:val="Normal"/>
+          <w:rFonts w:asciiTheme="majorHAnsi" w:eastAsiaTheme="majorEastAsia" w:hAnsiTheme="majorHAnsi" w:cstheme="majorBidi"/>
+          <w:b/>
+          <w:bCs/>
+          <w:sz w:val="22"/>
+          <w:szCs w:val="22"/>
+          <w:lang w:val="pt-BR"/>
+        </w:rPr>
+      </w:pPr>
+      <w:r>
+        <w:rPr>
+          <w:rFonts w:asciiTheme="majorHAnsi" w:eastAsiaTheme="majorEastAsia" w:hAnsiTheme="majorHAnsi" w:cstheme="majorBidi"/>
+          <w:b/>
+          <w:bCs/>
+          <w:sz w:val="22"/>
+          <w:szCs w:val="22"/>
+          <w:lang w:val="pt-BR"/>
+        </w:rPr>
+        <w:t>Qual foi a sua impressão sobre as atividades propostas</w:t>
+      </w:r>
+      <w:bookmarkStart w:id="3" w:name="__DdeLink__167_474323210"/>
+      <w:bookmarkEnd w:id="3"/>
+      <w:r>
+        <w:rPr>
+          <w:rFonts w:asciiTheme="majorHAnsi" w:eastAsiaTheme="majorEastAsia" w:hAnsiTheme="majorHAnsi" w:cstheme="majorBidi"/>
+          <w:b/>
+          <w:bCs/>
+          <w:sz w:val="22"/>
+          <w:szCs w:val="22"/>
+          <w:lang w:val="pt-BR"/>
+        </w:rPr>
+        <w:t>?</w:t>
+      </w:r>
+    </w:p>
+    <w:p>
+      <w:pPr>
         <w:tabs>
-          <w:tab w:val="clear" w:leader="none" w:pos="720"/>
-          <w:tab w:val="left" w:leader="none" w:pos="0"/>
+          <w:tab w:val="left" w:pos="0"/>
         </w:tabs>
-        <w:spacing w:before="240" w:after="240" w:line="480" w:lineRule="auto"/>
+        <w:spacing w:before="240" w:after="240"/>
         <w:ind w:left="720"/>
         <w:rPr>
-          <w:rFonts w:ascii="Calibri" w:hAnsi="Calibri" w:eastAsia="Calibri" w:cs="Calibri" w:asciiTheme="majorAscii" w:hAnsiTheme="majorAscii" w:eastAsiaTheme="majorAscii" w:cstheme="majorAscii"/>
-          <w:noProof w:val="0"/>
-          <w:sz w:val="22"/>
-          <w:szCs w:val="22"/>
-          <w:lang w:val="pt-BR"/>
-        </w:rPr>
-      </w:pPr>
-      <w:r>
-        <w:rPr>
-          <w:rFonts w:ascii="Calibri" w:hAnsi="Calibri" w:eastAsia="Calibri" w:cs="Calibri" w:asciiTheme="majorAscii" w:hAnsiTheme="majorAscii" w:eastAsiaTheme="majorAscii" w:cstheme="majorAscii"/>
-          <w:noProof w:val="0"/>
-          <w:sz w:val="22"/>
-          <w:szCs w:val="22"/>
-          <w:lang w:val="pt-BR"/>
-        </w:rPr>
-        <w:t>Gostei de ter dieta, receitas, lista de compras e cálculo de IMC no mesmo lugar.</w:t>
+          <w:rFonts w:asciiTheme="majorHAnsi" w:eastAsiaTheme="majorEastAsia" w:hAnsiTheme="majorHAnsi" w:cstheme="majorBidi"/>
+          <w:sz w:val="22"/>
+          <w:szCs w:val="22"/>
+          <w:lang w:val="pt-BR"/>
+        </w:rPr>
+      </w:pPr>
+      <w:r>
+        <w:rPr>
+          <w:rFonts w:asciiTheme="majorHAnsi" w:eastAsiaTheme="majorEastAsia" w:hAnsiTheme="majorHAnsi" w:cstheme="majorBidi"/>
+          <w:sz w:val="22"/>
+          <w:szCs w:val="22"/>
+          <w:lang w:val="pt-BR"/>
+        </w:rPr>
+        <w:t>Algumas foram simples, como fazer o cadastro, entrar no sistema e calcular o IMC. Outras foram mais difíceis, principalmente a parte da agenda e de imprimir algumas informações.</w:t>
       </w:r>
     </w:p>
     <w:p>
@@ -6128,52 +4466,48 @@
         <w:spacing w:before="240" w:after="240" w:line="480" w:lineRule="auto"/>
         <w:outlineLvl w:val="0"/>
         <w:rPr>
-          <w:rFonts w:ascii="Calibri" w:hAnsi="Calibri" w:eastAsia="Calibri" w:cs="Calibri" w:asciiTheme="majorAscii" w:hAnsiTheme="majorAscii" w:eastAsiaTheme="majorAscii" w:cstheme="majorAscii"/>
-          <w:b w:val="1"/>
-          <w:bCs w:val="1"/>
-          <w:sz w:val="22"/>
-          <w:szCs w:val="22"/>
-          <w:lang w:val="pt-BR"/>
-        </w:rPr>
-      </w:pPr>
-      <w:r>
-        <w:rPr>
-          <w:rFonts w:ascii="Calibri" w:hAnsi="Calibri" w:eastAsia="Calibri" w:cs="Calibri" w:asciiTheme="majorAscii" w:hAnsiTheme="majorAscii" w:eastAsiaTheme="majorAscii" w:cstheme="majorAscii"/>
-          <w:b w:val="1"/>
-          <w:bCs w:val="1"/>
-          <w:sz w:val="22"/>
-          <w:szCs w:val="22"/>
-          <w:lang w:val="pt-BR"/>
-        </w:rPr>
-        <w:t>O que você menos gostou neste sistema?</w:t>
-      </w:r>
-    </w:p>
-    <w:p>
-      <w:pPr>
-        <w:pStyle w:val="Normal"/>
+          <w:rFonts w:asciiTheme="majorHAnsi" w:eastAsiaTheme="majorEastAsia" w:hAnsiTheme="majorHAnsi" w:cstheme="majorBidi"/>
+          <w:b/>
+          <w:bCs/>
+          <w:sz w:val="22"/>
+          <w:szCs w:val="22"/>
+          <w:lang w:val="pt-BR"/>
+        </w:rPr>
+      </w:pPr>
+      <w:r>
+        <w:rPr>
+          <w:rFonts w:asciiTheme="majorHAnsi" w:eastAsiaTheme="majorEastAsia" w:hAnsiTheme="majorHAnsi" w:cstheme="majorBidi"/>
+          <w:b/>
+          <w:bCs/>
+          <w:sz w:val="22"/>
+          <w:szCs w:val="22"/>
+          <w:lang w:val="pt-BR"/>
+        </w:rPr>
+        <w:t>Você acha que este sistema é atual? Por quê?</w:t>
+      </w:r>
+    </w:p>
+    <w:p>
+      <w:pPr>
         <w:tabs>
-          <w:tab w:val="clear" w:leader="none" w:pos="720"/>
-          <w:tab w:val="left" w:leader="none" w:pos="0"/>
+          <w:tab w:val="left" w:pos="0"/>
         </w:tabs>
-        <w:spacing w:before="240" w:after="240" w:line="480" w:lineRule="auto"/>
+        <w:spacing w:before="240" w:after="240"/>
         <w:ind w:left="720"/>
         <w:rPr>
-          <w:rFonts w:ascii="Calibri" w:hAnsi="Calibri" w:eastAsia="Calibri" w:cs="Calibri" w:asciiTheme="majorAscii" w:hAnsiTheme="majorAscii" w:eastAsiaTheme="majorAscii" w:cstheme="majorAscii"/>
-          <w:noProof w:val="0"/>
-          <w:sz w:val="22"/>
-          <w:szCs w:val="22"/>
-          <w:lang w:val="pt-BR"/>
-        </w:rPr>
-      </w:pPr>
-      <w:r>
-        <w:rPr>
-          <w:rFonts w:ascii="Calibri" w:hAnsi="Calibri" w:eastAsia="Calibri" w:cs="Calibri" w:asciiTheme="majorAscii" w:hAnsiTheme="majorAscii" w:eastAsiaTheme="majorAscii" w:cstheme="majorAscii"/>
-          <w:noProof w:val="0"/>
-          <w:sz w:val="22"/>
-          <w:szCs w:val="22"/>
-          <w:lang w:val="pt-BR"/>
-        </w:rPr>
-        <w:t>Não gostei muito da parte da agenda porque não consegui entender direito como usar. Também achei alguns botões difíceis de encontrar.</w:t>
+          <w:rFonts w:asciiTheme="majorHAnsi" w:eastAsiaTheme="majorEastAsia" w:hAnsiTheme="majorHAnsi" w:cstheme="majorBidi"/>
+          <w:sz w:val="22"/>
+          <w:szCs w:val="22"/>
+          <w:lang w:val="pt-BR"/>
+        </w:rPr>
+      </w:pPr>
+      <w:r>
+        <w:rPr>
+          <w:rFonts w:asciiTheme="majorHAnsi" w:eastAsiaTheme="majorEastAsia" w:hAnsiTheme="majorHAnsi" w:cstheme="majorBidi"/>
+          <w:sz w:val="22"/>
+          <w:szCs w:val="22"/>
+          <w:lang w:val="pt-BR"/>
+        </w:rPr>
+        <w:t>A ideia parece atual, mas achei algumas telas um pouco carregadas. Acho que poderia ter cores mais leves e menos informação aparecendo ao mesmo tempo.</w:t>
       </w:r>
     </w:p>
     <w:p>
@@ -6189,71 +4523,49 @@
         <w:spacing w:before="240" w:after="240" w:line="480" w:lineRule="auto"/>
         <w:outlineLvl w:val="0"/>
         <w:rPr>
-          <w:rFonts w:ascii="Calibri" w:hAnsi="Calibri" w:eastAsia="Calibri" w:cs="Calibri" w:asciiTheme="majorAscii" w:hAnsiTheme="majorAscii" w:eastAsiaTheme="majorAscii" w:cstheme="majorAscii"/>
-          <w:b w:val="1"/>
-          <w:bCs w:val="1"/>
-          <w:sz w:val="22"/>
-          <w:szCs w:val="22"/>
-          <w:lang w:val="pt-BR"/>
-        </w:rPr>
-      </w:pPr>
-      <w:r>
-        <w:rPr>
-          <w:rFonts w:ascii="Calibri" w:hAnsi="Calibri" w:eastAsia="Calibri" w:cs="Calibri" w:asciiTheme="majorAscii" w:hAnsiTheme="majorAscii" w:eastAsiaTheme="majorAscii" w:cstheme="majorAscii"/>
-          <w:b w:val="1"/>
-          <w:bCs w:val="1"/>
-          <w:sz w:val="22"/>
-          <w:szCs w:val="22"/>
-          <w:lang w:val="pt-BR"/>
-        </w:rPr>
-        <w:t>Há alguma coisa que você acha que está faltando neste sistema? (Por exemplo: conteúdo, funções, etc.)</w:t>
-      </w:r>
-    </w:p>
-    <w:p>
-      <w:pPr>
-        <w:pStyle w:val="Normal"/>
+          <w:rFonts w:asciiTheme="majorHAnsi" w:eastAsiaTheme="majorEastAsia" w:hAnsiTheme="majorHAnsi" w:cstheme="majorBidi"/>
+          <w:b/>
+          <w:bCs/>
+          <w:sz w:val="22"/>
+          <w:szCs w:val="22"/>
+          <w:lang w:val="pt-BR"/>
+        </w:rPr>
+      </w:pPr>
+      <w:r>
+        <w:rPr>
+          <w:rFonts w:asciiTheme="majorHAnsi" w:eastAsiaTheme="majorEastAsia" w:hAnsiTheme="majorHAnsi" w:cstheme="majorBidi"/>
+          <w:b/>
+          <w:bCs/>
+          <w:sz w:val="22"/>
+          <w:szCs w:val="22"/>
+          <w:lang w:val="pt-BR"/>
+        </w:rPr>
+        <w:t>O que você mais gostou neste sistema?</w:t>
+      </w:r>
+    </w:p>
+    <w:p>
+      <w:pPr>
         <w:tabs>
-          <w:tab w:val="clear" w:leader="none" w:pos="720"/>
-          <w:tab w:val="left" w:leader="none" w:pos="0"/>
+          <w:tab w:val="left" w:pos="0"/>
         </w:tabs>
         <w:spacing w:before="240" w:after="240" w:line="480" w:lineRule="auto"/>
         <w:ind w:left="720"/>
         <w:rPr>
-          <w:rFonts w:ascii="Calibri" w:hAnsi="Calibri" w:eastAsia="Calibri" w:cs="Calibri" w:asciiTheme="majorAscii" w:hAnsiTheme="majorAscii" w:eastAsiaTheme="majorAscii" w:cstheme="majorAscii"/>
-          <w:noProof w:val="0"/>
-          <w:sz w:val="22"/>
-          <w:szCs w:val="22"/>
-          <w:lang w:val="pt-BR"/>
-        </w:rPr>
-      </w:pPr>
-      <w:r>
-        <w:rPr>
-          <w:rFonts w:ascii="Calibri" w:hAnsi="Calibri" w:eastAsia="Calibri" w:cs="Calibri" w:asciiTheme="majorAscii" w:hAnsiTheme="majorAscii" w:eastAsiaTheme="majorAscii" w:cstheme="majorAscii"/>
-          <w:noProof w:val="0"/>
-          <w:sz w:val="22"/>
-          <w:szCs w:val="22"/>
-          <w:lang w:val="pt-BR"/>
-        </w:rPr>
-        <w:t>Acho que poderia ter instruções mais claras em algumas partes, principalmente na agenda. Também seria bom ter opções fáceis para corrigir alguma coisa colocada errada.</w:t>
-      </w:r>
-    </w:p>
-    <w:p>
-      <w:pPr>
-        <w:pStyle w:val="Normal"/>
-        <w:tabs>
-          <w:tab w:val="clear" w:leader="none" w:pos="720"/>
-          <w:tab w:val="left" w:leader="none" w:pos="0"/>
-        </w:tabs>
-        <w:spacing w:before="240" w:after="240" w:line="480" w:lineRule="auto"/>
-        <w:ind w:left="720"/>
-        <w:rPr>
-          <w:rFonts w:ascii="Calibri" w:hAnsi="Calibri" w:eastAsia="Calibri" w:cs="Calibri" w:asciiTheme="majorAscii" w:hAnsiTheme="majorAscii" w:eastAsiaTheme="majorAscii" w:cstheme="majorAscii"/>
-          <w:noProof w:val="0"/>
-          <w:sz w:val="22"/>
-          <w:szCs w:val="22"/>
-          <w:lang w:val="pt-BR"/>
-        </w:rPr>
-      </w:pPr>
+          <w:rFonts w:asciiTheme="majorHAnsi" w:eastAsiaTheme="majorEastAsia" w:hAnsiTheme="majorHAnsi" w:cstheme="majorBidi"/>
+          <w:sz w:val="22"/>
+          <w:szCs w:val="22"/>
+          <w:lang w:val="pt-BR"/>
+        </w:rPr>
+      </w:pPr>
+      <w:r>
+        <w:rPr>
+          <w:rFonts w:asciiTheme="majorHAnsi" w:eastAsiaTheme="majorEastAsia" w:hAnsiTheme="majorHAnsi" w:cstheme="majorBidi"/>
+          <w:sz w:val="22"/>
+          <w:szCs w:val="22"/>
+          <w:lang w:val="pt-BR"/>
+        </w:rPr>
+        <w:t>Gostei de ter dieta, receitas, lista de compras e cálculo de IMC no mesmo lugar.</w:t>
+      </w:r>
     </w:p>
     <w:p>
       <w:pPr>
@@ -6268,51 +4580,191 @@
         <w:spacing w:before="240" w:after="240" w:line="480" w:lineRule="auto"/>
         <w:outlineLvl w:val="0"/>
         <w:rPr>
-          <w:rFonts w:ascii="Calibri" w:hAnsi="Calibri" w:eastAsia="Calibri" w:cs="Calibri" w:asciiTheme="majorAscii" w:hAnsiTheme="majorAscii" w:eastAsiaTheme="majorAscii" w:cstheme="majorAscii"/>
-          <w:sz w:val="22"/>
-          <w:szCs w:val="22"/>
-          <w:lang w:val="pt-BR"/>
-        </w:rPr>
-      </w:pPr>
-      <w:r>
-        <w:rPr>
-          <w:rFonts w:ascii="Calibri" w:hAnsi="Calibri" w:eastAsia="Calibri" w:cs="Calibri" w:asciiTheme="majorAscii" w:hAnsiTheme="majorAscii" w:eastAsiaTheme="majorAscii" w:cstheme="majorAscii"/>
-          <w:b w:val="1"/>
-          <w:bCs w:val="1"/>
-          <w:sz w:val="22"/>
-          <w:szCs w:val="22"/>
-          <w:lang w:val="pt-BR"/>
-        </w:rPr>
-        <w:t>Se você fosse descrever este sistema para um colega em uma sentença ou duas, o que você diria?</w:t>
-      </w:r>
-    </w:p>
-    <w:p>
-      <w:pPr>
-        <w:pStyle w:val="Normal"/>
+          <w:rFonts w:asciiTheme="majorHAnsi" w:eastAsiaTheme="majorEastAsia" w:hAnsiTheme="majorHAnsi" w:cstheme="majorBidi"/>
+          <w:b/>
+          <w:bCs/>
+          <w:sz w:val="22"/>
+          <w:szCs w:val="22"/>
+          <w:lang w:val="pt-BR"/>
+        </w:rPr>
+      </w:pPr>
+      <w:r>
+        <w:rPr>
+          <w:rFonts w:asciiTheme="majorHAnsi" w:eastAsiaTheme="majorEastAsia" w:hAnsiTheme="majorHAnsi" w:cstheme="majorBidi"/>
+          <w:b/>
+          <w:bCs/>
+          <w:sz w:val="22"/>
+          <w:szCs w:val="22"/>
+          <w:lang w:val="pt-BR"/>
+        </w:rPr>
+        <w:t>O que você menos gostou neste sistema?</w:t>
+      </w:r>
+    </w:p>
+    <w:p>
+      <w:pPr>
         <w:tabs>
-          <w:tab w:val="clear" w:leader="none" w:pos="720"/>
-          <w:tab w:val="left" w:leader="none" w:pos="0"/>
+          <w:tab w:val="left" w:pos="0"/>
+        </w:tabs>
+        <w:spacing w:before="240" w:after="240"/>
+        <w:ind w:left="720"/>
+        <w:rPr>
+          <w:rFonts w:asciiTheme="majorHAnsi" w:eastAsiaTheme="majorEastAsia" w:hAnsiTheme="majorHAnsi" w:cstheme="majorBidi"/>
+          <w:sz w:val="22"/>
+          <w:szCs w:val="22"/>
+          <w:lang w:val="pt-BR"/>
+        </w:rPr>
+      </w:pPr>
+      <w:r>
+        <w:rPr>
+          <w:rFonts w:asciiTheme="majorHAnsi" w:eastAsiaTheme="majorEastAsia" w:hAnsiTheme="majorHAnsi" w:cstheme="majorBidi"/>
+          <w:sz w:val="22"/>
+          <w:szCs w:val="22"/>
+          <w:lang w:val="pt-BR"/>
+        </w:rPr>
+        <w:t>Não gostei muito da parte da agenda porque não consegui entender direito como usar. Também achei alguns botões difíceis de encontrar.</w:t>
+      </w:r>
+    </w:p>
+    <w:p>
+      <w:pPr>
+        <w:numPr>
+          <w:ilvl w:val="0"/>
+          <w:numId w:val="3"/>
+        </w:numPr>
+        <w:tabs>
+          <w:tab w:val="clear" w:pos="720"/>
+          <w:tab w:val="left" w:pos="0"/>
+        </w:tabs>
+        <w:spacing w:before="240" w:after="240" w:line="480" w:lineRule="auto"/>
+        <w:outlineLvl w:val="0"/>
+        <w:rPr>
+          <w:rFonts w:asciiTheme="majorHAnsi" w:eastAsiaTheme="majorEastAsia" w:hAnsiTheme="majorHAnsi" w:cstheme="majorBidi"/>
+          <w:b/>
+          <w:bCs/>
+          <w:sz w:val="22"/>
+          <w:szCs w:val="22"/>
+          <w:lang w:val="pt-BR"/>
+        </w:rPr>
+      </w:pPr>
+      <w:r>
+        <w:rPr>
+          <w:rFonts w:asciiTheme="majorHAnsi" w:eastAsiaTheme="majorEastAsia" w:hAnsiTheme="majorHAnsi" w:cstheme="majorBidi"/>
+          <w:b/>
+          <w:bCs/>
+          <w:sz w:val="22"/>
+          <w:szCs w:val="22"/>
+          <w:lang w:val="pt-BR"/>
+        </w:rPr>
+        <w:t>Há alguma coisa que você acha que está faltando neste sistema? (Por exemplo: conteúdo, funções, etc.)</w:t>
+      </w:r>
+    </w:p>
+    <w:p>
+      <w:pPr>
+        <w:tabs>
+          <w:tab w:val="left" w:pos="0"/>
+        </w:tabs>
+        <w:spacing w:before="240" w:after="240"/>
+        <w:ind w:left="720"/>
+        <w:rPr>
+          <w:rFonts w:asciiTheme="majorHAnsi" w:eastAsiaTheme="majorEastAsia" w:hAnsiTheme="majorHAnsi" w:cstheme="majorBidi"/>
+          <w:sz w:val="22"/>
+          <w:szCs w:val="22"/>
+          <w:lang w:val="pt-BR"/>
+        </w:rPr>
+      </w:pPr>
+      <w:r>
+        <w:rPr>
+          <w:rFonts w:asciiTheme="majorHAnsi" w:eastAsiaTheme="majorEastAsia" w:hAnsiTheme="majorHAnsi" w:cstheme="majorBidi"/>
+          <w:sz w:val="22"/>
+          <w:szCs w:val="22"/>
+          <w:lang w:val="pt-BR"/>
+        </w:rPr>
+        <w:t>Acho que poderia ter instruções mais claras em algumas partes, principalmente na agenda. Também seria bom ter opções fáceis para corrigir alguma coisa colocada errada.</w:t>
+      </w:r>
+    </w:p>
+    <w:p>
+      <w:pPr>
+        <w:tabs>
+          <w:tab w:val="left" w:pos="0"/>
         </w:tabs>
         <w:spacing w:before="240" w:after="240" w:line="480" w:lineRule="auto"/>
         <w:ind w:left="720"/>
         <w:rPr>
-          <w:rFonts w:ascii="Calibri" w:hAnsi="Calibri" w:eastAsia="Calibri" w:cs="Calibri" w:asciiTheme="majorAscii" w:hAnsiTheme="majorAscii" w:eastAsiaTheme="majorAscii" w:cstheme="majorAscii"/>
-          <w:noProof w:val="0"/>
-          <w:sz w:val="22"/>
-          <w:szCs w:val="22"/>
-          <w:lang w:val="pt-BR"/>
-        </w:rPr>
-      </w:pPr>
-      <w:r>
-        <w:rPr>
-          <w:rFonts w:ascii="Calibri" w:hAnsi="Calibri" w:eastAsia="Calibri" w:cs="Calibri" w:asciiTheme="majorAscii" w:hAnsiTheme="majorAscii" w:eastAsiaTheme="majorAscii" w:cstheme="majorAscii"/>
-          <w:noProof w:val="0"/>
+          <w:rFonts w:asciiTheme="majorHAnsi" w:eastAsiaTheme="majorEastAsia" w:hAnsiTheme="majorHAnsi" w:cstheme="majorBidi"/>
+          <w:sz w:val="22"/>
+          <w:szCs w:val="22"/>
+          <w:lang w:val="pt-BR"/>
+        </w:rPr>
+      </w:pPr>
+    </w:p>
+    <w:p>
+      <w:pPr>
+        <w:numPr>
+          <w:ilvl w:val="0"/>
+          <w:numId w:val="3"/>
+        </w:numPr>
+        <w:tabs>
+          <w:tab w:val="clear" w:pos="720"/>
+          <w:tab w:val="left" w:pos="0"/>
+        </w:tabs>
+        <w:spacing w:before="240" w:after="240" w:line="480" w:lineRule="auto"/>
+        <w:outlineLvl w:val="0"/>
+        <w:rPr>
+          <w:rFonts w:asciiTheme="majorHAnsi" w:eastAsiaTheme="majorEastAsia" w:hAnsiTheme="majorHAnsi" w:cstheme="majorBidi"/>
+          <w:sz w:val="22"/>
+          <w:szCs w:val="22"/>
+          <w:lang w:val="pt-BR"/>
+        </w:rPr>
+      </w:pPr>
+      <w:r>
+        <w:rPr>
+          <w:rFonts w:asciiTheme="majorHAnsi" w:eastAsiaTheme="majorEastAsia" w:hAnsiTheme="majorHAnsi" w:cstheme="majorBidi"/>
+          <w:b/>
+          <w:bCs/>
+          <w:sz w:val="22"/>
+          <w:szCs w:val="22"/>
+          <w:lang w:val="pt-BR"/>
+        </w:rPr>
+        <w:t>Se você fosse descrever este sistema para um colega em uma sentença ou duas, o que você diria?</w:t>
+      </w:r>
+    </w:p>
+    <w:p>
+      <w:pPr>
+        <w:tabs>
+          <w:tab w:val="left" w:pos="0"/>
+        </w:tabs>
+        <w:spacing w:before="240" w:after="240"/>
+        <w:ind w:left="720"/>
+        <w:rPr>
+          <w:rFonts w:asciiTheme="majorHAnsi" w:eastAsiaTheme="majorEastAsia" w:hAnsiTheme="majorHAnsi" w:cstheme="majorBidi"/>
+          <w:sz w:val="22"/>
+          <w:szCs w:val="22"/>
+          <w:lang w:val="pt-BR"/>
+        </w:rPr>
+      </w:pPr>
+      <w:r>
+        <w:rPr>
+          <w:rFonts w:asciiTheme="majorHAnsi" w:eastAsiaTheme="majorEastAsia" w:hAnsiTheme="majorHAnsi" w:cstheme="majorBidi"/>
           <w:sz w:val="22"/>
           <w:szCs w:val="22"/>
           <w:lang w:val="pt-BR"/>
         </w:rPr>
         <w:t>É um sistema para ajudar a organizar a alimentação, com dietas, receitas, lista de compras e cálculo de IMC. Algumas partes são fáceis, mas outras ainda poderiam ser mais simples.</w:t>
       </w:r>
+    </w:p>
+    <w:p>
+      <w:pPr>
+        <w:tabs>
+          <w:tab w:val="left" w:pos="0"/>
+        </w:tabs>
+        <w:spacing w:before="240" w:after="240"/>
+        <w:ind w:left="720"/>
+        <w:rPr>
+          <w:rFonts w:asciiTheme="majorHAnsi" w:eastAsiaTheme="majorEastAsia" w:hAnsiTheme="majorHAnsi" w:cstheme="majorBidi"/>
+          <w:sz w:val="22"/>
+          <w:szCs w:val="22"/>
+          <w:lang w:val="pt-BR"/>
+        </w:rPr>
+      </w:pPr>
     </w:p>
     <w:p>
       <w:pPr>
@@ -6328,23 +4780,22 @@
         <w:spacing w:before="240" w:after="240" w:line="480" w:lineRule="auto"/>
         <w:outlineLvl w:val="0"/>
         <w:rPr>
-          <w:rFonts w:ascii="Calibri" w:hAnsi="Calibri" w:eastAsia="Calibri" w:cs="Calibri" w:asciiTheme="majorAscii" w:hAnsiTheme="majorAscii" w:eastAsiaTheme="majorAscii" w:cstheme="majorAscii"/>
-          <w:b w:val="1"/>
-          <w:bCs w:val="1"/>
-          <w:sz w:val="22"/>
-          <w:szCs w:val="22"/>
-          <w:lang w:val="pt-BR"/>
-        </w:rPr>
-      </w:pPr>
-      <w:r>
-        <w:rPr>
-          <w:rFonts w:ascii="Calibri" w:hAnsi="Calibri" w:eastAsia="Calibri" w:cs="Calibri" w:asciiTheme="majorAscii" w:hAnsiTheme="majorAscii" w:eastAsiaTheme="majorAscii" w:cstheme="majorAscii"/>
-          <w:b w:val="1"/>
-          <w:bCs w:val="1"/>
-          <w:sz w:val="22"/>
-          <w:szCs w:val="22"/>
-          <w:lang w:val="pt-BR"/>
-        </w:rPr>
+          <w:rFonts w:asciiTheme="majorHAnsi" w:eastAsiaTheme="majorEastAsia" w:hAnsiTheme="majorHAnsi" w:cstheme="majorBidi"/>
+          <w:b/>
+          <w:bCs/>
+          <w:szCs w:val="22"/>
+          <w:lang w:val="pt-BR"/>
+        </w:rPr>
+      </w:pPr>
+      <w:r>
+        <w:rPr>
+          <w:rFonts w:asciiTheme="majorHAnsi" w:eastAsiaTheme="majorEastAsia" w:hAnsiTheme="majorHAnsi" w:cstheme="majorBidi"/>
+          <w:b/>
+          <w:bCs/>
+          <w:szCs w:val="22"/>
+          <w:lang w:val="pt-BR"/>
+        </w:rPr>
+        <w:lastRenderedPageBreak/>
         <w:t>Você gostaria de fazer algum comentário final ou pergunta?</w:t>
       </w:r>
     </w:p>
@@ -6352,24 +4803,19 @@
       <w:pPr>
         <w:pStyle w:val="Corpodetexto"/>
         <w:tabs>
-          <w:tab w:val="clear" w:leader="none" w:pos="720"/>
-          <w:tab w:val="left" w:leader="none" w:pos="0"/>
+          <w:tab w:val="left" w:pos="0"/>
         </w:tabs>
-        <w:spacing w:before="240" w:after="240" w:line="480" w:lineRule="auto"/>
+        <w:spacing w:before="240" w:after="240"/>
         <w:ind w:left="720"/>
         <w:rPr>
-          <w:rFonts w:ascii="Calibri" w:hAnsi="Calibri" w:eastAsia="Calibri" w:cs="Calibri" w:asciiTheme="majorAscii" w:hAnsiTheme="majorAscii" w:eastAsiaTheme="majorAscii" w:cstheme="majorAscii"/>
-          <w:noProof w:val="0"/>
-          <w:sz w:val="22"/>
-          <w:szCs w:val="22"/>
-          <w:lang w:val="pt-BR"/>
-        </w:rPr>
-      </w:pPr>
-      <w:r>
-        <w:rPr>
-          <w:rFonts w:ascii="Calibri" w:hAnsi="Calibri" w:eastAsia="Calibri" w:cs="Calibri" w:asciiTheme="majorAscii" w:hAnsiTheme="majorAscii" w:eastAsiaTheme="majorAscii" w:cstheme="majorAscii"/>
-          <w:noProof w:val="0"/>
-          <w:sz w:val="22"/>
+          <w:rFonts w:asciiTheme="majorHAnsi" w:eastAsiaTheme="majorEastAsia" w:hAnsiTheme="majorHAnsi" w:cstheme="majorBidi"/>
+          <w:szCs w:val="22"/>
+          <w:lang w:val="pt-BR"/>
+        </w:rPr>
+      </w:pPr>
+      <w:r>
+        <w:rPr>
+          <w:rFonts w:asciiTheme="majorHAnsi" w:eastAsiaTheme="majorEastAsia" w:hAnsiTheme="majorHAnsi" w:cstheme="majorBidi"/>
           <w:szCs w:val="22"/>
           <w:lang w:val="pt-BR"/>
         </w:rPr>
@@ -6380,7 +4826,7 @@
       <w:pPr>
         <w:pStyle w:val="Ttulo2"/>
         <w:rPr>
-          <w:rFonts w:ascii="Calibri" w:hAnsi="Calibri" w:eastAsia="Calibri" w:cs="Calibri" w:asciiTheme="majorAscii" w:hAnsiTheme="majorAscii" w:eastAsiaTheme="majorAscii" w:cstheme="majorAscii"/>
+          <w:rFonts w:asciiTheme="majorHAnsi" w:eastAsiaTheme="majorEastAsia" w:hAnsiTheme="majorHAnsi" w:cstheme="majorBidi"/>
           <w:lang w:val="pt-BR"/>
         </w:rPr>
       </w:pPr>
@@ -6389,13 +4835,13 @@
       <w:pPr>
         <w:pStyle w:val="Ttulo2"/>
         <w:rPr>
-          <w:rFonts w:ascii="Calibri" w:hAnsi="Calibri" w:eastAsia="Calibri" w:cs="Calibri" w:asciiTheme="majorAscii" w:hAnsiTheme="majorAscii" w:eastAsiaTheme="majorAscii" w:cstheme="majorAscii"/>
-          <w:lang w:val="pt-BR"/>
-        </w:rPr>
-      </w:pPr>
-      <w:r>
-        <w:rPr>
-          <w:rFonts w:ascii="Calibri" w:hAnsi="Calibri" w:eastAsia="Calibri" w:cs="Calibri" w:asciiTheme="majorAscii" w:hAnsiTheme="majorAscii" w:eastAsiaTheme="majorAscii" w:cstheme="majorAscii"/>
+          <w:rFonts w:asciiTheme="majorHAnsi" w:eastAsiaTheme="majorEastAsia" w:hAnsiTheme="majorHAnsi" w:cstheme="majorBidi"/>
+          <w:lang w:val="pt-BR"/>
+        </w:rPr>
+      </w:pPr>
+      <w:r>
+        <w:rPr>
+          <w:rFonts w:asciiTheme="majorHAnsi" w:eastAsiaTheme="majorEastAsia" w:hAnsiTheme="majorHAnsi" w:cstheme="majorBidi"/>
           <w:lang w:val="pt-BR"/>
         </w:rPr>
         <w:t>Conclusões do avaliador sobre o teste com o usuário</w:t>
@@ -6403,29 +4849,26 @@
     </w:p>
     <w:p>
       <w:pPr>
-        <w:pStyle w:val="Normal"/>
-        <w:rPr>
-          <w:rFonts w:ascii="Calibri" w:hAnsi="Calibri" w:eastAsia="Calibri" w:cs="Calibri" w:asciiTheme="majorAscii" w:hAnsiTheme="majorAscii" w:eastAsiaTheme="majorAscii" w:cstheme="majorAscii"/>
-          <w:sz w:val="22"/>
-          <w:szCs w:val="22"/>
-          <w:lang w:val="pt-BR"/>
-        </w:rPr>
-      </w:pPr>
-    </w:p>
-    <w:p>
-      <w:pPr>
-        <w:rPr>
-          <w:rFonts w:ascii="Calibri" w:hAnsi="Calibri" w:eastAsia="Calibri" w:cs="Calibri" w:asciiTheme="majorAscii" w:hAnsiTheme="majorAscii" w:eastAsiaTheme="majorAscii" w:cstheme="majorAscii"/>
-          <w:noProof w:val="0"/>
-          <w:sz w:val="22"/>
-          <w:szCs w:val="22"/>
-          <w:lang w:val="pt-BR"/>
-        </w:rPr>
-      </w:pPr>
-      <w:r>
-        <w:rPr>
-          <w:rFonts w:ascii="Calibri" w:hAnsi="Calibri" w:eastAsia="Calibri" w:cs="Calibri" w:asciiTheme="majorAscii" w:hAnsiTheme="majorAscii" w:eastAsiaTheme="majorAscii" w:cstheme="majorAscii"/>
-          <w:noProof w:val="0"/>
+        <w:rPr>
+          <w:rFonts w:asciiTheme="majorHAnsi" w:eastAsiaTheme="majorEastAsia" w:hAnsiTheme="majorHAnsi" w:cstheme="majorBidi"/>
+          <w:sz w:val="22"/>
+          <w:szCs w:val="22"/>
+          <w:lang w:val="pt-BR"/>
+        </w:rPr>
+      </w:pPr>
+    </w:p>
+    <w:p>
+      <w:pPr>
+        <w:rPr>
+          <w:rFonts w:asciiTheme="majorHAnsi" w:eastAsiaTheme="majorEastAsia" w:hAnsiTheme="majorHAnsi" w:cstheme="majorBidi"/>
+          <w:sz w:val="22"/>
+          <w:szCs w:val="22"/>
+          <w:lang w:val="pt-BR"/>
+        </w:rPr>
+      </w:pPr>
+      <w:r>
+        <w:rPr>
+          <w:rFonts w:asciiTheme="majorHAnsi" w:eastAsiaTheme="majorEastAsia" w:hAnsiTheme="majorHAnsi" w:cstheme="majorBidi"/>
           <w:sz w:val="22"/>
           <w:szCs w:val="22"/>
           <w:lang w:val="pt-BR"/>
@@ -6436,29 +4879,26 @@
     <w:p>
       <w:pPr>
         <w:rPr>
-          <w:rFonts w:ascii="Calibri" w:hAnsi="Calibri" w:eastAsia="Calibri" w:cs="Calibri" w:asciiTheme="majorAscii" w:hAnsiTheme="majorAscii" w:eastAsiaTheme="majorAscii" w:cstheme="majorAscii"/>
-          <w:noProof w:val="0"/>
-          <w:sz w:val="22"/>
-          <w:szCs w:val="22"/>
-          <w:lang w:val="pt-BR"/>
-        </w:rPr>
-      </w:pPr>
-    </w:p>
-    <w:p>
-      <w:pPr>
-        <w:spacing w:after="20" w:afterAutospacing="off"/>
-        <w:rPr>
-          <w:rFonts w:ascii="Calibri" w:hAnsi="Calibri" w:eastAsia="Calibri" w:cs="Calibri" w:asciiTheme="majorAscii" w:hAnsiTheme="majorAscii" w:eastAsiaTheme="majorAscii" w:cstheme="majorAscii"/>
-          <w:noProof w:val="0"/>
-          <w:sz w:val="22"/>
-          <w:szCs w:val="22"/>
-          <w:lang w:val="pt-BR"/>
-        </w:rPr>
-      </w:pPr>
-      <w:r>
-        <w:rPr>
-          <w:rFonts w:ascii="Calibri" w:hAnsi="Calibri" w:eastAsia="Calibri" w:cs="Calibri" w:asciiTheme="majorAscii" w:hAnsiTheme="majorAscii" w:eastAsiaTheme="majorAscii" w:cstheme="majorAscii"/>
-          <w:noProof w:val="0"/>
+          <w:rFonts w:asciiTheme="majorHAnsi" w:eastAsiaTheme="majorEastAsia" w:hAnsiTheme="majorHAnsi" w:cstheme="majorBidi"/>
+          <w:sz w:val="22"/>
+          <w:szCs w:val="22"/>
+          <w:lang w:val="pt-BR"/>
+        </w:rPr>
+      </w:pPr>
+    </w:p>
+    <w:p>
+      <w:pPr>
+        <w:spacing w:after="20"/>
+        <w:rPr>
+          <w:rFonts w:asciiTheme="majorHAnsi" w:eastAsiaTheme="majorEastAsia" w:hAnsiTheme="majorHAnsi" w:cstheme="majorBidi"/>
+          <w:sz w:val="22"/>
+          <w:szCs w:val="22"/>
+          <w:lang w:val="pt-BR"/>
+        </w:rPr>
+      </w:pPr>
+      <w:r>
+        <w:rPr>
+          <w:rFonts w:asciiTheme="majorHAnsi" w:eastAsiaTheme="majorEastAsia" w:hAnsiTheme="majorHAnsi" w:cstheme="majorBidi"/>
           <w:sz w:val="22"/>
           <w:szCs w:val="22"/>
           <w:lang w:val="pt-BR"/>
@@ -6468,30 +4908,27 @@
     </w:p>
     <w:p>
       <w:pPr>
-        <w:spacing w:after="20" w:afterAutospacing="off"/>
-        <w:rPr>
-          <w:rFonts w:ascii="Calibri" w:hAnsi="Calibri" w:eastAsia="Calibri" w:cs="Calibri" w:asciiTheme="majorAscii" w:hAnsiTheme="majorAscii" w:eastAsiaTheme="majorAscii" w:cstheme="majorAscii"/>
-          <w:noProof w:val="0"/>
-          <w:sz w:val="22"/>
-          <w:szCs w:val="22"/>
-          <w:lang w:val="pt-BR"/>
-        </w:rPr>
-      </w:pPr>
-    </w:p>
-    <w:p>
-      <w:pPr>
-        <w:rPr>
-          <w:rFonts w:ascii="Calibri" w:hAnsi="Calibri" w:eastAsia="Calibri" w:cs="Calibri" w:asciiTheme="majorAscii" w:hAnsiTheme="majorAscii" w:eastAsiaTheme="majorAscii" w:cstheme="majorAscii"/>
-          <w:noProof w:val="0"/>
-          <w:sz w:val="22"/>
-          <w:szCs w:val="22"/>
-          <w:lang w:val="pt-BR"/>
-        </w:rPr>
-      </w:pPr>
-      <w:r>
-        <w:rPr>
-          <w:rFonts w:ascii="Calibri" w:hAnsi="Calibri" w:eastAsia="Calibri" w:cs="Calibri" w:asciiTheme="majorAscii" w:hAnsiTheme="majorAscii" w:eastAsiaTheme="majorAscii" w:cstheme="majorAscii"/>
-          <w:noProof w:val="0"/>
+        <w:spacing w:after="20"/>
+        <w:rPr>
+          <w:rFonts w:asciiTheme="majorHAnsi" w:eastAsiaTheme="majorEastAsia" w:hAnsiTheme="majorHAnsi" w:cstheme="majorBidi"/>
+          <w:sz w:val="22"/>
+          <w:szCs w:val="22"/>
+          <w:lang w:val="pt-BR"/>
+        </w:rPr>
+      </w:pPr>
+    </w:p>
+    <w:p>
+      <w:pPr>
+        <w:rPr>
+          <w:rFonts w:asciiTheme="majorHAnsi" w:eastAsiaTheme="majorEastAsia" w:hAnsiTheme="majorHAnsi" w:cstheme="majorBidi"/>
+          <w:sz w:val="22"/>
+          <w:szCs w:val="22"/>
+          <w:lang w:val="pt-BR"/>
+        </w:rPr>
+      </w:pPr>
+      <w:r>
+        <w:rPr>
+          <w:rFonts w:asciiTheme="majorHAnsi" w:eastAsiaTheme="majorEastAsia" w:hAnsiTheme="majorHAnsi" w:cstheme="majorBidi"/>
           <w:sz w:val="22"/>
           <w:szCs w:val="22"/>
           <w:lang w:val="pt-BR"/>
@@ -6502,28 +4939,25 @@
     <w:p>
       <w:pPr>
         <w:rPr>
-          <w:rFonts w:ascii="Calibri" w:hAnsi="Calibri" w:eastAsia="Calibri" w:cs="Calibri" w:asciiTheme="majorAscii" w:hAnsiTheme="majorAscii" w:eastAsiaTheme="majorAscii" w:cstheme="majorAscii"/>
-          <w:noProof w:val="0"/>
-          <w:sz w:val="22"/>
-          <w:szCs w:val="22"/>
-          <w:lang w:val="pt-BR"/>
-        </w:rPr>
-      </w:pPr>
-    </w:p>
-    <w:p>
-      <w:pPr>
-        <w:rPr>
-          <w:rFonts w:ascii="Calibri" w:hAnsi="Calibri" w:eastAsia="Calibri" w:cs="Calibri" w:asciiTheme="majorAscii" w:hAnsiTheme="majorAscii" w:eastAsiaTheme="majorAscii" w:cstheme="majorAscii"/>
-          <w:noProof w:val="0"/>
-          <w:sz w:val="22"/>
-          <w:szCs w:val="22"/>
-          <w:lang w:val="pt-BR"/>
-        </w:rPr>
-      </w:pPr>
-      <w:r>
-        <w:rPr>
-          <w:rFonts w:ascii="Calibri" w:hAnsi="Calibri" w:eastAsia="Calibri" w:cs="Calibri" w:asciiTheme="majorAscii" w:hAnsiTheme="majorAscii" w:eastAsiaTheme="majorAscii" w:cstheme="majorAscii"/>
-          <w:noProof w:val="0"/>
+          <w:rFonts w:asciiTheme="majorHAnsi" w:eastAsiaTheme="majorEastAsia" w:hAnsiTheme="majorHAnsi" w:cstheme="majorBidi"/>
+          <w:sz w:val="22"/>
+          <w:szCs w:val="22"/>
+          <w:lang w:val="pt-BR"/>
+        </w:rPr>
+      </w:pPr>
+    </w:p>
+    <w:p>
+      <w:pPr>
+        <w:rPr>
+          <w:rFonts w:asciiTheme="majorHAnsi" w:eastAsiaTheme="majorEastAsia" w:hAnsiTheme="majorHAnsi" w:cstheme="majorBidi"/>
+          <w:sz w:val="22"/>
+          <w:szCs w:val="22"/>
+          <w:lang w:val="pt-BR"/>
+        </w:rPr>
+      </w:pPr>
+      <w:r>
+        <w:rPr>
+          <w:rFonts w:asciiTheme="majorHAnsi" w:eastAsiaTheme="majorEastAsia" w:hAnsiTheme="majorHAnsi" w:cstheme="majorBidi"/>
           <w:sz w:val="22"/>
           <w:szCs w:val="22"/>
           <w:lang w:val="pt-BR"/>
@@ -6533,17 +4967,16 @@
     </w:p>
     <w:p>
       <w:pPr>
-        <w:pStyle w:val="Normal"/>
-        <w:rPr>
-          <w:rFonts w:ascii="Calibri" w:hAnsi="Calibri" w:eastAsia="Calibri" w:cs="Calibri" w:asciiTheme="majorAscii" w:hAnsiTheme="majorAscii" w:eastAsiaTheme="majorAscii" w:cstheme="majorAscii"/>
-          <w:lang w:val="pt-BR"/>
-        </w:rPr>
-      </w:pPr>
-    </w:p>
-    <w:p>
-      <w:pPr>
-        <w:rPr>
-          <w:rFonts w:ascii="Calibri" w:hAnsi="Calibri" w:eastAsia="Calibri" w:cs="Calibri" w:asciiTheme="majorAscii" w:hAnsiTheme="majorAscii" w:eastAsiaTheme="majorAscii" w:cstheme="majorAscii"/>
+        <w:rPr>
+          <w:rFonts w:asciiTheme="majorHAnsi" w:eastAsiaTheme="majorEastAsia" w:hAnsiTheme="majorHAnsi" w:cstheme="majorBidi"/>
+          <w:lang w:val="pt-BR"/>
+        </w:rPr>
+      </w:pPr>
+    </w:p>
+    <w:p>
+      <w:pPr>
+        <w:rPr>
+          <w:rFonts w:asciiTheme="majorHAnsi" w:eastAsiaTheme="majorEastAsia" w:hAnsiTheme="majorHAnsi" w:cstheme="majorBidi"/>
           <w:color w:val="FFFFFF"/>
           <w:lang w:val="pt-BR"/>
         </w:rPr>
@@ -6552,26 +4985,26 @@
     <w:p>
       <w:pPr>
         <w:rPr>
-          <w:rFonts w:ascii="Calibri" w:hAnsi="Calibri" w:eastAsia="Calibri" w:cs="Calibri" w:asciiTheme="majorAscii" w:hAnsiTheme="majorAscii" w:eastAsiaTheme="majorAscii" w:cstheme="majorAscii"/>
-          <w:lang w:val="pt-BR"/>
-        </w:rPr>
-      </w:pPr>
-      <w:r>
-        <w:rPr>
-          <w:rFonts w:ascii="Calibri" w:hAnsi="Calibri" w:eastAsia="Calibri" w:cs="Calibri" w:asciiTheme="majorAscii" w:hAnsiTheme="majorAscii" w:eastAsiaTheme="majorAscii" w:cstheme="majorAscii"/>
+          <w:rFonts w:asciiTheme="majorHAnsi" w:eastAsiaTheme="majorEastAsia" w:hAnsiTheme="majorHAnsi" w:cstheme="majorBidi"/>
+          <w:lang w:val="pt-BR"/>
+        </w:rPr>
+      </w:pPr>
+      <w:r>
+        <w:rPr>
+          <w:rFonts w:asciiTheme="majorHAnsi" w:eastAsiaTheme="majorEastAsia" w:hAnsiTheme="majorHAnsi" w:cstheme="majorBidi"/>
           <w:lang w:val="pt-BR"/>
         </w:rPr>
         <w:t xml:space="preserve"> </w:t>
       </w:r>
     </w:p>
     <w:sectPr>
-      <w:pgSz w:w="11906" w:h="16838" w:orient="portrait"/>
+      <w:headerReference w:type="default" r:id="rId9"/>
+      <w:footerReference w:type="default" r:id="rId10"/>
+      <w:pgSz w:w="11906" w:h="16838"/>
       <w:pgMar w:top="0" w:right="1134" w:bottom="908" w:left="1134" w:header="1134" w:footer="1134" w:gutter="0"/>
       <w:cols w:space="720"/>
       <w:formProt w:val="0"/>
       <w:docGrid w:linePitch="240"/>
-      <w:headerReference w:type="default" r:id="R47ed0b5370374c53"/>
-      <w:footerReference w:type="default" r:id="R57fbc0729a7f4998"/>
     </w:sectPr>
   </w:body>
 </w:document>
@@ -6596,12 +5029,10 @@
 </w:endnotes>
 </file>
 
-<file path=word/footer.xml><?xml version="1.0" encoding="utf-8"?>
-<w:ftr xmlns:w14="http://schemas.microsoft.com/office/word/2010/wordml" xmlns:w="http://schemas.openxmlformats.org/wordprocessingml/2006/main">
+<file path=word/footer1.xml><?xml version="1.0" encoding="utf-8"?>
+<w:ftr xmlns:wpc="http://schemas.microsoft.com/office/word/2010/wordprocessingCanvas" xmlns:cx="http://schemas.microsoft.com/office/drawing/2014/chartex" xmlns:cx1="http://schemas.microsoft.com/office/drawing/2015/9/8/chartex" xmlns:cx2="http://schemas.microsoft.com/office/drawing/2015/10/21/chartex" xmlns:cx3="http://schemas.microsoft.com/office/drawing/2016/5/9/chartex" xmlns:cx4="http://schemas.microsoft.com/office/drawing/2016/5/10/chartex" xmlns:cx5="http://schemas.microsoft.com/office/drawing/2016/5/11/chartex" xmlns:cx6="http://schemas.microsoft.com/office/drawing/2016/5/12/chartex" xmlns:cx7="http://schemas.microsoft.com/office/drawing/2016/5/13/chartex" xmlns:cx8="http://schemas.microsoft.com/office/drawing/2016/5/14/chartex" xmlns:mc="http://schemas.openxmlformats.org/markup-compatibility/2006" xmlns:aink="http://schemas.microsoft.com/office/drawing/2016/ink" xmlns:am3d="http://schemas.microsoft.com/office/drawing/2017/model3d" xmlns:o="urn:schemas-microsoft-com:office:office" xmlns:oel="http://schemas.microsoft.com/office/2019/extlst" xmlns:r="http://schemas.openxmlformats.org/officeDocument/2006/relationships" xmlns:m="http://schemas.openxmlformats.org/officeDocument/2006/math" xmlns:v="urn:schemas-microsoft-com:vml" xmlns:wp14="http://schemas.microsoft.com/office/word/2010/wordprocessingDrawing" xmlns:wp="http://schemas.openxmlformats.org/drawingml/2006/wordprocessingDrawing" xmlns:w10="urn:schemas-microsoft-com:office:word" xmlns:w="http://schemas.openxmlformats.org/wordprocessingml/2006/main" xmlns:w14="http://schemas.microsoft.com/office/word/2010/wordml" xmlns:w15="http://schemas.microsoft.com/office/word/2012/wordml" xmlns:w16cex="http://schemas.microsoft.com/office/word/2018/wordml/cex" xmlns:w16cid="http://schemas.microsoft.com/office/word/2016/wordml/cid" xmlns:w16="http://schemas.microsoft.com/office/word/2018/wordml" xmlns:w16du="http://schemas.microsoft.com/office/word/2023/wordml/word16du" xmlns:w16sdtdh="http://schemas.microsoft.com/office/word/2020/wordml/sdtdatahash" xmlns:w16sdtfl="http://schemas.microsoft.com/office/word/2024/wordml/sdtformatlock" xmlns:w16se="http://schemas.microsoft.com/office/word/2015/wordml/symex" xmlns:wpg="http://schemas.microsoft.com/office/word/2010/wordprocessingGroup" xmlns:wpi="http://schemas.microsoft.com/office/word/2010/wordprocessingInk" xmlns:wne="http://schemas.microsoft.com/office/word/2006/wordml" xmlns:wps="http://schemas.microsoft.com/office/word/2010/wordprocessingShape" mc:Ignorable="w14 w15 w16se w16cid w16 w16cex w16sdtdh w16sdtfl w16du wp14">
   <w:tbl>
     <w:tblPr>
-      <w:tblStyle w:val="Tabelanormal"/>
-      <w:bidiVisual w:val="0"/>
       <w:tblW w:w="0" w:type="auto"/>
       <w:tblLook w:val="06A0" w:firstRow="1" w:lastRow="0" w:firstColumn="1" w:lastColumn="0" w:noHBand="1" w:noVBand="1"/>
     </w:tblPr>
@@ -6617,26 +5048,21 @@
       <w:tc>
         <w:tcPr>
           <w:tcW w:w="3210" w:type="dxa"/>
-          <w:tcMar/>
         </w:tcPr>
         <w:p>
           <w:pPr>
             <w:pStyle w:val="Cabealho"/>
-            <w:bidi w:val="0"/>
             <w:ind w:left="-115"/>
-            <w:jc w:val="left"/>
           </w:pPr>
         </w:p>
       </w:tc>
       <w:tc>
         <w:tcPr>
           <w:tcW w:w="3210" w:type="dxa"/>
-          <w:tcMar/>
         </w:tcPr>
         <w:p>
           <w:pPr>
             <w:pStyle w:val="Cabealho"/>
-            <w:bidi w:val="0"/>
             <w:jc w:val="center"/>
           </w:pPr>
         </w:p>
@@ -6644,12 +5070,10 @@
       <w:tc>
         <w:tcPr>
           <w:tcW w:w="3210" w:type="dxa"/>
-          <w:tcMar/>
         </w:tcPr>
         <w:p>
           <w:pPr>
             <w:pStyle w:val="Cabealho"/>
-            <w:bidi w:val="0"/>
             <w:ind w:right="-115"/>
             <w:jc w:val="right"/>
           </w:pPr>
@@ -6660,7 +5084,6 @@
   <w:p>
     <w:pPr>
       <w:pStyle w:val="Rodap"/>
-      <w:bidi w:val="0"/>
     </w:pPr>
   </w:p>
 </w:ftr>
@@ -6685,12 +5108,10 @@
 </w:footnotes>
 </file>
 
-<file path=word/header2.xml><?xml version="1.0" encoding="utf-8"?>
-<w:hdr xmlns:w14="http://schemas.microsoft.com/office/word/2010/wordml" xmlns:w="http://schemas.openxmlformats.org/wordprocessingml/2006/main">
+<file path=word/header1.xml><?xml version="1.0" encoding="utf-8"?>
+<w:hdr xmlns:wpc="http://schemas.microsoft.com/office/word/2010/wordprocessingCanvas" xmlns:cx="http://schemas.microsoft.com/office/drawing/2014/chartex" xmlns:cx1="http://schemas.microsoft.com/office/drawing/2015/9/8/chartex" xmlns:cx2="http://schemas.microsoft.com/office/drawing/2015/10/21/chartex" xmlns:cx3="http://schemas.microsoft.com/office/drawing/2016/5/9/chartex" xmlns:cx4="http://schemas.microsoft.com/office/drawing/2016/5/10/chartex" xmlns:cx5="http://schemas.microsoft.com/office/drawing/2016/5/11/chartex" xmlns:cx6="http://schemas.microsoft.com/office/drawing/2016/5/12/chartex" xmlns:cx7="http://schemas.microsoft.com/office/drawing/2016/5/13/chartex" xmlns:cx8="http://schemas.microsoft.com/office/drawing/2016/5/14/chartex" xmlns:mc="http://schemas.openxmlformats.org/markup-compatibility/2006" xmlns:aink="http://schemas.microsoft.com/office/drawing/2016/ink" xmlns:am3d="http://schemas.microsoft.com/office/drawing/2017/model3d" xmlns:o="urn:schemas-microsoft-com:office:office" xmlns:oel="http://schemas.microsoft.com/office/2019/extlst" xmlns:r="http://schemas.openxmlformats.org/officeDocument/2006/relationships" xmlns:m="http://schemas.openxmlformats.org/officeDocument/2006/math" xmlns:v="urn:schemas-microsoft-com:vml" xmlns:wp14="http://schemas.microsoft.com/office/word/2010/wordprocessingDrawing" xmlns:wp="http://schemas.openxmlformats.org/drawingml/2006/wordprocessingDrawing" xmlns:w10="urn:schemas-microsoft-com:office:word" xmlns:w="http://schemas.openxmlformats.org/wordprocessingml/2006/main" xmlns:w14="http://schemas.microsoft.com/office/word/2010/wordml" xmlns:w15="http://schemas.microsoft.com/office/word/2012/wordml" xmlns:w16cex="http://schemas.microsoft.com/office/word/2018/wordml/cex" xmlns:w16cid="http://schemas.microsoft.com/office/word/2016/wordml/cid" xmlns:w16="http://schemas.microsoft.com/office/word/2018/wordml" xmlns:w16du="http://schemas.microsoft.com/office/word/2023/wordml/word16du" xmlns:w16sdtdh="http://schemas.microsoft.com/office/word/2020/wordml/sdtdatahash" xmlns:w16sdtfl="http://schemas.microsoft.com/office/word/2024/wordml/sdtformatlock" xmlns:w16se="http://schemas.microsoft.com/office/word/2015/wordml/symex" xmlns:wpg="http://schemas.microsoft.com/office/word/2010/wordprocessingGroup" xmlns:wpi="http://schemas.microsoft.com/office/word/2010/wordprocessingInk" xmlns:wne="http://schemas.microsoft.com/office/word/2006/wordml" xmlns:wps="http://schemas.microsoft.com/office/word/2010/wordprocessingShape" mc:Ignorable="w14 w15 w16se w16cid w16 w16cex w16sdtdh w16sdtfl w16du wp14">
   <w:tbl>
     <w:tblPr>
-      <w:tblStyle w:val="Tabelanormal"/>
-      <w:bidiVisual w:val="0"/>
       <w:tblW w:w="0" w:type="auto"/>
       <w:tblLook w:val="06A0" w:firstRow="1" w:lastRow="0" w:firstColumn="1" w:lastColumn="0" w:noHBand="1" w:noVBand="1"/>
     </w:tblPr>
@@ -6706,26 +5127,21 @@
       <w:tc>
         <w:tcPr>
           <w:tcW w:w="3210" w:type="dxa"/>
-          <w:tcMar/>
         </w:tcPr>
         <w:p>
           <w:pPr>
             <w:pStyle w:val="Cabealho"/>
-            <w:bidi w:val="0"/>
             <w:ind w:left="-115"/>
-            <w:jc w:val="left"/>
           </w:pPr>
         </w:p>
       </w:tc>
       <w:tc>
         <w:tcPr>
           <w:tcW w:w="3210" w:type="dxa"/>
-          <w:tcMar/>
         </w:tcPr>
         <w:p>
           <w:pPr>
             <w:pStyle w:val="Cabealho"/>
-            <w:bidi w:val="0"/>
             <w:jc w:val="center"/>
           </w:pPr>
         </w:p>
@@ -6733,12 +5149,10 @@
       <w:tc>
         <w:tcPr>
           <w:tcW w:w="3210" w:type="dxa"/>
-          <w:tcMar/>
         </w:tcPr>
         <w:p>
           <w:pPr>
             <w:pStyle w:val="Cabealho"/>
-            <w:bidi w:val="0"/>
             <w:ind w:right="-115"/>
             <w:jc w:val="right"/>
           </w:pPr>
@@ -6749,7 +5163,6 @@
   <w:p>
     <w:pPr>
       <w:pStyle w:val="Cabealho"/>
-      <w:bidi w:val="0"/>
     </w:pPr>
   </w:p>
 </w:hdr>
@@ -6868,7 +5281,7 @@
         <w:ind w:left="720" w:hanging="360"/>
       </w:pPr>
       <w:rPr>
-        <w:rFonts w:hint="default" w:ascii="Wingdings" w:hAnsi="Wingdings" w:cs="Wingdings"/>
+        <w:rFonts w:ascii="Wingdings" w:hAnsi="Wingdings" w:cs="Wingdings" w:hint="default"/>
         <w:b/>
         <w:sz w:val="20"/>
       </w:rPr>
@@ -6885,7 +5298,7 @@
         <w:ind w:left="1440" w:hanging="360"/>
       </w:pPr>
       <w:rPr>
-        <w:rFonts w:hint="default" w:ascii="Courier New" w:hAnsi="Courier New" w:cs="Courier New"/>
+        <w:rFonts w:ascii="Courier New" w:hAnsi="Courier New" w:cs="Courier New" w:hint="default"/>
       </w:rPr>
     </w:lvl>
     <w:lvl w:ilvl="2">
@@ -6900,7 +5313,7 @@
         <w:ind w:left="2160" w:hanging="360"/>
       </w:pPr>
       <w:rPr>
-        <w:rFonts w:hint="default" w:ascii="Wingdings" w:hAnsi="Wingdings" w:cs="Wingdings"/>
+        <w:rFonts w:ascii="Wingdings" w:hAnsi="Wingdings" w:cs="Wingdings" w:hint="default"/>
         <w:b/>
         <w:sz w:val="20"/>
       </w:rPr>
@@ -6917,7 +5330,7 @@
         <w:ind w:left="2880" w:hanging="360"/>
       </w:pPr>
       <w:rPr>
-        <w:rFonts w:hint="default" w:ascii="Symbol" w:hAnsi="Symbol" w:cs="Symbol"/>
+        <w:rFonts w:ascii="Symbol" w:hAnsi="Symbol" w:cs="Symbol" w:hint="default"/>
       </w:rPr>
     </w:lvl>
     <w:lvl w:ilvl="4">
@@ -6932,7 +5345,7 @@
         <w:ind w:left="3600" w:hanging="360"/>
       </w:pPr>
       <w:rPr>
-        <w:rFonts w:hint="default" w:ascii="Courier New" w:hAnsi="Courier New" w:cs="Courier New"/>
+        <w:rFonts w:ascii="Courier New" w:hAnsi="Courier New" w:cs="Courier New" w:hint="default"/>
       </w:rPr>
     </w:lvl>
     <w:lvl w:ilvl="5">
@@ -6947,7 +5360,7 @@
         <w:ind w:left="4320" w:hanging="360"/>
       </w:pPr>
       <w:rPr>
-        <w:rFonts w:hint="default" w:ascii="Wingdings" w:hAnsi="Wingdings" w:cs="Wingdings"/>
+        <w:rFonts w:ascii="Wingdings" w:hAnsi="Wingdings" w:cs="Wingdings" w:hint="default"/>
         <w:b/>
         <w:sz w:val="20"/>
       </w:rPr>
@@ -6964,7 +5377,7 @@
         <w:ind w:left="5040" w:hanging="360"/>
       </w:pPr>
       <w:rPr>
-        <w:rFonts w:hint="default" w:ascii="Symbol" w:hAnsi="Symbol" w:cs="Symbol"/>
+        <w:rFonts w:ascii="Symbol" w:hAnsi="Symbol" w:cs="Symbol" w:hint="default"/>
       </w:rPr>
     </w:lvl>
     <w:lvl w:ilvl="7">
@@ -6979,7 +5392,7 @@
         <w:ind w:left="5760" w:hanging="360"/>
       </w:pPr>
       <w:rPr>
-        <w:rFonts w:hint="default" w:ascii="Courier New" w:hAnsi="Courier New" w:cs="Courier New"/>
+        <w:rFonts w:ascii="Courier New" w:hAnsi="Courier New" w:cs="Courier New" w:hint="default"/>
       </w:rPr>
     </w:lvl>
     <w:lvl w:ilvl="8">
@@ -6994,7 +5407,7 @@
         <w:ind w:left="6480" w:hanging="360"/>
       </w:pPr>
       <w:rPr>
-        <w:rFonts w:hint="default" w:ascii="Wingdings" w:hAnsi="Wingdings" w:cs="Wingdings"/>
+        <w:rFonts w:ascii="Wingdings" w:hAnsi="Wingdings" w:cs="Wingdings" w:hint="default"/>
         <w:b/>
         <w:sz w:val="20"/>
       </w:rPr>
@@ -7016,7 +5429,7 @@
         <w:ind w:left="720" w:hanging="360"/>
       </w:pPr>
       <w:rPr>
-        <w:rFonts w:hint="default" w:ascii="Wingdings" w:hAnsi="Wingdings" w:cs="Wingdings"/>
+        <w:rFonts w:ascii="Wingdings" w:hAnsi="Wingdings" w:cs="Wingdings" w:hint="default"/>
         <w:b/>
         <w:sz w:val="20"/>
       </w:rPr>
@@ -7033,7 +5446,7 @@
         <w:ind w:left="1440" w:hanging="360"/>
       </w:pPr>
       <w:rPr>
-        <w:rFonts w:hint="default" w:ascii="Courier New" w:hAnsi="Courier New" w:cs="Courier New"/>
+        <w:rFonts w:ascii="Courier New" w:hAnsi="Courier New" w:cs="Courier New" w:hint="default"/>
       </w:rPr>
     </w:lvl>
     <w:lvl w:ilvl="2">
@@ -7048,7 +5461,7 @@
         <w:ind w:left="2160" w:hanging="360"/>
       </w:pPr>
       <w:rPr>
-        <w:rFonts w:hint="default" w:ascii="Wingdings" w:hAnsi="Wingdings" w:cs="Wingdings"/>
+        <w:rFonts w:ascii="Wingdings" w:hAnsi="Wingdings" w:cs="Wingdings" w:hint="default"/>
         <w:b/>
         <w:sz w:val="20"/>
       </w:rPr>
@@ -7065,7 +5478,7 @@
         <w:ind w:left="2880" w:hanging="360"/>
       </w:pPr>
       <w:rPr>
-        <w:rFonts w:hint="default" w:ascii="Symbol" w:hAnsi="Symbol" w:cs="Symbol"/>
+        <w:rFonts w:ascii="Symbol" w:hAnsi="Symbol" w:cs="Symbol" w:hint="default"/>
       </w:rPr>
     </w:lvl>
     <w:lvl w:ilvl="4">
@@ -7080,7 +5493,7 @@
         <w:ind w:left="3600" w:hanging="360"/>
       </w:pPr>
       <w:rPr>
-        <w:rFonts w:hint="default" w:ascii="Courier New" w:hAnsi="Courier New" w:cs="Courier New"/>
+        <w:rFonts w:ascii="Courier New" w:hAnsi="Courier New" w:cs="Courier New" w:hint="default"/>
       </w:rPr>
     </w:lvl>
     <w:lvl w:ilvl="5">
@@ -7095,7 +5508,7 @@
         <w:ind w:left="4320" w:hanging="360"/>
       </w:pPr>
       <w:rPr>
-        <w:rFonts w:hint="default" w:ascii="Wingdings" w:hAnsi="Wingdings" w:cs="Wingdings"/>
+        <w:rFonts w:ascii="Wingdings" w:hAnsi="Wingdings" w:cs="Wingdings" w:hint="default"/>
         <w:b/>
         <w:sz w:val="20"/>
       </w:rPr>
@@ -7112,7 +5525,7 @@
         <w:ind w:left="5040" w:hanging="360"/>
       </w:pPr>
       <w:rPr>
-        <w:rFonts w:hint="default" w:ascii="Symbol" w:hAnsi="Symbol" w:cs="Symbol"/>
+        <w:rFonts w:ascii="Symbol" w:hAnsi="Symbol" w:cs="Symbol" w:hint="default"/>
       </w:rPr>
     </w:lvl>
     <w:lvl w:ilvl="7">
@@ -7127,7 +5540,7 @@
         <w:ind w:left="5760" w:hanging="360"/>
       </w:pPr>
       <w:rPr>
-        <w:rFonts w:hint="default" w:ascii="Courier New" w:hAnsi="Courier New" w:cs="Courier New"/>
+        <w:rFonts w:ascii="Courier New" w:hAnsi="Courier New" w:cs="Courier New" w:hint="default"/>
       </w:rPr>
     </w:lvl>
     <w:lvl w:ilvl="8">
@@ -7142,7 +5555,7 @@
         <w:ind w:left="6480" w:hanging="360"/>
       </w:pPr>
       <w:rPr>
-        <w:rFonts w:hint="default" w:ascii="Wingdings" w:hAnsi="Wingdings" w:cs="Wingdings"/>
+        <w:rFonts w:ascii="Wingdings" w:hAnsi="Wingdings" w:cs="Wingdings" w:hint="default"/>
         <w:b/>
         <w:sz w:val="20"/>
       </w:rPr>
@@ -7164,7 +5577,7 @@
         <w:ind w:left="720" w:hanging="360"/>
       </w:pPr>
       <w:rPr>
-        <w:rFonts w:hint="default" w:ascii="Wingdings" w:hAnsi="Wingdings" w:cs="Wingdings"/>
+        <w:rFonts w:ascii="Wingdings" w:hAnsi="Wingdings" w:cs="Wingdings" w:hint="default"/>
         <w:b/>
         <w:sz w:val="20"/>
       </w:rPr>
@@ -7181,7 +5594,7 @@
         <w:ind w:left="1440" w:hanging="360"/>
       </w:pPr>
       <w:rPr>
-        <w:rFonts w:hint="default" w:ascii="Courier New" w:hAnsi="Courier New" w:cs="Courier New"/>
+        <w:rFonts w:ascii="Courier New" w:hAnsi="Courier New" w:cs="Courier New" w:hint="default"/>
       </w:rPr>
     </w:lvl>
     <w:lvl w:ilvl="2">
@@ -7196,7 +5609,7 @@
         <w:ind w:left="2160" w:hanging="360"/>
       </w:pPr>
       <w:rPr>
-        <w:rFonts w:hint="default" w:ascii="Wingdings" w:hAnsi="Wingdings" w:cs="Wingdings"/>
+        <w:rFonts w:ascii="Wingdings" w:hAnsi="Wingdings" w:cs="Wingdings" w:hint="default"/>
         <w:b/>
         <w:sz w:val="20"/>
       </w:rPr>
@@ -7213,7 +5626,7 @@
         <w:ind w:left="2880" w:hanging="360"/>
       </w:pPr>
       <w:rPr>
-        <w:rFonts w:hint="default" w:ascii="Symbol" w:hAnsi="Symbol" w:cs="Symbol"/>
+        <w:rFonts w:ascii="Symbol" w:hAnsi="Symbol" w:cs="Symbol" w:hint="default"/>
       </w:rPr>
     </w:lvl>
     <w:lvl w:ilvl="4">
@@ -7228,7 +5641,7 @@
         <w:ind w:left="3600" w:hanging="360"/>
       </w:pPr>
       <w:rPr>
-        <w:rFonts w:hint="default" w:ascii="Courier New" w:hAnsi="Courier New" w:cs="Courier New"/>
+        <w:rFonts w:ascii="Courier New" w:hAnsi="Courier New" w:cs="Courier New" w:hint="default"/>
       </w:rPr>
     </w:lvl>
     <w:lvl w:ilvl="5">
@@ -7243,7 +5656,7 @@
         <w:ind w:left="4320" w:hanging="360"/>
       </w:pPr>
       <w:rPr>
-        <w:rFonts w:hint="default" w:ascii="Wingdings" w:hAnsi="Wingdings" w:cs="Wingdings"/>
+        <w:rFonts w:ascii="Wingdings" w:hAnsi="Wingdings" w:cs="Wingdings" w:hint="default"/>
         <w:b/>
         <w:sz w:val="20"/>
       </w:rPr>
@@ -7260,7 +5673,7 @@
         <w:ind w:left="5040" w:hanging="360"/>
       </w:pPr>
       <w:rPr>
-        <w:rFonts w:hint="default" w:ascii="Symbol" w:hAnsi="Symbol" w:cs="Symbol"/>
+        <w:rFonts w:ascii="Symbol" w:hAnsi="Symbol" w:cs="Symbol" w:hint="default"/>
       </w:rPr>
     </w:lvl>
     <w:lvl w:ilvl="7">
@@ -7275,7 +5688,7 @@
         <w:ind w:left="5760" w:hanging="360"/>
       </w:pPr>
       <w:rPr>
-        <w:rFonts w:hint="default" w:ascii="Courier New" w:hAnsi="Courier New" w:cs="Courier New"/>
+        <w:rFonts w:ascii="Courier New" w:hAnsi="Courier New" w:cs="Courier New" w:hint="default"/>
       </w:rPr>
     </w:lvl>
     <w:lvl w:ilvl="8">
@@ -7290,7 +5703,7 @@
         <w:ind w:left="6480" w:hanging="360"/>
       </w:pPr>
       <w:rPr>
-        <w:rFonts w:hint="default" w:ascii="Wingdings" w:hAnsi="Wingdings" w:cs="Wingdings"/>
+        <w:rFonts w:ascii="Wingdings" w:hAnsi="Wingdings" w:cs="Wingdings" w:hint="default"/>
         <w:b/>
         <w:sz w:val="20"/>
       </w:rPr>
@@ -7312,11 +5725,11 @@
 </file>
 
 <file path=word/styles.xml><?xml version="1.0" encoding="utf-8"?>
-<w:styles xmlns:wp14="http://schemas.microsoft.com/office/word/2010/wordprocessingDrawing" xmlns:mc="http://schemas.openxmlformats.org/markup-compatibility/2006" xmlns:r="http://schemas.openxmlformats.org/officeDocument/2006/relationships" xmlns:w="http://schemas.openxmlformats.org/wordprocessingml/2006/main" xmlns:w14="http://schemas.microsoft.com/office/word/2010/wordml" xmlns:w15="http://schemas.microsoft.com/office/word/2012/wordml" xmlns:w16cex="http://schemas.microsoft.com/office/word/2018/wordml/cex" xmlns:w16cid="http://schemas.microsoft.com/office/word/2016/wordml/cid" xmlns:w16="http://schemas.microsoft.com/office/word/2018/wordml" xmlns:w16du="http://schemas.microsoft.com/office/word/2023/wordml/word16du" xmlns:w16sdtdh="http://schemas.microsoft.com/office/word/2020/wordml/sdtdatahash" xmlns:w16sdtfl="http://schemas.microsoft.com/office/word/2024/wordml/sdtformatlock" xmlns:w16se="http://schemas.microsoft.com/office/word/2015/wordml/symex" mc:Ignorable="w14 w15 w16se w16cid w16 w16cex w16sdtdh w16sdtfl w16du wp14">
+<w:styles xmlns:mc="http://schemas.openxmlformats.org/markup-compatibility/2006" xmlns:r="http://schemas.openxmlformats.org/officeDocument/2006/relationships" xmlns:w="http://schemas.openxmlformats.org/wordprocessingml/2006/main" xmlns:w14="http://schemas.microsoft.com/office/word/2010/wordml" xmlns:w15="http://schemas.microsoft.com/office/word/2012/wordml" xmlns:w16cex="http://schemas.microsoft.com/office/word/2018/wordml/cex" xmlns:w16cid="http://schemas.microsoft.com/office/word/2016/wordml/cid" xmlns:w16="http://schemas.microsoft.com/office/word/2018/wordml" xmlns:w16du="http://schemas.microsoft.com/office/word/2023/wordml/word16du" xmlns:w16sdtdh="http://schemas.microsoft.com/office/word/2020/wordml/sdtdatahash" xmlns:w16sdtfl="http://schemas.microsoft.com/office/word/2024/wordml/sdtformatlock" xmlns:w16se="http://schemas.microsoft.com/office/word/2015/wordml/symex" mc:Ignorable="w14 w15 w16se w16cid w16 w16cex w16sdtdh w16sdtfl w16du">
   <w:docDefaults>
     <w:rPrDefault>
       <w:rPr>
-        <w:rFonts w:ascii="Cambria" w:hAnsi="Cambria" w:eastAsia="Times New Roman" w:cs="Times New Roman"/>
+        <w:rFonts w:ascii="Cambria" w:eastAsia="Times New Roman" w:hAnsi="Cambria" w:cs="Times New Roman"/>
         <w:szCs w:val="24"/>
         <w:lang w:val="en-US" w:eastAsia="en-US" w:bidi="ar-SA"/>
       </w:rPr>
@@ -7326,14 +5739,14 @@
   <w:latentStyles w:defLockedState="0" w:defUIPriority="99" w:defSemiHidden="0" w:defUnhideWhenUsed="0" w:defQFormat="0" w:count="376">
     <w:lsdException w:name="Normal" w:uiPriority="0" w:qFormat="1"/>
     <w:lsdException w:name="heading 1" w:uiPriority="0" w:qFormat="1"/>
-    <w:lsdException w:name="heading 2" w:uiPriority="9" w:semiHidden="1" w:unhideWhenUsed="1" w:qFormat="1"/>
-    <w:lsdException w:name="heading 3" w:uiPriority="9" w:semiHidden="1" w:unhideWhenUsed="1" w:qFormat="1"/>
-    <w:lsdException w:name="heading 4" w:uiPriority="9" w:semiHidden="1" w:unhideWhenUsed="1" w:qFormat="1"/>
-    <w:lsdException w:name="heading 5" w:uiPriority="9" w:semiHidden="1" w:unhideWhenUsed="1" w:qFormat="1"/>
-    <w:lsdException w:name="heading 6" w:uiPriority="9" w:semiHidden="1" w:unhideWhenUsed="1" w:qFormat="1"/>
-    <w:lsdException w:name="heading 7" w:uiPriority="9" w:semiHidden="1" w:unhideWhenUsed="1" w:qFormat="1"/>
-    <w:lsdException w:name="heading 8" w:uiPriority="9" w:semiHidden="1" w:unhideWhenUsed="1" w:qFormat="1"/>
-    <w:lsdException w:name="heading 9" w:uiPriority="9" w:semiHidden="1" w:unhideWhenUsed="1" w:qFormat="1"/>
+    <w:lsdException w:name="heading 2" w:semiHidden="1" w:uiPriority="9" w:unhideWhenUsed="1" w:qFormat="1"/>
+    <w:lsdException w:name="heading 3" w:semiHidden="1" w:uiPriority="9" w:unhideWhenUsed="1" w:qFormat="1"/>
+    <w:lsdException w:name="heading 4" w:semiHidden="1" w:uiPriority="9" w:unhideWhenUsed="1" w:qFormat="1"/>
+    <w:lsdException w:name="heading 5" w:semiHidden="1" w:uiPriority="9" w:unhideWhenUsed="1" w:qFormat="1"/>
+    <w:lsdException w:name="heading 6" w:semiHidden="1" w:uiPriority="9" w:unhideWhenUsed="1" w:qFormat="1"/>
+    <w:lsdException w:name="heading 7" w:semiHidden="1" w:uiPriority="9" w:unhideWhenUsed="1" w:qFormat="1"/>
+    <w:lsdException w:name="heading 8" w:semiHidden="1" w:uiPriority="9" w:unhideWhenUsed="1" w:qFormat="1"/>
+    <w:lsdException w:name="heading 9" w:semiHidden="1" w:uiPriority="9" w:unhideWhenUsed="1" w:qFormat="1"/>
     <w:lsdException w:name="index 1" w:semiHidden="1" w:unhideWhenUsed="1"/>
     <w:lsdException w:name="index 2" w:semiHidden="1" w:unhideWhenUsed="1"/>
     <w:lsdException w:name="index 3" w:semiHidden="1" w:unhideWhenUsed="1"/>
@@ -7343,22 +5756,22 @@
     <w:lsdException w:name="index 7" w:semiHidden="1" w:unhideWhenUsed="1"/>
     <w:lsdException w:name="index 8" w:semiHidden="1" w:unhideWhenUsed="1"/>
     <w:lsdException w:name="index 9" w:semiHidden="1" w:unhideWhenUsed="1"/>
-    <w:lsdException w:name="toc 1" w:uiPriority="39" w:semiHidden="1" w:unhideWhenUsed="1"/>
-    <w:lsdException w:name="toc 2" w:uiPriority="39" w:semiHidden="1" w:unhideWhenUsed="1"/>
-    <w:lsdException w:name="toc 3" w:uiPriority="39" w:semiHidden="1" w:unhideWhenUsed="1"/>
-    <w:lsdException w:name="toc 4" w:uiPriority="39" w:semiHidden="1" w:unhideWhenUsed="1"/>
-    <w:lsdException w:name="toc 5" w:uiPriority="39" w:semiHidden="1" w:unhideWhenUsed="1"/>
-    <w:lsdException w:name="toc 6" w:uiPriority="39" w:semiHidden="1" w:unhideWhenUsed="1"/>
-    <w:lsdException w:name="toc 7" w:uiPriority="39" w:semiHidden="1" w:unhideWhenUsed="1"/>
-    <w:lsdException w:name="toc 8" w:uiPriority="39" w:semiHidden="1" w:unhideWhenUsed="1"/>
-    <w:lsdException w:name="toc 9" w:uiPriority="39" w:semiHidden="1" w:unhideWhenUsed="1"/>
-    <w:lsdException w:name="Normal Indent" w:uiPriority="0" w:semiHidden="1" w:unhideWhenUsed="1"/>
+    <w:lsdException w:name="toc 1" w:semiHidden="1" w:uiPriority="39" w:unhideWhenUsed="1"/>
+    <w:lsdException w:name="toc 2" w:semiHidden="1" w:uiPriority="39" w:unhideWhenUsed="1"/>
+    <w:lsdException w:name="toc 3" w:semiHidden="1" w:uiPriority="39" w:unhideWhenUsed="1"/>
+    <w:lsdException w:name="toc 4" w:semiHidden="1" w:uiPriority="39" w:unhideWhenUsed="1"/>
+    <w:lsdException w:name="toc 5" w:semiHidden="1" w:uiPriority="39" w:unhideWhenUsed="1"/>
+    <w:lsdException w:name="toc 6" w:semiHidden="1" w:uiPriority="39" w:unhideWhenUsed="1"/>
+    <w:lsdException w:name="toc 7" w:semiHidden="1" w:uiPriority="39" w:unhideWhenUsed="1"/>
+    <w:lsdException w:name="toc 8" w:semiHidden="1" w:uiPriority="39" w:unhideWhenUsed="1"/>
+    <w:lsdException w:name="toc 9" w:semiHidden="1" w:uiPriority="39" w:unhideWhenUsed="1"/>
+    <w:lsdException w:name="Normal Indent" w:semiHidden="1" w:uiPriority="0" w:unhideWhenUsed="1"/>
     <w:lsdException w:name="footnote text" w:semiHidden="1" w:unhideWhenUsed="1"/>
-    <w:lsdException w:name="annotation text" w:uiPriority="0" w:semiHidden="1" w:unhideWhenUsed="1"/>
+    <w:lsdException w:name="annotation text" w:semiHidden="1" w:uiPriority="0" w:unhideWhenUsed="1"/>
     <w:lsdException w:name="header" w:semiHidden="1" w:unhideWhenUsed="1"/>
     <w:lsdException w:name="footer" w:semiHidden="1" w:unhideWhenUsed="1"/>
     <w:lsdException w:name="index heading" w:semiHidden="1" w:unhideWhenUsed="1"/>
-    <w:lsdException w:name="caption" w:uiPriority="35" w:semiHidden="1" w:unhideWhenUsed="1" w:qFormat="1"/>
+    <w:lsdException w:name="caption" w:semiHidden="1" w:uiPriority="35" w:unhideWhenUsed="1" w:qFormat="1"/>
     <w:lsdException w:name="table of figures" w:semiHidden="1" w:unhideWhenUsed="1"/>
     <w:lsdException w:name="envelope address" w:semiHidden="1" w:unhideWhenUsed="1"/>
     <w:lsdException w:name="envelope return" w:semiHidden="1" w:unhideWhenUsed="1"/>
@@ -7372,7 +5785,7 @@
     <w:lsdException w:name="macro" w:semiHidden="1" w:unhideWhenUsed="1"/>
     <w:lsdException w:name="toa heading" w:semiHidden="1" w:unhideWhenUsed="1"/>
     <w:lsdException w:name="List" w:semiHidden="1" w:unhideWhenUsed="1"/>
-    <w:lsdException w:name="List Bullet" w:uiPriority="0" w:semiHidden="1" w:unhideWhenUsed="1"/>
+    <w:lsdException w:name="List Bullet" w:semiHidden="1" w:uiPriority="0" w:unhideWhenUsed="1"/>
     <w:lsdException w:name="List Number" w:semiHidden="1" w:unhideWhenUsed="1"/>
     <w:lsdException w:name="List 2" w:semiHidden="1" w:unhideWhenUsed="1"/>
     <w:lsdException w:name="List 3" w:semiHidden="1" w:unhideWhenUsed="1"/>
@@ -7389,15 +5802,15 @@
     <w:lsdException w:name="Title" w:uiPriority="0" w:qFormat="1"/>
     <w:lsdException w:name="Closing" w:semiHidden="1" w:unhideWhenUsed="1"/>
     <w:lsdException w:name="Signature" w:semiHidden="1" w:unhideWhenUsed="1"/>
-    <w:lsdException w:name="Default Paragraph Font" w:uiPriority="1" w:semiHidden="1" w:unhideWhenUsed="1"/>
-    <w:lsdException w:name="Body Text" w:uiPriority="0" w:semiHidden="1" w:unhideWhenUsed="1"/>
+    <w:lsdException w:name="Default Paragraph Font" w:semiHidden="1" w:uiPriority="1" w:unhideWhenUsed="1"/>
+    <w:lsdException w:name="Body Text" w:semiHidden="1" w:uiPriority="0" w:unhideWhenUsed="1"/>
     <w:lsdException w:name="Body Text Indent" w:semiHidden="1" w:unhideWhenUsed="1"/>
     <w:lsdException w:name="List Continue" w:semiHidden="1" w:unhideWhenUsed="1"/>
     <w:lsdException w:name="List Continue 2" w:semiHidden="1" w:unhideWhenUsed="1"/>
     <w:lsdException w:name="List Continue 3" w:semiHidden="1" w:unhideWhenUsed="1"/>
     <w:lsdException w:name="List Continue 4" w:semiHidden="1" w:unhideWhenUsed="1"/>
     <w:lsdException w:name="List Continue 5" w:semiHidden="1" w:unhideWhenUsed="1"/>
-    <w:lsdException w:name="Message Header" w:uiPriority="0" w:semiHidden="1" w:unhideWhenUsed="1"/>
+    <w:lsdException w:name="Message Header" w:semiHidden="1" w:uiPriority="0" w:unhideWhenUsed="1"/>
     <w:lsdException w:name="Subtitle" w:uiPriority="11" w:qFormat="1"/>
     <w:lsdException w:name="Salutation" w:semiHidden="1" w:unhideWhenUsed="1"/>
     <w:lsdException w:name="Date" w:semiHidden="1" w:unhideWhenUsed="1"/>
@@ -7418,7 +5831,7 @@
     <w:lsdException w:name="E-mail Signature" w:semiHidden="1" w:unhideWhenUsed="1"/>
     <w:lsdException w:name="HTML Top of Form" w:semiHidden="1" w:unhideWhenUsed="1"/>
     <w:lsdException w:name="HTML Bottom of Form" w:semiHidden="1" w:unhideWhenUsed="1"/>
-    <w:lsdException w:name="Normal (Web)" w:uiPriority="0" w:semiHidden="1" w:unhideWhenUsed="1"/>
+    <w:lsdException w:name="Normal (Web)" w:semiHidden="1" w:uiPriority="0" w:unhideWhenUsed="1"/>
     <w:lsdException w:name="HTML Acronym" w:semiHidden="1" w:unhideWhenUsed="1"/>
     <w:lsdException w:name="HTML Address" w:semiHidden="1" w:unhideWhenUsed="1"/>
     <w:lsdException w:name="HTML Cite" w:semiHidden="1" w:unhideWhenUsed="1"/>
@@ -7589,8 +6002,8 @@
     <w:lsdException w:name="Subtle Reference" w:uiPriority="31" w:qFormat="1"/>
     <w:lsdException w:name="Intense Reference" w:uiPriority="32" w:qFormat="1"/>
     <w:lsdException w:name="Book Title" w:uiPriority="33" w:qFormat="1"/>
-    <w:lsdException w:name="Bibliography" w:uiPriority="37" w:semiHidden="1" w:unhideWhenUsed="1"/>
-    <w:lsdException w:name="TOC Heading" w:uiPriority="39" w:semiHidden="1" w:unhideWhenUsed="1" w:qFormat="1"/>
+    <w:lsdException w:name="Bibliography" w:semiHidden="1" w:uiPriority="37" w:unhideWhenUsed="1"/>
+    <w:lsdException w:name="TOC Heading" w:semiHidden="1" w:uiPriority="39" w:unhideWhenUsed="1" w:qFormat="1"/>
     <w:lsdException w:name="Plain Table 1" w:uiPriority="41"/>
     <w:lsdException w:name="Plain Table 2" w:uiPriority="42"/>
     <w:lsdException w:name="Plain Table 3" w:uiPriority="43"/>
@@ -7701,7 +6114,7 @@
     <w:lsdException w:name="Unresolved Mention" w:semiHidden="1" w:unhideWhenUsed="1"/>
     <w:lsdException w:name="Smart Link" w:semiHidden="1" w:unhideWhenUsed="1"/>
   </w:latentStyles>
-  <w:style w:type="paragraph" w:styleId="Normal" w:default="1">
+  <w:style w:type="paragraph" w:default="1" w:styleId="Normal">
     <w:name w:val="Normal"/>
     <w:qFormat/>
     <w:rsid w:val="005E11A2"/>
@@ -7802,12 +6215,13 @@
       <w:iCs/>
     </w:rPr>
   </w:style>
-  <w:style w:type="character" w:styleId="Fontepargpadro" w:default="1">
+  <w:style w:type="character" w:default="1" w:styleId="Fontepargpadro">
     <w:name w:val="Default Paragraph Font"/>
     <w:uiPriority w:val="1"/>
+    <w:semiHidden/>
     <w:unhideWhenUsed/>
   </w:style>
-  <w:style w:type="table" w:styleId="Tabelanormal" w:default="1">
+  <w:style w:type="table" w:default="1" w:styleId="Tabelanormal">
     <w:name w:val="Normal Table"/>
     <w:uiPriority w:val="99"/>
     <w:semiHidden/>
@@ -7822,13 +6236,13 @@
       </w:tblCellMar>
     </w:tblPr>
   </w:style>
-  <w:style w:type="numbering" w:styleId="Semlista" w:default="1">
+  <w:style w:type="numbering" w:default="1" w:styleId="Semlista">
     <w:name w:val="No List"/>
     <w:uiPriority w:val="99"/>
     <w:semiHidden/>
     <w:unhideWhenUsed/>
   </w:style>
-  <w:style w:type="character" w:styleId="CabealhoChar" w:customStyle="1">
+  <w:style w:type="character" w:customStyle="1" w:styleId="CabealhoChar">
     <w:name w:val="Cabeçalho Char"/>
     <w:basedOn w:val="Fontepargpadro"/>
     <w:link w:val="Cabealho"/>
@@ -7836,7 +6250,7 @@
     <w:qFormat/>
     <w:rsid w:val="00722B06"/>
   </w:style>
-  <w:style w:type="character" w:styleId="RodapChar" w:customStyle="1">
+  <w:style w:type="character" w:customStyle="1" w:styleId="RodapChar">
     <w:name w:val="Rodapé Char"/>
     <w:basedOn w:val="Fontepargpadro"/>
     <w:link w:val="Rodap"/>
@@ -7844,7 +6258,7 @@
     <w:qFormat/>
     <w:rsid w:val="00722B06"/>
   </w:style>
-  <w:style w:type="character" w:styleId="TextodebaloChar" w:customStyle="1">
+  <w:style w:type="character" w:customStyle="1" w:styleId="TextodebaloChar">
     <w:name w:val="Texto de balão Char"/>
     <w:basedOn w:val="Fontepargpadro"/>
     <w:link w:val="Textodebalo"/>
@@ -7858,7 +6272,7 @@
       <w:szCs w:val="18"/>
     </w:rPr>
   </w:style>
-  <w:style w:type="character" w:styleId="LinkdaInternet" w:customStyle="1">
+  <w:style w:type="character" w:customStyle="1" w:styleId="LinkdaInternet">
     <w:name w:val="Link da Internet"/>
     <w:basedOn w:val="Fontepargpadro"/>
     <w:uiPriority w:val="99"/>
@@ -7869,33 +6283,33 @@
       <w:u w:val="single"/>
     </w:rPr>
   </w:style>
-  <w:style w:type="character" w:styleId="Ttulo1Char" w:customStyle="1">
+  <w:style w:type="character" w:customStyle="1" w:styleId="Ttulo1Char">
     <w:name w:val="Título 1 Char"/>
     <w:basedOn w:val="Fontepargpadro"/>
     <w:link w:val="Ttulo1"/>
     <w:qFormat/>
     <w:rsid w:val="00935272"/>
     <w:rPr>
-      <w:rFonts w:ascii="Arial" w:hAnsi="Arial" w:eastAsia="Times New Roman" w:cs="Arial"/>
+      <w:rFonts w:ascii="Arial" w:eastAsia="Times New Roman" w:hAnsi="Arial" w:cs="Arial"/>
       <w:b/>
       <w:bCs/>
       <w:sz w:val="32"/>
       <w:szCs w:val="32"/>
     </w:rPr>
   </w:style>
-  <w:style w:type="character" w:styleId="CorpodetextoChar" w:customStyle="1">
+  <w:style w:type="character" w:customStyle="1" w:styleId="CorpodetextoChar">
     <w:name w:val="Corpo de texto Char"/>
     <w:basedOn w:val="Fontepargpadro"/>
     <w:link w:val="Corpodetexto"/>
     <w:qFormat/>
     <w:rsid w:val="00935272"/>
     <w:rPr>
-      <w:rFonts w:ascii="Arial" w:hAnsi="Arial" w:eastAsia="Times New Roman" w:cs="Times New Roman"/>
+      <w:rFonts w:ascii="Arial" w:eastAsia="Times New Roman" w:hAnsi="Arial" w:cs="Times New Roman"/>
       <w:sz w:val="22"/>
       <w:szCs w:val="20"/>
     </w:rPr>
   </w:style>
-  <w:style w:type="character" w:styleId="Ttulo2Char" w:customStyle="1">
+  <w:style w:type="character" w:customStyle="1" w:styleId="Ttulo2Char">
     <w:name w:val="Título 2 Char"/>
     <w:basedOn w:val="Fontepargpadro"/>
     <w:link w:val="Ttulo2"/>
@@ -7910,7 +6324,7 @@
       <w:szCs w:val="26"/>
     </w:rPr>
   </w:style>
-  <w:style w:type="character" w:styleId="Ttulo3Char" w:customStyle="1">
+  <w:style w:type="character" w:customStyle="1" w:styleId="Ttulo3Char">
     <w:name w:val="Título 3 Char"/>
     <w:basedOn w:val="Fontepargpadro"/>
     <w:link w:val="Ttulo3"/>
@@ -7924,32 +6338,32 @@
       <w:sz w:val="22"/>
     </w:rPr>
   </w:style>
-  <w:style w:type="character" w:styleId="TtuloChar" w:customStyle="1">
+  <w:style w:type="character" w:customStyle="1" w:styleId="TtuloChar">
     <w:name w:val="Título Char"/>
     <w:basedOn w:val="Fontepargpadro"/>
     <w:link w:val="Ttulo"/>
     <w:qFormat/>
     <w:rsid w:val="00CC2298"/>
     <w:rPr>
-      <w:rFonts w:ascii="Times New Roman" w:hAnsi="Times New Roman" w:eastAsia="Times New Roman" w:cs="Times New Roman"/>
+      <w:rFonts w:ascii="Times New Roman" w:eastAsia="Times New Roman" w:hAnsi="Times New Roman" w:cs="Times New Roman"/>
       <w:b/>
       <w:sz w:val="28"/>
       <w:szCs w:val="20"/>
     </w:rPr>
   </w:style>
-  <w:style w:type="character" w:styleId="CabealhodamensagemChar" w:customStyle="1">
+  <w:style w:type="character" w:customStyle="1" w:styleId="CabealhodamensagemChar">
     <w:name w:val="Cabeçalho da mensagem Char"/>
     <w:basedOn w:val="Fontepargpadro"/>
     <w:link w:val="Cabealhodamensagem"/>
     <w:qFormat/>
     <w:rsid w:val="00CC2298"/>
     <w:rPr>
-      <w:rFonts w:ascii="Arial" w:hAnsi="Arial" w:eastAsia="Times New Roman" w:cs="Arial"/>
+      <w:rFonts w:ascii="Arial" w:eastAsia="Times New Roman" w:hAnsi="Arial" w:cs="Arial"/>
       <w:sz w:val="20"/>
       <w:shd w:val="clear" w:color="auto" w:fill="CCCCCC"/>
     </w:rPr>
   </w:style>
-  <w:style w:type="character" w:styleId="TextodecomentrioChar" w:customStyle="1">
+  <w:style w:type="character" w:customStyle="1" w:styleId="TextodecomentrioChar">
     <w:name w:val="Texto de comentário Char"/>
     <w:basedOn w:val="Fontepargpadro"/>
     <w:link w:val="Textodecomentrio"/>
@@ -7957,12 +6371,12 @@
     <w:qFormat/>
     <w:rsid w:val="00CC2298"/>
     <w:rPr>
-      <w:rFonts w:ascii="Arial" w:hAnsi="Arial" w:eastAsia="Times New Roman" w:cs="Times New Roman"/>
+      <w:rFonts w:ascii="Arial" w:eastAsia="Times New Roman" w:hAnsi="Arial" w:cs="Times New Roman"/>
       <w:sz w:val="20"/>
       <w:szCs w:val="20"/>
     </w:rPr>
   </w:style>
-  <w:style w:type="character" w:styleId="Corpodetexto3Char" w:customStyle="1">
+  <w:style w:type="character" w:customStyle="1" w:styleId="Corpodetexto3Char">
     <w:name w:val="Corpo de texto 3 Char"/>
     <w:basedOn w:val="Fontepargpadro"/>
     <w:link w:val="Corpodetexto3"/>
@@ -7975,7 +6389,7 @@
       <w:szCs w:val="16"/>
     </w:rPr>
   </w:style>
-  <w:style w:type="character" w:styleId="Ttulo4Char" w:customStyle="1">
+  <w:style w:type="character" w:customStyle="1" w:styleId="Ttulo4Char">
     <w:name w:val="Título 4 Char"/>
     <w:basedOn w:val="Fontepargpadro"/>
     <w:link w:val="Ttulo4"/>
@@ -7991,7 +6405,7 @@
       <w:iCs/>
     </w:rPr>
   </w:style>
-  <w:style w:type="character" w:styleId="InternetLink" w:customStyle="1">
+  <w:style w:type="character" w:customStyle="1" w:styleId="InternetLink">
     <w:name w:val="Internet Link"/>
     <w:qFormat/>
     <w:rPr>
@@ -8048,7 +6462,7 @@
       <w:iCs/>
     </w:rPr>
   </w:style>
-  <w:style w:type="paragraph" w:styleId="ndice" w:customStyle="1">
+  <w:style w:type="paragraph" w:customStyle="1" w:styleId="ndice">
     <w:name w:val="Índice"/>
     <w:basedOn w:val="Normal"/>
     <w:qFormat/>
@@ -8059,7 +6473,7 @@
       <w:rFonts w:cs="Mangal"/>
     </w:rPr>
   </w:style>
-  <w:style w:type="paragraph" w:styleId="TextBody" w:customStyle="1">
+  <w:style w:type="paragraph" w:customStyle="1" w:styleId="TextBody">
     <w:name w:val="Text Body"/>
     <w:basedOn w:val="Normal"/>
     <w:qFormat/>
@@ -8067,7 +6481,7 @@
       <w:spacing w:after="140" w:line="288" w:lineRule="auto"/>
     </w:pPr>
   </w:style>
-  <w:style w:type="paragraph" w:styleId="CabealhoeRodap" w:customStyle="1">
+  <w:style w:type="paragraph" w:customStyle="1" w:styleId="CabealhoeRodap">
     <w:name w:val="Cabeçalho e Rodapé"/>
     <w:basedOn w:val="Normal"/>
     <w:qFormat/>
@@ -8103,7 +6517,7 @@
       <w:szCs w:val="18"/>
     </w:rPr>
   </w:style>
-  <w:style w:type="paragraph" w:styleId="Default" w:customStyle="1">
+  <w:style w:type="paragraph" w:customStyle="1" w:styleId="Default">
     <w:name w:val="Default"/>
     <w:qFormat/>
     <w:rsid w:val="00915D64"/>
@@ -8125,7 +6539,7 @@
       <w:spacing w:after="280"/>
     </w:pPr>
     <w:rPr>
-      <w:rFonts w:ascii="Arial Unicode MS" w:hAnsi="Arial Unicode MS" w:eastAsia="Arial Unicode MS" w:cs="Arial Unicode MS"/>
+      <w:rFonts w:ascii="Arial Unicode MS" w:eastAsia="Arial Unicode MS" w:hAnsi="Arial Unicode MS" w:cs="Arial Unicode MS"/>
     </w:rPr>
   </w:style>
   <w:style w:type="paragraph" w:styleId="Cabealhodamensagem">
@@ -8136,10 +6550,10 @@
     <w:rsid w:val="00CC2298"/>
     <w:pPr>
       <w:pBdr>
-        <w:top w:val="single" w:color="00000A" w:sz="6" w:space="1"/>
-        <w:left w:val="single" w:color="00000A" w:sz="6" w:space="1"/>
-        <w:bottom w:val="single" w:color="00000A" w:sz="6" w:space="1"/>
-        <w:right w:val="single" w:color="00000A" w:sz="6" w:space="1"/>
+        <w:top w:val="single" w:sz="6" w:space="1" w:color="00000A"/>
+        <w:left w:val="single" w:sz="6" w:space="1" w:color="00000A"/>
+        <w:bottom w:val="single" w:sz="6" w:space="1" w:color="00000A"/>
+        <w:right w:val="single" w:sz="6" w:space="1" w:color="00000A"/>
       </w:pBdr>
       <w:shd w:val="clear" w:color="auto" w:fill="CCCCCC"/>
       <w:ind w:left="1080" w:hanging="1080"/>
@@ -8162,7 +6576,7 @@
       <w:szCs w:val="20"/>
     </w:rPr>
   </w:style>
-  <w:style w:type="paragraph" w:styleId="Tabletext" w:customStyle="1">
+  <w:style w:type="paragraph" w:customStyle="1" w:styleId="Tabletext">
     <w:name w:val="Table text"/>
     <w:basedOn w:val="Normal"/>
     <w:qFormat/>
@@ -8196,7 +6610,7 @@
       <w:szCs w:val="20"/>
     </w:rPr>
   </w:style>
-  <w:style w:type="paragraph" w:styleId="Tablecolumnheading" w:customStyle="1">
+  <w:style w:type="paragraph" w:customStyle="1" w:styleId="Tablecolumnheading">
     <w:name w:val="Table column heading"/>
     <w:basedOn w:val="Normal"/>
     <w:qFormat/>
@@ -8231,7 +6645,7 @@
       <w:szCs w:val="16"/>
     </w:rPr>
   </w:style>
-  <w:style w:type="paragraph" w:styleId="Majorfindingspagenumber" w:customStyle="1">
+  <w:style w:type="paragraph" w:customStyle="1" w:styleId="Majorfindingspagenumber">
     <w:name w:val="Major findings page number"/>
     <w:basedOn w:val="Tabletext"/>
     <w:qFormat/>
@@ -8240,17 +6654,17 @@
       <w:sz w:val="22"/>
     </w:rPr>
   </w:style>
-  <w:style w:type="paragraph" w:styleId="Contedodatabela" w:customStyle="1">
+  <w:style w:type="paragraph" w:customStyle="1" w:styleId="Contedodatabela">
     <w:name w:val="Conteúdo da tabela"/>
     <w:basedOn w:val="Normal"/>
     <w:qFormat/>
   </w:style>
-  <w:style w:type="paragraph" w:styleId="Ttulodetabela" w:customStyle="1">
+  <w:style w:type="paragraph" w:customStyle="1" w:styleId="Ttulodetabela">
     <w:name w:val="Título de tabela"/>
     <w:basedOn w:val="Contedodatabela"/>
     <w:qFormat/>
   </w:style>
-  <w:style w:type="table" w:styleId="LightShading-Accent11" w:customStyle="1">
+  <w:style w:type="table" w:customStyle="1" w:styleId="LightShading-Accent11">
     <w:name w:val="Light Shading - Accent 11"/>
     <w:basedOn w:val="Tabelanormal"/>
     <w:uiPriority w:val="60"/>
@@ -8265,8 +6679,8 @@
       <w:tblStyleRowBandSize w:val="1"/>
       <w:tblStyleColBandSize w:val="1"/>
       <w:tblBorders>
-        <w:top w:val="single" w:color="4F81BD" w:themeColor="accent1" w:sz="8" w:space="0"/>
-        <w:bottom w:val="single" w:color="4F81BD" w:themeColor="accent1" w:sz="8" w:space="0"/>
+        <w:top w:val="single" w:sz="8" w:space="0" w:color="4F81BD" w:themeColor="accent1"/>
+        <w:bottom w:val="single" w:sz="8" w:space="0" w:color="4F81BD" w:themeColor="accent1"/>
       </w:tblBorders>
     </w:tblPr>
     <w:tblStylePr w:type="firstRow">
@@ -8280,9 +6694,9 @@
       <w:tblPr/>
       <w:tcPr>
         <w:tcBorders>
-          <w:top w:val="single" w:color="4F81BD" w:themeColor="accent1" w:sz="8" w:space="0"/>
+          <w:top w:val="single" w:sz="8" w:space="0" w:color="4F81BD" w:themeColor="accent1"/>
           <w:left w:val="nil"/>
-          <w:bottom w:val="single" w:color="4F81BD" w:themeColor="accent1" w:sz="8" w:space="0"/>
+          <w:bottom w:val="single" w:sz="8" w:space="0" w:color="4F81BD" w:themeColor="accent1"/>
           <w:right w:val="nil"/>
           <w:insideH w:val="nil"/>
           <w:insideV w:val="nil"/>
@@ -8300,9 +6714,9 @@
       <w:tblPr/>
       <w:tcPr>
         <w:tcBorders>
-          <w:top w:val="single" w:color="4F81BD" w:themeColor="accent1" w:sz="8" w:space="0"/>
+          <w:top w:val="single" w:sz="8" w:space="0" w:color="4F81BD" w:themeColor="accent1"/>
           <w:left w:val="nil"/>
-          <w:bottom w:val="single" w:color="4F81BD" w:themeColor="accent1" w:sz="8" w:space="0"/>
+          <w:bottom w:val="single" w:sz="8" w:space="0" w:color="4F81BD" w:themeColor="accent1"/>
           <w:right w:val="nil"/>
           <w:insideH w:val="nil"/>
           <w:insideV w:val="nil"/>
@@ -8346,30 +6760,20 @@
       </w:tcPr>
     </w:tblStylePr>
   </w:style>
-  <w:style xmlns:w="http://schemas.openxmlformats.org/wordprocessingml/2006/main" w:type="table" w:styleId="TableGrid">
-    <w:name xmlns:w="http://schemas.openxmlformats.org/wordprocessingml/2006/main" w:val="Table Grid"/>
-    <w:basedOn xmlns:w="http://schemas.openxmlformats.org/wordprocessingml/2006/main" w:val="Tabelanormal"/>
-    <w:uiPriority xmlns:w="http://schemas.openxmlformats.org/wordprocessingml/2006/main" w:val="59"/>
-    <w:rsid xmlns:w="http://schemas.openxmlformats.org/wordprocessingml/2006/main" w:val="00FB4123"/>
-    <w:pPr xmlns:w="http://schemas.openxmlformats.org/wordprocessingml/2006/main">
-      <w:spacing w:after="0" w:line="240" w:lineRule="auto"/>
-    </w:pPr>
-    <w:tblPr xmlns:w="http://schemas.openxmlformats.org/wordprocessingml/2006/main">
-      <w:tblInd w:w="0" w:type="dxa"/>
+  <w:style w:type="table" w:styleId="Tabelacomgrade">
+    <w:name w:val="Table Grid"/>
+    <w:basedOn w:val="Tabelanormal"/>
+    <w:uiPriority w:val="59"/>
+    <w:rsid w:val="00FB4123"/>
+    <w:tblPr>
       <w:tblBorders>
-        <w:top w:val="single" w:color="000000" w:themeColor="text1" w:sz="4" w:space="0"/>
-        <w:left w:val="single" w:color="000000" w:themeColor="text1" w:sz="4" w:space="0"/>
-        <w:bottom w:val="single" w:color="000000" w:themeColor="text1" w:sz="4" w:space="0"/>
-        <w:right w:val="single" w:color="000000" w:themeColor="text1" w:sz="4" w:space="0"/>
-        <w:insideH w:val="single" w:color="000000" w:themeColor="text1" w:sz="4" w:space="0"/>
-        <w:insideV w:val="single" w:color="000000" w:themeColor="text1" w:sz="4" w:space="0"/>
+        <w:top w:val="single" w:sz="4" w:space="0" w:color="000000" w:themeColor="text1"/>
+        <w:left w:val="single" w:sz="4" w:space="0" w:color="000000" w:themeColor="text1"/>
+        <w:bottom w:val="single" w:sz="4" w:space="0" w:color="000000" w:themeColor="text1"/>
+        <w:right w:val="single" w:sz="4" w:space="0" w:color="000000" w:themeColor="text1"/>
+        <w:insideH w:val="single" w:sz="4" w:space="0" w:color="000000" w:themeColor="text1"/>
+        <w:insideV w:val="single" w:sz="4" w:space="0" w:color="000000" w:themeColor="text1"/>
       </w:tblBorders>
-      <w:tblCellMar>
-        <w:top w:w="0" w:type="dxa"/>
-        <w:left w:w="108" w:type="dxa"/>
-        <w:bottom w:w="0" w:type="dxa"/>
-        <w:right w:w="108" w:type="dxa"/>
-      </w:tblCellMar>
     </w:tblPr>
   </w:style>
 </w:styles>

--- a/relatórios/Relatorio_de_Testes_com_Usuario_BeFit- Marilia.docx
+++ b/relatórios/Relatorio_de_Testes_com_Usuario_BeFit- Marilia.docx
@@ -1,38 +1,35 @@
 
 <file path=word/document.xml><?xml version="1.0" encoding="utf-8"?>
-<w:document xmlns:wpc="http://schemas.microsoft.com/office/word/2010/wordprocessingCanvas" xmlns:cx="http://schemas.microsoft.com/office/drawing/2014/chartex" xmlns:cx1="http://schemas.microsoft.com/office/drawing/2015/9/8/chartex" xmlns:cx2="http://schemas.microsoft.com/office/drawing/2015/10/21/chartex" xmlns:cx3="http://schemas.microsoft.com/office/drawing/2016/5/9/chartex" xmlns:cx4="http://schemas.microsoft.com/office/drawing/2016/5/10/chartex" xmlns:cx5="http://schemas.microsoft.com/office/drawing/2016/5/11/chartex" xmlns:cx6="http://schemas.microsoft.com/office/drawing/2016/5/12/chartex" xmlns:cx7="http://schemas.microsoft.com/office/drawing/2016/5/13/chartex" xmlns:cx8="http://schemas.microsoft.com/office/drawing/2016/5/14/chartex" xmlns:mc="http://schemas.openxmlformats.org/markup-compatibility/2006" xmlns:aink="http://schemas.microsoft.com/office/drawing/2016/ink" xmlns:am3d="http://schemas.microsoft.com/office/drawing/2017/model3d" xmlns:o="urn:schemas-microsoft-com:office:office" xmlns:oel="http://schemas.microsoft.com/office/2019/extlst" xmlns:r="http://schemas.openxmlformats.org/officeDocument/2006/relationships" xmlns:m="http://schemas.openxmlformats.org/officeDocument/2006/math" xmlns:v="urn:schemas-microsoft-com:vml" xmlns:wp14="http://schemas.microsoft.com/office/word/2010/wordprocessingDrawing" xmlns:wp="http://schemas.openxmlformats.org/drawingml/2006/wordprocessingDrawing" xmlns:w10="urn:schemas-microsoft-com:office:word" xmlns:w="http://schemas.openxmlformats.org/wordprocessingml/2006/main" xmlns:w14="http://schemas.microsoft.com/office/word/2010/wordml" xmlns:w15="http://schemas.microsoft.com/office/word/2012/wordml" xmlns:w16cex="http://schemas.microsoft.com/office/word/2018/wordml/cex" xmlns:w16cid="http://schemas.microsoft.com/office/word/2016/wordml/cid" xmlns:w16="http://schemas.microsoft.com/office/word/2018/wordml" xmlns:w16du="http://schemas.microsoft.com/office/word/2023/wordml/word16du" xmlns:w16sdtdh="http://schemas.microsoft.com/office/word/2020/wordml/sdtdatahash" xmlns:w16sdtfl="http://schemas.microsoft.com/office/word/2024/wordml/sdtformatlock" xmlns:w16se="http://schemas.microsoft.com/office/word/2015/wordml/symex" xmlns:wpg="http://schemas.microsoft.com/office/word/2010/wordprocessingGroup" xmlns:wpi="http://schemas.microsoft.com/office/word/2010/wordprocessingInk" xmlns:wne="http://schemas.microsoft.com/office/word/2006/wordml" xmlns:wps="http://schemas.microsoft.com/office/word/2010/wordprocessingShape" mc:Ignorable="w14 w15 w16se w16cid w16 w16cex w16sdtdh w16sdtfl w16du wp14">
+<w:document xmlns:wpc="http://schemas.microsoft.com/office/word/2010/wordprocessingCanvas" xmlns:cx="http://schemas.microsoft.com/office/drawing/2014/chartex" xmlns:cx1="http://schemas.microsoft.com/office/drawing/2015/9/8/chartex" xmlns:cx2="http://schemas.microsoft.com/office/drawing/2015/10/21/chartex" xmlns:cx3="http://schemas.microsoft.com/office/drawing/2016/5/9/chartex" xmlns:cx4="http://schemas.microsoft.com/office/drawing/2016/5/10/chartex" xmlns:cx5="http://schemas.microsoft.com/office/drawing/2016/5/11/chartex" xmlns:cx6="http://schemas.microsoft.com/office/drawing/2016/5/12/chartex" xmlns:cx7="http://schemas.microsoft.com/office/drawing/2016/5/13/chartex" xmlns:cx8="http://schemas.microsoft.com/office/drawing/2016/5/14/chartex" xmlns:mc="http://schemas.openxmlformats.org/markup-compatibility/2006" xmlns:aink="http://schemas.microsoft.com/office/drawing/2016/ink" xmlns:am3d="http://schemas.microsoft.com/office/drawing/2017/model3d" xmlns:o="urn:schemas-microsoft-com:office:office" xmlns:oel="http://schemas.microsoft.com/office/2019/extlst" xmlns:r="http://schemas.openxmlformats.org/officeDocument/2006/relationships" xmlns:m="http://schemas.openxmlformats.org/officeDocument/2006/math" xmlns:v="urn:schemas-microsoft-com:vml" xmlns:wp14="http://schemas.microsoft.com/office/word/2010/wordprocessingDrawing" xmlns:wp="http://schemas.openxmlformats.org/drawingml/2006/wordprocessingDrawing" xmlns:w10="urn:schemas-microsoft-com:office:word" xmlns:w="http://schemas.openxmlformats.org/wordprocessingml/2006/main" xmlns:w14="http://schemas.microsoft.com/office/word/2010/wordml" xmlns:w15="http://schemas.microsoft.com/office/word/2012/wordml" xmlns:w16cex="http://schemas.microsoft.com/office/word/2018/wordml/cex" xmlns:w16cid="http://schemas.microsoft.com/office/word/2016/wordml/cid" xmlns:w16="http://schemas.microsoft.com/office/word/2018/wordml" xmlns:w16du="http://schemas.microsoft.com/office/word/2023/wordml/word16du" xmlns:w16sdtdh="http://schemas.microsoft.com/office/word/2020/wordml/sdtdatahash" xmlns:w16sdtfl="http://schemas.microsoft.com/office/word/2024/wordml/sdtformatlock" xmlns:w16se="http://schemas.microsoft.com/office/word/2015/wordml/symex" xmlns:wpg="http://schemas.microsoft.com/office/word/2010/wordprocessingGroup" xmlns:wpi="http://schemas.microsoft.com/office/word/2010/wordprocessingInk" xmlns:wne="http://schemas.microsoft.com/office/word/2006/wordml" xmlns:wps="http://schemas.microsoft.com/office/word/2010/wordprocessingShape" xmlns:a="http://schemas.openxmlformats.org/drawingml/2006/main" xmlns:pic="http://schemas.openxmlformats.org/drawingml/2006/picture" xmlns:a14="http://schemas.microsoft.com/office/drawing/2010/main" mc:Ignorable="w14 w15 w16se w16cid w16 w16cex w16sdtdh w16sdtfl w16du wp14">
   <w:body>
     <w:p>
       <w:pPr>
         <w:pStyle w:val="Ttulo1"/>
         <w:rPr>
-          <w:rFonts w:asciiTheme="majorHAnsi" w:eastAsiaTheme="majorEastAsia" w:hAnsiTheme="majorHAnsi" w:cstheme="majorBidi"/>
+          <w:rFonts w:ascii="Calibri" w:hAnsi="Calibri" w:eastAsia="Calibri" w:cs="Calibri" w:asciiTheme="majorAscii" w:hAnsiTheme="majorAscii" w:eastAsiaTheme="majorAscii" w:cstheme="majorAscii"/>
           <w:sz w:val="24"/>
           <w:szCs w:val="24"/>
           <w:lang w:val="pt-BR"/>
         </w:rPr>
       </w:pPr>
       <w:r>
-        <w:rPr>
-          <w:noProof/>
-        </w:rPr>
         <w:drawing>
-          <wp:inline distT="0" distB="0" distL="0" distR="0" wp14:anchorId="4CB340F0" wp14:editId="7DBA6EC7">
+          <wp:inline wp14:editId="7DBA6EC7" wp14:anchorId="4CB340F0">
             <wp:extent cx="1345450" cy="685685"/>
             <wp:effectExtent l="0" t="0" r="0" b="0"/>
             <wp:docPr id="1770735899" name="drawing"/>
             <wp:cNvGraphicFramePr>
-              <a:graphicFrameLocks xmlns:a="http://schemas.openxmlformats.org/drawingml/2006/main" noChangeAspect="1"/>
+              <a:graphicFrameLocks noChangeAspect="1"/>
             </wp:cNvGraphicFramePr>
-            <a:graphic xmlns:a="http://schemas.openxmlformats.org/drawingml/2006/main">
-              <a:graphicData uri="http://schemas.openxmlformats.org/drawingml/2006/picture">
+            <a:graphic>
+              <a:graphicData xmlns:a="http://schemas.openxmlformats.org/drawingml/2006/main" uri="http://schemas.openxmlformats.org/drawingml/2006/picture">
                 <pic:pic xmlns:pic="http://schemas.openxmlformats.org/drawingml/2006/picture">
                   <pic:nvPicPr>
                     <pic:cNvPr id="1770735899" name="Picture 1770735899"/>
                     <pic:cNvPicPr/>
                   </pic:nvPicPr>
                   <pic:blipFill>
-                    <a:blip r:embed="rId8">
+                    <a:blip xmlns:r="http://schemas.openxmlformats.org/officeDocument/2006/relationships" r:embed="rId1875515135">
                       <a:extLst>
                         <a:ext uri="{28A0092B-C50C-407E-A947-70E740481C1C}">
                           <a14:useLocalDpi xmlns:a14="http://schemas.microsoft.com/office/drawing/2010/main"/>
@@ -44,7 +41,7 @@
                     </a:stretch>
                   </pic:blipFill>
                   <pic:spPr>
-                    <a:xfrm>
+                    <a:xfrm rot="0">
                       <a:off x="0" y="0"/>
                       <a:ext cx="1345450" cy="685685"/>
                     </a:xfrm>
@@ -64,7 +61,7 @@
         <w:pStyle w:val="Ttulo1"/>
         <w:jc w:val="center"/>
         <w:rPr>
-          <w:rFonts w:asciiTheme="majorHAnsi" w:eastAsiaTheme="majorEastAsia" w:hAnsiTheme="majorHAnsi" w:cstheme="majorBidi"/>
+          <w:rFonts w:ascii="Calibri" w:hAnsi="Calibri" w:eastAsia="Calibri" w:cs="Calibri" w:asciiTheme="majorAscii" w:hAnsiTheme="majorAscii" w:eastAsiaTheme="majorAscii" w:cstheme="majorAscii"/>
           <w:sz w:val="24"/>
           <w:szCs w:val="24"/>
           <w:lang w:val="pt-BR"/>
@@ -72,7 +69,7 @@
       </w:pPr>
       <w:r>
         <w:rPr>
-          <w:rFonts w:asciiTheme="majorHAnsi" w:eastAsiaTheme="majorEastAsia" w:hAnsiTheme="majorHAnsi" w:cstheme="majorBidi"/>
+          <w:rFonts w:ascii="Calibri" w:hAnsi="Calibri" w:eastAsia="Calibri" w:cs="Calibri" w:asciiTheme="majorAscii" w:hAnsiTheme="majorAscii" w:eastAsiaTheme="majorAscii" w:cstheme="majorAscii"/>
           <w:sz w:val="24"/>
           <w:szCs w:val="24"/>
           <w:lang w:val="pt-BR"/>
@@ -84,42 +81,51 @@
       <w:pPr>
         <w:jc w:val="center"/>
         <w:rPr>
-          <w:rFonts w:asciiTheme="majorHAnsi" w:eastAsiaTheme="majorEastAsia" w:hAnsiTheme="majorHAnsi" w:cstheme="majorBidi"/>
-          <w:lang w:val="pt-BR"/>
-        </w:rPr>
-      </w:pPr>
-      <w:r>
-        <w:rPr>
-          <w:rFonts w:asciiTheme="majorHAnsi" w:eastAsiaTheme="majorEastAsia" w:hAnsiTheme="majorHAnsi" w:cstheme="majorBidi"/>
-          <w:b/>
-          <w:bCs/>
+          <w:rFonts w:ascii="Calibri" w:hAnsi="Calibri" w:eastAsia="Calibri" w:cs="Calibri" w:asciiTheme="majorAscii" w:hAnsiTheme="majorAscii" w:eastAsiaTheme="majorAscii" w:cstheme="majorAscii"/>
+          <w:lang w:val="pt-BR"/>
+        </w:rPr>
+      </w:pPr>
+      <w:r>
+        <w:rPr>
+          <w:rFonts w:ascii="Calibri" w:hAnsi="Calibri" w:eastAsia="Calibri" w:cs="Calibri" w:asciiTheme="majorAscii" w:hAnsiTheme="majorAscii" w:eastAsiaTheme="majorAscii" w:cstheme="majorAscii"/>
+          <w:b w:val="1"/>
+          <w:bCs w:val="1"/>
           <w:lang w:val="pt-BR"/>
         </w:rPr>
         <w:t>Projeto:</w:t>
       </w:r>
       <w:r>
         <w:rPr>
-          <w:rFonts w:asciiTheme="majorHAnsi" w:eastAsiaTheme="majorEastAsia" w:hAnsiTheme="majorHAnsi" w:cstheme="majorBidi"/>
-          <w:b/>
-          <w:bCs/>
-          <w:lang w:val="pt-BR"/>
-        </w:rPr>
-        <w:t xml:space="preserve"> Be</w:t>
-      </w:r>
-      <w:r>
-        <w:rPr>
-          <w:rFonts w:asciiTheme="majorHAnsi" w:eastAsiaTheme="majorEastAsia" w:hAnsiTheme="majorHAnsi" w:cstheme="majorBidi"/>
-          <w:b/>
-          <w:bCs/>
+          <w:rFonts w:ascii="Calibri" w:hAnsi="Calibri" w:eastAsia="Calibri" w:cs="Calibri" w:asciiTheme="majorAscii" w:hAnsiTheme="majorAscii" w:eastAsiaTheme="majorAscii" w:cstheme="majorAscii"/>
+          <w:b w:val="1"/>
+          <w:bCs w:val="1"/>
+          <w:lang w:val="pt-BR"/>
+        </w:rPr>
+        <w:t xml:space="preserve"> </w:t>
+      </w:r>
+      <w:r>
+        <w:rPr>
+          <w:rFonts w:ascii="Calibri" w:hAnsi="Calibri" w:eastAsia="Calibri" w:cs="Calibri" w:asciiTheme="majorAscii" w:hAnsiTheme="majorAscii" w:eastAsiaTheme="majorAscii" w:cstheme="majorAscii"/>
+          <w:b w:val="1"/>
+          <w:bCs w:val="1"/>
+          <w:lang w:val="pt-BR"/>
+        </w:rPr>
+        <w:t>Be</w:t>
+      </w:r>
+      <w:r>
+        <w:rPr>
+          <w:rFonts w:ascii="Calibri" w:hAnsi="Calibri" w:eastAsia="Calibri" w:cs="Calibri" w:asciiTheme="majorAscii" w:hAnsiTheme="majorAscii" w:eastAsiaTheme="majorAscii" w:cstheme="majorAscii"/>
+          <w:b w:val="1"/>
+          <w:bCs w:val="1"/>
           <w:lang w:val="pt-BR"/>
         </w:rPr>
         <w:t>F</w:t>
       </w:r>
       <w:r>
         <w:rPr>
-          <w:rFonts w:asciiTheme="majorHAnsi" w:eastAsiaTheme="majorEastAsia" w:hAnsiTheme="majorHAnsi" w:cstheme="majorBidi"/>
-          <w:b/>
-          <w:bCs/>
+          <w:rFonts w:ascii="Calibri" w:hAnsi="Calibri" w:eastAsia="Calibri" w:cs="Calibri" w:asciiTheme="majorAscii" w:hAnsiTheme="majorAscii" w:eastAsiaTheme="majorAscii" w:cstheme="majorAscii"/>
+          <w:b w:val="1"/>
+          <w:bCs w:val="1"/>
           <w:lang w:val="pt-BR"/>
         </w:rPr>
         <w:t>it</w:t>
@@ -129,24 +135,24 @@
       <w:pPr>
         <w:jc w:val="center"/>
         <w:rPr>
-          <w:rFonts w:asciiTheme="majorHAnsi" w:eastAsiaTheme="majorEastAsia" w:hAnsiTheme="majorHAnsi" w:cstheme="majorBidi"/>
-          <w:lang w:val="pt-BR"/>
-        </w:rPr>
-      </w:pPr>
-      <w:r>
-        <w:rPr>
-          <w:rFonts w:asciiTheme="majorHAnsi" w:eastAsiaTheme="majorEastAsia" w:hAnsiTheme="majorHAnsi" w:cstheme="majorBidi"/>
-          <w:b/>
-          <w:bCs/>
+          <w:rFonts w:ascii="Calibri" w:hAnsi="Calibri" w:eastAsia="Calibri" w:cs="Calibri" w:asciiTheme="majorAscii" w:hAnsiTheme="majorAscii" w:eastAsiaTheme="majorAscii" w:cstheme="majorAscii"/>
+          <w:lang w:val="pt-BR"/>
+        </w:rPr>
+      </w:pPr>
+      <w:r>
+        <w:rPr>
+          <w:rFonts w:ascii="Calibri" w:hAnsi="Calibri" w:eastAsia="Calibri" w:cs="Calibri" w:asciiTheme="majorAscii" w:hAnsiTheme="majorAscii" w:eastAsiaTheme="majorAscii" w:cstheme="majorAscii"/>
+          <w:b w:val="1"/>
+          <w:bCs w:val="1"/>
           <w:lang w:val="pt-BR"/>
         </w:rPr>
         <w:t>Equipe:</w:t>
       </w:r>
       <w:r>
         <w:rPr>
-          <w:rFonts w:asciiTheme="majorHAnsi" w:eastAsiaTheme="majorEastAsia" w:hAnsiTheme="majorHAnsi" w:cstheme="majorBidi"/>
-          <w:b/>
-          <w:bCs/>
+          <w:rFonts w:ascii="Calibri" w:hAnsi="Calibri" w:eastAsia="Calibri" w:cs="Calibri" w:asciiTheme="majorAscii" w:hAnsiTheme="majorAscii" w:eastAsiaTheme="majorAscii" w:cstheme="majorAscii"/>
+          <w:b w:val="1"/>
+          <w:bCs w:val="1"/>
           <w:lang w:val="pt-BR"/>
         </w:rPr>
         <w:t xml:space="preserve"> Grupo 03</w:t>
@@ -156,7 +162,7 @@
       <w:pPr>
         <w:pStyle w:val="Ttulo2"/>
         <w:rPr>
-          <w:rFonts w:asciiTheme="majorHAnsi" w:eastAsiaTheme="majorEastAsia" w:hAnsiTheme="majorHAnsi" w:cstheme="majorBidi"/>
+          <w:rFonts w:ascii="Calibri" w:hAnsi="Calibri" w:eastAsia="Calibri" w:cs="Calibri" w:asciiTheme="majorAscii" w:hAnsiTheme="majorAscii" w:eastAsiaTheme="majorAscii" w:cstheme="majorAscii"/>
           <w:lang w:val="pt-BR"/>
         </w:rPr>
       </w:pPr>
@@ -194,39 +200,47 @@
     <w:p>
       <w:pPr>
         <w:rPr>
-          <w:rFonts w:asciiTheme="majorHAnsi" w:eastAsiaTheme="majorEastAsia" w:hAnsiTheme="majorHAnsi" w:cstheme="majorBidi"/>
-          <w:b/>
-          <w:bCs/>
+          <w:rFonts w:ascii="Calibri" w:hAnsi="Calibri" w:eastAsia="Calibri" w:cs="Calibri" w:asciiTheme="majorAscii" w:hAnsiTheme="majorAscii" w:eastAsiaTheme="majorAscii" w:cstheme="majorAscii"/>
+          <w:b w:val="1"/>
+          <w:bCs w:val="1"/>
           <w:color w:val="000000"/>
-          <w:lang w:val="pt-BR"/>
-        </w:rPr>
-      </w:pPr>
-      <w:r>
-        <w:rPr>
-          <w:rFonts w:asciiTheme="majorHAnsi" w:eastAsiaTheme="majorEastAsia" w:hAnsiTheme="majorHAnsi" w:cstheme="majorBidi"/>
-          <w:b/>
-          <w:bCs/>
-          <w:color w:val="000000" w:themeColor="text1"/>
+          <w:sz w:val="24"/>
+          <w:szCs w:val="24"/>
+          <w:lang w:val="pt-BR"/>
+        </w:rPr>
+      </w:pPr>
+      <w:r>
+        <w:rPr>
+          <w:rFonts w:ascii="Calibri" w:hAnsi="Calibri" w:eastAsia="Calibri" w:cs="Calibri" w:asciiTheme="majorAscii" w:hAnsiTheme="majorAscii" w:eastAsiaTheme="majorAscii" w:cstheme="majorAscii"/>
+          <w:b w:val="1"/>
+          <w:bCs w:val="1"/>
+          <w:color w:val="000000" w:themeColor="text1" w:themeTint="FF" w:themeShade="FF"/>
+          <w:sz w:val="24"/>
+          <w:szCs w:val="24"/>
           <w:lang w:val="pt-BR"/>
         </w:rPr>
         <w:t>Nome do Avaliador:</w:t>
       </w:r>
       <w:r>
         <w:rPr>
-          <w:rFonts w:asciiTheme="majorHAnsi" w:eastAsiaTheme="majorEastAsia" w:hAnsiTheme="majorHAnsi" w:cstheme="majorBidi"/>
-          <w:b/>
-          <w:bCs/>
-          <w:color w:val="000000" w:themeColor="text1"/>
+          <w:rFonts w:ascii="Calibri" w:hAnsi="Calibri" w:eastAsia="Calibri" w:cs="Calibri" w:asciiTheme="majorAscii" w:hAnsiTheme="majorAscii" w:eastAsiaTheme="majorAscii" w:cstheme="majorAscii"/>
+          <w:b w:val="1"/>
+          <w:bCs w:val="1"/>
+          <w:color w:val="000000" w:themeColor="text1" w:themeTint="FF" w:themeShade="FF"/>
+          <w:sz w:val="24"/>
+          <w:szCs w:val="24"/>
           <w:lang w:val="pt-BR"/>
         </w:rPr>
         <w:t xml:space="preserve"> </w:t>
       </w:r>
       <w:r>
         <w:rPr>
-          <w:rFonts w:asciiTheme="majorHAnsi" w:eastAsiaTheme="majorEastAsia" w:hAnsiTheme="majorHAnsi" w:cstheme="majorBidi"/>
-          <w:b/>
-          <w:bCs/>
-          <w:color w:val="000000" w:themeColor="text1"/>
+          <w:rFonts w:ascii="Calibri" w:hAnsi="Calibri" w:eastAsia="Calibri" w:cs="Calibri" w:asciiTheme="majorAscii" w:hAnsiTheme="majorAscii" w:eastAsiaTheme="majorAscii" w:cstheme="majorAscii"/>
+          <w:b w:val="1"/>
+          <w:bCs w:val="1"/>
+          <w:color w:val="000000" w:themeColor="text1" w:themeTint="FF" w:themeShade="FF"/>
+          <w:sz w:val="24"/>
+          <w:szCs w:val="24"/>
           <w:lang w:val="pt-BR"/>
         </w:rPr>
         <w:t>Marilia Maciel Bruzzi Felipe</w:t>
@@ -235,40 +249,48 @@
     <w:p>
       <w:pPr>
         <w:rPr>
-          <w:rFonts w:asciiTheme="majorHAnsi" w:eastAsiaTheme="majorEastAsia" w:hAnsiTheme="majorHAnsi" w:cstheme="majorBidi"/>
-          <w:b/>
-          <w:bCs/>
+          <w:rFonts w:ascii="Calibri" w:hAnsi="Calibri" w:eastAsia="Calibri" w:cs="Calibri" w:asciiTheme="majorAscii" w:hAnsiTheme="majorAscii" w:eastAsiaTheme="majorAscii" w:cstheme="majorAscii"/>
+          <w:b w:val="1"/>
+          <w:bCs w:val="1"/>
           <w:color w:val="000000"/>
-          <w:lang w:val="pt-BR"/>
-        </w:rPr>
-      </w:pPr>
-    </w:p>
-    <w:p>
-      <w:pPr>
-        <w:rPr>
-          <w:rFonts w:asciiTheme="majorHAnsi" w:eastAsiaTheme="majorEastAsia" w:hAnsiTheme="majorHAnsi" w:cstheme="majorBidi"/>
-          <w:b/>
-          <w:bCs/>
+          <w:sz w:val="24"/>
+          <w:szCs w:val="24"/>
+          <w:lang w:val="pt-BR"/>
+        </w:rPr>
+      </w:pPr>
+    </w:p>
+    <w:p>
+      <w:pPr>
+        <w:rPr>
+          <w:rFonts w:ascii="Calibri" w:hAnsi="Calibri" w:eastAsia="Calibri" w:cs="Calibri" w:asciiTheme="majorAscii" w:hAnsiTheme="majorAscii" w:eastAsiaTheme="majorAscii" w:cstheme="majorAscii"/>
+          <w:b w:val="1"/>
+          <w:bCs w:val="1"/>
           <w:color w:val="000000"/>
-          <w:lang w:val="pt-BR"/>
-        </w:rPr>
-      </w:pPr>
-      <w:r>
-        <w:rPr>
-          <w:rFonts w:asciiTheme="majorHAnsi" w:eastAsiaTheme="majorEastAsia" w:hAnsiTheme="majorHAnsi" w:cstheme="majorBidi"/>
-          <w:b/>
-          <w:bCs/>
-          <w:color w:val="000000" w:themeColor="text1"/>
+          <w:sz w:val="24"/>
+          <w:szCs w:val="24"/>
+          <w:lang w:val="pt-BR"/>
+        </w:rPr>
+      </w:pPr>
+      <w:r>
+        <w:rPr>
+          <w:rFonts w:ascii="Calibri" w:hAnsi="Calibri" w:eastAsia="Calibri" w:cs="Calibri" w:asciiTheme="majorAscii" w:hAnsiTheme="majorAscii" w:eastAsiaTheme="majorAscii" w:cstheme="majorAscii"/>
+          <w:b w:val="1"/>
+          <w:bCs w:val="1"/>
+          <w:color w:val="000000" w:themeColor="text1" w:themeTint="FF" w:themeShade="FF"/>
+          <w:sz w:val="24"/>
+          <w:szCs w:val="24"/>
           <w:lang w:val="pt-BR"/>
         </w:rPr>
         <w:t>Data:</w:t>
       </w:r>
       <w:r>
         <w:rPr>
-          <w:rFonts w:asciiTheme="majorHAnsi" w:eastAsiaTheme="majorEastAsia" w:hAnsiTheme="majorHAnsi" w:cstheme="majorBidi"/>
-          <w:b/>
-          <w:bCs/>
-          <w:color w:val="000000" w:themeColor="text1"/>
+          <w:rFonts w:ascii="Calibri" w:hAnsi="Calibri" w:eastAsia="Calibri" w:cs="Calibri" w:asciiTheme="majorAscii" w:hAnsiTheme="majorAscii" w:eastAsiaTheme="majorAscii" w:cstheme="majorAscii"/>
+          <w:b w:val="1"/>
+          <w:bCs w:val="1"/>
+          <w:color w:val="000000" w:themeColor="text1" w:themeTint="FF" w:themeShade="FF"/>
+          <w:sz w:val="24"/>
+          <w:szCs w:val="24"/>
           <w:lang w:val="pt-BR"/>
         </w:rPr>
         <w:t xml:space="preserve"> 02/06/2026</w:t>
@@ -277,10 +299,12 @@
     <w:p>
       <w:pPr>
         <w:rPr>
-          <w:rFonts w:asciiTheme="majorHAnsi" w:eastAsiaTheme="majorEastAsia" w:hAnsiTheme="majorHAnsi" w:cstheme="majorBidi"/>
-          <w:b/>
-          <w:bCs/>
+          <w:rFonts w:ascii="Calibri" w:hAnsi="Calibri" w:eastAsia="Calibri" w:cs="Calibri" w:asciiTheme="majorAscii" w:hAnsiTheme="majorAscii" w:eastAsiaTheme="majorAscii" w:cstheme="majorAscii"/>
+          <w:b w:val="1"/>
+          <w:bCs w:val="1"/>
           <w:color w:val="000000"/>
+          <w:sz w:val="24"/>
+          <w:szCs w:val="24"/>
           <w:lang w:val="pt-BR"/>
         </w:rPr>
       </w:pPr>
@@ -296,10 +320,12 @@
       </w:r>
       <w:r>
         <w:rPr>
-          <w:rFonts w:asciiTheme="majorHAnsi" w:eastAsiaTheme="majorEastAsia" w:hAnsiTheme="majorHAnsi" w:cstheme="majorBidi"/>
-          <w:b/>
-          <w:bCs/>
+          <w:rFonts w:ascii="Calibri" w:hAnsi="Calibri" w:eastAsia="Calibri" w:cs="Calibri" w:asciiTheme="majorAscii" w:hAnsiTheme="majorAscii" w:eastAsiaTheme="majorAscii" w:cstheme="majorAscii"/>
+          <w:b w:val="1"/>
+          <w:bCs w:val="1"/>
           <w:color w:val="000000"/>
+          <w:sz w:val="24"/>
+          <w:szCs w:val="24"/>
           <w:lang w:val="pt-BR"/>
         </w:rPr>
         <w:t xml:space="preserve">            </w:t>
@@ -348,20 +374,24 @@
     <w:p>
       <w:pPr>
         <w:rPr>
-          <w:rFonts w:asciiTheme="majorHAnsi" w:eastAsiaTheme="majorEastAsia" w:hAnsiTheme="majorHAnsi" w:cstheme="majorBidi"/>
-          <w:b/>
-          <w:bCs/>
+          <w:rFonts w:ascii="Calibri" w:hAnsi="Calibri" w:eastAsia="Calibri" w:cs="Calibri" w:asciiTheme="majorAscii" w:hAnsiTheme="majorAscii" w:eastAsiaTheme="majorAscii" w:cstheme="majorAscii"/>
+          <w:b w:val="1"/>
+          <w:bCs w:val="1"/>
           <w:color w:val="000000"/>
-          <w:lang w:val="pt-BR"/>
-        </w:rPr>
-      </w:pPr>
-      <w:bookmarkStart w:id="0" w:name="__DdeLink__315_1130056233"/>
-      <w:r>
-        <w:rPr>
-          <w:rFonts w:asciiTheme="majorHAnsi" w:eastAsiaTheme="majorEastAsia" w:hAnsiTheme="majorHAnsi" w:cstheme="majorBidi"/>
-          <w:b/>
-          <w:bCs/>
-          <w:color w:val="000000" w:themeColor="text1"/>
+          <w:sz w:val="24"/>
+          <w:szCs w:val="24"/>
+          <w:lang w:val="pt-BR"/>
+        </w:rPr>
+      </w:pPr>
+      <w:bookmarkStart w:name="__DdeLink__315_1130056233" w:id="0"/>
+      <w:r>
+        <w:rPr>
+          <w:rFonts w:ascii="Calibri" w:hAnsi="Calibri" w:eastAsia="Calibri" w:cs="Calibri" w:asciiTheme="majorAscii" w:hAnsiTheme="majorAscii" w:eastAsiaTheme="majorAscii" w:cstheme="majorAscii"/>
+          <w:b w:val="1"/>
+          <w:bCs w:val="1"/>
+          <w:color w:val="000000" w:themeColor="text1" w:themeTint="FF" w:themeShade="FF"/>
+          <w:sz w:val="24"/>
+          <w:szCs w:val="24"/>
           <w:lang w:val="pt-BR"/>
         </w:rPr>
         <w:t xml:space="preserve">Participante </w:t>
@@ -369,41 +399,35 @@
       <w:bookmarkEnd w:id="0"/>
       <w:r>
         <w:rPr>
-          <w:rFonts w:asciiTheme="majorHAnsi" w:eastAsiaTheme="majorEastAsia" w:hAnsiTheme="majorHAnsi" w:cstheme="majorBidi"/>
-          <w:b/>
-          <w:bCs/>
-          <w:color w:val="000000" w:themeColor="text1"/>
+          <w:rFonts w:ascii="Calibri" w:hAnsi="Calibri" w:eastAsia="Calibri" w:cs="Calibri" w:asciiTheme="majorAscii" w:hAnsiTheme="majorAscii" w:eastAsiaTheme="majorAscii" w:cstheme="majorAscii"/>
+          <w:b w:val="1"/>
+          <w:bCs w:val="1"/>
+          <w:color w:val="000000" w:themeColor="text1" w:themeTint="FF" w:themeShade="FF"/>
+          <w:sz w:val="24"/>
+          <w:szCs w:val="24"/>
           <w:lang w:val="pt-BR"/>
         </w:rPr>
         <w:t>Nº:</w:t>
       </w:r>
       <w:r>
         <w:rPr>
-          <w:rFonts w:asciiTheme="majorHAnsi" w:eastAsiaTheme="majorEastAsia" w:hAnsiTheme="majorHAnsi" w:cstheme="majorBidi"/>
-          <w:b/>
-          <w:bCs/>
-          <w:color w:val="000000" w:themeColor="text1"/>
+          <w:rFonts w:ascii="Calibri" w:hAnsi="Calibri" w:eastAsia="Calibri" w:cs="Calibri" w:asciiTheme="majorAscii" w:hAnsiTheme="majorAscii" w:eastAsiaTheme="majorAscii" w:cstheme="majorAscii"/>
+          <w:b w:val="1"/>
+          <w:bCs w:val="1"/>
+          <w:color w:val="000000" w:themeColor="text1" w:themeTint="FF" w:themeShade="FF"/>
+          <w:sz w:val="24"/>
+          <w:szCs w:val="24"/>
           <w:lang w:val="pt-BR"/>
         </w:rPr>
         <w:t xml:space="preserve"> </w:t>
       </w:r>
-      <w:r>
-        <w:rPr>
-          <w:rFonts w:asciiTheme="majorHAnsi" w:eastAsiaTheme="majorEastAsia" w:hAnsiTheme="majorHAnsi" w:cstheme="majorBidi"/>
-          <w:b/>
-          <w:bCs/>
-          <w:color w:val="000000" w:themeColor="text1"/>
-          <w:lang w:val="pt-BR"/>
-        </w:rPr>
-        <w:t>05</w:t>
-      </w:r>
-    </w:p>
-    <w:p>
-      <w:pPr>
-        <w:rPr>
-          <w:rFonts w:asciiTheme="majorHAnsi" w:eastAsiaTheme="majorEastAsia" w:hAnsiTheme="majorHAnsi" w:cstheme="majorBidi"/>
-          <w:b/>
-          <w:bCs/>
+    </w:p>
+    <w:p>
+      <w:pPr>
+        <w:rPr>
+          <w:rFonts w:ascii="Calibri" w:hAnsi="Calibri" w:eastAsia="Calibri" w:cs="Calibri" w:asciiTheme="majorAscii" w:hAnsiTheme="majorAscii" w:eastAsiaTheme="majorAscii" w:cstheme="majorAscii"/>
+          <w:b w:val="1"/>
+          <w:bCs w:val="1"/>
           <w:color w:val="000000"/>
           <w:sz w:val="20"/>
           <w:szCs w:val="20"/>
@@ -414,10 +438,10 @@
     <w:p>
       <w:pPr>
         <w:rPr>
-          <w:rFonts w:asciiTheme="majorHAnsi" w:eastAsiaTheme="majorEastAsia" w:hAnsiTheme="majorHAnsi" w:cstheme="majorBidi"/>
-          <w:b/>
-          <w:bCs/>
-          <w:color w:val="000000" w:themeColor="text1"/>
+          <w:rFonts w:ascii="Calibri" w:hAnsi="Calibri" w:eastAsia="Calibri" w:cs="Calibri" w:asciiTheme="majorAscii" w:hAnsiTheme="majorAscii" w:eastAsiaTheme="majorAscii" w:cstheme="majorAscii"/>
+          <w:b w:val="1"/>
+          <w:bCs w:val="1"/>
+          <w:color w:val="000000" w:themeColor="text1" w:themeTint="FF" w:themeShade="FF"/>
           <w:sz w:val="20"/>
           <w:szCs w:val="20"/>
           <w:lang w:val="pt-BR"/>
@@ -427,10 +451,10 @@
     <w:p>
       <w:pPr>
         <w:rPr>
-          <w:rFonts w:asciiTheme="majorHAnsi" w:eastAsiaTheme="majorEastAsia" w:hAnsiTheme="majorHAnsi" w:cstheme="majorBidi"/>
-          <w:b/>
-          <w:bCs/>
-          <w:color w:val="000000" w:themeColor="text1"/>
+          <w:rFonts w:ascii="Calibri" w:hAnsi="Calibri" w:eastAsia="Calibri" w:cs="Calibri" w:asciiTheme="majorAscii" w:hAnsiTheme="majorAscii" w:eastAsiaTheme="majorAscii" w:cstheme="majorAscii"/>
+          <w:b w:val="1"/>
+          <w:bCs w:val="1"/>
+          <w:color w:val="000000" w:themeColor="text1" w:themeTint="FF" w:themeShade="FF"/>
           <w:sz w:val="20"/>
           <w:szCs w:val="20"/>
           <w:lang w:val="pt-BR"/>
@@ -441,7 +465,7 @@
       <w:pPr>
         <w:pStyle w:val="Ttulo2"/>
         <w:rPr>
-          <w:rFonts w:asciiTheme="majorHAnsi" w:eastAsiaTheme="majorEastAsia" w:hAnsiTheme="majorHAnsi" w:cstheme="majorBidi"/>
+          <w:rFonts w:ascii="Calibri" w:hAnsi="Calibri" w:eastAsia="Calibri" w:cs="Calibri" w:asciiTheme="majorAscii" w:hAnsiTheme="majorAscii" w:eastAsiaTheme="majorAscii" w:cstheme="majorAscii"/>
           <w:sz w:val="32"/>
           <w:szCs w:val="32"/>
           <w:lang w:val="pt-BR"/>
@@ -449,20 +473,22 @@
       </w:pPr>
       <w:r>
         <w:rPr>
-          <w:rFonts w:asciiTheme="majorHAnsi" w:eastAsiaTheme="majorEastAsia" w:hAnsiTheme="majorHAnsi" w:cstheme="majorBidi"/>
-          <w:szCs w:val="28"/>
-          <w:lang w:val="pt-BR"/>
-        </w:rPr>
-        <w:t>Proposta</w:t>
-      </w:r>
-    </w:p>
-    <w:p>
-      <w:pPr>
-        <w:rPr>
+          <w:rFonts w:ascii="Calibri" w:hAnsi="Calibri" w:eastAsia="Calibri" w:cs="Calibri" w:asciiTheme="majorAscii" w:hAnsiTheme="majorAscii" w:eastAsiaTheme="majorAscii" w:cstheme="majorAscii"/>
           <w:sz w:val="28"/>
           <w:szCs w:val="28"/>
           <w:lang w:val="pt-BR"/>
         </w:rPr>
+        <w:t>Proposta</w:t>
+      </w:r>
+    </w:p>
+    <w:p>
+      <w:pPr>
+        <w:pStyle w:val="Normal"/>
+        <w:rPr>
+          <w:sz w:val="28"/>
+          <w:szCs w:val="28"/>
+          <w:lang w:val="pt-BR"/>
+        </w:rPr>
       </w:pPr>
     </w:p>
     <w:p>
@@ -470,15 +496,15 @@
         <w:pStyle w:val="Tabletext"/>
         <w:jc w:val="both"/>
         <w:rPr>
-          <w:rFonts w:asciiTheme="majorHAnsi" w:eastAsiaTheme="majorEastAsia" w:hAnsiTheme="majorHAnsi" w:cstheme="majorBidi"/>
-          <w:sz w:val="22"/>
-          <w:szCs w:val="22"/>
-          <w:lang w:val="pt-BR"/>
-        </w:rPr>
-      </w:pPr>
-      <w:r>
-        <w:rPr>
-          <w:rFonts w:asciiTheme="majorHAnsi" w:eastAsiaTheme="majorEastAsia" w:hAnsiTheme="majorHAnsi" w:cstheme="majorBidi"/>
+          <w:rFonts w:ascii="Calibri" w:hAnsi="Calibri" w:eastAsia="Calibri" w:cs="Calibri" w:asciiTheme="majorAscii" w:hAnsiTheme="majorAscii" w:eastAsiaTheme="majorAscii" w:cstheme="majorAscii"/>
+          <w:sz w:val="22"/>
+          <w:szCs w:val="22"/>
+          <w:lang w:val="pt-BR"/>
+        </w:rPr>
+      </w:pPr>
+      <w:r>
+        <w:rPr>
+          <w:rFonts w:ascii="Calibri" w:hAnsi="Calibri" w:eastAsia="Calibri" w:cs="Calibri" w:asciiTheme="majorAscii" w:hAnsiTheme="majorAscii" w:eastAsiaTheme="majorAscii" w:cstheme="majorAscii"/>
           <w:sz w:val="22"/>
           <w:szCs w:val="22"/>
           <w:lang w:val="pt-BR"/>
@@ -489,7 +515,7 @@
     <w:p>
       <w:pPr>
         <w:rPr>
-          <w:rFonts w:asciiTheme="majorHAnsi" w:eastAsiaTheme="majorEastAsia" w:hAnsiTheme="majorHAnsi" w:cstheme="majorBidi"/>
+          <w:rFonts w:ascii="Calibri" w:hAnsi="Calibri" w:eastAsia="Calibri" w:cs="Calibri" w:asciiTheme="majorAscii" w:hAnsiTheme="majorAscii" w:eastAsiaTheme="majorAscii" w:cstheme="majorAscii"/>
           <w:sz w:val="20"/>
           <w:szCs w:val="20"/>
           <w:lang w:val="pt-BR"/>
@@ -500,15 +526,15 @@
       <w:pPr>
         <w:pStyle w:val="Ttulo2"/>
         <w:rPr>
-          <w:rFonts w:asciiTheme="majorHAnsi" w:eastAsiaTheme="majorEastAsia" w:hAnsiTheme="majorHAnsi" w:cstheme="majorBidi"/>
-          <w:lang w:val="pt-BR"/>
-        </w:rPr>
-      </w:pPr>
-      <w:bookmarkStart w:id="1" w:name="OLE_LINK1"/>
+          <w:rFonts w:ascii="Calibri" w:hAnsi="Calibri" w:eastAsia="Calibri" w:cs="Calibri" w:asciiTheme="majorAscii" w:hAnsiTheme="majorAscii" w:eastAsiaTheme="majorAscii" w:cstheme="majorAscii"/>
+          <w:lang w:val="pt-BR"/>
+        </w:rPr>
+      </w:pPr>
+      <w:bookmarkStart w:name="OLE_LINK1" w:id="1"/>
       <w:bookmarkEnd w:id="1"/>
       <w:r>
         <w:rPr>
-          <w:rFonts w:asciiTheme="majorHAnsi" w:eastAsiaTheme="majorEastAsia" w:hAnsiTheme="majorHAnsi" w:cstheme="majorBidi"/>
+          <w:rFonts w:ascii="Calibri" w:hAnsi="Calibri" w:eastAsia="Calibri" w:cs="Calibri" w:asciiTheme="majorAscii" w:hAnsiTheme="majorAscii" w:eastAsiaTheme="majorAscii" w:cstheme="majorAscii"/>
           <w:lang w:val="pt-BR"/>
         </w:rPr>
         <w:t>Questões introdutórias e tarefas</w:t>
@@ -516,15 +542,18 @@
     </w:p>
     <w:p>
       <w:pPr>
-        <w:rPr>
-          <w:rFonts w:asciiTheme="majorHAnsi" w:eastAsiaTheme="majorEastAsia" w:hAnsiTheme="majorHAnsi" w:cstheme="majorBidi"/>
+        <w:pStyle w:val="Normal"/>
+        <w:rPr>
+          <w:rFonts w:ascii="Calibri" w:hAnsi="Calibri" w:eastAsia="Calibri" w:cs="Calibri" w:asciiTheme="majorAscii" w:hAnsiTheme="majorAscii" w:eastAsiaTheme="majorAscii" w:cstheme="majorAscii"/>
+          <w:b w:val="0"/>
+          <w:bCs w:val="0"/>
           <w:sz w:val="22"/>
           <w:szCs w:val="22"/>
           <w:vertAlign w:val="superscript"/>
           <w:lang w:val="pt-BR"/>
         </w:rPr>
       </w:pPr>
-      <w:bookmarkStart w:id="2" w:name="OLE_LINK11"/>
+      <w:bookmarkStart w:name="OLE_LINK11" w:id="2"/>
       <w:bookmarkEnd w:id="2"/>
     </w:p>
     <w:p>
@@ -535,22 +564,54 @@
           <w:numId w:val="2"/>
         </w:numPr>
         <w:rPr>
-          <w:rFonts w:asciiTheme="majorHAnsi" w:eastAsiaTheme="majorEastAsia" w:hAnsiTheme="majorHAnsi" w:cstheme="majorBidi"/>
-          <w:color w:val="000000" w:themeColor="text1"/>
-          <w:sz w:val="22"/>
-          <w:szCs w:val="22"/>
-          <w:lang w:val="pt-BR"/>
-        </w:rPr>
-      </w:pPr>
-      <w:r>
-        <w:rPr>
-          <w:rFonts w:asciiTheme="majorHAnsi" w:eastAsiaTheme="majorEastAsia" w:hAnsiTheme="majorHAnsi" w:cstheme="majorBidi"/>
-          <w:color w:val="000000" w:themeColor="text1"/>
-          <w:sz w:val="22"/>
-          <w:szCs w:val="22"/>
-          <w:lang w:val="pt-BR"/>
-        </w:rPr>
-        <w:t>Apresente de forma geral o que é o sistema para o usuário. Pergunte: “Você já ouviu falar desse tipo de sistema?”</w:t>
+          <w:rFonts w:ascii="Calibri" w:hAnsi="Calibri" w:eastAsia="Calibri" w:cs="Calibri" w:asciiTheme="majorAscii" w:hAnsiTheme="majorAscii" w:eastAsiaTheme="majorAscii" w:cstheme="majorAscii"/>
+          <w:b w:val="0"/>
+          <w:bCs w:val="0"/>
+          <w:color w:val="000000" w:themeColor="text1" w:themeTint="FF" w:themeShade="FF"/>
+          <w:sz w:val="22"/>
+          <w:szCs w:val="22"/>
+          <w:vertAlign w:val="baseline"/>
+          <w:lang w:val="pt-BR"/>
+        </w:rPr>
+      </w:pPr>
+      <w:r>
+        <w:rPr>
+          <w:rFonts w:ascii="Calibri" w:hAnsi="Calibri" w:eastAsia="Calibri" w:cs="Calibri" w:asciiTheme="majorAscii" w:hAnsiTheme="majorAscii" w:eastAsiaTheme="majorAscii" w:cstheme="majorAscii"/>
+          <w:b w:val="0"/>
+          <w:bCs w:val="0"/>
+          <w:color w:val="000000" w:themeColor="text1" w:themeTint="FF" w:themeShade="FF"/>
+          <w:sz w:val="22"/>
+          <w:szCs w:val="22"/>
+          <w:vertAlign w:val="baseline"/>
+          <w:lang w:val="pt-BR"/>
+        </w:rPr>
+        <w:t xml:space="preserve">Apresente de forma geral o que é o sistema para o usuário. </w:t>
+      </w:r>
+      <w:r>
+        <w:rPr>
+          <w:rFonts w:ascii="Calibri" w:hAnsi="Calibri" w:eastAsia="Calibri" w:cs="Calibri" w:asciiTheme="majorAscii" w:hAnsiTheme="majorAscii" w:eastAsiaTheme="majorAscii" w:cstheme="majorAscii"/>
+          <w:b w:val="0"/>
+          <w:bCs w:val="0"/>
+          <w:color w:val="000000" w:themeColor="text1" w:themeTint="FF" w:themeShade="FF"/>
+          <w:sz w:val="22"/>
+          <w:szCs w:val="22"/>
+          <w:vertAlign w:val="baseline"/>
+          <w:lang w:val="pt-BR"/>
+        </w:rPr>
+        <w:t>Pergunte: “</w:t>
+      </w:r>
+      <w:r>
+        <w:rPr>
+          <w:rFonts w:ascii="Calibri" w:hAnsi="Calibri" w:eastAsia="Calibri" w:cs="Calibri" w:asciiTheme="majorAscii" w:hAnsiTheme="majorAscii" w:eastAsiaTheme="majorAscii" w:cstheme="majorAscii"/>
+          <w:b w:val="0"/>
+          <w:bCs w:val="0"/>
+          <w:color w:val="000000" w:themeColor="text1" w:themeTint="FF" w:themeShade="FF"/>
+          <w:sz w:val="22"/>
+          <w:szCs w:val="22"/>
+          <w:vertAlign w:val="baseline"/>
+          <w:lang w:val="pt-BR"/>
+        </w:rPr>
+        <w:t>Você já ouviu falar desse tipo de sistema?”</w:t>
       </w:r>
     </w:p>
     <w:p>
@@ -558,69 +619,85 @@
         <w:pStyle w:val="Recuonormal"/>
         <w:ind w:left="270"/>
         <w:rPr>
-          <w:rFonts w:asciiTheme="majorHAnsi" w:eastAsiaTheme="majorEastAsia" w:hAnsiTheme="majorHAnsi" w:cstheme="majorBidi"/>
-          <w:color w:val="000000" w:themeColor="text1"/>
-          <w:sz w:val="22"/>
-          <w:szCs w:val="22"/>
-          <w:lang w:val="pt-BR"/>
-        </w:rPr>
-      </w:pPr>
-      <w:r>
-        <w:rPr>
-          <w:rFonts w:asciiTheme="majorHAnsi" w:eastAsiaTheme="majorEastAsia" w:hAnsiTheme="majorHAnsi" w:cstheme="majorBidi"/>
-          <w:b/>
-          <w:bCs/>
-          <w:color w:val="000000" w:themeColor="text1"/>
-          <w:sz w:val="22"/>
-          <w:szCs w:val="22"/>
+          <w:rFonts w:ascii="Calibri" w:hAnsi="Calibri" w:eastAsia="Calibri" w:cs="Calibri" w:asciiTheme="majorAscii" w:hAnsiTheme="majorAscii" w:eastAsiaTheme="majorAscii" w:cstheme="majorAscii"/>
+          <w:b w:val="0"/>
+          <w:bCs w:val="0"/>
+          <w:color w:val="000000" w:themeColor="text1" w:themeTint="FF" w:themeShade="FF"/>
+          <w:sz w:val="22"/>
+          <w:szCs w:val="22"/>
+          <w:vertAlign w:val="baseline"/>
+          <w:lang w:val="pt-BR"/>
+        </w:rPr>
+      </w:pPr>
+      <w:r>
+        <w:rPr>
+          <w:rFonts w:ascii="Calibri" w:hAnsi="Calibri" w:eastAsia="Calibri" w:cs="Calibri" w:asciiTheme="majorAscii" w:hAnsiTheme="majorAscii" w:eastAsiaTheme="majorAscii" w:cstheme="majorAscii"/>
+          <w:b w:val="1"/>
+          <w:bCs w:val="1"/>
+          <w:i w:val="0"/>
+          <w:iCs w:val="0"/>
+          <w:caps w:val="0"/>
+          <w:smallCaps w:val="0"/>
+          <w:noProof w:val="0"/>
+          <w:color w:val="000000" w:themeColor="text1" w:themeTint="FF" w:themeShade="FF"/>
+          <w:sz w:val="22"/>
+          <w:szCs w:val="22"/>
+          <w:vertAlign w:val="baseline"/>
           <w:lang w:val="pt-BR"/>
         </w:rPr>
         <w:t xml:space="preserve">Resposta: </w:t>
       </w:r>
       <w:r>
         <w:rPr>
-          <w:rFonts w:asciiTheme="majorHAnsi" w:eastAsiaTheme="majorEastAsia" w:hAnsiTheme="majorHAnsi" w:cstheme="majorBidi"/>
-          <w:color w:val="000000" w:themeColor="text1"/>
-          <w:sz w:val="22"/>
-          <w:szCs w:val="22"/>
+          <w:rFonts w:ascii="Calibri" w:hAnsi="Calibri" w:eastAsia="Calibri" w:cs="Calibri" w:asciiTheme="majorAscii" w:hAnsiTheme="majorAscii" w:eastAsiaTheme="majorAscii" w:cstheme="majorAscii"/>
+          <w:b w:val="0"/>
+          <w:bCs w:val="0"/>
+          <w:color w:val="000000" w:themeColor="text1" w:themeTint="FF" w:themeShade="FF"/>
+          <w:sz w:val="22"/>
+          <w:szCs w:val="22"/>
+          <w:vertAlign w:val="baseline"/>
           <w:lang w:val="pt-BR"/>
         </w:rPr>
         <w:t>____Sim    __</w:t>
       </w:r>
-      <w:proofErr w:type="spellStart"/>
-      <w:r>
-        <w:rPr>
-          <w:rFonts w:asciiTheme="majorHAnsi" w:eastAsiaTheme="majorEastAsia" w:hAnsiTheme="majorHAnsi" w:cstheme="majorBidi"/>
+      <w:r>
+        <w:rPr>
+          <w:rFonts w:ascii="Calibri" w:hAnsi="Calibri" w:eastAsia="Calibri" w:cs="Calibri" w:asciiTheme="majorAscii" w:hAnsiTheme="majorAscii" w:eastAsiaTheme="majorAscii" w:cstheme="majorAscii"/>
+          <w:b w:val="0"/>
+          <w:bCs w:val="0"/>
           <w:color w:val="auto"/>
           <w:sz w:val="22"/>
           <w:szCs w:val="22"/>
+          <w:vertAlign w:val="baseline"/>
           <w:lang w:val="pt-BR"/>
         </w:rPr>
         <w:t>x</w:t>
       </w:r>
       <w:r>
         <w:rPr>
-          <w:rFonts w:asciiTheme="majorHAnsi" w:eastAsiaTheme="majorEastAsia" w:hAnsiTheme="majorHAnsi" w:cstheme="majorBidi"/>
-          <w:color w:val="000000" w:themeColor="text1"/>
-          <w:sz w:val="22"/>
-          <w:szCs w:val="22"/>
+          <w:rFonts w:ascii="Calibri" w:hAnsi="Calibri" w:eastAsia="Calibri" w:cs="Calibri" w:asciiTheme="majorAscii" w:hAnsiTheme="majorAscii" w:eastAsiaTheme="majorAscii" w:cstheme="majorAscii"/>
+          <w:b w:val="0"/>
+          <w:bCs w:val="0"/>
+          <w:color w:val="000000" w:themeColor="text1" w:themeTint="FF" w:themeShade="FF"/>
+          <w:sz w:val="22"/>
+          <w:szCs w:val="22"/>
+          <w:vertAlign w:val="baseline"/>
           <w:lang w:val="pt-BR"/>
         </w:rPr>
         <w:t>__Não</w:t>
       </w:r>
-      <w:proofErr w:type="spellEnd"/>
-      <w:r>
-        <w:rPr>
-          <w:lang w:val="pt-BR"/>
-        </w:rPr>
+      <w:r>
         <w:br/>
       </w:r>
       <w:r>
         <w:rPr>
-          <w:rFonts w:asciiTheme="majorHAnsi" w:eastAsiaTheme="majorEastAsia" w:hAnsiTheme="majorHAnsi" w:cstheme="majorBidi"/>
-          <w:color w:val="000000" w:themeColor="text1"/>
-          <w:sz w:val="22"/>
-          <w:szCs w:val="22"/>
+          <w:rFonts w:ascii="Calibri" w:hAnsi="Calibri" w:eastAsia="Calibri" w:cs="Calibri" w:asciiTheme="majorAscii" w:hAnsiTheme="majorAscii" w:eastAsiaTheme="majorAscii" w:cstheme="majorAscii"/>
+          <w:b w:val="0"/>
+          <w:bCs w:val="0"/>
+          <w:color w:val="000000" w:themeColor="text1" w:themeTint="FF" w:themeShade="FF"/>
+          <w:sz w:val="22"/>
+          <w:szCs w:val="22"/>
+          <w:vertAlign w:val="baseline"/>
           <w:lang w:val="pt-BR"/>
         </w:rPr>
         <w:t>Caso sim, diga-me o que você sabe sobre.</w:t>
@@ -630,10 +707,13 @@
       <w:pPr>
         <w:pStyle w:val="Recuonormal"/>
         <w:rPr>
-          <w:rFonts w:asciiTheme="majorHAnsi" w:eastAsiaTheme="majorEastAsia" w:hAnsiTheme="majorHAnsi" w:cstheme="majorBidi"/>
-          <w:color w:val="000000" w:themeColor="text1"/>
-          <w:sz w:val="22"/>
-          <w:szCs w:val="22"/>
+          <w:rFonts w:ascii="Calibri" w:hAnsi="Calibri" w:eastAsia="Calibri" w:cs="Calibri" w:asciiTheme="majorAscii" w:hAnsiTheme="majorAscii" w:eastAsiaTheme="majorAscii" w:cstheme="majorAscii"/>
+          <w:b w:val="0"/>
+          <w:bCs w:val="0"/>
+          <w:color w:val="000000" w:themeColor="text1" w:themeTint="FF" w:themeShade="FF"/>
+          <w:sz w:val="22"/>
+          <w:szCs w:val="22"/>
+          <w:vertAlign w:val="baseline"/>
           <w:lang w:val="pt-BR"/>
         </w:rPr>
       </w:pPr>
@@ -645,51 +725,95 @@
           <w:numId w:val="2"/>
         </w:numPr>
         <w:rPr>
-          <w:rFonts w:asciiTheme="majorHAnsi" w:eastAsiaTheme="majorEastAsia" w:hAnsiTheme="majorHAnsi" w:cstheme="majorBidi"/>
-          <w:color w:val="000000" w:themeColor="text1"/>
-          <w:sz w:val="22"/>
-          <w:szCs w:val="22"/>
-          <w:lang w:val="pt-BR"/>
-        </w:rPr>
-      </w:pPr>
-      <w:r>
-        <w:rPr>
-          <w:rFonts w:asciiTheme="majorHAnsi" w:eastAsiaTheme="majorEastAsia" w:hAnsiTheme="majorHAnsi" w:cstheme="majorBidi"/>
-          <w:color w:val="000000" w:themeColor="text1"/>
-          <w:sz w:val="22"/>
-          <w:szCs w:val="22"/>
-          <w:lang w:val="pt-BR"/>
-        </w:rPr>
-        <w:t>Apresente a tela inicial do sistema para o usuário. Pergunte: “Apenas olhando para esse sistema, que tipo de informação você acha que poderia obter dele? Por favor, seja específico”.</w:t>
-      </w:r>
-    </w:p>
-    <w:p>
-      <w:pPr>
-        <w:rPr>
-          <w:rFonts w:asciiTheme="majorHAnsi" w:eastAsiaTheme="majorEastAsia" w:hAnsiTheme="majorHAnsi" w:cstheme="majorBidi"/>
-          <w:color w:val="000000" w:themeColor="text1"/>
-          <w:sz w:val="22"/>
-          <w:szCs w:val="22"/>
+          <w:rFonts w:ascii="Calibri" w:hAnsi="Calibri" w:eastAsia="Calibri" w:cs="Calibri" w:asciiTheme="majorAscii" w:hAnsiTheme="majorAscii" w:eastAsiaTheme="majorAscii" w:cstheme="majorAscii"/>
+          <w:b w:val="0"/>
+          <w:bCs w:val="0"/>
+          <w:color w:val="000000" w:themeColor="text1" w:themeTint="FF" w:themeShade="FF"/>
+          <w:sz w:val="22"/>
+          <w:szCs w:val="22"/>
+          <w:vertAlign w:val="baseline"/>
+          <w:lang w:val="pt-BR"/>
+        </w:rPr>
+      </w:pPr>
+      <w:r>
+        <w:rPr>
+          <w:rFonts w:ascii="Calibri" w:hAnsi="Calibri" w:eastAsia="Calibri" w:cs="Calibri" w:asciiTheme="majorAscii" w:hAnsiTheme="majorAscii" w:eastAsiaTheme="majorAscii" w:cstheme="majorAscii"/>
+          <w:b w:val="0"/>
+          <w:bCs w:val="0"/>
+          <w:color w:val="000000" w:themeColor="text1" w:themeTint="FF" w:themeShade="FF"/>
+          <w:sz w:val="22"/>
+          <w:szCs w:val="22"/>
+          <w:vertAlign w:val="baseline"/>
+          <w:lang w:val="pt-BR"/>
+        </w:rPr>
+        <w:t>Apresente a tela inicial do sistema para o usuário.</w:t>
+      </w:r>
+      <w:r>
+        <w:rPr>
+          <w:rFonts w:ascii="Calibri" w:hAnsi="Calibri" w:eastAsia="Calibri" w:cs="Calibri" w:asciiTheme="majorAscii" w:hAnsiTheme="majorAscii" w:eastAsiaTheme="majorAscii" w:cstheme="majorAscii"/>
+          <w:b w:val="0"/>
+          <w:bCs w:val="0"/>
+          <w:color w:val="000000" w:themeColor="text1" w:themeTint="FF" w:themeShade="FF"/>
+          <w:sz w:val="22"/>
+          <w:szCs w:val="22"/>
+          <w:vertAlign w:val="baseline"/>
+          <w:lang w:val="pt-BR"/>
+        </w:rPr>
+        <w:t xml:space="preserve"> Pergunte: </w:t>
+      </w:r>
+      <w:r>
+        <w:rPr>
+          <w:rFonts w:ascii="Calibri" w:hAnsi="Calibri" w:eastAsia="Calibri" w:cs="Calibri" w:asciiTheme="majorAscii" w:hAnsiTheme="majorAscii" w:eastAsiaTheme="majorAscii" w:cstheme="majorAscii"/>
+          <w:b w:val="0"/>
+          <w:bCs w:val="0"/>
+          <w:color w:val="000000" w:themeColor="text1" w:themeTint="FF" w:themeShade="FF"/>
+          <w:sz w:val="22"/>
+          <w:szCs w:val="22"/>
+          <w:vertAlign w:val="baseline"/>
+          <w:lang w:val="pt-BR"/>
+        </w:rPr>
+        <w:t>“Apenas olhando para esse sistema, que tipo de informação você acha que poderia obter dele? Por favor, seja específico”.</w:t>
+      </w:r>
+    </w:p>
+    <w:p>
+      <w:pPr>
+        <w:rPr>
+          <w:rFonts w:ascii="Calibri" w:hAnsi="Calibri" w:eastAsia="Calibri" w:cs="Calibri" w:asciiTheme="majorAscii" w:hAnsiTheme="majorAscii" w:eastAsiaTheme="majorAscii" w:cstheme="majorAscii"/>
+          <w:b w:val="0"/>
+          <w:bCs w:val="0"/>
+          <w:color w:val="000000" w:themeColor="text1" w:themeTint="FF" w:themeShade="FF"/>
+          <w:sz w:val="22"/>
+          <w:szCs w:val="22"/>
+          <w:vertAlign w:val="baseline"/>
         </w:rPr>
       </w:pPr>
     </w:p>
     <w:p>
       <w:pPr>
         <w:pStyle w:val="Recuonormal"/>
-        <w:ind w:left="270"/>
-        <w:rPr>
-          <w:rFonts w:asciiTheme="majorHAnsi" w:eastAsiaTheme="majorEastAsia" w:hAnsiTheme="majorHAnsi" w:cstheme="majorBidi"/>
-          <w:color w:val="000000" w:themeColor="text1"/>
-          <w:sz w:val="22"/>
-          <w:szCs w:val="22"/>
-          <w:lang w:val="pt-BR"/>
-        </w:rPr>
-      </w:pPr>
-      <w:r>
-        <w:rPr>
-          <w:rFonts w:asciiTheme="majorHAnsi" w:eastAsiaTheme="majorEastAsia" w:hAnsiTheme="majorHAnsi" w:cstheme="majorBidi"/>
-          <w:b/>
-          <w:bCs/>
+        <w:ind w:left="270" w:firstLine="0"/>
+        <w:rPr>
+          <w:rFonts w:ascii="Calibri" w:hAnsi="Calibri" w:eastAsia="Calibri" w:cs="Calibri" w:asciiTheme="majorAscii" w:hAnsiTheme="majorAscii" w:eastAsiaTheme="majorAscii" w:cstheme="majorAscii"/>
+          <w:b w:val="0"/>
+          <w:bCs w:val="0"/>
+          <w:i w:val="0"/>
+          <w:iCs w:val="0"/>
+          <w:caps w:val="0"/>
+          <w:smallCaps w:val="0"/>
+          <w:noProof w:val="0"/>
+          <w:color w:val="000000" w:themeColor="text1" w:themeTint="FF" w:themeShade="FF"/>
+          <w:sz w:val="22"/>
+          <w:szCs w:val="22"/>
+          <w:vertAlign w:val="baseline"/>
+          <w:lang w:val="pt-BR"/>
+        </w:rPr>
+      </w:pPr>
+      <w:r>
+        <w:rPr>
+          <w:rFonts w:ascii="Calibri" w:hAnsi="Calibri" w:eastAsia="Calibri" w:cs="Calibri" w:asciiTheme="majorAscii" w:hAnsiTheme="majorAscii" w:eastAsiaTheme="majorAscii" w:cstheme="majorAscii"/>
+          <w:b w:val="1"/>
+          <w:bCs w:val="1"/>
+          <w:noProof w:val="0"/>
           <w:sz w:val="22"/>
           <w:szCs w:val="22"/>
           <w:lang w:val="pt-BR"/>
@@ -698,16 +822,58 @@
       </w:r>
       <w:r>
         <w:rPr>
-          <w:rFonts w:asciiTheme="majorHAnsi" w:eastAsiaTheme="majorEastAsia" w:hAnsiTheme="majorHAnsi" w:cstheme="majorBidi"/>
-          <w:sz w:val="22"/>
-          <w:szCs w:val="22"/>
-          <w:lang w:val="pt-BR"/>
-        </w:rPr>
-        <w:t xml:space="preserve">Parece ser um site para ajudar </w:t>
-      </w:r>
-      <w:r>
-        <w:rPr>
-          <w:rFonts w:asciiTheme="majorHAnsi" w:eastAsiaTheme="majorEastAsia" w:hAnsiTheme="majorHAnsi" w:cstheme="majorBidi"/>
+          <w:rFonts w:ascii="Calibri" w:hAnsi="Calibri" w:eastAsia="Calibri" w:cs="Calibri" w:asciiTheme="majorAscii" w:hAnsiTheme="majorAscii" w:eastAsiaTheme="majorAscii" w:cstheme="majorAscii"/>
+          <w:noProof w:val="0"/>
+          <w:sz w:val="22"/>
+          <w:szCs w:val="22"/>
+          <w:lang w:val="pt-BR"/>
+        </w:rPr>
+        <w:t>Parece ser u</w:t>
+      </w:r>
+      <w:r>
+        <w:rPr>
+          <w:rFonts w:ascii="Calibri" w:hAnsi="Calibri" w:eastAsia="Calibri" w:cs="Calibri" w:asciiTheme="majorAscii" w:hAnsiTheme="majorAscii" w:eastAsiaTheme="majorAscii" w:cstheme="majorAscii"/>
+          <w:noProof w:val="0"/>
+          <w:sz w:val="22"/>
+          <w:szCs w:val="22"/>
+          <w:lang w:val="pt-BR"/>
+        </w:rPr>
+        <w:t>m site para</w:t>
+      </w:r>
+      <w:r>
+        <w:rPr>
+          <w:rFonts w:ascii="Calibri" w:hAnsi="Calibri" w:eastAsia="Calibri" w:cs="Calibri" w:asciiTheme="majorAscii" w:hAnsiTheme="majorAscii" w:eastAsiaTheme="majorAscii" w:cstheme="majorAscii"/>
+          <w:noProof w:val="0"/>
+          <w:sz w:val="22"/>
+          <w:szCs w:val="22"/>
+          <w:lang w:val="pt-BR"/>
+        </w:rPr>
+        <w:t xml:space="preserve"> </w:t>
+      </w:r>
+      <w:r>
+        <w:rPr>
+          <w:rFonts w:ascii="Calibri" w:hAnsi="Calibri" w:eastAsia="Calibri" w:cs="Calibri" w:asciiTheme="majorAscii" w:hAnsiTheme="majorAscii" w:eastAsiaTheme="majorAscii" w:cstheme="majorAscii"/>
+          <w:noProof w:val="0"/>
+          <w:sz w:val="22"/>
+          <w:szCs w:val="22"/>
+          <w:lang w:val="pt-BR"/>
+        </w:rPr>
+        <w:t>ajudar</w:t>
+      </w:r>
+      <w:r>
+        <w:rPr>
+          <w:rFonts w:ascii="Calibri" w:hAnsi="Calibri" w:eastAsia="Calibri" w:cs="Calibri" w:asciiTheme="majorAscii" w:hAnsiTheme="majorAscii" w:eastAsiaTheme="majorAscii" w:cstheme="majorAscii"/>
+          <w:noProof w:val="0"/>
+          <w:sz w:val="22"/>
+          <w:szCs w:val="22"/>
+          <w:lang w:val="pt-BR"/>
+        </w:rPr>
+        <w:t xml:space="preserve"> </w:t>
+      </w:r>
+      <w:r>
+        <w:rPr>
+          <w:rFonts w:ascii="Calibri" w:hAnsi="Calibri" w:eastAsia="Calibri" w:cs="Calibri" w:asciiTheme="majorAscii" w:hAnsiTheme="majorAscii" w:eastAsiaTheme="majorAscii" w:cstheme="majorAscii"/>
+          <w:noProof w:val="0"/>
           <w:sz w:val="22"/>
           <w:szCs w:val="22"/>
           <w:lang w:val="pt-BR"/>
@@ -716,16 +882,48 @@
       </w:r>
       <w:r>
         <w:rPr>
-          <w:rFonts w:asciiTheme="majorHAnsi" w:eastAsiaTheme="majorEastAsia" w:hAnsiTheme="majorHAnsi" w:cstheme="majorBidi"/>
-          <w:sz w:val="22"/>
-          <w:szCs w:val="22"/>
-          <w:lang w:val="pt-BR"/>
-        </w:rPr>
-        <w:t xml:space="preserve">a organizar </w:t>
-      </w:r>
-      <w:r>
-        <w:rPr>
-          <w:rFonts w:asciiTheme="majorHAnsi" w:eastAsiaTheme="majorEastAsia" w:hAnsiTheme="majorHAnsi" w:cstheme="majorBidi"/>
+          <w:rFonts w:ascii="Calibri" w:hAnsi="Calibri" w:eastAsia="Calibri" w:cs="Calibri" w:asciiTheme="majorAscii" w:hAnsiTheme="majorAscii" w:eastAsiaTheme="majorAscii" w:cstheme="majorAscii"/>
+          <w:noProof w:val="0"/>
+          <w:sz w:val="22"/>
+          <w:szCs w:val="22"/>
+          <w:lang w:val="pt-BR"/>
+        </w:rPr>
+        <w:t>a</w:t>
+      </w:r>
+      <w:r>
+        <w:rPr>
+          <w:rFonts w:ascii="Calibri" w:hAnsi="Calibri" w:eastAsia="Calibri" w:cs="Calibri" w:asciiTheme="majorAscii" w:hAnsiTheme="majorAscii" w:eastAsiaTheme="majorAscii" w:cstheme="majorAscii"/>
+          <w:noProof w:val="0"/>
+          <w:sz w:val="22"/>
+          <w:szCs w:val="22"/>
+          <w:lang w:val="pt-BR"/>
+        </w:rPr>
+        <w:t xml:space="preserve"> </w:t>
+      </w:r>
+      <w:r>
+        <w:rPr>
+          <w:rFonts w:ascii="Calibri" w:hAnsi="Calibri" w:eastAsia="Calibri" w:cs="Calibri" w:asciiTheme="majorAscii" w:hAnsiTheme="majorAscii" w:eastAsiaTheme="majorAscii" w:cstheme="majorAscii"/>
+          <w:noProof w:val="0"/>
+          <w:sz w:val="22"/>
+          <w:szCs w:val="22"/>
+          <w:lang w:val="pt-BR"/>
+        </w:rPr>
+        <w:t>organizar</w:t>
+      </w:r>
+      <w:r>
+        <w:rPr>
+          <w:rFonts w:ascii="Calibri" w:hAnsi="Calibri" w:eastAsia="Calibri" w:cs="Calibri" w:asciiTheme="majorAscii" w:hAnsiTheme="majorAscii" w:eastAsiaTheme="majorAscii" w:cstheme="majorAscii"/>
+          <w:noProof w:val="0"/>
+          <w:sz w:val="22"/>
+          <w:szCs w:val="22"/>
+          <w:lang w:val="pt-BR"/>
+        </w:rPr>
+        <w:t xml:space="preserve"> </w:t>
+      </w:r>
+      <w:r>
+        <w:rPr>
+          <w:rFonts w:ascii="Calibri" w:hAnsi="Calibri" w:eastAsia="Calibri" w:cs="Calibri" w:asciiTheme="majorAscii" w:hAnsiTheme="majorAscii" w:eastAsiaTheme="majorAscii" w:cstheme="majorAscii"/>
+          <w:noProof w:val="0"/>
           <w:sz w:val="22"/>
           <w:szCs w:val="22"/>
           <w:lang w:val="pt-BR"/>
@@ -734,16 +932,88 @@
       </w:r>
       <w:r>
         <w:rPr>
-          <w:rFonts w:asciiTheme="majorHAnsi" w:eastAsiaTheme="majorEastAsia" w:hAnsiTheme="majorHAnsi" w:cstheme="majorBidi"/>
-          <w:sz w:val="22"/>
-          <w:szCs w:val="22"/>
-          <w:lang w:val="pt-BR"/>
-        </w:rPr>
-        <w:t xml:space="preserve">a alimentação. Acho que dá para </w:t>
-      </w:r>
-      <w:r>
-        <w:rPr>
-          <w:rFonts w:asciiTheme="majorHAnsi" w:eastAsiaTheme="majorEastAsia" w:hAnsiTheme="majorHAnsi" w:cstheme="majorBidi"/>
+          <w:rFonts w:ascii="Calibri" w:hAnsi="Calibri" w:eastAsia="Calibri" w:cs="Calibri" w:asciiTheme="majorAscii" w:hAnsiTheme="majorAscii" w:eastAsiaTheme="majorAscii" w:cstheme="majorAscii"/>
+          <w:noProof w:val="0"/>
+          <w:sz w:val="22"/>
+          <w:szCs w:val="22"/>
+          <w:lang w:val="pt-BR"/>
+        </w:rPr>
+        <w:t>a</w:t>
+      </w:r>
+      <w:r>
+        <w:rPr>
+          <w:rFonts w:ascii="Calibri" w:hAnsi="Calibri" w:eastAsia="Calibri" w:cs="Calibri" w:asciiTheme="majorAscii" w:hAnsiTheme="majorAscii" w:eastAsiaTheme="majorAscii" w:cstheme="majorAscii"/>
+          <w:noProof w:val="0"/>
+          <w:sz w:val="22"/>
+          <w:szCs w:val="22"/>
+          <w:lang w:val="pt-BR"/>
+        </w:rPr>
+        <w:t xml:space="preserve"> </w:t>
+      </w:r>
+      <w:r>
+        <w:rPr>
+          <w:rFonts w:ascii="Calibri" w:hAnsi="Calibri" w:eastAsia="Calibri" w:cs="Calibri" w:asciiTheme="majorAscii" w:hAnsiTheme="majorAscii" w:eastAsiaTheme="majorAscii" w:cstheme="majorAscii"/>
+          <w:noProof w:val="0"/>
+          <w:sz w:val="22"/>
+          <w:szCs w:val="22"/>
+          <w:lang w:val="pt-BR"/>
+        </w:rPr>
+        <w:t>alimentação</w:t>
+      </w:r>
+      <w:r>
+        <w:rPr>
+          <w:rFonts w:ascii="Calibri" w:hAnsi="Calibri" w:eastAsia="Calibri" w:cs="Calibri" w:asciiTheme="majorAscii" w:hAnsiTheme="majorAscii" w:eastAsiaTheme="majorAscii" w:cstheme="majorAscii"/>
+          <w:noProof w:val="0"/>
+          <w:sz w:val="22"/>
+          <w:szCs w:val="22"/>
+          <w:lang w:val="pt-BR"/>
+        </w:rPr>
+        <w:t xml:space="preserve">. Acho </w:t>
+      </w:r>
+      <w:r>
+        <w:rPr>
+          <w:rFonts w:ascii="Calibri" w:hAnsi="Calibri" w:eastAsia="Calibri" w:cs="Calibri" w:asciiTheme="majorAscii" w:hAnsiTheme="majorAscii" w:eastAsiaTheme="majorAscii" w:cstheme="majorAscii"/>
+          <w:noProof w:val="0"/>
+          <w:sz w:val="22"/>
+          <w:szCs w:val="22"/>
+          <w:lang w:val="pt-BR"/>
+        </w:rPr>
+        <w:t>que</w:t>
+      </w:r>
+      <w:r>
+        <w:rPr>
+          <w:rFonts w:ascii="Calibri" w:hAnsi="Calibri" w:eastAsia="Calibri" w:cs="Calibri" w:asciiTheme="majorAscii" w:hAnsiTheme="majorAscii" w:eastAsiaTheme="majorAscii" w:cstheme="majorAscii"/>
+          <w:noProof w:val="0"/>
+          <w:sz w:val="22"/>
+          <w:szCs w:val="22"/>
+          <w:lang w:val="pt-BR"/>
+        </w:rPr>
+        <w:t xml:space="preserve"> </w:t>
+      </w:r>
+      <w:r>
+        <w:rPr>
+          <w:rFonts w:ascii="Calibri" w:hAnsi="Calibri" w:eastAsia="Calibri" w:cs="Calibri" w:asciiTheme="majorAscii" w:hAnsiTheme="majorAscii" w:eastAsiaTheme="majorAscii" w:cstheme="majorAscii"/>
+          <w:noProof w:val="0"/>
+          <w:sz w:val="22"/>
+          <w:szCs w:val="22"/>
+          <w:lang w:val="pt-BR"/>
+        </w:rPr>
+        <w:t>dá</w:t>
+      </w:r>
+      <w:r>
+        <w:rPr>
+          <w:rFonts w:ascii="Calibri" w:hAnsi="Calibri" w:eastAsia="Calibri" w:cs="Calibri" w:asciiTheme="majorAscii" w:hAnsiTheme="majorAscii" w:eastAsiaTheme="majorAscii" w:cstheme="majorAscii"/>
+          <w:noProof w:val="0"/>
+          <w:sz w:val="22"/>
+          <w:szCs w:val="22"/>
+          <w:lang w:val="pt-BR"/>
+        </w:rPr>
+        <w:t xml:space="preserve"> para </w:t>
+      </w:r>
+      <w:r>
+        <w:rPr>
+          <w:rFonts w:ascii="Calibri" w:hAnsi="Calibri" w:eastAsia="Calibri" w:cs="Calibri" w:asciiTheme="majorAscii" w:hAnsiTheme="majorAscii" w:eastAsiaTheme="majorAscii" w:cstheme="majorAscii"/>
+          <w:noProof w:val="0"/>
           <w:sz w:val="22"/>
           <w:szCs w:val="22"/>
           <w:lang w:val="pt-BR"/>
@@ -752,16 +1022,28 @@
       </w:r>
       <w:r>
         <w:rPr>
-          <w:rFonts w:asciiTheme="majorHAnsi" w:eastAsiaTheme="majorEastAsia" w:hAnsiTheme="majorHAnsi" w:cstheme="majorBidi"/>
-          <w:sz w:val="22"/>
-          <w:szCs w:val="22"/>
-          <w:lang w:val="pt-BR"/>
-        </w:rPr>
-        <w:t xml:space="preserve">dietas, </w:t>
-      </w:r>
-      <w:r>
-        <w:rPr>
-          <w:rFonts w:asciiTheme="majorHAnsi" w:eastAsiaTheme="majorEastAsia" w:hAnsiTheme="majorHAnsi" w:cstheme="majorBidi"/>
+          <w:rFonts w:ascii="Calibri" w:hAnsi="Calibri" w:eastAsia="Calibri" w:cs="Calibri" w:asciiTheme="majorAscii" w:hAnsiTheme="majorAscii" w:eastAsiaTheme="majorAscii" w:cstheme="majorAscii"/>
+          <w:noProof w:val="0"/>
+          <w:sz w:val="22"/>
+          <w:szCs w:val="22"/>
+          <w:lang w:val="pt-BR"/>
+        </w:rPr>
+        <w:t>dietas</w:t>
+      </w:r>
+      <w:r>
+        <w:rPr>
+          <w:rFonts w:ascii="Calibri" w:hAnsi="Calibri" w:eastAsia="Calibri" w:cs="Calibri" w:asciiTheme="majorAscii" w:hAnsiTheme="majorAscii" w:eastAsiaTheme="majorAscii" w:cstheme="majorAscii"/>
+          <w:noProof w:val="0"/>
+          <w:sz w:val="22"/>
+          <w:szCs w:val="22"/>
+          <w:lang w:val="pt-BR"/>
+        </w:rPr>
+        <w:t xml:space="preserve">, </w:t>
+      </w:r>
+      <w:r>
+        <w:rPr>
+          <w:rFonts w:ascii="Calibri" w:hAnsi="Calibri" w:eastAsia="Calibri" w:cs="Calibri" w:asciiTheme="majorAscii" w:hAnsiTheme="majorAscii" w:eastAsiaTheme="majorAscii" w:cstheme="majorAscii"/>
+          <w:noProof w:val="0"/>
           <w:sz w:val="22"/>
           <w:szCs w:val="22"/>
           <w:lang w:val="pt-BR"/>
@@ -770,7 +1052,8 @@
       </w:r>
       <w:r>
         <w:rPr>
-          <w:rFonts w:asciiTheme="majorHAnsi" w:eastAsiaTheme="majorEastAsia" w:hAnsiTheme="majorHAnsi" w:cstheme="majorBidi"/>
+          <w:rFonts w:ascii="Calibri" w:hAnsi="Calibri" w:eastAsia="Calibri" w:cs="Calibri" w:asciiTheme="majorAscii" w:hAnsiTheme="majorAscii" w:eastAsiaTheme="majorAscii" w:cstheme="majorAscii"/>
+          <w:noProof w:val="0"/>
           <w:sz w:val="22"/>
           <w:szCs w:val="22"/>
           <w:lang w:val="pt-BR"/>
@@ -779,7 +1062,8 @@
       </w:r>
       <w:r>
         <w:rPr>
-          <w:rFonts w:asciiTheme="majorHAnsi" w:eastAsiaTheme="majorEastAsia" w:hAnsiTheme="majorHAnsi" w:cstheme="majorBidi"/>
+          <w:rFonts w:ascii="Calibri" w:hAnsi="Calibri" w:eastAsia="Calibri" w:cs="Calibri" w:asciiTheme="majorAscii" w:hAnsiTheme="majorAscii" w:eastAsiaTheme="majorAscii" w:cstheme="majorAscii"/>
+          <w:noProof w:val="0"/>
           <w:sz w:val="22"/>
           <w:szCs w:val="22"/>
           <w:lang w:val="pt-BR"/>
@@ -788,15 +1072,47 @@
       </w:r>
       <w:r>
         <w:rPr>
-          <w:rFonts w:asciiTheme="majorHAnsi" w:eastAsiaTheme="majorEastAsia" w:hAnsiTheme="majorHAnsi" w:cstheme="majorBidi"/>
-          <w:sz w:val="22"/>
-          <w:szCs w:val="22"/>
-          <w:lang w:val="pt-BR"/>
-        </w:rPr>
-        <w:t xml:space="preserve"> e calcular o IMC</w:t>
-      </w:r>
-      <w:r>
-        <w:rPr>
+          <w:rFonts w:ascii="Calibri" w:hAnsi="Calibri" w:eastAsia="Calibri" w:cs="Calibri" w:asciiTheme="majorAscii" w:hAnsiTheme="majorAscii" w:eastAsiaTheme="majorAscii" w:cstheme="majorAscii"/>
+          <w:noProof w:val="0"/>
+          <w:sz w:val="22"/>
+          <w:szCs w:val="22"/>
+          <w:lang w:val="pt-BR"/>
+        </w:rPr>
+        <w:t xml:space="preserve"> e </w:t>
+      </w:r>
+      <w:r>
+        <w:rPr>
+          <w:rFonts w:ascii="Calibri" w:hAnsi="Calibri" w:eastAsia="Calibri" w:cs="Calibri" w:asciiTheme="majorAscii" w:hAnsiTheme="majorAscii" w:eastAsiaTheme="majorAscii" w:cstheme="majorAscii"/>
+          <w:noProof w:val="0"/>
+          <w:sz w:val="22"/>
+          <w:szCs w:val="22"/>
+          <w:lang w:val="pt-BR"/>
+        </w:rPr>
+        <w:t>calcular</w:t>
+      </w:r>
+      <w:r>
+        <w:rPr>
+          <w:rFonts w:ascii="Calibri" w:hAnsi="Calibri" w:eastAsia="Calibri" w:cs="Calibri" w:asciiTheme="majorAscii" w:hAnsiTheme="majorAscii" w:eastAsiaTheme="majorAscii" w:cstheme="majorAscii"/>
+          <w:noProof w:val="0"/>
+          <w:sz w:val="22"/>
+          <w:szCs w:val="22"/>
+          <w:lang w:val="pt-BR"/>
+        </w:rPr>
+        <w:t xml:space="preserve"> o IM</w:t>
+      </w:r>
+      <w:r>
+        <w:rPr>
+          <w:rFonts w:ascii="Calibri" w:hAnsi="Calibri" w:eastAsia="Calibri" w:cs="Calibri" w:asciiTheme="majorAscii" w:hAnsiTheme="majorAscii" w:eastAsiaTheme="majorAscii" w:cstheme="majorAscii"/>
+          <w:noProof w:val="0"/>
+          <w:sz w:val="22"/>
+          <w:szCs w:val="22"/>
+          <w:lang w:val="pt-BR"/>
+        </w:rPr>
+        <w:t>C</w:t>
+      </w:r>
+      <w:r>
+        <w:rPr>
+          <w:noProof w:val="0"/>
           <w:sz w:val="22"/>
           <w:szCs w:val="22"/>
           <w:lang w:val="pt-BR"/>
@@ -807,11 +1123,13 @@
     <w:p>
       <w:pPr>
         <w:rPr>
-          <w:rFonts w:asciiTheme="majorHAnsi" w:eastAsiaTheme="majorEastAsia" w:hAnsiTheme="majorHAnsi" w:cstheme="majorBidi"/>
-          <w:color w:val="000000" w:themeColor="text1"/>
-          <w:sz w:val="22"/>
-          <w:szCs w:val="22"/>
-          <w:lang w:val="pt-BR"/>
+          <w:rFonts w:ascii="Calibri" w:hAnsi="Calibri" w:eastAsia="Calibri" w:cs="Calibri" w:asciiTheme="majorAscii" w:hAnsiTheme="majorAscii" w:eastAsiaTheme="majorAscii" w:cstheme="majorAscii"/>
+          <w:b w:val="0"/>
+          <w:bCs w:val="0"/>
+          <w:color w:val="000000" w:themeColor="text1" w:themeTint="FF" w:themeShade="FF"/>
+          <w:sz w:val="22"/>
+          <w:szCs w:val="22"/>
+          <w:vertAlign w:val="baseline"/>
         </w:rPr>
       </w:pPr>
     </w:p>
@@ -823,33 +1141,55 @@
           <w:numId w:val="1"/>
         </w:numPr>
         <w:rPr>
-          <w:rFonts w:asciiTheme="majorHAnsi" w:eastAsiaTheme="majorEastAsia" w:hAnsiTheme="majorHAnsi" w:cstheme="majorBidi"/>
-          <w:i/>
-          <w:iCs/>
-          <w:color w:val="000000" w:themeColor="text1"/>
-          <w:sz w:val="22"/>
-          <w:szCs w:val="22"/>
-          <w:lang w:val="pt-BR"/>
-        </w:rPr>
-      </w:pPr>
-      <w:r>
-        <w:rPr>
-          <w:rFonts w:asciiTheme="majorHAnsi" w:eastAsiaTheme="majorEastAsia" w:hAnsiTheme="majorHAnsi" w:cstheme="majorBidi"/>
-          <w:color w:val="000000" w:themeColor="text1"/>
-          <w:sz w:val="22"/>
-          <w:szCs w:val="22"/>
-          <w:lang w:val="pt-BR"/>
-        </w:rPr>
-        <w:t xml:space="preserve">Pergunte: “Para quem você acha que esse sistema foi desenvolvido? Por quê?” </w:t>
-      </w:r>
-      <w:r>
-        <w:rPr>
-          <w:rFonts w:asciiTheme="majorHAnsi" w:eastAsiaTheme="majorEastAsia" w:hAnsiTheme="majorHAnsi" w:cstheme="majorBidi"/>
-          <w:i/>
-          <w:iCs/>
-          <w:color w:val="000000" w:themeColor="text1"/>
-          <w:sz w:val="22"/>
-          <w:szCs w:val="22"/>
+          <w:rFonts w:ascii="Calibri" w:hAnsi="Calibri" w:eastAsia="Calibri" w:cs="Calibri" w:asciiTheme="majorAscii" w:hAnsiTheme="majorAscii" w:eastAsiaTheme="majorAscii" w:cstheme="majorAscii"/>
+          <w:b w:val="0"/>
+          <w:bCs w:val="0"/>
+          <w:i w:val="1"/>
+          <w:iCs w:val="1"/>
+          <w:color w:val="000000" w:themeColor="text1" w:themeTint="FF" w:themeShade="FF"/>
+          <w:sz w:val="22"/>
+          <w:szCs w:val="22"/>
+          <w:vertAlign w:val="baseline"/>
+          <w:lang w:val="pt-BR"/>
+        </w:rPr>
+      </w:pPr>
+      <w:r>
+        <w:rPr>
+          <w:rFonts w:ascii="Calibri" w:hAnsi="Calibri" w:eastAsia="Calibri" w:cs="Calibri" w:asciiTheme="majorAscii" w:hAnsiTheme="majorAscii" w:eastAsiaTheme="majorAscii" w:cstheme="majorAscii"/>
+          <w:b w:val="0"/>
+          <w:bCs w:val="0"/>
+          <w:color w:val="000000" w:themeColor="text1" w:themeTint="FF" w:themeShade="FF"/>
+          <w:sz w:val="22"/>
+          <w:szCs w:val="22"/>
+          <w:vertAlign w:val="baseline"/>
+          <w:lang w:val="pt-BR"/>
+        </w:rPr>
+        <w:t>Pergunte: “</w:t>
+      </w:r>
+      <w:r>
+        <w:rPr>
+          <w:rFonts w:ascii="Calibri" w:hAnsi="Calibri" w:eastAsia="Calibri" w:cs="Calibri" w:asciiTheme="majorAscii" w:hAnsiTheme="majorAscii" w:eastAsiaTheme="majorAscii" w:cstheme="majorAscii"/>
+          <w:b w:val="0"/>
+          <w:bCs w:val="0"/>
+          <w:color w:val="000000" w:themeColor="text1" w:themeTint="FF" w:themeShade="FF"/>
+          <w:sz w:val="22"/>
+          <w:szCs w:val="22"/>
+          <w:vertAlign w:val="baseline"/>
+          <w:lang w:val="pt-BR"/>
+        </w:rPr>
+        <w:t xml:space="preserve">Para quem você acha que esse sistema foi desenvolvido? Por quê?” </w:t>
+      </w:r>
+      <w:r>
+        <w:rPr>
+          <w:rFonts w:ascii="Calibri" w:hAnsi="Calibri" w:eastAsia="Calibri" w:cs="Calibri" w:asciiTheme="majorAscii" w:hAnsiTheme="majorAscii" w:eastAsiaTheme="majorAscii" w:cstheme="majorAscii"/>
+          <w:b w:val="0"/>
+          <w:bCs w:val="0"/>
+          <w:i w:val="1"/>
+          <w:iCs w:val="1"/>
+          <w:color w:val="000000" w:themeColor="text1" w:themeTint="FF" w:themeShade="FF"/>
+          <w:sz w:val="22"/>
+          <w:szCs w:val="22"/>
+          <w:vertAlign w:val="baseline"/>
           <w:lang w:val="pt-BR"/>
         </w:rPr>
         <w:t>(Por exemplo: cidadão, profissionais da saúde, etc.)</w:t>
@@ -859,10 +1199,13 @@
       <w:pPr>
         <w:pStyle w:val="Recuonormal"/>
         <w:rPr>
-          <w:rFonts w:asciiTheme="majorHAnsi" w:eastAsiaTheme="majorEastAsia" w:hAnsiTheme="majorHAnsi" w:cstheme="majorBidi"/>
-          <w:color w:val="000000" w:themeColor="text1"/>
-          <w:sz w:val="22"/>
-          <w:szCs w:val="22"/>
+          <w:rFonts w:ascii="Calibri" w:hAnsi="Calibri" w:eastAsia="Calibri" w:cs="Calibri" w:asciiTheme="majorAscii" w:hAnsiTheme="majorAscii" w:eastAsiaTheme="majorAscii" w:cstheme="majorAscii"/>
+          <w:b w:val="0"/>
+          <w:bCs w:val="0"/>
+          <w:color w:val="000000" w:themeColor="text1" w:themeTint="FF" w:themeShade="FF"/>
+          <w:sz w:val="22"/>
+          <w:szCs w:val="22"/>
+          <w:vertAlign w:val="baseline"/>
         </w:rPr>
       </w:pPr>
     </w:p>
@@ -871,42 +1214,270 @@
         <w:pStyle w:val="Recuonormal"/>
         <w:ind w:left="270"/>
         <w:rPr>
-          <w:rFonts w:asciiTheme="majorHAnsi" w:eastAsiaTheme="majorEastAsia" w:hAnsiTheme="majorHAnsi" w:cstheme="majorBidi"/>
-          <w:color w:val="000000" w:themeColor="text1"/>
-          <w:sz w:val="22"/>
-          <w:szCs w:val="22"/>
-          <w:lang w:val="pt-BR"/>
-        </w:rPr>
-      </w:pPr>
-      <w:r>
-        <w:rPr>
-          <w:rFonts w:asciiTheme="majorHAnsi" w:eastAsiaTheme="majorEastAsia" w:hAnsiTheme="majorHAnsi" w:cstheme="majorBidi"/>
-          <w:b/>
-          <w:bCs/>
-          <w:color w:val="000000" w:themeColor="text1"/>
-          <w:sz w:val="22"/>
-          <w:szCs w:val="22"/>
+          <w:rFonts w:ascii="Calibri" w:hAnsi="Calibri" w:eastAsia="Calibri" w:cs="Calibri" w:asciiTheme="majorAscii" w:hAnsiTheme="majorAscii" w:eastAsiaTheme="majorAscii" w:cstheme="majorAscii"/>
+          <w:b w:val="0"/>
+          <w:bCs w:val="0"/>
+          <w:i w:val="0"/>
+          <w:iCs w:val="0"/>
+          <w:caps w:val="0"/>
+          <w:smallCaps w:val="0"/>
+          <w:noProof w:val="0"/>
+          <w:color w:val="000000" w:themeColor="text1" w:themeTint="FF" w:themeShade="FF"/>
+          <w:sz w:val="22"/>
+          <w:szCs w:val="22"/>
+          <w:vertAlign w:val="baseline"/>
+          <w:lang w:val="en-US"/>
+        </w:rPr>
+      </w:pPr>
+      <w:r>
+        <w:rPr>
+          <w:rFonts w:ascii="Calibri" w:hAnsi="Calibri" w:eastAsia="Calibri" w:cs="Calibri" w:asciiTheme="majorAscii" w:hAnsiTheme="majorAscii" w:eastAsiaTheme="majorAscii" w:cstheme="majorAscii"/>
+          <w:b w:val="1"/>
+          <w:bCs w:val="1"/>
+          <w:i w:val="0"/>
+          <w:iCs w:val="0"/>
+          <w:caps w:val="0"/>
+          <w:smallCaps w:val="0"/>
+          <w:noProof w:val="0"/>
+          <w:color w:val="000000" w:themeColor="text1" w:themeTint="FF" w:themeShade="FF"/>
+          <w:sz w:val="22"/>
+          <w:szCs w:val="22"/>
+          <w:vertAlign w:val="baseline"/>
           <w:lang w:val="pt-BR"/>
         </w:rPr>
         <w:t xml:space="preserve">Resposta: </w:t>
       </w:r>
       <w:r>
         <w:rPr>
-          <w:rFonts w:asciiTheme="majorHAnsi" w:eastAsiaTheme="majorEastAsia" w:hAnsiTheme="majorHAnsi" w:cstheme="majorBidi"/>
-          <w:color w:val="000000" w:themeColor="text1"/>
-          <w:sz w:val="22"/>
-          <w:szCs w:val="22"/>
-          <w:lang w:val="pt-BR"/>
-        </w:rPr>
-        <w:t>Para pessoas que querem cuidar melhor da alimentação</w:t>
-      </w:r>
-      <w:r>
-        <w:rPr>
-          <w:rFonts w:asciiTheme="majorHAnsi" w:eastAsiaTheme="majorEastAsia" w:hAnsiTheme="majorHAnsi" w:cstheme="majorBidi"/>
-          <w:color w:val="000000" w:themeColor="text1"/>
-          <w:sz w:val="22"/>
-          <w:szCs w:val="22"/>
-          <w:lang w:val="pt-BR"/>
+          <w:rFonts w:ascii="Calibri" w:hAnsi="Calibri" w:eastAsia="Calibri" w:cs="Calibri" w:asciiTheme="majorAscii" w:hAnsiTheme="majorAscii" w:eastAsiaTheme="majorAscii" w:cstheme="majorAscii"/>
+          <w:b w:val="0"/>
+          <w:bCs w:val="0"/>
+          <w:i w:val="0"/>
+          <w:iCs w:val="0"/>
+          <w:caps w:val="0"/>
+          <w:smallCaps w:val="0"/>
+          <w:noProof w:val="0"/>
+          <w:color w:val="000000" w:themeColor="text1" w:themeTint="FF" w:themeShade="FF"/>
+          <w:sz w:val="22"/>
+          <w:szCs w:val="22"/>
+          <w:vertAlign w:val="baseline"/>
+          <w:lang w:val="en-US"/>
+        </w:rPr>
+        <w:t xml:space="preserve">Para </w:t>
+      </w:r>
+      <w:r>
+        <w:rPr>
+          <w:rFonts w:ascii="Calibri" w:hAnsi="Calibri" w:eastAsia="Calibri" w:cs="Calibri" w:asciiTheme="majorAscii" w:hAnsiTheme="majorAscii" w:eastAsiaTheme="majorAscii" w:cstheme="majorAscii"/>
+          <w:b w:val="0"/>
+          <w:bCs w:val="0"/>
+          <w:i w:val="0"/>
+          <w:iCs w:val="0"/>
+          <w:caps w:val="0"/>
+          <w:smallCaps w:val="0"/>
+          <w:noProof w:val="0"/>
+          <w:color w:val="000000" w:themeColor="text1" w:themeTint="FF" w:themeShade="FF"/>
+          <w:sz w:val="22"/>
+          <w:szCs w:val="22"/>
+          <w:vertAlign w:val="baseline"/>
+          <w:lang w:val="en-US"/>
+        </w:rPr>
+        <w:t>pessoas</w:t>
+      </w:r>
+      <w:r>
+        <w:rPr>
+          <w:rFonts w:ascii="Calibri" w:hAnsi="Calibri" w:eastAsia="Calibri" w:cs="Calibri" w:asciiTheme="majorAscii" w:hAnsiTheme="majorAscii" w:eastAsiaTheme="majorAscii" w:cstheme="majorAscii"/>
+          <w:b w:val="0"/>
+          <w:bCs w:val="0"/>
+          <w:i w:val="0"/>
+          <w:iCs w:val="0"/>
+          <w:caps w:val="0"/>
+          <w:smallCaps w:val="0"/>
+          <w:noProof w:val="0"/>
+          <w:color w:val="000000" w:themeColor="text1" w:themeTint="FF" w:themeShade="FF"/>
+          <w:sz w:val="22"/>
+          <w:szCs w:val="22"/>
+          <w:vertAlign w:val="baseline"/>
+          <w:lang w:val="en-US"/>
+        </w:rPr>
+        <w:t xml:space="preserve"> </w:t>
+      </w:r>
+      <w:r>
+        <w:rPr>
+          <w:rFonts w:ascii="Calibri" w:hAnsi="Calibri" w:eastAsia="Calibri" w:cs="Calibri" w:asciiTheme="majorAscii" w:hAnsiTheme="majorAscii" w:eastAsiaTheme="majorAscii" w:cstheme="majorAscii"/>
+          <w:b w:val="0"/>
+          <w:bCs w:val="0"/>
+          <w:i w:val="0"/>
+          <w:iCs w:val="0"/>
+          <w:caps w:val="0"/>
+          <w:smallCaps w:val="0"/>
+          <w:noProof w:val="0"/>
+          <w:color w:val="000000" w:themeColor="text1" w:themeTint="FF" w:themeShade="FF"/>
+          <w:sz w:val="22"/>
+          <w:szCs w:val="22"/>
+          <w:vertAlign w:val="baseline"/>
+          <w:lang w:val="en-US"/>
+        </w:rPr>
+        <w:t>que</w:t>
+      </w:r>
+      <w:r>
+        <w:rPr>
+          <w:rFonts w:ascii="Calibri" w:hAnsi="Calibri" w:eastAsia="Calibri" w:cs="Calibri" w:asciiTheme="majorAscii" w:hAnsiTheme="majorAscii" w:eastAsiaTheme="majorAscii" w:cstheme="majorAscii"/>
+          <w:b w:val="0"/>
+          <w:bCs w:val="0"/>
+          <w:i w:val="0"/>
+          <w:iCs w:val="0"/>
+          <w:caps w:val="0"/>
+          <w:smallCaps w:val="0"/>
+          <w:noProof w:val="0"/>
+          <w:color w:val="000000" w:themeColor="text1" w:themeTint="FF" w:themeShade="FF"/>
+          <w:sz w:val="22"/>
+          <w:szCs w:val="22"/>
+          <w:vertAlign w:val="baseline"/>
+          <w:lang w:val="en-US"/>
+        </w:rPr>
+        <w:t xml:space="preserve"> </w:t>
+      </w:r>
+      <w:r>
+        <w:rPr>
+          <w:rFonts w:ascii="Calibri" w:hAnsi="Calibri" w:eastAsia="Calibri" w:cs="Calibri" w:asciiTheme="majorAscii" w:hAnsiTheme="majorAscii" w:eastAsiaTheme="majorAscii" w:cstheme="majorAscii"/>
+          <w:b w:val="0"/>
+          <w:bCs w:val="0"/>
+          <w:i w:val="0"/>
+          <w:iCs w:val="0"/>
+          <w:caps w:val="0"/>
+          <w:smallCaps w:val="0"/>
+          <w:noProof w:val="0"/>
+          <w:color w:val="000000" w:themeColor="text1" w:themeTint="FF" w:themeShade="FF"/>
+          <w:sz w:val="22"/>
+          <w:szCs w:val="22"/>
+          <w:vertAlign w:val="baseline"/>
+          <w:lang w:val="en-US"/>
+        </w:rPr>
+        <w:t>querem</w:t>
+      </w:r>
+      <w:r>
+        <w:rPr>
+          <w:rFonts w:ascii="Calibri" w:hAnsi="Calibri" w:eastAsia="Calibri" w:cs="Calibri" w:asciiTheme="majorAscii" w:hAnsiTheme="majorAscii" w:eastAsiaTheme="majorAscii" w:cstheme="majorAscii"/>
+          <w:b w:val="0"/>
+          <w:bCs w:val="0"/>
+          <w:i w:val="0"/>
+          <w:iCs w:val="0"/>
+          <w:caps w:val="0"/>
+          <w:smallCaps w:val="0"/>
+          <w:noProof w:val="0"/>
+          <w:color w:val="000000" w:themeColor="text1" w:themeTint="FF" w:themeShade="FF"/>
+          <w:sz w:val="22"/>
+          <w:szCs w:val="22"/>
+          <w:vertAlign w:val="baseline"/>
+          <w:lang w:val="en-US"/>
+        </w:rPr>
+        <w:t xml:space="preserve"> </w:t>
+      </w:r>
+      <w:r>
+        <w:rPr>
+          <w:rFonts w:ascii="Calibri" w:hAnsi="Calibri" w:eastAsia="Calibri" w:cs="Calibri" w:asciiTheme="majorAscii" w:hAnsiTheme="majorAscii" w:eastAsiaTheme="majorAscii" w:cstheme="majorAscii"/>
+          <w:b w:val="0"/>
+          <w:bCs w:val="0"/>
+          <w:i w:val="0"/>
+          <w:iCs w:val="0"/>
+          <w:caps w:val="0"/>
+          <w:smallCaps w:val="0"/>
+          <w:noProof w:val="0"/>
+          <w:color w:val="000000" w:themeColor="text1" w:themeTint="FF" w:themeShade="FF"/>
+          <w:sz w:val="22"/>
+          <w:szCs w:val="22"/>
+          <w:vertAlign w:val="baseline"/>
+          <w:lang w:val="en-US"/>
+        </w:rPr>
+        <w:t>cuidar</w:t>
+      </w:r>
+      <w:r>
+        <w:rPr>
+          <w:rFonts w:ascii="Calibri" w:hAnsi="Calibri" w:eastAsia="Calibri" w:cs="Calibri" w:asciiTheme="majorAscii" w:hAnsiTheme="majorAscii" w:eastAsiaTheme="majorAscii" w:cstheme="majorAscii"/>
+          <w:b w:val="0"/>
+          <w:bCs w:val="0"/>
+          <w:i w:val="0"/>
+          <w:iCs w:val="0"/>
+          <w:caps w:val="0"/>
+          <w:smallCaps w:val="0"/>
+          <w:noProof w:val="0"/>
+          <w:color w:val="000000" w:themeColor="text1" w:themeTint="FF" w:themeShade="FF"/>
+          <w:sz w:val="22"/>
+          <w:szCs w:val="22"/>
+          <w:vertAlign w:val="baseline"/>
+          <w:lang w:val="en-US"/>
+        </w:rPr>
+        <w:t xml:space="preserve"> </w:t>
+      </w:r>
+      <w:r>
+        <w:rPr>
+          <w:rFonts w:ascii="Calibri" w:hAnsi="Calibri" w:eastAsia="Calibri" w:cs="Calibri" w:asciiTheme="majorAscii" w:hAnsiTheme="majorAscii" w:eastAsiaTheme="majorAscii" w:cstheme="majorAscii"/>
+          <w:b w:val="0"/>
+          <w:bCs w:val="0"/>
+          <w:i w:val="0"/>
+          <w:iCs w:val="0"/>
+          <w:caps w:val="0"/>
+          <w:smallCaps w:val="0"/>
+          <w:noProof w:val="0"/>
+          <w:color w:val="000000" w:themeColor="text1" w:themeTint="FF" w:themeShade="FF"/>
+          <w:sz w:val="22"/>
+          <w:szCs w:val="22"/>
+          <w:vertAlign w:val="baseline"/>
+          <w:lang w:val="en-US"/>
+        </w:rPr>
+        <w:t>melhor</w:t>
+      </w:r>
+      <w:r>
+        <w:rPr>
+          <w:rFonts w:ascii="Calibri" w:hAnsi="Calibri" w:eastAsia="Calibri" w:cs="Calibri" w:asciiTheme="majorAscii" w:hAnsiTheme="majorAscii" w:eastAsiaTheme="majorAscii" w:cstheme="majorAscii"/>
+          <w:b w:val="0"/>
+          <w:bCs w:val="0"/>
+          <w:i w:val="0"/>
+          <w:iCs w:val="0"/>
+          <w:caps w:val="0"/>
+          <w:smallCaps w:val="0"/>
+          <w:noProof w:val="0"/>
+          <w:color w:val="000000" w:themeColor="text1" w:themeTint="FF" w:themeShade="FF"/>
+          <w:sz w:val="22"/>
+          <w:szCs w:val="22"/>
+          <w:vertAlign w:val="baseline"/>
+          <w:lang w:val="en-US"/>
+        </w:rPr>
+        <w:t xml:space="preserve"> da </w:t>
+      </w:r>
+      <w:r>
+        <w:rPr>
+          <w:rFonts w:ascii="Calibri" w:hAnsi="Calibri" w:eastAsia="Calibri" w:cs="Calibri" w:asciiTheme="majorAscii" w:hAnsiTheme="majorAscii" w:eastAsiaTheme="majorAscii" w:cstheme="majorAscii"/>
+          <w:b w:val="0"/>
+          <w:bCs w:val="0"/>
+          <w:i w:val="0"/>
+          <w:iCs w:val="0"/>
+          <w:caps w:val="0"/>
+          <w:smallCaps w:val="0"/>
+          <w:noProof w:val="0"/>
+          <w:color w:val="000000" w:themeColor="text1" w:themeTint="FF" w:themeShade="FF"/>
+          <w:sz w:val="22"/>
+          <w:szCs w:val="22"/>
+          <w:vertAlign w:val="baseline"/>
+          <w:lang w:val="en-US"/>
+        </w:rPr>
+        <w:t>alimentação</w:t>
+      </w:r>
+      <w:r>
+        <w:rPr>
+          <w:rFonts w:ascii="Calibri" w:hAnsi="Calibri" w:eastAsia="Calibri" w:cs="Calibri" w:asciiTheme="majorAscii" w:hAnsiTheme="majorAscii" w:eastAsiaTheme="majorAscii" w:cstheme="majorAscii"/>
+          <w:b w:val="0"/>
+          <w:bCs w:val="0"/>
+          <w:i w:val="0"/>
+          <w:iCs w:val="0"/>
+          <w:caps w:val="0"/>
+          <w:smallCaps w:val="0"/>
+          <w:noProof w:val="0"/>
+          <w:color w:val="000000" w:themeColor="text1" w:themeTint="FF" w:themeShade="FF"/>
+          <w:sz w:val="22"/>
+          <w:szCs w:val="22"/>
+          <w:vertAlign w:val="baseline"/>
+          <w:lang w:val="en-US"/>
         </w:rPr>
         <w:t>.</w:t>
       </w:r>
@@ -914,13 +1485,17 @@
     <w:p>
       <w:pPr>
         <w:pStyle w:val="Recuonormal"/>
-        <w:rPr>
-          <w:rFonts w:asciiTheme="majorHAnsi" w:eastAsiaTheme="majorEastAsia" w:hAnsiTheme="majorHAnsi" w:cstheme="majorBidi"/>
-          <w:i/>
-          <w:iCs/>
-          <w:color w:val="000000" w:themeColor="text1"/>
-          <w:sz w:val="22"/>
-          <w:szCs w:val="22"/>
+        <w:ind/>
+        <w:rPr>
+          <w:rFonts w:ascii="Calibri" w:hAnsi="Calibri" w:eastAsia="Calibri" w:cs="Calibri" w:asciiTheme="majorAscii" w:hAnsiTheme="majorAscii" w:eastAsiaTheme="majorAscii" w:cstheme="majorAscii"/>
+          <w:b w:val="0"/>
+          <w:bCs w:val="0"/>
+          <w:i w:val="1"/>
+          <w:iCs w:val="1"/>
+          <w:color w:val="000000" w:themeColor="text1" w:themeTint="FF" w:themeShade="FF"/>
+          <w:sz w:val="22"/>
+          <w:szCs w:val="22"/>
+          <w:vertAlign w:val="baseline"/>
           <w:lang w:val="pt-BR"/>
         </w:rPr>
       </w:pPr>
@@ -933,41 +1508,96 @@
           <w:numId w:val="1"/>
         </w:numPr>
         <w:rPr>
-          <w:rFonts w:asciiTheme="majorHAnsi" w:eastAsiaTheme="majorEastAsia" w:hAnsiTheme="majorHAnsi" w:cstheme="majorBidi"/>
-          <w:color w:val="000000" w:themeColor="text1"/>
-          <w:sz w:val="22"/>
-          <w:szCs w:val="22"/>
-          <w:lang w:val="pt-BR"/>
-        </w:rPr>
-      </w:pPr>
-      <w:r>
-        <w:rPr>
-          <w:rFonts w:asciiTheme="majorHAnsi" w:eastAsiaTheme="majorEastAsia" w:hAnsiTheme="majorHAnsi" w:cstheme="majorBidi"/>
-          <w:color w:val="000000" w:themeColor="text1"/>
-          <w:sz w:val="22"/>
-          <w:szCs w:val="22"/>
-          <w:lang w:val="pt-BR"/>
-        </w:rPr>
-        <w:t>Pergunte: “Quem você acha que é o responsável por esse sistema?” (</w:t>
-      </w:r>
-      <w:r>
-        <w:rPr>
-          <w:rFonts w:asciiTheme="majorHAnsi" w:eastAsiaTheme="majorEastAsia" w:hAnsiTheme="majorHAnsi" w:cstheme="majorBidi"/>
-          <w:i/>
-          <w:iCs/>
-          <w:color w:val="000000" w:themeColor="text1"/>
-          <w:sz w:val="22"/>
-          <w:szCs w:val="22"/>
-          <w:lang w:val="pt-BR"/>
-        </w:rPr>
-        <w:t>Por exemplo: empresa, empreendedor, marca, etc</w:t>
-      </w:r>
-      <w:r>
-        <w:rPr>
-          <w:rFonts w:asciiTheme="majorHAnsi" w:eastAsiaTheme="majorEastAsia" w:hAnsiTheme="majorHAnsi" w:cstheme="majorBidi"/>
-          <w:color w:val="000000" w:themeColor="text1"/>
-          <w:sz w:val="22"/>
-          <w:szCs w:val="22"/>
+          <w:rFonts w:ascii="Calibri" w:hAnsi="Calibri" w:eastAsia="Calibri" w:cs="Calibri" w:asciiTheme="majorAscii" w:hAnsiTheme="majorAscii" w:eastAsiaTheme="majorAscii" w:cstheme="majorAscii"/>
+          <w:b w:val="0"/>
+          <w:bCs w:val="0"/>
+          <w:color w:val="000000" w:themeColor="text1" w:themeTint="FF" w:themeShade="FF"/>
+          <w:sz w:val="22"/>
+          <w:szCs w:val="22"/>
+          <w:vertAlign w:val="baseline"/>
+          <w:lang w:val="pt-BR"/>
+        </w:rPr>
+      </w:pPr>
+      <w:r>
+        <w:rPr>
+          <w:rFonts w:ascii="Calibri" w:hAnsi="Calibri" w:eastAsia="Calibri" w:cs="Calibri" w:asciiTheme="majorAscii" w:hAnsiTheme="majorAscii" w:eastAsiaTheme="majorAscii" w:cstheme="majorAscii"/>
+          <w:b w:val="0"/>
+          <w:bCs w:val="0"/>
+          <w:color w:val="000000" w:themeColor="text1" w:themeTint="FF" w:themeShade="FF"/>
+          <w:sz w:val="22"/>
+          <w:szCs w:val="22"/>
+          <w:vertAlign w:val="baseline"/>
+          <w:lang w:val="pt-BR"/>
+        </w:rPr>
+        <w:t>Pergunte: “</w:t>
+      </w:r>
+      <w:r>
+        <w:rPr>
+          <w:rFonts w:ascii="Calibri" w:hAnsi="Calibri" w:eastAsia="Calibri" w:cs="Calibri" w:asciiTheme="majorAscii" w:hAnsiTheme="majorAscii" w:eastAsiaTheme="majorAscii" w:cstheme="majorAscii"/>
+          <w:b w:val="0"/>
+          <w:bCs w:val="0"/>
+          <w:color w:val="000000" w:themeColor="text1" w:themeTint="FF" w:themeShade="FF"/>
+          <w:sz w:val="22"/>
+          <w:szCs w:val="22"/>
+          <w:vertAlign w:val="baseline"/>
+          <w:lang w:val="pt-BR"/>
+        </w:rPr>
+        <w:t>Quem você acha que é o responsável por esse sistema?” (</w:t>
+      </w:r>
+      <w:r>
+        <w:rPr>
+          <w:rFonts w:ascii="Calibri" w:hAnsi="Calibri" w:eastAsia="Calibri" w:cs="Calibri" w:asciiTheme="majorAscii" w:hAnsiTheme="majorAscii" w:eastAsiaTheme="majorAscii" w:cstheme="majorAscii"/>
+          <w:b w:val="0"/>
+          <w:bCs w:val="0"/>
+          <w:i w:val="1"/>
+          <w:iCs w:val="1"/>
+          <w:color w:val="000000" w:themeColor="text1" w:themeTint="FF" w:themeShade="FF"/>
+          <w:sz w:val="22"/>
+          <w:szCs w:val="22"/>
+          <w:vertAlign w:val="baseline"/>
+          <w:lang w:val="pt-BR"/>
+        </w:rPr>
+        <w:t>P</w:t>
+      </w:r>
+      <w:r>
+        <w:rPr>
+          <w:rFonts w:ascii="Calibri" w:hAnsi="Calibri" w:eastAsia="Calibri" w:cs="Calibri" w:asciiTheme="majorAscii" w:hAnsiTheme="majorAscii" w:eastAsiaTheme="majorAscii" w:cstheme="majorAscii"/>
+          <w:b w:val="0"/>
+          <w:bCs w:val="0"/>
+          <w:i w:val="1"/>
+          <w:iCs w:val="1"/>
+          <w:color w:val="000000" w:themeColor="text1" w:themeTint="FF" w:themeShade="FF"/>
+          <w:sz w:val="22"/>
+          <w:szCs w:val="22"/>
+          <w:vertAlign w:val="baseline"/>
+          <w:lang w:val="pt-BR"/>
+        </w:rPr>
+        <w:t xml:space="preserve">or exemplo: empresa, empreendedor, marca, </w:t>
+      </w:r>
+      <w:r>
+        <w:rPr>
+          <w:rFonts w:ascii="Calibri" w:hAnsi="Calibri" w:eastAsia="Calibri" w:cs="Calibri" w:asciiTheme="majorAscii" w:hAnsiTheme="majorAscii" w:eastAsiaTheme="majorAscii" w:cstheme="majorAscii"/>
+          <w:b w:val="0"/>
+          <w:bCs w:val="0"/>
+          <w:i w:val="1"/>
+          <w:iCs w:val="1"/>
+          <w:color w:val="000000" w:themeColor="text1" w:themeTint="FF" w:themeShade="FF"/>
+          <w:sz w:val="22"/>
+          <w:szCs w:val="22"/>
+          <w:vertAlign w:val="baseline"/>
+          <w:lang w:val="pt-BR"/>
+        </w:rPr>
+        <w:t>etc</w:t>
+      </w:r>
+      <w:r>
+        <w:rPr>
+          <w:rFonts w:ascii="Calibri" w:hAnsi="Calibri" w:eastAsia="Calibri" w:cs="Calibri" w:asciiTheme="majorAscii" w:hAnsiTheme="majorAscii" w:eastAsiaTheme="majorAscii" w:cstheme="majorAscii"/>
+          <w:b w:val="0"/>
+          <w:bCs w:val="0"/>
+          <w:color w:val="000000" w:themeColor="text1" w:themeTint="FF" w:themeShade="FF"/>
+          <w:sz w:val="22"/>
+          <w:szCs w:val="22"/>
+          <w:vertAlign w:val="baseline"/>
           <w:lang w:val="pt-BR"/>
         </w:rPr>
         <w:t>)</w:t>
@@ -977,43 +1607,74 @@
       <w:pPr>
         <w:ind w:left="720"/>
         <w:rPr>
-          <w:rFonts w:asciiTheme="majorHAnsi" w:eastAsiaTheme="majorEastAsia" w:hAnsiTheme="majorHAnsi" w:cstheme="majorBidi"/>
-          <w:color w:val="000000" w:themeColor="text1"/>
-          <w:sz w:val="22"/>
-          <w:szCs w:val="22"/>
+          <w:rFonts w:ascii="Calibri" w:hAnsi="Calibri" w:eastAsia="Calibri" w:cs="Calibri" w:asciiTheme="majorAscii" w:hAnsiTheme="majorAscii" w:eastAsiaTheme="majorAscii" w:cstheme="majorAscii"/>
+          <w:b w:val="0"/>
+          <w:bCs w:val="0"/>
+          <w:i w:val="0"/>
+          <w:iCs w:val="0"/>
+          <w:caps w:val="0"/>
+          <w:smallCaps w:val="0"/>
+          <w:noProof w:val="0"/>
+          <w:color w:val="000000" w:themeColor="text1" w:themeTint="FF" w:themeShade="FF"/>
+          <w:sz w:val="22"/>
+          <w:szCs w:val="22"/>
+          <w:vertAlign w:val="baseline"/>
+          <w:lang w:val="en-US"/>
         </w:rPr>
       </w:pPr>
     </w:p>
     <w:p>
       <w:pPr>
         <w:pStyle w:val="Recuonormal"/>
-        <w:ind w:left="270"/>
-        <w:rPr>
-          <w:rFonts w:asciiTheme="majorHAnsi" w:eastAsiaTheme="majorEastAsia" w:hAnsiTheme="majorHAnsi" w:cstheme="majorBidi"/>
-          <w:color w:val="000000" w:themeColor="text1"/>
-          <w:sz w:val="22"/>
-          <w:szCs w:val="22"/>
-          <w:lang w:val="pt-BR"/>
-        </w:rPr>
-      </w:pPr>
-      <w:r>
-        <w:rPr>
-          <w:rFonts w:asciiTheme="majorHAnsi" w:eastAsiaTheme="majorEastAsia" w:hAnsiTheme="majorHAnsi" w:cstheme="majorBidi"/>
-          <w:b/>
-          <w:bCs/>
-          <w:color w:val="000000" w:themeColor="text1"/>
-          <w:sz w:val="22"/>
-          <w:szCs w:val="22"/>
+        <w:ind w:left="270" w:firstLine="0"/>
+        <w:rPr>
+          <w:rFonts w:ascii="Calibri" w:hAnsi="Calibri" w:eastAsia="Calibri" w:cs="Calibri" w:asciiTheme="majorAscii" w:hAnsiTheme="majorAscii" w:eastAsiaTheme="majorAscii" w:cstheme="majorAscii"/>
+          <w:b w:val="0"/>
+          <w:bCs w:val="0"/>
+          <w:i w:val="0"/>
+          <w:iCs w:val="0"/>
+          <w:caps w:val="0"/>
+          <w:smallCaps w:val="0"/>
+          <w:noProof w:val="0"/>
+          <w:color w:val="000000" w:themeColor="text1" w:themeTint="FF" w:themeShade="FF"/>
+          <w:sz w:val="22"/>
+          <w:szCs w:val="22"/>
+          <w:vertAlign w:val="baseline"/>
+          <w:lang w:val="en-US"/>
+        </w:rPr>
+      </w:pPr>
+      <w:r>
+        <w:rPr>
+          <w:rFonts w:ascii="Calibri" w:hAnsi="Calibri" w:eastAsia="Calibri" w:cs="Calibri" w:asciiTheme="majorAscii" w:hAnsiTheme="majorAscii" w:eastAsiaTheme="majorAscii" w:cstheme="majorAscii"/>
+          <w:b w:val="1"/>
+          <w:bCs w:val="1"/>
+          <w:i w:val="0"/>
+          <w:iCs w:val="0"/>
+          <w:caps w:val="0"/>
+          <w:smallCaps w:val="0"/>
+          <w:noProof w:val="0"/>
+          <w:color w:val="000000" w:themeColor="text1" w:themeTint="FF" w:themeShade="FF"/>
+          <w:sz w:val="22"/>
+          <w:szCs w:val="22"/>
+          <w:vertAlign w:val="baseline"/>
           <w:lang w:val="pt-BR"/>
         </w:rPr>
         <w:t xml:space="preserve">Resposta: </w:t>
       </w:r>
       <w:r>
         <w:rPr>
-          <w:rFonts w:asciiTheme="majorHAnsi" w:eastAsiaTheme="majorEastAsia" w:hAnsiTheme="majorHAnsi" w:cstheme="majorBidi"/>
-          <w:color w:val="000000" w:themeColor="text1"/>
-          <w:sz w:val="22"/>
-          <w:szCs w:val="22"/>
+          <w:rFonts w:ascii="Calibri" w:hAnsi="Calibri" w:eastAsia="Calibri" w:cs="Calibri" w:asciiTheme="majorAscii" w:hAnsiTheme="majorAscii" w:eastAsiaTheme="majorAscii" w:cstheme="majorAscii"/>
+          <w:b w:val="0"/>
+          <w:bCs w:val="0"/>
+          <w:i w:val="0"/>
+          <w:iCs w:val="0"/>
+          <w:caps w:val="0"/>
+          <w:smallCaps w:val="0"/>
+          <w:noProof w:val="0"/>
+          <w:color w:val="000000" w:themeColor="text1" w:themeTint="FF" w:themeShade="FF"/>
+          <w:sz w:val="22"/>
+          <w:szCs w:val="22"/>
+          <w:vertAlign w:val="baseline"/>
           <w:lang w:val="pt-BR"/>
         </w:rPr>
         <w:t>Acho que alguma empresa ou pessoa que trabalha com saúde e alimentação.</w:t>
@@ -1023,59 +1684,96 @@
       <w:pPr>
         <w:pStyle w:val="Ttulo2"/>
         <w:rPr>
-          <w:rFonts w:asciiTheme="majorHAnsi" w:eastAsiaTheme="majorEastAsia" w:hAnsiTheme="majorHAnsi" w:cstheme="majorBidi"/>
-          <w:lang w:val="pt-BR"/>
-        </w:rPr>
-      </w:pPr>
-      <w:r>
-        <w:rPr>
-          <w:rFonts w:asciiTheme="majorHAnsi" w:eastAsiaTheme="majorEastAsia" w:hAnsiTheme="majorHAnsi" w:cstheme="majorBidi"/>
-          <w:lang w:val="pt-BR"/>
-        </w:rPr>
-        <w:lastRenderedPageBreak/>
+          <w:rFonts w:ascii="Calibri" w:hAnsi="Calibri" w:eastAsia="Calibri" w:cs="Calibri" w:asciiTheme="majorAscii" w:hAnsiTheme="majorAscii" w:eastAsiaTheme="majorAscii" w:cstheme="majorAscii"/>
+          <w:lang w:val="pt-BR"/>
+        </w:rPr>
+      </w:pPr>
+      <w:r>
+        <w:rPr>
+          <w:rFonts w:ascii="Calibri" w:hAnsi="Calibri" w:eastAsia="Calibri" w:cs="Calibri" w:asciiTheme="majorAscii" w:hAnsiTheme="majorAscii" w:eastAsiaTheme="majorAscii" w:cstheme="majorAscii"/>
+          <w:lang w:val="pt-BR"/>
+        </w:rPr>
         <w:t>Cenário</w:t>
       </w:r>
     </w:p>
     <w:p>
       <w:pPr>
         <w:rPr>
-          <w:rFonts w:asciiTheme="majorHAnsi" w:eastAsiaTheme="majorEastAsia" w:hAnsiTheme="majorHAnsi" w:cstheme="majorBidi"/>
-          <w:lang w:val="pt-BR"/>
-        </w:rPr>
-      </w:pPr>
-    </w:p>
-    <w:p>
-      <w:pPr>
-        <w:rPr>
-          <w:rFonts w:asciiTheme="majorHAnsi" w:eastAsiaTheme="majorEastAsia" w:hAnsiTheme="majorHAnsi" w:cstheme="majorBidi"/>
-          <w:sz w:val="22"/>
-          <w:szCs w:val="22"/>
-          <w:lang w:val="pt-BR"/>
-        </w:rPr>
-      </w:pPr>
-      <w:r>
-        <w:rPr>
-          <w:rFonts w:asciiTheme="majorHAnsi" w:eastAsiaTheme="majorEastAsia" w:hAnsiTheme="majorHAnsi" w:cstheme="majorBidi"/>
-          <w:sz w:val="22"/>
-          <w:szCs w:val="22"/>
-          <w:lang w:val="pt-BR"/>
-        </w:rPr>
-        <w:t>O participante está iniciando uma rotina de alimentação mais organizada e deseja utilizar o BeFit para cadastrar sua conta, registrar dietas, consultar receitas, acompanhar o IMC, gerar lista de compras e emitir relatórios. O teste avalia se o usuário consegue navegar pelas principais funcionalidades do sistema sem receber instruções detalhadas do avaliador.</w:t>
+          <w:rFonts w:ascii="Calibri" w:hAnsi="Calibri" w:eastAsia="Calibri" w:cs="Calibri" w:asciiTheme="majorAscii" w:hAnsiTheme="majorAscii" w:eastAsiaTheme="majorAscii" w:cstheme="majorAscii"/>
+          <w:lang w:val="pt-BR"/>
+        </w:rPr>
+      </w:pPr>
+    </w:p>
+    <w:p>
+      <w:pPr>
+        <w:rPr>
+          <w:rFonts w:ascii="Calibri" w:hAnsi="Calibri" w:eastAsia="Calibri" w:cs="Calibri" w:asciiTheme="majorAscii" w:hAnsiTheme="majorAscii" w:eastAsiaTheme="majorAscii" w:cstheme="majorAscii"/>
+          <w:sz w:val="22"/>
+          <w:szCs w:val="22"/>
+          <w:lang w:val="pt-BR"/>
+        </w:rPr>
+      </w:pPr>
+      <w:r>
+        <w:rPr>
+          <w:rFonts w:ascii="Calibri" w:hAnsi="Calibri" w:eastAsia="Calibri" w:cs="Calibri" w:asciiTheme="majorAscii" w:hAnsiTheme="majorAscii" w:eastAsiaTheme="majorAscii" w:cstheme="majorAscii"/>
+          <w:sz w:val="22"/>
+          <w:szCs w:val="22"/>
+          <w:lang w:val="pt-BR"/>
+        </w:rPr>
+        <w:t>O participan</w:t>
+      </w:r>
+      <w:r>
+        <w:rPr>
+          <w:rFonts w:ascii="Calibri" w:hAnsi="Calibri" w:eastAsia="Calibri" w:cs="Calibri" w:asciiTheme="majorAscii" w:hAnsiTheme="majorAscii" w:eastAsiaTheme="majorAscii" w:cstheme="majorAscii"/>
+          <w:sz w:val="22"/>
+          <w:szCs w:val="22"/>
+          <w:lang w:val="pt-BR"/>
+        </w:rPr>
+        <w:t>te está ini</w:t>
+      </w:r>
+      <w:r>
+        <w:rPr>
+          <w:rFonts w:ascii="Calibri" w:hAnsi="Calibri" w:eastAsia="Calibri" w:cs="Calibri" w:asciiTheme="majorAscii" w:hAnsiTheme="majorAscii" w:eastAsiaTheme="majorAscii" w:cstheme="majorAscii"/>
+          <w:sz w:val="22"/>
+          <w:szCs w:val="22"/>
+          <w:lang w:val="pt-BR"/>
+        </w:rPr>
+        <w:t xml:space="preserve">ciando uma rotina de alimentação mais organizada e deseja utilizar o </w:t>
+      </w:r>
+      <w:r>
+        <w:rPr>
+          <w:rFonts w:ascii="Calibri" w:hAnsi="Calibri" w:eastAsia="Calibri" w:cs="Calibri" w:asciiTheme="majorAscii" w:hAnsiTheme="majorAscii" w:eastAsiaTheme="majorAscii" w:cstheme="majorAscii"/>
+          <w:sz w:val="22"/>
+          <w:szCs w:val="22"/>
+          <w:lang w:val="pt-BR"/>
+        </w:rPr>
+        <w:t>BeFit</w:t>
+      </w:r>
+      <w:r>
+        <w:rPr>
+          <w:rFonts w:ascii="Calibri" w:hAnsi="Calibri" w:eastAsia="Calibri" w:cs="Calibri" w:asciiTheme="majorAscii" w:hAnsiTheme="majorAscii" w:eastAsiaTheme="majorAscii" w:cstheme="majorAscii"/>
+          <w:sz w:val="22"/>
+          <w:szCs w:val="22"/>
+          <w:lang w:val="pt-BR"/>
+        </w:rPr>
+        <w:t xml:space="preserve"> para cadastrar sua conta, registrar dietas, consultar receitas, acompanhar o IMC, gerar lista de compras e emitir relatórios. O teste avalia se o usuário consegue navegar pelas principais funcionalidades do sistema sem receber instruções detalhadas do avaliador.</w:t>
       </w:r>
     </w:p>
     <w:p>
       <w:pPr>
         <w:pStyle w:val="Ttulo3"/>
         <w:rPr>
-          <w:rFonts w:asciiTheme="majorHAnsi" w:eastAsiaTheme="majorEastAsia" w:hAnsiTheme="majorHAnsi" w:cstheme="majorBidi"/>
+          <w:rFonts w:ascii="Calibri" w:hAnsi="Calibri" w:eastAsia="Calibri" w:cs="Calibri" w:asciiTheme="majorAscii" w:hAnsiTheme="majorAscii" w:eastAsiaTheme="majorAscii" w:cstheme="majorAscii"/>
           <w:sz w:val="24"/>
-          <w:lang w:val="pt-BR"/>
-        </w:rPr>
-      </w:pPr>
-      <w:r>
-        <w:rPr>
-          <w:rFonts w:asciiTheme="majorHAnsi" w:eastAsiaTheme="majorEastAsia" w:hAnsiTheme="majorHAnsi" w:cstheme="majorBidi"/>
+          <w:szCs w:val="24"/>
+          <w:lang w:val="pt-BR"/>
+        </w:rPr>
+      </w:pPr>
+      <w:r>
+        <w:rPr>
+          <w:rFonts w:ascii="Calibri" w:hAnsi="Calibri" w:eastAsia="Calibri" w:cs="Calibri" w:asciiTheme="majorAscii" w:hAnsiTheme="majorAscii" w:eastAsiaTheme="majorAscii" w:cstheme="majorAscii"/>
           <w:sz w:val="24"/>
+          <w:szCs w:val="24"/>
           <w:lang w:val="pt-BR"/>
         </w:rPr>
         <w:t>Tarefa 1</w:t>
@@ -1086,7 +1784,7 @@
         <w:pStyle w:val="Recuonormal"/>
         <w:ind w:left="0"/>
         <w:rPr>
-          <w:rFonts w:asciiTheme="majorHAnsi" w:eastAsiaTheme="majorEastAsia" w:hAnsiTheme="majorHAnsi" w:cstheme="majorBidi"/>
+          <w:rFonts w:ascii="Calibri" w:hAnsi="Calibri" w:eastAsia="Calibri" w:cs="Calibri" w:asciiTheme="majorAscii" w:hAnsiTheme="majorAscii" w:eastAsiaTheme="majorAscii" w:cstheme="majorAscii"/>
           <w:sz w:val="28"/>
           <w:szCs w:val="28"/>
           <w:lang w:val="pt-BR"/>
@@ -1094,12 +1792,48 @@
       </w:pPr>
       <w:r>
         <w:rPr>
-          <w:rFonts w:asciiTheme="majorHAnsi" w:eastAsiaTheme="majorEastAsia" w:hAnsiTheme="majorHAnsi" w:cstheme="majorBidi"/>
-          <w:sz w:val="22"/>
-          <w:szCs w:val="22"/>
-          <w:lang w:val="pt-BR"/>
-        </w:rPr>
-        <w:t>Cadastrar um novo usuário no sistema e efetuar login:</w:t>
+          <w:rFonts w:ascii="Calibri" w:hAnsi="Calibri" w:eastAsia="Calibri" w:cs="Calibri" w:asciiTheme="majorAscii" w:hAnsiTheme="majorAscii" w:eastAsiaTheme="majorAscii" w:cstheme="majorAscii"/>
+          <w:sz w:val="22"/>
+          <w:szCs w:val="22"/>
+          <w:lang w:val="pt-BR"/>
+        </w:rPr>
+        <w:t xml:space="preserve">Cadastrar </w:t>
+      </w:r>
+      <w:r>
+        <w:rPr>
+          <w:rFonts w:ascii="Calibri" w:hAnsi="Calibri" w:eastAsia="Calibri" w:cs="Calibri" w:asciiTheme="majorAscii" w:hAnsiTheme="majorAscii" w:eastAsiaTheme="majorAscii" w:cstheme="majorAscii"/>
+          <w:sz w:val="22"/>
+          <w:szCs w:val="22"/>
+          <w:lang w:val="pt-BR"/>
+        </w:rPr>
+        <w:t xml:space="preserve">um novo </w:t>
+      </w:r>
+      <w:r>
+        <w:rPr>
+          <w:rFonts w:ascii="Calibri" w:hAnsi="Calibri" w:eastAsia="Calibri" w:cs="Calibri" w:asciiTheme="majorAscii" w:hAnsiTheme="majorAscii" w:eastAsiaTheme="majorAscii" w:cstheme="majorAscii"/>
+          <w:sz w:val="22"/>
+          <w:szCs w:val="22"/>
+          <w:lang w:val="pt-BR"/>
+        </w:rPr>
+        <w:t>usuário</w:t>
+      </w:r>
+      <w:r>
+        <w:rPr>
+          <w:rFonts w:ascii="Calibri" w:hAnsi="Calibri" w:eastAsia="Calibri" w:cs="Calibri" w:asciiTheme="majorAscii" w:hAnsiTheme="majorAscii" w:eastAsiaTheme="majorAscii" w:cstheme="majorAscii"/>
+          <w:sz w:val="22"/>
+          <w:szCs w:val="22"/>
+          <w:lang w:val="pt-BR"/>
+        </w:rPr>
+        <w:t xml:space="preserve"> no sistema</w:t>
+      </w:r>
+      <w:r>
+        <w:rPr>
+          <w:rFonts w:ascii="Calibri" w:hAnsi="Calibri" w:eastAsia="Calibri" w:cs="Calibri" w:asciiTheme="majorAscii" w:hAnsiTheme="majorAscii" w:eastAsiaTheme="majorAscii" w:cstheme="majorAscii"/>
+          <w:sz w:val="22"/>
+          <w:szCs w:val="22"/>
+          <w:lang w:val="pt-BR"/>
+        </w:rPr>
+        <w:t xml:space="preserve"> e efetuar login:</w:t>
       </w:r>
     </w:p>
     <w:p>
@@ -1107,7 +1841,7 @@
         <w:pStyle w:val="Recuonormal"/>
         <w:ind w:left="0"/>
         <w:rPr>
-          <w:rFonts w:asciiTheme="majorHAnsi" w:eastAsiaTheme="majorEastAsia" w:hAnsiTheme="majorHAnsi" w:cstheme="majorBidi"/>
+          <w:rFonts w:ascii="Calibri" w:hAnsi="Calibri" w:eastAsia="Calibri" w:cs="Calibri" w:asciiTheme="majorAscii" w:hAnsiTheme="majorAscii" w:eastAsiaTheme="majorAscii" w:cstheme="majorAscii"/>
           <w:sz w:val="22"/>
           <w:szCs w:val="22"/>
           <w:lang w:val="pt-BR"/>
@@ -1138,37 +1872,46 @@
           <w:tcPr>
             <w:tcW w:w="3015" w:type="dxa"/>
             <w:tcBorders>
-              <w:top w:val="single" w:sz="4" w:space="0" w:color="00000A"/>
-              <w:left w:val="single" w:sz="4" w:space="0" w:color="00000A"/>
-              <w:bottom w:val="single" w:sz="4" w:space="0" w:color="00000A"/>
-              <w:right w:val="single" w:sz="4" w:space="0" w:color="00000A"/>
+              <w:top w:val="single" w:color="00000A" w:sz="4" w:space="0"/>
+              <w:left w:val="single" w:color="00000A" w:sz="4" w:space="0"/>
+              <w:bottom w:val="single" w:color="00000A" w:sz="4" w:space="0"/>
+              <w:right w:val="single" w:color="00000A" w:sz="4" w:space="0"/>
             </w:tcBorders>
             <w:shd w:val="clear" w:color="auto" w:fill="CCFF99"/>
+            <w:tcMar/>
           </w:tcPr>
           <w:p>
             <w:pPr>
               <w:pStyle w:val="Tablecolumnheading"/>
               <w:jc w:val="center"/>
               <w:rPr>
-                <w:rFonts w:asciiTheme="majorHAnsi" w:eastAsiaTheme="majorEastAsia" w:hAnsiTheme="majorHAnsi" w:cstheme="majorBidi"/>
-                <w:sz w:val="21"/>
-                <w:szCs w:val="21"/>
-              </w:rPr>
-            </w:pPr>
-            <w:r>
-              <w:rPr>
-                <w:rFonts w:asciiTheme="majorHAnsi" w:eastAsiaTheme="majorEastAsia" w:hAnsiTheme="majorHAnsi" w:cstheme="majorBidi"/>
-                <w:sz w:val="21"/>
-                <w:szCs w:val="21"/>
-              </w:rPr>
-              <w:t>Caminhos(s)</w:t>
+                <w:rFonts w:ascii="Calibri" w:hAnsi="Calibri" w:eastAsia="Calibri" w:cs="Calibri" w:asciiTheme="majorAscii" w:hAnsiTheme="majorAscii" w:eastAsiaTheme="majorAscii" w:cstheme="majorAscii"/>
+                <w:sz w:val="21"/>
+                <w:szCs w:val="21"/>
+              </w:rPr>
+            </w:pPr>
+            <w:r>
+              <w:rPr>
+                <w:rFonts w:ascii="Calibri" w:hAnsi="Calibri" w:eastAsia="Calibri" w:cs="Calibri" w:asciiTheme="majorAscii" w:hAnsiTheme="majorAscii" w:eastAsiaTheme="majorAscii" w:cstheme="majorAscii"/>
+                <w:sz w:val="21"/>
+                <w:szCs w:val="21"/>
+              </w:rPr>
+              <w:t>Caminhos</w:t>
+            </w:r>
+            <w:r>
+              <w:rPr>
+                <w:rFonts w:ascii="Calibri" w:hAnsi="Calibri" w:eastAsia="Calibri" w:cs="Calibri" w:asciiTheme="majorAscii" w:hAnsiTheme="majorAscii" w:eastAsiaTheme="majorAscii" w:cstheme="majorAscii"/>
+                <w:sz w:val="21"/>
+                <w:szCs w:val="21"/>
+              </w:rPr>
+              <w:t>(s)</w:t>
             </w:r>
           </w:p>
           <w:p>
             <w:pPr>
               <w:pStyle w:val="Tablecolumnheading"/>
               <w:rPr>
-                <w:rFonts w:asciiTheme="majorHAnsi" w:eastAsiaTheme="majorEastAsia" w:hAnsiTheme="majorHAnsi" w:cstheme="majorBidi"/>
+                <w:rFonts w:ascii="Calibri" w:hAnsi="Calibri" w:eastAsia="Calibri" w:cs="Calibri" w:asciiTheme="majorAscii" w:hAnsiTheme="majorAscii" w:eastAsiaTheme="majorAscii" w:cstheme="majorAscii"/>
                 <w:sz w:val="21"/>
                 <w:szCs w:val="21"/>
               </w:rPr>
@@ -1179,27 +1922,28 @@
           <w:tcPr>
             <w:tcW w:w="1508" w:type="dxa"/>
             <w:tcBorders>
-              <w:top w:val="single" w:sz="4" w:space="0" w:color="00000A"/>
-              <w:left w:val="single" w:sz="4" w:space="0" w:color="00000A"/>
-              <w:bottom w:val="single" w:sz="4" w:space="0" w:color="00000A"/>
-              <w:right w:val="single" w:sz="4" w:space="0" w:color="00000A"/>
+              <w:top w:val="single" w:color="00000A" w:sz="4" w:space="0"/>
+              <w:left w:val="single" w:color="00000A" w:sz="4" w:space="0"/>
+              <w:bottom w:val="single" w:color="00000A" w:sz="4" w:space="0"/>
+              <w:right w:val="single" w:color="00000A" w:sz="4" w:space="0"/>
             </w:tcBorders>
             <w:shd w:val="clear" w:color="auto" w:fill="CCFF99"/>
+            <w:tcMar/>
           </w:tcPr>
           <w:p>
             <w:pPr>
               <w:pStyle w:val="Tablecolumnheading"/>
               <w:jc w:val="center"/>
               <w:rPr>
-                <w:rFonts w:asciiTheme="majorHAnsi" w:eastAsiaTheme="majorEastAsia" w:hAnsiTheme="majorHAnsi" w:cstheme="majorBidi"/>
-                <w:sz w:val="21"/>
-                <w:szCs w:val="21"/>
-                <w:lang w:val="pt-BR"/>
-              </w:rPr>
-            </w:pPr>
-            <w:r>
-              <w:rPr>
-                <w:rFonts w:asciiTheme="majorHAnsi" w:eastAsiaTheme="majorEastAsia" w:hAnsiTheme="majorHAnsi" w:cstheme="majorBidi"/>
+                <w:rFonts w:ascii="Calibri" w:hAnsi="Calibri" w:eastAsia="Calibri" w:cs="Calibri" w:asciiTheme="majorAscii" w:hAnsiTheme="majorAscii" w:eastAsiaTheme="majorAscii" w:cstheme="majorAscii"/>
+                <w:sz w:val="21"/>
+                <w:szCs w:val="21"/>
+                <w:lang w:val="pt-BR"/>
+              </w:rPr>
+            </w:pPr>
+            <w:r>
+              <w:rPr>
+                <w:rFonts w:ascii="Calibri" w:hAnsi="Calibri" w:eastAsia="Calibri" w:cs="Calibri" w:asciiTheme="majorAscii" w:hAnsiTheme="majorAscii" w:eastAsiaTheme="majorAscii" w:cstheme="majorAscii"/>
                 <w:sz w:val="21"/>
                 <w:szCs w:val="21"/>
                 <w:lang w:val="pt-BR"/>
@@ -1212,36 +1956,53 @@
           <w:tcPr>
             <w:tcW w:w="5115" w:type="dxa"/>
             <w:tcBorders>
-              <w:top w:val="single" w:sz="4" w:space="0" w:color="00000A"/>
-              <w:left w:val="single" w:sz="4" w:space="0" w:color="00000A"/>
-              <w:bottom w:val="single" w:sz="4" w:space="0" w:color="00000A"/>
-              <w:right w:val="single" w:sz="4" w:space="0" w:color="00000A"/>
+              <w:top w:val="single" w:color="00000A" w:sz="4" w:space="0"/>
+              <w:left w:val="single" w:color="00000A" w:sz="4" w:space="0"/>
+              <w:bottom w:val="single" w:color="00000A" w:sz="4" w:space="0"/>
+              <w:right w:val="single" w:color="00000A" w:sz="4" w:space="0"/>
             </w:tcBorders>
             <w:shd w:val="clear" w:color="auto" w:fill="CCFF99"/>
+            <w:tcMar/>
           </w:tcPr>
           <w:p>
             <w:pPr>
               <w:pStyle w:val="Tablecolumnheading"/>
               <w:rPr>
-                <w:rFonts w:asciiTheme="majorHAnsi" w:eastAsiaTheme="majorEastAsia" w:hAnsiTheme="majorHAnsi" w:cstheme="majorBidi"/>
-                <w:sz w:val="21"/>
-                <w:szCs w:val="21"/>
-              </w:rPr>
-            </w:pPr>
-            <w:r>
-              <w:rPr>
-                <w:rFonts w:asciiTheme="majorHAnsi" w:eastAsiaTheme="majorEastAsia" w:hAnsiTheme="majorHAnsi" w:cstheme="majorBidi"/>
-                <w:sz w:val="21"/>
-                <w:szCs w:val="21"/>
-              </w:rPr>
-              <w:t>Anotações / Observações</w:t>
+                <w:rFonts w:ascii="Calibri" w:hAnsi="Calibri" w:eastAsia="Calibri" w:cs="Calibri" w:asciiTheme="majorAscii" w:hAnsiTheme="majorAscii" w:eastAsiaTheme="majorAscii" w:cstheme="majorAscii"/>
+                <w:sz w:val="21"/>
+                <w:szCs w:val="21"/>
+              </w:rPr>
+            </w:pPr>
+            <w:r>
+              <w:rPr>
+                <w:rFonts w:ascii="Calibri" w:hAnsi="Calibri" w:eastAsia="Calibri" w:cs="Calibri" w:asciiTheme="majorAscii" w:hAnsiTheme="majorAscii" w:eastAsiaTheme="majorAscii" w:cstheme="majorAscii"/>
+                <w:sz w:val="21"/>
+                <w:szCs w:val="21"/>
+              </w:rPr>
+              <w:t>Anotações</w:t>
+            </w:r>
+            <w:r>
+              <w:rPr>
+                <w:rFonts w:ascii="Calibri" w:hAnsi="Calibri" w:eastAsia="Calibri" w:cs="Calibri" w:asciiTheme="majorAscii" w:hAnsiTheme="majorAscii" w:eastAsiaTheme="majorAscii" w:cstheme="majorAscii"/>
+                <w:sz w:val="21"/>
+                <w:szCs w:val="21"/>
+              </w:rPr>
+              <w:t xml:space="preserve"> / </w:t>
+            </w:r>
+            <w:r>
+              <w:rPr>
+                <w:rFonts w:ascii="Calibri" w:hAnsi="Calibri" w:eastAsia="Calibri" w:cs="Calibri" w:asciiTheme="majorAscii" w:hAnsiTheme="majorAscii" w:eastAsiaTheme="majorAscii" w:cstheme="majorAscii"/>
+                <w:sz w:val="21"/>
+                <w:szCs w:val="21"/>
+              </w:rPr>
+              <w:t>Observações</w:t>
             </w:r>
           </w:p>
           <w:p>
             <w:pPr>
               <w:pStyle w:val="Tablecolumnheading"/>
               <w:rPr>
-                <w:rFonts w:asciiTheme="majorHAnsi" w:eastAsiaTheme="majorEastAsia" w:hAnsiTheme="majorHAnsi" w:cstheme="majorBidi"/>
+                <w:rFonts w:ascii="Calibri" w:hAnsi="Calibri" w:eastAsia="Calibri" w:cs="Calibri" w:asciiTheme="majorAscii" w:hAnsiTheme="majorAscii" w:eastAsiaTheme="majorAscii" w:cstheme="majorAscii"/>
                 <w:sz w:val="21"/>
                 <w:szCs w:val="21"/>
               </w:rPr>
@@ -1258,57 +2019,67 @@
           <w:tcPr>
             <w:tcW w:w="3015" w:type="dxa"/>
             <w:tcBorders>
-              <w:top w:val="single" w:sz="4" w:space="0" w:color="00000A"/>
-              <w:left w:val="single" w:sz="4" w:space="0" w:color="00000A"/>
-              <w:bottom w:val="single" w:sz="4" w:space="0" w:color="00000A"/>
-              <w:right w:val="single" w:sz="4" w:space="0" w:color="00000A"/>
+              <w:top w:val="single" w:color="00000A" w:sz="4" w:space="0"/>
+              <w:left w:val="single" w:color="00000A" w:sz="4" w:space="0"/>
+              <w:bottom w:val="single" w:color="00000A" w:sz="4" w:space="0"/>
+              <w:right w:val="single" w:color="00000A" w:sz="4" w:space="0"/>
             </w:tcBorders>
             <w:shd w:val="clear" w:color="auto" w:fill="FFFFFF" w:themeFill="background1"/>
+            <w:tcMar/>
           </w:tcPr>
           <w:p>
             <w:pPr>
               <w:pStyle w:val="Tabletext"/>
               <w:rPr>
-                <w:rFonts w:asciiTheme="majorHAnsi" w:eastAsiaTheme="majorEastAsia" w:hAnsiTheme="majorHAnsi" w:cstheme="majorBidi"/>
-                <w:sz w:val="21"/>
-                <w:szCs w:val="21"/>
-                <w:lang w:val="pt-BR"/>
-              </w:rPr>
-            </w:pPr>
-          </w:p>
-          <w:p>
-            <w:pPr>
-              <w:pStyle w:val="Tabletext"/>
-              <w:rPr>
-                <w:rFonts w:asciiTheme="majorHAnsi" w:eastAsiaTheme="majorEastAsia" w:hAnsiTheme="majorHAnsi" w:cstheme="majorBidi"/>
-                <w:sz w:val="21"/>
-                <w:szCs w:val="21"/>
-                <w:lang w:val="pt-BR"/>
-              </w:rPr>
-            </w:pPr>
-            <w:r>
-              <w:rPr>
-                <w:rFonts w:asciiTheme="majorHAnsi" w:eastAsiaTheme="majorEastAsia" w:hAnsiTheme="majorHAnsi" w:cstheme="majorBidi"/>
-                <w:sz w:val="21"/>
-                <w:szCs w:val="21"/>
-                <w:lang w:val="pt-BR"/>
-              </w:rPr>
-              <w:t>1. Acessar a tela inicial do BeFit</w:t>
-            </w:r>
-          </w:p>
-          <w:p>
-            <w:pPr>
-              <w:pStyle w:val="Tabletext"/>
-              <w:rPr>
-                <w:rFonts w:asciiTheme="majorHAnsi" w:eastAsiaTheme="majorEastAsia" w:hAnsiTheme="majorHAnsi" w:cstheme="majorBidi"/>
-                <w:sz w:val="21"/>
-                <w:szCs w:val="21"/>
-                <w:lang w:val="pt-BR"/>
-              </w:rPr>
-            </w:pPr>
-            <w:r>
-              <w:rPr>
-                <w:rFonts w:asciiTheme="majorHAnsi" w:eastAsiaTheme="majorEastAsia" w:hAnsiTheme="majorHAnsi" w:cstheme="majorBidi"/>
+                <w:rFonts w:ascii="Calibri" w:hAnsi="Calibri" w:eastAsia="Calibri" w:cs="Calibri" w:asciiTheme="majorAscii" w:hAnsiTheme="majorAscii" w:eastAsiaTheme="majorAscii" w:cstheme="majorAscii"/>
+                <w:sz w:val="21"/>
+                <w:szCs w:val="21"/>
+                <w:lang w:val="pt-BR"/>
+              </w:rPr>
+            </w:pPr>
+          </w:p>
+          <w:p>
+            <w:pPr>
+              <w:pStyle w:val="Tabletext"/>
+              <w:rPr>
+                <w:rFonts w:ascii="Calibri" w:hAnsi="Calibri" w:eastAsia="Calibri" w:cs="Calibri" w:asciiTheme="majorAscii" w:hAnsiTheme="majorAscii" w:eastAsiaTheme="majorAscii" w:cstheme="majorAscii"/>
+                <w:sz w:val="21"/>
+                <w:szCs w:val="21"/>
+                <w:lang w:val="pt-BR"/>
+              </w:rPr>
+            </w:pPr>
+            <w:r>
+              <w:rPr>
+                <w:rFonts w:ascii="Calibri" w:hAnsi="Calibri" w:eastAsia="Calibri" w:cs="Calibri" w:asciiTheme="majorAscii" w:hAnsiTheme="majorAscii" w:eastAsiaTheme="majorAscii" w:cstheme="majorAscii"/>
+                <w:sz w:val="21"/>
+                <w:szCs w:val="21"/>
+                <w:lang w:val="pt-BR"/>
+              </w:rPr>
+              <w:t xml:space="preserve">1. Acessar a tela inicial do </w:t>
+            </w:r>
+            <w:r>
+              <w:rPr>
+                <w:rFonts w:ascii="Calibri" w:hAnsi="Calibri" w:eastAsia="Calibri" w:cs="Calibri" w:asciiTheme="majorAscii" w:hAnsiTheme="majorAscii" w:eastAsiaTheme="majorAscii" w:cstheme="majorAscii"/>
+                <w:sz w:val="21"/>
+                <w:szCs w:val="21"/>
+                <w:lang w:val="pt-BR"/>
+              </w:rPr>
+              <w:t>BeFit</w:t>
+            </w:r>
+          </w:p>
+          <w:p>
+            <w:pPr>
+              <w:pStyle w:val="Tabletext"/>
+              <w:rPr>
+                <w:rFonts w:ascii="Calibri" w:hAnsi="Calibri" w:eastAsia="Calibri" w:cs="Calibri" w:asciiTheme="majorAscii" w:hAnsiTheme="majorAscii" w:eastAsiaTheme="majorAscii" w:cstheme="majorAscii"/>
+                <w:sz w:val="21"/>
+                <w:szCs w:val="21"/>
+                <w:lang w:val="pt-BR"/>
+              </w:rPr>
+            </w:pPr>
+            <w:r>
+              <w:rPr>
+                <w:rFonts w:ascii="Calibri" w:hAnsi="Calibri" w:eastAsia="Calibri" w:cs="Calibri" w:asciiTheme="majorAscii" w:hAnsiTheme="majorAscii" w:eastAsiaTheme="majorAscii" w:cstheme="majorAscii"/>
                 <w:sz w:val="21"/>
                 <w:szCs w:val="21"/>
                 <w:lang w:val="pt-BR"/>
@@ -1320,15 +2091,15 @@
             <w:pPr>
               <w:pStyle w:val="Tabletext"/>
               <w:rPr>
-                <w:rFonts w:asciiTheme="majorHAnsi" w:eastAsiaTheme="majorEastAsia" w:hAnsiTheme="majorHAnsi" w:cstheme="majorBidi"/>
-                <w:sz w:val="21"/>
-                <w:szCs w:val="21"/>
-                <w:lang w:val="pt-BR"/>
-              </w:rPr>
-            </w:pPr>
-            <w:r>
-              <w:rPr>
-                <w:rFonts w:asciiTheme="majorHAnsi" w:eastAsiaTheme="majorEastAsia" w:hAnsiTheme="majorHAnsi" w:cstheme="majorBidi"/>
+                <w:rFonts w:ascii="Calibri" w:hAnsi="Calibri" w:eastAsia="Calibri" w:cs="Calibri" w:asciiTheme="majorAscii" w:hAnsiTheme="majorAscii" w:eastAsiaTheme="majorAscii" w:cstheme="majorAscii"/>
+                <w:sz w:val="21"/>
+                <w:szCs w:val="21"/>
+                <w:lang w:val="pt-BR"/>
+              </w:rPr>
+            </w:pPr>
+            <w:r>
+              <w:rPr>
+                <w:rFonts w:ascii="Calibri" w:hAnsi="Calibri" w:eastAsia="Calibri" w:cs="Calibri" w:asciiTheme="majorAscii" w:hAnsiTheme="majorAscii" w:eastAsiaTheme="majorAscii" w:cstheme="majorAscii"/>
                 <w:sz w:val="21"/>
                 <w:szCs w:val="21"/>
                 <w:lang w:val="pt-BR"/>
@@ -1340,15 +2111,15 @@
             <w:pPr>
               <w:pStyle w:val="Tabletext"/>
               <w:rPr>
-                <w:rFonts w:asciiTheme="majorHAnsi" w:eastAsiaTheme="majorEastAsia" w:hAnsiTheme="majorHAnsi" w:cstheme="majorBidi"/>
-                <w:sz w:val="21"/>
-                <w:szCs w:val="21"/>
-                <w:lang w:val="pt-BR"/>
-              </w:rPr>
-            </w:pPr>
-            <w:r>
-              <w:rPr>
-                <w:rFonts w:asciiTheme="majorHAnsi" w:eastAsiaTheme="majorEastAsia" w:hAnsiTheme="majorHAnsi" w:cstheme="majorBidi"/>
+                <w:rFonts w:ascii="Calibri" w:hAnsi="Calibri" w:eastAsia="Calibri" w:cs="Calibri" w:asciiTheme="majorAscii" w:hAnsiTheme="majorAscii" w:eastAsiaTheme="majorAscii" w:cstheme="majorAscii"/>
+                <w:sz w:val="21"/>
+                <w:szCs w:val="21"/>
+                <w:lang w:val="pt-BR"/>
+              </w:rPr>
+            </w:pPr>
+            <w:r>
+              <w:rPr>
+                <w:rFonts w:ascii="Calibri" w:hAnsi="Calibri" w:eastAsia="Calibri" w:cs="Calibri" w:asciiTheme="majorAscii" w:hAnsiTheme="majorAscii" w:eastAsiaTheme="majorAscii" w:cstheme="majorAscii"/>
                 <w:sz w:val="21"/>
                 <w:szCs w:val="21"/>
                 <w:lang w:val="pt-BR"/>
@@ -1360,15 +2131,15 @@
             <w:pPr>
               <w:pStyle w:val="Tabletext"/>
               <w:rPr>
-                <w:rFonts w:asciiTheme="majorHAnsi" w:eastAsiaTheme="majorEastAsia" w:hAnsiTheme="majorHAnsi" w:cstheme="majorBidi"/>
-                <w:sz w:val="21"/>
-                <w:szCs w:val="21"/>
-                <w:lang w:val="pt-BR"/>
-              </w:rPr>
-            </w:pPr>
-            <w:r>
-              <w:rPr>
-                <w:rFonts w:asciiTheme="majorHAnsi" w:eastAsiaTheme="majorEastAsia" w:hAnsiTheme="majorHAnsi" w:cstheme="majorBidi"/>
+                <w:rFonts w:ascii="Calibri" w:hAnsi="Calibri" w:eastAsia="Calibri" w:cs="Calibri" w:asciiTheme="majorAscii" w:hAnsiTheme="majorAscii" w:eastAsiaTheme="majorAscii" w:cstheme="majorAscii"/>
+                <w:sz w:val="21"/>
+                <w:szCs w:val="21"/>
+                <w:lang w:val="pt-BR"/>
+              </w:rPr>
+            </w:pPr>
+            <w:r>
+              <w:rPr>
+                <w:rFonts w:ascii="Calibri" w:hAnsi="Calibri" w:eastAsia="Calibri" w:cs="Calibri" w:asciiTheme="majorAscii" w:hAnsiTheme="majorAscii" w:eastAsiaTheme="majorAscii" w:cstheme="majorAscii"/>
                 <w:sz w:val="21"/>
                 <w:szCs w:val="21"/>
                 <w:lang w:val="pt-BR"/>
@@ -1380,15 +2151,15 @@
             <w:pPr>
               <w:pStyle w:val="Tabletext"/>
               <w:rPr>
-                <w:rFonts w:asciiTheme="majorHAnsi" w:eastAsiaTheme="majorEastAsia" w:hAnsiTheme="majorHAnsi" w:cstheme="majorBidi"/>
-                <w:sz w:val="21"/>
-                <w:szCs w:val="21"/>
-                <w:lang w:val="pt-BR"/>
-              </w:rPr>
-            </w:pPr>
-            <w:r>
-              <w:rPr>
-                <w:rFonts w:asciiTheme="majorHAnsi" w:eastAsiaTheme="majorEastAsia" w:hAnsiTheme="majorHAnsi" w:cstheme="majorBidi"/>
+                <w:rFonts w:ascii="Calibri" w:hAnsi="Calibri" w:eastAsia="Calibri" w:cs="Calibri" w:asciiTheme="majorAscii" w:hAnsiTheme="majorAscii" w:eastAsiaTheme="majorAscii" w:cstheme="majorAscii"/>
+                <w:sz w:val="21"/>
+                <w:szCs w:val="21"/>
+                <w:lang w:val="pt-BR"/>
+              </w:rPr>
+            </w:pPr>
+            <w:r>
+              <w:rPr>
+                <w:rFonts w:ascii="Calibri" w:hAnsi="Calibri" w:eastAsia="Calibri" w:cs="Calibri" w:asciiTheme="majorAscii" w:hAnsiTheme="majorAscii" w:eastAsiaTheme="majorAscii" w:cstheme="majorAscii"/>
                 <w:sz w:val="21"/>
                 <w:szCs w:val="21"/>
                 <w:lang w:val="pt-BR"/>
@@ -1400,15 +2171,15 @@
             <w:pPr>
               <w:pStyle w:val="Tabletext"/>
               <w:rPr>
-                <w:rFonts w:asciiTheme="majorHAnsi" w:eastAsiaTheme="majorEastAsia" w:hAnsiTheme="majorHAnsi" w:cstheme="majorBidi"/>
-                <w:sz w:val="21"/>
-                <w:szCs w:val="21"/>
-                <w:lang w:val="pt-BR"/>
-              </w:rPr>
-            </w:pPr>
-            <w:r>
-              <w:rPr>
-                <w:rFonts w:asciiTheme="majorHAnsi" w:eastAsiaTheme="majorEastAsia" w:hAnsiTheme="majorHAnsi" w:cstheme="majorBidi"/>
+                <w:rFonts w:ascii="Calibri" w:hAnsi="Calibri" w:eastAsia="Calibri" w:cs="Calibri" w:asciiTheme="majorAscii" w:hAnsiTheme="majorAscii" w:eastAsiaTheme="majorAscii" w:cstheme="majorAscii"/>
+                <w:sz w:val="21"/>
+                <w:szCs w:val="21"/>
+                <w:lang w:val="pt-BR"/>
+              </w:rPr>
+            </w:pPr>
+            <w:r>
+              <w:rPr>
+                <w:rFonts w:ascii="Calibri" w:hAnsi="Calibri" w:eastAsia="Calibri" w:cs="Calibri" w:asciiTheme="majorAscii" w:hAnsiTheme="majorAscii" w:eastAsiaTheme="majorAscii" w:cstheme="majorAscii"/>
                 <w:sz w:val="21"/>
                 <w:szCs w:val="21"/>
                 <w:lang w:val="pt-BR"/>
@@ -1420,7 +2191,7 @@
             <w:pPr>
               <w:pStyle w:val="Tabletext"/>
               <w:rPr>
-                <w:rFonts w:asciiTheme="majorHAnsi" w:eastAsiaTheme="majorEastAsia" w:hAnsiTheme="majorHAnsi" w:cstheme="majorBidi"/>
+                <w:rFonts w:ascii="Calibri" w:hAnsi="Calibri" w:eastAsia="Calibri" w:cs="Calibri" w:asciiTheme="majorAscii" w:hAnsiTheme="majorAscii" w:eastAsiaTheme="majorAscii" w:cstheme="majorAscii"/>
                 <w:sz w:val="21"/>
                 <w:szCs w:val="21"/>
                 <w:lang w:val="pt-BR"/>
@@ -1432,19 +2203,20 @@
           <w:tcPr>
             <w:tcW w:w="1508" w:type="dxa"/>
             <w:tcBorders>
-              <w:top w:val="single" w:sz="4" w:space="0" w:color="00000A"/>
-              <w:left w:val="single" w:sz="4" w:space="0" w:color="00000A"/>
-              <w:bottom w:val="single" w:sz="4" w:space="0" w:color="00000A"/>
-              <w:right w:val="single" w:sz="4" w:space="0" w:color="00000A"/>
+              <w:top w:val="single" w:color="00000A" w:sz="4" w:space="0"/>
+              <w:left w:val="single" w:color="00000A" w:sz="4" w:space="0"/>
+              <w:bottom w:val="single" w:color="00000A" w:sz="4" w:space="0"/>
+              <w:right w:val="single" w:color="00000A" w:sz="4" w:space="0"/>
             </w:tcBorders>
             <w:shd w:val="clear" w:color="auto" w:fill="FFFFFF" w:themeFill="background1"/>
+            <w:tcMar/>
           </w:tcPr>
           <w:p>
             <w:pPr>
               <w:pStyle w:val="Tabletext"/>
               <w:jc w:val="center"/>
               <w:rPr>
-                <w:rFonts w:asciiTheme="majorHAnsi" w:eastAsiaTheme="majorEastAsia" w:hAnsiTheme="majorHAnsi" w:cstheme="majorBidi"/>
+                <w:rFonts w:ascii="Calibri" w:hAnsi="Calibri" w:eastAsia="Calibri" w:cs="Calibri" w:asciiTheme="majorAscii" w:hAnsiTheme="majorAscii" w:eastAsiaTheme="majorAscii" w:cstheme="majorAscii"/>
                 <w:sz w:val="21"/>
                 <w:szCs w:val="21"/>
                 <w:lang w:val="pt-BR"/>
@@ -1456,29 +2228,129 @@
               <w:pStyle w:val="Tabletext"/>
               <w:jc w:val="center"/>
               <w:rPr>
-                <w:rFonts w:asciiTheme="majorHAnsi" w:eastAsiaTheme="majorEastAsia" w:hAnsiTheme="majorHAnsi" w:cstheme="majorBidi"/>
-                <w:sz w:val="21"/>
-                <w:szCs w:val="21"/>
-                <w:lang w:val="pt-BR"/>
-              </w:rPr>
-            </w:pPr>
+                <w:rFonts w:ascii="Calibri" w:hAnsi="Calibri" w:eastAsia="Calibri" w:cs="Calibri" w:asciiTheme="majorAscii" w:hAnsiTheme="majorAscii" w:eastAsiaTheme="majorAscii" w:cstheme="majorAscii"/>
+                <w:sz w:val="21"/>
+                <w:szCs w:val="21"/>
+                <w:lang w:val="pt-BR"/>
+              </w:rPr>
+            </w:pPr>
+            <w:r>
+              <w:rPr>
+                <w:rFonts w:ascii="Calibri" w:hAnsi="Calibri" w:eastAsia="Calibri" w:cs="Calibri" w:asciiTheme="majorAscii" w:hAnsiTheme="majorAscii" w:eastAsiaTheme="majorAscii" w:cstheme="majorAscii"/>
+                <w:color w:val="000000" w:themeColor="text1" w:themeTint="FF" w:themeShade="FF"/>
+                <w:sz w:val="21"/>
+                <w:szCs w:val="21"/>
+                <w:lang w:val="pt-BR"/>
+              </w:rPr>
+              <w:t>0</w:t>
+            </w:r>
           </w:p>
           <w:p>
             <w:pPr>
               <w:pStyle w:val="Tabletext"/>
               <w:jc w:val="center"/>
               <w:rPr>
-                <w:rFonts w:asciiTheme="majorHAnsi" w:eastAsiaTheme="majorEastAsia" w:hAnsiTheme="majorHAnsi" w:cstheme="majorBidi"/>
-                <w:sz w:val="21"/>
-                <w:szCs w:val="21"/>
-                <w:lang w:val="pt-BR"/>
-              </w:rPr>
-            </w:pPr>
-            <w:r>
-              <w:rPr>
-                <w:rFonts w:asciiTheme="majorHAnsi" w:eastAsiaTheme="majorEastAsia" w:hAnsiTheme="majorHAnsi" w:cstheme="majorBidi"/>
-                <w:sz w:val="21"/>
-                <w:szCs w:val="21"/>
+                <w:rFonts w:ascii="Calibri" w:hAnsi="Calibri" w:eastAsia="Calibri" w:cs="Calibri" w:asciiTheme="majorAscii" w:hAnsiTheme="majorAscii" w:eastAsiaTheme="majorAscii" w:cstheme="majorAscii"/>
+                <w:sz w:val="21"/>
+                <w:szCs w:val="21"/>
+                <w:lang w:val="pt-BR"/>
+              </w:rPr>
+            </w:pPr>
+            <w:r>
+              <w:rPr>
+                <w:rFonts w:ascii="Calibri" w:hAnsi="Calibri" w:eastAsia="Calibri" w:cs="Calibri" w:asciiTheme="majorAscii" w:hAnsiTheme="majorAscii" w:eastAsiaTheme="majorAscii" w:cstheme="majorAscii"/>
+                <w:color w:val="000000" w:themeColor="text1" w:themeTint="FF" w:themeShade="FF"/>
+                <w:sz w:val="21"/>
+                <w:szCs w:val="21"/>
+                <w:lang w:val="pt-BR"/>
+              </w:rPr>
+              <w:t>Não completou</w:t>
+            </w:r>
+          </w:p>
+          <w:p>
+            <w:pPr>
+              <w:pStyle w:val="Tabletext"/>
+              <w:jc w:val="center"/>
+              <w:rPr>
+                <w:rFonts w:ascii="Calibri" w:hAnsi="Calibri" w:eastAsia="Calibri" w:cs="Calibri" w:asciiTheme="majorAscii" w:hAnsiTheme="majorAscii" w:eastAsiaTheme="majorAscii" w:cstheme="majorAscii"/>
+                <w:sz w:val="21"/>
+                <w:szCs w:val="21"/>
+                <w:lang w:val="pt-BR"/>
+              </w:rPr>
+            </w:pPr>
+          </w:p>
+          <w:p>
+            <w:pPr>
+              <w:pStyle w:val="Tabletext"/>
+              <w:jc w:val="center"/>
+              <w:rPr>
+                <w:rFonts w:ascii="Calibri" w:hAnsi="Calibri" w:eastAsia="Calibri" w:cs="Calibri" w:asciiTheme="majorAscii" w:hAnsiTheme="majorAscii" w:eastAsiaTheme="majorAscii" w:cstheme="majorAscii"/>
+                <w:sz w:val="21"/>
+                <w:szCs w:val="21"/>
+                <w:lang w:val="pt-BR"/>
+              </w:rPr>
+            </w:pPr>
+            <w:r>
+              <w:rPr>
+                <w:rFonts w:ascii="Calibri" w:hAnsi="Calibri" w:eastAsia="Calibri" w:cs="Calibri" w:asciiTheme="majorAscii" w:hAnsiTheme="majorAscii" w:eastAsiaTheme="majorAscii" w:cstheme="majorAscii"/>
+                <w:sz w:val="21"/>
+                <w:szCs w:val="21"/>
+                <w:lang w:val="pt-BR"/>
+              </w:rPr>
+              <w:t>1</w:t>
+            </w:r>
+          </w:p>
+          <w:p>
+            <w:pPr>
+              <w:pStyle w:val="Tabletext"/>
+              <w:jc w:val="center"/>
+              <w:rPr>
+                <w:rFonts w:ascii="Calibri" w:hAnsi="Calibri" w:eastAsia="Calibri" w:cs="Calibri" w:asciiTheme="majorAscii" w:hAnsiTheme="majorAscii" w:eastAsiaTheme="majorAscii" w:cstheme="majorAscii"/>
+                <w:sz w:val="21"/>
+                <w:szCs w:val="21"/>
+                <w:lang w:val="pt-BR"/>
+              </w:rPr>
+            </w:pPr>
+            <w:r>
+              <w:rPr>
+                <w:rFonts w:ascii="Calibri" w:hAnsi="Calibri" w:eastAsia="Calibri" w:cs="Calibri" w:asciiTheme="majorAscii" w:hAnsiTheme="majorAscii" w:eastAsiaTheme="majorAscii" w:cstheme="majorAscii"/>
+                <w:sz w:val="21"/>
+                <w:szCs w:val="21"/>
+                <w:lang w:val="pt-BR"/>
+              </w:rPr>
+              <w:t>Completou com dificuldade ou ajuda</w:t>
+            </w:r>
+          </w:p>
+          <w:p>
+            <w:pPr>
+              <w:pStyle w:val="Tabletext"/>
+              <w:jc w:val="center"/>
+              <w:rPr>
+                <w:rFonts w:ascii="Calibri" w:hAnsi="Calibri" w:eastAsia="Calibri" w:cs="Calibri" w:asciiTheme="majorAscii" w:hAnsiTheme="majorAscii" w:eastAsiaTheme="majorAscii" w:cstheme="majorAscii"/>
+                <w:sz w:val="21"/>
+                <w:szCs w:val="21"/>
+                <w:lang w:val="pt-BR"/>
+              </w:rPr>
+            </w:pPr>
+          </w:p>
+          <w:p>
+            <w:pPr>
+              <w:pStyle w:val="Tabletext"/>
+              <w:jc w:val="center"/>
+              <w:rPr>
+                <w:rFonts w:ascii="Calibri" w:hAnsi="Calibri" w:eastAsia="Calibri" w:cs="Calibri" w:asciiTheme="majorAscii" w:hAnsiTheme="majorAscii" w:eastAsiaTheme="majorAscii" w:cstheme="majorAscii"/>
+                <w:sz w:val="21"/>
+                <w:szCs w:val="21"/>
+                <w:highlight w:val="yellow"/>
+                <w:lang w:val="pt-BR"/>
+              </w:rPr>
+            </w:pPr>
+            <w:r>
+              <w:rPr>
+                <w:rFonts w:ascii="Calibri" w:hAnsi="Calibri" w:eastAsia="Calibri" w:cs="Calibri" w:asciiTheme="majorAscii" w:hAnsiTheme="majorAscii" w:eastAsiaTheme="majorAscii" w:cstheme="majorAscii"/>
+                <w:sz w:val="21"/>
+                <w:szCs w:val="21"/>
+                <w:highlight w:val="yellow"/>
                 <w:lang w:val="pt-BR"/>
               </w:rPr>
               <w:t>2</w:t>
@@ -1489,7 +2361,7 @@
               <w:pStyle w:val="Tabletext"/>
               <w:jc w:val="center"/>
               <w:rPr>
-                <w:rFonts w:asciiTheme="majorHAnsi" w:eastAsiaTheme="majorEastAsia" w:hAnsiTheme="majorHAnsi" w:cstheme="majorBidi"/>
+                <w:rFonts w:ascii="Calibri" w:hAnsi="Calibri" w:eastAsia="Calibri" w:cs="Calibri" w:asciiTheme="majorAscii" w:hAnsiTheme="majorAscii" w:eastAsiaTheme="majorAscii" w:cstheme="majorAscii"/>
                 <w:sz w:val="21"/>
                 <w:szCs w:val="21"/>
                 <w:highlight w:val="yellow"/>
@@ -1498,9 +2370,10 @@
             </w:pPr>
             <w:r>
               <w:rPr>
-                <w:rFonts w:asciiTheme="majorHAnsi" w:eastAsiaTheme="majorEastAsia" w:hAnsiTheme="majorHAnsi" w:cstheme="majorBidi"/>
-                <w:sz w:val="21"/>
-                <w:szCs w:val="21"/>
+                <w:rFonts w:ascii="Calibri" w:hAnsi="Calibri" w:eastAsia="Calibri" w:cs="Calibri" w:asciiTheme="majorAscii" w:hAnsiTheme="majorAscii" w:eastAsiaTheme="majorAscii" w:cstheme="majorAscii"/>
+                <w:sz w:val="21"/>
+                <w:szCs w:val="21"/>
+                <w:highlight w:val="yellow"/>
                 <w:lang w:val="pt-BR"/>
               </w:rPr>
               <w:t>Completou facilmente</w:t>
@@ -1511,37 +2384,40 @@
           <w:tcPr>
             <w:tcW w:w="5115" w:type="dxa"/>
             <w:tcBorders>
-              <w:top w:val="single" w:sz="4" w:space="0" w:color="00000A"/>
-              <w:left w:val="single" w:sz="4" w:space="0" w:color="00000A"/>
-              <w:bottom w:val="single" w:sz="4" w:space="0" w:color="00000A"/>
-              <w:right w:val="single" w:sz="4" w:space="0" w:color="00000A"/>
+              <w:top w:val="single" w:color="00000A" w:sz="4" w:space="0"/>
+              <w:left w:val="single" w:color="00000A" w:sz="4" w:space="0"/>
+              <w:bottom w:val="single" w:color="00000A" w:sz="4" w:space="0"/>
+              <w:right w:val="single" w:color="00000A" w:sz="4" w:space="0"/>
             </w:tcBorders>
             <w:shd w:val="clear" w:color="auto" w:fill="FFFFFF" w:themeFill="background1"/>
+            <w:tcMar/>
           </w:tcPr>
           <w:p>
             <w:pPr>
               <w:pStyle w:val="Tabletext"/>
               <w:rPr>
-                <w:rFonts w:asciiTheme="majorHAnsi" w:eastAsiaTheme="majorEastAsia" w:hAnsiTheme="majorHAnsi" w:cstheme="majorBidi"/>
-                <w:sz w:val="21"/>
-                <w:szCs w:val="21"/>
-                <w:lang w:val="pt-BR"/>
-              </w:rPr>
-            </w:pPr>
-          </w:p>
-          <w:p>
-            <w:pPr>
-              <w:pStyle w:val="Tabletext"/>
-              <w:rPr>
-                <w:rFonts w:asciiTheme="majorHAnsi" w:eastAsiaTheme="majorEastAsia" w:hAnsiTheme="majorHAnsi" w:cstheme="majorBidi"/>
-                <w:sz w:val="21"/>
-                <w:szCs w:val="21"/>
-                <w:lang w:val="pt-BR"/>
-              </w:rPr>
-            </w:pPr>
-            <w:r>
-              <w:rPr>
-                <w:rFonts w:asciiTheme="majorHAnsi" w:eastAsiaTheme="majorEastAsia" w:hAnsiTheme="majorHAnsi" w:cstheme="majorBidi"/>
+                <w:rFonts w:ascii="Calibri" w:hAnsi="Calibri" w:eastAsia="Calibri" w:cs="Calibri" w:asciiTheme="majorAscii" w:hAnsiTheme="majorAscii" w:eastAsiaTheme="majorAscii" w:cstheme="majorAscii"/>
+                <w:sz w:val="21"/>
+                <w:szCs w:val="21"/>
+                <w:lang w:val="pt-BR"/>
+              </w:rPr>
+            </w:pPr>
+          </w:p>
+          <w:p>
+            <w:pPr>
+              <w:pStyle w:val="Tabletext"/>
+              <w:rPr>
+                <w:rFonts w:ascii="Calibri" w:hAnsi="Calibri" w:eastAsia="Calibri" w:cs="Calibri" w:asciiTheme="majorAscii" w:hAnsiTheme="majorAscii" w:eastAsiaTheme="majorAscii" w:cstheme="majorAscii"/>
+                <w:noProof w:val="0"/>
+                <w:sz w:val="21"/>
+                <w:szCs w:val="21"/>
+                <w:lang w:val="pt-BR"/>
+              </w:rPr>
+            </w:pPr>
+            <w:r>
+              <w:rPr>
+                <w:rFonts w:ascii="Calibri" w:hAnsi="Calibri" w:eastAsia="Calibri" w:cs="Calibri" w:asciiTheme="majorAscii" w:hAnsiTheme="majorAscii" w:eastAsiaTheme="majorAscii" w:cstheme="majorAscii"/>
+                <w:noProof w:val="0"/>
                 <w:sz w:val="21"/>
                 <w:szCs w:val="21"/>
                 <w:lang w:val="pt-BR"/>
@@ -1553,7 +2429,7 @@
             <w:pPr>
               <w:pStyle w:val="Tabletext"/>
               <w:rPr>
-                <w:rFonts w:asciiTheme="majorHAnsi" w:eastAsiaTheme="majorEastAsia" w:hAnsiTheme="majorHAnsi" w:cstheme="majorBidi"/>
+                <w:rFonts w:ascii="Calibri" w:hAnsi="Calibri" w:eastAsia="Calibri" w:cs="Calibri" w:asciiTheme="majorAscii" w:hAnsiTheme="majorAscii" w:eastAsiaTheme="majorAscii" w:cstheme="majorAscii"/>
                 <w:sz w:val="21"/>
                 <w:szCs w:val="21"/>
                 <w:lang w:val="pt-BR"/>
@@ -1567,8 +2443,9 @@
       <w:pPr>
         <w:pStyle w:val="Ttulo3"/>
         <w:rPr>
-          <w:rFonts w:asciiTheme="majorHAnsi" w:eastAsiaTheme="majorEastAsia" w:hAnsiTheme="majorHAnsi" w:cstheme="majorBidi"/>
+          <w:rFonts w:ascii="Calibri" w:hAnsi="Calibri" w:eastAsia="Calibri" w:cs="Calibri" w:asciiTheme="majorAscii" w:hAnsiTheme="majorAscii" w:eastAsiaTheme="majorAscii" w:cstheme="majorAscii"/>
           <w:sz w:val="24"/>
+          <w:szCs w:val="24"/>
           <w:lang w:val="pt-BR"/>
         </w:rPr>
       </w:pPr>
@@ -1577,15 +2454,17 @@
       <w:pPr>
         <w:pStyle w:val="Ttulo3"/>
         <w:rPr>
-          <w:rFonts w:asciiTheme="majorHAnsi" w:eastAsiaTheme="majorEastAsia" w:hAnsiTheme="majorHAnsi" w:cstheme="majorBidi"/>
+          <w:rFonts w:ascii="Calibri" w:hAnsi="Calibri" w:eastAsia="Calibri" w:cs="Calibri" w:asciiTheme="majorAscii" w:hAnsiTheme="majorAscii" w:eastAsiaTheme="majorAscii" w:cstheme="majorAscii"/>
           <w:sz w:val="24"/>
-          <w:lang w:val="pt-BR"/>
-        </w:rPr>
-      </w:pPr>
-      <w:r>
-        <w:rPr>
-          <w:rFonts w:asciiTheme="majorHAnsi" w:eastAsiaTheme="majorEastAsia" w:hAnsiTheme="majorHAnsi" w:cstheme="majorBidi"/>
+          <w:szCs w:val="24"/>
+          <w:lang w:val="pt-BR"/>
+        </w:rPr>
+      </w:pPr>
+      <w:r>
+        <w:rPr>
+          <w:rFonts w:ascii="Calibri" w:hAnsi="Calibri" w:eastAsia="Calibri" w:cs="Calibri" w:asciiTheme="majorAscii" w:hAnsiTheme="majorAscii" w:eastAsiaTheme="majorAscii" w:cstheme="majorAscii"/>
           <w:sz w:val="24"/>
+          <w:szCs w:val="24"/>
           <w:lang w:val="pt-BR"/>
         </w:rPr>
         <w:t>Tarefa 2</w:t>
@@ -1596,7 +2475,7 @@
         <w:pStyle w:val="Recuonormal"/>
         <w:ind w:left="0"/>
         <w:rPr>
-          <w:rFonts w:asciiTheme="majorHAnsi" w:eastAsiaTheme="majorEastAsia" w:hAnsiTheme="majorHAnsi" w:cstheme="majorBidi"/>
+          <w:rFonts w:ascii="Calibri" w:hAnsi="Calibri" w:eastAsia="Calibri" w:cs="Calibri" w:asciiTheme="majorAscii" w:hAnsiTheme="majorAscii" w:eastAsiaTheme="majorAscii" w:cstheme="majorAscii"/>
           <w:sz w:val="28"/>
           <w:szCs w:val="28"/>
           <w:lang w:val="pt-BR"/>
@@ -1604,16 +2483,79 @@
       </w:pPr>
       <w:r>
         <w:rPr>
-          <w:rFonts w:asciiTheme="majorHAnsi" w:eastAsiaTheme="majorEastAsia" w:hAnsiTheme="majorHAnsi" w:cstheme="majorBidi"/>
-          <w:sz w:val="22"/>
-          <w:szCs w:val="22"/>
-          <w:lang w:val="pt-BR"/>
-        </w:rPr>
-        <w:t>Cadastrar uma dieta, os respectivos alimentos e acessar receitas as sugeridas para dieta</w:t>
-      </w:r>
-      <w:r>
-        <w:rPr>
-          <w:rFonts w:asciiTheme="majorHAnsi" w:eastAsiaTheme="majorEastAsia" w:hAnsiTheme="majorHAnsi" w:cstheme="majorBidi"/>
+          <w:rFonts w:ascii="Calibri" w:hAnsi="Calibri" w:eastAsia="Calibri" w:cs="Calibri" w:asciiTheme="majorAscii" w:hAnsiTheme="majorAscii" w:eastAsiaTheme="majorAscii" w:cstheme="majorAscii"/>
+          <w:sz w:val="22"/>
+          <w:szCs w:val="22"/>
+          <w:lang w:val="pt-BR"/>
+        </w:rPr>
+        <w:t xml:space="preserve">Cadastrar </w:t>
+      </w:r>
+      <w:r>
+        <w:rPr>
+          <w:rFonts w:ascii="Calibri" w:hAnsi="Calibri" w:eastAsia="Calibri" w:cs="Calibri" w:asciiTheme="majorAscii" w:hAnsiTheme="majorAscii" w:eastAsiaTheme="majorAscii" w:cstheme="majorAscii"/>
+          <w:sz w:val="22"/>
+          <w:szCs w:val="22"/>
+          <w:lang w:val="pt-BR"/>
+        </w:rPr>
+        <w:t xml:space="preserve">uma </w:t>
+      </w:r>
+      <w:r>
+        <w:rPr>
+          <w:rFonts w:ascii="Calibri" w:hAnsi="Calibri" w:eastAsia="Calibri" w:cs="Calibri" w:asciiTheme="majorAscii" w:hAnsiTheme="majorAscii" w:eastAsiaTheme="majorAscii" w:cstheme="majorAscii"/>
+          <w:sz w:val="22"/>
+          <w:szCs w:val="22"/>
+          <w:lang w:val="pt-BR"/>
+        </w:rPr>
+        <w:t>dieta</w:t>
+      </w:r>
+      <w:r>
+        <w:rPr>
+          <w:rFonts w:ascii="Calibri" w:hAnsi="Calibri" w:eastAsia="Calibri" w:cs="Calibri" w:asciiTheme="majorAscii" w:hAnsiTheme="majorAscii" w:eastAsiaTheme="majorAscii" w:cstheme="majorAscii"/>
+          <w:sz w:val="22"/>
+          <w:szCs w:val="22"/>
+          <w:lang w:val="pt-BR"/>
+        </w:rPr>
+        <w:t>, os respectivos alimentos</w:t>
+      </w:r>
+      <w:r>
+        <w:rPr>
+          <w:rFonts w:ascii="Calibri" w:hAnsi="Calibri" w:eastAsia="Calibri" w:cs="Calibri" w:asciiTheme="majorAscii" w:hAnsiTheme="majorAscii" w:eastAsiaTheme="majorAscii" w:cstheme="majorAscii"/>
+          <w:sz w:val="22"/>
+          <w:szCs w:val="22"/>
+          <w:lang w:val="pt-BR"/>
+        </w:rPr>
+        <w:t xml:space="preserve"> e acessar receitas</w:t>
+      </w:r>
+      <w:r>
+        <w:rPr>
+          <w:rFonts w:ascii="Calibri" w:hAnsi="Calibri" w:eastAsia="Calibri" w:cs="Calibri" w:asciiTheme="majorAscii" w:hAnsiTheme="majorAscii" w:eastAsiaTheme="majorAscii" w:cstheme="majorAscii"/>
+          <w:sz w:val="22"/>
+          <w:szCs w:val="22"/>
+          <w:lang w:val="pt-BR"/>
+        </w:rPr>
+        <w:t xml:space="preserve"> as</w:t>
+      </w:r>
+      <w:r>
+        <w:rPr>
+          <w:rFonts w:ascii="Calibri" w:hAnsi="Calibri" w:eastAsia="Calibri" w:cs="Calibri" w:asciiTheme="majorAscii" w:hAnsiTheme="majorAscii" w:eastAsiaTheme="majorAscii" w:cstheme="majorAscii"/>
+          <w:sz w:val="22"/>
+          <w:szCs w:val="22"/>
+          <w:lang w:val="pt-BR"/>
+        </w:rPr>
+        <w:t xml:space="preserve"> sugeridas</w:t>
+      </w:r>
+      <w:r>
+        <w:rPr>
+          <w:rFonts w:ascii="Calibri" w:hAnsi="Calibri" w:eastAsia="Calibri" w:cs="Calibri" w:asciiTheme="majorAscii" w:hAnsiTheme="majorAscii" w:eastAsiaTheme="majorAscii" w:cstheme="majorAscii"/>
+          <w:sz w:val="22"/>
+          <w:szCs w:val="22"/>
+          <w:lang w:val="pt-BR"/>
+        </w:rPr>
+        <w:t xml:space="preserve"> para dieta</w:t>
+      </w:r>
+      <w:r>
+        <w:rPr>
+          <w:rFonts w:ascii="Calibri" w:hAnsi="Calibri" w:eastAsia="Calibri" w:cs="Calibri" w:asciiTheme="majorAscii" w:hAnsiTheme="majorAscii" w:eastAsiaTheme="majorAscii" w:cstheme="majorAscii"/>
           <w:sz w:val="22"/>
           <w:szCs w:val="22"/>
           <w:lang w:val="pt-BR"/>
@@ -1624,7 +2566,7 @@
     <w:p>
       <w:pPr>
         <w:rPr>
-          <w:rFonts w:asciiTheme="majorHAnsi" w:eastAsiaTheme="majorEastAsia" w:hAnsiTheme="majorHAnsi" w:cstheme="majorBidi"/>
+          <w:rFonts w:ascii="Calibri" w:hAnsi="Calibri" w:eastAsia="Calibri" w:cs="Calibri" w:asciiTheme="majorAscii" w:hAnsiTheme="majorAscii" w:eastAsiaTheme="majorAscii" w:cstheme="majorAscii"/>
           <w:sz w:val="22"/>
           <w:szCs w:val="22"/>
           <w:lang w:val="pt-BR"/>
@@ -1655,37 +2597,46 @@
           <w:tcPr>
             <w:tcW w:w="3060" w:type="dxa"/>
             <w:tcBorders>
-              <w:top w:val="single" w:sz="4" w:space="0" w:color="00000A"/>
-              <w:left w:val="single" w:sz="4" w:space="0" w:color="00000A"/>
-              <w:bottom w:val="single" w:sz="4" w:space="0" w:color="00000A"/>
-              <w:right w:val="single" w:sz="4" w:space="0" w:color="00000A"/>
+              <w:top w:val="single" w:color="00000A" w:sz="4" w:space="0"/>
+              <w:left w:val="single" w:color="00000A" w:sz="4" w:space="0"/>
+              <w:bottom w:val="single" w:color="00000A" w:sz="4" w:space="0"/>
+              <w:right w:val="single" w:color="00000A" w:sz="4" w:space="0"/>
             </w:tcBorders>
             <w:shd w:val="clear" w:color="auto" w:fill="CCFF99"/>
+            <w:tcMar/>
           </w:tcPr>
           <w:p>
             <w:pPr>
               <w:pStyle w:val="Tablecolumnheading"/>
               <w:jc w:val="center"/>
               <w:rPr>
-                <w:rFonts w:asciiTheme="majorHAnsi" w:eastAsiaTheme="majorEastAsia" w:hAnsiTheme="majorHAnsi" w:cstheme="majorBidi"/>
-                <w:sz w:val="21"/>
-                <w:szCs w:val="21"/>
-              </w:rPr>
-            </w:pPr>
-            <w:r>
-              <w:rPr>
-                <w:rFonts w:asciiTheme="majorHAnsi" w:eastAsiaTheme="majorEastAsia" w:hAnsiTheme="majorHAnsi" w:cstheme="majorBidi"/>
-                <w:sz w:val="21"/>
-                <w:szCs w:val="21"/>
-              </w:rPr>
-              <w:t>Caminhos(s)</w:t>
+                <w:rFonts w:ascii="Calibri" w:hAnsi="Calibri" w:eastAsia="Calibri" w:cs="Calibri" w:asciiTheme="majorAscii" w:hAnsiTheme="majorAscii" w:eastAsiaTheme="majorAscii" w:cstheme="majorAscii"/>
+                <w:sz w:val="21"/>
+                <w:szCs w:val="21"/>
+              </w:rPr>
+            </w:pPr>
+            <w:r>
+              <w:rPr>
+                <w:rFonts w:ascii="Calibri" w:hAnsi="Calibri" w:eastAsia="Calibri" w:cs="Calibri" w:asciiTheme="majorAscii" w:hAnsiTheme="majorAscii" w:eastAsiaTheme="majorAscii" w:cstheme="majorAscii"/>
+                <w:sz w:val="21"/>
+                <w:szCs w:val="21"/>
+              </w:rPr>
+              <w:t>Caminhos</w:t>
+            </w:r>
+            <w:r>
+              <w:rPr>
+                <w:rFonts w:ascii="Calibri" w:hAnsi="Calibri" w:eastAsia="Calibri" w:cs="Calibri" w:asciiTheme="majorAscii" w:hAnsiTheme="majorAscii" w:eastAsiaTheme="majorAscii" w:cstheme="majorAscii"/>
+                <w:sz w:val="21"/>
+                <w:szCs w:val="21"/>
+              </w:rPr>
+              <w:t>(s)</w:t>
             </w:r>
           </w:p>
           <w:p>
             <w:pPr>
               <w:pStyle w:val="Tablecolumnheading"/>
               <w:rPr>
-                <w:rFonts w:asciiTheme="majorHAnsi" w:eastAsiaTheme="majorEastAsia" w:hAnsiTheme="majorHAnsi" w:cstheme="majorBidi"/>
+                <w:rFonts w:ascii="Calibri" w:hAnsi="Calibri" w:eastAsia="Calibri" w:cs="Calibri" w:asciiTheme="majorAscii" w:hAnsiTheme="majorAscii" w:eastAsiaTheme="majorAscii" w:cstheme="majorAscii"/>
                 <w:sz w:val="21"/>
                 <w:szCs w:val="21"/>
               </w:rPr>
@@ -1696,27 +2647,28 @@
           <w:tcPr>
             <w:tcW w:w="1635" w:type="dxa"/>
             <w:tcBorders>
-              <w:top w:val="single" w:sz="4" w:space="0" w:color="00000A"/>
-              <w:left w:val="single" w:sz="4" w:space="0" w:color="00000A"/>
-              <w:bottom w:val="single" w:sz="4" w:space="0" w:color="00000A"/>
-              <w:right w:val="single" w:sz="4" w:space="0" w:color="00000A"/>
+              <w:top w:val="single" w:color="00000A" w:sz="4" w:space="0"/>
+              <w:left w:val="single" w:color="00000A" w:sz="4" w:space="0"/>
+              <w:bottom w:val="single" w:color="00000A" w:sz="4" w:space="0"/>
+              <w:right w:val="single" w:color="00000A" w:sz="4" w:space="0"/>
             </w:tcBorders>
             <w:shd w:val="clear" w:color="auto" w:fill="CCFF99"/>
+            <w:tcMar/>
           </w:tcPr>
           <w:p>
             <w:pPr>
               <w:pStyle w:val="Tablecolumnheading"/>
               <w:jc w:val="center"/>
               <w:rPr>
-                <w:rFonts w:asciiTheme="majorHAnsi" w:eastAsiaTheme="majorEastAsia" w:hAnsiTheme="majorHAnsi" w:cstheme="majorBidi"/>
-                <w:sz w:val="21"/>
-                <w:szCs w:val="21"/>
-                <w:lang w:val="pt-BR"/>
-              </w:rPr>
-            </w:pPr>
-            <w:r>
-              <w:rPr>
-                <w:rFonts w:asciiTheme="majorHAnsi" w:eastAsiaTheme="majorEastAsia" w:hAnsiTheme="majorHAnsi" w:cstheme="majorBidi"/>
+                <w:rFonts w:ascii="Calibri" w:hAnsi="Calibri" w:eastAsia="Calibri" w:cs="Calibri" w:asciiTheme="majorAscii" w:hAnsiTheme="majorAscii" w:eastAsiaTheme="majorAscii" w:cstheme="majorAscii"/>
+                <w:sz w:val="21"/>
+                <w:szCs w:val="21"/>
+                <w:lang w:val="pt-BR"/>
+              </w:rPr>
+            </w:pPr>
+            <w:r>
+              <w:rPr>
+                <w:rFonts w:ascii="Calibri" w:hAnsi="Calibri" w:eastAsia="Calibri" w:cs="Calibri" w:asciiTheme="majorAscii" w:hAnsiTheme="majorAscii" w:eastAsiaTheme="majorAscii" w:cstheme="majorAscii"/>
                 <w:sz w:val="21"/>
                 <w:szCs w:val="21"/>
                 <w:lang w:val="pt-BR"/>
@@ -1729,36 +2681,53 @@
           <w:tcPr>
             <w:tcW w:w="4943" w:type="dxa"/>
             <w:tcBorders>
-              <w:top w:val="single" w:sz="4" w:space="0" w:color="00000A"/>
-              <w:left w:val="single" w:sz="4" w:space="0" w:color="00000A"/>
-              <w:bottom w:val="single" w:sz="4" w:space="0" w:color="00000A"/>
-              <w:right w:val="single" w:sz="4" w:space="0" w:color="00000A"/>
+              <w:top w:val="single" w:color="00000A" w:sz="4" w:space="0"/>
+              <w:left w:val="single" w:color="00000A" w:sz="4" w:space="0"/>
+              <w:bottom w:val="single" w:color="00000A" w:sz="4" w:space="0"/>
+              <w:right w:val="single" w:color="00000A" w:sz="4" w:space="0"/>
             </w:tcBorders>
             <w:shd w:val="clear" w:color="auto" w:fill="CCFF99"/>
+            <w:tcMar/>
           </w:tcPr>
           <w:p>
             <w:pPr>
               <w:pStyle w:val="Tablecolumnheading"/>
               <w:rPr>
-                <w:rFonts w:asciiTheme="majorHAnsi" w:eastAsiaTheme="majorEastAsia" w:hAnsiTheme="majorHAnsi" w:cstheme="majorBidi"/>
-                <w:sz w:val="21"/>
-                <w:szCs w:val="21"/>
-              </w:rPr>
-            </w:pPr>
-            <w:r>
-              <w:rPr>
-                <w:rFonts w:asciiTheme="majorHAnsi" w:eastAsiaTheme="majorEastAsia" w:hAnsiTheme="majorHAnsi" w:cstheme="majorBidi"/>
-                <w:sz w:val="21"/>
-                <w:szCs w:val="21"/>
-              </w:rPr>
-              <w:t>Anotações / Observações</w:t>
+                <w:rFonts w:ascii="Calibri" w:hAnsi="Calibri" w:eastAsia="Calibri" w:cs="Calibri" w:asciiTheme="majorAscii" w:hAnsiTheme="majorAscii" w:eastAsiaTheme="majorAscii" w:cstheme="majorAscii"/>
+                <w:sz w:val="21"/>
+                <w:szCs w:val="21"/>
+              </w:rPr>
+            </w:pPr>
+            <w:r>
+              <w:rPr>
+                <w:rFonts w:ascii="Calibri" w:hAnsi="Calibri" w:eastAsia="Calibri" w:cs="Calibri" w:asciiTheme="majorAscii" w:hAnsiTheme="majorAscii" w:eastAsiaTheme="majorAscii" w:cstheme="majorAscii"/>
+                <w:sz w:val="21"/>
+                <w:szCs w:val="21"/>
+              </w:rPr>
+              <w:t>Anotações</w:t>
+            </w:r>
+            <w:r>
+              <w:rPr>
+                <w:rFonts w:ascii="Calibri" w:hAnsi="Calibri" w:eastAsia="Calibri" w:cs="Calibri" w:asciiTheme="majorAscii" w:hAnsiTheme="majorAscii" w:eastAsiaTheme="majorAscii" w:cstheme="majorAscii"/>
+                <w:sz w:val="21"/>
+                <w:szCs w:val="21"/>
+              </w:rPr>
+              <w:t xml:space="preserve"> / </w:t>
+            </w:r>
+            <w:r>
+              <w:rPr>
+                <w:rFonts w:ascii="Calibri" w:hAnsi="Calibri" w:eastAsia="Calibri" w:cs="Calibri" w:asciiTheme="majorAscii" w:hAnsiTheme="majorAscii" w:eastAsiaTheme="majorAscii" w:cstheme="majorAscii"/>
+                <w:sz w:val="21"/>
+                <w:szCs w:val="21"/>
+              </w:rPr>
+              <w:t>Observações</w:t>
             </w:r>
           </w:p>
           <w:p>
             <w:pPr>
               <w:pStyle w:val="Tablecolumnheading"/>
               <w:rPr>
-                <w:rFonts w:asciiTheme="majorHAnsi" w:eastAsiaTheme="majorEastAsia" w:hAnsiTheme="majorHAnsi" w:cstheme="majorBidi"/>
+                <w:rFonts w:ascii="Calibri" w:hAnsi="Calibri" w:eastAsia="Calibri" w:cs="Calibri" w:asciiTheme="majorAscii" w:hAnsiTheme="majorAscii" w:eastAsiaTheme="majorAscii" w:cstheme="majorAscii"/>
                 <w:sz w:val="21"/>
                 <w:szCs w:val="21"/>
               </w:rPr>
@@ -1775,37 +2744,38 @@
           <w:tcPr>
             <w:tcW w:w="3060" w:type="dxa"/>
             <w:tcBorders>
-              <w:top w:val="single" w:sz="4" w:space="0" w:color="00000A"/>
-              <w:left w:val="single" w:sz="4" w:space="0" w:color="00000A"/>
-              <w:bottom w:val="single" w:sz="4" w:space="0" w:color="00000A"/>
-              <w:right w:val="single" w:sz="4" w:space="0" w:color="00000A"/>
+              <w:top w:val="single" w:color="00000A" w:sz="4" w:space="0"/>
+              <w:left w:val="single" w:color="00000A" w:sz="4" w:space="0"/>
+              <w:bottom w:val="single" w:color="00000A" w:sz="4" w:space="0"/>
+              <w:right w:val="single" w:color="00000A" w:sz="4" w:space="0"/>
             </w:tcBorders>
             <w:shd w:val="clear" w:color="auto" w:fill="FFFFFF" w:themeFill="background1"/>
+            <w:tcMar/>
           </w:tcPr>
           <w:p>
             <w:pPr>
               <w:pStyle w:val="Tabletext"/>
               <w:rPr>
-                <w:rFonts w:asciiTheme="majorHAnsi" w:eastAsiaTheme="majorEastAsia" w:hAnsiTheme="majorHAnsi" w:cstheme="majorBidi"/>
-                <w:sz w:val="21"/>
-                <w:szCs w:val="21"/>
-                <w:lang w:val="pt-BR"/>
-              </w:rPr>
-            </w:pPr>
-          </w:p>
-          <w:p>
-            <w:pPr>
-              <w:pStyle w:val="Tabletext"/>
-              <w:rPr>
-                <w:rFonts w:asciiTheme="majorHAnsi" w:eastAsiaTheme="majorEastAsia" w:hAnsiTheme="majorHAnsi" w:cstheme="majorBidi"/>
-                <w:sz w:val="21"/>
-                <w:szCs w:val="21"/>
-                <w:lang w:val="pt-BR"/>
-              </w:rPr>
-            </w:pPr>
-            <w:r>
-              <w:rPr>
-                <w:rFonts w:asciiTheme="majorHAnsi" w:eastAsiaTheme="majorEastAsia" w:hAnsiTheme="majorHAnsi" w:cstheme="majorBidi"/>
+                <w:rFonts w:ascii="Calibri" w:hAnsi="Calibri" w:eastAsia="Calibri" w:cs="Calibri" w:asciiTheme="majorAscii" w:hAnsiTheme="majorAscii" w:eastAsiaTheme="majorAscii" w:cstheme="majorAscii"/>
+                <w:sz w:val="21"/>
+                <w:szCs w:val="21"/>
+                <w:lang w:val="pt-BR"/>
+              </w:rPr>
+            </w:pPr>
+          </w:p>
+          <w:p>
+            <w:pPr>
+              <w:pStyle w:val="Tabletext"/>
+              <w:rPr>
+                <w:rFonts w:ascii="Calibri" w:hAnsi="Calibri" w:eastAsia="Calibri" w:cs="Calibri" w:asciiTheme="majorAscii" w:hAnsiTheme="majorAscii" w:eastAsiaTheme="majorAscii" w:cstheme="majorAscii"/>
+                <w:sz w:val="21"/>
+                <w:szCs w:val="21"/>
+                <w:lang w:val="pt-BR"/>
+              </w:rPr>
+            </w:pPr>
+            <w:r>
+              <w:rPr>
+                <w:rFonts w:ascii="Calibri" w:hAnsi="Calibri" w:eastAsia="Calibri" w:cs="Calibri" w:asciiTheme="majorAscii" w:hAnsiTheme="majorAscii" w:eastAsiaTheme="majorAscii" w:cstheme="majorAscii"/>
                 <w:sz w:val="21"/>
                 <w:szCs w:val="21"/>
                 <w:lang w:val="pt-BR"/>
@@ -1817,15 +2787,15 @@
             <w:pPr>
               <w:pStyle w:val="Tabletext"/>
               <w:rPr>
-                <w:rFonts w:asciiTheme="majorHAnsi" w:eastAsiaTheme="majorEastAsia" w:hAnsiTheme="majorHAnsi" w:cstheme="majorBidi"/>
-                <w:sz w:val="21"/>
-                <w:szCs w:val="21"/>
-                <w:lang w:val="pt-BR"/>
-              </w:rPr>
-            </w:pPr>
-            <w:r>
-              <w:rPr>
-                <w:rFonts w:asciiTheme="majorHAnsi" w:eastAsiaTheme="majorEastAsia" w:hAnsiTheme="majorHAnsi" w:cstheme="majorBidi"/>
+                <w:rFonts w:ascii="Calibri" w:hAnsi="Calibri" w:eastAsia="Calibri" w:cs="Calibri" w:asciiTheme="majorAscii" w:hAnsiTheme="majorAscii" w:eastAsiaTheme="majorAscii" w:cstheme="majorAscii"/>
+                <w:sz w:val="21"/>
+                <w:szCs w:val="21"/>
+                <w:lang w:val="pt-BR"/>
+              </w:rPr>
+            </w:pPr>
+            <w:r>
+              <w:rPr>
+                <w:rFonts w:ascii="Calibri" w:hAnsi="Calibri" w:eastAsia="Calibri" w:cs="Calibri" w:asciiTheme="majorAscii" w:hAnsiTheme="majorAscii" w:eastAsiaTheme="majorAscii" w:cstheme="majorAscii"/>
                 <w:sz w:val="21"/>
                 <w:szCs w:val="21"/>
                 <w:lang w:val="pt-BR"/>
@@ -1837,15 +2807,15 @@
             <w:pPr>
               <w:pStyle w:val="Tabletext"/>
               <w:rPr>
-                <w:rFonts w:asciiTheme="majorHAnsi" w:eastAsiaTheme="majorEastAsia" w:hAnsiTheme="majorHAnsi" w:cstheme="majorBidi"/>
-                <w:sz w:val="21"/>
-                <w:szCs w:val="21"/>
-                <w:lang w:val="pt-BR"/>
-              </w:rPr>
-            </w:pPr>
-            <w:r>
-              <w:rPr>
-                <w:rFonts w:asciiTheme="majorHAnsi" w:eastAsiaTheme="majorEastAsia" w:hAnsiTheme="majorHAnsi" w:cstheme="majorBidi"/>
+                <w:rFonts w:ascii="Calibri" w:hAnsi="Calibri" w:eastAsia="Calibri" w:cs="Calibri" w:asciiTheme="majorAscii" w:hAnsiTheme="majorAscii" w:eastAsiaTheme="majorAscii" w:cstheme="majorAscii"/>
+                <w:sz w:val="21"/>
+                <w:szCs w:val="21"/>
+                <w:lang w:val="pt-BR"/>
+              </w:rPr>
+            </w:pPr>
+            <w:r>
+              <w:rPr>
+                <w:rFonts w:ascii="Calibri" w:hAnsi="Calibri" w:eastAsia="Calibri" w:cs="Calibri" w:asciiTheme="majorAscii" w:hAnsiTheme="majorAscii" w:eastAsiaTheme="majorAscii" w:cstheme="majorAscii"/>
                 <w:sz w:val="21"/>
                 <w:szCs w:val="21"/>
                 <w:lang w:val="pt-BR"/>
@@ -1857,15 +2827,15 @@
             <w:pPr>
               <w:pStyle w:val="Tabletext"/>
               <w:rPr>
-                <w:rFonts w:asciiTheme="majorHAnsi" w:eastAsiaTheme="majorEastAsia" w:hAnsiTheme="majorHAnsi" w:cstheme="majorBidi"/>
-                <w:sz w:val="21"/>
-                <w:szCs w:val="21"/>
-                <w:lang w:val="pt-BR"/>
-              </w:rPr>
-            </w:pPr>
-            <w:r>
-              <w:rPr>
-                <w:rFonts w:asciiTheme="majorHAnsi" w:eastAsiaTheme="majorEastAsia" w:hAnsiTheme="majorHAnsi" w:cstheme="majorBidi"/>
+                <w:rFonts w:ascii="Calibri" w:hAnsi="Calibri" w:eastAsia="Calibri" w:cs="Calibri" w:asciiTheme="majorAscii" w:hAnsiTheme="majorAscii" w:eastAsiaTheme="majorAscii" w:cstheme="majorAscii"/>
+                <w:sz w:val="21"/>
+                <w:szCs w:val="21"/>
+                <w:lang w:val="pt-BR"/>
+              </w:rPr>
+            </w:pPr>
+            <w:r>
+              <w:rPr>
+                <w:rFonts w:ascii="Calibri" w:hAnsi="Calibri" w:eastAsia="Calibri" w:cs="Calibri" w:asciiTheme="majorAscii" w:hAnsiTheme="majorAscii" w:eastAsiaTheme="majorAscii" w:cstheme="majorAscii"/>
                 <w:sz w:val="21"/>
                 <w:szCs w:val="21"/>
                 <w:lang w:val="pt-BR"/>
@@ -1877,15 +2847,15 @@
             <w:pPr>
               <w:pStyle w:val="Tabletext"/>
               <w:rPr>
-                <w:rFonts w:asciiTheme="majorHAnsi" w:eastAsiaTheme="majorEastAsia" w:hAnsiTheme="majorHAnsi" w:cstheme="majorBidi"/>
-                <w:sz w:val="21"/>
-                <w:szCs w:val="21"/>
-                <w:lang w:val="pt-BR"/>
-              </w:rPr>
-            </w:pPr>
-            <w:r>
-              <w:rPr>
-                <w:rFonts w:asciiTheme="majorHAnsi" w:eastAsiaTheme="majorEastAsia" w:hAnsiTheme="majorHAnsi" w:cstheme="majorBidi"/>
+                <w:rFonts w:ascii="Calibri" w:hAnsi="Calibri" w:eastAsia="Calibri" w:cs="Calibri" w:asciiTheme="majorAscii" w:hAnsiTheme="majorAscii" w:eastAsiaTheme="majorAscii" w:cstheme="majorAscii"/>
+                <w:sz w:val="21"/>
+                <w:szCs w:val="21"/>
+                <w:lang w:val="pt-BR"/>
+              </w:rPr>
+            </w:pPr>
+            <w:r>
+              <w:rPr>
+                <w:rFonts w:ascii="Calibri" w:hAnsi="Calibri" w:eastAsia="Calibri" w:cs="Calibri" w:asciiTheme="majorAscii" w:hAnsiTheme="majorAscii" w:eastAsiaTheme="majorAscii" w:cstheme="majorAscii"/>
                 <w:sz w:val="21"/>
                 <w:szCs w:val="21"/>
                 <w:lang w:val="pt-BR"/>
@@ -1897,15 +2867,19 @@
             <w:pPr>
               <w:pStyle w:val="Tabletext"/>
               <w:rPr>
-                <w:rFonts w:asciiTheme="majorHAnsi" w:eastAsiaTheme="majorEastAsia" w:hAnsiTheme="majorHAnsi" w:cstheme="majorBidi"/>
-                <w:sz w:val="21"/>
-                <w:szCs w:val="21"/>
-                <w:lang w:val="pt-BR"/>
-              </w:rPr>
-            </w:pPr>
-            <w:r>
-              <w:rPr>
-                <w:rFonts w:asciiTheme="majorHAnsi" w:eastAsiaTheme="majorEastAsia" w:hAnsiTheme="majorHAnsi" w:cstheme="majorBidi"/>
+                <w:rFonts w:ascii="Calibri" w:hAnsi="Calibri" w:eastAsia="Calibri" w:cs="Calibri" w:asciiTheme="majorAscii" w:hAnsiTheme="majorAscii" w:eastAsiaTheme="majorAscii" w:cstheme="majorAscii"/>
+                <w:b w:val="0"/>
+                <w:bCs w:val="0"/>
+                <w:sz w:val="21"/>
+                <w:szCs w:val="21"/>
+                <w:lang w:val="pt-BR"/>
+              </w:rPr>
+            </w:pPr>
+            <w:r>
+              <w:rPr>
+                <w:rFonts w:ascii="Calibri" w:hAnsi="Calibri" w:eastAsia="Calibri" w:cs="Calibri" w:asciiTheme="majorAscii" w:hAnsiTheme="majorAscii" w:eastAsiaTheme="majorAscii" w:cstheme="majorAscii"/>
+                <w:b w:val="0"/>
+                <w:bCs w:val="0"/>
                 <w:sz w:val="21"/>
                 <w:szCs w:val="21"/>
                 <w:lang w:val="pt-BR"/>
@@ -1918,19 +2892,20 @@
           <w:tcPr>
             <w:tcW w:w="1635" w:type="dxa"/>
             <w:tcBorders>
-              <w:top w:val="single" w:sz="4" w:space="0" w:color="00000A"/>
-              <w:left w:val="single" w:sz="4" w:space="0" w:color="00000A"/>
-              <w:bottom w:val="single" w:sz="4" w:space="0" w:color="00000A"/>
-              <w:right w:val="single" w:sz="4" w:space="0" w:color="00000A"/>
+              <w:top w:val="single" w:color="00000A" w:sz="4" w:space="0"/>
+              <w:left w:val="single" w:color="00000A" w:sz="4" w:space="0"/>
+              <w:bottom w:val="single" w:color="00000A" w:sz="4" w:space="0"/>
+              <w:right w:val="single" w:color="00000A" w:sz="4" w:space="0"/>
             </w:tcBorders>
             <w:shd w:val="clear" w:color="auto" w:fill="FFFFFF" w:themeFill="background1"/>
+            <w:tcMar/>
           </w:tcPr>
           <w:p>
             <w:pPr>
               <w:pStyle w:val="Tabletext"/>
               <w:jc w:val="center"/>
               <w:rPr>
-                <w:rFonts w:asciiTheme="majorHAnsi" w:eastAsiaTheme="majorEastAsia" w:hAnsiTheme="majorHAnsi" w:cstheme="majorBidi"/>
+                <w:rFonts w:ascii="Calibri" w:hAnsi="Calibri" w:eastAsia="Calibri" w:cs="Calibri" w:asciiTheme="majorAscii" w:hAnsiTheme="majorAscii" w:eastAsiaTheme="majorAscii" w:cstheme="majorAscii"/>
                 <w:sz w:val="21"/>
                 <w:szCs w:val="21"/>
                 <w:lang w:val="pt-BR"/>
@@ -1942,29 +2917,73 @@
               <w:pStyle w:val="Tabletext"/>
               <w:jc w:val="center"/>
               <w:rPr>
-                <w:rFonts w:asciiTheme="majorHAnsi" w:eastAsiaTheme="majorEastAsia" w:hAnsiTheme="majorHAnsi" w:cstheme="majorBidi"/>
-                <w:sz w:val="21"/>
-                <w:szCs w:val="21"/>
-                <w:lang w:val="pt-BR"/>
-              </w:rPr>
-            </w:pPr>
+                <w:rFonts w:ascii="Calibri" w:hAnsi="Calibri" w:eastAsia="Calibri" w:cs="Calibri" w:asciiTheme="majorAscii" w:hAnsiTheme="majorAscii" w:eastAsiaTheme="majorAscii" w:cstheme="majorAscii"/>
+                <w:sz w:val="21"/>
+                <w:szCs w:val="21"/>
+                <w:lang w:val="pt-BR"/>
+              </w:rPr>
+            </w:pPr>
+            <w:r>
+              <w:rPr>
+                <w:rFonts w:ascii="Calibri" w:hAnsi="Calibri" w:eastAsia="Calibri" w:cs="Calibri" w:asciiTheme="majorAscii" w:hAnsiTheme="majorAscii" w:eastAsiaTheme="majorAscii" w:cstheme="majorAscii"/>
+                <w:sz w:val="21"/>
+                <w:szCs w:val="21"/>
+                <w:lang w:val="pt-BR"/>
+              </w:rPr>
+              <w:t>0</w:t>
+            </w:r>
           </w:p>
           <w:p>
             <w:pPr>
               <w:pStyle w:val="Tabletext"/>
               <w:jc w:val="center"/>
               <w:rPr>
-                <w:rFonts w:asciiTheme="majorHAnsi" w:eastAsiaTheme="majorEastAsia" w:hAnsiTheme="majorHAnsi" w:cstheme="majorBidi"/>
-                <w:sz w:val="21"/>
-                <w:szCs w:val="21"/>
-                <w:lang w:val="pt-BR"/>
-              </w:rPr>
-            </w:pPr>
-            <w:r>
-              <w:rPr>
-                <w:rFonts w:asciiTheme="majorHAnsi" w:eastAsiaTheme="majorEastAsia" w:hAnsiTheme="majorHAnsi" w:cstheme="majorBidi"/>
-                <w:sz w:val="21"/>
-                <w:szCs w:val="21"/>
+                <w:rFonts w:ascii="Calibri" w:hAnsi="Calibri" w:eastAsia="Calibri" w:cs="Calibri" w:asciiTheme="majorAscii" w:hAnsiTheme="majorAscii" w:eastAsiaTheme="majorAscii" w:cstheme="majorAscii"/>
+                <w:sz w:val="21"/>
+                <w:szCs w:val="21"/>
+                <w:lang w:val="pt-BR"/>
+              </w:rPr>
+            </w:pPr>
+            <w:r>
+              <w:rPr>
+                <w:rFonts w:ascii="Calibri" w:hAnsi="Calibri" w:eastAsia="Calibri" w:cs="Calibri" w:asciiTheme="majorAscii" w:hAnsiTheme="majorAscii" w:eastAsiaTheme="majorAscii" w:cstheme="majorAscii"/>
+                <w:sz w:val="21"/>
+                <w:szCs w:val="21"/>
+                <w:lang w:val="pt-BR"/>
+              </w:rPr>
+              <w:t>Não completou</w:t>
+            </w:r>
+          </w:p>
+          <w:p>
+            <w:pPr>
+              <w:pStyle w:val="Tabletext"/>
+              <w:jc w:val="center"/>
+              <w:rPr>
+                <w:rFonts w:ascii="Calibri" w:hAnsi="Calibri" w:eastAsia="Calibri" w:cs="Calibri" w:asciiTheme="majorAscii" w:hAnsiTheme="majorAscii" w:eastAsiaTheme="majorAscii" w:cstheme="majorAscii"/>
+                <w:sz w:val="21"/>
+                <w:szCs w:val="21"/>
+                <w:lang w:val="pt-BR"/>
+              </w:rPr>
+            </w:pPr>
+          </w:p>
+          <w:p>
+            <w:pPr>
+              <w:pStyle w:val="Tabletext"/>
+              <w:jc w:val="center"/>
+              <w:rPr>
+                <w:rFonts w:ascii="Calibri" w:hAnsi="Calibri" w:eastAsia="Calibri" w:cs="Calibri" w:asciiTheme="majorAscii" w:hAnsiTheme="majorAscii" w:eastAsiaTheme="majorAscii" w:cstheme="majorAscii"/>
+                <w:sz w:val="21"/>
+                <w:szCs w:val="21"/>
+                <w:highlight w:val="yellow"/>
+                <w:lang w:val="pt-BR"/>
+              </w:rPr>
+            </w:pPr>
+            <w:r>
+              <w:rPr>
+                <w:rFonts w:ascii="Calibri" w:hAnsi="Calibri" w:eastAsia="Calibri" w:cs="Calibri" w:asciiTheme="majorAscii" w:hAnsiTheme="majorAscii" w:eastAsiaTheme="majorAscii" w:cstheme="majorAscii"/>
+                <w:sz w:val="21"/>
+                <w:szCs w:val="21"/>
+                <w:highlight w:val="yellow"/>
                 <w:lang w:val="pt-BR"/>
               </w:rPr>
               <w:t>1</w:t>
@@ -1975,17 +2994,19 @@
               <w:pStyle w:val="Tabletext"/>
               <w:jc w:val="center"/>
               <w:rPr>
-                <w:rFonts w:asciiTheme="majorHAnsi" w:eastAsiaTheme="majorEastAsia" w:hAnsiTheme="majorHAnsi" w:cstheme="majorBidi"/>
-                <w:sz w:val="21"/>
-                <w:szCs w:val="21"/>
-                <w:lang w:val="pt-BR"/>
-              </w:rPr>
-            </w:pPr>
-            <w:r>
-              <w:rPr>
-                <w:rFonts w:asciiTheme="majorHAnsi" w:eastAsiaTheme="majorEastAsia" w:hAnsiTheme="majorHAnsi" w:cstheme="majorBidi"/>
-                <w:sz w:val="21"/>
-                <w:szCs w:val="21"/>
+                <w:rFonts w:ascii="Calibri" w:hAnsi="Calibri" w:eastAsia="Calibri" w:cs="Calibri" w:asciiTheme="majorAscii" w:hAnsiTheme="majorAscii" w:eastAsiaTheme="majorAscii" w:cstheme="majorAscii"/>
+                <w:sz w:val="21"/>
+                <w:szCs w:val="21"/>
+                <w:highlight w:val="yellow"/>
+                <w:lang w:val="pt-BR"/>
+              </w:rPr>
+            </w:pPr>
+            <w:r>
+              <w:rPr>
+                <w:rFonts w:ascii="Calibri" w:hAnsi="Calibri" w:eastAsia="Calibri" w:cs="Calibri" w:asciiTheme="majorAscii" w:hAnsiTheme="majorAscii" w:eastAsiaTheme="majorAscii" w:cstheme="majorAscii"/>
+                <w:sz w:val="21"/>
+                <w:szCs w:val="21"/>
+                <w:highlight w:val="yellow"/>
                 <w:lang w:val="pt-BR"/>
               </w:rPr>
               <w:t>Completou com dificuldade ou ajuda</w:t>
@@ -1996,7 +3017,7 @@
               <w:pStyle w:val="Tabletext"/>
               <w:jc w:val="center"/>
               <w:rPr>
-                <w:rFonts w:asciiTheme="majorHAnsi" w:eastAsiaTheme="majorEastAsia" w:hAnsiTheme="majorHAnsi" w:cstheme="majorBidi"/>
+                <w:rFonts w:ascii="Calibri" w:hAnsi="Calibri" w:eastAsia="Calibri" w:cs="Calibri" w:asciiTheme="majorAscii" w:hAnsiTheme="majorAscii" w:eastAsiaTheme="majorAscii" w:cstheme="majorAscii"/>
                 <w:sz w:val="21"/>
                 <w:szCs w:val="21"/>
                 <w:lang w:val="pt-BR"/>
@@ -2008,49 +3029,82 @@
               <w:pStyle w:val="Tabletext"/>
               <w:jc w:val="center"/>
               <w:rPr>
-                <w:rFonts w:asciiTheme="majorHAnsi" w:eastAsiaTheme="majorEastAsia" w:hAnsiTheme="majorHAnsi" w:cstheme="majorBidi"/>
-                <w:sz w:val="21"/>
-                <w:szCs w:val="21"/>
-                <w:lang w:val="pt-BR"/>
-              </w:rPr>
-            </w:pPr>
+                <w:rFonts w:ascii="Calibri" w:hAnsi="Calibri" w:eastAsia="Calibri" w:cs="Calibri" w:asciiTheme="majorAscii" w:hAnsiTheme="majorAscii" w:eastAsiaTheme="majorAscii" w:cstheme="majorAscii"/>
+                <w:sz w:val="21"/>
+                <w:szCs w:val="21"/>
+                <w:lang w:val="pt-BR"/>
+              </w:rPr>
+            </w:pPr>
+            <w:r>
+              <w:rPr>
+                <w:rFonts w:ascii="Calibri" w:hAnsi="Calibri" w:eastAsia="Calibri" w:cs="Calibri" w:asciiTheme="majorAscii" w:hAnsiTheme="majorAscii" w:eastAsiaTheme="majorAscii" w:cstheme="majorAscii"/>
+                <w:sz w:val="21"/>
+                <w:szCs w:val="21"/>
+                <w:lang w:val="pt-BR"/>
+              </w:rPr>
+              <w:t>2</w:t>
+            </w:r>
+          </w:p>
+          <w:p>
+            <w:pPr>
+              <w:pStyle w:val="Tabletext"/>
+              <w:jc w:val="center"/>
+              <w:rPr>
+                <w:rFonts w:ascii="Calibri" w:hAnsi="Calibri" w:eastAsia="Calibri" w:cs="Calibri" w:asciiTheme="majorAscii" w:hAnsiTheme="majorAscii" w:eastAsiaTheme="majorAscii" w:cstheme="majorAscii"/>
+                <w:sz w:val="21"/>
+                <w:szCs w:val="21"/>
+                <w:lang w:val="pt-BR"/>
+              </w:rPr>
+            </w:pPr>
+            <w:r>
+              <w:rPr>
+                <w:rFonts w:ascii="Calibri" w:hAnsi="Calibri" w:eastAsia="Calibri" w:cs="Calibri" w:asciiTheme="majorAscii" w:hAnsiTheme="majorAscii" w:eastAsiaTheme="majorAscii" w:cstheme="majorAscii"/>
+                <w:sz w:val="21"/>
+                <w:szCs w:val="21"/>
+                <w:lang w:val="pt-BR"/>
+              </w:rPr>
+              <w:t>Completou facilmente</w:t>
+            </w:r>
           </w:p>
         </w:tc>
         <w:tc>
           <w:tcPr>
             <w:tcW w:w="4943" w:type="dxa"/>
             <w:tcBorders>
-              <w:top w:val="single" w:sz="4" w:space="0" w:color="00000A"/>
-              <w:left w:val="single" w:sz="4" w:space="0" w:color="00000A"/>
-              <w:bottom w:val="single" w:sz="4" w:space="0" w:color="00000A"/>
-              <w:right w:val="single" w:sz="4" w:space="0" w:color="00000A"/>
+              <w:top w:val="single" w:color="00000A" w:sz="4" w:space="0"/>
+              <w:left w:val="single" w:color="00000A" w:sz="4" w:space="0"/>
+              <w:bottom w:val="single" w:color="00000A" w:sz="4" w:space="0"/>
+              <w:right w:val="single" w:color="00000A" w:sz="4" w:space="0"/>
             </w:tcBorders>
             <w:shd w:val="clear" w:color="auto" w:fill="FFFFFF" w:themeFill="background1"/>
+            <w:tcMar/>
           </w:tcPr>
           <w:p>
             <w:pPr>
               <w:pStyle w:val="Tabletext"/>
               <w:rPr>
-                <w:rFonts w:asciiTheme="majorHAnsi" w:eastAsiaTheme="majorEastAsia" w:hAnsiTheme="majorHAnsi" w:cstheme="majorBidi"/>
-                <w:sz w:val="21"/>
-                <w:szCs w:val="21"/>
-                <w:lang w:val="pt-BR"/>
-              </w:rPr>
-            </w:pPr>
-          </w:p>
-          <w:p>
-            <w:pPr>
-              <w:pStyle w:val="Tabletext"/>
-              <w:rPr>
-                <w:rFonts w:asciiTheme="majorHAnsi" w:eastAsiaTheme="majorEastAsia" w:hAnsiTheme="majorHAnsi" w:cstheme="majorBidi"/>
-                <w:sz w:val="21"/>
-                <w:szCs w:val="21"/>
-                <w:lang w:val="pt-BR"/>
-              </w:rPr>
-            </w:pPr>
-            <w:r>
-              <w:rPr>
-                <w:rFonts w:asciiTheme="majorHAnsi" w:eastAsiaTheme="majorEastAsia" w:hAnsiTheme="majorHAnsi" w:cstheme="majorBidi"/>
+                <w:rFonts w:ascii="Calibri" w:hAnsi="Calibri" w:eastAsia="Calibri" w:cs="Calibri" w:asciiTheme="majorAscii" w:hAnsiTheme="majorAscii" w:eastAsiaTheme="majorAscii" w:cstheme="majorAscii"/>
+                <w:sz w:val="21"/>
+                <w:szCs w:val="21"/>
+                <w:lang w:val="pt-BR"/>
+              </w:rPr>
+            </w:pPr>
+          </w:p>
+          <w:p>
+            <w:pPr>
+              <w:pStyle w:val="Tabletext"/>
+              <w:rPr>
+                <w:rFonts w:ascii="Calibri" w:hAnsi="Calibri" w:eastAsia="Calibri" w:cs="Calibri" w:asciiTheme="majorAscii" w:hAnsiTheme="majorAscii" w:eastAsiaTheme="majorAscii" w:cstheme="majorAscii"/>
+                <w:noProof w:val="0"/>
+                <w:sz w:val="21"/>
+                <w:szCs w:val="21"/>
+                <w:lang w:val="pt-BR"/>
+              </w:rPr>
+            </w:pPr>
+            <w:r>
+              <w:rPr>
+                <w:rFonts w:ascii="Calibri" w:hAnsi="Calibri" w:eastAsia="Calibri" w:cs="Calibri" w:asciiTheme="majorAscii" w:hAnsiTheme="majorAscii" w:eastAsiaTheme="majorAscii" w:cstheme="majorAscii"/>
+                <w:noProof w:val="0"/>
                 <w:sz w:val="21"/>
                 <w:szCs w:val="21"/>
                 <w:lang w:val="pt-BR"/>
@@ -2059,7 +3113,8 @@
             </w:r>
             <w:r>
               <w:rPr>
-                <w:rFonts w:asciiTheme="majorHAnsi" w:eastAsiaTheme="majorEastAsia" w:hAnsiTheme="majorHAnsi" w:cstheme="majorBidi"/>
+                <w:rFonts w:ascii="Calibri" w:hAnsi="Calibri" w:eastAsia="Calibri" w:cs="Calibri" w:asciiTheme="majorAscii" w:hAnsiTheme="majorAscii" w:eastAsiaTheme="majorAscii" w:cstheme="majorAscii"/>
+                <w:noProof w:val="0"/>
                 <w:sz w:val="21"/>
                 <w:szCs w:val="21"/>
                 <w:lang w:val="pt-BR"/>
@@ -2068,7 +3123,8 @@
             </w:r>
             <w:r>
               <w:rPr>
-                <w:rFonts w:asciiTheme="majorHAnsi" w:eastAsiaTheme="majorEastAsia" w:hAnsiTheme="majorHAnsi" w:cstheme="majorBidi"/>
+                <w:rFonts w:ascii="Calibri" w:hAnsi="Calibri" w:eastAsia="Calibri" w:cs="Calibri" w:asciiTheme="majorAscii" w:hAnsiTheme="majorAscii" w:eastAsiaTheme="majorAscii" w:cstheme="majorAscii"/>
+                <w:noProof w:val="0"/>
                 <w:sz w:val="21"/>
                 <w:szCs w:val="21"/>
                 <w:lang w:val="pt-BR"/>
@@ -2077,7 +3133,8 @@
             </w:r>
             <w:r>
               <w:rPr>
-                <w:rFonts w:asciiTheme="majorHAnsi" w:eastAsiaTheme="majorEastAsia" w:hAnsiTheme="majorHAnsi" w:cstheme="majorBidi"/>
+                <w:rFonts w:ascii="Calibri" w:hAnsi="Calibri" w:eastAsia="Calibri" w:cs="Calibri" w:asciiTheme="majorAscii" w:hAnsiTheme="majorAscii" w:eastAsiaTheme="majorAscii" w:cstheme="majorAscii"/>
+                <w:noProof w:val="0"/>
                 <w:sz w:val="21"/>
                 <w:szCs w:val="21"/>
                 <w:lang w:val="pt-BR"/>
@@ -2086,7 +3143,8 @@
             </w:r>
             <w:r>
               <w:rPr>
-                <w:rFonts w:asciiTheme="majorHAnsi" w:eastAsiaTheme="majorEastAsia" w:hAnsiTheme="majorHAnsi" w:cstheme="majorBidi"/>
+                <w:rFonts w:ascii="Calibri" w:hAnsi="Calibri" w:eastAsia="Calibri" w:cs="Calibri" w:asciiTheme="majorAscii" w:hAnsiTheme="majorAscii" w:eastAsiaTheme="majorAscii" w:cstheme="majorAscii"/>
+                <w:noProof w:val="0"/>
                 <w:sz w:val="21"/>
                 <w:szCs w:val="21"/>
                 <w:lang w:val="pt-BR"/>
@@ -2098,29 +3156,29 @@
             <w:pPr>
               <w:pStyle w:val="Tabletext"/>
               <w:rPr>
-                <w:rFonts w:asciiTheme="majorHAnsi" w:eastAsiaTheme="majorEastAsia" w:hAnsiTheme="majorHAnsi" w:cstheme="majorBidi"/>
-                <w:sz w:val="21"/>
-                <w:szCs w:val="21"/>
-                <w:lang w:val="pt-BR"/>
-              </w:rPr>
-            </w:pPr>
-          </w:p>
-          <w:p>
-            <w:pPr>
-              <w:pStyle w:val="Tabletext"/>
-              <w:rPr>
-                <w:rFonts w:asciiTheme="majorHAnsi" w:eastAsiaTheme="majorEastAsia" w:hAnsiTheme="majorHAnsi" w:cstheme="majorBidi"/>
-                <w:sz w:val="21"/>
-                <w:szCs w:val="21"/>
-                <w:lang w:val="pt-BR"/>
-              </w:rPr>
-            </w:pPr>
-          </w:p>
-          <w:p>
-            <w:pPr>
-              <w:pStyle w:val="Tabletext"/>
-              <w:rPr>
-                <w:rFonts w:asciiTheme="majorHAnsi" w:eastAsiaTheme="majorEastAsia" w:hAnsiTheme="majorHAnsi" w:cstheme="majorBidi"/>
+                <w:rFonts w:ascii="Calibri" w:hAnsi="Calibri" w:eastAsia="Calibri" w:cs="Calibri" w:asciiTheme="majorAscii" w:hAnsiTheme="majorAscii" w:eastAsiaTheme="majorAscii" w:cstheme="majorAscii"/>
+                <w:sz w:val="21"/>
+                <w:szCs w:val="21"/>
+                <w:lang w:val="pt-BR"/>
+              </w:rPr>
+            </w:pPr>
+          </w:p>
+          <w:p>
+            <w:pPr>
+              <w:pStyle w:val="Tabletext"/>
+              <w:rPr>
+                <w:rFonts w:ascii="Calibri" w:hAnsi="Calibri" w:eastAsia="Calibri" w:cs="Calibri" w:asciiTheme="majorAscii" w:hAnsiTheme="majorAscii" w:eastAsiaTheme="majorAscii" w:cstheme="majorAscii"/>
+                <w:sz w:val="21"/>
+                <w:szCs w:val="21"/>
+                <w:lang w:val="pt-BR"/>
+              </w:rPr>
+            </w:pPr>
+          </w:p>
+          <w:p>
+            <w:pPr>
+              <w:pStyle w:val="Tabletext"/>
+              <w:rPr>
+                <w:rFonts w:ascii="Calibri" w:hAnsi="Calibri" w:eastAsia="Calibri" w:cs="Calibri" w:asciiTheme="majorAscii" w:hAnsiTheme="majorAscii" w:eastAsiaTheme="majorAscii" w:cstheme="majorAscii"/>
                 <w:sz w:val="21"/>
                 <w:szCs w:val="21"/>
                 <w:lang w:val="pt-BR"/>
@@ -2134,7 +3192,7 @@
       <w:pPr>
         <w:pStyle w:val="Ttulo3"/>
         <w:rPr>
-          <w:rFonts w:asciiTheme="majorHAnsi" w:eastAsiaTheme="majorEastAsia" w:hAnsiTheme="majorHAnsi" w:cstheme="majorBidi"/>
+          <w:rFonts w:ascii="Calibri" w:hAnsi="Calibri" w:eastAsia="Calibri" w:cs="Calibri" w:asciiTheme="majorAscii" w:hAnsiTheme="majorAscii" w:eastAsiaTheme="majorAscii" w:cstheme="majorAscii"/>
           <w:sz w:val="28"/>
           <w:szCs w:val="28"/>
           <w:lang w:val="pt-BR"/>
@@ -2145,15 +3203,17 @@
       <w:pPr>
         <w:pStyle w:val="Ttulo3"/>
         <w:rPr>
-          <w:rFonts w:asciiTheme="majorHAnsi" w:eastAsiaTheme="majorEastAsia" w:hAnsiTheme="majorHAnsi" w:cstheme="majorBidi"/>
+          <w:rFonts w:ascii="Calibri" w:hAnsi="Calibri" w:eastAsia="Calibri" w:cs="Calibri" w:asciiTheme="majorAscii" w:hAnsiTheme="majorAscii" w:eastAsiaTheme="majorAscii" w:cstheme="majorAscii"/>
           <w:sz w:val="24"/>
-          <w:lang w:val="pt-BR"/>
-        </w:rPr>
-      </w:pPr>
-      <w:r>
-        <w:rPr>
-          <w:rFonts w:asciiTheme="majorHAnsi" w:eastAsiaTheme="majorEastAsia" w:hAnsiTheme="majorHAnsi" w:cstheme="majorBidi"/>
+          <w:szCs w:val="24"/>
+          <w:lang w:val="pt-BR"/>
+        </w:rPr>
+      </w:pPr>
+      <w:r>
+        <w:rPr>
+          <w:rFonts w:ascii="Calibri" w:hAnsi="Calibri" w:eastAsia="Calibri" w:cs="Calibri" w:asciiTheme="majorAscii" w:hAnsiTheme="majorAscii" w:eastAsiaTheme="majorAscii" w:cstheme="majorAscii"/>
           <w:sz w:val="24"/>
+          <w:szCs w:val="24"/>
           <w:lang w:val="pt-BR"/>
         </w:rPr>
         <w:t>Tarefa 3</w:t>
@@ -2164,7 +3224,7 @@
         <w:pStyle w:val="Recuonormal"/>
         <w:ind w:left="0"/>
         <w:rPr>
-          <w:rFonts w:asciiTheme="majorHAnsi" w:eastAsiaTheme="majorEastAsia" w:hAnsiTheme="majorHAnsi" w:cstheme="majorBidi"/>
+          <w:rFonts w:ascii="Calibri" w:hAnsi="Calibri" w:eastAsia="Calibri" w:cs="Calibri" w:asciiTheme="majorAscii" w:hAnsiTheme="majorAscii" w:eastAsiaTheme="majorAscii" w:cstheme="majorAscii"/>
           <w:sz w:val="28"/>
           <w:szCs w:val="28"/>
           <w:lang w:val="pt-BR"/>
@@ -2172,16 +3232,34 @@
       </w:pPr>
       <w:r>
         <w:rPr>
-          <w:rFonts w:asciiTheme="majorHAnsi" w:eastAsiaTheme="majorEastAsia" w:hAnsiTheme="majorHAnsi" w:cstheme="majorBidi"/>
-          <w:sz w:val="22"/>
-          <w:szCs w:val="22"/>
-          <w:lang w:val="pt-BR"/>
-        </w:rPr>
-        <w:t>Adicionar receitas sugeridas à agenda e imprimi-las</w:t>
-      </w:r>
-      <w:r>
-        <w:rPr>
-          <w:rFonts w:asciiTheme="majorHAnsi" w:eastAsiaTheme="majorEastAsia" w:hAnsiTheme="majorHAnsi" w:cstheme="majorBidi"/>
+          <w:rFonts w:ascii="Calibri" w:hAnsi="Calibri" w:eastAsia="Calibri" w:cs="Calibri" w:asciiTheme="majorAscii" w:hAnsiTheme="majorAscii" w:eastAsiaTheme="majorAscii" w:cstheme="majorAscii"/>
+          <w:sz w:val="22"/>
+          <w:szCs w:val="22"/>
+          <w:lang w:val="pt-BR"/>
+        </w:rPr>
+        <w:t xml:space="preserve">Adicionar receitas sugeridas </w:t>
+      </w:r>
+      <w:r>
+        <w:rPr>
+          <w:rFonts w:ascii="Calibri" w:hAnsi="Calibri" w:eastAsia="Calibri" w:cs="Calibri" w:asciiTheme="majorAscii" w:hAnsiTheme="majorAscii" w:eastAsiaTheme="majorAscii" w:cstheme="majorAscii"/>
+          <w:sz w:val="22"/>
+          <w:szCs w:val="22"/>
+          <w:lang w:val="pt-BR"/>
+        </w:rPr>
+        <w:t>à</w:t>
+      </w:r>
+      <w:r>
+        <w:rPr>
+          <w:rFonts w:ascii="Calibri" w:hAnsi="Calibri" w:eastAsia="Calibri" w:cs="Calibri" w:asciiTheme="majorAscii" w:hAnsiTheme="majorAscii" w:eastAsiaTheme="majorAscii" w:cstheme="majorAscii"/>
+          <w:sz w:val="22"/>
+          <w:szCs w:val="22"/>
+          <w:lang w:val="pt-BR"/>
+        </w:rPr>
+        <w:t xml:space="preserve"> agenda e imprimi-las</w:t>
+      </w:r>
+      <w:r>
+        <w:rPr>
+          <w:rFonts w:ascii="Calibri" w:hAnsi="Calibri" w:eastAsia="Calibri" w:cs="Calibri" w:asciiTheme="majorAscii" w:hAnsiTheme="majorAscii" w:eastAsiaTheme="majorAscii" w:cstheme="majorAscii"/>
           <w:sz w:val="22"/>
           <w:szCs w:val="22"/>
           <w:lang w:val="pt-BR"/>
@@ -2192,7 +3270,7 @@
     <w:p>
       <w:pPr>
         <w:rPr>
-          <w:rFonts w:asciiTheme="majorHAnsi" w:eastAsiaTheme="majorEastAsia" w:hAnsiTheme="majorHAnsi" w:cstheme="majorBidi"/>
+          <w:rFonts w:ascii="Calibri" w:hAnsi="Calibri" w:eastAsia="Calibri" w:cs="Calibri" w:asciiTheme="majorAscii" w:hAnsiTheme="majorAscii" w:eastAsiaTheme="majorAscii" w:cstheme="majorAscii"/>
           <w:sz w:val="22"/>
           <w:szCs w:val="22"/>
           <w:lang w:val="pt-BR"/>
@@ -2223,37 +3301,46 @@
           <w:tcPr>
             <w:tcW w:w="3135" w:type="dxa"/>
             <w:tcBorders>
-              <w:top w:val="single" w:sz="4" w:space="0" w:color="00000A"/>
-              <w:left w:val="single" w:sz="4" w:space="0" w:color="00000A"/>
-              <w:bottom w:val="single" w:sz="4" w:space="0" w:color="00000A"/>
-              <w:right w:val="single" w:sz="4" w:space="0" w:color="00000A"/>
+              <w:top w:val="single" w:color="00000A" w:sz="4" w:space="0"/>
+              <w:left w:val="single" w:color="00000A" w:sz="4" w:space="0"/>
+              <w:bottom w:val="single" w:color="00000A" w:sz="4" w:space="0"/>
+              <w:right w:val="single" w:color="00000A" w:sz="4" w:space="0"/>
             </w:tcBorders>
             <w:shd w:val="clear" w:color="auto" w:fill="CCFF99"/>
+            <w:tcMar/>
           </w:tcPr>
           <w:p>
             <w:pPr>
               <w:pStyle w:val="Tablecolumnheading"/>
               <w:jc w:val="center"/>
               <w:rPr>
-                <w:rFonts w:asciiTheme="majorHAnsi" w:eastAsiaTheme="majorEastAsia" w:hAnsiTheme="majorHAnsi" w:cstheme="majorBidi"/>
-                <w:sz w:val="21"/>
-                <w:szCs w:val="21"/>
-              </w:rPr>
-            </w:pPr>
-            <w:r>
-              <w:rPr>
-                <w:rFonts w:asciiTheme="majorHAnsi" w:eastAsiaTheme="majorEastAsia" w:hAnsiTheme="majorHAnsi" w:cstheme="majorBidi"/>
-                <w:sz w:val="21"/>
-                <w:szCs w:val="21"/>
-              </w:rPr>
-              <w:t>Caminhos(s)</w:t>
+                <w:rFonts w:ascii="Calibri" w:hAnsi="Calibri" w:eastAsia="Calibri" w:cs="Calibri" w:asciiTheme="majorAscii" w:hAnsiTheme="majorAscii" w:eastAsiaTheme="majorAscii" w:cstheme="majorAscii"/>
+                <w:sz w:val="21"/>
+                <w:szCs w:val="21"/>
+              </w:rPr>
+            </w:pPr>
+            <w:r>
+              <w:rPr>
+                <w:rFonts w:ascii="Calibri" w:hAnsi="Calibri" w:eastAsia="Calibri" w:cs="Calibri" w:asciiTheme="majorAscii" w:hAnsiTheme="majorAscii" w:eastAsiaTheme="majorAscii" w:cstheme="majorAscii"/>
+                <w:sz w:val="21"/>
+                <w:szCs w:val="21"/>
+              </w:rPr>
+              <w:t>Caminhos</w:t>
+            </w:r>
+            <w:r>
+              <w:rPr>
+                <w:rFonts w:ascii="Calibri" w:hAnsi="Calibri" w:eastAsia="Calibri" w:cs="Calibri" w:asciiTheme="majorAscii" w:hAnsiTheme="majorAscii" w:eastAsiaTheme="majorAscii" w:cstheme="majorAscii"/>
+                <w:sz w:val="21"/>
+                <w:szCs w:val="21"/>
+              </w:rPr>
+              <w:t>(s)</w:t>
             </w:r>
           </w:p>
           <w:p>
             <w:pPr>
               <w:pStyle w:val="Tablecolumnheading"/>
               <w:rPr>
-                <w:rFonts w:asciiTheme="majorHAnsi" w:eastAsiaTheme="majorEastAsia" w:hAnsiTheme="majorHAnsi" w:cstheme="majorBidi"/>
+                <w:rFonts w:ascii="Calibri" w:hAnsi="Calibri" w:eastAsia="Calibri" w:cs="Calibri" w:asciiTheme="majorAscii" w:hAnsiTheme="majorAscii" w:eastAsiaTheme="majorAscii" w:cstheme="majorAscii"/>
                 <w:sz w:val="21"/>
                 <w:szCs w:val="21"/>
               </w:rPr>
@@ -2264,27 +3351,28 @@
           <w:tcPr>
             <w:tcW w:w="1387" w:type="dxa"/>
             <w:tcBorders>
-              <w:top w:val="single" w:sz="4" w:space="0" w:color="00000A"/>
-              <w:left w:val="single" w:sz="4" w:space="0" w:color="00000A"/>
-              <w:bottom w:val="single" w:sz="4" w:space="0" w:color="00000A"/>
-              <w:right w:val="single" w:sz="4" w:space="0" w:color="00000A"/>
+              <w:top w:val="single" w:color="00000A" w:sz="4" w:space="0"/>
+              <w:left w:val="single" w:color="00000A" w:sz="4" w:space="0"/>
+              <w:bottom w:val="single" w:color="00000A" w:sz="4" w:space="0"/>
+              <w:right w:val="single" w:color="00000A" w:sz="4" w:space="0"/>
             </w:tcBorders>
             <w:shd w:val="clear" w:color="auto" w:fill="CCFF99"/>
+            <w:tcMar/>
           </w:tcPr>
           <w:p>
             <w:pPr>
               <w:pStyle w:val="Tablecolumnheading"/>
               <w:jc w:val="center"/>
               <w:rPr>
-                <w:rFonts w:asciiTheme="majorHAnsi" w:eastAsiaTheme="majorEastAsia" w:hAnsiTheme="majorHAnsi" w:cstheme="majorBidi"/>
-                <w:sz w:val="21"/>
-                <w:szCs w:val="21"/>
-                <w:lang w:val="pt-BR"/>
-              </w:rPr>
-            </w:pPr>
-            <w:r>
-              <w:rPr>
-                <w:rFonts w:asciiTheme="majorHAnsi" w:eastAsiaTheme="majorEastAsia" w:hAnsiTheme="majorHAnsi" w:cstheme="majorBidi"/>
+                <w:rFonts w:ascii="Calibri" w:hAnsi="Calibri" w:eastAsia="Calibri" w:cs="Calibri" w:asciiTheme="majorAscii" w:hAnsiTheme="majorAscii" w:eastAsiaTheme="majorAscii" w:cstheme="majorAscii"/>
+                <w:sz w:val="21"/>
+                <w:szCs w:val="21"/>
+                <w:lang w:val="pt-BR"/>
+              </w:rPr>
+            </w:pPr>
+            <w:r>
+              <w:rPr>
+                <w:rFonts w:ascii="Calibri" w:hAnsi="Calibri" w:eastAsia="Calibri" w:cs="Calibri" w:asciiTheme="majorAscii" w:hAnsiTheme="majorAscii" w:eastAsiaTheme="majorAscii" w:cstheme="majorAscii"/>
                 <w:sz w:val="21"/>
                 <w:szCs w:val="21"/>
                 <w:lang w:val="pt-BR"/>
@@ -2297,36 +3385,53 @@
           <w:tcPr>
             <w:tcW w:w="5116" w:type="dxa"/>
             <w:tcBorders>
-              <w:top w:val="single" w:sz="4" w:space="0" w:color="00000A"/>
-              <w:left w:val="single" w:sz="4" w:space="0" w:color="00000A"/>
-              <w:bottom w:val="single" w:sz="4" w:space="0" w:color="00000A"/>
-              <w:right w:val="single" w:sz="4" w:space="0" w:color="00000A"/>
+              <w:top w:val="single" w:color="00000A" w:sz="4" w:space="0"/>
+              <w:left w:val="single" w:color="00000A" w:sz="4" w:space="0"/>
+              <w:bottom w:val="single" w:color="00000A" w:sz="4" w:space="0"/>
+              <w:right w:val="single" w:color="00000A" w:sz="4" w:space="0"/>
             </w:tcBorders>
             <w:shd w:val="clear" w:color="auto" w:fill="CCFF99"/>
+            <w:tcMar/>
           </w:tcPr>
           <w:p>
             <w:pPr>
               <w:pStyle w:val="Tablecolumnheading"/>
               <w:rPr>
-                <w:rFonts w:asciiTheme="majorHAnsi" w:eastAsiaTheme="majorEastAsia" w:hAnsiTheme="majorHAnsi" w:cstheme="majorBidi"/>
-                <w:sz w:val="21"/>
-                <w:szCs w:val="21"/>
-              </w:rPr>
-            </w:pPr>
-            <w:r>
-              <w:rPr>
-                <w:rFonts w:asciiTheme="majorHAnsi" w:eastAsiaTheme="majorEastAsia" w:hAnsiTheme="majorHAnsi" w:cstheme="majorBidi"/>
-                <w:sz w:val="21"/>
-                <w:szCs w:val="21"/>
-              </w:rPr>
-              <w:t>Anotações / Observações</w:t>
+                <w:rFonts w:ascii="Calibri" w:hAnsi="Calibri" w:eastAsia="Calibri" w:cs="Calibri" w:asciiTheme="majorAscii" w:hAnsiTheme="majorAscii" w:eastAsiaTheme="majorAscii" w:cstheme="majorAscii"/>
+                <w:sz w:val="21"/>
+                <w:szCs w:val="21"/>
+              </w:rPr>
+            </w:pPr>
+            <w:r>
+              <w:rPr>
+                <w:rFonts w:ascii="Calibri" w:hAnsi="Calibri" w:eastAsia="Calibri" w:cs="Calibri" w:asciiTheme="majorAscii" w:hAnsiTheme="majorAscii" w:eastAsiaTheme="majorAscii" w:cstheme="majorAscii"/>
+                <w:sz w:val="21"/>
+                <w:szCs w:val="21"/>
+              </w:rPr>
+              <w:t>Anotações</w:t>
+            </w:r>
+            <w:r>
+              <w:rPr>
+                <w:rFonts w:ascii="Calibri" w:hAnsi="Calibri" w:eastAsia="Calibri" w:cs="Calibri" w:asciiTheme="majorAscii" w:hAnsiTheme="majorAscii" w:eastAsiaTheme="majorAscii" w:cstheme="majorAscii"/>
+                <w:sz w:val="21"/>
+                <w:szCs w:val="21"/>
+              </w:rPr>
+              <w:t xml:space="preserve"> / </w:t>
+            </w:r>
+            <w:r>
+              <w:rPr>
+                <w:rFonts w:ascii="Calibri" w:hAnsi="Calibri" w:eastAsia="Calibri" w:cs="Calibri" w:asciiTheme="majorAscii" w:hAnsiTheme="majorAscii" w:eastAsiaTheme="majorAscii" w:cstheme="majorAscii"/>
+                <w:sz w:val="21"/>
+                <w:szCs w:val="21"/>
+              </w:rPr>
+              <w:t>Observações</w:t>
             </w:r>
           </w:p>
           <w:p>
             <w:pPr>
               <w:pStyle w:val="Tablecolumnheading"/>
               <w:rPr>
-                <w:rFonts w:asciiTheme="majorHAnsi" w:eastAsiaTheme="majorEastAsia" w:hAnsiTheme="majorHAnsi" w:cstheme="majorBidi"/>
+                <w:rFonts w:ascii="Calibri" w:hAnsi="Calibri" w:eastAsia="Calibri" w:cs="Calibri" w:asciiTheme="majorAscii" w:hAnsiTheme="majorAscii" w:eastAsiaTheme="majorAscii" w:cstheme="majorAscii"/>
                 <w:sz w:val="21"/>
                 <w:szCs w:val="21"/>
               </w:rPr>
@@ -2344,37 +3449,38 @@
           <w:tcPr>
             <w:tcW w:w="3135" w:type="dxa"/>
             <w:tcBorders>
-              <w:top w:val="single" w:sz="4" w:space="0" w:color="00000A"/>
-              <w:left w:val="single" w:sz="4" w:space="0" w:color="00000A"/>
-              <w:bottom w:val="single" w:sz="4" w:space="0" w:color="00000A"/>
-              <w:right w:val="single" w:sz="4" w:space="0" w:color="00000A"/>
+              <w:top w:val="single" w:color="00000A" w:sz="4" w:space="0"/>
+              <w:left w:val="single" w:color="00000A" w:sz="4" w:space="0"/>
+              <w:bottom w:val="single" w:color="00000A" w:sz="4" w:space="0"/>
+              <w:right w:val="single" w:color="00000A" w:sz="4" w:space="0"/>
             </w:tcBorders>
             <w:shd w:val="clear" w:color="auto" w:fill="FFFFFF" w:themeFill="background1"/>
+            <w:tcMar/>
           </w:tcPr>
           <w:p>
             <w:pPr>
               <w:pStyle w:val="Tabletext"/>
               <w:rPr>
-                <w:rFonts w:asciiTheme="majorHAnsi" w:eastAsiaTheme="majorEastAsia" w:hAnsiTheme="majorHAnsi" w:cstheme="majorBidi"/>
-                <w:sz w:val="21"/>
-                <w:szCs w:val="21"/>
-                <w:lang w:val="pt-BR"/>
-              </w:rPr>
-            </w:pPr>
-          </w:p>
-          <w:p>
-            <w:pPr>
-              <w:pStyle w:val="Tabletext"/>
-              <w:rPr>
-                <w:rFonts w:asciiTheme="majorHAnsi" w:eastAsiaTheme="majorEastAsia" w:hAnsiTheme="majorHAnsi" w:cstheme="majorBidi"/>
-                <w:sz w:val="21"/>
-                <w:szCs w:val="21"/>
-                <w:lang w:val="pt-BR"/>
-              </w:rPr>
-            </w:pPr>
-            <w:r>
-              <w:rPr>
-                <w:rFonts w:asciiTheme="majorHAnsi" w:eastAsiaTheme="majorEastAsia" w:hAnsiTheme="majorHAnsi" w:cstheme="majorBidi"/>
+                <w:rFonts w:ascii="Calibri" w:hAnsi="Calibri" w:eastAsia="Calibri" w:cs="Calibri" w:asciiTheme="majorAscii" w:hAnsiTheme="majorAscii" w:eastAsiaTheme="majorAscii" w:cstheme="majorAscii"/>
+                <w:sz w:val="21"/>
+                <w:szCs w:val="21"/>
+                <w:lang w:val="pt-BR"/>
+              </w:rPr>
+            </w:pPr>
+          </w:p>
+          <w:p>
+            <w:pPr>
+              <w:pStyle w:val="Tabletext"/>
+              <w:rPr>
+                <w:rFonts w:ascii="Calibri" w:hAnsi="Calibri" w:eastAsia="Calibri" w:cs="Calibri" w:asciiTheme="majorAscii" w:hAnsiTheme="majorAscii" w:eastAsiaTheme="majorAscii" w:cstheme="majorAscii"/>
+                <w:sz w:val="21"/>
+                <w:szCs w:val="21"/>
+                <w:lang w:val="pt-BR"/>
+              </w:rPr>
+            </w:pPr>
+            <w:r>
+              <w:rPr>
+                <w:rFonts w:ascii="Calibri" w:hAnsi="Calibri" w:eastAsia="Calibri" w:cs="Calibri" w:asciiTheme="majorAscii" w:hAnsiTheme="majorAscii" w:eastAsiaTheme="majorAscii" w:cstheme="majorAscii"/>
                 <w:sz w:val="21"/>
                 <w:szCs w:val="21"/>
                 <w:lang w:val="pt-BR"/>
@@ -2386,15 +3492,15 @@
             <w:pPr>
               <w:pStyle w:val="Tabletext"/>
               <w:rPr>
-                <w:rFonts w:asciiTheme="majorHAnsi" w:eastAsiaTheme="majorEastAsia" w:hAnsiTheme="majorHAnsi" w:cstheme="majorBidi"/>
-                <w:sz w:val="21"/>
-                <w:szCs w:val="21"/>
-                <w:lang w:val="pt-BR"/>
-              </w:rPr>
-            </w:pPr>
-            <w:r>
-              <w:rPr>
-                <w:rFonts w:asciiTheme="majorHAnsi" w:eastAsiaTheme="majorEastAsia" w:hAnsiTheme="majorHAnsi" w:cstheme="majorBidi"/>
+                <w:rFonts w:ascii="Calibri" w:hAnsi="Calibri" w:eastAsia="Calibri" w:cs="Calibri" w:asciiTheme="majorAscii" w:hAnsiTheme="majorAscii" w:eastAsiaTheme="majorAscii" w:cstheme="majorAscii"/>
+                <w:sz w:val="21"/>
+                <w:szCs w:val="21"/>
+                <w:lang w:val="pt-BR"/>
+              </w:rPr>
+            </w:pPr>
+            <w:r>
+              <w:rPr>
+                <w:rFonts w:ascii="Calibri" w:hAnsi="Calibri" w:eastAsia="Calibri" w:cs="Calibri" w:asciiTheme="majorAscii" w:hAnsiTheme="majorAscii" w:eastAsiaTheme="majorAscii" w:cstheme="majorAscii"/>
                 <w:sz w:val="21"/>
                 <w:szCs w:val="21"/>
                 <w:lang w:val="pt-BR"/>
@@ -2406,15 +3512,15 @@
             <w:pPr>
               <w:pStyle w:val="Tabletext"/>
               <w:rPr>
-                <w:rFonts w:asciiTheme="majorHAnsi" w:eastAsiaTheme="majorEastAsia" w:hAnsiTheme="majorHAnsi" w:cstheme="majorBidi"/>
-                <w:sz w:val="21"/>
-                <w:szCs w:val="21"/>
-                <w:lang w:val="pt-BR"/>
-              </w:rPr>
-            </w:pPr>
-            <w:r>
-              <w:rPr>
-                <w:rFonts w:asciiTheme="majorHAnsi" w:eastAsiaTheme="majorEastAsia" w:hAnsiTheme="majorHAnsi" w:cstheme="majorBidi"/>
+                <w:rFonts w:ascii="Calibri" w:hAnsi="Calibri" w:eastAsia="Calibri" w:cs="Calibri" w:asciiTheme="majorAscii" w:hAnsiTheme="majorAscii" w:eastAsiaTheme="majorAscii" w:cstheme="majorAscii"/>
+                <w:sz w:val="21"/>
+                <w:szCs w:val="21"/>
+                <w:lang w:val="pt-BR"/>
+              </w:rPr>
+            </w:pPr>
+            <w:r>
+              <w:rPr>
+                <w:rFonts w:ascii="Calibri" w:hAnsi="Calibri" w:eastAsia="Calibri" w:cs="Calibri" w:asciiTheme="majorAscii" w:hAnsiTheme="majorAscii" w:eastAsiaTheme="majorAscii" w:cstheme="majorAscii"/>
                 <w:sz w:val="21"/>
                 <w:szCs w:val="21"/>
                 <w:lang w:val="pt-BR"/>
@@ -2426,15 +3532,15 @@
             <w:pPr>
               <w:pStyle w:val="Tabletext"/>
               <w:rPr>
-                <w:rFonts w:asciiTheme="majorHAnsi" w:eastAsiaTheme="majorEastAsia" w:hAnsiTheme="majorHAnsi" w:cstheme="majorBidi"/>
-                <w:sz w:val="21"/>
-                <w:szCs w:val="21"/>
-                <w:lang w:val="pt-BR"/>
-              </w:rPr>
-            </w:pPr>
-            <w:r>
-              <w:rPr>
-                <w:rFonts w:asciiTheme="majorHAnsi" w:eastAsiaTheme="majorEastAsia" w:hAnsiTheme="majorHAnsi" w:cstheme="majorBidi"/>
+                <w:rFonts w:ascii="Calibri" w:hAnsi="Calibri" w:eastAsia="Calibri" w:cs="Calibri" w:asciiTheme="majorAscii" w:hAnsiTheme="majorAscii" w:eastAsiaTheme="majorAscii" w:cstheme="majorAscii"/>
+                <w:sz w:val="21"/>
+                <w:szCs w:val="21"/>
+                <w:lang w:val="pt-BR"/>
+              </w:rPr>
+            </w:pPr>
+            <w:r>
+              <w:rPr>
+                <w:rFonts w:ascii="Calibri" w:hAnsi="Calibri" w:eastAsia="Calibri" w:cs="Calibri" w:asciiTheme="majorAscii" w:hAnsiTheme="majorAscii" w:eastAsiaTheme="majorAscii" w:cstheme="majorAscii"/>
                 <w:sz w:val="21"/>
                 <w:szCs w:val="21"/>
                 <w:lang w:val="pt-BR"/>
@@ -2446,15 +3552,15 @@
             <w:pPr>
               <w:pStyle w:val="Tabletext"/>
               <w:rPr>
-                <w:rFonts w:asciiTheme="majorHAnsi" w:eastAsiaTheme="majorEastAsia" w:hAnsiTheme="majorHAnsi" w:cstheme="majorBidi"/>
-                <w:sz w:val="21"/>
-                <w:szCs w:val="21"/>
-                <w:lang w:val="pt-BR"/>
-              </w:rPr>
-            </w:pPr>
-            <w:r>
-              <w:rPr>
-                <w:rFonts w:asciiTheme="majorHAnsi" w:eastAsiaTheme="majorEastAsia" w:hAnsiTheme="majorHAnsi" w:cstheme="majorBidi"/>
+                <w:rFonts w:ascii="Calibri" w:hAnsi="Calibri" w:eastAsia="Calibri" w:cs="Calibri" w:asciiTheme="majorAscii" w:hAnsiTheme="majorAscii" w:eastAsiaTheme="majorAscii" w:cstheme="majorAscii"/>
+                <w:sz w:val="21"/>
+                <w:szCs w:val="21"/>
+                <w:lang w:val="pt-BR"/>
+              </w:rPr>
+            </w:pPr>
+            <w:r>
+              <w:rPr>
+                <w:rFonts w:ascii="Calibri" w:hAnsi="Calibri" w:eastAsia="Calibri" w:cs="Calibri" w:asciiTheme="majorAscii" w:hAnsiTheme="majorAscii" w:eastAsiaTheme="majorAscii" w:cstheme="majorAscii"/>
                 <w:sz w:val="21"/>
                 <w:szCs w:val="21"/>
                 <w:lang w:val="pt-BR"/>
@@ -2466,15 +3572,15 @@
             <w:pPr>
               <w:pStyle w:val="Tabletext"/>
               <w:rPr>
-                <w:rFonts w:asciiTheme="majorHAnsi" w:eastAsiaTheme="majorEastAsia" w:hAnsiTheme="majorHAnsi" w:cstheme="majorBidi"/>
-                <w:sz w:val="21"/>
-                <w:szCs w:val="21"/>
-                <w:lang w:val="pt-BR"/>
-              </w:rPr>
-            </w:pPr>
-            <w:r>
-              <w:rPr>
-                <w:rFonts w:asciiTheme="majorHAnsi" w:eastAsiaTheme="majorEastAsia" w:hAnsiTheme="majorHAnsi" w:cstheme="majorBidi"/>
+                <w:rFonts w:ascii="Calibri" w:hAnsi="Calibri" w:eastAsia="Calibri" w:cs="Calibri" w:asciiTheme="majorAscii" w:hAnsiTheme="majorAscii" w:eastAsiaTheme="majorAscii" w:cstheme="majorAscii"/>
+                <w:sz w:val="21"/>
+                <w:szCs w:val="21"/>
+                <w:lang w:val="pt-BR"/>
+              </w:rPr>
+            </w:pPr>
+            <w:r>
+              <w:rPr>
+                <w:rFonts w:ascii="Calibri" w:hAnsi="Calibri" w:eastAsia="Calibri" w:cs="Calibri" w:asciiTheme="majorAscii" w:hAnsiTheme="majorAscii" w:eastAsiaTheme="majorAscii" w:cstheme="majorAscii"/>
                 <w:sz w:val="21"/>
                 <w:szCs w:val="21"/>
                 <w:lang w:val="pt-BR"/>
@@ -2486,7 +3592,7 @@
             <w:pPr>
               <w:pStyle w:val="Tabletext"/>
               <w:rPr>
-                <w:rFonts w:asciiTheme="majorHAnsi" w:eastAsiaTheme="majorEastAsia" w:hAnsiTheme="majorHAnsi" w:cstheme="majorBidi"/>
+                <w:rFonts w:ascii="Calibri" w:hAnsi="Calibri" w:eastAsia="Calibri" w:cs="Calibri" w:asciiTheme="majorAscii" w:hAnsiTheme="majorAscii" w:eastAsiaTheme="majorAscii" w:cstheme="majorAscii"/>
                 <w:sz w:val="21"/>
                 <w:szCs w:val="21"/>
                 <w:lang w:val="pt-BR"/>
@@ -2498,19 +3604,20 @@
           <w:tcPr>
             <w:tcW w:w="1387" w:type="dxa"/>
             <w:tcBorders>
-              <w:top w:val="single" w:sz="4" w:space="0" w:color="00000A"/>
-              <w:left w:val="single" w:sz="4" w:space="0" w:color="00000A"/>
-              <w:bottom w:val="single" w:sz="4" w:space="0" w:color="00000A"/>
-              <w:right w:val="single" w:sz="4" w:space="0" w:color="00000A"/>
+              <w:top w:val="single" w:color="00000A" w:sz="4" w:space="0"/>
+              <w:left w:val="single" w:color="00000A" w:sz="4" w:space="0"/>
+              <w:bottom w:val="single" w:color="00000A" w:sz="4" w:space="0"/>
+              <w:right w:val="single" w:color="00000A" w:sz="4" w:space="0"/>
             </w:tcBorders>
             <w:shd w:val="clear" w:color="auto" w:fill="FFFFFF" w:themeFill="background1"/>
+            <w:tcMar/>
           </w:tcPr>
           <w:p>
             <w:pPr>
               <w:pStyle w:val="Tabletext"/>
               <w:jc w:val="center"/>
               <w:rPr>
-                <w:rFonts w:asciiTheme="majorHAnsi" w:eastAsiaTheme="majorEastAsia" w:hAnsiTheme="majorHAnsi" w:cstheme="majorBidi"/>
+                <w:rFonts w:ascii="Calibri" w:hAnsi="Calibri" w:eastAsia="Calibri" w:cs="Calibri" w:asciiTheme="majorAscii" w:hAnsiTheme="majorAscii" w:eastAsiaTheme="majorAscii" w:cstheme="majorAscii"/>
                 <w:sz w:val="21"/>
                 <w:szCs w:val="21"/>
                 <w:lang w:val="pt-BR"/>
@@ -2522,29 +3629,73 @@
               <w:pStyle w:val="Tabletext"/>
               <w:jc w:val="center"/>
               <w:rPr>
-                <w:rFonts w:asciiTheme="majorHAnsi" w:eastAsiaTheme="majorEastAsia" w:hAnsiTheme="majorHAnsi" w:cstheme="majorBidi"/>
-                <w:sz w:val="21"/>
-                <w:szCs w:val="21"/>
-                <w:lang w:val="pt-BR"/>
-              </w:rPr>
-            </w:pPr>
+                <w:rFonts w:ascii="Calibri" w:hAnsi="Calibri" w:eastAsia="Calibri" w:cs="Calibri" w:asciiTheme="majorAscii" w:hAnsiTheme="majorAscii" w:eastAsiaTheme="majorAscii" w:cstheme="majorAscii"/>
+                <w:sz w:val="21"/>
+                <w:szCs w:val="21"/>
+                <w:lang w:val="pt-BR"/>
+              </w:rPr>
+            </w:pPr>
+            <w:r>
+              <w:rPr>
+                <w:rFonts w:ascii="Calibri" w:hAnsi="Calibri" w:eastAsia="Calibri" w:cs="Calibri" w:asciiTheme="majorAscii" w:hAnsiTheme="majorAscii" w:eastAsiaTheme="majorAscii" w:cstheme="majorAscii"/>
+                <w:sz w:val="21"/>
+                <w:szCs w:val="21"/>
+                <w:lang w:val="pt-BR"/>
+              </w:rPr>
+              <w:t>0</w:t>
+            </w:r>
           </w:p>
           <w:p>
             <w:pPr>
               <w:pStyle w:val="Tabletext"/>
               <w:jc w:val="center"/>
               <w:rPr>
-                <w:rFonts w:asciiTheme="majorHAnsi" w:eastAsiaTheme="majorEastAsia" w:hAnsiTheme="majorHAnsi" w:cstheme="majorBidi"/>
-                <w:sz w:val="21"/>
-                <w:szCs w:val="21"/>
-                <w:lang w:val="pt-BR"/>
-              </w:rPr>
-            </w:pPr>
-            <w:r>
-              <w:rPr>
-                <w:rFonts w:asciiTheme="majorHAnsi" w:eastAsiaTheme="majorEastAsia" w:hAnsiTheme="majorHAnsi" w:cstheme="majorBidi"/>
-                <w:sz w:val="21"/>
-                <w:szCs w:val="21"/>
+                <w:rFonts w:ascii="Calibri" w:hAnsi="Calibri" w:eastAsia="Calibri" w:cs="Calibri" w:asciiTheme="majorAscii" w:hAnsiTheme="majorAscii" w:eastAsiaTheme="majorAscii" w:cstheme="majorAscii"/>
+                <w:sz w:val="21"/>
+                <w:szCs w:val="21"/>
+                <w:lang w:val="pt-BR"/>
+              </w:rPr>
+            </w:pPr>
+            <w:r>
+              <w:rPr>
+                <w:rFonts w:ascii="Calibri" w:hAnsi="Calibri" w:eastAsia="Calibri" w:cs="Calibri" w:asciiTheme="majorAscii" w:hAnsiTheme="majorAscii" w:eastAsiaTheme="majorAscii" w:cstheme="majorAscii"/>
+                <w:sz w:val="21"/>
+                <w:szCs w:val="21"/>
+                <w:lang w:val="pt-BR"/>
+              </w:rPr>
+              <w:t>Não completou</w:t>
+            </w:r>
+          </w:p>
+          <w:p>
+            <w:pPr>
+              <w:pStyle w:val="Tabletext"/>
+              <w:jc w:val="center"/>
+              <w:rPr>
+                <w:rFonts w:ascii="Calibri" w:hAnsi="Calibri" w:eastAsia="Calibri" w:cs="Calibri" w:asciiTheme="majorAscii" w:hAnsiTheme="majorAscii" w:eastAsiaTheme="majorAscii" w:cstheme="majorAscii"/>
+                <w:sz w:val="21"/>
+                <w:szCs w:val="21"/>
+                <w:lang w:val="pt-BR"/>
+              </w:rPr>
+            </w:pPr>
+          </w:p>
+          <w:p>
+            <w:pPr>
+              <w:pStyle w:val="Tabletext"/>
+              <w:jc w:val="center"/>
+              <w:rPr>
+                <w:rFonts w:ascii="Calibri" w:hAnsi="Calibri" w:eastAsia="Calibri" w:cs="Calibri" w:asciiTheme="majorAscii" w:hAnsiTheme="majorAscii" w:eastAsiaTheme="majorAscii" w:cstheme="majorAscii"/>
+                <w:sz w:val="21"/>
+                <w:szCs w:val="21"/>
+                <w:highlight w:val="yellow"/>
+                <w:lang w:val="pt-BR"/>
+              </w:rPr>
+            </w:pPr>
+            <w:r>
+              <w:rPr>
+                <w:rFonts w:ascii="Calibri" w:hAnsi="Calibri" w:eastAsia="Calibri" w:cs="Calibri" w:asciiTheme="majorAscii" w:hAnsiTheme="majorAscii" w:eastAsiaTheme="majorAscii" w:cstheme="majorAscii"/>
+                <w:sz w:val="21"/>
+                <w:szCs w:val="21"/>
+                <w:highlight w:val="yellow"/>
                 <w:lang w:val="pt-BR"/>
               </w:rPr>
               <w:t>1</w:t>
@@ -2555,17 +3706,19 @@
               <w:pStyle w:val="Tabletext"/>
               <w:jc w:val="center"/>
               <w:rPr>
-                <w:rFonts w:asciiTheme="majorHAnsi" w:eastAsiaTheme="majorEastAsia" w:hAnsiTheme="majorHAnsi" w:cstheme="majorBidi"/>
-                <w:sz w:val="21"/>
-                <w:szCs w:val="21"/>
-                <w:lang w:val="pt-BR"/>
-              </w:rPr>
-            </w:pPr>
-            <w:r>
-              <w:rPr>
-                <w:rFonts w:asciiTheme="majorHAnsi" w:eastAsiaTheme="majorEastAsia" w:hAnsiTheme="majorHAnsi" w:cstheme="majorBidi"/>
-                <w:sz w:val="21"/>
-                <w:szCs w:val="21"/>
+                <w:rFonts w:ascii="Calibri" w:hAnsi="Calibri" w:eastAsia="Calibri" w:cs="Calibri" w:asciiTheme="majorAscii" w:hAnsiTheme="majorAscii" w:eastAsiaTheme="majorAscii" w:cstheme="majorAscii"/>
+                <w:sz w:val="21"/>
+                <w:szCs w:val="21"/>
+                <w:highlight w:val="yellow"/>
+                <w:lang w:val="pt-BR"/>
+              </w:rPr>
+            </w:pPr>
+            <w:r>
+              <w:rPr>
+                <w:rFonts w:ascii="Calibri" w:hAnsi="Calibri" w:eastAsia="Calibri" w:cs="Calibri" w:asciiTheme="majorAscii" w:hAnsiTheme="majorAscii" w:eastAsiaTheme="majorAscii" w:cstheme="majorAscii"/>
+                <w:sz w:val="21"/>
+                <w:szCs w:val="21"/>
+                <w:highlight w:val="yellow"/>
                 <w:lang w:val="pt-BR"/>
               </w:rPr>
               <w:t>Completou com dificuldade ou ajuda</w:t>
@@ -2576,7 +3729,7 @@
               <w:pStyle w:val="Tabletext"/>
               <w:jc w:val="center"/>
               <w:rPr>
-                <w:rFonts w:asciiTheme="majorHAnsi" w:eastAsiaTheme="majorEastAsia" w:hAnsiTheme="majorHAnsi" w:cstheme="majorBidi"/>
+                <w:rFonts w:ascii="Calibri" w:hAnsi="Calibri" w:eastAsia="Calibri" w:cs="Calibri" w:asciiTheme="majorAscii" w:hAnsiTheme="majorAscii" w:eastAsiaTheme="majorAscii" w:cstheme="majorAscii"/>
                 <w:sz w:val="21"/>
                 <w:szCs w:val="21"/>
                 <w:lang w:val="pt-BR"/>
@@ -2588,48 +3741,81 @@
               <w:pStyle w:val="Tabletext"/>
               <w:jc w:val="center"/>
               <w:rPr>
-                <w:rFonts w:asciiTheme="majorHAnsi" w:eastAsiaTheme="majorEastAsia" w:hAnsiTheme="majorHAnsi" w:cstheme="majorBidi"/>
-                <w:sz w:val="21"/>
-                <w:szCs w:val="21"/>
-                <w:lang w:val="pt-BR"/>
-              </w:rPr>
-            </w:pPr>
+                <w:rFonts w:ascii="Calibri" w:hAnsi="Calibri" w:eastAsia="Calibri" w:cs="Calibri" w:asciiTheme="majorAscii" w:hAnsiTheme="majorAscii" w:eastAsiaTheme="majorAscii" w:cstheme="majorAscii"/>
+                <w:sz w:val="21"/>
+                <w:szCs w:val="21"/>
+                <w:lang w:val="pt-BR"/>
+              </w:rPr>
+            </w:pPr>
+            <w:r>
+              <w:rPr>
+                <w:rFonts w:ascii="Calibri" w:hAnsi="Calibri" w:eastAsia="Calibri" w:cs="Calibri" w:asciiTheme="majorAscii" w:hAnsiTheme="majorAscii" w:eastAsiaTheme="majorAscii" w:cstheme="majorAscii"/>
+                <w:sz w:val="21"/>
+                <w:szCs w:val="21"/>
+                <w:lang w:val="pt-BR"/>
+              </w:rPr>
+              <w:t>2</w:t>
+            </w:r>
+          </w:p>
+          <w:p>
+            <w:pPr>
+              <w:pStyle w:val="Tabletext"/>
+              <w:jc w:val="center"/>
+              <w:rPr>
+                <w:rFonts w:ascii="Calibri" w:hAnsi="Calibri" w:eastAsia="Calibri" w:cs="Calibri" w:asciiTheme="majorAscii" w:hAnsiTheme="majorAscii" w:eastAsiaTheme="majorAscii" w:cstheme="majorAscii"/>
+                <w:sz w:val="21"/>
+                <w:szCs w:val="21"/>
+                <w:lang w:val="pt-BR"/>
+              </w:rPr>
+            </w:pPr>
+            <w:r>
+              <w:rPr>
+                <w:rFonts w:ascii="Calibri" w:hAnsi="Calibri" w:eastAsia="Calibri" w:cs="Calibri" w:asciiTheme="majorAscii" w:hAnsiTheme="majorAscii" w:eastAsiaTheme="majorAscii" w:cstheme="majorAscii"/>
+                <w:sz w:val="21"/>
+                <w:szCs w:val="21"/>
+                <w:lang w:val="pt-BR"/>
+              </w:rPr>
+              <w:t>Completou facilmente</w:t>
+            </w:r>
           </w:p>
         </w:tc>
         <w:tc>
           <w:tcPr>
             <w:tcW w:w="5116" w:type="dxa"/>
             <w:tcBorders>
-              <w:top w:val="single" w:sz="4" w:space="0" w:color="00000A"/>
-              <w:left w:val="single" w:sz="4" w:space="0" w:color="00000A"/>
-              <w:bottom w:val="single" w:sz="4" w:space="0" w:color="00000A"/>
-              <w:right w:val="single" w:sz="4" w:space="0" w:color="00000A"/>
+              <w:top w:val="single" w:color="00000A" w:sz="4" w:space="0"/>
+              <w:left w:val="single" w:color="00000A" w:sz="4" w:space="0"/>
+              <w:bottom w:val="single" w:color="00000A" w:sz="4" w:space="0"/>
+              <w:right w:val="single" w:color="00000A" w:sz="4" w:space="0"/>
             </w:tcBorders>
             <w:shd w:val="clear" w:color="auto" w:fill="FFFFFF" w:themeFill="background1"/>
+            <w:tcMar/>
           </w:tcPr>
           <w:p>
             <w:pPr>
               <w:pStyle w:val="Tabletext"/>
               <w:rPr>
-                <w:rFonts w:asciiTheme="majorHAnsi" w:eastAsiaTheme="majorEastAsia" w:hAnsiTheme="majorHAnsi" w:cstheme="majorBidi"/>
-                <w:sz w:val="21"/>
-                <w:szCs w:val="21"/>
-                <w:lang w:val="pt-BR"/>
-              </w:rPr>
-            </w:pPr>
-          </w:p>
-          <w:p>
-            <w:pPr>
-              <w:rPr>
-                <w:rFonts w:asciiTheme="majorHAnsi" w:eastAsiaTheme="majorEastAsia" w:hAnsiTheme="majorHAnsi" w:cstheme="majorBidi"/>
-                <w:sz w:val="21"/>
-                <w:szCs w:val="21"/>
-                <w:lang w:val="pt-BR"/>
-              </w:rPr>
-            </w:pPr>
-            <w:r>
-              <w:rPr>
-                <w:rFonts w:asciiTheme="majorHAnsi" w:eastAsiaTheme="majorEastAsia" w:hAnsiTheme="majorHAnsi" w:cstheme="majorBidi"/>
+                <w:rFonts w:ascii="Calibri" w:hAnsi="Calibri" w:eastAsia="Calibri" w:cs="Calibri" w:asciiTheme="majorAscii" w:hAnsiTheme="majorAscii" w:eastAsiaTheme="majorAscii" w:cstheme="majorAscii"/>
+                <w:sz w:val="21"/>
+                <w:szCs w:val="21"/>
+                <w:lang w:val="pt-BR"/>
+              </w:rPr>
+            </w:pPr>
+          </w:p>
+          <w:p>
+            <w:pPr>
+              <w:rPr>
+                <w:rFonts w:ascii="Calibri" w:hAnsi="Calibri" w:eastAsia="Calibri" w:cs="Calibri" w:asciiTheme="majorAscii" w:hAnsiTheme="majorAscii" w:eastAsiaTheme="majorAscii" w:cstheme="majorAscii"/>
+                <w:noProof w:val="0"/>
+                <w:sz w:val="21"/>
+                <w:szCs w:val="21"/>
+                <w:lang w:val="pt-BR"/>
+              </w:rPr>
+            </w:pPr>
+            <w:r>
+              <w:rPr>
+                <w:rFonts w:ascii="Calibri" w:hAnsi="Calibri" w:eastAsia="Calibri" w:cs="Calibri" w:asciiTheme="majorAscii" w:hAnsiTheme="majorAscii" w:eastAsiaTheme="majorAscii" w:cstheme="majorAscii"/>
+                <w:noProof w:val="0"/>
                 <w:sz w:val="21"/>
                 <w:szCs w:val="21"/>
                 <w:lang w:val="pt-BR"/>
@@ -2641,7 +3827,7 @@
             <w:pPr>
               <w:pStyle w:val="Tabletext"/>
               <w:rPr>
-                <w:rFonts w:asciiTheme="majorHAnsi" w:eastAsiaTheme="majorEastAsia" w:hAnsiTheme="majorHAnsi" w:cstheme="majorBidi"/>
+                <w:rFonts w:ascii="Calibri" w:hAnsi="Calibri" w:eastAsia="Calibri" w:cs="Calibri" w:asciiTheme="majorAscii" w:hAnsiTheme="majorAscii" w:eastAsiaTheme="majorAscii" w:cstheme="majorAscii"/>
                 <w:sz w:val="21"/>
                 <w:szCs w:val="21"/>
                 <w:lang w:val="pt-BR"/>
@@ -2655,9 +3841,9 @@
       <w:pPr>
         <w:pStyle w:val="Recuonormal"/>
         <w:rPr>
-          <w:rFonts w:asciiTheme="majorHAnsi" w:eastAsiaTheme="majorEastAsia" w:hAnsiTheme="majorHAnsi" w:cstheme="majorBidi"/>
-          <w:b/>
-          <w:bCs/>
+          <w:rFonts w:ascii="Calibri" w:hAnsi="Calibri" w:eastAsia="Calibri" w:cs="Calibri" w:asciiTheme="majorAscii" w:hAnsiTheme="majorAscii" w:eastAsiaTheme="majorAscii" w:cstheme="majorAscii"/>
+          <w:b w:val="1"/>
+          <w:bCs w:val="1"/>
           <w:color w:val="000000"/>
           <w:sz w:val="22"/>
           <w:szCs w:val="22"/>
@@ -2669,15 +3855,17 @@
       <w:pPr>
         <w:pStyle w:val="Ttulo3"/>
         <w:rPr>
-          <w:rFonts w:asciiTheme="majorHAnsi" w:eastAsiaTheme="majorEastAsia" w:hAnsiTheme="majorHAnsi" w:cstheme="majorBidi"/>
+          <w:rFonts w:ascii="Calibri" w:hAnsi="Calibri" w:eastAsia="Calibri" w:cs="Calibri" w:asciiTheme="majorAscii" w:hAnsiTheme="majorAscii" w:eastAsiaTheme="majorAscii" w:cstheme="majorAscii"/>
           <w:sz w:val="24"/>
-          <w:lang w:val="pt-BR"/>
-        </w:rPr>
-      </w:pPr>
-      <w:r>
-        <w:rPr>
-          <w:rFonts w:asciiTheme="majorHAnsi" w:eastAsiaTheme="majorEastAsia" w:hAnsiTheme="majorHAnsi" w:cstheme="majorBidi"/>
+          <w:szCs w:val="24"/>
+          <w:lang w:val="pt-BR"/>
+        </w:rPr>
+      </w:pPr>
+      <w:r>
+        <w:rPr>
+          <w:rFonts w:ascii="Calibri" w:hAnsi="Calibri" w:eastAsia="Calibri" w:cs="Calibri" w:asciiTheme="majorAscii" w:hAnsiTheme="majorAscii" w:eastAsiaTheme="majorAscii" w:cstheme="majorAscii"/>
           <w:sz w:val="24"/>
+          <w:szCs w:val="24"/>
           <w:lang w:val="pt-BR"/>
         </w:rPr>
         <w:t>Tarefa 4</w:t>
@@ -2688,26 +3876,44 @@
         <w:pStyle w:val="Recuonormal"/>
         <w:ind w:left="0"/>
         <w:rPr>
-          <w:rFonts w:asciiTheme="majorHAnsi" w:eastAsiaTheme="majorEastAsia" w:hAnsiTheme="majorHAnsi" w:cstheme="majorBidi"/>
-          <w:sz w:val="22"/>
-          <w:szCs w:val="22"/>
-          <w:lang w:val="pt-BR"/>
-        </w:rPr>
-      </w:pPr>
-      <w:r>
-        <w:rPr>
-          <w:rFonts w:asciiTheme="majorHAnsi" w:eastAsiaTheme="majorEastAsia" w:hAnsiTheme="majorHAnsi" w:cstheme="majorBidi"/>
-          <w:sz w:val="22"/>
-          <w:szCs w:val="22"/>
-          <w:lang w:val="pt-BR"/>
-        </w:rPr>
-        <w:t>Acessar a lista de compras e imprimi-las.</w:t>
-      </w:r>
-    </w:p>
-    <w:p>
-      <w:pPr>
-        <w:rPr>
-          <w:rFonts w:asciiTheme="majorHAnsi" w:eastAsiaTheme="majorEastAsia" w:hAnsiTheme="majorHAnsi" w:cstheme="majorBidi"/>
+          <w:rFonts w:ascii="Calibri" w:hAnsi="Calibri" w:eastAsia="Calibri" w:cs="Calibri" w:asciiTheme="majorAscii" w:hAnsiTheme="majorAscii" w:eastAsiaTheme="majorAscii" w:cstheme="majorAscii"/>
+          <w:sz w:val="22"/>
+          <w:szCs w:val="22"/>
+          <w:lang w:val="pt-BR"/>
+        </w:rPr>
+      </w:pPr>
+      <w:r>
+        <w:rPr>
+          <w:rFonts w:ascii="Calibri" w:hAnsi="Calibri" w:eastAsia="Calibri" w:cs="Calibri" w:asciiTheme="majorAscii" w:hAnsiTheme="majorAscii" w:eastAsiaTheme="majorAscii" w:cstheme="majorAscii"/>
+          <w:sz w:val="22"/>
+          <w:szCs w:val="22"/>
+          <w:lang w:val="pt-BR"/>
+        </w:rPr>
+        <w:t xml:space="preserve">Acessar a </w:t>
+      </w:r>
+      <w:r>
+        <w:rPr>
+          <w:rFonts w:ascii="Calibri" w:hAnsi="Calibri" w:eastAsia="Calibri" w:cs="Calibri" w:asciiTheme="majorAscii" w:hAnsiTheme="majorAscii" w:eastAsiaTheme="majorAscii" w:cstheme="majorAscii"/>
+          <w:sz w:val="22"/>
+          <w:szCs w:val="22"/>
+          <w:lang w:val="pt-BR"/>
+        </w:rPr>
+        <w:t>lista de compra</w:t>
+      </w:r>
+      <w:r>
+        <w:rPr>
+          <w:rFonts w:ascii="Calibri" w:hAnsi="Calibri" w:eastAsia="Calibri" w:cs="Calibri" w:asciiTheme="majorAscii" w:hAnsiTheme="majorAscii" w:eastAsiaTheme="majorAscii" w:cstheme="majorAscii"/>
+          <w:sz w:val="22"/>
+          <w:szCs w:val="22"/>
+          <w:lang w:val="pt-BR"/>
+        </w:rPr>
+        <w:t>s e imprimi-las.</w:t>
+      </w:r>
+    </w:p>
+    <w:p>
+      <w:pPr>
+        <w:rPr>
+          <w:rFonts w:ascii="Calibri" w:hAnsi="Calibri" w:eastAsia="Calibri" w:cs="Calibri" w:asciiTheme="majorAscii" w:hAnsiTheme="majorAscii" w:eastAsiaTheme="majorAscii" w:cstheme="majorAscii"/>
           <w:sz w:val="22"/>
           <w:szCs w:val="22"/>
           <w:lang w:val="pt-BR"/>
@@ -2738,37 +3944,46 @@
           <w:tcPr>
             <w:tcW w:w="3045" w:type="dxa"/>
             <w:tcBorders>
-              <w:top w:val="single" w:sz="4" w:space="0" w:color="00000A"/>
-              <w:left w:val="single" w:sz="4" w:space="0" w:color="00000A"/>
-              <w:bottom w:val="single" w:sz="4" w:space="0" w:color="00000A"/>
-              <w:right w:val="single" w:sz="4" w:space="0" w:color="00000A"/>
+              <w:top w:val="single" w:color="00000A" w:sz="4" w:space="0"/>
+              <w:left w:val="single" w:color="00000A" w:sz="4" w:space="0"/>
+              <w:bottom w:val="single" w:color="00000A" w:sz="4" w:space="0"/>
+              <w:right w:val="single" w:color="00000A" w:sz="4" w:space="0"/>
             </w:tcBorders>
             <w:shd w:val="clear" w:color="auto" w:fill="CCFF99"/>
+            <w:tcMar/>
           </w:tcPr>
           <w:p>
             <w:pPr>
               <w:pStyle w:val="Tablecolumnheading"/>
               <w:jc w:val="center"/>
               <w:rPr>
-                <w:rFonts w:asciiTheme="majorHAnsi" w:eastAsiaTheme="majorEastAsia" w:hAnsiTheme="majorHAnsi" w:cstheme="majorBidi"/>
-                <w:sz w:val="21"/>
-                <w:szCs w:val="21"/>
-              </w:rPr>
-            </w:pPr>
-            <w:r>
-              <w:rPr>
-                <w:rFonts w:asciiTheme="majorHAnsi" w:eastAsiaTheme="majorEastAsia" w:hAnsiTheme="majorHAnsi" w:cstheme="majorBidi"/>
-                <w:sz w:val="21"/>
-                <w:szCs w:val="21"/>
-              </w:rPr>
-              <w:t>Caminhos(s)</w:t>
+                <w:rFonts w:ascii="Calibri" w:hAnsi="Calibri" w:eastAsia="Calibri" w:cs="Calibri" w:asciiTheme="majorAscii" w:hAnsiTheme="majorAscii" w:eastAsiaTheme="majorAscii" w:cstheme="majorAscii"/>
+                <w:sz w:val="21"/>
+                <w:szCs w:val="21"/>
+              </w:rPr>
+            </w:pPr>
+            <w:r>
+              <w:rPr>
+                <w:rFonts w:ascii="Calibri" w:hAnsi="Calibri" w:eastAsia="Calibri" w:cs="Calibri" w:asciiTheme="majorAscii" w:hAnsiTheme="majorAscii" w:eastAsiaTheme="majorAscii" w:cstheme="majorAscii"/>
+                <w:sz w:val="21"/>
+                <w:szCs w:val="21"/>
+              </w:rPr>
+              <w:t>Caminhos</w:t>
+            </w:r>
+            <w:r>
+              <w:rPr>
+                <w:rFonts w:ascii="Calibri" w:hAnsi="Calibri" w:eastAsia="Calibri" w:cs="Calibri" w:asciiTheme="majorAscii" w:hAnsiTheme="majorAscii" w:eastAsiaTheme="majorAscii" w:cstheme="majorAscii"/>
+                <w:sz w:val="21"/>
+                <w:szCs w:val="21"/>
+              </w:rPr>
+              <w:t>(s)</w:t>
             </w:r>
           </w:p>
           <w:p>
             <w:pPr>
               <w:pStyle w:val="Tablecolumnheading"/>
               <w:rPr>
-                <w:rFonts w:asciiTheme="majorHAnsi" w:eastAsiaTheme="majorEastAsia" w:hAnsiTheme="majorHAnsi" w:cstheme="majorBidi"/>
+                <w:rFonts w:ascii="Calibri" w:hAnsi="Calibri" w:eastAsia="Calibri" w:cs="Calibri" w:asciiTheme="majorAscii" w:hAnsiTheme="majorAscii" w:eastAsiaTheme="majorAscii" w:cstheme="majorAscii"/>
                 <w:sz w:val="21"/>
                 <w:szCs w:val="21"/>
               </w:rPr>
@@ -2779,27 +3994,28 @@
           <w:tcPr>
             <w:tcW w:w="1477" w:type="dxa"/>
             <w:tcBorders>
-              <w:top w:val="single" w:sz="4" w:space="0" w:color="00000A"/>
-              <w:left w:val="single" w:sz="4" w:space="0" w:color="00000A"/>
-              <w:bottom w:val="single" w:sz="4" w:space="0" w:color="00000A"/>
-              <w:right w:val="single" w:sz="4" w:space="0" w:color="00000A"/>
+              <w:top w:val="single" w:color="00000A" w:sz="4" w:space="0"/>
+              <w:left w:val="single" w:color="00000A" w:sz="4" w:space="0"/>
+              <w:bottom w:val="single" w:color="00000A" w:sz="4" w:space="0"/>
+              <w:right w:val="single" w:color="00000A" w:sz="4" w:space="0"/>
             </w:tcBorders>
             <w:shd w:val="clear" w:color="auto" w:fill="CCFF99"/>
+            <w:tcMar/>
           </w:tcPr>
           <w:p>
             <w:pPr>
               <w:pStyle w:val="Tablecolumnheading"/>
               <w:jc w:val="center"/>
               <w:rPr>
-                <w:rFonts w:asciiTheme="majorHAnsi" w:eastAsiaTheme="majorEastAsia" w:hAnsiTheme="majorHAnsi" w:cstheme="majorBidi"/>
-                <w:sz w:val="21"/>
-                <w:szCs w:val="21"/>
-                <w:lang w:val="pt-BR"/>
-              </w:rPr>
-            </w:pPr>
-            <w:r>
-              <w:rPr>
-                <w:rFonts w:asciiTheme="majorHAnsi" w:eastAsiaTheme="majorEastAsia" w:hAnsiTheme="majorHAnsi" w:cstheme="majorBidi"/>
+                <w:rFonts w:ascii="Calibri" w:hAnsi="Calibri" w:eastAsia="Calibri" w:cs="Calibri" w:asciiTheme="majorAscii" w:hAnsiTheme="majorAscii" w:eastAsiaTheme="majorAscii" w:cstheme="majorAscii"/>
+                <w:sz w:val="21"/>
+                <w:szCs w:val="21"/>
+                <w:lang w:val="pt-BR"/>
+              </w:rPr>
+            </w:pPr>
+            <w:r>
+              <w:rPr>
+                <w:rFonts w:ascii="Calibri" w:hAnsi="Calibri" w:eastAsia="Calibri" w:cs="Calibri" w:asciiTheme="majorAscii" w:hAnsiTheme="majorAscii" w:eastAsiaTheme="majorAscii" w:cstheme="majorAscii"/>
                 <w:sz w:val="21"/>
                 <w:szCs w:val="21"/>
                 <w:lang w:val="pt-BR"/>
@@ -2812,36 +4028,53 @@
           <w:tcPr>
             <w:tcW w:w="5116" w:type="dxa"/>
             <w:tcBorders>
-              <w:top w:val="single" w:sz="4" w:space="0" w:color="00000A"/>
-              <w:left w:val="single" w:sz="4" w:space="0" w:color="00000A"/>
-              <w:bottom w:val="single" w:sz="4" w:space="0" w:color="00000A"/>
-              <w:right w:val="single" w:sz="4" w:space="0" w:color="00000A"/>
+              <w:top w:val="single" w:color="00000A" w:sz="4" w:space="0"/>
+              <w:left w:val="single" w:color="00000A" w:sz="4" w:space="0"/>
+              <w:bottom w:val="single" w:color="00000A" w:sz="4" w:space="0"/>
+              <w:right w:val="single" w:color="00000A" w:sz="4" w:space="0"/>
             </w:tcBorders>
             <w:shd w:val="clear" w:color="auto" w:fill="CCFF99"/>
+            <w:tcMar/>
           </w:tcPr>
           <w:p>
             <w:pPr>
               <w:pStyle w:val="Tablecolumnheading"/>
               <w:rPr>
-                <w:rFonts w:asciiTheme="majorHAnsi" w:eastAsiaTheme="majorEastAsia" w:hAnsiTheme="majorHAnsi" w:cstheme="majorBidi"/>
-                <w:sz w:val="21"/>
-                <w:szCs w:val="21"/>
-              </w:rPr>
-            </w:pPr>
-            <w:r>
-              <w:rPr>
-                <w:rFonts w:asciiTheme="majorHAnsi" w:eastAsiaTheme="majorEastAsia" w:hAnsiTheme="majorHAnsi" w:cstheme="majorBidi"/>
-                <w:sz w:val="21"/>
-                <w:szCs w:val="21"/>
-              </w:rPr>
-              <w:t>Anotações / Observações</w:t>
+                <w:rFonts w:ascii="Calibri" w:hAnsi="Calibri" w:eastAsia="Calibri" w:cs="Calibri" w:asciiTheme="majorAscii" w:hAnsiTheme="majorAscii" w:eastAsiaTheme="majorAscii" w:cstheme="majorAscii"/>
+                <w:sz w:val="21"/>
+                <w:szCs w:val="21"/>
+              </w:rPr>
+            </w:pPr>
+            <w:r>
+              <w:rPr>
+                <w:rFonts w:ascii="Calibri" w:hAnsi="Calibri" w:eastAsia="Calibri" w:cs="Calibri" w:asciiTheme="majorAscii" w:hAnsiTheme="majorAscii" w:eastAsiaTheme="majorAscii" w:cstheme="majorAscii"/>
+                <w:sz w:val="21"/>
+                <w:szCs w:val="21"/>
+              </w:rPr>
+              <w:t>Anotações</w:t>
+            </w:r>
+            <w:r>
+              <w:rPr>
+                <w:rFonts w:ascii="Calibri" w:hAnsi="Calibri" w:eastAsia="Calibri" w:cs="Calibri" w:asciiTheme="majorAscii" w:hAnsiTheme="majorAscii" w:eastAsiaTheme="majorAscii" w:cstheme="majorAscii"/>
+                <w:sz w:val="21"/>
+                <w:szCs w:val="21"/>
+              </w:rPr>
+              <w:t xml:space="preserve"> / </w:t>
+            </w:r>
+            <w:r>
+              <w:rPr>
+                <w:rFonts w:ascii="Calibri" w:hAnsi="Calibri" w:eastAsia="Calibri" w:cs="Calibri" w:asciiTheme="majorAscii" w:hAnsiTheme="majorAscii" w:eastAsiaTheme="majorAscii" w:cstheme="majorAscii"/>
+                <w:sz w:val="21"/>
+                <w:szCs w:val="21"/>
+              </w:rPr>
+              <w:t>Observações</w:t>
             </w:r>
           </w:p>
           <w:p>
             <w:pPr>
               <w:pStyle w:val="Tablecolumnheading"/>
               <w:rPr>
-                <w:rFonts w:asciiTheme="majorHAnsi" w:eastAsiaTheme="majorEastAsia" w:hAnsiTheme="majorHAnsi" w:cstheme="majorBidi"/>
+                <w:rFonts w:ascii="Calibri" w:hAnsi="Calibri" w:eastAsia="Calibri" w:cs="Calibri" w:asciiTheme="majorAscii" w:hAnsiTheme="majorAscii" w:eastAsiaTheme="majorAscii" w:cstheme="majorAscii"/>
                 <w:sz w:val="21"/>
                 <w:szCs w:val="21"/>
               </w:rPr>
@@ -2859,37 +4092,38 @@
           <w:tcPr>
             <w:tcW w:w="3045" w:type="dxa"/>
             <w:tcBorders>
-              <w:top w:val="single" w:sz="4" w:space="0" w:color="00000A"/>
-              <w:left w:val="single" w:sz="4" w:space="0" w:color="00000A"/>
-              <w:bottom w:val="single" w:sz="4" w:space="0" w:color="00000A"/>
-              <w:right w:val="single" w:sz="4" w:space="0" w:color="00000A"/>
+              <w:top w:val="single" w:color="00000A" w:sz="4" w:space="0"/>
+              <w:left w:val="single" w:color="00000A" w:sz="4" w:space="0"/>
+              <w:bottom w:val="single" w:color="00000A" w:sz="4" w:space="0"/>
+              <w:right w:val="single" w:color="00000A" w:sz="4" w:space="0"/>
             </w:tcBorders>
             <w:shd w:val="clear" w:color="auto" w:fill="FFFFFF" w:themeFill="background1"/>
+            <w:tcMar/>
           </w:tcPr>
           <w:p>
             <w:pPr>
               <w:pStyle w:val="Tabletext"/>
               <w:rPr>
-                <w:rFonts w:asciiTheme="majorHAnsi" w:eastAsiaTheme="majorEastAsia" w:hAnsiTheme="majorHAnsi" w:cstheme="majorBidi"/>
-                <w:sz w:val="21"/>
-                <w:szCs w:val="21"/>
-                <w:lang w:val="pt-BR"/>
-              </w:rPr>
-            </w:pPr>
-          </w:p>
-          <w:p>
-            <w:pPr>
-              <w:pStyle w:val="Tabletext"/>
-              <w:rPr>
-                <w:rFonts w:asciiTheme="majorHAnsi" w:eastAsiaTheme="majorEastAsia" w:hAnsiTheme="majorHAnsi" w:cstheme="majorBidi"/>
-                <w:sz w:val="21"/>
-                <w:szCs w:val="21"/>
-                <w:lang w:val="pt-BR"/>
-              </w:rPr>
-            </w:pPr>
-            <w:r>
-              <w:rPr>
-                <w:rFonts w:asciiTheme="majorHAnsi" w:eastAsiaTheme="majorEastAsia" w:hAnsiTheme="majorHAnsi" w:cstheme="majorBidi"/>
+                <w:rFonts w:ascii="Calibri" w:hAnsi="Calibri" w:eastAsia="Calibri" w:cs="Calibri" w:asciiTheme="majorAscii" w:hAnsiTheme="majorAscii" w:eastAsiaTheme="majorAscii" w:cstheme="majorAscii"/>
+                <w:sz w:val="21"/>
+                <w:szCs w:val="21"/>
+                <w:lang w:val="pt-BR"/>
+              </w:rPr>
+            </w:pPr>
+          </w:p>
+          <w:p>
+            <w:pPr>
+              <w:pStyle w:val="Tabletext"/>
+              <w:rPr>
+                <w:rFonts w:ascii="Calibri" w:hAnsi="Calibri" w:eastAsia="Calibri" w:cs="Calibri" w:asciiTheme="majorAscii" w:hAnsiTheme="majorAscii" w:eastAsiaTheme="majorAscii" w:cstheme="majorAscii"/>
+                <w:sz w:val="21"/>
+                <w:szCs w:val="21"/>
+                <w:lang w:val="pt-BR"/>
+              </w:rPr>
+            </w:pPr>
+            <w:r>
+              <w:rPr>
+                <w:rFonts w:ascii="Calibri" w:hAnsi="Calibri" w:eastAsia="Calibri" w:cs="Calibri" w:asciiTheme="majorAscii" w:hAnsiTheme="majorAscii" w:eastAsiaTheme="majorAscii" w:cstheme="majorAscii"/>
                 <w:sz w:val="21"/>
                 <w:szCs w:val="21"/>
                 <w:lang w:val="pt-BR"/>
@@ -2901,15 +4135,15 @@
             <w:pPr>
               <w:pStyle w:val="Tabletext"/>
               <w:rPr>
-                <w:rFonts w:asciiTheme="majorHAnsi" w:eastAsiaTheme="majorEastAsia" w:hAnsiTheme="majorHAnsi" w:cstheme="majorBidi"/>
-                <w:sz w:val="21"/>
-                <w:szCs w:val="21"/>
-                <w:lang w:val="pt-BR"/>
-              </w:rPr>
-            </w:pPr>
-            <w:r>
-              <w:rPr>
-                <w:rFonts w:asciiTheme="majorHAnsi" w:eastAsiaTheme="majorEastAsia" w:hAnsiTheme="majorHAnsi" w:cstheme="majorBidi"/>
+                <w:rFonts w:ascii="Calibri" w:hAnsi="Calibri" w:eastAsia="Calibri" w:cs="Calibri" w:asciiTheme="majorAscii" w:hAnsiTheme="majorAscii" w:eastAsiaTheme="majorAscii" w:cstheme="majorAscii"/>
+                <w:sz w:val="21"/>
+                <w:szCs w:val="21"/>
+                <w:lang w:val="pt-BR"/>
+              </w:rPr>
+            </w:pPr>
+            <w:r>
+              <w:rPr>
+                <w:rFonts w:ascii="Calibri" w:hAnsi="Calibri" w:eastAsia="Calibri" w:cs="Calibri" w:asciiTheme="majorAscii" w:hAnsiTheme="majorAscii" w:eastAsiaTheme="majorAscii" w:cstheme="majorAscii"/>
                 <w:sz w:val="21"/>
                 <w:szCs w:val="21"/>
                 <w:lang w:val="pt-BR"/>
@@ -2921,35 +4155,44 @@
             <w:pPr>
               <w:pStyle w:val="Tabletext"/>
               <w:rPr>
-                <w:rFonts w:asciiTheme="majorHAnsi" w:eastAsiaTheme="majorEastAsia" w:hAnsiTheme="majorHAnsi" w:cstheme="majorBidi"/>
-                <w:sz w:val="21"/>
-                <w:szCs w:val="21"/>
-                <w:lang w:val="pt-BR"/>
-              </w:rPr>
-            </w:pPr>
-            <w:r>
-              <w:rPr>
-                <w:rFonts w:asciiTheme="majorHAnsi" w:eastAsiaTheme="majorEastAsia" w:hAnsiTheme="majorHAnsi" w:cstheme="majorBidi"/>
-                <w:sz w:val="21"/>
-                <w:szCs w:val="21"/>
-                <w:lang w:val="pt-BR"/>
-              </w:rPr>
-              <w:t>3. Marcar os itens já adquiridos clicando nos checkboxes</w:t>
-            </w:r>
-          </w:p>
-          <w:p>
-            <w:pPr>
-              <w:pStyle w:val="Tabletext"/>
-              <w:rPr>
-                <w:rFonts w:asciiTheme="majorHAnsi" w:eastAsiaTheme="majorEastAsia" w:hAnsiTheme="majorHAnsi" w:cstheme="majorBidi"/>
-                <w:sz w:val="21"/>
-                <w:szCs w:val="21"/>
-                <w:lang w:val="pt-BR"/>
-              </w:rPr>
-            </w:pPr>
-            <w:r>
-              <w:rPr>
-                <w:rFonts w:asciiTheme="majorHAnsi" w:eastAsiaTheme="majorEastAsia" w:hAnsiTheme="majorHAnsi" w:cstheme="majorBidi"/>
+                <w:rFonts w:ascii="Calibri" w:hAnsi="Calibri" w:eastAsia="Calibri" w:cs="Calibri" w:asciiTheme="majorAscii" w:hAnsiTheme="majorAscii" w:eastAsiaTheme="majorAscii" w:cstheme="majorAscii"/>
+                <w:sz w:val="21"/>
+                <w:szCs w:val="21"/>
+                <w:lang w:val="pt-BR"/>
+              </w:rPr>
+            </w:pPr>
+            <w:r>
+              <w:rPr>
+                <w:rFonts w:ascii="Calibri" w:hAnsi="Calibri" w:eastAsia="Calibri" w:cs="Calibri" w:asciiTheme="majorAscii" w:hAnsiTheme="majorAscii" w:eastAsiaTheme="majorAscii" w:cstheme="majorAscii"/>
+                <w:sz w:val="21"/>
+                <w:szCs w:val="21"/>
+                <w:lang w:val="pt-BR"/>
+              </w:rPr>
+              <w:t xml:space="preserve">3. Marcar os itens já adquiridos clicando nos </w:t>
+            </w:r>
+            <w:r>
+              <w:rPr>
+                <w:rFonts w:ascii="Calibri" w:hAnsi="Calibri" w:eastAsia="Calibri" w:cs="Calibri" w:asciiTheme="majorAscii" w:hAnsiTheme="majorAscii" w:eastAsiaTheme="majorAscii" w:cstheme="majorAscii"/>
+                <w:sz w:val="21"/>
+                <w:szCs w:val="21"/>
+                <w:lang w:val="pt-BR"/>
+              </w:rPr>
+              <w:t>checkboxes</w:t>
+            </w:r>
+          </w:p>
+          <w:p>
+            <w:pPr>
+              <w:pStyle w:val="Tabletext"/>
+              <w:rPr>
+                <w:rFonts w:ascii="Calibri" w:hAnsi="Calibri" w:eastAsia="Calibri" w:cs="Calibri" w:asciiTheme="majorAscii" w:hAnsiTheme="majorAscii" w:eastAsiaTheme="majorAscii" w:cstheme="majorAscii"/>
+                <w:sz w:val="21"/>
+                <w:szCs w:val="21"/>
+                <w:lang w:val="pt-BR"/>
+              </w:rPr>
+            </w:pPr>
+            <w:r>
+              <w:rPr>
+                <w:rFonts w:ascii="Calibri" w:hAnsi="Calibri" w:eastAsia="Calibri" w:cs="Calibri" w:asciiTheme="majorAscii" w:hAnsiTheme="majorAscii" w:eastAsiaTheme="majorAscii" w:cstheme="majorAscii"/>
                 <w:sz w:val="21"/>
                 <w:szCs w:val="21"/>
                 <w:lang w:val="pt-BR"/>
@@ -2961,15 +4204,15 @@
             <w:pPr>
               <w:pStyle w:val="Tabletext"/>
               <w:rPr>
-                <w:rFonts w:asciiTheme="majorHAnsi" w:eastAsiaTheme="majorEastAsia" w:hAnsiTheme="majorHAnsi" w:cstheme="majorBidi"/>
-                <w:sz w:val="21"/>
-                <w:szCs w:val="21"/>
-                <w:lang w:val="pt-BR"/>
-              </w:rPr>
-            </w:pPr>
-            <w:r>
-              <w:rPr>
-                <w:rFonts w:asciiTheme="majorHAnsi" w:eastAsiaTheme="majorEastAsia" w:hAnsiTheme="majorHAnsi" w:cstheme="majorBidi"/>
+                <w:rFonts w:ascii="Calibri" w:hAnsi="Calibri" w:eastAsia="Calibri" w:cs="Calibri" w:asciiTheme="majorAscii" w:hAnsiTheme="majorAscii" w:eastAsiaTheme="majorAscii" w:cstheme="majorAscii"/>
+                <w:sz w:val="21"/>
+                <w:szCs w:val="21"/>
+                <w:lang w:val="pt-BR"/>
+              </w:rPr>
+            </w:pPr>
+            <w:r>
+              <w:rPr>
+                <w:rFonts w:ascii="Calibri" w:hAnsi="Calibri" w:eastAsia="Calibri" w:cs="Calibri" w:asciiTheme="majorAscii" w:hAnsiTheme="majorAscii" w:eastAsiaTheme="majorAscii" w:cstheme="majorAscii"/>
                 <w:sz w:val="21"/>
                 <w:szCs w:val="21"/>
                 <w:lang w:val="pt-BR"/>
@@ -2981,7 +4224,7 @@
             <w:pPr>
               <w:pStyle w:val="Tabletext"/>
               <w:rPr>
-                <w:rFonts w:asciiTheme="majorHAnsi" w:eastAsiaTheme="majorEastAsia" w:hAnsiTheme="majorHAnsi" w:cstheme="majorBidi"/>
+                <w:rFonts w:ascii="Calibri" w:hAnsi="Calibri" w:eastAsia="Calibri" w:cs="Calibri" w:asciiTheme="majorAscii" w:hAnsiTheme="majorAscii" w:eastAsiaTheme="majorAscii" w:cstheme="majorAscii"/>
                 <w:sz w:val="21"/>
                 <w:szCs w:val="21"/>
                 <w:lang w:val="pt-BR"/>
@@ -2993,19 +4236,20 @@
           <w:tcPr>
             <w:tcW w:w="1477" w:type="dxa"/>
             <w:tcBorders>
-              <w:top w:val="single" w:sz="4" w:space="0" w:color="00000A"/>
-              <w:left w:val="single" w:sz="4" w:space="0" w:color="00000A"/>
-              <w:bottom w:val="single" w:sz="4" w:space="0" w:color="00000A"/>
-              <w:right w:val="single" w:sz="4" w:space="0" w:color="00000A"/>
+              <w:top w:val="single" w:color="00000A" w:sz="4" w:space="0"/>
+              <w:left w:val="single" w:color="00000A" w:sz="4" w:space="0"/>
+              <w:bottom w:val="single" w:color="00000A" w:sz="4" w:space="0"/>
+              <w:right w:val="single" w:color="00000A" w:sz="4" w:space="0"/>
             </w:tcBorders>
             <w:shd w:val="clear" w:color="auto" w:fill="FFFFFF" w:themeFill="background1"/>
+            <w:tcMar/>
           </w:tcPr>
           <w:p>
             <w:pPr>
               <w:pStyle w:val="Tabletext"/>
               <w:jc w:val="center"/>
               <w:rPr>
-                <w:rFonts w:asciiTheme="majorHAnsi" w:eastAsiaTheme="majorEastAsia" w:hAnsiTheme="majorHAnsi" w:cstheme="majorBidi"/>
+                <w:rFonts w:ascii="Calibri" w:hAnsi="Calibri" w:eastAsia="Calibri" w:cs="Calibri" w:asciiTheme="majorAscii" w:hAnsiTheme="majorAscii" w:eastAsiaTheme="majorAscii" w:cstheme="majorAscii"/>
                 <w:sz w:val="21"/>
                 <w:szCs w:val="21"/>
                 <w:lang w:val="pt-BR"/>
@@ -3017,29 +4261,127 @@
               <w:pStyle w:val="Tabletext"/>
               <w:jc w:val="center"/>
               <w:rPr>
-                <w:rFonts w:asciiTheme="majorHAnsi" w:eastAsiaTheme="majorEastAsia" w:hAnsiTheme="majorHAnsi" w:cstheme="majorBidi"/>
-                <w:sz w:val="21"/>
-                <w:szCs w:val="21"/>
-                <w:lang w:val="pt-BR"/>
-              </w:rPr>
-            </w:pPr>
+                <w:rFonts w:ascii="Calibri" w:hAnsi="Calibri" w:eastAsia="Calibri" w:cs="Calibri" w:asciiTheme="majorAscii" w:hAnsiTheme="majorAscii" w:eastAsiaTheme="majorAscii" w:cstheme="majorAscii"/>
+                <w:sz w:val="21"/>
+                <w:szCs w:val="21"/>
+                <w:lang w:val="pt-BR"/>
+              </w:rPr>
+            </w:pPr>
+            <w:r>
+              <w:rPr>
+                <w:rFonts w:ascii="Calibri" w:hAnsi="Calibri" w:eastAsia="Calibri" w:cs="Calibri" w:asciiTheme="majorAscii" w:hAnsiTheme="majorAscii" w:eastAsiaTheme="majorAscii" w:cstheme="majorAscii"/>
+                <w:sz w:val="21"/>
+                <w:szCs w:val="21"/>
+                <w:lang w:val="pt-BR"/>
+              </w:rPr>
+              <w:t>0</w:t>
+            </w:r>
           </w:p>
           <w:p>
             <w:pPr>
               <w:pStyle w:val="Tabletext"/>
               <w:jc w:val="center"/>
               <w:rPr>
-                <w:rFonts w:asciiTheme="majorHAnsi" w:eastAsiaTheme="majorEastAsia" w:hAnsiTheme="majorHAnsi" w:cstheme="majorBidi"/>
-                <w:sz w:val="21"/>
-                <w:szCs w:val="21"/>
-                <w:lang w:val="pt-BR"/>
-              </w:rPr>
-            </w:pPr>
-            <w:r>
-              <w:rPr>
-                <w:rFonts w:asciiTheme="majorHAnsi" w:eastAsiaTheme="majorEastAsia" w:hAnsiTheme="majorHAnsi" w:cstheme="majorBidi"/>
-                <w:sz w:val="21"/>
-                <w:szCs w:val="21"/>
+                <w:rFonts w:ascii="Calibri" w:hAnsi="Calibri" w:eastAsia="Calibri" w:cs="Calibri" w:asciiTheme="majorAscii" w:hAnsiTheme="majorAscii" w:eastAsiaTheme="majorAscii" w:cstheme="majorAscii"/>
+                <w:sz w:val="21"/>
+                <w:szCs w:val="21"/>
+                <w:lang w:val="pt-BR"/>
+              </w:rPr>
+            </w:pPr>
+            <w:r>
+              <w:rPr>
+                <w:rFonts w:ascii="Calibri" w:hAnsi="Calibri" w:eastAsia="Calibri" w:cs="Calibri" w:asciiTheme="majorAscii" w:hAnsiTheme="majorAscii" w:eastAsiaTheme="majorAscii" w:cstheme="majorAscii"/>
+                <w:sz w:val="21"/>
+                <w:szCs w:val="21"/>
+                <w:lang w:val="pt-BR"/>
+              </w:rPr>
+              <w:t>Não completou</w:t>
+            </w:r>
+          </w:p>
+          <w:p>
+            <w:pPr>
+              <w:pStyle w:val="Tabletext"/>
+              <w:jc w:val="center"/>
+              <w:rPr>
+                <w:rFonts w:ascii="Calibri" w:hAnsi="Calibri" w:eastAsia="Calibri" w:cs="Calibri" w:asciiTheme="majorAscii" w:hAnsiTheme="majorAscii" w:eastAsiaTheme="majorAscii" w:cstheme="majorAscii"/>
+                <w:sz w:val="21"/>
+                <w:szCs w:val="21"/>
+                <w:lang w:val="pt-BR"/>
+              </w:rPr>
+            </w:pPr>
+          </w:p>
+          <w:p>
+            <w:pPr>
+              <w:pStyle w:val="Tabletext"/>
+              <w:jc w:val="center"/>
+              <w:rPr>
+                <w:rFonts w:ascii="Calibri" w:hAnsi="Calibri" w:eastAsia="Calibri" w:cs="Calibri" w:asciiTheme="majorAscii" w:hAnsiTheme="majorAscii" w:eastAsiaTheme="majorAscii" w:cstheme="majorAscii"/>
+                <w:sz w:val="21"/>
+                <w:szCs w:val="21"/>
+                <w:lang w:val="pt-BR"/>
+              </w:rPr>
+            </w:pPr>
+            <w:r>
+              <w:rPr>
+                <w:rFonts w:ascii="Calibri" w:hAnsi="Calibri" w:eastAsia="Calibri" w:cs="Calibri" w:asciiTheme="majorAscii" w:hAnsiTheme="majorAscii" w:eastAsiaTheme="majorAscii" w:cstheme="majorAscii"/>
+                <w:sz w:val="21"/>
+                <w:szCs w:val="21"/>
+                <w:lang w:val="pt-BR"/>
+              </w:rPr>
+              <w:t>1</w:t>
+            </w:r>
+          </w:p>
+          <w:p>
+            <w:pPr>
+              <w:pStyle w:val="Tabletext"/>
+              <w:jc w:val="center"/>
+              <w:rPr>
+                <w:rFonts w:ascii="Calibri" w:hAnsi="Calibri" w:eastAsia="Calibri" w:cs="Calibri" w:asciiTheme="majorAscii" w:hAnsiTheme="majorAscii" w:eastAsiaTheme="majorAscii" w:cstheme="majorAscii"/>
+                <w:sz w:val="21"/>
+                <w:szCs w:val="21"/>
+                <w:lang w:val="pt-BR"/>
+              </w:rPr>
+            </w:pPr>
+            <w:r>
+              <w:rPr>
+                <w:rFonts w:ascii="Calibri" w:hAnsi="Calibri" w:eastAsia="Calibri" w:cs="Calibri" w:asciiTheme="majorAscii" w:hAnsiTheme="majorAscii" w:eastAsiaTheme="majorAscii" w:cstheme="majorAscii"/>
+                <w:sz w:val="21"/>
+                <w:szCs w:val="21"/>
+                <w:lang w:val="pt-BR"/>
+              </w:rPr>
+              <w:t>Completou com dificuldade ou ajuda</w:t>
+            </w:r>
+          </w:p>
+          <w:p>
+            <w:pPr>
+              <w:pStyle w:val="Tabletext"/>
+              <w:jc w:val="center"/>
+              <w:rPr>
+                <w:rFonts w:ascii="Calibri" w:hAnsi="Calibri" w:eastAsia="Calibri" w:cs="Calibri" w:asciiTheme="majorAscii" w:hAnsiTheme="majorAscii" w:eastAsiaTheme="majorAscii" w:cstheme="majorAscii"/>
+                <w:sz w:val="21"/>
+                <w:szCs w:val="21"/>
+                <w:lang w:val="pt-BR"/>
+              </w:rPr>
+            </w:pPr>
+          </w:p>
+          <w:p>
+            <w:pPr>
+              <w:pStyle w:val="Tabletext"/>
+              <w:jc w:val="center"/>
+              <w:rPr>
+                <w:rFonts w:ascii="Calibri" w:hAnsi="Calibri" w:eastAsia="Calibri" w:cs="Calibri" w:asciiTheme="majorAscii" w:hAnsiTheme="majorAscii" w:eastAsiaTheme="majorAscii" w:cstheme="majorAscii"/>
+                <w:sz w:val="21"/>
+                <w:szCs w:val="21"/>
+                <w:highlight w:val="yellow"/>
+                <w:lang w:val="pt-BR"/>
+              </w:rPr>
+            </w:pPr>
+            <w:r>
+              <w:rPr>
+                <w:rFonts w:ascii="Calibri" w:hAnsi="Calibri" w:eastAsia="Calibri" w:cs="Calibri" w:asciiTheme="majorAscii" w:hAnsiTheme="majorAscii" w:eastAsiaTheme="majorAscii" w:cstheme="majorAscii"/>
+                <w:sz w:val="21"/>
+                <w:szCs w:val="21"/>
+                <w:highlight w:val="yellow"/>
                 <w:lang w:val="pt-BR"/>
               </w:rPr>
               <w:t>2</w:t>
@@ -3050,7 +4392,7 @@
               <w:pStyle w:val="Tabletext"/>
               <w:jc w:val="center"/>
               <w:rPr>
-                <w:rFonts w:asciiTheme="majorHAnsi" w:eastAsiaTheme="majorEastAsia" w:hAnsiTheme="majorHAnsi" w:cstheme="majorBidi"/>
+                <w:rFonts w:ascii="Calibri" w:hAnsi="Calibri" w:eastAsia="Calibri" w:cs="Calibri" w:asciiTheme="majorAscii" w:hAnsiTheme="majorAscii" w:eastAsiaTheme="majorAscii" w:cstheme="majorAscii"/>
                 <w:sz w:val="21"/>
                 <w:szCs w:val="21"/>
                 <w:highlight w:val="yellow"/>
@@ -3059,9 +4401,10 @@
             </w:pPr>
             <w:r>
               <w:rPr>
-                <w:rFonts w:asciiTheme="majorHAnsi" w:eastAsiaTheme="majorEastAsia" w:hAnsiTheme="majorHAnsi" w:cstheme="majorBidi"/>
-                <w:sz w:val="21"/>
-                <w:szCs w:val="21"/>
+                <w:rFonts w:ascii="Calibri" w:hAnsi="Calibri" w:eastAsia="Calibri" w:cs="Calibri" w:asciiTheme="majorAscii" w:hAnsiTheme="majorAscii" w:eastAsiaTheme="majorAscii" w:cstheme="majorAscii"/>
+                <w:sz w:val="21"/>
+                <w:szCs w:val="21"/>
+                <w:highlight w:val="yellow"/>
                 <w:lang w:val="pt-BR"/>
               </w:rPr>
               <w:t>Completou facilmente</w:t>
@@ -3072,38 +4415,44 @@
           <w:tcPr>
             <w:tcW w:w="5116" w:type="dxa"/>
             <w:tcBorders>
-              <w:top w:val="single" w:sz="4" w:space="0" w:color="00000A"/>
-              <w:left w:val="single" w:sz="4" w:space="0" w:color="00000A"/>
-              <w:bottom w:val="single" w:sz="4" w:space="0" w:color="00000A"/>
-              <w:right w:val="single" w:sz="4" w:space="0" w:color="00000A"/>
+              <w:top w:val="single" w:color="00000A" w:sz="4" w:space="0"/>
+              <w:left w:val="single" w:color="00000A" w:sz="4" w:space="0"/>
+              <w:bottom w:val="single" w:color="00000A" w:sz="4" w:space="0"/>
+              <w:right w:val="single" w:color="00000A" w:sz="4" w:space="0"/>
             </w:tcBorders>
             <w:shd w:val="clear" w:color="auto" w:fill="FFFFFF" w:themeFill="background1"/>
+            <w:tcMar/>
           </w:tcPr>
           <w:p>
             <w:pPr>
               <w:pStyle w:val="Tabletext"/>
               <w:rPr>
-                <w:rFonts w:asciiTheme="majorHAnsi" w:eastAsiaTheme="majorEastAsia" w:hAnsiTheme="majorHAnsi" w:cstheme="majorBidi"/>
-                <w:sz w:val="21"/>
-                <w:szCs w:val="21"/>
-                <w:lang w:val="pt-BR"/>
-              </w:rPr>
-            </w:pPr>
-          </w:p>
-          <w:p>
-            <w:pPr>
-              <w:pStyle w:val="Tabletext"/>
-              <w:spacing w:line="259" w:lineRule="auto"/>
-              <w:rPr>
-                <w:rFonts w:asciiTheme="majorHAnsi" w:eastAsiaTheme="majorEastAsia" w:hAnsiTheme="majorHAnsi" w:cstheme="majorBidi"/>
-                <w:sz w:val="21"/>
-                <w:szCs w:val="21"/>
-                <w:lang w:val="pt-BR"/>
-              </w:rPr>
-            </w:pPr>
-            <w:r>
-              <w:rPr>
-                <w:rFonts w:asciiTheme="majorHAnsi" w:eastAsiaTheme="majorEastAsia" w:hAnsiTheme="majorHAnsi" w:cstheme="majorBidi"/>
+                <w:rFonts w:ascii="Calibri" w:hAnsi="Calibri" w:eastAsia="Calibri" w:cs="Calibri" w:asciiTheme="majorAscii" w:hAnsiTheme="majorAscii" w:eastAsiaTheme="majorAscii" w:cstheme="majorAscii"/>
+                <w:sz w:val="21"/>
+                <w:szCs w:val="21"/>
+                <w:lang w:val="pt-BR"/>
+              </w:rPr>
+            </w:pPr>
+          </w:p>
+          <w:p>
+            <w:pPr>
+              <w:pStyle w:val="Tabletext"/>
+              <w:bidi w:val="0"/>
+              <w:spacing w:before="0" w:beforeAutospacing="off" w:after="0" w:afterAutospacing="off" w:line="259" w:lineRule="auto"/>
+              <w:ind w:left="0" w:right="0"/>
+              <w:jc w:val="left"/>
+              <w:rPr>
+                <w:rFonts w:ascii="Calibri" w:hAnsi="Calibri" w:eastAsia="Calibri" w:cs="Calibri" w:asciiTheme="majorAscii" w:hAnsiTheme="majorAscii" w:eastAsiaTheme="majorAscii" w:cstheme="majorAscii"/>
+                <w:noProof w:val="0"/>
+                <w:sz w:val="21"/>
+                <w:szCs w:val="21"/>
+                <w:lang w:val="pt-BR"/>
+              </w:rPr>
+            </w:pPr>
+            <w:r>
+              <w:rPr>
+                <w:rFonts w:ascii="Calibri" w:hAnsi="Calibri" w:eastAsia="Calibri" w:cs="Calibri" w:asciiTheme="majorAscii" w:hAnsiTheme="majorAscii" w:eastAsiaTheme="majorAscii" w:cstheme="majorAscii"/>
+                <w:noProof w:val="0"/>
                 <w:sz w:val="21"/>
                 <w:szCs w:val="21"/>
                 <w:lang w:val="pt-BR"/>
@@ -3115,29 +4464,29 @@
             <w:pPr>
               <w:pStyle w:val="Tabletext"/>
               <w:rPr>
-                <w:rFonts w:asciiTheme="majorHAnsi" w:eastAsiaTheme="majorEastAsia" w:hAnsiTheme="majorHAnsi" w:cstheme="majorBidi"/>
-                <w:sz w:val="21"/>
-                <w:szCs w:val="21"/>
-                <w:lang w:val="pt-BR"/>
-              </w:rPr>
-            </w:pPr>
-          </w:p>
-          <w:p>
-            <w:pPr>
-              <w:pStyle w:val="Tabletext"/>
-              <w:rPr>
-                <w:rFonts w:asciiTheme="majorHAnsi" w:eastAsiaTheme="majorEastAsia" w:hAnsiTheme="majorHAnsi" w:cstheme="majorBidi"/>
-                <w:sz w:val="21"/>
-                <w:szCs w:val="21"/>
-                <w:lang w:val="pt-BR"/>
-              </w:rPr>
-            </w:pPr>
-          </w:p>
-          <w:p>
-            <w:pPr>
-              <w:pStyle w:val="Tabletext"/>
-              <w:rPr>
-                <w:rFonts w:asciiTheme="majorHAnsi" w:eastAsiaTheme="majorEastAsia" w:hAnsiTheme="majorHAnsi" w:cstheme="majorBidi"/>
+                <w:rFonts w:ascii="Calibri" w:hAnsi="Calibri" w:eastAsia="Calibri" w:cs="Calibri" w:asciiTheme="majorAscii" w:hAnsiTheme="majorAscii" w:eastAsiaTheme="majorAscii" w:cstheme="majorAscii"/>
+                <w:sz w:val="21"/>
+                <w:szCs w:val="21"/>
+                <w:lang w:val="pt-BR"/>
+              </w:rPr>
+            </w:pPr>
+          </w:p>
+          <w:p>
+            <w:pPr>
+              <w:pStyle w:val="Tabletext"/>
+              <w:rPr>
+                <w:rFonts w:ascii="Calibri" w:hAnsi="Calibri" w:eastAsia="Calibri" w:cs="Calibri" w:asciiTheme="majorAscii" w:hAnsiTheme="majorAscii" w:eastAsiaTheme="majorAscii" w:cstheme="majorAscii"/>
+                <w:sz w:val="21"/>
+                <w:szCs w:val="21"/>
+                <w:lang w:val="pt-BR"/>
+              </w:rPr>
+            </w:pPr>
+          </w:p>
+          <w:p>
+            <w:pPr>
+              <w:pStyle w:val="Tabletext"/>
+              <w:rPr>
+                <w:rFonts w:ascii="Calibri" w:hAnsi="Calibri" w:eastAsia="Calibri" w:cs="Calibri" w:asciiTheme="majorAscii" w:hAnsiTheme="majorAscii" w:eastAsiaTheme="majorAscii" w:cstheme="majorAscii"/>
                 <w:sz w:val="21"/>
                 <w:szCs w:val="21"/>
                 <w:lang w:val="pt-BR"/>
@@ -3151,8 +4500,23 @@
       <w:pPr>
         <w:pStyle w:val="Ttulo3"/>
         <w:rPr>
-          <w:rFonts w:asciiTheme="majorHAnsi" w:eastAsiaTheme="majorEastAsia" w:hAnsiTheme="majorHAnsi" w:cstheme="majorBidi"/>
+          <w:rFonts w:ascii="Calibri" w:hAnsi="Calibri" w:eastAsia="Calibri" w:cs="Calibri" w:asciiTheme="majorAscii" w:hAnsiTheme="majorAscii" w:eastAsiaTheme="majorAscii" w:cstheme="majorAscii"/>
+          <w:b w:val="1"/>
+          <w:bCs w:val="1"/>
+          <w:color w:val="000000" w:themeColor="text1" w:themeTint="FF" w:themeShade="FF"/>
+          <w:sz w:val="22"/>
+          <w:szCs w:val="22"/>
+          <w:lang w:val="pt-BR"/>
+        </w:rPr>
+      </w:pPr>
+    </w:p>
+    <w:p>
+      <w:pPr>
+        <w:pStyle w:val="Ttulo3"/>
+        <w:rPr>
+          <w:rFonts w:ascii="Calibri" w:hAnsi="Calibri" w:eastAsia="Calibri" w:cs="Calibri" w:asciiTheme="majorAscii" w:hAnsiTheme="majorAscii" w:eastAsiaTheme="majorAscii" w:cstheme="majorAscii"/>
           <w:sz w:val="24"/>
+          <w:szCs w:val="24"/>
           <w:lang w:val="pt-BR"/>
         </w:rPr>
       </w:pPr>
@@ -3161,46 +4525,19 @@
       <w:pPr>
         <w:pStyle w:val="Ttulo3"/>
         <w:rPr>
-          <w:rFonts w:asciiTheme="majorHAnsi" w:eastAsiaTheme="majorEastAsia" w:hAnsiTheme="majorHAnsi" w:cstheme="majorBidi"/>
+          <w:rFonts w:ascii="Calibri" w:hAnsi="Calibri" w:eastAsia="Calibri" w:cs="Calibri" w:asciiTheme="majorAscii" w:hAnsiTheme="majorAscii" w:eastAsiaTheme="majorAscii" w:cstheme="majorAscii"/>
           <w:sz w:val="24"/>
-          <w:lang w:val="pt-BR"/>
-        </w:rPr>
-      </w:pPr>
-    </w:p>
-    <w:p>
-      <w:pPr>
-        <w:pStyle w:val="Ttulo3"/>
-        <w:rPr>
-          <w:rFonts w:asciiTheme="majorHAnsi" w:eastAsiaTheme="majorEastAsia" w:hAnsiTheme="majorHAnsi" w:cstheme="majorBidi"/>
+          <w:szCs w:val="24"/>
+          <w:lang w:val="pt-BR"/>
+        </w:rPr>
+      </w:pPr>
+      <w:r>
+        <w:rPr>
+          <w:rFonts w:ascii="Calibri" w:hAnsi="Calibri" w:eastAsia="Calibri" w:cs="Calibri" w:asciiTheme="majorAscii" w:hAnsiTheme="majorAscii" w:eastAsiaTheme="majorAscii" w:cstheme="majorAscii"/>
           <w:sz w:val="24"/>
-          <w:lang w:val="pt-BR"/>
-        </w:rPr>
-      </w:pPr>
-    </w:p>
-    <w:p>
-      <w:pPr>
-        <w:rPr>
-          <w:rFonts w:eastAsiaTheme="majorEastAsia"/>
-          <w:lang w:val="pt-BR"/>
-        </w:rPr>
-      </w:pPr>
-    </w:p>
-    <w:p>
-      <w:pPr>
-        <w:pStyle w:val="Ttulo3"/>
-        <w:rPr>
-          <w:rFonts w:asciiTheme="majorHAnsi" w:eastAsiaTheme="majorEastAsia" w:hAnsiTheme="majorHAnsi" w:cstheme="majorBidi"/>
-          <w:sz w:val="24"/>
-          <w:lang w:val="pt-BR"/>
-        </w:rPr>
-      </w:pPr>
-      <w:r>
-        <w:rPr>
-          <w:rFonts w:asciiTheme="majorHAnsi" w:eastAsiaTheme="majorEastAsia" w:hAnsiTheme="majorHAnsi" w:cstheme="majorBidi"/>
-          <w:sz w:val="24"/>
-          <w:lang w:val="pt-BR"/>
-        </w:rPr>
-        <w:lastRenderedPageBreak/>
+          <w:szCs w:val="24"/>
+          <w:lang w:val="pt-BR"/>
+        </w:rPr>
         <w:t>Tarefa 5</w:t>
       </w:r>
     </w:p>
@@ -3209,15 +4546,15 @@
         <w:pStyle w:val="Recuonormal"/>
         <w:ind w:left="0"/>
         <w:rPr>
-          <w:rFonts w:asciiTheme="majorHAnsi" w:eastAsiaTheme="majorEastAsia" w:hAnsiTheme="majorHAnsi" w:cstheme="majorBidi"/>
-          <w:sz w:val="22"/>
-          <w:szCs w:val="22"/>
-          <w:lang w:val="pt-BR"/>
-        </w:rPr>
-      </w:pPr>
-      <w:r>
-        <w:rPr>
-          <w:rFonts w:asciiTheme="majorHAnsi" w:eastAsiaTheme="majorEastAsia" w:hAnsiTheme="majorHAnsi" w:cstheme="majorBidi"/>
+          <w:rFonts w:ascii="Calibri" w:hAnsi="Calibri" w:eastAsia="Calibri" w:cs="Calibri" w:asciiTheme="majorAscii" w:hAnsiTheme="majorAscii" w:eastAsiaTheme="majorAscii" w:cstheme="majorAscii"/>
+          <w:sz w:val="22"/>
+          <w:szCs w:val="22"/>
+          <w:lang w:val="pt-BR"/>
+        </w:rPr>
+      </w:pPr>
+      <w:r>
+        <w:rPr>
+          <w:rFonts w:ascii="Calibri" w:hAnsi="Calibri" w:eastAsia="Calibri" w:cs="Calibri" w:asciiTheme="majorAscii" w:hAnsiTheme="majorAscii" w:eastAsiaTheme="majorAscii" w:cstheme="majorAscii"/>
           <w:sz w:val="22"/>
           <w:szCs w:val="22"/>
           <w:lang w:val="pt-BR"/>
@@ -3228,7 +4565,7 @@
     <w:p>
       <w:pPr>
         <w:rPr>
-          <w:rFonts w:asciiTheme="majorHAnsi" w:eastAsiaTheme="majorEastAsia" w:hAnsiTheme="majorHAnsi" w:cstheme="majorBidi"/>
+          <w:rFonts w:ascii="Calibri" w:hAnsi="Calibri" w:eastAsia="Calibri" w:cs="Calibri" w:asciiTheme="majorAscii" w:hAnsiTheme="majorAscii" w:eastAsiaTheme="majorAscii" w:cstheme="majorAscii"/>
           <w:sz w:val="22"/>
           <w:szCs w:val="22"/>
           <w:lang w:val="pt-BR"/>
@@ -3245,8 +4582,8 @@
         <w:tblLook w:val="04A0" w:firstRow="1" w:lastRow="0" w:firstColumn="1" w:lastColumn="0" w:noHBand="0" w:noVBand="1"/>
       </w:tblPr>
       <w:tblGrid>
-        <w:gridCol w:w="2660"/>
-        <w:gridCol w:w="1862"/>
+        <w:gridCol w:w="3270"/>
+        <w:gridCol w:w="1252"/>
         <w:gridCol w:w="5116"/>
       </w:tblGrid>
       <w:tr>
@@ -3257,38 +4594,37 @@
         </w:trPr>
         <w:tc>
           <w:tcPr>
-            <w:tcW w:w="2660" w:type="dxa"/>
+            <w:tcW w:w="3270" w:type="dxa"/>
             <w:tcBorders>
-              <w:top w:val="single" w:sz="4" w:space="0" w:color="00000A"/>
-              <w:left w:val="single" w:sz="4" w:space="0" w:color="00000A"/>
-              <w:bottom w:val="single" w:sz="4" w:space="0" w:color="00000A"/>
-              <w:right w:val="single" w:sz="4" w:space="0" w:color="00000A"/>
+              <w:top w:val="single" w:color="00000A" w:sz="4" w:space="0"/>
+              <w:left w:val="single" w:color="00000A" w:sz="4" w:space="0"/>
+              <w:bottom w:val="single" w:color="00000A" w:sz="4" w:space="0"/>
+              <w:right w:val="single" w:color="00000A" w:sz="4" w:space="0"/>
             </w:tcBorders>
             <w:shd w:val="clear" w:color="auto" w:fill="CCFF99"/>
+            <w:tcMar/>
           </w:tcPr>
           <w:p>
             <w:pPr>
               <w:pStyle w:val="Tablecolumnheading"/>
               <w:jc w:val="center"/>
               <w:rPr>
-                <w:rFonts w:asciiTheme="majorHAnsi" w:eastAsiaTheme="majorEastAsia" w:hAnsiTheme="majorHAnsi" w:cstheme="majorBidi"/>
-                <w:sz w:val="21"/>
-                <w:szCs w:val="21"/>
-              </w:rPr>
-            </w:pPr>
-            <w:proofErr w:type="spellStart"/>
-            <w:r>
-              <w:rPr>
-                <w:rFonts w:asciiTheme="majorHAnsi" w:eastAsiaTheme="majorEastAsia" w:hAnsiTheme="majorHAnsi" w:cstheme="majorBidi"/>
+                <w:rFonts w:ascii="Calibri" w:hAnsi="Calibri" w:eastAsia="Calibri" w:cs="Calibri" w:asciiTheme="majorAscii" w:hAnsiTheme="majorAscii" w:eastAsiaTheme="majorAscii" w:cstheme="majorAscii"/>
+                <w:sz w:val="21"/>
+                <w:szCs w:val="21"/>
+              </w:rPr>
+            </w:pPr>
+            <w:r>
+              <w:rPr>
+                <w:rFonts w:ascii="Calibri" w:hAnsi="Calibri" w:eastAsia="Calibri" w:cs="Calibri" w:asciiTheme="majorAscii" w:hAnsiTheme="majorAscii" w:eastAsiaTheme="majorAscii" w:cstheme="majorAscii"/>
                 <w:sz w:val="21"/>
                 <w:szCs w:val="21"/>
               </w:rPr>
               <w:t>Caminhos</w:t>
             </w:r>
-            <w:proofErr w:type="spellEnd"/>
-            <w:r>
-              <w:rPr>
-                <w:rFonts w:asciiTheme="majorHAnsi" w:eastAsiaTheme="majorEastAsia" w:hAnsiTheme="majorHAnsi" w:cstheme="majorBidi"/>
+            <w:r>
+              <w:rPr>
+                <w:rFonts w:ascii="Calibri" w:hAnsi="Calibri" w:eastAsia="Calibri" w:cs="Calibri" w:asciiTheme="majorAscii" w:hAnsiTheme="majorAscii" w:eastAsiaTheme="majorAscii" w:cstheme="majorAscii"/>
                 <w:sz w:val="21"/>
                 <w:szCs w:val="21"/>
               </w:rPr>
@@ -3299,7 +4635,7 @@
             <w:pPr>
               <w:pStyle w:val="Tablecolumnheading"/>
               <w:rPr>
-                <w:rFonts w:asciiTheme="majorHAnsi" w:eastAsiaTheme="majorEastAsia" w:hAnsiTheme="majorHAnsi" w:cstheme="majorBidi"/>
+                <w:rFonts w:ascii="Calibri" w:hAnsi="Calibri" w:eastAsia="Calibri" w:cs="Calibri" w:asciiTheme="majorAscii" w:hAnsiTheme="majorAscii" w:eastAsiaTheme="majorAscii" w:cstheme="majorAscii"/>
                 <w:sz w:val="21"/>
                 <w:szCs w:val="21"/>
               </w:rPr>
@@ -3308,29 +4644,30 @@
         </w:tc>
         <w:tc>
           <w:tcPr>
-            <w:tcW w:w="1862" w:type="dxa"/>
+            <w:tcW w:w="1252" w:type="dxa"/>
             <w:tcBorders>
-              <w:top w:val="single" w:sz="4" w:space="0" w:color="00000A"/>
-              <w:left w:val="single" w:sz="4" w:space="0" w:color="00000A"/>
-              <w:bottom w:val="single" w:sz="4" w:space="0" w:color="00000A"/>
-              <w:right w:val="single" w:sz="4" w:space="0" w:color="00000A"/>
+              <w:top w:val="single" w:color="00000A" w:sz="4" w:space="0"/>
+              <w:left w:val="single" w:color="00000A" w:sz="4" w:space="0"/>
+              <w:bottom w:val="single" w:color="00000A" w:sz="4" w:space="0"/>
+              <w:right w:val="single" w:color="00000A" w:sz="4" w:space="0"/>
             </w:tcBorders>
             <w:shd w:val="clear" w:color="auto" w:fill="CCFF99"/>
+            <w:tcMar/>
           </w:tcPr>
           <w:p>
             <w:pPr>
               <w:pStyle w:val="Tablecolumnheading"/>
               <w:jc w:val="center"/>
               <w:rPr>
-                <w:rFonts w:asciiTheme="majorHAnsi" w:eastAsiaTheme="majorEastAsia" w:hAnsiTheme="majorHAnsi" w:cstheme="majorBidi"/>
-                <w:sz w:val="21"/>
-                <w:szCs w:val="21"/>
-                <w:lang w:val="pt-BR"/>
-              </w:rPr>
-            </w:pPr>
-            <w:r>
-              <w:rPr>
-                <w:rFonts w:asciiTheme="majorHAnsi" w:eastAsiaTheme="majorEastAsia" w:hAnsiTheme="majorHAnsi" w:cstheme="majorBidi"/>
+                <w:rFonts w:ascii="Calibri" w:hAnsi="Calibri" w:eastAsia="Calibri" w:cs="Calibri" w:asciiTheme="majorAscii" w:hAnsiTheme="majorAscii" w:eastAsiaTheme="majorAscii" w:cstheme="majorAscii"/>
+                <w:sz w:val="21"/>
+                <w:szCs w:val="21"/>
+                <w:lang w:val="pt-BR"/>
+              </w:rPr>
+            </w:pPr>
+            <w:r>
+              <w:rPr>
+                <w:rFonts w:ascii="Calibri" w:hAnsi="Calibri" w:eastAsia="Calibri" w:cs="Calibri" w:asciiTheme="majorAscii" w:hAnsiTheme="majorAscii" w:eastAsiaTheme="majorAscii" w:cstheme="majorAscii"/>
                 <w:sz w:val="21"/>
                 <w:szCs w:val="21"/>
                 <w:lang w:val="pt-BR"/>
@@ -3343,36 +4680,53 @@
           <w:tcPr>
             <w:tcW w:w="5116" w:type="dxa"/>
             <w:tcBorders>
-              <w:top w:val="single" w:sz="4" w:space="0" w:color="00000A"/>
-              <w:left w:val="single" w:sz="4" w:space="0" w:color="00000A"/>
-              <w:bottom w:val="single" w:sz="4" w:space="0" w:color="00000A"/>
-              <w:right w:val="single" w:sz="4" w:space="0" w:color="00000A"/>
+              <w:top w:val="single" w:color="00000A" w:sz="4" w:space="0"/>
+              <w:left w:val="single" w:color="00000A" w:sz="4" w:space="0"/>
+              <w:bottom w:val="single" w:color="00000A" w:sz="4" w:space="0"/>
+              <w:right w:val="single" w:color="00000A" w:sz="4" w:space="0"/>
             </w:tcBorders>
             <w:shd w:val="clear" w:color="auto" w:fill="CCFF99"/>
+            <w:tcMar/>
           </w:tcPr>
           <w:p>
             <w:pPr>
               <w:pStyle w:val="Tablecolumnheading"/>
               <w:rPr>
-                <w:rFonts w:asciiTheme="majorHAnsi" w:eastAsiaTheme="majorEastAsia" w:hAnsiTheme="majorHAnsi" w:cstheme="majorBidi"/>
-                <w:sz w:val="21"/>
-                <w:szCs w:val="21"/>
-              </w:rPr>
-            </w:pPr>
-            <w:r>
-              <w:rPr>
-                <w:rFonts w:asciiTheme="majorHAnsi" w:eastAsiaTheme="majorEastAsia" w:hAnsiTheme="majorHAnsi" w:cstheme="majorBidi"/>
-                <w:sz w:val="21"/>
-                <w:szCs w:val="21"/>
-              </w:rPr>
-              <w:t>Anotações / Observações</w:t>
+                <w:rFonts w:ascii="Calibri" w:hAnsi="Calibri" w:eastAsia="Calibri" w:cs="Calibri" w:asciiTheme="majorAscii" w:hAnsiTheme="majorAscii" w:eastAsiaTheme="majorAscii" w:cstheme="majorAscii"/>
+                <w:sz w:val="21"/>
+                <w:szCs w:val="21"/>
+              </w:rPr>
+            </w:pPr>
+            <w:r>
+              <w:rPr>
+                <w:rFonts w:ascii="Calibri" w:hAnsi="Calibri" w:eastAsia="Calibri" w:cs="Calibri" w:asciiTheme="majorAscii" w:hAnsiTheme="majorAscii" w:eastAsiaTheme="majorAscii" w:cstheme="majorAscii"/>
+                <w:sz w:val="21"/>
+                <w:szCs w:val="21"/>
+              </w:rPr>
+              <w:t>Anotações</w:t>
+            </w:r>
+            <w:r>
+              <w:rPr>
+                <w:rFonts w:ascii="Calibri" w:hAnsi="Calibri" w:eastAsia="Calibri" w:cs="Calibri" w:asciiTheme="majorAscii" w:hAnsiTheme="majorAscii" w:eastAsiaTheme="majorAscii" w:cstheme="majorAscii"/>
+                <w:sz w:val="21"/>
+                <w:szCs w:val="21"/>
+              </w:rPr>
+              <w:t xml:space="preserve"> / </w:t>
+            </w:r>
+            <w:r>
+              <w:rPr>
+                <w:rFonts w:ascii="Calibri" w:hAnsi="Calibri" w:eastAsia="Calibri" w:cs="Calibri" w:asciiTheme="majorAscii" w:hAnsiTheme="majorAscii" w:eastAsiaTheme="majorAscii" w:cstheme="majorAscii"/>
+                <w:sz w:val="21"/>
+                <w:szCs w:val="21"/>
+              </w:rPr>
+              <w:t>Observações</w:t>
             </w:r>
           </w:p>
           <w:p>
             <w:pPr>
               <w:pStyle w:val="Tablecolumnheading"/>
               <w:rPr>
-                <w:rFonts w:asciiTheme="majorHAnsi" w:eastAsiaTheme="majorEastAsia" w:hAnsiTheme="majorHAnsi" w:cstheme="majorBidi"/>
+                <w:rFonts w:ascii="Calibri" w:hAnsi="Calibri" w:eastAsia="Calibri" w:cs="Calibri" w:asciiTheme="majorAscii" w:hAnsiTheme="majorAscii" w:eastAsiaTheme="majorAscii" w:cstheme="majorAscii"/>
                 <w:sz w:val="21"/>
                 <w:szCs w:val="21"/>
               </w:rPr>
@@ -3388,22 +4742,23 @@
         </w:trPr>
         <w:tc>
           <w:tcPr>
-            <w:tcW w:w="2660" w:type="dxa"/>
+            <w:tcW w:w="3270" w:type="dxa"/>
             <w:tcBorders>
-              <w:top w:val="single" w:sz="4" w:space="0" w:color="00000A"/>
-              <w:left w:val="single" w:sz="4" w:space="0" w:color="00000A"/>
-              <w:bottom w:val="single" w:sz="4" w:space="0" w:color="00000A"/>
-              <w:right w:val="single" w:sz="4" w:space="0" w:color="00000A"/>
+              <w:top w:val="single" w:color="00000A" w:sz="4" w:space="0"/>
+              <w:left w:val="single" w:color="00000A" w:sz="4" w:space="0"/>
+              <w:bottom w:val="single" w:color="00000A" w:sz="4" w:space="0"/>
+              <w:right w:val="single" w:color="00000A" w:sz="4" w:space="0"/>
             </w:tcBorders>
             <w:shd w:val="clear" w:color="auto" w:fill="FFFFFF" w:themeFill="background1"/>
+            <w:tcMar/>
           </w:tcPr>
           <w:p>
             <w:pPr>
               <w:pStyle w:val="Tabletext"/>
               <w:rPr>
-                <w:rFonts w:asciiTheme="majorHAnsi" w:eastAsiaTheme="majorEastAsia" w:hAnsiTheme="majorHAnsi" w:cstheme="majorBidi"/>
-                <w:b/>
-                <w:bCs/>
+                <w:rFonts w:ascii="Calibri" w:hAnsi="Calibri" w:eastAsia="Calibri" w:cs="Calibri" w:asciiTheme="majorAscii" w:hAnsiTheme="majorAscii" w:eastAsiaTheme="majorAscii" w:cstheme="majorAscii"/>
+                <w:b w:val="1"/>
+                <w:bCs w:val="1"/>
                 <w:color w:val="000000"/>
                 <w:sz w:val="21"/>
                 <w:szCs w:val="21"/>
@@ -3415,7 +4770,7 @@
             <w:pPr>
               <w:pStyle w:val="Tabletext"/>
               <w:rPr>
-                <w:rFonts w:asciiTheme="majorHAnsi" w:eastAsiaTheme="majorEastAsia" w:hAnsiTheme="majorHAnsi" w:cstheme="majorBidi"/>
+                <w:rFonts w:ascii="Calibri" w:hAnsi="Calibri" w:eastAsia="Calibri" w:cs="Calibri" w:asciiTheme="majorAscii" w:hAnsiTheme="majorAscii" w:eastAsiaTheme="majorAscii" w:cstheme="majorAscii"/>
                 <w:color w:val="000000"/>
                 <w:sz w:val="21"/>
                 <w:szCs w:val="21"/>
@@ -3424,8 +4779,8 @@
             </w:pPr>
             <w:r>
               <w:rPr>
-                <w:rFonts w:asciiTheme="majorHAnsi" w:eastAsiaTheme="majorEastAsia" w:hAnsiTheme="majorHAnsi" w:cstheme="majorBidi"/>
-                <w:color w:val="000000" w:themeColor="text1"/>
+                <w:rFonts w:ascii="Calibri" w:hAnsi="Calibri" w:eastAsia="Calibri" w:cs="Calibri" w:asciiTheme="majorAscii" w:hAnsiTheme="majorAscii" w:eastAsiaTheme="majorAscii" w:cstheme="majorAscii"/>
+                <w:color w:val="000000" w:themeColor="text1" w:themeTint="FF" w:themeShade="FF"/>
                 <w:sz w:val="21"/>
                 <w:szCs w:val="21"/>
                 <w:lang w:val="pt-BR"/>
@@ -3437,7 +4792,7 @@
             <w:pPr>
               <w:pStyle w:val="Tabletext"/>
               <w:rPr>
-                <w:rFonts w:asciiTheme="majorHAnsi" w:eastAsiaTheme="majorEastAsia" w:hAnsiTheme="majorHAnsi" w:cstheme="majorBidi"/>
+                <w:rFonts w:ascii="Calibri" w:hAnsi="Calibri" w:eastAsia="Calibri" w:cs="Calibri" w:asciiTheme="majorAscii" w:hAnsiTheme="majorAscii" w:eastAsiaTheme="majorAscii" w:cstheme="majorAscii"/>
                 <w:color w:val="000000"/>
                 <w:sz w:val="21"/>
                 <w:szCs w:val="21"/>
@@ -3446,8 +4801,8 @@
             </w:pPr>
             <w:r>
               <w:rPr>
-                <w:rFonts w:asciiTheme="majorHAnsi" w:eastAsiaTheme="majorEastAsia" w:hAnsiTheme="majorHAnsi" w:cstheme="majorBidi"/>
-                <w:color w:val="000000" w:themeColor="text1"/>
+                <w:rFonts w:ascii="Calibri" w:hAnsi="Calibri" w:eastAsia="Calibri" w:cs="Calibri" w:asciiTheme="majorAscii" w:hAnsiTheme="majorAscii" w:eastAsiaTheme="majorAscii" w:cstheme="majorAscii"/>
+                <w:color w:val="000000" w:themeColor="text1" w:themeTint="FF" w:themeShade="FF"/>
                 <w:sz w:val="21"/>
                 <w:szCs w:val="21"/>
                 <w:lang w:val="pt-BR"/>
@@ -3459,7 +4814,7 @@
             <w:pPr>
               <w:pStyle w:val="Tabletext"/>
               <w:rPr>
-                <w:rFonts w:asciiTheme="majorHAnsi" w:eastAsiaTheme="majorEastAsia" w:hAnsiTheme="majorHAnsi" w:cstheme="majorBidi"/>
+                <w:rFonts w:ascii="Calibri" w:hAnsi="Calibri" w:eastAsia="Calibri" w:cs="Calibri" w:asciiTheme="majorAscii" w:hAnsiTheme="majorAscii" w:eastAsiaTheme="majorAscii" w:cstheme="majorAscii"/>
                 <w:color w:val="000000"/>
                 <w:sz w:val="21"/>
                 <w:szCs w:val="21"/>
@@ -3468,8 +4823,8 @@
             </w:pPr>
             <w:r>
               <w:rPr>
-                <w:rFonts w:asciiTheme="majorHAnsi" w:eastAsiaTheme="majorEastAsia" w:hAnsiTheme="majorHAnsi" w:cstheme="majorBidi"/>
-                <w:color w:val="000000" w:themeColor="text1"/>
+                <w:rFonts w:ascii="Calibri" w:hAnsi="Calibri" w:eastAsia="Calibri" w:cs="Calibri" w:asciiTheme="majorAscii" w:hAnsiTheme="majorAscii" w:eastAsiaTheme="majorAscii" w:cstheme="majorAscii"/>
+                <w:color w:val="000000" w:themeColor="text1" w:themeTint="FF" w:themeShade="FF"/>
                 <w:sz w:val="21"/>
                 <w:szCs w:val="21"/>
                 <w:lang w:val="pt-BR"/>
@@ -3481,7 +4836,7 @@
             <w:pPr>
               <w:pStyle w:val="Tabletext"/>
               <w:rPr>
-                <w:rFonts w:asciiTheme="majorHAnsi" w:eastAsiaTheme="majorEastAsia" w:hAnsiTheme="majorHAnsi" w:cstheme="majorBidi"/>
+                <w:rFonts w:ascii="Calibri" w:hAnsi="Calibri" w:eastAsia="Calibri" w:cs="Calibri" w:asciiTheme="majorAscii" w:hAnsiTheme="majorAscii" w:eastAsiaTheme="majorAscii" w:cstheme="majorAscii"/>
                 <w:color w:val="000000"/>
                 <w:sz w:val="21"/>
                 <w:szCs w:val="21"/>
@@ -3490,8 +4845,8 @@
             </w:pPr>
             <w:r>
               <w:rPr>
-                <w:rFonts w:asciiTheme="majorHAnsi" w:eastAsiaTheme="majorEastAsia" w:hAnsiTheme="majorHAnsi" w:cstheme="majorBidi"/>
-                <w:color w:val="000000" w:themeColor="text1"/>
+                <w:rFonts w:ascii="Calibri" w:hAnsi="Calibri" w:eastAsia="Calibri" w:cs="Calibri" w:asciiTheme="majorAscii" w:hAnsiTheme="majorAscii" w:eastAsiaTheme="majorAscii" w:cstheme="majorAscii"/>
+                <w:color w:val="000000" w:themeColor="text1" w:themeTint="FF" w:themeShade="FF"/>
                 <w:sz w:val="21"/>
                 <w:szCs w:val="21"/>
                 <w:lang w:val="pt-BR"/>
@@ -3503,7 +4858,7 @@
             <w:pPr>
               <w:pStyle w:val="Tabletext"/>
               <w:rPr>
-                <w:rFonts w:asciiTheme="majorHAnsi" w:eastAsiaTheme="majorEastAsia" w:hAnsiTheme="majorHAnsi" w:cstheme="majorBidi"/>
+                <w:rFonts w:ascii="Calibri" w:hAnsi="Calibri" w:eastAsia="Calibri" w:cs="Calibri" w:asciiTheme="majorAscii" w:hAnsiTheme="majorAscii" w:eastAsiaTheme="majorAscii" w:cstheme="majorAscii"/>
                 <w:color w:val="000000"/>
                 <w:sz w:val="21"/>
                 <w:szCs w:val="21"/>
@@ -3512,8 +4867,8 @@
             </w:pPr>
             <w:r>
               <w:rPr>
-                <w:rFonts w:asciiTheme="majorHAnsi" w:eastAsiaTheme="majorEastAsia" w:hAnsiTheme="majorHAnsi" w:cstheme="majorBidi"/>
-                <w:color w:val="000000" w:themeColor="text1"/>
+                <w:rFonts w:ascii="Calibri" w:hAnsi="Calibri" w:eastAsia="Calibri" w:cs="Calibri" w:asciiTheme="majorAscii" w:hAnsiTheme="majorAscii" w:eastAsiaTheme="majorAscii" w:cstheme="majorAscii"/>
+                <w:color w:val="000000" w:themeColor="text1" w:themeTint="FF" w:themeShade="FF"/>
                 <w:sz w:val="21"/>
                 <w:szCs w:val="21"/>
                 <w:lang w:val="pt-BR"/>
@@ -3525,7 +4880,7 @@
             <w:pPr>
               <w:pStyle w:val="Tabletext"/>
               <w:rPr>
-                <w:rFonts w:asciiTheme="majorHAnsi" w:eastAsiaTheme="majorEastAsia" w:hAnsiTheme="majorHAnsi" w:cstheme="majorBidi"/>
+                <w:rFonts w:ascii="Calibri" w:hAnsi="Calibri" w:eastAsia="Calibri" w:cs="Calibri" w:asciiTheme="majorAscii" w:hAnsiTheme="majorAscii" w:eastAsiaTheme="majorAscii" w:cstheme="majorAscii"/>
                 <w:sz w:val="21"/>
                 <w:szCs w:val="21"/>
                 <w:lang w:val="pt-BR"/>
@@ -3535,21 +4890,22 @@
         </w:tc>
         <w:tc>
           <w:tcPr>
-            <w:tcW w:w="1862" w:type="dxa"/>
+            <w:tcW w:w="1252" w:type="dxa"/>
             <w:tcBorders>
-              <w:top w:val="single" w:sz="4" w:space="0" w:color="00000A"/>
-              <w:left w:val="single" w:sz="4" w:space="0" w:color="00000A"/>
-              <w:bottom w:val="single" w:sz="4" w:space="0" w:color="00000A"/>
-              <w:right w:val="single" w:sz="4" w:space="0" w:color="00000A"/>
+              <w:top w:val="single" w:color="00000A" w:sz="4" w:space="0"/>
+              <w:left w:val="single" w:color="00000A" w:sz="4" w:space="0"/>
+              <w:bottom w:val="single" w:color="00000A" w:sz="4" w:space="0"/>
+              <w:right w:val="single" w:color="00000A" w:sz="4" w:space="0"/>
             </w:tcBorders>
             <w:shd w:val="clear" w:color="auto" w:fill="FFFFFF" w:themeFill="background1"/>
+            <w:tcMar/>
           </w:tcPr>
           <w:p>
             <w:pPr>
               <w:pStyle w:val="Tabletext"/>
               <w:jc w:val="center"/>
               <w:rPr>
-                <w:rFonts w:asciiTheme="majorHAnsi" w:eastAsiaTheme="majorEastAsia" w:hAnsiTheme="majorHAnsi" w:cstheme="majorBidi"/>
+                <w:rFonts w:ascii="Calibri" w:hAnsi="Calibri" w:eastAsia="Calibri" w:cs="Calibri" w:asciiTheme="majorAscii" w:hAnsiTheme="majorAscii" w:eastAsiaTheme="majorAscii" w:cstheme="majorAscii"/>
                 <w:sz w:val="21"/>
                 <w:szCs w:val="21"/>
                 <w:lang w:val="pt-BR"/>
@@ -3561,29 +4917,127 @@
               <w:pStyle w:val="Tabletext"/>
               <w:jc w:val="center"/>
               <w:rPr>
-                <w:rFonts w:asciiTheme="majorHAnsi" w:eastAsiaTheme="majorEastAsia" w:hAnsiTheme="majorHAnsi" w:cstheme="majorBidi"/>
-                <w:sz w:val="21"/>
-                <w:szCs w:val="21"/>
-                <w:lang w:val="pt-BR"/>
-              </w:rPr>
-            </w:pPr>
+                <w:rFonts w:ascii="Calibri" w:hAnsi="Calibri" w:eastAsia="Calibri" w:cs="Calibri" w:asciiTheme="majorAscii" w:hAnsiTheme="majorAscii" w:eastAsiaTheme="majorAscii" w:cstheme="majorAscii"/>
+                <w:sz w:val="21"/>
+                <w:szCs w:val="21"/>
+                <w:lang w:val="pt-BR"/>
+              </w:rPr>
+            </w:pPr>
+            <w:r>
+              <w:rPr>
+                <w:rFonts w:ascii="Calibri" w:hAnsi="Calibri" w:eastAsia="Calibri" w:cs="Calibri" w:asciiTheme="majorAscii" w:hAnsiTheme="majorAscii" w:eastAsiaTheme="majorAscii" w:cstheme="majorAscii"/>
+                <w:sz w:val="21"/>
+                <w:szCs w:val="21"/>
+                <w:lang w:val="pt-BR"/>
+              </w:rPr>
+              <w:t>0</w:t>
+            </w:r>
           </w:p>
           <w:p>
             <w:pPr>
               <w:pStyle w:val="Tabletext"/>
               <w:jc w:val="center"/>
               <w:rPr>
-                <w:rFonts w:asciiTheme="majorHAnsi" w:eastAsiaTheme="majorEastAsia" w:hAnsiTheme="majorHAnsi" w:cstheme="majorBidi"/>
-                <w:sz w:val="21"/>
-                <w:szCs w:val="21"/>
-                <w:lang w:val="pt-BR"/>
-              </w:rPr>
-            </w:pPr>
-            <w:r>
-              <w:rPr>
-                <w:rFonts w:asciiTheme="majorHAnsi" w:eastAsiaTheme="majorEastAsia" w:hAnsiTheme="majorHAnsi" w:cstheme="majorBidi"/>
-                <w:sz w:val="21"/>
-                <w:szCs w:val="21"/>
+                <w:rFonts w:ascii="Calibri" w:hAnsi="Calibri" w:eastAsia="Calibri" w:cs="Calibri" w:asciiTheme="majorAscii" w:hAnsiTheme="majorAscii" w:eastAsiaTheme="majorAscii" w:cstheme="majorAscii"/>
+                <w:sz w:val="21"/>
+                <w:szCs w:val="21"/>
+                <w:lang w:val="pt-BR"/>
+              </w:rPr>
+            </w:pPr>
+            <w:r>
+              <w:rPr>
+                <w:rFonts w:ascii="Calibri" w:hAnsi="Calibri" w:eastAsia="Calibri" w:cs="Calibri" w:asciiTheme="majorAscii" w:hAnsiTheme="majorAscii" w:eastAsiaTheme="majorAscii" w:cstheme="majorAscii"/>
+                <w:sz w:val="21"/>
+                <w:szCs w:val="21"/>
+                <w:lang w:val="pt-BR"/>
+              </w:rPr>
+              <w:t>Não completou</w:t>
+            </w:r>
+          </w:p>
+          <w:p>
+            <w:pPr>
+              <w:pStyle w:val="Tabletext"/>
+              <w:jc w:val="center"/>
+              <w:rPr>
+                <w:rFonts w:ascii="Calibri" w:hAnsi="Calibri" w:eastAsia="Calibri" w:cs="Calibri" w:asciiTheme="majorAscii" w:hAnsiTheme="majorAscii" w:eastAsiaTheme="majorAscii" w:cstheme="majorAscii"/>
+                <w:sz w:val="21"/>
+                <w:szCs w:val="21"/>
+                <w:lang w:val="pt-BR"/>
+              </w:rPr>
+            </w:pPr>
+          </w:p>
+          <w:p>
+            <w:pPr>
+              <w:pStyle w:val="Tabletext"/>
+              <w:jc w:val="center"/>
+              <w:rPr>
+                <w:rFonts w:ascii="Calibri" w:hAnsi="Calibri" w:eastAsia="Calibri" w:cs="Calibri" w:asciiTheme="majorAscii" w:hAnsiTheme="majorAscii" w:eastAsiaTheme="majorAscii" w:cstheme="majorAscii"/>
+                <w:sz w:val="21"/>
+                <w:szCs w:val="21"/>
+                <w:lang w:val="pt-BR"/>
+              </w:rPr>
+            </w:pPr>
+            <w:r>
+              <w:rPr>
+                <w:rFonts w:ascii="Calibri" w:hAnsi="Calibri" w:eastAsia="Calibri" w:cs="Calibri" w:asciiTheme="majorAscii" w:hAnsiTheme="majorAscii" w:eastAsiaTheme="majorAscii" w:cstheme="majorAscii"/>
+                <w:sz w:val="21"/>
+                <w:szCs w:val="21"/>
+                <w:lang w:val="pt-BR"/>
+              </w:rPr>
+              <w:t>1</w:t>
+            </w:r>
+          </w:p>
+          <w:p>
+            <w:pPr>
+              <w:pStyle w:val="Tabletext"/>
+              <w:jc w:val="center"/>
+              <w:rPr>
+                <w:rFonts w:ascii="Calibri" w:hAnsi="Calibri" w:eastAsia="Calibri" w:cs="Calibri" w:asciiTheme="majorAscii" w:hAnsiTheme="majorAscii" w:eastAsiaTheme="majorAscii" w:cstheme="majorAscii"/>
+                <w:sz w:val="21"/>
+                <w:szCs w:val="21"/>
+                <w:lang w:val="pt-BR"/>
+              </w:rPr>
+            </w:pPr>
+            <w:r>
+              <w:rPr>
+                <w:rFonts w:ascii="Calibri" w:hAnsi="Calibri" w:eastAsia="Calibri" w:cs="Calibri" w:asciiTheme="majorAscii" w:hAnsiTheme="majorAscii" w:eastAsiaTheme="majorAscii" w:cstheme="majorAscii"/>
+                <w:sz w:val="21"/>
+                <w:szCs w:val="21"/>
+                <w:lang w:val="pt-BR"/>
+              </w:rPr>
+              <w:t>Completou com dificuldade ou ajuda</w:t>
+            </w:r>
+          </w:p>
+          <w:p>
+            <w:pPr>
+              <w:pStyle w:val="Tabletext"/>
+              <w:jc w:val="center"/>
+              <w:rPr>
+                <w:rFonts w:ascii="Calibri" w:hAnsi="Calibri" w:eastAsia="Calibri" w:cs="Calibri" w:asciiTheme="majorAscii" w:hAnsiTheme="majorAscii" w:eastAsiaTheme="majorAscii" w:cstheme="majorAscii"/>
+                <w:sz w:val="21"/>
+                <w:szCs w:val="21"/>
+                <w:lang w:val="pt-BR"/>
+              </w:rPr>
+            </w:pPr>
+          </w:p>
+          <w:p>
+            <w:pPr>
+              <w:pStyle w:val="Tabletext"/>
+              <w:jc w:val="center"/>
+              <w:rPr>
+                <w:rFonts w:ascii="Calibri" w:hAnsi="Calibri" w:eastAsia="Calibri" w:cs="Calibri" w:asciiTheme="majorAscii" w:hAnsiTheme="majorAscii" w:eastAsiaTheme="majorAscii" w:cstheme="majorAscii"/>
+                <w:sz w:val="21"/>
+                <w:szCs w:val="21"/>
+                <w:highlight w:val="yellow"/>
+                <w:lang w:val="pt-BR"/>
+              </w:rPr>
+            </w:pPr>
+            <w:r>
+              <w:rPr>
+                <w:rFonts w:ascii="Calibri" w:hAnsi="Calibri" w:eastAsia="Calibri" w:cs="Calibri" w:asciiTheme="majorAscii" w:hAnsiTheme="majorAscii" w:eastAsiaTheme="majorAscii" w:cstheme="majorAscii"/>
+                <w:sz w:val="21"/>
+                <w:szCs w:val="21"/>
+                <w:highlight w:val="yellow"/>
                 <w:lang w:val="pt-BR"/>
               </w:rPr>
               <w:t>2</w:t>
@@ -3594,17 +5048,19 @@
               <w:pStyle w:val="Tabletext"/>
               <w:jc w:val="center"/>
               <w:rPr>
-                <w:rFonts w:asciiTheme="majorHAnsi" w:eastAsiaTheme="majorEastAsia" w:hAnsiTheme="majorHAnsi" w:cstheme="majorBidi"/>
-                <w:sz w:val="21"/>
-                <w:szCs w:val="21"/>
-                <w:lang w:val="pt-BR"/>
-              </w:rPr>
-            </w:pPr>
-            <w:r>
-              <w:rPr>
-                <w:rFonts w:asciiTheme="majorHAnsi" w:eastAsiaTheme="majorEastAsia" w:hAnsiTheme="majorHAnsi" w:cstheme="majorBidi"/>
-                <w:sz w:val="21"/>
-                <w:szCs w:val="21"/>
+                <w:rFonts w:ascii="Calibri" w:hAnsi="Calibri" w:eastAsia="Calibri" w:cs="Calibri" w:asciiTheme="majorAscii" w:hAnsiTheme="majorAscii" w:eastAsiaTheme="majorAscii" w:cstheme="majorAscii"/>
+                <w:sz w:val="21"/>
+                <w:szCs w:val="21"/>
+                <w:highlight w:val="yellow"/>
+                <w:lang w:val="pt-BR"/>
+              </w:rPr>
+            </w:pPr>
+            <w:r>
+              <w:rPr>
+                <w:rFonts w:ascii="Calibri" w:hAnsi="Calibri" w:eastAsia="Calibri" w:cs="Calibri" w:asciiTheme="majorAscii" w:hAnsiTheme="majorAscii" w:eastAsiaTheme="majorAscii" w:cstheme="majorAscii"/>
+                <w:sz w:val="21"/>
+                <w:szCs w:val="21"/>
+                <w:highlight w:val="yellow"/>
                 <w:lang w:val="pt-BR"/>
               </w:rPr>
               <w:t>Completou facilmente</w:t>
@@ -3615,37 +5071,40 @@
           <w:tcPr>
             <w:tcW w:w="5116" w:type="dxa"/>
             <w:tcBorders>
-              <w:top w:val="single" w:sz="4" w:space="0" w:color="00000A"/>
-              <w:left w:val="single" w:sz="4" w:space="0" w:color="00000A"/>
-              <w:bottom w:val="single" w:sz="4" w:space="0" w:color="00000A"/>
-              <w:right w:val="single" w:sz="4" w:space="0" w:color="00000A"/>
+              <w:top w:val="single" w:color="00000A" w:sz="4" w:space="0"/>
+              <w:left w:val="single" w:color="00000A" w:sz="4" w:space="0"/>
+              <w:bottom w:val="single" w:color="00000A" w:sz="4" w:space="0"/>
+              <w:right w:val="single" w:color="00000A" w:sz="4" w:space="0"/>
             </w:tcBorders>
             <w:shd w:val="clear" w:color="auto" w:fill="FFFFFF" w:themeFill="background1"/>
+            <w:tcMar/>
           </w:tcPr>
           <w:p>
             <w:pPr>
               <w:pStyle w:val="Tabletext"/>
               <w:rPr>
-                <w:rFonts w:asciiTheme="majorHAnsi" w:eastAsiaTheme="majorEastAsia" w:hAnsiTheme="majorHAnsi" w:cstheme="majorBidi"/>
-                <w:sz w:val="21"/>
-                <w:szCs w:val="21"/>
-                <w:lang w:val="pt-BR"/>
-              </w:rPr>
-            </w:pPr>
-          </w:p>
-          <w:p>
-            <w:pPr>
-              <w:pStyle w:val="Tabletext"/>
-              <w:rPr>
-                <w:rFonts w:asciiTheme="majorHAnsi" w:eastAsiaTheme="majorEastAsia" w:hAnsiTheme="majorHAnsi" w:cstheme="majorBidi"/>
-                <w:sz w:val="21"/>
-                <w:szCs w:val="21"/>
-                <w:lang w:val="pt-BR"/>
-              </w:rPr>
-            </w:pPr>
-            <w:r>
-              <w:rPr>
-                <w:rFonts w:asciiTheme="majorHAnsi" w:eastAsiaTheme="majorEastAsia" w:hAnsiTheme="majorHAnsi" w:cstheme="majorBidi"/>
+                <w:rFonts w:ascii="Calibri" w:hAnsi="Calibri" w:eastAsia="Calibri" w:cs="Calibri" w:asciiTheme="majorAscii" w:hAnsiTheme="majorAscii" w:eastAsiaTheme="majorAscii" w:cstheme="majorAscii"/>
+                <w:sz w:val="21"/>
+                <w:szCs w:val="21"/>
+                <w:lang w:val="pt-BR"/>
+              </w:rPr>
+            </w:pPr>
+          </w:p>
+          <w:p>
+            <w:pPr>
+              <w:pStyle w:val="Tabletext"/>
+              <w:rPr>
+                <w:rFonts w:ascii="Calibri" w:hAnsi="Calibri" w:eastAsia="Calibri" w:cs="Calibri" w:asciiTheme="majorAscii" w:hAnsiTheme="majorAscii" w:eastAsiaTheme="majorAscii" w:cstheme="majorAscii"/>
+                <w:noProof w:val="0"/>
+                <w:sz w:val="21"/>
+                <w:szCs w:val="21"/>
+                <w:lang w:val="pt-BR"/>
+              </w:rPr>
+            </w:pPr>
+            <w:r>
+              <w:rPr>
+                <w:rFonts w:ascii="Calibri" w:hAnsi="Calibri" w:eastAsia="Calibri" w:cs="Calibri" w:asciiTheme="majorAscii" w:hAnsiTheme="majorAscii" w:eastAsiaTheme="majorAscii" w:cstheme="majorAscii"/>
+                <w:noProof w:val="0"/>
                 <w:sz w:val="21"/>
                 <w:szCs w:val="21"/>
                 <w:lang w:val="pt-BR"/>
@@ -3657,18 +5116,18 @@
             <w:pPr>
               <w:pStyle w:val="Tabletext"/>
               <w:rPr>
-                <w:rFonts w:asciiTheme="majorHAnsi" w:eastAsiaTheme="majorEastAsia" w:hAnsiTheme="majorHAnsi" w:cstheme="majorBidi"/>
-                <w:sz w:val="21"/>
-                <w:szCs w:val="21"/>
-                <w:lang w:val="pt-BR"/>
-              </w:rPr>
-            </w:pPr>
-          </w:p>
-          <w:p>
-            <w:pPr>
-              <w:pStyle w:val="Tabletext"/>
-              <w:rPr>
-                <w:rFonts w:asciiTheme="majorHAnsi" w:eastAsiaTheme="majorEastAsia" w:hAnsiTheme="majorHAnsi" w:cstheme="majorBidi"/>
+                <w:rFonts w:ascii="Calibri" w:hAnsi="Calibri" w:eastAsia="Calibri" w:cs="Calibri" w:asciiTheme="majorAscii" w:hAnsiTheme="majorAscii" w:eastAsiaTheme="majorAscii" w:cstheme="majorAscii"/>
+                <w:sz w:val="21"/>
+                <w:szCs w:val="21"/>
+                <w:lang w:val="pt-BR"/>
+              </w:rPr>
+            </w:pPr>
+          </w:p>
+          <w:p>
+            <w:pPr>
+              <w:pStyle w:val="Tabletext"/>
+              <w:rPr>
+                <w:rFonts w:ascii="Calibri" w:hAnsi="Calibri" w:eastAsia="Calibri" w:cs="Calibri" w:asciiTheme="majorAscii" w:hAnsiTheme="majorAscii" w:eastAsiaTheme="majorAscii" w:cstheme="majorAscii"/>
                 <w:sz w:val="21"/>
                 <w:szCs w:val="21"/>
                 <w:lang w:val="pt-BR"/>
@@ -3682,9 +5141,9 @@
       <w:pPr>
         <w:pStyle w:val="Recuonormal"/>
         <w:rPr>
-          <w:rFonts w:asciiTheme="majorHAnsi" w:eastAsiaTheme="majorEastAsia" w:hAnsiTheme="majorHAnsi" w:cstheme="majorBidi"/>
-          <w:b/>
-          <w:bCs/>
+          <w:rFonts w:ascii="Calibri" w:hAnsi="Calibri" w:eastAsia="Calibri" w:cs="Calibri" w:asciiTheme="majorAscii" w:hAnsiTheme="majorAscii" w:eastAsiaTheme="majorAscii" w:cstheme="majorAscii"/>
+          <w:b w:val="1"/>
+          <w:bCs w:val="1"/>
           <w:color w:val="000000"/>
           <w:sz w:val="22"/>
           <w:szCs w:val="22"/>
@@ -3696,9 +5155,9 @@
       <w:pPr>
         <w:pStyle w:val="Recuonormal"/>
         <w:rPr>
-          <w:rFonts w:asciiTheme="majorHAnsi" w:eastAsiaTheme="majorEastAsia" w:hAnsiTheme="majorHAnsi" w:cstheme="majorBidi"/>
-          <w:b/>
-          <w:bCs/>
+          <w:rFonts w:ascii="Calibri" w:hAnsi="Calibri" w:eastAsia="Calibri" w:cs="Calibri" w:asciiTheme="majorAscii" w:hAnsiTheme="majorAscii" w:eastAsiaTheme="majorAscii" w:cstheme="majorAscii"/>
+          <w:b w:val="1"/>
+          <w:bCs w:val="1"/>
           <w:color w:val="000000"/>
           <w:sz w:val="22"/>
           <w:szCs w:val="22"/>
@@ -3710,14 +5169,16 @@
       <w:pPr>
         <w:pStyle w:val="Ttulo3"/>
         <w:rPr>
-          <w:rFonts w:asciiTheme="majorHAnsi" w:eastAsiaTheme="majorEastAsia" w:hAnsiTheme="majorHAnsi" w:cstheme="majorBidi"/>
-          <w:szCs w:val="22"/>
-          <w:lang w:val="pt-BR"/>
-        </w:rPr>
-      </w:pPr>
-      <w:r>
-        <w:rPr>
-          <w:rFonts w:asciiTheme="majorHAnsi" w:eastAsiaTheme="majorEastAsia" w:hAnsiTheme="majorHAnsi" w:cstheme="majorBidi"/>
+          <w:rFonts w:ascii="Calibri" w:hAnsi="Calibri" w:eastAsia="Calibri" w:cs="Calibri" w:asciiTheme="majorAscii" w:hAnsiTheme="majorAscii" w:eastAsiaTheme="majorAscii" w:cstheme="majorAscii"/>
+          <w:sz w:val="22"/>
+          <w:szCs w:val="22"/>
+          <w:lang w:val="pt-BR"/>
+        </w:rPr>
+      </w:pPr>
+      <w:r>
+        <w:rPr>
+          <w:rFonts w:ascii="Calibri" w:hAnsi="Calibri" w:eastAsia="Calibri" w:cs="Calibri" w:asciiTheme="majorAscii" w:hAnsiTheme="majorAscii" w:eastAsiaTheme="majorAscii" w:cstheme="majorAscii"/>
+          <w:sz w:val="22"/>
           <w:szCs w:val="22"/>
           <w:lang w:val="pt-BR"/>
         </w:rPr>
@@ -3729,26 +5190,44 @@
         <w:pStyle w:val="Recuonormal"/>
         <w:ind w:left="0"/>
         <w:rPr>
-          <w:rFonts w:asciiTheme="majorHAnsi" w:eastAsiaTheme="majorEastAsia" w:hAnsiTheme="majorHAnsi" w:cstheme="majorBidi"/>
-          <w:sz w:val="22"/>
-          <w:szCs w:val="22"/>
-          <w:lang w:val="pt-BR"/>
-        </w:rPr>
-      </w:pPr>
-      <w:r>
-        <w:rPr>
-          <w:rFonts w:asciiTheme="majorHAnsi" w:eastAsiaTheme="majorEastAsia" w:hAnsiTheme="majorHAnsi" w:cstheme="majorBidi"/>
-          <w:sz w:val="22"/>
-          <w:szCs w:val="22"/>
-          <w:lang w:val="pt-BR"/>
-        </w:rPr>
-        <w:t>Gerar um relatório com as informações do sistema e imprimí-los.</w:t>
-      </w:r>
-    </w:p>
-    <w:p>
-      <w:pPr>
-        <w:rPr>
-          <w:rFonts w:asciiTheme="majorHAnsi" w:eastAsiaTheme="majorEastAsia" w:hAnsiTheme="majorHAnsi" w:cstheme="majorBidi"/>
+          <w:rFonts w:ascii="Calibri" w:hAnsi="Calibri" w:eastAsia="Calibri" w:cs="Calibri" w:asciiTheme="majorAscii" w:hAnsiTheme="majorAscii" w:eastAsiaTheme="majorAscii" w:cstheme="majorAscii"/>
+          <w:sz w:val="22"/>
+          <w:szCs w:val="22"/>
+          <w:lang w:val="pt-BR"/>
+        </w:rPr>
+      </w:pPr>
+      <w:r>
+        <w:rPr>
+          <w:rFonts w:ascii="Calibri" w:hAnsi="Calibri" w:eastAsia="Calibri" w:cs="Calibri" w:asciiTheme="majorAscii" w:hAnsiTheme="majorAscii" w:eastAsiaTheme="majorAscii" w:cstheme="majorAscii"/>
+          <w:sz w:val="22"/>
+          <w:szCs w:val="22"/>
+          <w:lang w:val="pt-BR"/>
+        </w:rPr>
+        <w:t xml:space="preserve">Gerar um relatório com as informações do sistema e </w:t>
+      </w:r>
+      <w:r>
+        <w:rPr>
+          <w:rFonts w:ascii="Calibri" w:hAnsi="Calibri" w:eastAsia="Calibri" w:cs="Calibri" w:asciiTheme="majorAscii" w:hAnsiTheme="majorAscii" w:eastAsiaTheme="majorAscii" w:cstheme="majorAscii"/>
+          <w:sz w:val="22"/>
+          <w:szCs w:val="22"/>
+          <w:lang w:val="pt-BR"/>
+        </w:rPr>
+        <w:t>imprimí-los</w:t>
+      </w:r>
+      <w:r>
+        <w:rPr>
+          <w:rFonts w:ascii="Calibri" w:hAnsi="Calibri" w:eastAsia="Calibri" w:cs="Calibri" w:asciiTheme="majorAscii" w:hAnsiTheme="majorAscii" w:eastAsiaTheme="majorAscii" w:cstheme="majorAscii"/>
+          <w:sz w:val="22"/>
+          <w:szCs w:val="22"/>
+          <w:lang w:val="pt-BR"/>
+        </w:rPr>
+        <w:t>.</w:t>
+      </w:r>
+    </w:p>
+    <w:p>
+      <w:pPr>
+        <w:rPr>
+          <w:rFonts w:ascii="Calibri" w:hAnsi="Calibri" w:eastAsia="Calibri" w:cs="Calibri" w:asciiTheme="majorAscii" w:hAnsiTheme="majorAscii" w:eastAsiaTheme="majorAscii" w:cstheme="majorAscii"/>
           <w:sz w:val="20"/>
           <w:szCs w:val="20"/>
           <w:lang w:val="pt-BR"/>
@@ -3765,9 +5244,9 @@
         <w:tblLook w:val="04A0" w:firstRow="1" w:lastRow="0" w:firstColumn="1" w:lastColumn="0" w:noHBand="0" w:noVBand="1"/>
       </w:tblPr>
       <w:tblGrid>
-        <w:gridCol w:w="2376"/>
-        <w:gridCol w:w="1985"/>
-        <w:gridCol w:w="5277"/>
+        <w:gridCol w:w="2235"/>
+        <w:gridCol w:w="2287"/>
+        <w:gridCol w:w="5116"/>
       </w:tblGrid>
       <w:tr>
         <w:trPr>
@@ -3777,38 +5256,37 @@
         </w:trPr>
         <w:tc>
           <w:tcPr>
-            <w:tcW w:w="2376" w:type="dxa"/>
+            <w:tcW w:w="2235" w:type="dxa"/>
             <w:tcBorders>
-              <w:top w:val="single" w:sz="4" w:space="0" w:color="00000A"/>
-              <w:left w:val="single" w:sz="4" w:space="0" w:color="00000A"/>
-              <w:bottom w:val="single" w:sz="4" w:space="0" w:color="00000A"/>
-              <w:right w:val="single" w:sz="4" w:space="0" w:color="00000A"/>
+              <w:top w:val="single" w:color="00000A" w:sz="4" w:space="0"/>
+              <w:left w:val="single" w:color="00000A" w:sz="4" w:space="0"/>
+              <w:bottom w:val="single" w:color="00000A" w:sz="4" w:space="0"/>
+              <w:right w:val="single" w:color="00000A" w:sz="4" w:space="0"/>
             </w:tcBorders>
             <w:shd w:val="clear" w:color="auto" w:fill="CCFF99"/>
+            <w:tcMar/>
           </w:tcPr>
           <w:p>
             <w:pPr>
               <w:pStyle w:val="Tablecolumnheading"/>
               <w:jc w:val="center"/>
               <w:rPr>
-                <w:rFonts w:asciiTheme="majorHAnsi" w:eastAsiaTheme="majorEastAsia" w:hAnsiTheme="majorHAnsi" w:cstheme="majorBidi"/>
-                <w:sz w:val="21"/>
-                <w:szCs w:val="21"/>
-              </w:rPr>
-            </w:pPr>
-            <w:proofErr w:type="spellStart"/>
-            <w:r>
-              <w:rPr>
-                <w:rFonts w:asciiTheme="majorHAnsi" w:eastAsiaTheme="majorEastAsia" w:hAnsiTheme="majorHAnsi" w:cstheme="majorBidi"/>
+                <w:rFonts w:ascii="Calibri" w:hAnsi="Calibri" w:eastAsia="Calibri" w:cs="Calibri" w:asciiTheme="majorAscii" w:hAnsiTheme="majorAscii" w:eastAsiaTheme="majorAscii" w:cstheme="majorAscii"/>
+                <w:sz w:val="21"/>
+                <w:szCs w:val="21"/>
+              </w:rPr>
+            </w:pPr>
+            <w:r>
+              <w:rPr>
+                <w:rFonts w:ascii="Calibri" w:hAnsi="Calibri" w:eastAsia="Calibri" w:cs="Calibri" w:asciiTheme="majorAscii" w:hAnsiTheme="majorAscii" w:eastAsiaTheme="majorAscii" w:cstheme="majorAscii"/>
                 <w:sz w:val="21"/>
                 <w:szCs w:val="21"/>
               </w:rPr>
               <w:t>Caminhos</w:t>
             </w:r>
-            <w:proofErr w:type="spellEnd"/>
-            <w:r>
-              <w:rPr>
-                <w:rFonts w:asciiTheme="majorHAnsi" w:eastAsiaTheme="majorEastAsia" w:hAnsiTheme="majorHAnsi" w:cstheme="majorBidi"/>
+            <w:r>
+              <w:rPr>
+                <w:rFonts w:ascii="Calibri" w:hAnsi="Calibri" w:eastAsia="Calibri" w:cs="Calibri" w:asciiTheme="majorAscii" w:hAnsiTheme="majorAscii" w:eastAsiaTheme="majorAscii" w:cstheme="majorAscii"/>
                 <w:sz w:val="21"/>
                 <w:szCs w:val="21"/>
               </w:rPr>
@@ -3819,7 +5297,7 @@
             <w:pPr>
               <w:pStyle w:val="Tablecolumnheading"/>
               <w:rPr>
-                <w:rFonts w:asciiTheme="majorHAnsi" w:eastAsiaTheme="majorEastAsia" w:hAnsiTheme="majorHAnsi" w:cstheme="majorBidi"/>
+                <w:rFonts w:ascii="Calibri" w:hAnsi="Calibri" w:eastAsia="Calibri" w:cs="Calibri" w:asciiTheme="majorAscii" w:hAnsiTheme="majorAscii" w:eastAsiaTheme="majorAscii" w:cstheme="majorAscii"/>
                 <w:sz w:val="21"/>
                 <w:szCs w:val="21"/>
               </w:rPr>
@@ -3828,29 +5306,30 @@
         </w:tc>
         <w:tc>
           <w:tcPr>
-            <w:tcW w:w="1985" w:type="dxa"/>
+            <w:tcW w:w="2287" w:type="dxa"/>
             <w:tcBorders>
-              <w:top w:val="single" w:sz="4" w:space="0" w:color="00000A"/>
-              <w:left w:val="single" w:sz="4" w:space="0" w:color="00000A"/>
-              <w:bottom w:val="single" w:sz="4" w:space="0" w:color="00000A"/>
-              <w:right w:val="single" w:sz="4" w:space="0" w:color="00000A"/>
+              <w:top w:val="single" w:color="00000A" w:sz="4" w:space="0"/>
+              <w:left w:val="single" w:color="00000A" w:sz="4" w:space="0"/>
+              <w:bottom w:val="single" w:color="00000A" w:sz="4" w:space="0"/>
+              <w:right w:val="single" w:color="00000A" w:sz="4" w:space="0"/>
             </w:tcBorders>
             <w:shd w:val="clear" w:color="auto" w:fill="CCFF99"/>
+            <w:tcMar/>
           </w:tcPr>
           <w:p>
             <w:pPr>
               <w:pStyle w:val="Tablecolumnheading"/>
               <w:jc w:val="center"/>
               <w:rPr>
-                <w:rFonts w:asciiTheme="majorHAnsi" w:eastAsiaTheme="majorEastAsia" w:hAnsiTheme="majorHAnsi" w:cstheme="majorBidi"/>
-                <w:sz w:val="21"/>
-                <w:szCs w:val="21"/>
-                <w:lang w:val="pt-BR"/>
-              </w:rPr>
-            </w:pPr>
-            <w:r>
-              <w:rPr>
-                <w:rFonts w:asciiTheme="majorHAnsi" w:eastAsiaTheme="majorEastAsia" w:hAnsiTheme="majorHAnsi" w:cstheme="majorBidi"/>
+                <w:rFonts w:ascii="Calibri" w:hAnsi="Calibri" w:eastAsia="Calibri" w:cs="Calibri" w:asciiTheme="majorAscii" w:hAnsiTheme="majorAscii" w:eastAsiaTheme="majorAscii" w:cstheme="majorAscii"/>
+                <w:sz w:val="21"/>
+                <w:szCs w:val="21"/>
+                <w:lang w:val="pt-BR"/>
+              </w:rPr>
+            </w:pPr>
+            <w:r>
+              <w:rPr>
+                <w:rFonts w:ascii="Calibri" w:hAnsi="Calibri" w:eastAsia="Calibri" w:cs="Calibri" w:asciiTheme="majorAscii" w:hAnsiTheme="majorAscii" w:eastAsiaTheme="majorAscii" w:cstheme="majorAscii"/>
                 <w:sz w:val="21"/>
                 <w:szCs w:val="21"/>
                 <w:lang w:val="pt-BR"/>
@@ -3861,38 +5340,55 @@
         </w:tc>
         <w:tc>
           <w:tcPr>
-            <w:tcW w:w="5277" w:type="dxa"/>
+            <w:tcW w:w="5116" w:type="dxa"/>
             <w:tcBorders>
-              <w:top w:val="single" w:sz="4" w:space="0" w:color="00000A"/>
-              <w:left w:val="single" w:sz="4" w:space="0" w:color="00000A"/>
-              <w:bottom w:val="single" w:sz="4" w:space="0" w:color="00000A"/>
-              <w:right w:val="single" w:sz="4" w:space="0" w:color="00000A"/>
+              <w:top w:val="single" w:color="00000A" w:sz="4" w:space="0"/>
+              <w:left w:val="single" w:color="00000A" w:sz="4" w:space="0"/>
+              <w:bottom w:val="single" w:color="00000A" w:sz="4" w:space="0"/>
+              <w:right w:val="single" w:color="00000A" w:sz="4" w:space="0"/>
             </w:tcBorders>
             <w:shd w:val="clear" w:color="auto" w:fill="CCFF99"/>
+            <w:tcMar/>
           </w:tcPr>
           <w:p>
             <w:pPr>
               <w:pStyle w:val="Tablecolumnheading"/>
               <w:rPr>
-                <w:rFonts w:asciiTheme="majorHAnsi" w:eastAsiaTheme="majorEastAsia" w:hAnsiTheme="majorHAnsi" w:cstheme="majorBidi"/>
-                <w:sz w:val="21"/>
-                <w:szCs w:val="21"/>
-              </w:rPr>
-            </w:pPr>
-            <w:r>
-              <w:rPr>
-                <w:rFonts w:asciiTheme="majorHAnsi" w:eastAsiaTheme="majorEastAsia" w:hAnsiTheme="majorHAnsi" w:cstheme="majorBidi"/>
-                <w:sz w:val="21"/>
-                <w:szCs w:val="21"/>
-              </w:rPr>
-              <w:t>Anotações / Observações</w:t>
+                <w:rFonts w:ascii="Calibri" w:hAnsi="Calibri" w:eastAsia="Calibri" w:cs="Calibri" w:asciiTheme="majorAscii" w:hAnsiTheme="majorAscii" w:eastAsiaTheme="majorAscii" w:cstheme="majorAscii"/>
+                <w:sz w:val="21"/>
+                <w:szCs w:val="21"/>
+              </w:rPr>
+            </w:pPr>
+            <w:r>
+              <w:rPr>
+                <w:rFonts w:ascii="Calibri" w:hAnsi="Calibri" w:eastAsia="Calibri" w:cs="Calibri" w:asciiTheme="majorAscii" w:hAnsiTheme="majorAscii" w:eastAsiaTheme="majorAscii" w:cstheme="majorAscii"/>
+                <w:sz w:val="21"/>
+                <w:szCs w:val="21"/>
+              </w:rPr>
+              <w:t>Anotações</w:t>
+            </w:r>
+            <w:r>
+              <w:rPr>
+                <w:rFonts w:ascii="Calibri" w:hAnsi="Calibri" w:eastAsia="Calibri" w:cs="Calibri" w:asciiTheme="majorAscii" w:hAnsiTheme="majorAscii" w:eastAsiaTheme="majorAscii" w:cstheme="majorAscii"/>
+                <w:sz w:val="21"/>
+                <w:szCs w:val="21"/>
+              </w:rPr>
+              <w:t xml:space="preserve"> / </w:t>
+            </w:r>
+            <w:r>
+              <w:rPr>
+                <w:rFonts w:ascii="Calibri" w:hAnsi="Calibri" w:eastAsia="Calibri" w:cs="Calibri" w:asciiTheme="majorAscii" w:hAnsiTheme="majorAscii" w:eastAsiaTheme="majorAscii" w:cstheme="majorAscii"/>
+                <w:sz w:val="21"/>
+                <w:szCs w:val="21"/>
+              </w:rPr>
+              <w:t>Observações</w:t>
             </w:r>
           </w:p>
           <w:p>
             <w:pPr>
               <w:pStyle w:val="Tablecolumnheading"/>
               <w:rPr>
-                <w:rFonts w:asciiTheme="majorHAnsi" w:eastAsiaTheme="majorEastAsia" w:hAnsiTheme="majorHAnsi" w:cstheme="majorBidi"/>
+                <w:rFonts w:ascii="Calibri" w:hAnsi="Calibri" w:eastAsia="Calibri" w:cs="Calibri" w:asciiTheme="majorAscii" w:hAnsiTheme="majorAscii" w:eastAsiaTheme="majorAscii" w:cstheme="majorAscii"/>
                 <w:sz w:val="21"/>
                 <w:szCs w:val="21"/>
               </w:rPr>
@@ -3908,39 +5404,40 @@
         </w:trPr>
         <w:tc>
           <w:tcPr>
-            <w:tcW w:w="2376" w:type="dxa"/>
+            <w:tcW w:w="2235" w:type="dxa"/>
             <w:tcBorders>
-              <w:top w:val="single" w:sz="4" w:space="0" w:color="00000A"/>
-              <w:left w:val="single" w:sz="4" w:space="0" w:color="00000A"/>
-              <w:bottom w:val="single" w:sz="4" w:space="0" w:color="00000A"/>
-              <w:right w:val="single" w:sz="4" w:space="0" w:color="00000A"/>
+              <w:top w:val="single" w:color="00000A" w:sz="4" w:space="0"/>
+              <w:left w:val="single" w:color="00000A" w:sz="4" w:space="0"/>
+              <w:bottom w:val="single" w:color="00000A" w:sz="4" w:space="0"/>
+              <w:right w:val="single" w:color="00000A" w:sz="4" w:space="0"/>
             </w:tcBorders>
             <w:shd w:val="clear" w:color="auto" w:fill="FFFFFF" w:themeFill="background1"/>
+            <w:tcMar/>
           </w:tcPr>
           <w:p>
             <w:pPr>
               <w:pStyle w:val="Tabletext"/>
               <w:rPr>
-                <w:rFonts w:asciiTheme="majorHAnsi" w:eastAsiaTheme="majorEastAsia" w:hAnsiTheme="majorHAnsi" w:cstheme="majorBidi"/>
-                <w:sz w:val="21"/>
-                <w:szCs w:val="21"/>
-                <w:lang w:val="pt-BR"/>
-              </w:rPr>
-            </w:pPr>
-          </w:p>
-          <w:p>
-            <w:pPr>
-              <w:pStyle w:val="Tabletext"/>
-              <w:rPr>
-                <w:rFonts w:asciiTheme="majorHAnsi" w:eastAsiaTheme="majorEastAsia" w:hAnsiTheme="majorHAnsi" w:cstheme="majorBidi"/>
-                <w:sz w:val="21"/>
-                <w:szCs w:val="21"/>
-                <w:lang w:val="pt-BR"/>
-              </w:rPr>
-            </w:pPr>
-            <w:r>
-              <w:rPr>
-                <w:rFonts w:asciiTheme="majorHAnsi" w:eastAsiaTheme="majorEastAsia" w:hAnsiTheme="majorHAnsi" w:cstheme="majorBidi"/>
+                <w:rFonts w:ascii="Calibri" w:hAnsi="Calibri" w:eastAsia="Calibri" w:cs="Calibri" w:asciiTheme="majorAscii" w:hAnsiTheme="majorAscii" w:eastAsiaTheme="majorAscii" w:cstheme="majorAscii"/>
+                <w:sz w:val="21"/>
+                <w:szCs w:val="21"/>
+                <w:lang w:val="pt-BR"/>
+              </w:rPr>
+            </w:pPr>
+          </w:p>
+          <w:p>
+            <w:pPr>
+              <w:pStyle w:val="Tabletext"/>
+              <w:rPr>
+                <w:rFonts w:ascii="Calibri" w:hAnsi="Calibri" w:eastAsia="Calibri" w:cs="Calibri" w:asciiTheme="majorAscii" w:hAnsiTheme="majorAscii" w:eastAsiaTheme="majorAscii" w:cstheme="majorAscii"/>
+                <w:sz w:val="21"/>
+                <w:szCs w:val="21"/>
+                <w:lang w:val="pt-BR"/>
+              </w:rPr>
+            </w:pPr>
+            <w:r>
+              <w:rPr>
+                <w:rFonts w:ascii="Calibri" w:hAnsi="Calibri" w:eastAsia="Calibri" w:cs="Calibri" w:asciiTheme="majorAscii" w:hAnsiTheme="majorAscii" w:eastAsiaTheme="majorAscii" w:cstheme="majorAscii"/>
                 <w:sz w:val="21"/>
                 <w:szCs w:val="21"/>
                 <w:lang w:val="pt-BR"/>
@@ -3952,15 +5449,15 @@
             <w:pPr>
               <w:pStyle w:val="Tabletext"/>
               <w:rPr>
-                <w:rFonts w:asciiTheme="majorHAnsi" w:eastAsiaTheme="majorEastAsia" w:hAnsiTheme="majorHAnsi" w:cstheme="majorBidi"/>
-                <w:sz w:val="21"/>
-                <w:szCs w:val="21"/>
-                <w:lang w:val="pt-BR"/>
-              </w:rPr>
-            </w:pPr>
-            <w:r>
-              <w:rPr>
-                <w:rFonts w:asciiTheme="majorHAnsi" w:eastAsiaTheme="majorEastAsia" w:hAnsiTheme="majorHAnsi" w:cstheme="majorBidi"/>
+                <w:rFonts w:ascii="Calibri" w:hAnsi="Calibri" w:eastAsia="Calibri" w:cs="Calibri" w:asciiTheme="majorAscii" w:hAnsiTheme="majorAscii" w:eastAsiaTheme="majorAscii" w:cstheme="majorAscii"/>
+                <w:sz w:val="21"/>
+                <w:szCs w:val="21"/>
+                <w:lang w:val="pt-BR"/>
+              </w:rPr>
+            </w:pPr>
+            <w:r>
+              <w:rPr>
+                <w:rFonts w:ascii="Calibri" w:hAnsi="Calibri" w:eastAsia="Calibri" w:cs="Calibri" w:asciiTheme="majorAscii" w:hAnsiTheme="majorAscii" w:eastAsiaTheme="majorAscii" w:cstheme="majorAscii"/>
                 <w:sz w:val="21"/>
                 <w:szCs w:val="21"/>
                 <w:lang w:val="pt-BR"/>
@@ -3972,15 +5469,15 @@
             <w:pPr>
               <w:pStyle w:val="Tabletext"/>
               <w:rPr>
-                <w:rFonts w:asciiTheme="majorHAnsi" w:eastAsiaTheme="majorEastAsia" w:hAnsiTheme="majorHAnsi" w:cstheme="majorBidi"/>
-                <w:sz w:val="21"/>
-                <w:szCs w:val="21"/>
-                <w:lang w:val="pt-BR"/>
-              </w:rPr>
-            </w:pPr>
-            <w:r>
-              <w:rPr>
-                <w:rFonts w:asciiTheme="majorHAnsi" w:eastAsiaTheme="majorEastAsia" w:hAnsiTheme="majorHAnsi" w:cstheme="majorBidi"/>
+                <w:rFonts w:ascii="Calibri" w:hAnsi="Calibri" w:eastAsia="Calibri" w:cs="Calibri" w:asciiTheme="majorAscii" w:hAnsiTheme="majorAscii" w:eastAsiaTheme="majorAscii" w:cstheme="majorAscii"/>
+                <w:sz w:val="21"/>
+                <w:szCs w:val="21"/>
+                <w:lang w:val="pt-BR"/>
+              </w:rPr>
+            </w:pPr>
+            <w:r>
+              <w:rPr>
+                <w:rFonts w:ascii="Calibri" w:hAnsi="Calibri" w:eastAsia="Calibri" w:cs="Calibri" w:asciiTheme="majorAscii" w:hAnsiTheme="majorAscii" w:eastAsiaTheme="majorAscii" w:cstheme="majorAscii"/>
                 <w:sz w:val="21"/>
                 <w:szCs w:val="21"/>
                 <w:lang w:val="pt-BR"/>
@@ -3992,15 +5489,15 @@
             <w:pPr>
               <w:pStyle w:val="Tabletext"/>
               <w:rPr>
-                <w:rFonts w:asciiTheme="majorHAnsi" w:eastAsiaTheme="majorEastAsia" w:hAnsiTheme="majorHAnsi" w:cstheme="majorBidi"/>
-                <w:sz w:val="21"/>
-                <w:szCs w:val="21"/>
-                <w:lang w:val="pt-BR"/>
-              </w:rPr>
-            </w:pPr>
-            <w:r>
-              <w:rPr>
-                <w:rFonts w:asciiTheme="majorHAnsi" w:eastAsiaTheme="majorEastAsia" w:hAnsiTheme="majorHAnsi" w:cstheme="majorBidi"/>
+                <w:rFonts w:ascii="Calibri" w:hAnsi="Calibri" w:eastAsia="Calibri" w:cs="Calibri" w:asciiTheme="majorAscii" w:hAnsiTheme="majorAscii" w:eastAsiaTheme="majorAscii" w:cstheme="majorAscii"/>
+                <w:sz w:val="21"/>
+                <w:szCs w:val="21"/>
+                <w:lang w:val="pt-BR"/>
+              </w:rPr>
+            </w:pPr>
+            <w:r>
+              <w:rPr>
+                <w:rFonts w:ascii="Calibri" w:hAnsi="Calibri" w:eastAsia="Calibri" w:cs="Calibri" w:asciiTheme="majorAscii" w:hAnsiTheme="majorAscii" w:eastAsiaTheme="majorAscii" w:cstheme="majorAscii"/>
                 <w:sz w:val="21"/>
                 <w:szCs w:val="21"/>
                 <w:lang w:val="pt-BR"/>
@@ -4012,15 +5509,15 @@
             <w:pPr>
               <w:pStyle w:val="Tabletext"/>
               <w:rPr>
-                <w:rFonts w:asciiTheme="majorHAnsi" w:eastAsiaTheme="majorEastAsia" w:hAnsiTheme="majorHAnsi" w:cstheme="majorBidi"/>
-                <w:sz w:val="21"/>
-                <w:szCs w:val="21"/>
-                <w:lang w:val="pt-BR"/>
-              </w:rPr>
-            </w:pPr>
-            <w:r>
-              <w:rPr>
-                <w:rFonts w:asciiTheme="majorHAnsi" w:eastAsiaTheme="majorEastAsia" w:hAnsiTheme="majorHAnsi" w:cstheme="majorBidi"/>
+                <w:rFonts w:ascii="Calibri" w:hAnsi="Calibri" w:eastAsia="Calibri" w:cs="Calibri" w:asciiTheme="majorAscii" w:hAnsiTheme="majorAscii" w:eastAsiaTheme="majorAscii" w:cstheme="majorAscii"/>
+                <w:sz w:val="21"/>
+                <w:szCs w:val="21"/>
+                <w:lang w:val="pt-BR"/>
+              </w:rPr>
+            </w:pPr>
+            <w:r>
+              <w:rPr>
+                <w:rFonts w:ascii="Calibri" w:hAnsi="Calibri" w:eastAsia="Calibri" w:cs="Calibri" w:asciiTheme="majorAscii" w:hAnsiTheme="majorAscii" w:eastAsiaTheme="majorAscii" w:cstheme="majorAscii"/>
                 <w:sz w:val="21"/>
                 <w:szCs w:val="21"/>
                 <w:lang w:val="pt-BR"/>
@@ -4032,7 +5529,7 @@
             <w:pPr>
               <w:pStyle w:val="Tabletext"/>
               <w:rPr>
-                <w:rFonts w:asciiTheme="majorHAnsi" w:eastAsiaTheme="majorEastAsia" w:hAnsiTheme="majorHAnsi" w:cstheme="majorBidi"/>
+                <w:rFonts w:ascii="Calibri" w:hAnsi="Calibri" w:eastAsia="Calibri" w:cs="Calibri" w:asciiTheme="majorAscii" w:hAnsiTheme="majorAscii" w:eastAsiaTheme="majorAscii" w:cstheme="majorAscii"/>
                 <w:sz w:val="21"/>
                 <w:szCs w:val="21"/>
                 <w:lang w:val="pt-BR"/>
@@ -4042,21 +5539,22 @@
         </w:tc>
         <w:tc>
           <w:tcPr>
-            <w:tcW w:w="1985" w:type="dxa"/>
+            <w:tcW w:w="2287" w:type="dxa"/>
             <w:tcBorders>
-              <w:top w:val="single" w:sz="4" w:space="0" w:color="00000A"/>
-              <w:left w:val="single" w:sz="4" w:space="0" w:color="00000A"/>
-              <w:bottom w:val="single" w:sz="4" w:space="0" w:color="00000A"/>
-              <w:right w:val="single" w:sz="4" w:space="0" w:color="00000A"/>
+              <w:top w:val="single" w:color="00000A" w:sz="4" w:space="0"/>
+              <w:left w:val="single" w:color="00000A" w:sz="4" w:space="0"/>
+              <w:bottom w:val="single" w:color="00000A" w:sz="4" w:space="0"/>
+              <w:right w:val="single" w:color="00000A" w:sz="4" w:space="0"/>
             </w:tcBorders>
             <w:shd w:val="clear" w:color="auto" w:fill="FFFFFF" w:themeFill="background1"/>
+            <w:tcMar/>
           </w:tcPr>
           <w:p>
             <w:pPr>
               <w:pStyle w:val="Tabletext"/>
               <w:jc w:val="center"/>
               <w:rPr>
-                <w:rFonts w:asciiTheme="majorHAnsi" w:eastAsiaTheme="majorEastAsia" w:hAnsiTheme="majorHAnsi" w:cstheme="majorBidi"/>
+                <w:rFonts w:ascii="Calibri" w:hAnsi="Calibri" w:eastAsia="Calibri" w:cs="Calibri" w:asciiTheme="majorAscii" w:hAnsiTheme="majorAscii" w:eastAsiaTheme="majorAscii" w:cstheme="majorAscii"/>
                 <w:sz w:val="21"/>
                 <w:szCs w:val="21"/>
                 <w:lang w:val="pt-BR"/>
@@ -4068,29 +5566,127 @@
               <w:pStyle w:val="Tabletext"/>
               <w:jc w:val="center"/>
               <w:rPr>
-                <w:rFonts w:asciiTheme="majorHAnsi" w:eastAsiaTheme="majorEastAsia" w:hAnsiTheme="majorHAnsi" w:cstheme="majorBidi"/>
-                <w:sz w:val="21"/>
-                <w:szCs w:val="21"/>
-                <w:lang w:val="pt-BR"/>
-              </w:rPr>
-            </w:pPr>
+                <w:rFonts w:ascii="Calibri" w:hAnsi="Calibri" w:eastAsia="Calibri" w:cs="Calibri" w:asciiTheme="majorAscii" w:hAnsiTheme="majorAscii" w:eastAsiaTheme="majorAscii" w:cstheme="majorAscii"/>
+                <w:sz w:val="21"/>
+                <w:szCs w:val="21"/>
+                <w:lang w:val="pt-BR"/>
+              </w:rPr>
+            </w:pPr>
+            <w:r>
+              <w:rPr>
+                <w:rFonts w:ascii="Calibri" w:hAnsi="Calibri" w:eastAsia="Calibri" w:cs="Calibri" w:asciiTheme="majorAscii" w:hAnsiTheme="majorAscii" w:eastAsiaTheme="majorAscii" w:cstheme="majorAscii"/>
+                <w:sz w:val="21"/>
+                <w:szCs w:val="21"/>
+                <w:lang w:val="pt-BR"/>
+              </w:rPr>
+              <w:t>0</w:t>
+            </w:r>
           </w:p>
           <w:p>
             <w:pPr>
               <w:pStyle w:val="Tabletext"/>
               <w:jc w:val="center"/>
               <w:rPr>
-                <w:rFonts w:asciiTheme="majorHAnsi" w:eastAsiaTheme="majorEastAsia" w:hAnsiTheme="majorHAnsi" w:cstheme="majorBidi"/>
-                <w:sz w:val="21"/>
-                <w:szCs w:val="21"/>
-                <w:lang w:val="pt-BR"/>
-              </w:rPr>
-            </w:pPr>
-            <w:r>
-              <w:rPr>
-                <w:rFonts w:asciiTheme="majorHAnsi" w:eastAsiaTheme="majorEastAsia" w:hAnsiTheme="majorHAnsi" w:cstheme="majorBidi"/>
-                <w:sz w:val="21"/>
-                <w:szCs w:val="21"/>
+                <w:rFonts w:ascii="Calibri" w:hAnsi="Calibri" w:eastAsia="Calibri" w:cs="Calibri" w:asciiTheme="majorAscii" w:hAnsiTheme="majorAscii" w:eastAsiaTheme="majorAscii" w:cstheme="majorAscii"/>
+                <w:sz w:val="21"/>
+                <w:szCs w:val="21"/>
+                <w:lang w:val="pt-BR"/>
+              </w:rPr>
+            </w:pPr>
+            <w:r>
+              <w:rPr>
+                <w:rFonts w:ascii="Calibri" w:hAnsi="Calibri" w:eastAsia="Calibri" w:cs="Calibri" w:asciiTheme="majorAscii" w:hAnsiTheme="majorAscii" w:eastAsiaTheme="majorAscii" w:cstheme="majorAscii"/>
+                <w:sz w:val="21"/>
+                <w:szCs w:val="21"/>
+                <w:lang w:val="pt-BR"/>
+              </w:rPr>
+              <w:t>Não completou</w:t>
+            </w:r>
+          </w:p>
+          <w:p>
+            <w:pPr>
+              <w:pStyle w:val="Tabletext"/>
+              <w:jc w:val="center"/>
+              <w:rPr>
+                <w:rFonts w:ascii="Calibri" w:hAnsi="Calibri" w:eastAsia="Calibri" w:cs="Calibri" w:asciiTheme="majorAscii" w:hAnsiTheme="majorAscii" w:eastAsiaTheme="majorAscii" w:cstheme="majorAscii"/>
+                <w:sz w:val="21"/>
+                <w:szCs w:val="21"/>
+                <w:lang w:val="pt-BR"/>
+              </w:rPr>
+            </w:pPr>
+          </w:p>
+          <w:p>
+            <w:pPr>
+              <w:pStyle w:val="Tabletext"/>
+              <w:jc w:val="center"/>
+              <w:rPr>
+                <w:rFonts w:ascii="Calibri" w:hAnsi="Calibri" w:eastAsia="Calibri" w:cs="Calibri" w:asciiTheme="majorAscii" w:hAnsiTheme="majorAscii" w:eastAsiaTheme="majorAscii" w:cstheme="majorAscii"/>
+                <w:sz w:val="21"/>
+                <w:szCs w:val="21"/>
+                <w:lang w:val="pt-BR"/>
+              </w:rPr>
+            </w:pPr>
+            <w:r>
+              <w:rPr>
+                <w:rFonts w:ascii="Calibri" w:hAnsi="Calibri" w:eastAsia="Calibri" w:cs="Calibri" w:asciiTheme="majorAscii" w:hAnsiTheme="majorAscii" w:eastAsiaTheme="majorAscii" w:cstheme="majorAscii"/>
+                <w:sz w:val="21"/>
+                <w:szCs w:val="21"/>
+                <w:lang w:val="pt-BR"/>
+              </w:rPr>
+              <w:t>1</w:t>
+            </w:r>
+          </w:p>
+          <w:p>
+            <w:pPr>
+              <w:pStyle w:val="Tabletext"/>
+              <w:jc w:val="center"/>
+              <w:rPr>
+                <w:rFonts w:ascii="Calibri" w:hAnsi="Calibri" w:eastAsia="Calibri" w:cs="Calibri" w:asciiTheme="majorAscii" w:hAnsiTheme="majorAscii" w:eastAsiaTheme="majorAscii" w:cstheme="majorAscii"/>
+                <w:sz w:val="21"/>
+                <w:szCs w:val="21"/>
+                <w:lang w:val="pt-BR"/>
+              </w:rPr>
+            </w:pPr>
+            <w:r>
+              <w:rPr>
+                <w:rFonts w:ascii="Calibri" w:hAnsi="Calibri" w:eastAsia="Calibri" w:cs="Calibri" w:asciiTheme="majorAscii" w:hAnsiTheme="majorAscii" w:eastAsiaTheme="majorAscii" w:cstheme="majorAscii"/>
+                <w:sz w:val="21"/>
+                <w:szCs w:val="21"/>
+                <w:lang w:val="pt-BR"/>
+              </w:rPr>
+              <w:t>Completou com dificuldade ou ajuda</w:t>
+            </w:r>
+          </w:p>
+          <w:p>
+            <w:pPr>
+              <w:pStyle w:val="Tabletext"/>
+              <w:jc w:val="center"/>
+              <w:rPr>
+                <w:rFonts w:ascii="Calibri" w:hAnsi="Calibri" w:eastAsia="Calibri" w:cs="Calibri" w:asciiTheme="majorAscii" w:hAnsiTheme="majorAscii" w:eastAsiaTheme="majorAscii" w:cstheme="majorAscii"/>
+                <w:sz w:val="21"/>
+                <w:szCs w:val="21"/>
+                <w:lang w:val="pt-BR"/>
+              </w:rPr>
+            </w:pPr>
+          </w:p>
+          <w:p>
+            <w:pPr>
+              <w:pStyle w:val="Tabletext"/>
+              <w:jc w:val="center"/>
+              <w:rPr>
+                <w:rFonts w:ascii="Calibri" w:hAnsi="Calibri" w:eastAsia="Calibri" w:cs="Calibri" w:asciiTheme="majorAscii" w:hAnsiTheme="majorAscii" w:eastAsiaTheme="majorAscii" w:cstheme="majorAscii"/>
+                <w:sz w:val="21"/>
+                <w:szCs w:val="21"/>
+                <w:highlight w:val="yellow"/>
+                <w:lang w:val="pt-BR"/>
+              </w:rPr>
+            </w:pPr>
+            <w:r>
+              <w:rPr>
+                <w:rFonts w:ascii="Calibri" w:hAnsi="Calibri" w:eastAsia="Calibri" w:cs="Calibri" w:asciiTheme="majorAscii" w:hAnsiTheme="majorAscii" w:eastAsiaTheme="majorAscii" w:cstheme="majorAscii"/>
+                <w:sz w:val="21"/>
+                <w:szCs w:val="21"/>
+                <w:highlight w:val="yellow"/>
                 <w:lang w:val="pt-BR"/>
               </w:rPr>
               <w:t>2</w:t>
@@ -4101,7 +5697,7 @@
               <w:pStyle w:val="Tabletext"/>
               <w:jc w:val="center"/>
               <w:rPr>
-                <w:rFonts w:asciiTheme="majorHAnsi" w:eastAsiaTheme="majorEastAsia" w:hAnsiTheme="majorHAnsi" w:cstheme="majorBidi"/>
+                <w:rFonts w:ascii="Calibri" w:hAnsi="Calibri" w:eastAsia="Calibri" w:cs="Calibri" w:asciiTheme="majorAscii" w:hAnsiTheme="majorAscii" w:eastAsiaTheme="majorAscii" w:cstheme="majorAscii"/>
                 <w:sz w:val="21"/>
                 <w:szCs w:val="21"/>
                 <w:highlight w:val="yellow"/>
@@ -4110,9 +5706,10 @@
             </w:pPr>
             <w:r>
               <w:rPr>
-                <w:rFonts w:asciiTheme="majorHAnsi" w:eastAsiaTheme="majorEastAsia" w:hAnsiTheme="majorHAnsi" w:cstheme="majorBidi"/>
-                <w:sz w:val="21"/>
-                <w:szCs w:val="21"/>
+                <w:rFonts w:ascii="Calibri" w:hAnsi="Calibri" w:eastAsia="Calibri" w:cs="Calibri" w:asciiTheme="majorAscii" w:hAnsiTheme="majorAscii" w:eastAsiaTheme="majorAscii" w:cstheme="majorAscii"/>
+                <w:sz w:val="21"/>
+                <w:szCs w:val="21"/>
+                <w:highlight w:val="yellow"/>
                 <w:lang w:val="pt-BR"/>
               </w:rPr>
               <w:t>Completou facilmente</w:t>
@@ -4121,39 +5718,42 @@
         </w:tc>
         <w:tc>
           <w:tcPr>
-            <w:tcW w:w="5277" w:type="dxa"/>
+            <w:tcW w:w="5116" w:type="dxa"/>
             <w:tcBorders>
-              <w:top w:val="single" w:sz="4" w:space="0" w:color="00000A"/>
-              <w:left w:val="single" w:sz="4" w:space="0" w:color="00000A"/>
-              <w:bottom w:val="single" w:sz="4" w:space="0" w:color="00000A"/>
-              <w:right w:val="single" w:sz="4" w:space="0" w:color="00000A"/>
+              <w:top w:val="single" w:color="00000A" w:sz="4" w:space="0"/>
+              <w:left w:val="single" w:color="00000A" w:sz="4" w:space="0"/>
+              <w:bottom w:val="single" w:color="00000A" w:sz="4" w:space="0"/>
+              <w:right w:val="single" w:color="00000A" w:sz="4" w:space="0"/>
             </w:tcBorders>
             <w:shd w:val="clear" w:color="auto" w:fill="FFFFFF" w:themeFill="background1"/>
+            <w:tcMar/>
           </w:tcPr>
           <w:p>
             <w:pPr>
               <w:pStyle w:val="Tabletext"/>
               <w:rPr>
-                <w:rFonts w:asciiTheme="majorHAnsi" w:eastAsiaTheme="majorEastAsia" w:hAnsiTheme="majorHAnsi" w:cstheme="majorBidi"/>
-                <w:sz w:val="21"/>
-                <w:szCs w:val="21"/>
-                <w:lang w:val="pt-BR"/>
-              </w:rPr>
-            </w:pPr>
-          </w:p>
-          <w:p>
-            <w:pPr>
-              <w:pStyle w:val="Tabletext"/>
-              <w:rPr>
-                <w:rFonts w:asciiTheme="majorHAnsi" w:eastAsiaTheme="majorEastAsia" w:hAnsiTheme="majorHAnsi" w:cstheme="majorBidi"/>
-                <w:sz w:val="21"/>
-                <w:szCs w:val="21"/>
-                <w:lang w:val="pt-BR"/>
-              </w:rPr>
-            </w:pPr>
-            <w:r>
-              <w:rPr>
-                <w:rFonts w:asciiTheme="majorHAnsi" w:eastAsiaTheme="majorEastAsia" w:hAnsiTheme="majorHAnsi" w:cstheme="majorBidi"/>
+                <w:rFonts w:ascii="Calibri" w:hAnsi="Calibri" w:eastAsia="Calibri" w:cs="Calibri" w:asciiTheme="majorAscii" w:hAnsiTheme="majorAscii" w:eastAsiaTheme="majorAscii" w:cstheme="majorAscii"/>
+                <w:sz w:val="21"/>
+                <w:szCs w:val="21"/>
+                <w:lang w:val="pt-BR"/>
+              </w:rPr>
+            </w:pPr>
+          </w:p>
+          <w:p>
+            <w:pPr>
+              <w:pStyle w:val="Tabletext"/>
+              <w:rPr>
+                <w:rFonts w:ascii="Calibri" w:hAnsi="Calibri" w:eastAsia="Calibri" w:cs="Calibri" w:asciiTheme="majorAscii" w:hAnsiTheme="majorAscii" w:eastAsiaTheme="majorAscii" w:cstheme="majorAscii"/>
+                <w:noProof w:val="0"/>
+                <w:sz w:val="21"/>
+                <w:szCs w:val="21"/>
+                <w:lang w:val="pt-BR"/>
+              </w:rPr>
+            </w:pPr>
+            <w:r>
+              <w:rPr>
+                <w:rFonts w:ascii="Calibri" w:hAnsi="Calibri" w:eastAsia="Calibri" w:cs="Calibri" w:asciiTheme="majorAscii" w:hAnsiTheme="majorAscii" w:eastAsiaTheme="majorAscii" w:cstheme="majorAscii"/>
+                <w:noProof w:val="0"/>
                 <w:sz w:val="21"/>
                 <w:szCs w:val="21"/>
                 <w:lang w:val="pt-BR"/>
@@ -4162,7 +5762,8 @@
             </w:r>
             <w:r>
               <w:rPr>
-                <w:rFonts w:asciiTheme="majorHAnsi" w:eastAsiaTheme="majorEastAsia" w:hAnsiTheme="majorHAnsi" w:cstheme="majorBidi"/>
+                <w:rFonts w:ascii="Calibri" w:hAnsi="Calibri" w:eastAsia="Calibri" w:cs="Calibri" w:asciiTheme="majorAscii" w:hAnsiTheme="majorAscii" w:eastAsiaTheme="majorAscii" w:cstheme="majorAscii"/>
+                <w:noProof w:val="0"/>
                 <w:sz w:val="21"/>
                 <w:szCs w:val="21"/>
                 <w:lang w:val="pt-BR"/>
@@ -4174,18 +5775,18 @@
             <w:pPr>
               <w:pStyle w:val="Tabletext"/>
               <w:rPr>
-                <w:rFonts w:asciiTheme="majorHAnsi" w:eastAsiaTheme="majorEastAsia" w:hAnsiTheme="majorHAnsi" w:cstheme="majorBidi"/>
-                <w:sz w:val="21"/>
-                <w:szCs w:val="21"/>
-                <w:lang w:val="pt-BR"/>
-              </w:rPr>
-            </w:pPr>
-          </w:p>
-          <w:p>
-            <w:pPr>
-              <w:pStyle w:val="Tabletext"/>
-              <w:rPr>
-                <w:rFonts w:asciiTheme="majorHAnsi" w:eastAsiaTheme="majorEastAsia" w:hAnsiTheme="majorHAnsi" w:cstheme="majorBidi"/>
+                <w:rFonts w:ascii="Calibri" w:hAnsi="Calibri" w:eastAsia="Calibri" w:cs="Calibri" w:asciiTheme="majorAscii" w:hAnsiTheme="majorAscii" w:eastAsiaTheme="majorAscii" w:cstheme="majorAscii"/>
+                <w:sz w:val="21"/>
+                <w:szCs w:val="21"/>
+                <w:lang w:val="pt-BR"/>
+              </w:rPr>
+            </w:pPr>
+          </w:p>
+          <w:p>
+            <w:pPr>
+              <w:pStyle w:val="Tabletext"/>
+              <w:rPr>
+                <w:rFonts w:ascii="Calibri" w:hAnsi="Calibri" w:eastAsia="Calibri" w:cs="Calibri" w:asciiTheme="majorAscii" w:hAnsiTheme="majorAscii" w:eastAsiaTheme="majorAscii" w:cstheme="majorAscii"/>
                 <w:sz w:val="21"/>
                 <w:szCs w:val="21"/>
                 <w:lang w:val="pt-BR"/>
@@ -4199,9 +5800,9 @@
       <w:pPr>
         <w:pStyle w:val="Recuonormal"/>
         <w:rPr>
-          <w:rFonts w:asciiTheme="majorHAnsi" w:eastAsiaTheme="majorEastAsia" w:hAnsiTheme="majorHAnsi" w:cstheme="majorBidi"/>
-          <w:b/>
-          <w:bCs/>
+          <w:rFonts w:ascii="Calibri" w:hAnsi="Calibri" w:eastAsia="Calibri" w:cs="Calibri" w:asciiTheme="majorAscii" w:hAnsiTheme="majorAscii" w:eastAsiaTheme="majorAscii" w:cstheme="majorAscii"/>
+          <w:b w:val="1"/>
+          <w:bCs w:val="1"/>
           <w:color w:val="000000"/>
           <w:sz w:val="22"/>
           <w:szCs w:val="22"/>
@@ -4213,9 +5814,9 @@
       <w:pPr>
         <w:pStyle w:val="Recuonormal"/>
         <w:rPr>
-          <w:rFonts w:asciiTheme="majorHAnsi" w:eastAsiaTheme="majorEastAsia" w:hAnsiTheme="majorHAnsi" w:cstheme="majorBidi"/>
-          <w:b/>
-          <w:bCs/>
+          <w:rFonts w:ascii="Calibri" w:hAnsi="Calibri" w:eastAsia="Calibri" w:cs="Calibri" w:asciiTheme="majorAscii" w:hAnsiTheme="majorAscii" w:eastAsiaTheme="majorAscii" w:cstheme="majorAscii"/>
+          <w:b w:val="1"/>
+          <w:bCs w:val="1"/>
           <w:color w:val="000000"/>
           <w:sz w:val="22"/>
           <w:szCs w:val="22"/>
@@ -4228,81 +5829,12 @@
         <w:pStyle w:val="Recuonormal"/>
         <w:ind w:left="0"/>
         <w:rPr>
-          <w:rFonts w:asciiTheme="majorHAnsi" w:eastAsiaTheme="majorEastAsia" w:hAnsiTheme="majorHAnsi" w:cstheme="majorBidi"/>
-          <w:b/>
-          <w:bCs/>
+          <w:rFonts w:ascii="Calibri" w:hAnsi="Calibri" w:eastAsia="Calibri" w:cs="Calibri" w:asciiTheme="majorAscii" w:hAnsiTheme="majorAscii" w:eastAsiaTheme="majorAscii" w:cstheme="majorAscii"/>
+          <w:b w:val="1"/>
+          <w:bCs w:val="1"/>
           <w:color w:val="000000"/>
           <w:sz w:val="20"/>
-          <w:lang w:val="pt-BR"/>
-        </w:rPr>
-      </w:pPr>
-    </w:p>
-    <w:p>
-      <w:pPr>
-        <w:pStyle w:val="Recuonormal"/>
-        <w:ind w:left="0"/>
-        <w:rPr>
-          <w:rFonts w:asciiTheme="majorHAnsi" w:eastAsiaTheme="majorEastAsia" w:hAnsiTheme="majorHAnsi" w:cstheme="majorBidi"/>
-          <w:b/>
-          <w:bCs/>
-          <w:color w:val="000000"/>
-          <w:sz w:val="20"/>
-          <w:lang w:val="pt-BR"/>
-        </w:rPr>
-      </w:pPr>
-    </w:p>
-    <w:p>
-      <w:pPr>
-        <w:pStyle w:val="Recuonormal"/>
-        <w:ind w:left="0"/>
-        <w:rPr>
-          <w:rFonts w:asciiTheme="majorHAnsi" w:eastAsiaTheme="majorEastAsia" w:hAnsiTheme="majorHAnsi" w:cstheme="majorBidi"/>
-          <w:b/>
-          <w:bCs/>
-          <w:color w:val="000000"/>
-          <w:sz w:val="20"/>
-          <w:lang w:val="pt-BR"/>
-        </w:rPr>
-      </w:pPr>
-    </w:p>
-    <w:p>
-      <w:pPr>
-        <w:pStyle w:val="Recuonormal"/>
-        <w:ind w:left="0"/>
-        <w:rPr>
-          <w:rFonts w:asciiTheme="majorHAnsi" w:eastAsiaTheme="majorEastAsia" w:hAnsiTheme="majorHAnsi" w:cstheme="majorBidi"/>
-          <w:b/>
-          <w:bCs/>
-          <w:color w:val="000000"/>
-          <w:sz w:val="20"/>
-          <w:lang w:val="pt-BR"/>
-        </w:rPr>
-      </w:pPr>
-    </w:p>
-    <w:p>
-      <w:pPr>
-        <w:pStyle w:val="Recuonormal"/>
-        <w:ind w:left="0"/>
-        <w:rPr>
-          <w:rFonts w:asciiTheme="majorHAnsi" w:eastAsiaTheme="majorEastAsia" w:hAnsiTheme="majorHAnsi" w:cstheme="majorBidi"/>
-          <w:b/>
-          <w:bCs/>
-          <w:color w:val="000000"/>
-          <w:sz w:val="20"/>
-          <w:lang w:val="pt-BR"/>
-        </w:rPr>
-      </w:pPr>
-    </w:p>
-    <w:p>
-      <w:pPr>
-        <w:pStyle w:val="Recuonormal"/>
-        <w:ind w:left="0"/>
-        <w:rPr>
-          <w:rFonts w:asciiTheme="majorHAnsi" w:eastAsiaTheme="majorEastAsia" w:hAnsiTheme="majorHAnsi" w:cstheme="majorBidi"/>
-          <w:b/>
-          <w:bCs/>
-          <w:color w:val="000000"/>
-          <w:sz w:val="20"/>
+          <w:szCs w:val="20"/>
           <w:lang w:val="pt-BR"/>
         </w:rPr>
       </w:pPr>
@@ -4310,20 +5842,155 @@
     <w:p>
       <w:pPr>
         <w:pStyle w:val="Ttulo2"/>
-        <w:rPr>
-          <w:rFonts w:asciiTheme="majorHAnsi" w:eastAsiaTheme="majorEastAsia" w:hAnsiTheme="majorHAnsi" w:cstheme="majorBidi"/>
-          <w:sz w:val="22"/>
-          <w:szCs w:val="22"/>
-          <w:lang w:val="pt-BR"/>
-        </w:rPr>
-      </w:pPr>
-      <w:r>
-        <w:rPr>
-          <w:rFonts w:asciiTheme="majorHAnsi" w:eastAsiaTheme="majorEastAsia" w:hAnsiTheme="majorHAnsi" w:cstheme="majorBidi"/>
-          <w:lang w:val="pt-BR"/>
-        </w:rPr>
-        <w:lastRenderedPageBreak/>
+        <w:ind/>
+        <w:rPr>
+          <w:rFonts w:ascii="Calibri" w:hAnsi="Calibri" w:eastAsia="Calibri" w:cs="Calibri" w:asciiTheme="majorAscii" w:hAnsiTheme="majorAscii" w:eastAsiaTheme="majorAscii" w:cstheme="majorAscii"/>
+          <w:sz w:val="22"/>
+          <w:szCs w:val="22"/>
+          <w:lang w:val="pt-BR"/>
+        </w:rPr>
+      </w:pPr>
+      <w:r>
+        <w:rPr>
+          <w:rFonts w:ascii="Calibri" w:hAnsi="Calibri" w:eastAsia="Calibri" w:cs="Calibri" w:asciiTheme="majorAscii" w:hAnsiTheme="majorAscii" w:eastAsiaTheme="majorAscii" w:cstheme="majorAscii"/>
+          <w:lang w:val="pt-BR"/>
+        </w:rPr>
         <w:t xml:space="preserve">Termine o teste com o questionário abaixo </w:t>
+      </w:r>
+    </w:p>
+    <w:p>
+      <w:pPr>
+        <w:numPr>
+          <w:ilvl w:val="0"/>
+          <w:numId w:val="3"/>
+        </w:numPr>
+        <w:tabs>
+          <w:tab w:val="clear" w:leader="none" w:pos="720"/>
+          <w:tab w:val="left" w:leader="none" w:pos="0"/>
+        </w:tabs>
+        <w:spacing w:before="240" w:after="240" w:line="480" w:lineRule="auto"/>
+        <w:outlineLvl w:val="0"/>
+        <w:rPr>
+          <w:rFonts w:ascii="Calibri" w:hAnsi="Calibri" w:eastAsia="Calibri" w:cs="Calibri" w:asciiTheme="majorAscii" w:hAnsiTheme="majorAscii" w:eastAsiaTheme="majorAscii" w:cstheme="majorAscii"/>
+          <w:b w:val="1"/>
+          <w:bCs w:val="1"/>
+          <w:sz w:val="22"/>
+          <w:szCs w:val="22"/>
+          <w:lang w:val="pt-BR"/>
+        </w:rPr>
+      </w:pPr>
+      <w:r>
+        <w:rPr>
+          <w:rFonts w:ascii="Calibri" w:hAnsi="Calibri" w:eastAsia="Calibri" w:cs="Calibri" w:asciiTheme="majorAscii" w:hAnsiTheme="majorAscii" w:eastAsiaTheme="majorAscii" w:cstheme="majorAscii"/>
+          <w:b w:val="1"/>
+          <w:bCs w:val="1"/>
+          <w:sz w:val="22"/>
+          <w:szCs w:val="22"/>
+          <w:lang w:val="pt-BR"/>
+        </w:rPr>
+        <w:t>Qual foi a sua impressão geral do sistema?</w:t>
+      </w:r>
+    </w:p>
+    <w:p>
+      <w:pPr>
+        <w:pStyle w:val="Normal"/>
+        <w:tabs>
+          <w:tab w:val="clear" w:leader="none" w:pos="720"/>
+          <w:tab w:val="left" w:leader="none" w:pos="0"/>
+        </w:tabs>
+        <w:spacing w:before="240" w:after="240" w:line="480" w:lineRule="auto"/>
+        <w:ind w:left="720"/>
+        <w:rPr>
+          <w:rFonts w:ascii="Calibri" w:hAnsi="Calibri" w:eastAsia="Calibri" w:cs="Calibri" w:asciiTheme="majorAscii" w:hAnsiTheme="majorAscii" w:eastAsiaTheme="majorAscii" w:cstheme="majorAscii"/>
+          <w:noProof w:val="0"/>
+          <w:sz w:val="22"/>
+          <w:szCs w:val="22"/>
+          <w:lang w:val="pt-BR"/>
+        </w:rPr>
+      </w:pPr>
+      <w:r>
+        <w:rPr>
+          <w:rFonts w:ascii="Calibri" w:hAnsi="Calibri" w:eastAsia="Calibri" w:cs="Calibri" w:asciiTheme="majorAscii" w:hAnsiTheme="majorAscii" w:eastAsiaTheme="majorAscii" w:cstheme="majorAscii"/>
+          <w:noProof w:val="0"/>
+          <w:sz w:val="22"/>
+          <w:szCs w:val="22"/>
+          <w:lang w:val="pt-BR"/>
+        </w:rPr>
+        <w:t>Achei a ideia boa, porque tem várias coisas relacionadas à alimentação no mesmo lugar. Algumas partes foram fáceis de usar, mas em outras eu fiquei um pouco perdida.</w:t>
+      </w:r>
+    </w:p>
+    <w:p>
+      <w:pPr>
+        <w:numPr>
+          <w:ilvl w:val="0"/>
+          <w:numId w:val="3"/>
+        </w:numPr>
+        <w:tabs>
+          <w:tab w:val="clear" w:leader="none" w:pos="720"/>
+          <w:tab w:val="left" w:leader="none" w:pos="0"/>
+        </w:tabs>
+        <w:spacing w:before="240" w:after="240" w:line="480" w:lineRule="auto"/>
+        <w:outlineLvl w:val="0"/>
+        <w:rPr>
+          <w:rFonts w:ascii="Calibri" w:hAnsi="Calibri" w:eastAsia="Calibri" w:cs="Calibri" w:asciiTheme="majorAscii" w:hAnsiTheme="majorAscii" w:eastAsiaTheme="majorAscii" w:cstheme="majorAscii"/>
+          <w:b w:val="1"/>
+          <w:bCs w:val="1"/>
+          <w:sz w:val="22"/>
+          <w:szCs w:val="22"/>
+          <w:lang w:val="pt-BR"/>
+        </w:rPr>
+      </w:pPr>
+      <w:r>
+        <w:rPr>
+          <w:rFonts w:ascii="Calibri" w:hAnsi="Calibri" w:eastAsia="Calibri" w:cs="Calibri" w:asciiTheme="majorAscii" w:hAnsiTheme="majorAscii" w:eastAsiaTheme="majorAscii" w:cstheme="majorAscii"/>
+          <w:b w:val="1"/>
+          <w:bCs w:val="1"/>
+          <w:sz w:val="22"/>
+          <w:szCs w:val="22"/>
+          <w:lang w:val="pt-BR"/>
+        </w:rPr>
+        <w:t>Qual foi a sua impressão sobre as atividades propostas</w:t>
+      </w:r>
+      <w:bookmarkStart w:name="__DdeLink__167_474323210" w:id="4"/>
+      <w:bookmarkEnd w:id="4"/>
+      <w:r>
+        <w:rPr>
+          <w:rFonts w:ascii="Calibri" w:hAnsi="Calibri" w:eastAsia="Calibri" w:cs="Calibri" w:asciiTheme="majorAscii" w:hAnsiTheme="majorAscii" w:eastAsiaTheme="majorAscii" w:cstheme="majorAscii"/>
+          <w:b w:val="1"/>
+          <w:bCs w:val="1"/>
+          <w:sz w:val="22"/>
+          <w:szCs w:val="22"/>
+          <w:lang w:val="pt-BR"/>
+        </w:rPr>
+        <w:t>?</w:t>
+      </w:r>
+    </w:p>
+    <w:p>
+      <w:pPr>
+        <w:pStyle w:val="Normal"/>
+        <w:tabs>
+          <w:tab w:val="clear" w:leader="none" w:pos="720"/>
+          <w:tab w:val="left" w:leader="none" w:pos="0"/>
+        </w:tabs>
+        <w:spacing w:before="240" w:after="240" w:line="480" w:lineRule="auto"/>
+        <w:ind w:left="720"/>
+        <w:rPr>
+          <w:rFonts w:ascii="Calibri" w:hAnsi="Calibri" w:eastAsia="Calibri" w:cs="Calibri" w:asciiTheme="majorAscii" w:hAnsiTheme="majorAscii" w:eastAsiaTheme="majorAscii" w:cstheme="majorAscii"/>
+          <w:noProof w:val="0"/>
+          <w:sz w:val="22"/>
+          <w:szCs w:val="22"/>
+          <w:lang w:val="pt-BR"/>
+        </w:rPr>
+      </w:pPr>
+      <w:r>
+        <w:rPr>
+          <w:rFonts w:ascii="Calibri" w:hAnsi="Calibri" w:eastAsia="Calibri" w:cs="Calibri" w:asciiTheme="majorAscii" w:hAnsiTheme="majorAscii" w:eastAsiaTheme="majorAscii" w:cstheme="majorAscii"/>
+          <w:noProof w:val="0"/>
+          <w:sz w:val="22"/>
+          <w:szCs w:val="22"/>
+          <w:lang w:val="pt-BR"/>
+        </w:rPr>
+        <w:t>Algumas foram simples, como fazer o cadastro, entrar no sistema e calcular o IMC. Outras foram mais difíceis, principalmente a parte da agenda e de imprimir algumas informações.</w:t>
       </w:r>
     </w:p>
     <w:p>
@@ -4339,48 +6006,52 @@
         <w:spacing w:before="240" w:after="240" w:line="480" w:lineRule="auto"/>
         <w:outlineLvl w:val="0"/>
         <w:rPr>
-          <w:rFonts w:asciiTheme="majorHAnsi" w:eastAsiaTheme="majorEastAsia" w:hAnsiTheme="majorHAnsi" w:cstheme="majorBidi"/>
-          <w:b/>
-          <w:bCs/>
-          <w:sz w:val="22"/>
-          <w:szCs w:val="22"/>
-          <w:lang w:val="pt-BR"/>
-        </w:rPr>
-      </w:pPr>
-      <w:r>
-        <w:rPr>
-          <w:rFonts w:asciiTheme="majorHAnsi" w:eastAsiaTheme="majorEastAsia" w:hAnsiTheme="majorHAnsi" w:cstheme="majorBidi"/>
-          <w:b/>
-          <w:bCs/>
-          <w:sz w:val="22"/>
-          <w:szCs w:val="22"/>
-          <w:lang w:val="pt-BR"/>
-        </w:rPr>
-        <w:t>Qual foi a sua impressão geral do sistema?</w:t>
-      </w:r>
-    </w:p>
-    <w:p>
-      <w:pPr>
+          <w:rFonts w:ascii="Calibri" w:hAnsi="Calibri" w:eastAsia="Calibri" w:cs="Calibri" w:asciiTheme="majorAscii" w:hAnsiTheme="majorAscii" w:eastAsiaTheme="majorAscii" w:cstheme="majorAscii"/>
+          <w:b w:val="1"/>
+          <w:bCs w:val="1"/>
+          <w:sz w:val="22"/>
+          <w:szCs w:val="22"/>
+          <w:lang w:val="pt-BR"/>
+        </w:rPr>
+      </w:pPr>
+      <w:r>
+        <w:rPr>
+          <w:rFonts w:ascii="Calibri" w:hAnsi="Calibri" w:eastAsia="Calibri" w:cs="Calibri" w:asciiTheme="majorAscii" w:hAnsiTheme="majorAscii" w:eastAsiaTheme="majorAscii" w:cstheme="majorAscii"/>
+          <w:b w:val="1"/>
+          <w:bCs w:val="1"/>
+          <w:sz w:val="22"/>
+          <w:szCs w:val="22"/>
+          <w:lang w:val="pt-BR"/>
+        </w:rPr>
+        <w:t>Você acha que este sistema é atual? Por quê?</w:t>
+      </w:r>
+    </w:p>
+    <w:p>
+      <w:pPr>
+        <w:pStyle w:val="Normal"/>
         <w:tabs>
-          <w:tab w:val="left" w:pos="0"/>
+          <w:tab w:val="clear" w:leader="none" w:pos="720"/>
+          <w:tab w:val="left" w:leader="none" w:pos="0"/>
         </w:tabs>
-        <w:spacing w:before="240" w:after="240"/>
+        <w:spacing w:before="240" w:after="240" w:line="480" w:lineRule="auto"/>
         <w:ind w:left="720"/>
         <w:rPr>
-          <w:rFonts w:asciiTheme="majorHAnsi" w:eastAsiaTheme="majorEastAsia" w:hAnsiTheme="majorHAnsi" w:cstheme="majorBidi"/>
-          <w:sz w:val="22"/>
-          <w:szCs w:val="22"/>
-          <w:lang w:val="pt-BR"/>
-        </w:rPr>
-      </w:pPr>
-      <w:r>
-        <w:rPr>
-          <w:rFonts w:asciiTheme="majorHAnsi" w:eastAsiaTheme="majorEastAsia" w:hAnsiTheme="majorHAnsi" w:cstheme="majorBidi"/>
-          <w:sz w:val="22"/>
-          <w:szCs w:val="22"/>
-          <w:lang w:val="pt-BR"/>
-        </w:rPr>
-        <w:t>Achei a ideia boa, porque tem várias coisas relacionadas à alimentação no mesmo lugar. Algumas partes foram fáceis de usar, mas em outras eu fiquei um pouco perdida.</w:t>
+          <w:rFonts w:ascii="Calibri" w:hAnsi="Calibri" w:eastAsia="Calibri" w:cs="Calibri" w:asciiTheme="majorAscii" w:hAnsiTheme="majorAscii" w:eastAsiaTheme="majorAscii" w:cstheme="majorAscii"/>
+          <w:noProof w:val="0"/>
+          <w:sz w:val="22"/>
+          <w:szCs w:val="22"/>
+          <w:lang w:val="pt-BR"/>
+        </w:rPr>
+      </w:pPr>
+      <w:r>
+        <w:rPr>
+          <w:rFonts w:ascii="Calibri" w:hAnsi="Calibri" w:eastAsia="Calibri" w:cs="Calibri" w:asciiTheme="majorAscii" w:hAnsiTheme="majorAscii" w:eastAsiaTheme="majorAscii" w:cstheme="majorAscii"/>
+          <w:noProof w:val="0"/>
+          <w:sz w:val="22"/>
+          <w:szCs w:val="22"/>
+          <w:lang w:val="pt-BR"/>
+        </w:rPr>
+        <w:t>A ideia parece atual, mas achei algumas telas um pouco carregadas. Acho que poderia ter cores mais leves e menos informação aparecendo ao mesmo tempo.</w:t>
       </w:r>
     </w:p>
     <w:p>
@@ -4396,61 +6067,52 @@
         <w:spacing w:before="240" w:after="240" w:line="480" w:lineRule="auto"/>
         <w:outlineLvl w:val="0"/>
         <w:rPr>
-          <w:rFonts w:asciiTheme="majorHAnsi" w:eastAsiaTheme="majorEastAsia" w:hAnsiTheme="majorHAnsi" w:cstheme="majorBidi"/>
-          <w:b/>
-          <w:bCs/>
-          <w:sz w:val="22"/>
-          <w:szCs w:val="22"/>
-          <w:lang w:val="pt-BR"/>
-        </w:rPr>
-      </w:pPr>
-      <w:r>
-        <w:rPr>
-          <w:rFonts w:asciiTheme="majorHAnsi" w:eastAsiaTheme="majorEastAsia" w:hAnsiTheme="majorHAnsi" w:cstheme="majorBidi"/>
-          <w:b/>
-          <w:bCs/>
-          <w:sz w:val="22"/>
-          <w:szCs w:val="22"/>
-          <w:lang w:val="pt-BR"/>
-        </w:rPr>
-        <w:t>Qual foi a sua impressão sobre as atividades propostas</w:t>
-      </w:r>
-      <w:bookmarkStart w:id="3" w:name="__DdeLink__167_474323210"/>
-      <w:bookmarkEnd w:id="3"/>
-      <w:r>
-        <w:rPr>
-          <w:rFonts w:asciiTheme="majorHAnsi" w:eastAsiaTheme="majorEastAsia" w:hAnsiTheme="majorHAnsi" w:cstheme="majorBidi"/>
-          <w:b/>
-          <w:bCs/>
-          <w:sz w:val="22"/>
-          <w:szCs w:val="22"/>
-          <w:lang w:val="pt-BR"/>
-        </w:rPr>
-        <w:t>?</w:t>
-      </w:r>
-    </w:p>
-    <w:p>
-      <w:pPr>
+          <w:rFonts w:ascii="Calibri" w:hAnsi="Calibri" w:eastAsia="Calibri" w:cs="Calibri" w:asciiTheme="majorAscii" w:hAnsiTheme="majorAscii" w:eastAsiaTheme="majorAscii" w:cstheme="majorAscii"/>
+          <w:b w:val="1"/>
+          <w:bCs w:val="1"/>
+          <w:sz w:val="22"/>
+          <w:szCs w:val="22"/>
+          <w:lang w:val="pt-BR"/>
+        </w:rPr>
+      </w:pPr>
+      <w:r>
+        <w:rPr>
+          <w:rFonts w:ascii="Calibri" w:hAnsi="Calibri" w:eastAsia="Calibri" w:cs="Calibri" w:asciiTheme="majorAscii" w:hAnsiTheme="majorAscii" w:eastAsiaTheme="majorAscii" w:cstheme="majorAscii"/>
+          <w:b w:val="1"/>
+          <w:bCs w:val="1"/>
+          <w:sz w:val="22"/>
+          <w:szCs w:val="22"/>
+          <w:lang w:val="pt-BR"/>
+        </w:rPr>
+        <w:t>O que você mais gostou neste sistema?</w:t>
+      </w:r>
+    </w:p>
+    <w:p>
+      <w:pPr>
+        <w:pStyle w:val="Normal"/>
         <w:tabs>
-          <w:tab w:val="left" w:pos="0"/>
+          <w:tab w:val="clear" w:leader="none" w:pos="720"/>
+          <w:tab w:val="left" w:leader="none" w:pos="0"/>
         </w:tabs>
-        <w:spacing w:before="240" w:after="240"/>
+        <w:spacing w:before="240" w:after="240" w:line="480" w:lineRule="auto"/>
         <w:ind w:left="720"/>
         <w:rPr>
-          <w:rFonts w:asciiTheme="majorHAnsi" w:eastAsiaTheme="majorEastAsia" w:hAnsiTheme="majorHAnsi" w:cstheme="majorBidi"/>
-          <w:sz w:val="22"/>
-          <w:szCs w:val="22"/>
-          <w:lang w:val="pt-BR"/>
-        </w:rPr>
-      </w:pPr>
-      <w:r>
-        <w:rPr>
-          <w:rFonts w:asciiTheme="majorHAnsi" w:eastAsiaTheme="majorEastAsia" w:hAnsiTheme="majorHAnsi" w:cstheme="majorBidi"/>
-          <w:sz w:val="22"/>
-          <w:szCs w:val="22"/>
-          <w:lang w:val="pt-BR"/>
-        </w:rPr>
-        <w:t>Algumas foram simples, como fazer o cadastro, entrar no sistema e calcular o IMC. Outras foram mais difíceis, principalmente a parte da agenda e de imprimir algumas informações.</w:t>
+          <w:rFonts w:ascii="Calibri" w:hAnsi="Calibri" w:eastAsia="Calibri" w:cs="Calibri" w:asciiTheme="majorAscii" w:hAnsiTheme="majorAscii" w:eastAsiaTheme="majorAscii" w:cstheme="majorAscii"/>
+          <w:noProof w:val="0"/>
+          <w:sz w:val="22"/>
+          <w:szCs w:val="22"/>
+          <w:lang w:val="pt-BR"/>
+        </w:rPr>
+      </w:pPr>
+      <w:r>
+        <w:rPr>
+          <w:rFonts w:ascii="Calibri" w:hAnsi="Calibri" w:eastAsia="Calibri" w:cs="Calibri" w:asciiTheme="majorAscii" w:hAnsiTheme="majorAscii" w:eastAsiaTheme="majorAscii" w:cstheme="majorAscii"/>
+          <w:noProof w:val="0"/>
+          <w:sz w:val="22"/>
+          <w:szCs w:val="22"/>
+          <w:lang w:val="pt-BR"/>
+        </w:rPr>
+        <w:t>Gostei de ter dieta, receitas, lista de compras e cálculo de IMC no mesmo lugar.</w:t>
       </w:r>
     </w:p>
     <w:p>
@@ -4466,48 +6128,52 @@
         <w:spacing w:before="240" w:after="240" w:line="480" w:lineRule="auto"/>
         <w:outlineLvl w:val="0"/>
         <w:rPr>
-          <w:rFonts w:asciiTheme="majorHAnsi" w:eastAsiaTheme="majorEastAsia" w:hAnsiTheme="majorHAnsi" w:cstheme="majorBidi"/>
-          <w:b/>
-          <w:bCs/>
-          <w:sz w:val="22"/>
-          <w:szCs w:val="22"/>
-          <w:lang w:val="pt-BR"/>
-        </w:rPr>
-      </w:pPr>
-      <w:r>
-        <w:rPr>
-          <w:rFonts w:asciiTheme="majorHAnsi" w:eastAsiaTheme="majorEastAsia" w:hAnsiTheme="majorHAnsi" w:cstheme="majorBidi"/>
-          <w:b/>
-          <w:bCs/>
-          <w:sz w:val="22"/>
-          <w:szCs w:val="22"/>
-          <w:lang w:val="pt-BR"/>
-        </w:rPr>
-        <w:t>Você acha que este sistema é atual? Por quê?</w:t>
-      </w:r>
-    </w:p>
-    <w:p>
-      <w:pPr>
+          <w:rFonts w:ascii="Calibri" w:hAnsi="Calibri" w:eastAsia="Calibri" w:cs="Calibri" w:asciiTheme="majorAscii" w:hAnsiTheme="majorAscii" w:eastAsiaTheme="majorAscii" w:cstheme="majorAscii"/>
+          <w:b w:val="1"/>
+          <w:bCs w:val="1"/>
+          <w:sz w:val="22"/>
+          <w:szCs w:val="22"/>
+          <w:lang w:val="pt-BR"/>
+        </w:rPr>
+      </w:pPr>
+      <w:r>
+        <w:rPr>
+          <w:rFonts w:ascii="Calibri" w:hAnsi="Calibri" w:eastAsia="Calibri" w:cs="Calibri" w:asciiTheme="majorAscii" w:hAnsiTheme="majorAscii" w:eastAsiaTheme="majorAscii" w:cstheme="majorAscii"/>
+          <w:b w:val="1"/>
+          <w:bCs w:val="1"/>
+          <w:sz w:val="22"/>
+          <w:szCs w:val="22"/>
+          <w:lang w:val="pt-BR"/>
+        </w:rPr>
+        <w:t>O que você menos gostou neste sistema?</w:t>
+      </w:r>
+    </w:p>
+    <w:p>
+      <w:pPr>
+        <w:pStyle w:val="Normal"/>
         <w:tabs>
-          <w:tab w:val="left" w:pos="0"/>
+          <w:tab w:val="clear" w:leader="none" w:pos="720"/>
+          <w:tab w:val="left" w:leader="none" w:pos="0"/>
         </w:tabs>
-        <w:spacing w:before="240" w:after="240"/>
+        <w:spacing w:before="240" w:after="240" w:line="480" w:lineRule="auto"/>
         <w:ind w:left="720"/>
         <w:rPr>
-          <w:rFonts w:asciiTheme="majorHAnsi" w:eastAsiaTheme="majorEastAsia" w:hAnsiTheme="majorHAnsi" w:cstheme="majorBidi"/>
-          <w:sz w:val="22"/>
-          <w:szCs w:val="22"/>
-          <w:lang w:val="pt-BR"/>
-        </w:rPr>
-      </w:pPr>
-      <w:r>
-        <w:rPr>
-          <w:rFonts w:asciiTheme="majorHAnsi" w:eastAsiaTheme="majorEastAsia" w:hAnsiTheme="majorHAnsi" w:cstheme="majorBidi"/>
-          <w:sz w:val="22"/>
-          <w:szCs w:val="22"/>
-          <w:lang w:val="pt-BR"/>
-        </w:rPr>
-        <w:t>A ideia parece atual, mas achei algumas telas um pouco carregadas. Acho que poderia ter cores mais leves e menos informação aparecendo ao mesmo tempo.</w:t>
+          <w:rFonts w:ascii="Calibri" w:hAnsi="Calibri" w:eastAsia="Calibri" w:cs="Calibri" w:asciiTheme="majorAscii" w:hAnsiTheme="majorAscii" w:eastAsiaTheme="majorAscii" w:cstheme="majorAscii"/>
+          <w:noProof w:val="0"/>
+          <w:sz w:val="22"/>
+          <w:szCs w:val="22"/>
+          <w:lang w:val="pt-BR"/>
+        </w:rPr>
+      </w:pPr>
+      <w:r>
+        <w:rPr>
+          <w:rFonts w:ascii="Calibri" w:hAnsi="Calibri" w:eastAsia="Calibri" w:cs="Calibri" w:asciiTheme="majorAscii" w:hAnsiTheme="majorAscii" w:eastAsiaTheme="majorAscii" w:cstheme="majorAscii"/>
+          <w:noProof w:val="0"/>
+          <w:sz w:val="22"/>
+          <w:szCs w:val="22"/>
+          <w:lang w:val="pt-BR"/>
+        </w:rPr>
+        <w:t>Não gostei muito da parte da agenda porque não consegui entender direito como usar. Também achei alguns botões difíceis de encontrar.</w:t>
       </w:r>
     </w:p>
     <w:p>
@@ -4523,49 +6189,71 @@
         <w:spacing w:before="240" w:after="240" w:line="480" w:lineRule="auto"/>
         <w:outlineLvl w:val="0"/>
         <w:rPr>
-          <w:rFonts w:asciiTheme="majorHAnsi" w:eastAsiaTheme="majorEastAsia" w:hAnsiTheme="majorHAnsi" w:cstheme="majorBidi"/>
-          <w:b/>
-          <w:bCs/>
-          <w:sz w:val="22"/>
-          <w:szCs w:val="22"/>
-          <w:lang w:val="pt-BR"/>
-        </w:rPr>
-      </w:pPr>
-      <w:r>
-        <w:rPr>
-          <w:rFonts w:asciiTheme="majorHAnsi" w:eastAsiaTheme="majorEastAsia" w:hAnsiTheme="majorHAnsi" w:cstheme="majorBidi"/>
-          <w:b/>
-          <w:bCs/>
-          <w:sz w:val="22"/>
-          <w:szCs w:val="22"/>
-          <w:lang w:val="pt-BR"/>
-        </w:rPr>
-        <w:t>O que você mais gostou neste sistema?</w:t>
-      </w:r>
-    </w:p>
-    <w:p>
-      <w:pPr>
+          <w:rFonts w:ascii="Calibri" w:hAnsi="Calibri" w:eastAsia="Calibri" w:cs="Calibri" w:asciiTheme="majorAscii" w:hAnsiTheme="majorAscii" w:eastAsiaTheme="majorAscii" w:cstheme="majorAscii"/>
+          <w:b w:val="1"/>
+          <w:bCs w:val="1"/>
+          <w:sz w:val="22"/>
+          <w:szCs w:val="22"/>
+          <w:lang w:val="pt-BR"/>
+        </w:rPr>
+      </w:pPr>
+      <w:r>
+        <w:rPr>
+          <w:rFonts w:ascii="Calibri" w:hAnsi="Calibri" w:eastAsia="Calibri" w:cs="Calibri" w:asciiTheme="majorAscii" w:hAnsiTheme="majorAscii" w:eastAsiaTheme="majorAscii" w:cstheme="majorAscii"/>
+          <w:b w:val="1"/>
+          <w:bCs w:val="1"/>
+          <w:sz w:val="22"/>
+          <w:szCs w:val="22"/>
+          <w:lang w:val="pt-BR"/>
+        </w:rPr>
+        <w:t>Há alguma coisa que você acha que está faltando neste sistema? (Por exemplo: conteúdo, funções, etc.)</w:t>
+      </w:r>
+    </w:p>
+    <w:p>
+      <w:pPr>
+        <w:pStyle w:val="Normal"/>
         <w:tabs>
-          <w:tab w:val="left" w:pos="0"/>
+          <w:tab w:val="clear" w:leader="none" w:pos="720"/>
+          <w:tab w:val="left" w:leader="none" w:pos="0"/>
         </w:tabs>
         <w:spacing w:before="240" w:after="240" w:line="480" w:lineRule="auto"/>
         <w:ind w:left="720"/>
         <w:rPr>
-          <w:rFonts w:asciiTheme="majorHAnsi" w:eastAsiaTheme="majorEastAsia" w:hAnsiTheme="majorHAnsi" w:cstheme="majorBidi"/>
-          <w:sz w:val="22"/>
-          <w:szCs w:val="22"/>
-          <w:lang w:val="pt-BR"/>
-        </w:rPr>
-      </w:pPr>
-      <w:r>
-        <w:rPr>
-          <w:rFonts w:asciiTheme="majorHAnsi" w:eastAsiaTheme="majorEastAsia" w:hAnsiTheme="majorHAnsi" w:cstheme="majorBidi"/>
-          <w:sz w:val="22"/>
-          <w:szCs w:val="22"/>
-          <w:lang w:val="pt-BR"/>
-        </w:rPr>
-        <w:t>Gostei de ter dieta, receitas, lista de compras e cálculo de IMC no mesmo lugar.</w:t>
-      </w:r>
+          <w:rFonts w:ascii="Calibri" w:hAnsi="Calibri" w:eastAsia="Calibri" w:cs="Calibri" w:asciiTheme="majorAscii" w:hAnsiTheme="majorAscii" w:eastAsiaTheme="majorAscii" w:cstheme="majorAscii"/>
+          <w:noProof w:val="0"/>
+          <w:sz w:val="22"/>
+          <w:szCs w:val="22"/>
+          <w:lang w:val="pt-BR"/>
+        </w:rPr>
+      </w:pPr>
+      <w:r>
+        <w:rPr>
+          <w:rFonts w:ascii="Calibri" w:hAnsi="Calibri" w:eastAsia="Calibri" w:cs="Calibri" w:asciiTheme="majorAscii" w:hAnsiTheme="majorAscii" w:eastAsiaTheme="majorAscii" w:cstheme="majorAscii"/>
+          <w:noProof w:val="0"/>
+          <w:sz w:val="22"/>
+          <w:szCs w:val="22"/>
+          <w:lang w:val="pt-BR"/>
+        </w:rPr>
+        <w:t>Acho que poderia ter instruções mais claras em algumas partes, principalmente na agenda. Também seria bom ter opções fáceis para corrigir alguma coisa colocada errada.</w:t>
+      </w:r>
+    </w:p>
+    <w:p>
+      <w:pPr>
+        <w:pStyle w:val="Normal"/>
+        <w:tabs>
+          <w:tab w:val="clear" w:leader="none" w:pos="720"/>
+          <w:tab w:val="left" w:leader="none" w:pos="0"/>
+        </w:tabs>
+        <w:spacing w:before="240" w:after="240" w:line="480" w:lineRule="auto"/>
+        <w:ind w:left="720"/>
+        <w:rPr>
+          <w:rFonts w:ascii="Calibri" w:hAnsi="Calibri" w:eastAsia="Calibri" w:cs="Calibri" w:asciiTheme="majorAscii" w:hAnsiTheme="majorAscii" w:eastAsiaTheme="majorAscii" w:cstheme="majorAscii"/>
+          <w:noProof w:val="0"/>
+          <w:sz w:val="22"/>
+          <w:szCs w:val="22"/>
+          <w:lang w:val="pt-BR"/>
+        </w:rPr>
+      </w:pPr>
     </w:p>
     <w:p>
       <w:pPr>
@@ -4580,191 +6268,51 @@
         <w:spacing w:before="240" w:after="240" w:line="480" w:lineRule="auto"/>
         <w:outlineLvl w:val="0"/>
         <w:rPr>
-          <w:rFonts w:asciiTheme="majorHAnsi" w:eastAsiaTheme="majorEastAsia" w:hAnsiTheme="majorHAnsi" w:cstheme="majorBidi"/>
-          <w:b/>
-          <w:bCs/>
-          <w:sz w:val="22"/>
-          <w:szCs w:val="22"/>
-          <w:lang w:val="pt-BR"/>
-        </w:rPr>
-      </w:pPr>
-      <w:r>
-        <w:rPr>
-          <w:rFonts w:asciiTheme="majorHAnsi" w:eastAsiaTheme="majorEastAsia" w:hAnsiTheme="majorHAnsi" w:cstheme="majorBidi"/>
-          <w:b/>
-          <w:bCs/>
-          <w:sz w:val="22"/>
-          <w:szCs w:val="22"/>
-          <w:lang w:val="pt-BR"/>
-        </w:rPr>
-        <w:t>O que você menos gostou neste sistema?</w:t>
-      </w:r>
-    </w:p>
-    <w:p>
-      <w:pPr>
+          <w:rFonts w:ascii="Calibri" w:hAnsi="Calibri" w:eastAsia="Calibri" w:cs="Calibri" w:asciiTheme="majorAscii" w:hAnsiTheme="majorAscii" w:eastAsiaTheme="majorAscii" w:cstheme="majorAscii"/>
+          <w:sz w:val="22"/>
+          <w:szCs w:val="22"/>
+          <w:lang w:val="pt-BR"/>
+        </w:rPr>
+      </w:pPr>
+      <w:r>
+        <w:rPr>
+          <w:rFonts w:ascii="Calibri" w:hAnsi="Calibri" w:eastAsia="Calibri" w:cs="Calibri" w:asciiTheme="majorAscii" w:hAnsiTheme="majorAscii" w:eastAsiaTheme="majorAscii" w:cstheme="majorAscii"/>
+          <w:b w:val="1"/>
+          <w:bCs w:val="1"/>
+          <w:sz w:val="22"/>
+          <w:szCs w:val="22"/>
+          <w:lang w:val="pt-BR"/>
+        </w:rPr>
+        <w:t>Se você fosse descrever este sistema para um colega em uma sentença ou duas, o que você diria?</w:t>
+      </w:r>
+    </w:p>
+    <w:p>
+      <w:pPr>
+        <w:pStyle w:val="Normal"/>
         <w:tabs>
-          <w:tab w:val="left" w:pos="0"/>
-        </w:tabs>
-        <w:spacing w:before="240" w:after="240"/>
-        <w:ind w:left="720"/>
-        <w:rPr>
-          <w:rFonts w:asciiTheme="majorHAnsi" w:eastAsiaTheme="majorEastAsia" w:hAnsiTheme="majorHAnsi" w:cstheme="majorBidi"/>
-          <w:sz w:val="22"/>
-          <w:szCs w:val="22"/>
-          <w:lang w:val="pt-BR"/>
-        </w:rPr>
-      </w:pPr>
-      <w:r>
-        <w:rPr>
-          <w:rFonts w:asciiTheme="majorHAnsi" w:eastAsiaTheme="majorEastAsia" w:hAnsiTheme="majorHAnsi" w:cstheme="majorBidi"/>
-          <w:sz w:val="22"/>
-          <w:szCs w:val="22"/>
-          <w:lang w:val="pt-BR"/>
-        </w:rPr>
-        <w:t>Não gostei muito da parte da agenda porque não consegui entender direito como usar. Também achei alguns botões difíceis de encontrar.</w:t>
-      </w:r>
-    </w:p>
-    <w:p>
-      <w:pPr>
-        <w:numPr>
-          <w:ilvl w:val="0"/>
-          <w:numId w:val="3"/>
-        </w:numPr>
-        <w:tabs>
-          <w:tab w:val="clear" w:pos="720"/>
-          <w:tab w:val="left" w:pos="0"/>
-        </w:tabs>
-        <w:spacing w:before="240" w:after="240" w:line="480" w:lineRule="auto"/>
-        <w:outlineLvl w:val="0"/>
-        <w:rPr>
-          <w:rFonts w:asciiTheme="majorHAnsi" w:eastAsiaTheme="majorEastAsia" w:hAnsiTheme="majorHAnsi" w:cstheme="majorBidi"/>
-          <w:b/>
-          <w:bCs/>
-          <w:sz w:val="22"/>
-          <w:szCs w:val="22"/>
-          <w:lang w:val="pt-BR"/>
-        </w:rPr>
-      </w:pPr>
-      <w:r>
-        <w:rPr>
-          <w:rFonts w:asciiTheme="majorHAnsi" w:eastAsiaTheme="majorEastAsia" w:hAnsiTheme="majorHAnsi" w:cstheme="majorBidi"/>
-          <w:b/>
-          <w:bCs/>
-          <w:sz w:val="22"/>
-          <w:szCs w:val="22"/>
-          <w:lang w:val="pt-BR"/>
-        </w:rPr>
-        <w:t>Há alguma coisa que você acha que está faltando neste sistema? (Por exemplo: conteúdo, funções, etc.)</w:t>
-      </w:r>
-    </w:p>
-    <w:p>
-      <w:pPr>
-        <w:tabs>
-          <w:tab w:val="left" w:pos="0"/>
-        </w:tabs>
-        <w:spacing w:before="240" w:after="240"/>
-        <w:ind w:left="720"/>
-        <w:rPr>
-          <w:rFonts w:asciiTheme="majorHAnsi" w:eastAsiaTheme="majorEastAsia" w:hAnsiTheme="majorHAnsi" w:cstheme="majorBidi"/>
-          <w:sz w:val="22"/>
-          <w:szCs w:val="22"/>
-          <w:lang w:val="pt-BR"/>
-        </w:rPr>
-      </w:pPr>
-      <w:r>
-        <w:rPr>
-          <w:rFonts w:asciiTheme="majorHAnsi" w:eastAsiaTheme="majorEastAsia" w:hAnsiTheme="majorHAnsi" w:cstheme="majorBidi"/>
-          <w:sz w:val="22"/>
-          <w:szCs w:val="22"/>
-          <w:lang w:val="pt-BR"/>
-        </w:rPr>
-        <w:t>Acho que poderia ter instruções mais claras em algumas partes, principalmente na agenda. Também seria bom ter opções fáceis para corrigir alguma coisa colocada errada.</w:t>
-      </w:r>
-    </w:p>
-    <w:p>
-      <w:pPr>
-        <w:tabs>
-          <w:tab w:val="left" w:pos="0"/>
+          <w:tab w:val="clear" w:leader="none" w:pos="720"/>
+          <w:tab w:val="left" w:leader="none" w:pos="0"/>
         </w:tabs>
         <w:spacing w:before="240" w:after="240" w:line="480" w:lineRule="auto"/>
         <w:ind w:left="720"/>
         <w:rPr>
-          <w:rFonts w:asciiTheme="majorHAnsi" w:eastAsiaTheme="majorEastAsia" w:hAnsiTheme="majorHAnsi" w:cstheme="majorBidi"/>
-          <w:sz w:val="22"/>
-          <w:szCs w:val="22"/>
-          <w:lang w:val="pt-BR"/>
-        </w:rPr>
-      </w:pPr>
-    </w:p>
-    <w:p>
-      <w:pPr>
-        <w:numPr>
-          <w:ilvl w:val="0"/>
-          <w:numId w:val="3"/>
-        </w:numPr>
-        <w:tabs>
-          <w:tab w:val="clear" w:pos="720"/>
-          <w:tab w:val="left" w:pos="0"/>
-        </w:tabs>
-        <w:spacing w:before="240" w:after="240" w:line="480" w:lineRule="auto"/>
-        <w:outlineLvl w:val="0"/>
-        <w:rPr>
-          <w:rFonts w:asciiTheme="majorHAnsi" w:eastAsiaTheme="majorEastAsia" w:hAnsiTheme="majorHAnsi" w:cstheme="majorBidi"/>
-          <w:sz w:val="22"/>
-          <w:szCs w:val="22"/>
-          <w:lang w:val="pt-BR"/>
-        </w:rPr>
-      </w:pPr>
-      <w:r>
-        <w:rPr>
-          <w:rFonts w:asciiTheme="majorHAnsi" w:eastAsiaTheme="majorEastAsia" w:hAnsiTheme="majorHAnsi" w:cstheme="majorBidi"/>
-          <w:b/>
-          <w:bCs/>
-          <w:sz w:val="22"/>
-          <w:szCs w:val="22"/>
-          <w:lang w:val="pt-BR"/>
-        </w:rPr>
-        <w:t>Se você fosse descrever este sistema para um colega em uma sentença ou duas, o que você diria?</w:t>
-      </w:r>
-    </w:p>
-    <w:p>
-      <w:pPr>
-        <w:tabs>
-          <w:tab w:val="left" w:pos="0"/>
-        </w:tabs>
-        <w:spacing w:before="240" w:after="240"/>
-        <w:ind w:left="720"/>
-        <w:rPr>
-          <w:rFonts w:asciiTheme="majorHAnsi" w:eastAsiaTheme="majorEastAsia" w:hAnsiTheme="majorHAnsi" w:cstheme="majorBidi"/>
-          <w:sz w:val="22"/>
-          <w:szCs w:val="22"/>
-          <w:lang w:val="pt-BR"/>
-        </w:rPr>
-      </w:pPr>
-      <w:r>
-        <w:rPr>
-          <w:rFonts w:asciiTheme="majorHAnsi" w:eastAsiaTheme="majorEastAsia" w:hAnsiTheme="majorHAnsi" w:cstheme="majorBidi"/>
+          <w:rFonts w:ascii="Calibri" w:hAnsi="Calibri" w:eastAsia="Calibri" w:cs="Calibri" w:asciiTheme="majorAscii" w:hAnsiTheme="majorAscii" w:eastAsiaTheme="majorAscii" w:cstheme="majorAscii"/>
+          <w:noProof w:val="0"/>
+          <w:sz w:val="22"/>
+          <w:szCs w:val="22"/>
+          <w:lang w:val="pt-BR"/>
+        </w:rPr>
+      </w:pPr>
+      <w:r>
+        <w:rPr>
+          <w:rFonts w:ascii="Calibri" w:hAnsi="Calibri" w:eastAsia="Calibri" w:cs="Calibri" w:asciiTheme="majorAscii" w:hAnsiTheme="majorAscii" w:eastAsiaTheme="majorAscii" w:cstheme="majorAscii"/>
+          <w:noProof w:val="0"/>
           <w:sz w:val="22"/>
           <w:szCs w:val="22"/>
           <w:lang w:val="pt-BR"/>
         </w:rPr>
         <w:t>É um sistema para ajudar a organizar a alimentação, com dietas, receitas, lista de compras e cálculo de IMC. Algumas partes são fáceis, mas outras ainda poderiam ser mais simples.</w:t>
       </w:r>
-    </w:p>
-    <w:p>
-      <w:pPr>
-        <w:tabs>
-          <w:tab w:val="left" w:pos="0"/>
-        </w:tabs>
-        <w:spacing w:before="240" w:after="240"/>
-        <w:ind w:left="720"/>
-        <w:rPr>
-          <w:rFonts w:asciiTheme="majorHAnsi" w:eastAsiaTheme="majorEastAsia" w:hAnsiTheme="majorHAnsi" w:cstheme="majorBidi"/>
-          <w:sz w:val="22"/>
-          <w:szCs w:val="22"/>
-          <w:lang w:val="pt-BR"/>
-        </w:rPr>
-      </w:pPr>
     </w:p>
     <w:p>
       <w:pPr>
@@ -4780,22 +6328,23 @@
         <w:spacing w:before="240" w:after="240" w:line="480" w:lineRule="auto"/>
         <w:outlineLvl w:val="0"/>
         <w:rPr>
-          <w:rFonts w:asciiTheme="majorHAnsi" w:eastAsiaTheme="majorEastAsia" w:hAnsiTheme="majorHAnsi" w:cstheme="majorBidi"/>
-          <w:b/>
-          <w:bCs/>
-          <w:szCs w:val="22"/>
-          <w:lang w:val="pt-BR"/>
-        </w:rPr>
-      </w:pPr>
-      <w:r>
-        <w:rPr>
-          <w:rFonts w:asciiTheme="majorHAnsi" w:eastAsiaTheme="majorEastAsia" w:hAnsiTheme="majorHAnsi" w:cstheme="majorBidi"/>
-          <w:b/>
-          <w:bCs/>
-          <w:szCs w:val="22"/>
-          <w:lang w:val="pt-BR"/>
-        </w:rPr>
-        <w:lastRenderedPageBreak/>
+          <w:rFonts w:ascii="Calibri" w:hAnsi="Calibri" w:eastAsia="Calibri" w:cs="Calibri" w:asciiTheme="majorAscii" w:hAnsiTheme="majorAscii" w:eastAsiaTheme="majorAscii" w:cstheme="majorAscii"/>
+          <w:b w:val="1"/>
+          <w:bCs w:val="1"/>
+          <w:sz w:val="22"/>
+          <w:szCs w:val="22"/>
+          <w:lang w:val="pt-BR"/>
+        </w:rPr>
+      </w:pPr>
+      <w:r>
+        <w:rPr>
+          <w:rFonts w:ascii="Calibri" w:hAnsi="Calibri" w:eastAsia="Calibri" w:cs="Calibri" w:asciiTheme="majorAscii" w:hAnsiTheme="majorAscii" w:eastAsiaTheme="majorAscii" w:cstheme="majorAscii"/>
+          <w:b w:val="1"/>
+          <w:bCs w:val="1"/>
+          <w:sz w:val="22"/>
+          <w:szCs w:val="22"/>
+          <w:lang w:val="pt-BR"/>
+        </w:rPr>
         <w:t>Você gostaria de fazer algum comentário final ou pergunta?</w:t>
       </w:r>
     </w:p>
@@ -4803,19 +6352,24 @@
       <w:pPr>
         <w:pStyle w:val="Corpodetexto"/>
         <w:tabs>
-          <w:tab w:val="left" w:pos="0"/>
+          <w:tab w:val="clear" w:leader="none" w:pos="720"/>
+          <w:tab w:val="left" w:leader="none" w:pos="0"/>
         </w:tabs>
-        <w:spacing w:before="240" w:after="240"/>
+        <w:spacing w:before="240" w:after="240" w:line="480" w:lineRule="auto"/>
         <w:ind w:left="720"/>
         <w:rPr>
-          <w:rFonts w:asciiTheme="majorHAnsi" w:eastAsiaTheme="majorEastAsia" w:hAnsiTheme="majorHAnsi" w:cstheme="majorBidi"/>
-          <w:szCs w:val="22"/>
-          <w:lang w:val="pt-BR"/>
-        </w:rPr>
-      </w:pPr>
-      <w:r>
-        <w:rPr>
-          <w:rFonts w:asciiTheme="majorHAnsi" w:eastAsiaTheme="majorEastAsia" w:hAnsiTheme="majorHAnsi" w:cstheme="majorBidi"/>
+          <w:rFonts w:ascii="Calibri" w:hAnsi="Calibri" w:eastAsia="Calibri" w:cs="Calibri" w:asciiTheme="majorAscii" w:hAnsiTheme="majorAscii" w:eastAsiaTheme="majorAscii" w:cstheme="majorAscii"/>
+          <w:noProof w:val="0"/>
+          <w:sz w:val="22"/>
+          <w:szCs w:val="22"/>
+          <w:lang w:val="pt-BR"/>
+        </w:rPr>
+      </w:pPr>
+      <w:r>
+        <w:rPr>
+          <w:rFonts w:ascii="Calibri" w:hAnsi="Calibri" w:eastAsia="Calibri" w:cs="Calibri" w:asciiTheme="majorAscii" w:hAnsiTheme="majorAscii" w:eastAsiaTheme="majorAscii" w:cstheme="majorAscii"/>
+          <w:noProof w:val="0"/>
+          <w:sz w:val="22"/>
           <w:szCs w:val="22"/>
           <w:lang w:val="pt-BR"/>
         </w:rPr>
@@ -4826,7 +6380,7 @@
       <w:pPr>
         <w:pStyle w:val="Ttulo2"/>
         <w:rPr>
-          <w:rFonts w:asciiTheme="majorHAnsi" w:eastAsiaTheme="majorEastAsia" w:hAnsiTheme="majorHAnsi" w:cstheme="majorBidi"/>
+          <w:rFonts w:ascii="Calibri" w:hAnsi="Calibri" w:eastAsia="Calibri" w:cs="Calibri" w:asciiTheme="majorAscii" w:hAnsiTheme="majorAscii" w:eastAsiaTheme="majorAscii" w:cstheme="majorAscii"/>
           <w:lang w:val="pt-BR"/>
         </w:rPr>
       </w:pPr>
@@ -4835,13 +6389,13 @@
       <w:pPr>
         <w:pStyle w:val="Ttulo2"/>
         <w:rPr>
-          <w:rFonts w:asciiTheme="majorHAnsi" w:eastAsiaTheme="majorEastAsia" w:hAnsiTheme="majorHAnsi" w:cstheme="majorBidi"/>
-          <w:lang w:val="pt-BR"/>
-        </w:rPr>
-      </w:pPr>
-      <w:r>
-        <w:rPr>
-          <w:rFonts w:asciiTheme="majorHAnsi" w:eastAsiaTheme="majorEastAsia" w:hAnsiTheme="majorHAnsi" w:cstheme="majorBidi"/>
+          <w:rFonts w:ascii="Calibri" w:hAnsi="Calibri" w:eastAsia="Calibri" w:cs="Calibri" w:asciiTheme="majorAscii" w:hAnsiTheme="majorAscii" w:eastAsiaTheme="majorAscii" w:cstheme="majorAscii"/>
+          <w:lang w:val="pt-BR"/>
+        </w:rPr>
+      </w:pPr>
+      <w:r>
+        <w:rPr>
+          <w:rFonts w:ascii="Calibri" w:hAnsi="Calibri" w:eastAsia="Calibri" w:cs="Calibri" w:asciiTheme="majorAscii" w:hAnsiTheme="majorAscii" w:eastAsiaTheme="majorAscii" w:cstheme="majorAscii"/>
           <w:lang w:val="pt-BR"/>
         </w:rPr>
         <w:t>Conclusões do avaliador sobre o teste com o usuário</w:t>
@@ -4849,26 +6403,29 @@
     </w:p>
     <w:p>
       <w:pPr>
-        <w:rPr>
-          <w:rFonts w:asciiTheme="majorHAnsi" w:eastAsiaTheme="majorEastAsia" w:hAnsiTheme="majorHAnsi" w:cstheme="majorBidi"/>
-          <w:sz w:val="22"/>
-          <w:szCs w:val="22"/>
-          <w:lang w:val="pt-BR"/>
-        </w:rPr>
-      </w:pPr>
-    </w:p>
-    <w:p>
-      <w:pPr>
-        <w:rPr>
-          <w:rFonts w:asciiTheme="majorHAnsi" w:eastAsiaTheme="majorEastAsia" w:hAnsiTheme="majorHAnsi" w:cstheme="majorBidi"/>
-          <w:sz w:val="22"/>
-          <w:szCs w:val="22"/>
-          <w:lang w:val="pt-BR"/>
-        </w:rPr>
-      </w:pPr>
-      <w:r>
-        <w:rPr>
-          <w:rFonts w:asciiTheme="majorHAnsi" w:eastAsiaTheme="majorEastAsia" w:hAnsiTheme="majorHAnsi" w:cstheme="majorBidi"/>
+        <w:pStyle w:val="Normal"/>
+        <w:rPr>
+          <w:rFonts w:ascii="Calibri" w:hAnsi="Calibri" w:eastAsia="Calibri" w:cs="Calibri" w:asciiTheme="majorAscii" w:hAnsiTheme="majorAscii" w:eastAsiaTheme="majorAscii" w:cstheme="majorAscii"/>
+          <w:sz w:val="22"/>
+          <w:szCs w:val="22"/>
+          <w:lang w:val="pt-BR"/>
+        </w:rPr>
+      </w:pPr>
+    </w:p>
+    <w:p>
+      <w:pPr>
+        <w:rPr>
+          <w:rFonts w:ascii="Calibri" w:hAnsi="Calibri" w:eastAsia="Calibri" w:cs="Calibri" w:asciiTheme="majorAscii" w:hAnsiTheme="majorAscii" w:eastAsiaTheme="majorAscii" w:cstheme="majorAscii"/>
+          <w:noProof w:val="0"/>
+          <w:sz w:val="22"/>
+          <w:szCs w:val="22"/>
+          <w:lang w:val="pt-BR"/>
+        </w:rPr>
+      </w:pPr>
+      <w:r>
+        <w:rPr>
+          <w:rFonts w:ascii="Calibri" w:hAnsi="Calibri" w:eastAsia="Calibri" w:cs="Calibri" w:asciiTheme="majorAscii" w:hAnsiTheme="majorAscii" w:eastAsiaTheme="majorAscii" w:cstheme="majorAscii"/>
+          <w:noProof w:val="0"/>
           <w:sz w:val="22"/>
           <w:szCs w:val="22"/>
           <w:lang w:val="pt-BR"/>
@@ -4879,26 +6436,29 @@
     <w:p>
       <w:pPr>
         <w:rPr>
-          <w:rFonts w:asciiTheme="majorHAnsi" w:eastAsiaTheme="majorEastAsia" w:hAnsiTheme="majorHAnsi" w:cstheme="majorBidi"/>
-          <w:sz w:val="22"/>
-          <w:szCs w:val="22"/>
-          <w:lang w:val="pt-BR"/>
-        </w:rPr>
-      </w:pPr>
-    </w:p>
-    <w:p>
-      <w:pPr>
-        <w:spacing w:after="20"/>
-        <w:rPr>
-          <w:rFonts w:asciiTheme="majorHAnsi" w:eastAsiaTheme="majorEastAsia" w:hAnsiTheme="majorHAnsi" w:cstheme="majorBidi"/>
-          <w:sz w:val="22"/>
-          <w:szCs w:val="22"/>
-          <w:lang w:val="pt-BR"/>
-        </w:rPr>
-      </w:pPr>
-      <w:r>
-        <w:rPr>
-          <w:rFonts w:asciiTheme="majorHAnsi" w:eastAsiaTheme="majorEastAsia" w:hAnsiTheme="majorHAnsi" w:cstheme="majorBidi"/>
+          <w:rFonts w:ascii="Calibri" w:hAnsi="Calibri" w:eastAsia="Calibri" w:cs="Calibri" w:asciiTheme="majorAscii" w:hAnsiTheme="majorAscii" w:eastAsiaTheme="majorAscii" w:cstheme="majorAscii"/>
+          <w:noProof w:val="0"/>
+          <w:sz w:val="22"/>
+          <w:szCs w:val="22"/>
+          <w:lang w:val="pt-BR"/>
+        </w:rPr>
+      </w:pPr>
+    </w:p>
+    <w:p>
+      <w:pPr>
+        <w:spacing w:after="20" w:afterAutospacing="off"/>
+        <w:rPr>
+          <w:rFonts w:ascii="Calibri" w:hAnsi="Calibri" w:eastAsia="Calibri" w:cs="Calibri" w:asciiTheme="majorAscii" w:hAnsiTheme="majorAscii" w:eastAsiaTheme="majorAscii" w:cstheme="majorAscii"/>
+          <w:noProof w:val="0"/>
+          <w:sz w:val="22"/>
+          <w:szCs w:val="22"/>
+          <w:lang w:val="pt-BR"/>
+        </w:rPr>
+      </w:pPr>
+      <w:r>
+        <w:rPr>
+          <w:rFonts w:ascii="Calibri" w:hAnsi="Calibri" w:eastAsia="Calibri" w:cs="Calibri" w:asciiTheme="majorAscii" w:hAnsiTheme="majorAscii" w:eastAsiaTheme="majorAscii" w:cstheme="majorAscii"/>
+          <w:noProof w:val="0"/>
           <w:sz w:val="22"/>
           <w:szCs w:val="22"/>
           <w:lang w:val="pt-BR"/>
@@ -4908,27 +6468,30 @@
     </w:p>
     <w:p>
       <w:pPr>
-        <w:spacing w:after="20"/>
-        <w:rPr>
-          <w:rFonts w:asciiTheme="majorHAnsi" w:eastAsiaTheme="majorEastAsia" w:hAnsiTheme="majorHAnsi" w:cstheme="majorBidi"/>
-          <w:sz w:val="22"/>
-          <w:szCs w:val="22"/>
-          <w:lang w:val="pt-BR"/>
-        </w:rPr>
-      </w:pPr>
-    </w:p>
-    <w:p>
-      <w:pPr>
-        <w:rPr>
-          <w:rFonts w:asciiTheme="majorHAnsi" w:eastAsiaTheme="majorEastAsia" w:hAnsiTheme="majorHAnsi" w:cstheme="majorBidi"/>
-          <w:sz w:val="22"/>
-          <w:szCs w:val="22"/>
-          <w:lang w:val="pt-BR"/>
-        </w:rPr>
-      </w:pPr>
-      <w:r>
-        <w:rPr>
-          <w:rFonts w:asciiTheme="majorHAnsi" w:eastAsiaTheme="majorEastAsia" w:hAnsiTheme="majorHAnsi" w:cstheme="majorBidi"/>
+        <w:spacing w:after="20" w:afterAutospacing="off"/>
+        <w:rPr>
+          <w:rFonts w:ascii="Calibri" w:hAnsi="Calibri" w:eastAsia="Calibri" w:cs="Calibri" w:asciiTheme="majorAscii" w:hAnsiTheme="majorAscii" w:eastAsiaTheme="majorAscii" w:cstheme="majorAscii"/>
+          <w:noProof w:val="0"/>
+          <w:sz w:val="22"/>
+          <w:szCs w:val="22"/>
+          <w:lang w:val="pt-BR"/>
+        </w:rPr>
+      </w:pPr>
+    </w:p>
+    <w:p>
+      <w:pPr>
+        <w:rPr>
+          <w:rFonts w:ascii="Calibri" w:hAnsi="Calibri" w:eastAsia="Calibri" w:cs="Calibri" w:asciiTheme="majorAscii" w:hAnsiTheme="majorAscii" w:eastAsiaTheme="majorAscii" w:cstheme="majorAscii"/>
+          <w:noProof w:val="0"/>
+          <w:sz w:val="22"/>
+          <w:szCs w:val="22"/>
+          <w:lang w:val="pt-BR"/>
+        </w:rPr>
+      </w:pPr>
+      <w:r>
+        <w:rPr>
+          <w:rFonts w:ascii="Calibri" w:hAnsi="Calibri" w:eastAsia="Calibri" w:cs="Calibri" w:asciiTheme="majorAscii" w:hAnsiTheme="majorAscii" w:eastAsiaTheme="majorAscii" w:cstheme="majorAscii"/>
+          <w:noProof w:val="0"/>
           <w:sz w:val="22"/>
           <w:szCs w:val="22"/>
           <w:lang w:val="pt-BR"/>
@@ -4939,25 +6502,28 @@
     <w:p>
       <w:pPr>
         <w:rPr>
-          <w:rFonts w:asciiTheme="majorHAnsi" w:eastAsiaTheme="majorEastAsia" w:hAnsiTheme="majorHAnsi" w:cstheme="majorBidi"/>
-          <w:sz w:val="22"/>
-          <w:szCs w:val="22"/>
-          <w:lang w:val="pt-BR"/>
-        </w:rPr>
-      </w:pPr>
-    </w:p>
-    <w:p>
-      <w:pPr>
-        <w:rPr>
-          <w:rFonts w:asciiTheme="majorHAnsi" w:eastAsiaTheme="majorEastAsia" w:hAnsiTheme="majorHAnsi" w:cstheme="majorBidi"/>
-          <w:sz w:val="22"/>
-          <w:szCs w:val="22"/>
-          <w:lang w:val="pt-BR"/>
-        </w:rPr>
-      </w:pPr>
-      <w:r>
-        <w:rPr>
-          <w:rFonts w:asciiTheme="majorHAnsi" w:eastAsiaTheme="majorEastAsia" w:hAnsiTheme="majorHAnsi" w:cstheme="majorBidi"/>
+          <w:rFonts w:ascii="Calibri" w:hAnsi="Calibri" w:eastAsia="Calibri" w:cs="Calibri" w:asciiTheme="majorAscii" w:hAnsiTheme="majorAscii" w:eastAsiaTheme="majorAscii" w:cstheme="majorAscii"/>
+          <w:noProof w:val="0"/>
+          <w:sz w:val="22"/>
+          <w:szCs w:val="22"/>
+          <w:lang w:val="pt-BR"/>
+        </w:rPr>
+      </w:pPr>
+    </w:p>
+    <w:p>
+      <w:pPr>
+        <w:rPr>
+          <w:rFonts w:ascii="Calibri" w:hAnsi="Calibri" w:eastAsia="Calibri" w:cs="Calibri" w:asciiTheme="majorAscii" w:hAnsiTheme="majorAscii" w:eastAsiaTheme="majorAscii" w:cstheme="majorAscii"/>
+          <w:noProof w:val="0"/>
+          <w:sz w:val="22"/>
+          <w:szCs w:val="22"/>
+          <w:lang w:val="pt-BR"/>
+        </w:rPr>
+      </w:pPr>
+      <w:r>
+        <w:rPr>
+          <w:rFonts w:ascii="Calibri" w:hAnsi="Calibri" w:eastAsia="Calibri" w:cs="Calibri" w:asciiTheme="majorAscii" w:hAnsiTheme="majorAscii" w:eastAsiaTheme="majorAscii" w:cstheme="majorAscii"/>
+          <w:noProof w:val="0"/>
           <w:sz w:val="22"/>
           <w:szCs w:val="22"/>
           <w:lang w:val="pt-BR"/>
@@ -4967,16 +6533,17 @@
     </w:p>
     <w:p>
       <w:pPr>
-        <w:rPr>
-          <w:rFonts w:asciiTheme="majorHAnsi" w:eastAsiaTheme="majorEastAsia" w:hAnsiTheme="majorHAnsi" w:cstheme="majorBidi"/>
-          <w:lang w:val="pt-BR"/>
-        </w:rPr>
-      </w:pPr>
-    </w:p>
-    <w:p>
-      <w:pPr>
-        <w:rPr>
-          <w:rFonts w:asciiTheme="majorHAnsi" w:eastAsiaTheme="majorEastAsia" w:hAnsiTheme="majorHAnsi" w:cstheme="majorBidi"/>
+        <w:pStyle w:val="Normal"/>
+        <w:rPr>
+          <w:rFonts w:ascii="Calibri" w:hAnsi="Calibri" w:eastAsia="Calibri" w:cs="Calibri" w:asciiTheme="majorAscii" w:hAnsiTheme="majorAscii" w:eastAsiaTheme="majorAscii" w:cstheme="majorAscii"/>
+          <w:lang w:val="pt-BR"/>
+        </w:rPr>
+      </w:pPr>
+    </w:p>
+    <w:p>
+      <w:pPr>
+        <w:rPr>
+          <w:rFonts w:ascii="Calibri" w:hAnsi="Calibri" w:eastAsia="Calibri" w:cs="Calibri" w:asciiTheme="majorAscii" w:hAnsiTheme="majorAscii" w:eastAsiaTheme="majorAscii" w:cstheme="majorAscii"/>
           <w:color w:val="FFFFFF"/>
           <w:lang w:val="pt-BR"/>
         </w:rPr>
@@ -4985,26 +6552,26 @@
     <w:p>
       <w:pPr>
         <w:rPr>
-          <w:rFonts w:asciiTheme="majorHAnsi" w:eastAsiaTheme="majorEastAsia" w:hAnsiTheme="majorHAnsi" w:cstheme="majorBidi"/>
-          <w:lang w:val="pt-BR"/>
-        </w:rPr>
-      </w:pPr>
-      <w:r>
-        <w:rPr>
-          <w:rFonts w:asciiTheme="majorHAnsi" w:eastAsiaTheme="majorEastAsia" w:hAnsiTheme="majorHAnsi" w:cstheme="majorBidi"/>
+          <w:rFonts w:ascii="Calibri" w:hAnsi="Calibri" w:eastAsia="Calibri" w:cs="Calibri" w:asciiTheme="majorAscii" w:hAnsiTheme="majorAscii" w:eastAsiaTheme="majorAscii" w:cstheme="majorAscii"/>
+          <w:lang w:val="pt-BR"/>
+        </w:rPr>
+      </w:pPr>
+      <w:r>
+        <w:rPr>
+          <w:rFonts w:ascii="Calibri" w:hAnsi="Calibri" w:eastAsia="Calibri" w:cs="Calibri" w:asciiTheme="majorAscii" w:hAnsiTheme="majorAscii" w:eastAsiaTheme="majorAscii" w:cstheme="majorAscii"/>
           <w:lang w:val="pt-BR"/>
         </w:rPr>
         <w:t xml:space="preserve"> </w:t>
       </w:r>
     </w:p>
     <w:sectPr>
-      <w:headerReference w:type="default" r:id="rId9"/>
-      <w:footerReference w:type="default" r:id="rId10"/>
-      <w:pgSz w:w="11906" w:h="16838"/>
+      <w:pgSz w:w="11906" w:h="16838" w:orient="portrait"/>
       <w:pgMar w:top="0" w:right="1134" w:bottom="908" w:left="1134" w:header="1134" w:footer="1134" w:gutter="0"/>
       <w:cols w:space="720"/>
       <w:formProt w:val="0"/>
       <w:docGrid w:linePitch="240"/>
+      <w:headerReference w:type="default" r:id="R47ed0b5370374c53"/>
+      <w:footerReference w:type="default" r:id="R57fbc0729a7f4998"/>
     </w:sectPr>
   </w:body>
 </w:document>
@@ -5029,10 +6596,12 @@
 </w:endnotes>
 </file>
 
-<file path=word/footer1.xml><?xml version="1.0" encoding="utf-8"?>
-<w:ftr xmlns:wpc="http://schemas.microsoft.com/office/word/2010/wordprocessingCanvas" xmlns:cx="http://schemas.microsoft.com/office/drawing/2014/chartex" xmlns:cx1="http://schemas.microsoft.com/office/drawing/2015/9/8/chartex" xmlns:cx2="http://schemas.microsoft.com/office/drawing/2015/10/21/chartex" xmlns:cx3="http://schemas.microsoft.com/office/drawing/2016/5/9/chartex" xmlns:cx4="http://schemas.microsoft.com/office/drawing/2016/5/10/chartex" xmlns:cx5="http://schemas.microsoft.com/office/drawing/2016/5/11/chartex" xmlns:cx6="http://schemas.microsoft.com/office/drawing/2016/5/12/chartex" xmlns:cx7="http://schemas.microsoft.com/office/drawing/2016/5/13/chartex" xmlns:cx8="http://schemas.microsoft.com/office/drawing/2016/5/14/chartex" xmlns:mc="http://schemas.openxmlformats.org/markup-compatibility/2006" xmlns:aink="http://schemas.microsoft.com/office/drawing/2016/ink" xmlns:am3d="http://schemas.microsoft.com/office/drawing/2017/model3d" xmlns:o="urn:schemas-microsoft-com:office:office" xmlns:oel="http://schemas.microsoft.com/office/2019/extlst" xmlns:r="http://schemas.openxmlformats.org/officeDocument/2006/relationships" xmlns:m="http://schemas.openxmlformats.org/officeDocument/2006/math" xmlns:v="urn:schemas-microsoft-com:vml" xmlns:wp14="http://schemas.microsoft.com/office/word/2010/wordprocessingDrawing" xmlns:wp="http://schemas.openxmlformats.org/drawingml/2006/wordprocessingDrawing" xmlns:w10="urn:schemas-microsoft-com:office:word" xmlns:w="http://schemas.openxmlformats.org/wordprocessingml/2006/main" xmlns:w14="http://schemas.microsoft.com/office/word/2010/wordml" xmlns:w15="http://schemas.microsoft.com/office/word/2012/wordml" xmlns:w16cex="http://schemas.microsoft.com/office/word/2018/wordml/cex" xmlns:w16cid="http://schemas.microsoft.com/office/word/2016/wordml/cid" xmlns:w16="http://schemas.microsoft.com/office/word/2018/wordml" xmlns:w16du="http://schemas.microsoft.com/office/word/2023/wordml/word16du" xmlns:w16sdtdh="http://schemas.microsoft.com/office/word/2020/wordml/sdtdatahash" xmlns:w16sdtfl="http://schemas.microsoft.com/office/word/2024/wordml/sdtformatlock" xmlns:w16se="http://schemas.microsoft.com/office/word/2015/wordml/symex" xmlns:wpg="http://schemas.microsoft.com/office/word/2010/wordprocessingGroup" xmlns:wpi="http://schemas.microsoft.com/office/word/2010/wordprocessingInk" xmlns:wne="http://schemas.microsoft.com/office/word/2006/wordml" xmlns:wps="http://schemas.microsoft.com/office/word/2010/wordprocessingShape" mc:Ignorable="w14 w15 w16se w16cid w16 w16cex w16sdtdh w16sdtfl w16du wp14">
+<file path=word/footer.xml><?xml version="1.0" encoding="utf-8"?>
+<w:ftr xmlns:w14="http://schemas.microsoft.com/office/word/2010/wordml" xmlns:w="http://schemas.openxmlformats.org/wordprocessingml/2006/main">
   <w:tbl>
     <w:tblPr>
+      <w:tblStyle w:val="Tabelanormal"/>
+      <w:bidiVisual w:val="0"/>
       <w:tblW w:w="0" w:type="auto"/>
       <w:tblLook w:val="06A0" w:firstRow="1" w:lastRow="0" w:firstColumn="1" w:lastColumn="0" w:noHBand="1" w:noVBand="1"/>
     </w:tblPr>
@@ -5048,21 +6617,26 @@
       <w:tc>
         <w:tcPr>
           <w:tcW w:w="3210" w:type="dxa"/>
+          <w:tcMar/>
         </w:tcPr>
         <w:p>
           <w:pPr>
             <w:pStyle w:val="Cabealho"/>
+            <w:bidi w:val="0"/>
             <w:ind w:left="-115"/>
+            <w:jc w:val="left"/>
           </w:pPr>
         </w:p>
       </w:tc>
       <w:tc>
         <w:tcPr>
           <w:tcW w:w="3210" w:type="dxa"/>
+          <w:tcMar/>
         </w:tcPr>
         <w:p>
           <w:pPr>
             <w:pStyle w:val="Cabealho"/>
+            <w:bidi w:val="0"/>
             <w:jc w:val="center"/>
           </w:pPr>
         </w:p>
@@ -5070,10 +6644,12 @@
       <w:tc>
         <w:tcPr>
           <w:tcW w:w="3210" w:type="dxa"/>
+          <w:tcMar/>
         </w:tcPr>
         <w:p>
           <w:pPr>
             <w:pStyle w:val="Cabealho"/>
+            <w:bidi w:val="0"/>
             <w:ind w:right="-115"/>
             <w:jc w:val="right"/>
           </w:pPr>
@@ -5084,6 +6660,7 @@
   <w:p>
     <w:pPr>
       <w:pStyle w:val="Rodap"/>
+      <w:bidi w:val="0"/>
     </w:pPr>
   </w:p>
 </w:ftr>
@@ -5108,10 +6685,12 @@
 </w:footnotes>
 </file>
 
-<file path=word/header1.xml><?xml version="1.0" encoding="utf-8"?>
-<w:hdr xmlns:wpc="http://schemas.microsoft.com/office/word/2010/wordprocessingCanvas" xmlns:cx="http://schemas.microsoft.com/office/drawing/2014/chartex" xmlns:cx1="http://schemas.microsoft.com/office/drawing/2015/9/8/chartex" xmlns:cx2="http://schemas.microsoft.com/office/drawing/2015/10/21/chartex" xmlns:cx3="http://schemas.microsoft.com/office/drawing/2016/5/9/chartex" xmlns:cx4="http://schemas.microsoft.com/office/drawing/2016/5/10/chartex" xmlns:cx5="http://schemas.microsoft.com/office/drawing/2016/5/11/chartex" xmlns:cx6="http://schemas.microsoft.com/office/drawing/2016/5/12/chartex" xmlns:cx7="http://schemas.microsoft.com/office/drawing/2016/5/13/chartex" xmlns:cx8="http://schemas.microsoft.com/office/drawing/2016/5/14/chartex" xmlns:mc="http://schemas.openxmlformats.org/markup-compatibility/2006" xmlns:aink="http://schemas.microsoft.com/office/drawing/2016/ink" xmlns:am3d="http://schemas.microsoft.com/office/drawing/2017/model3d" xmlns:o="urn:schemas-microsoft-com:office:office" xmlns:oel="http://schemas.microsoft.com/office/2019/extlst" xmlns:r="http://schemas.openxmlformats.org/officeDocument/2006/relationships" xmlns:m="http://schemas.openxmlformats.org/officeDocument/2006/math" xmlns:v="urn:schemas-microsoft-com:vml" xmlns:wp14="http://schemas.microsoft.com/office/word/2010/wordprocessingDrawing" xmlns:wp="http://schemas.openxmlformats.org/drawingml/2006/wordprocessingDrawing" xmlns:w10="urn:schemas-microsoft-com:office:word" xmlns:w="http://schemas.openxmlformats.org/wordprocessingml/2006/main" xmlns:w14="http://schemas.microsoft.com/office/word/2010/wordml" xmlns:w15="http://schemas.microsoft.com/office/word/2012/wordml" xmlns:w16cex="http://schemas.microsoft.com/office/word/2018/wordml/cex" xmlns:w16cid="http://schemas.microsoft.com/office/word/2016/wordml/cid" xmlns:w16="http://schemas.microsoft.com/office/word/2018/wordml" xmlns:w16du="http://schemas.microsoft.com/office/word/2023/wordml/word16du" xmlns:w16sdtdh="http://schemas.microsoft.com/office/word/2020/wordml/sdtdatahash" xmlns:w16sdtfl="http://schemas.microsoft.com/office/word/2024/wordml/sdtformatlock" xmlns:w16se="http://schemas.microsoft.com/office/word/2015/wordml/symex" xmlns:wpg="http://schemas.microsoft.com/office/word/2010/wordprocessingGroup" xmlns:wpi="http://schemas.microsoft.com/office/word/2010/wordprocessingInk" xmlns:wne="http://schemas.microsoft.com/office/word/2006/wordml" xmlns:wps="http://schemas.microsoft.com/office/word/2010/wordprocessingShape" mc:Ignorable="w14 w15 w16se w16cid w16 w16cex w16sdtdh w16sdtfl w16du wp14">
+<file path=word/header2.xml><?xml version="1.0" encoding="utf-8"?>
+<w:hdr xmlns:w14="http://schemas.microsoft.com/office/word/2010/wordml" xmlns:w="http://schemas.openxmlformats.org/wordprocessingml/2006/main">
   <w:tbl>
     <w:tblPr>
+      <w:tblStyle w:val="Tabelanormal"/>
+      <w:bidiVisual w:val="0"/>
       <w:tblW w:w="0" w:type="auto"/>
       <w:tblLook w:val="06A0" w:firstRow="1" w:lastRow="0" w:firstColumn="1" w:lastColumn="0" w:noHBand="1" w:noVBand="1"/>
     </w:tblPr>
@@ -5127,21 +6706,26 @@
       <w:tc>
         <w:tcPr>
           <w:tcW w:w="3210" w:type="dxa"/>
+          <w:tcMar/>
         </w:tcPr>
         <w:p>
           <w:pPr>
             <w:pStyle w:val="Cabealho"/>
+            <w:bidi w:val="0"/>
             <w:ind w:left="-115"/>
+            <w:jc w:val="left"/>
           </w:pPr>
         </w:p>
       </w:tc>
       <w:tc>
         <w:tcPr>
           <w:tcW w:w="3210" w:type="dxa"/>
+          <w:tcMar/>
         </w:tcPr>
         <w:p>
           <w:pPr>
             <w:pStyle w:val="Cabealho"/>
+            <w:bidi w:val="0"/>
             <w:jc w:val="center"/>
           </w:pPr>
         </w:p>
@@ -5149,10 +6733,12 @@
       <w:tc>
         <w:tcPr>
           <w:tcW w:w="3210" w:type="dxa"/>
+          <w:tcMar/>
         </w:tcPr>
         <w:p>
           <w:pPr>
             <w:pStyle w:val="Cabealho"/>
+            <w:bidi w:val="0"/>
             <w:ind w:right="-115"/>
             <w:jc w:val="right"/>
           </w:pPr>
@@ -5163,6 +6749,7 @@
   <w:p>
     <w:pPr>
       <w:pStyle w:val="Cabealho"/>
+      <w:bidi w:val="0"/>
     </w:pPr>
   </w:p>
 </w:hdr>
@@ -5281,7 +6868,7 @@
         <w:ind w:left="720" w:hanging="360"/>
       </w:pPr>
       <w:rPr>
-        <w:rFonts w:ascii="Wingdings" w:hAnsi="Wingdings" w:cs="Wingdings" w:hint="default"/>
+        <w:rFonts w:hint="default" w:ascii="Wingdings" w:hAnsi="Wingdings" w:cs="Wingdings"/>
         <w:b/>
         <w:sz w:val="20"/>
       </w:rPr>
@@ -5298,7 +6885,7 @@
         <w:ind w:left="1440" w:hanging="360"/>
       </w:pPr>
       <w:rPr>
-        <w:rFonts w:ascii="Courier New" w:hAnsi="Courier New" w:cs="Courier New" w:hint="default"/>
+        <w:rFonts w:hint="default" w:ascii="Courier New" w:hAnsi="Courier New" w:cs="Courier New"/>
       </w:rPr>
     </w:lvl>
     <w:lvl w:ilvl="2">
@@ -5313,7 +6900,7 @@
         <w:ind w:left="2160" w:hanging="360"/>
       </w:pPr>
       <w:rPr>
-        <w:rFonts w:ascii="Wingdings" w:hAnsi="Wingdings" w:cs="Wingdings" w:hint="default"/>
+        <w:rFonts w:hint="default" w:ascii="Wingdings" w:hAnsi="Wingdings" w:cs="Wingdings"/>
         <w:b/>
         <w:sz w:val="20"/>
       </w:rPr>
@@ -5330,7 +6917,7 @@
         <w:ind w:left="2880" w:hanging="360"/>
       </w:pPr>
       <w:rPr>
-        <w:rFonts w:ascii="Symbol" w:hAnsi="Symbol" w:cs="Symbol" w:hint="default"/>
+        <w:rFonts w:hint="default" w:ascii="Symbol" w:hAnsi="Symbol" w:cs="Symbol"/>
       </w:rPr>
     </w:lvl>
     <w:lvl w:ilvl="4">
@@ -5345,7 +6932,7 @@
         <w:ind w:left="3600" w:hanging="360"/>
       </w:pPr>
       <w:rPr>
-        <w:rFonts w:ascii="Courier New" w:hAnsi="Courier New" w:cs="Courier New" w:hint="default"/>
+        <w:rFonts w:hint="default" w:ascii="Courier New" w:hAnsi="Courier New" w:cs="Courier New"/>
       </w:rPr>
     </w:lvl>
     <w:lvl w:ilvl="5">
@@ -5360,7 +6947,7 @@
         <w:ind w:left="4320" w:hanging="360"/>
       </w:pPr>
       <w:rPr>
-        <w:rFonts w:ascii="Wingdings" w:hAnsi="Wingdings" w:cs="Wingdings" w:hint="default"/>
+        <w:rFonts w:hint="default" w:ascii="Wingdings" w:hAnsi="Wingdings" w:cs="Wingdings"/>
         <w:b/>
         <w:sz w:val="20"/>
       </w:rPr>
@@ -5377,7 +6964,7 @@
         <w:ind w:left="5040" w:hanging="360"/>
       </w:pPr>
       <w:rPr>
-        <w:rFonts w:ascii="Symbol" w:hAnsi="Symbol" w:cs="Symbol" w:hint="default"/>
+        <w:rFonts w:hint="default" w:ascii="Symbol" w:hAnsi="Symbol" w:cs="Symbol"/>
       </w:rPr>
     </w:lvl>
     <w:lvl w:ilvl="7">
@@ -5392,7 +6979,7 @@
         <w:ind w:left="5760" w:hanging="360"/>
       </w:pPr>
       <w:rPr>
-        <w:rFonts w:ascii="Courier New" w:hAnsi="Courier New" w:cs="Courier New" w:hint="default"/>
+        <w:rFonts w:hint="default" w:ascii="Courier New" w:hAnsi="Courier New" w:cs="Courier New"/>
       </w:rPr>
     </w:lvl>
     <w:lvl w:ilvl="8">
@@ -5407,7 +6994,7 @@
         <w:ind w:left="6480" w:hanging="360"/>
       </w:pPr>
       <w:rPr>
-        <w:rFonts w:ascii="Wingdings" w:hAnsi="Wingdings" w:cs="Wingdings" w:hint="default"/>
+        <w:rFonts w:hint="default" w:ascii="Wingdings" w:hAnsi="Wingdings" w:cs="Wingdings"/>
         <w:b/>
         <w:sz w:val="20"/>
       </w:rPr>
@@ -5429,7 +7016,7 @@
         <w:ind w:left="720" w:hanging="360"/>
       </w:pPr>
       <w:rPr>
-        <w:rFonts w:ascii="Wingdings" w:hAnsi="Wingdings" w:cs="Wingdings" w:hint="default"/>
+        <w:rFonts w:hint="default" w:ascii="Wingdings" w:hAnsi="Wingdings" w:cs="Wingdings"/>
         <w:b/>
         <w:sz w:val="20"/>
       </w:rPr>
@@ -5446,7 +7033,7 @@
         <w:ind w:left="1440" w:hanging="360"/>
       </w:pPr>
       <w:rPr>
-        <w:rFonts w:ascii="Courier New" w:hAnsi="Courier New" w:cs="Courier New" w:hint="default"/>
+        <w:rFonts w:hint="default" w:ascii="Courier New" w:hAnsi="Courier New" w:cs="Courier New"/>
       </w:rPr>
     </w:lvl>
     <w:lvl w:ilvl="2">
@@ -5461,7 +7048,7 @@
         <w:ind w:left="2160" w:hanging="360"/>
       </w:pPr>
       <w:rPr>
-        <w:rFonts w:ascii="Wingdings" w:hAnsi="Wingdings" w:cs="Wingdings" w:hint="default"/>
+        <w:rFonts w:hint="default" w:ascii="Wingdings" w:hAnsi="Wingdings" w:cs="Wingdings"/>
         <w:b/>
         <w:sz w:val="20"/>
       </w:rPr>
@@ -5478,7 +7065,7 @@
         <w:ind w:left="2880" w:hanging="360"/>
       </w:pPr>
       <w:rPr>
-        <w:rFonts w:ascii="Symbol" w:hAnsi="Symbol" w:cs="Symbol" w:hint="default"/>
+        <w:rFonts w:hint="default" w:ascii="Symbol" w:hAnsi="Symbol" w:cs="Symbol"/>
       </w:rPr>
     </w:lvl>
     <w:lvl w:ilvl="4">
@@ -5493,7 +7080,7 @@
         <w:ind w:left="3600" w:hanging="360"/>
       </w:pPr>
       <w:rPr>
-        <w:rFonts w:ascii="Courier New" w:hAnsi="Courier New" w:cs="Courier New" w:hint="default"/>
+        <w:rFonts w:hint="default" w:ascii="Courier New" w:hAnsi="Courier New" w:cs="Courier New"/>
       </w:rPr>
     </w:lvl>
     <w:lvl w:ilvl="5">
@@ -5508,7 +7095,7 @@
         <w:ind w:left="4320" w:hanging="360"/>
       </w:pPr>
       <w:rPr>
-        <w:rFonts w:ascii="Wingdings" w:hAnsi="Wingdings" w:cs="Wingdings" w:hint="default"/>
+        <w:rFonts w:hint="default" w:ascii="Wingdings" w:hAnsi="Wingdings" w:cs="Wingdings"/>
         <w:b/>
         <w:sz w:val="20"/>
       </w:rPr>
@@ -5525,7 +7112,7 @@
         <w:ind w:left="5040" w:hanging="360"/>
       </w:pPr>
       <w:rPr>
-        <w:rFonts w:ascii="Symbol" w:hAnsi="Symbol" w:cs="Symbol" w:hint="default"/>
+        <w:rFonts w:hint="default" w:ascii="Symbol" w:hAnsi="Symbol" w:cs="Symbol"/>
       </w:rPr>
     </w:lvl>
     <w:lvl w:ilvl="7">
@@ -5540,7 +7127,7 @@
         <w:ind w:left="5760" w:hanging="360"/>
       </w:pPr>
       <w:rPr>
-        <w:rFonts w:ascii="Courier New" w:hAnsi="Courier New" w:cs="Courier New" w:hint="default"/>
+        <w:rFonts w:hint="default" w:ascii="Courier New" w:hAnsi="Courier New" w:cs="Courier New"/>
       </w:rPr>
     </w:lvl>
     <w:lvl w:ilvl="8">
@@ -5555,7 +7142,7 @@
         <w:ind w:left="6480" w:hanging="360"/>
       </w:pPr>
       <w:rPr>
-        <w:rFonts w:ascii="Wingdings" w:hAnsi="Wingdings" w:cs="Wingdings" w:hint="default"/>
+        <w:rFonts w:hint="default" w:ascii="Wingdings" w:hAnsi="Wingdings" w:cs="Wingdings"/>
         <w:b/>
         <w:sz w:val="20"/>
       </w:rPr>
@@ -5577,7 +7164,7 @@
         <w:ind w:left="720" w:hanging="360"/>
       </w:pPr>
       <w:rPr>
-        <w:rFonts w:ascii="Wingdings" w:hAnsi="Wingdings" w:cs="Wingdings" w:hint="default"/>
+        <w:rFonts w:hint="default" w:ascii="Wingdings" w:hAnsi="Wingdings" w:cs="Wingdings"/>
         <w:b/>
         <w:sz w:val="20"/>
       </w:rPr>
@@ -5594,7 +7181,7 @@
         <w:ind w:left="1440" w:hanging="360"/>
       </w:pPr>
       <w:rPr>
-        <w:rFonts w:ascii="Courier New" w:hAnsi="Courier New" w:cs="Courier New" w:hint="default"/>
+        <w:rFonts w:hint="default" w:ascii="Courier New" w:hAnsi="Courier New" w:cs="Courier New"/>
       </w:rPr>
     </w:lvl>
     <w:lvl w:ilvl="2">
@@ -5609,7 +7196,7 @@
         <w:ind w:left="2160" w:hanging="360"/>
       </w:pPr>
       <w:rPr>
-        <w:rFonts w:ascii="Wingdings" w:hAnsi="Wingdings" w:cs="Wingdings" w:hint="default"/>
+        <w:rFonts w:hint="default" w:ascii="Wingdings" w:hAnsi="Wingdings" w:cs="Wingdings"/>
         <w:b/>
         <w:sz w:val="20"/>
       </w:rPr>
@@ -5626,7 +7213,7 @@
         <w:ind w:left="2880" w:hanging="360"/>
       </w:pPr>
       <w:rPr>
-        <w:rFonts w:ascii="Symbol" w:hAnsi="Symbol" w:cs="Symbol" w:hint="default"/>
+        <w:rFonts w:hint="default" w:ascii="Symbol" w:hAnsi="Symbol" w:cs="Symbol"/>
       </w:rPr>
     </w:lvl>
     <w:lvl w:ilvl="4">
@@ -5641,7 +7228,7 @@
         <w:ind w:left="3600" w:hanging="360"/>
       </w:pPr>
       <w:rPr>
-        <w:rFonts w:ascii="Courier New" w:hAnsi="Courier New" w:cs="Courier New" w:hint="default"/>
+        <w:rFonts w:hint="default" w:ascii="Courier New" w:hAnsi="Courier New" w:cs="Courier New"/>
       </w:rPr>
     </w:lvl>
     <w:lvl w:ilvl="5">
@@ -5656,7 +7243,7 @@
         <w:ind w:left="4320" w:hanging="360"/>
       </w:pPr>
       <w:rPr>
-        <w:rFonts w:ascii="Wingdings" w:hAnsi="Wingdings" w:cs="Wingdings" w:hint="default"/>
+        <w:rFonts w:hint="default" w:ascii="Wingdings" w:hAnsi="Wingdings" w:cs="Wingdings"/>
         <w:b/>
         <w:sz w:val="20"/>
       </w:rPr>
@@ -5673,7 +7260,7 @@
         <w:ind w:left="5040" w:hanging="360"/>
       </w:pPr>
       <w:rPr>
-        <w:rFonts w:ascii="Symbol" w:hAnsi="Symbol" w:cs="Symbol" w:hint="default"/>
+        <w:rFonts w:hint="default" w:ascii="Symbol" w:hAnsi="Symbol" w:cs="Symbol"/>
       </w:rPr>
     </w:lvl>
     <w:lvl w:ilvl="7">
@@ -5688,7 +7275,7 @@
         <w:ind w:left="5760" w:hanging="360"/>
       </w:pPr>
       <w:rPr>
-        <w:rFonts w:ascii="Courier New" w:hAnsi="Courier New" w:cs="Courier New" w:hint="default"/>
+        <w:rFonts w:hint="default" w:ascii="Courier New" w:hAnsi="Courier New" w:cs="Courier New"/>
       </w:rPr>
     </w:lvl>
     <w:lvl w:ilvl="8">
@@ -5703,7 +7290,7 @@
         <w:ind w:left="6480" w:hanging="360"/>
       </w:pPr>
       <w:rPr>
-        <w:rFonts w:ascii="Wingdings" w:hAnsi="Wingdings" w:cs="Wingdings" w:hint="default"/>
+        <w:rFonts w:hint="default" w:ascii="Wingdings" w:hAnsi="Wingdings" w:cs="Wingdings"/>
         <w:b/>
         <w:sz w:val="20"/>
       </w:rPr>
@@ -5725,11 +7312,11 @@
 </file>
 
 <file path=word/styles.xml><?xml version="1.0" encoding="utf-8"?>
-<w:styles xmlns:mc="http://schemas.openxmlformats.org/markup-compatibility/2006" xmlns:r="http://schemas.openxmlformats.org/officeDocument/2006/relationships" xmlns:w="http://schemas.openxmlformats.org/wordprocessingml/2006/main" xmlns:w14="http://schemas.microsoft.com/office/word/2010/wordml" xmlns:w15="http://schemas.microsoft.com/office/word/2012/wordml" xmlns:w16cex="http://schemas.microsoft.com/office/word/2018/wordml/cex" xmlns:w16cid="http://schemas.microsoft.com/office/word/2016/wordml/cid" xmlns:w16="http://schemas.microsoft.com/office/word/2018/wordml" xmlns:w16du="http://schemas.microsoft.com/office/word/2023/wordml/word16du" xmlns:w16sdtdh="http://schemas.microsoft.com/office/word/2020/wordml/sdtdatahash" xmlns:w16sdtfl="http://schemas.microsoft.com/office/word/2024/wordml/sdtformatlock" xmlns:w16se="http://schemas.microsoft.com/office/word/2015/wordml/symex" mc:Ignorable="w14 w15 w16se w16cid w16 w16cex w16sdtdh w16sdtfl w16du">
+<w:styles xmlns:wp14="http://schemas.microsoft.com/office/word/2010/wordprocessingDrawing" xmlns:mc="http://schemas.openxmlformats.org/markup-compatibility/2006" xmlns:r="http://schemas.openxmlformats.org/officeDocument/2006/relationships" xmlns:w="http://schemas.openxmlformats.org/wordprocessingml/2006/main" xmlns:w14="http://schemas.microsoft.com/office/word/2010/wordml" xmlns:w15="http://schemas.microsoft.com/office/word/2012/wordml" xmlns:w16cex="http://schemas.microsoft.com/office/word/2018/wordml/cex" xmlns:w16cid="http://schemas.microsoft.com/office/word/2016/wordml/cid" xmlns:w16="http://schemas.microsoft.com/office/word/2018/wordml" xmlns:w16du="http://schemas.microsoft.com/office/word/2023/wordml/word16du" xmlns:w16sdtdh="http://schemas.microsoft.com/office/word/2020/wordml/sdtdatahash" xmlns:w16sdtfl="http://schemas.microsoft.com/office/word/2024/wordml/sdtformatlock" xmlns:w16se="http://schemas.microsoft.com/office/word/2015/wordml/symex" mc:Ignorable="w14 w15 w16se w16cid w16 w16cex w16sdtdh w16sdtfl w16du wp14">
   <w:docDefaults>
     <w:rPrDefault>
       <w:rPr>
-        <w:rFonts w:ascii="Cambria" w:eastAsia="Times New Roman" w:hAnsi="Cambria" w:cs="Times New Roman"/>
+        <w:rFonts w:ascii="Cambria" w:hAnsi="Cambria" w:eastAsia="Times New Roman" w:cs="Times New Roman"/>
         <w:szCs w:val="24"/>
         <w:lang w:val="en-US" w:eastAsia="en-US" w:bidi="ar-SA"/>
       </w:rPr>
@@ -5739,14 +7326,14 @@
   <w:latentStyles w:defLockedState="0" w:defUIPriority="99" w:defSemiHidden="0" w:defUnhideWhenUsed="0" w:defQFormat="0" w:count="376">
     <w:lsdException w:name="Normal" w:uiPriority="0" w:qFormat="1"/>
     <w:lsdException w:name="heading 1" w:uiPriority="0" w:qFormat="1"/>
-    <w:lsdException w:name="heading 2" w:semiHidden="1" w:uiPriority="9" w:unhideWhenUsed="1" w:qFormat="1"/>
-    <w:lsdException w:name="heading 3" w:semiHidden="1" w:uiPriority="9" w:unhideWhenUsed="1" w:qFormat="1"/>
-    <w:lsdException w:name="heading 4" w:semiHidden="1" w:uiPriority="9" w:unhideWhenUsed="1" w:qFormat="1"/>
-    <w:lsdException w:name="heading 5" w:semiHidden="1" w:uiPriority="9" w:unhideWhenUsed="1" w:qFormat="1"/>
-    <w:lsdException w:name="heading 6" w:semiHidden="1" w:uiPriority="9" w:unhideWhenUsed="1" w:qFormat="1"/>
-    <w:lsdException w:name="heading 7" w:semiHidden="1" w:uiPriority="9" w:unhideWhenUsed="1" w:qFormat="1"/>
-    <w:lsdException w:name="heading 8" w:semiHidden="1" w:uiPriority="9" w:unhideWhenUsed="1" w:qFormat="1"/>
-    <w:lsdException w:name="heading 9" w:semiHidden="1" w:uiPriority="9" w:unhideWhenUsed="1" w:qFormat="1"/>
+    <w:lsdException w:name="heading 2" w:uiPriority="9" w:semiHidden="1" w:unhideWhenUsed="1" w:qFormat="1"/>
+    <w:lsdException w:name="heading 3" w:uiPriority="9" w:semiHidden="1" w:unhideWhenUsed="1" w:qFormat="1"/>
+    <w:lsdException w:name="heading 4" w:uiPriority="9" w:semiHidden="1" w:unhideWhenUsed="1" w:qFormat="1"/>
+    <w:lsdException w:name="heading 5" w:uiPriority="9" w:semiHidden="1" w:unhideWhenUsed="1" w:qFormat="1"/>
+    <w:lsdException w:name="heading 6" w:uiPriority="9" w:semiHidden="1" w:unhideWhenUsed="1" w:qFormat="1"/>
+    <w:lsdException w:name="heading 7" w:uiPriority="9" w:semiHidden="1" w:unhideWhenUsed="1" w:qFormat="1"/>
+    <w:lsdException w:name="heading 8" w:uiPriority="9" w:semiHidden="1" w:unhideWhenUsed="1" w:qFormat="1"/>
+    <w:lsdException w:name="heading 9" w:uiPriority="9" w:semiHidden="1" w:unhideWhenUsed="1" w:qFormat="1"/>
     <w:lsdException w:name="index 1" w:semiHidden="1" w:unhideWhenUsed="1"/>
     <w:lsdException w:name="index 2" w:semiHidden="1" w:unhideWhenUsed="1"/>
     <w:lsdException w:name="index 3" w:semiHidden="1" w:unhideWhenUsed="1"/>
@@ -5756,22 +7343,22 @@
     <w:lsdException w:name="index 7" w:semiHidden="1" w:unhideWhenUsed="1"/>
     <w:lsdException w:name="index 8" w:semiHidden="1" w:unhideWhenUsed="1"/>
     <w:lsdException w:name="index 9" w:semiHidden="1" w:unhideWhenUsed="1"/>
-    <w:lsdException w:name="toc 1" w:semiHidden="1" w:uiPriority="39" w:unhideWhenUsed="1"/>
-    <w:lsdException w:name="toc 2" w:semiHidden="1" w:uiPriority="39" w:unhideWhenUsed="1"/>
-    <w:lsdException w:name="toc 3" w:semiHidden="1" w:uiPriority="39" w:unhideWhenUsed="1"/>
-    <w:lsdException w:name="toc 4" w:semiHidden="1" w:uiPriority="39" w:unhideWhenUsed="1"/>
-    <w:lsdException w:name="toc 5" w:semiHidden="1" w:uiPriority="39" w:unhideWhenUsed="1"/>
-    <w:lsdException w:name="toc 6" w:semiHidden="1" w:uiPriority="39" w:unhideWhenUsed="1"/>
-    <w:lsdException w:name="toc 7" w:semiHidden="1" w:uiPriority="39" w:unhideWhenUsed="1"/>
-    <w:lsdException w:name="toc 8" w:semiHidden="1" w:uiPriority="39" w:unhideWhenUsed="1"/>
-    <w:lsdException w:name="toc 9" w:semiHidden="1" w:uiPriority="39" w:unhideWhenUsed="1"/>
-    <w:lsdException w:name="Normal Indent" w:semiHidden="1" w:uiPriority="0" w:unhideWhenUsed="1"/>
+    <w:lsdException w:name="toc 1" w:uiPriority="39" w:semiHidden="1" w:unhideWhenUsed="1"/>
+    <w:lsdException w:name="toc 2" w:uiPriority="39" w:semiHidden="1" w:unhideWhenUsed="1"/>
+    <w:lsdException w:name="toc 3" w:uiPriority="39" w:semiHidden="1" w:unhideWhenUsed="1"/>
+    <w:lsdException w:name="toc 4" w:uiPriority="39" w:semiHidden="1" w:unhideWhenUsed="1"/>
+    <w:lsdException w:name="toc 5" w:uiPriority="39" w:semiHidden="1" w:unhideWhenUsed="1"/>
+    <w:lsdException w:name="toc 6" w:uiPriority="39" w:semiHidden="1" w:unhideWhenUsed="1"/>
+    <w:lsdException w:name="toc 7" w:uiPriority="39" w:semiHidden="1" w:unhideWhenUsed="1"/>
+    <w:lsdException w:name="toc 8" w:uiPriority="39" w:semiHidden="1" w:unhideWhenUsed="1"/>
+    <w:lsdException w:name="toc 9" w:uiPriority="39" w:semiHidden="1" w:unhideWhenUsed="1"/>
+    <w:lsdException w:name="Normal Indent" w:uiPriority="0" w:semiHidden="1" w:unhideWhenUsed="1"/>
     <w:lsdException w:name="footnote text" w:semiHidden="1" w:unhideWhenUsed="1"/>
-    <w:lsdException w:name="annotation text" w:semiHidden="1" w:uiPriority="0" w:unhideWhenUsed="1"/>
+    <w:lsdException w:name="annotation text" w:uiPriority="0" w:semiHidden="1" w:unhideWhenUsed="1"/>
     <w:lsdException w:name="header" w:semiHidden="1" w:unhideWhenUsed="1"/>
     <w:lsdException w:name="footer" w:semiHidden="1" w:unhideWhenUsed="1"/>
     <w:lsdException w:name="index heading" w:semiHidden="1" w:unhideWhenUsed="1"/>
-    <w:lsdException w:name="caption" w:semiHidden="1" w:uiPriority="35" w:unhideWhenUsed="1" w:qFormat="1"/>
+    <w:lsdException w:name="caption" w:uiPriority="35" w:semiHidden="1" w:unhideWhenUsed="1" w:qFormat="1"/>
     <w:lsdException w:name="table of figures" w:semiHidden="1" w:unhideWhenUsed="1"/>
     <w:lsdException w:name="envelope address" w:semiHidden="1" w:unhideWhenUsed="1"/>
     <w:lsdException w:name="envelope return" w:semiHidden="1" w:unhideWhenUsed="1"/>
@@ -5785,7 +7372,7 @@
     <w:lsdException w:name="macro" w:semiHidden="1" w:unhideWhenUsed="1"/>
     <w:lsdException w:name="toa heading" w:semiHidden="1" w:unhideWhenUsed="1"/>
     <w:lsdException w:name="List" w:semiHidden="1" w:unhideWhenUsed="1"/>
-    <w:lsdException w:name="List Bullet" w:semiHidden="1" w:uiPriority="0" w:unhideWhenUsed="1"/>
+    <w:lsdException w:name="List Bullet" w:uiPriority="0" w:semiHidden="1" w:unhideWhenUsed="1"/>
     <w:lsdException w:name="List Number" w:semiHidden="1" w:unhideWhenUsed="1"/>
     <w:lsdException w:name="List 2" w:semiHidden="1" w:unhideWhenUsed="1"/>
     <w:lsdException w:name="List 3" w:semiHidden="1" w:unhideWhenUsed="1"/>
@@ -5802,15 +7389,15 @@
     <w:lsdException w:name="Title" w:uiPriority="0" w:qFormat="1"/>
     <w:lsdException w:name="Closing" w:semiHidden="1" w:unhideWhenUsed="1"/>
     <w:lsdException w:name="Signature" w:semiHidden="1" w:unhideWhenUsed="1"/>
-    <w:lsdException w:name="Default Paragraph Font" w:semiHidden="1" w:uiPriority="1" w:unhideWhenUsed="1"/>
-    <w:lsdException w:name="Body Text" w:semiHidden="1" w:uiPriority="0" w:unhideWhenUsed="1"/>
+    <w:lsdException w:name="Default Paragraph Font" w:uiPriority="1" w:semiHidden="1" w:unhideWhenUsed="1"/>
+    <w:lsdException w:name="Body Text" w:uiPriority="0" w:semiHidden="1" w:unhideWhenUsed="1"/>
     <w:lsdException w:name="Body Text Indent" w:semiHidden="1" w:unhideWhenUsed="1"/>
     <w:lsdException w:name="List Continue" w:semiHidden="1" w:unhideWhenUsed="1"/>
     <w:lsdException w:name="List Continue 2" w:semiHidden="1" w:unhideWhenUsed="1"/>
     <w:lsdException w:name="List Continue 3" w:semiHidden="1" w:unhideWhenUsed="1"/>
     <w:lsdException w:name="List Continue 4" w:semiHidden="1" w:unhideWhenUsed="1"/>
     <w:lsdException w:name="List Continue 5" w:semiHidden="1" w:unhideWhenUsed="1"/>
-    <w:lsdException w:name="Message Header" w:semiHidden="1" w:uiPriority="0" w:unhideWhenUsed="1"/>
+    <w:lsdException w:name="Message Header" w:uiPriority="0" w:semiHidden="1" w:unhideWhenUsed="1"/>
     <w:lsdException w:name="Subtitle" w:uiPriority="11" w:qFormat="1"/>
     <w:lsdException w:name="Salutation" w:semiHidden="1" w:unhideWhenUsed="1"/>
     <w:lsdException w:name="Date" w:semiHidden="1" w:unhideWhenUsed="1"/>
@@ -5831,7 +7418,7 @@
     <w:lsdException w:name="E-mail Signature" w:semiHidden="1" w:unhideWhenUsed="1"/>
     <w:lsdException w:name="HTML Top of Form" w:semiHidden="1" w:unhideWhenUsed="1"/>
     <w:lsdException w:name="HTML Bottom of Form" w:semiHidden="1" w:unhideWhenUsed="1"/>
-    <w:lsdException w:name="Normal (Web)" w:semiHidden="1" w:uiPriority="0" w:unhideWhenUsed="1"/>
+    <w:lsdException w:name="Normal (Web)" w:uiPriority="0" w:semiHidden="1" w:unhideWhenUsed="1"/>
     <w:lsdException w:name="HTML Acronym" w:semiHidden="1" w:unhideWhenUsed="1"/>
     <w:lsdException w:name="HTML Address" w:semiHidden="1" w:unhideWhenUsed="1"/>
     <w:lsdException w:name="HTML Cite" w:semiHidden="1" w:unhideWhenUsed="1"/>
@@ -6002,8 +7589,8 @@
     <w:lsdException w:name="Subtle Reference" w:uiPriority="31" w:qFormat="1"/>
     <w:lsdException w:name="Intense Reference" w:uiPriority="32" w:qFormat="1"/>
     <w:lsdException w:name="Book Title" w:uiPriority="33" w:qFormat="1"/>
-    <w:lsdException w:name="Bibliography" w:semiHidden="1" w:uiPriority="37" w:unhideWhenUsed="1"/>
-    <w:lsdException w:name="TOC Heading" w:semiHidden="1" w:uiPriority="39" w:unhideWhenUsed="1" w:qFormat="1"/>
+    <w:lsdException w:name="Bibliography" w:uiPriority="37" w:semiHidden="1" w:unhideWhenUsed="1"/>
+    <w:lsdException w:name="TOC Heading" w:uiPriority="39" w:semiHidden="1" w:unhideWhenUsed="1" w:qFormat="1"/>
     <w:lsdException w:name="Plain Table 1" w:uiPriority="41"/>
     <w:lsdException w:name="Plain Table 2" w:uiPriority="42"/>
     <w:lsdException w:name="Plain Table 3" w:uiPriority="43"/>
@@ -6114,7 +7701,7 @@
     <w:lsdException w:name="Unresolved Mention" w:semiHidden="1" w:unhideWhenUsed="1"/>
     <w:lsdException w:name="Smart Link" w:semiHidden="1" w:unhideWhenUsed="1"/>
   </w:latentStyles>
-  <w:style w:type="paragraph" w:default="1" w:styleId="Normal">
+  <w:style w:type="paragraph" w:styleId="Normal" w:default="1">
     <w:name w:val="Normal"/>
     <w:qFormat/>
     <w:rsid w:val="005E11A2"/>
@@ -6215,13 +7802,12 @@
       <w:iCs/>
     </w:rPr>
   </w:style>
-  <w:style w:type="character" w:default="1" w:styleId="Fontepargpadro">
+  <w:style w:type="character" w:styleId="Fontepargpadro" w:default="1">
     <w:name w:val="Default Paragraph Font"/>
     <w:uiPriority w:val="1"/>
-    <w:semiHidden/>
     <w:unhideWhenUsed/>
   </w:style>
-  <w:style w:type="table" w:default="1" w:styleId="Tabelanormal">
+  <w:style w:type="table" w:styleId="Tabelanormal" w:default="1">
     <w:name w:val="Normal Table"/>
     <w:uiPriority w:val="99"/>
     <w:semiHidden/>
@@ -6236,13 +7822,13 @@
       </w:tblCellMar>
     </w:tblPr>
   </w:style>
-  <w:style w:type="numbering" w:default="1" w:styleId="Semlista">
+  <w:style w:type="numbering" w:styleId="Semlista" w:default="1">
     <w:name w:val="No List"/>
     <w:uiPriority w:val="99"/>
     <w:semiHidden/>
     <w:unhideWhenUsed/>
   </w:style>
-  <w:style w:type="character" w:customStyle="1" w:styleId="CabealhoChar">
+  <w:style w:type="character" w:styleId="CabealhoChar" w:customStyle="1">
     <w:name w:val="Cabeçalho Char"/>
     <w:basedOn w:val="Fontepargpadro"/>
     <w:link w:val="Cabealho"/>
@@ -6250,7 +7836,7 @@
     <w:qFormat/>
     <w:rsid w:val="00722B06"/>
   </w:style>
-  <w:style w:type="character" w:customStyle="1" w:styleId="RodapChar">
+  <w:style w:type="character" w:styleId="RodapChar" w:customStyle="1">
     <w:name w:val="Rodapé Char"/>
     <w:basedOn w:val="Fontepargpadro"/>
     <w:link w:val="Rodap"/>
@@ -6258,7 +7844,7 @@
     <w:qFormat/>
     <w:rsid w:val="00722B06"/>
   </w:style>
-  <w:style w:type="character" w:customStyle="1" w:styleId="TextodebaloChar">
+  <w:style w:type="character" w:styleId="TextodebaloChar" w:customStyle="1">
     <w:name w:val="Texto de balão Char"/>
     <w:basedOn w:val="Fontepargpadro"/>
     <w:link w:val="Textodebalo"/>
@@ -6272,7 +7858,7 @@
       <w:szCs w:val="18"/>
     </w:rPr>
   </w:style>
-  <w:style w:type="character" w:customStyle="1" w:styleId="LinkdaInternet">
+  <w:style w:type="character" w:styleId="LinkdaInternet" w:customStyle="1">
     <w:name w:val="Link da Internet"/>
     <w:basedOn w:val="Fontepargpadro"/>
     <w:uiPriority w:val="99"/>
@@ -6283,33 +7869,33 @@
       <w:u w:val="single"/>
     </w:rPr>
   </w:style>
-  <w:style w:type="character" w:customStyle="1" w:styleId="Ttulo1Char">
+  <w:style w:type="character" w:styleId="Ttulo1Char" w:customStyle="1">
     <w:name w:val="Título 1 Char"/>
     <w:basedOn w:val="Fontepargpadro"/>
     <w:link w:val="Ttulo1"/>
     <w:qFormat/>
     <w:rsid w:val="00935272"/>
     <w:rPr>
-      <w:rFonts w:ascii="Arial" w:eastAsia="Times New Roman" w:hAnsi="Arial" w:cs="Arial"/>
+      <w:rFonts w:ascii="Arial" w:hAnsi="Arial" w:eastAsia="Times New Roman" w:cs="Arial"/>
       <w:b/>
       <w:bCs/>
       <w:sz w:val="32"/>
       <w:szCs w:val="32"/>
     </w:rPr>
   </w:style>
-  <w:style w:type="character" w:customStyle="1" w:styleId="CorpodetextoChar">
+  <w:style w:type="character" w:styleId="CorpodetextoChar" w:customStyle="1">
     <w:name w:val="Corpo de texto Char"/>
     <w:basedOn w:val="Fontepargpadro"/>
     <w:link w:val="Corpodetexto"/>
     <w:qFormat/>
     <w:rsid w:val="00935272"/>
     <w:rPr>
-      <w:rFonts w:ascii="Arial" w:eastAsia="Times New Roman" w:hAnsi="Arial" w:cs="Times New Roman"/>
+      <w:rFonts w:ascii="Arial" w:hAnsi="Arial" w:eastAsia="Times New Roman" w:cs="Times New Roman"/>
       <w:sz w:val="22"/>
       <w:szCs w:val="20"/>
     </w:rPr>
   </w:style>
-  <w:style w:type="character" w:customStyle="1" w:styleId="Ttulo2Char">
+  <w:style w:type="character" w:styleId="Ttulo2Char" w:customStyle="1">
     <w:name w:val="Título 2 Char"/>
     <w:basedOn w:val="Fontepargpadro"/>
     <w:link w:val="Ttulo2"/>
@@ -6324,7 +7910,7 @@
       <w:szCs w:val="26"/>
     </w:rPr>
   </w:style>
-  <w:style w:type="character" w:customStyle="1" w:styleId="Ttulo3Char">
+  <w:style w:type="character" w:styleId="Ttulo3Char" w:customStyle="1">
     <w:name w:val="Título 3 Char"/>
     <w:basedOn w:val="Fontepargpadro"/>
     <w:link w:val="Ttulo3"/>
@@ -6338,32 +7924,32 @@
       <w:sz w:val="22"/>
     </w:rPr>
   </w:style>
-  <w:style w:type="character" w:customStyle="1" w:styleId="TtuloChar">
+  <w:style w:type="character" w:styleId="TtuloChar" w:customStyle="1">
     <w:name w:val="Título Char"/>
     <w:basedOn w:val="Fontepargpadro"/>
     <w:link w:val="Ttulo"/>
     <w:qFormat/>
     <w:rsid w:val="00CC2298"/>
     <w:rPr>
-      <w:rFonts w:ascii="Times New Roman" w:eastAsia="Times New Roman" w:hAnsi="Times New Roman" w:cs="Times New Roman"/>
+      <w:rFonts w:ascii="Times New Roman" w:hAnsi="Times New Roman" w:eastAsia="Times New Roman" w:cs="Times New Roman"/>
       <w:b/>
       <w:sz w:val="28"/>
       <w:szCs w:val="20"/>
     </w:rPr>
   </w:style>
-  <w:style w:type="character" w:customStyle="1" w:styleId="CabealhodamensagemChar">
+  <w:style w:type="character" w:styleId="CabealhodamensagemChar" w:customStyle="1">
     <w:name w:val="Cabeçalho da mensagem Char"/>
     <w:basedOn w:val="Fontepargpadro"/>
     <w:link w:val="Cabealhodamensagem"/>
     <w:qFormat/>
     <w:rsid w:val="00CC2298"/>
     <w:rPr>
-      <w:rFonts w:ascii="Arial" w:eastAsia="Times New Roman" w:hAnsi="Arial" w:cs="Arial"/>
+      <w:rFonts w:ascii="Arial" w:hAnsi="Arial" w:eastAsia="Times New Roman" w:cs="Arial"/>
       <w:sz w:val="20"/>
       <w:shd w:val="clear" w:color="auto" w:fill="CCCCCC"/>
     </w:rPr>
   </w:style>
-  <w:style w:type="character" w:customStyle="1" w:styleId="TextodecomentrioChar">
+  <w:style w:type="character" w:styleId="TextodecomentrioChar" w:customStyle="1">
     <w:name w:val="Texto de comentário Char"/>
     <w:basedOn w:val="Fontepargpadro"/>
     <w:link w:val="Textodecomentrio"/>
@@ -6371,12 +7957,12 @@
     <w:qFormat/>
     <w:rsid w:val="00CC2298"/>
     <w:rPr>
-      <w:rFonts w:ascii="Arial" w:eastAsia="Times New Roman" w:hAnsi="Arial" w:cs="Times New Roman"/>
+      <w:rFonts w:ascii="Arial" w:hAnsi="Arial" w:eastAsia="Times New Roman" w:cs="Times New Roman"/>
       <w:sz w:val="20"/>
       <w:szCs w:val="20"/>
     </w:rPr>
   </w:style>
-  <w:style w:type="character" w:customStyle="1" w:styleId="Corpodetexto3Char">
+  <w:style w:type="character" w:styleId="Corpodetexto3Char" w:customStyle="1">
     <w:name w:val="Corpo de texto 3 Char"/>
     <w:basedOn w:val="Fontepargpadro"/>
     <w:link w:val="Corpodetexto3"/>
@@ -6389,7 +7975,7 @@
       <w:szCs w:val="16"/>
     </w:rPr>
   </w:style>
-  <w:style w:type="character" w:customStyle="1" w:styleId="Ttulo4Char">
+  <w:style w:type="character" w:styleId="Ttulo4Char" w:customStyle="1">
     <w:name w:val="Título 4 Char"/>
     <w:basedOn w:val="Fontepargpadro"/>
     <w:link w:val="Ttulo4"/>
@@ -6405,7 +7991,7 @@
       <w:iCs/>
     </w:rPr>
   </w:style>
-  <w:style w:type="character" w:customStyle="1" w:styleId="InternetLink">
+  <w:style w:type="character" w:styleId="InternetLink" w:customStyle="1">
     <w:name w:val="Internet Link"/>
     <w:qFormat/>
     <w:rPr>
@@ -6462,7 +8048,7 @@
       <w:iCs/>
     </w:rPr>
   </w:style>
-  <w:style w:type="paragraph" w:customStyle="1" w:styleId="ndice">
+  <w:style w:type="paragraph" w:styleId="ndice" w:customStyle="1">
     <w:name w:val="Índice"/>
     <w:basedOn w:val="Normal"/>
     <w:qFormat/>
@@ -6473,7 +8059,7 @@
       <w:rFonts w:cs="Mangal"/>
     </w:rPr>
   </w:style>
-  <w:style w:type="paragraph" w:customStyle="1" w:styleId="TextBody">
+  <w:style w:type="paragraph" w:styleId="TextBody" w:customStyle="1">
     <w:name w:val="Text Body"/>
     <w:basedOn w:val="Normal"/>
     <w:qFormat/>
@@ -6481,7 +8067,7 @@
       <w:spacing w:after="140" w:line="288" w:lineRule="auto"/>
     </w:pPr>
   </w:style>
-  <w:style w:type="paragraph" w:customStyle="1" w:styleId="CabealhoeRodap">
+  <w:style w:type="paragraph" w:styleId="CabealhoeRodap" w:customStyle="1">
     <w:name w:val="Cabeçalho e Rodapé"/>
     <w:basedOn w:val="Normal"/>
     <w:qFormat/>
@@ -6517,7 +8103,7 @@
       <w:szCs w:val="18"/>
     </w:rPr>
   </w:style>
-  <w:style w:type="paragraph" w:customStyle="1" w:styleId="Default">
+  <w:style w:type="paragraph" w:styleId="Default" w:customStyle="1">
     <w:name w:val="Default"/>
     <w:qFormat/>
     <w:rsid w:val="00915D64"/>
@@ -6539,7 +8125,7 @@
       <w:spacing w:after="280"/>
     </w:pPr>
     <w:rPr>
-      <w:rFonts w:ascii="Arial Unicode MS" w:eastAsia="Arial Unicode MS" w:hAnsi="Arial Unicode MS" w:cs="Arial Unicode MS"/>
+      <w:rFonts w:ascii="Arial Unicode MS" w:hAnsi="Arial Unicode MS" w:eastAsia="Arial Unicode MS" w:cs="Arial Unicode MS"/>
     </w:rPr>
   </w:style>
   <w:style w:type="paragraph" w:styleId="Cabealhodamensagem">
@@ -6550,10 +8136,10 @@
     <w:rsid w:val="00CC2298"/>
     <w:pPr>
       <w:pBdr>
-        <w:top w:val="single" w:sz="6" w:space="1" w:color="00000A"/>
-        <w:left w:val="single" w:sz="6" w:space="1" w:color="00000A"/>
-        <w:bottom w:val="single" w:sz="6" w:space="1" w:color="00000A"/>
-        <w:right w:val="single" w:sz="6" w:space="1" w:color="00000A"/>
+        <w:top w:val="single" w:color="00000A" w:sz="6" w:space="1"/>
+        <w:left w:val="single" w:color="00000A" w:sz="6" w:space="1"/>
+        <w:bottom w:val="single" w:color="00000A" w:sz="6" w:space="1"/>
+        <w:right w:val="single" w:color="00000A" w:sz="6" w:space="1"/>
       </w:pBdr>
       <w:shd w:val="clear" w:color="auto" w:fill="CCCCCC"/>
       <w:ind w:left="1080" w:hanging="1080"/>
@@ -6576,7 +8162,7 @@
       <w:szCs w:val="20"/>
     </w:rPr>
   </w:style>
-  <w:style w:type="paragraph" w:customStyle="1" w:styleId="Tabletext">
+  <w:style w:type="paragraph" w:styleId="Tabletext" w:customStyle="1">
     <w:name w:val="Table text"/>
     <w:basedOn w:val="Normal"/>
     <w:qFormat/>
@@ -6610,7 +8196,7 @@
       <w:szCs w:val="20"/>
     </w:rPr>
   </w:style>
-  <w:style w:type="paragraph" w:customStyle="1" w:styleId="Tablecolumnheading">
+  <w:style w:type="paragraph" w:styleId="Tablecolumnheading" w:customStyle="1">
     <w:name w:val="Table column heading"/>
     <w:basedOn w:val="Normal"/>
     <w:qFormat/>
@@ -6645,7 +8231,7 @@
       <w:szCs w:val="16"/>
     </w:rPr>
   </w:style>
-  <w:style w:type="paragraph" w:customStyle="1" w:styleId="Majorfindingspagenumber">
+  <w:style w:type="paragraph" w:styleId="Majorfindingspagenumber" w:customStyle="1">
     <w:name w:val="Major findings page number"/>
     <w:basedOn w:val="Tabletext"/>
     <w:qFormat/>
@@ -6654,17 +8240,17 @@
       <w:sz w:val="22"/>
     </w:rPr>
   </w:style>
-  <w:style w:type="paragraph" w:customStyle="1" w:styleId="Contedodatabela">
+  <w:style w:type="paragraph" w:styleId="Contedodatabela" w:customStyle="1">
     <w:name w:val="Conteúdo da tabela"/>
     <w:basedOn w:val="Normal"/>
     <w:qFormat/>
   </w:style>
-  <w:style w:type="paragraph" w:customStyle="1" w:styleId="Ttulodetabela">
+  <w:style w:type="paragraph" w:styleId="Ttulodetabela" w:customStyle="1">
     <w:name w:val="Título de tabela"/>
     <w:basedOn w:val="Contedodatabela"/>
     <w:qFormat/>
   </w:style>
-  <w:style w:type="table" w:customStyle="1" w:styleId="LightShading-Accent11">
+  <w:style w:type="table" w:styleId="LightShading-Accent11" w:customStyle="1">
     <w:name w:val="Light Shading - Accent 11"/>
     <w:basedOn w:val="Tabelanormal"/>
     <w:uiPriority w:val="60"/>
@@ -6679,8 +8265,8 @@
       <w:tblStyleRowBandSize w:val="1"/>
       <w:tblStyleColBandSize w:val="1"/>
       <w:tblBorders>
-        <w:top w:val="single" w:sz="8" w:space="0" w:color="4F81BD" w:themeColor="accent1"/>
-        <w:bottom w:val="single" w:sz="8" w:space="0" w:color="4F81BD" w:themeColor="accent1"/>
+        <w:top w:val="single" w:color="4F81BD" w:themeColor="accent1" w:sz="8" w:space="0"/>
+        <w:bottom w:val="single" w:color="4F81BD" w:themeColor="accent1" w:sz="8" w:space="0"/>
       </w:tblBorders>
     </w:tblPr>
     <w:tblStylePr w:type="firstRow">
@@ -6694,9 +8280,9 @@
       <w:tblPr/>
       <w:tcPr>
         <w:tcBorders>
-          <w:top w:val="single" w:sz="8" w:space="0" w:color="4F81BD" w:themeColor="accent1"/>
+          <w:top w:val="single" w:color="4F81BD" w:themeColor="accent1" w:sz="8" w:space="0"/>
           <w:left w:val="nil"/>
-          <w:bottom w:val="single" w:sz="8" w:space="0" w:color="4F81BD" w:themeColor="accent1"/>
+          <w:bottom w:val="single" w:color="4F81BD" w:themeColor="accent1" w:sz="8" w:space="0"/>
           <w:right w:val="nil"/>
           <w:insideH w:val="nil"/>
           <w:insideV w:val="nil"/>
@@ -6714,9 +8300,9 @@
       <w:tblPr/>
       <w:tcPr>
         <w:tcBorders>
-          <w:top w:val="single" w:sz="8" w:space="0" w:color="4F81BD" w:themeColor="accent1"/>
+          <w:top w:val="single" w:color="4F81BD" w:themeColor="accent1" w:sz="8" w:space="0"/>
           <w:left w:val="nil"/>
-          <w:bottom w:val="single" w:sz="8" w:space="0" w:color="4F81BD" w:themeColor="accent1"/>
+          <w:bottom w:val="single" w:color="4F81BD" w:themeColor="accent1" w:sz="8" w:space="0"/>
           <w:right w:val="nil"/>
           <w:insideH w:val="nil"/>
           <w:insideV w:val="nil"/>
@@ -6760,20 +8346,30 @@
       </w:tcPr>
     </w:tblStylePr>
   </w:style>
-  <w:style w:type="table" w:styleId="Tabelacomgrade">
-    <w:name w:val="Table Grid"/>
-    <w:basedOn w:val="Tabelanormal"/>
-    <w:uiPriority w:val="59"/>
-    <w:rsid w:val="00FB4123"/>
-    <w:tblPr>
+  <w:style xmlns:w="http://schemas.openxmlformats.org/wordprocessingml/2006/main" w:type="table" w:styleId="TableGrid">
+    <w:name xmlns:w="http://schemas.openxmlformats.org/wordprocessingml/2006/main" w:val="Table Grid"/>
+    <w:basedOn xmlns:w="http://schemas.openxmlformats.org/wordprocessingml/2006/main" w:val="Tabelanormal"/>
+    <w:uiPriority xmlns:w="http://schemas.openxmlformats.org/wordprocessingml/2006/main" w:val="59"/>
+    <w:rsid xmlns:w="http://schemas.openxmlformats.org/wordprocessingml/2006/main" w:val="00FB4123"/>
+    <w:pPr xmlns:w="http://schemas.openxmlformats.org/wordprocessingml/2006/main">
+      <w:spacing w:after="0" w:line="240" w:lineRule="auto"/>
+    </w:pPr>
+    <w:tblPr xmlns:w="http://schemas.openxmlformats.org/wordprocessingml/2006/main">
+      <w:tblInd w:w="0" w:type="dxa"/>
       <w:tblBorders>
-        <w:top w:val="single" w:sz="4" w:space="0" w:color="000000" w:themeColor="text1"/>
-        <w:left w:val="single" w:sz="4" w:space="0" w:color="000000" w:themeColor="text1"/>
-        <w:bottom w:val="single" w:sz="4" w:space="0" w:color="000000" w:themeColor="text1"/>
-        <w:right w:val="single" w:sz="4" w:space="0" w:color="000000" w:themeColor="text1"/>
-        <w:insideH w:val="single" w:sz="4" w:space="0" w:color="000000" w:themeColor="text1"/>
-        <w:insideV w:val="single" w:sz="4" w:space="0" w:color="000000" w:themeColor="text1"/>
+        <w:top w:val="single" w:color="000000" w:themeColor="text1" w:sz="4" w:space="0"/>
+        <w:left w:val="single" w:color="000000" w:themeColor="text1" w:sz="4" w:space="0"/>
+        <w:bottom w:val="single" w:color="000000" w:themeColor="text1" w:sz="4" w:space="0"/>
+        <w:right w:val="single" w:color="000000" w:themeColor="text1" w:sz="4" w:space="0"/>
+        <w:insideH w:val="single" w:color="000000" w:themeColor="text1" w:sz="4" w:space="0"/>
+        <w:insideV w:val="single" w:color="000000" w:themeColor="text1" w:sz="4" w:space="0"/>
       </w:tblBorders>
+      <w:tblCellMar>
+        <w:top w:w="0" w:type="dxa"/>
+        <w:left w:w="108" w:type="dxa"/>
+        <w:bottom w:w="0" w:type="dxa"/>
+        <w:right w:w="108" w:type="dxa"/>
+      </w:tblCellMar>
     </w:tblPr>
   </w:style>
 </w:styles>
